--- a/data/outputs/v2/Biology/SS2.3_Plant_Gaseous_Exchange_and_Respiration/Biology_Plant_Gaseous_Exchange_and_Respiration_CBE_LessonSequence.docx
+++ b/data/outputs/v2/Biology/SS2.3_Plant_Gaseous_Exchange_and_Respiration/Biology_Plant_Gaseous_Exchange_and_Respiration_CBE_LessonSequence.docx
@@ -3528,32 +3528,32 @@
         <w:tc>
           <w:tcPr>
             <w:tcW w:type="dxa" w:w="1520"/>
-            <w:shd w:fill="F2F2F2" w:color="auto" w:val="clear"/>
-            <w:tcMar>
-              <w:top w:type="dxa" w:w="60"/>
-              <w:left w:type="dxa" w:w="120"/>
-              <w:bottom w:type="dxa" w:w="60"/>
-              <w:right w:type="dxa" w:w="120"/>
-            </w:tcMar>
-            <w:vAlign w:val="top"/>
-          </w:tcPr>
-          <w:p>
-            <w:pPr>
-              <w:spacing w:after="40" w:before="0"/>
-              <w:jc w:val="left"/>
-            </w:pPr>
-            <w:r>
-              <w:rPr>
-                <w:rFonts w:ascii="Arial" w:cs="Arial" w:eastAsia="Arial" w:hAnsi="Arial"/>
-                <w:b/>
-                <w:bCs/>
-                <w:i w:val="false"/>
-                <w:iCs w:val="false"/>
-                <w:color w:val="000000"/>
-                <w:sz w:val="18"/>
-                <w:szCs w:val="18"/>
-              </w:rPr>
-              <w:t xml:space="preserve">Phase 1 — Predict</w:t>
+            <w:shd w:fill="EAD1F5" w:color="auto" w:val="clear"/>
+            <w:tcMar>
+              <w:top w:type="dxa" w:w="60"/>
+              <w:left w:type="dxa" w:w="120"/>
+              <w:bottom w:type="dxa" w:w="60"/>
+              <w:right w:type="dxa" w:w="120"/>
+            </w:tcMar>
+            <w:vAlign w:val="top"/>
+          </w:tcPr>
+          <w:p>
+            <w:pPr>
+              <w:spacing w:after="40" w:before="0"/>
+              <w:jc w:val="left"/>
+            </w:pPr>
+            <w:r>
+              <w:rPr>
+                <w:rFonts w:ascii="Arial" w:cs="Arial" w:eastAsia="Arial" w:hAnsi="Arial"/>
+                <w:b/>
+                <w:bCs/>
+                <w:i w:val="false"/>
+                <w:iCs w:val="false"/>
+                <w:color w:val="000000"/>
+                <w:sz w:val="18"/>
+                <w:szCs w:val="18"/>
+              </w:rPr>
+              <w:t xml:space="preserve">Predict Phase</w:t>
             </w:r>
           </w:p>
           <w:p>
@@ -3576,7 +3576,7 @@
             <w:pPr>
               <w:spacing w:after="20" w:before="0"/>
             </w:pPr>
-            <w:hyperlink w:history="1" r:id="rIddmkrtoq3ck1qmehu-kee2">
+            <w:hyperlink w:history="1" r:id="rIdb3qwvb4us_k5c3kp7cp40">
               <w:r>
                 <w:rPr>
                   <w:rFonts w:ascii="Arial" w:cs="Arial" w:eastAsia="Arial" w:hAnsi="Arial"/>
@@ -3609,7 +3609,7 @@
               <w:spacing w:after="10" w:before="0"/>
               <w:ind w:left="120"/>
             </w:pPr>
-            <w:hyperlink w:history="1" r:id="rIdldzcujkfepl-zfx8ege1l">
+            <w:hyperlink w:history="1" r:id="rIdzbvesrqmgvsvspbdrwfvd">
               <w:r>
                 <w:rPr>
                   <w:rFonts w:ascii="Arial" w:cs="Arial" w:eastAsia="Arial" w:hAnsi="Arial"/>
@@ -3654,7 +3654,7 @@
             <w:pPr>
               <w:spacing w:after="20" w:before="0"/>
             </w:pPr>
-            <w:hyperlink w:history="1" r:id="rId4mksrsvbqtjqnecj3ugre">
+            <w:hyperlink w:history="1" r:id="rId79binm41axya0ewaqlmrd">
               <w:r>
                 <w:rPr>
                   <w:rFonts w:ascii="Arial" w:cs="Arial" w:eastAsia="Arial" w:hAnsi="Arial"/>
@@ -3687,7 +3687,7 @@
               <w:spacing w:after="10" w:before="0"/>
               <w:ind w:left="120"/>
             </w:pPr>
-            <w:hyperlink w:history="1" r:id="rIdrul55xzhdp1htzvmuvigq">
+            <w:hyperlink w:history="1" r:id="rIdpdy72-ycqrzh6hz2m7jz_">
               <w:r>
                 <w:rPr>
                   <w:rFonts w:ascii="Arial" w:cs="Arial" w:eastAsia="Arial" w:hAnsi="Arial"/>
@@ -3834,32 +3834,32 @@
         <w:tc>
           <w:tcPr>
             <w:tcW w:type="dxa" w:w="1520"/>
-            <w:shd w:fill="F2F2F2" w:color="auto" w:val="clear"/>
-            <w:tcMar>
-              <w:top w:type="dxa" w:w="60"/>
-              <w:left w:type="dxa" w:w="120"/>
-              <w:bottom w:type="dxa" w:w="60"/>
-              <w:right w:type="dxa" w:w="120"/>
-            </w:tcMar>
-            <w:vAlign w:val="top"/>
-          </w:tcPr>
-          <w:p>
-            <w:pPr>
-              <w:spacing w:after="40" w:before="0"/>
-              <w:jc w:val="left"/>
-            </w:pPr>
-            <w:r>
-              <w:rPr>
-                <w:rFonts w:ascii="Arial" w:cs="Arial" w:eastAsia="Arial" w:hAnsi="Arial"/>
-                <w:b/>
-                <w:bCs/>
-                <w:i w:val="false"/>
-                <w:iCs w:val="false"/>
-                <w:color w:val="000000"/>
-                <w:sz w:val="18"/>
-                <w:szCs w:val="18"/>
-              </w:rPr>
-              <w:t xml:space="preserve">Phase 2 — Observe</w:t>
+            <w:shd w:fill="D9EEF1" w:color="auto" w:val="clear"/>
+            <w:tcMar>
+              <w:top w:type="dxa" w:w="60"/>
+              <w:left w:type="dxa" w:w="120"/>
+              <w:bottom w:type="dxa" w:w="60"/>
+              <w:right w:type="dxa" w:w="120"/>
+            </w:tcMar>
+            <w:vAlign w:val="top"/>
+          </w:tcPr>
+          <w:p>
+            <w:pPr>
+              <w:spacing w:after="40" w:before="0"/>
+              <w:jc w:val="left"/>
+            </w:pPr>
+            <w:r>
+              <w:rPr>
+                <w:rFonts w:ascii="Arial" w:cs="Arial" w:eastAsia="Arial" w:hAnsi="Arial"/>
+                <w:b/>
+                <w:bCs/>
+                <w:i w:val="false"/>
+                <w:iCs w:val="false"/>
+                <w:color w:val="000000"/>
+                <w:sz w:val="18"/>
+                <w:szCs w:val="18"/>
+              </w:rPr>
+              <w:t xml:space="preserve">Observe Phase</w:t>
             </w:r>
           </w:p>
           <w:p>
@@ -3882,7 +3882,7 @@
             <w:pPr>
               <w:spacing w:after="20" w:before="0"/>
             </w:pPr>
-            <w:hyperlink w:history="1" r:id="rIdu703_euesdrghazilal_f">
+            <w:hyperlink w:history="1" r:id="rIdjcxixtvhkahk5ywkzmakw">
               <w:r>
                 <w:rPr>
                   <w:rFonts w:ascii="Arial" w:cs="Arial" w:eastAsia="Arial" w:hAnsi="Arial"/>
@@ -3915,7 +3915,7 @@
               <w:spacing w:after="10" w:before="0"/>
               <w:ind w:left="120"/>
             </w:pPr>
-            <w:hyperlink w:history="1" r:id="rIdaexwmwcuxevjdr7o1ahgs">
+            <w:hyperlink w:history="1" r:id="rIdrg16uld5cgw6x_czdbslm">
               <w:r>
                 <w:rPr>
                   <w:rFonts w:ascii="Arial" w:cs="Arial" w:eastAsia="Arial" w:hAnsi="Arial"/>
@@ -3960,7 +3960,7 @@
             <w:pPr>
               <w:spacing w:after="20" w:before="0"/>
             </w:pPr>
-            <w:hyperlink w:history="1" r:id="rIdilvtiuqdmeukxfywwbwgz">
+            <w:hyperlink w:history="1" r:id="rId7cig0qkezatcotssipela">
               <w:r>
                 <w:rPr>
                   <w:rFonts w:ascii="Arial" w:cs="Arial" w:eastAsia="Arial" w:hAnsi="Arial"/>
@@ -3993,7 +3993,7 @@
               <w:spacing w:after="10" w:before="0"/>
               <w:ind w:left="120"/>
             </w:pPr>
-            <w:hyperlink w:history="1" r:id="rId-69apity_mij4mourljdt">
+            <w:hyperlink w:history="1" r:id="rIdbo4atlwesc7xpvfcr8g3i">
               <w:r>
                 <w:rPr>
                   <w:rFonts w:ascii="Arial" w:cs="Arial" w:eastAsia="Arial" w:hAnsi="Arial"/>
@@ -4140,32 +4140,32 @@
         <w:tc>
           <w:tcPr>
             <w:tcW w:type="dxa" w:w="1520"/>
-            <w:shd w:fill="F2F2F2" w:color="auto" w:val="clear"/>
-            <w:tcMar>
-              <w:top w:type="dxa" w:w="60"/>
-              <w:left w:type="dxa" w:w="120"/>
-              <w:bottom w:type="dxa" w:w="60"/>
-              <w:right w:type="dxa" w:w="120"/>
-            </w:tcMar>
-            <w:vAlign w:val="top"/>
-          </w:tcPr>
-          <w:p>
-            <w:pPr>
-              <w:spacing w:after="40" w:before="0"/>
-              <w:jc w:val="left"/>
-            </w:pPr>
-            <w:r>
-              <w:rPr>
-                <w:rFonts w:ascii="Arial" w:cs="Arial" w:eastAsia="Arial" w:hAnsi="Arial"/>
-                <w:b/>
-                <w:bCs/>
-                <w:i w:val="false"/>
-                <w:iCs w:val="false"/>
-                <w:color w:val="000000"/>
-                <w:sz w:val="18"/>
-                <w:szCs w:val="18"/>
-              </w:rPr>
-              <w:t xml:space="preserve">Phase 3 — Explain</w:t>
+            <w:shd w:fill="E2EFDA" w:color="auto" w:val="clear"/>
+            <w:tcMar>
+              <w:top w:type="dxa" w:w="60"/>
+              <w:left w:type="dxa" w:w="120"/>
+              <w:bottom w:type="dxa" w:w="60"/>
+              <w:right w:type="dxa" w:w="120"/>
+            </w:tcMar>
+            <w:vAlign w:val="top"/>
+          </w:tcPr>
+          <w:p>
+            <w:pPr>
+              <w:spacing w:after="40" w:before="0"/>
+              <w:jc w:val="left"/>
+            </w:pPr>
+            <w:r>
+              <w:rPr>
+                <w:rFonts w:ascii="Arial" w:cs="Arial" w:eastAsia="Arial" w:hAnsi="Arial"/>
+                <w:b/>
+                <w:bCs/>
+                <w:i w:val="false"/>
+                <w:iCs w:val="false"/>
+                <w:color w:val="000000"/>
+                <w:sz w:val="18"/>
+                <w:szCs w:val="18"/>
+              </w:rPr>
+              <w:t xml:space="preserve">Explain Phase</w:t>
             </w:r>
           </w:p>
           <w:p>
@@ -4188,7 +4188,7 @@
             <w:pPr>
               <w:spacing w:after="20" w:before="0"/>
             </w:pPr>
-            <w:hyperlink w:history="1" r:id="rId5anp6jljk5_u4duuh-sbf">
+            <w:hyperlink w:history="1" r:id="rIdlrri7aimsfmxskspd75km">
               <w:r>
                 <w:rPr>
                   <w:rFonts w:ascii="Arial" w:cs="Arial" w:eastAsia="Arial" w:hAnsi="Arial"/>
@@ -4221,7 +4221,7 @@
               <w:spacing w:after="10" w:before="0"/>
               <w:ind w:left="120"/>
             </w:pPr>
-            <w:hyperlink w:history="1" r:id="rIdywjwpqgontpmfmkid0rc4">
+            <w:hyperlink w:history="1" r:id="rIdpxx-jfxhi6wu6xoaf2p1t">
               <w:r>
                 <w:rPr>
                   <w:rFonts w:ascii="Arial" w:cs="Arial" w:eastAsia="Arial" w:hAnsi="Arial"/>
@@ -4266,7 +4266,7 @@
             <w:pPr>
               <w:spacing w:after="20" w:before="0"/>
             </w:pPr>
-            <w:hyperlink w:history="1" r:id="rIdszk7su0w-4eo5cmbt7ugv">
+            <w:hyperlink w:history="1" r:id="rIdo0capychwpie-d9pjw9fx">
               <w:r>
                 <w:rPr>
                   <w:rFonts w:ascii="Arial" w:cs="Arial" w:eastAsia="Arial" w:hAnsi="Arial"/>
@@ -4299,7 +4299,7 @@
               <w:spacing w:after="10" w:before="0"/>
               <w:ind w:left="120"/>
             </w:pPr>
-            <w:hyperlink w:history="1" r:id="rIdtdxue7ffvpd-xxsgz-rsq">
+            <w:hyperlink w:history="1" r:id="rIdobdvbijt8a4oahlovkyak">
               <w:r>
                 <w:rPr>
                   <w:rFonts w:ascii="Arial" w:cs="Arial" w:eastAsia="Arial" w:hAnsi="Arial"/>
@@ -4446,32 +4446,32 @@
         <w:tc>
           <w:tcPr>
             <w:tcW w:type="dxa" w:w="1520"/>
-            <w:shd w:fill="F2F2F2" w:color="auto" w:val="clear"/>
-            <w:tcMar>
-              <w:top w:type="dxa" w:w="60"/>
-              <w:left w:type="dxa" w:w="120"/>
-              <w:bottom w:type="dxa" w:w="60"/>
-              <w:right w:type="dxa" w:w="120"/>
-            </w:tcMar>
-            <w:vAlign w:val="top"/>
-          </w:tcPr>
-          <w:p>
-            <w:pPr>
-              <w:spacing w:after="40" w:before="0"/>
-              <w:jc w:val="left"/>
-            </w:pPr>
-            <w:r>
-              <w:rPr>
-                <w:rFonts w:ascii="Arial" w:cs="Arial" w:eastAsia="Arial" w:hAnsi="Arial"/>
-                <w:b/>
-                <w:bCs/>
-                <w:i w:val="false"/>
-                <w:iCs w:val="false"/>
-                <w:color w:val="000000"/>
-                <w:sz w:val="18"/>
-                <w:szCs w:val="18"/>
-              </w:rPr>
-              <w:t xml:space="preserve">Phase 4 — Driving Question Board (DQB) Creation</w:t>
+            <w:shd w:fill="FCE4D6" w:color="auto" w:val="clear"/>
+            <w:tcMar>
+              <w:top w:type="dxa" w:w="60"/>
+              <w:left w:type="dxa" w:w="120"/>
+              <w:bottom w:type="dxa" w:w="60"/>
+              <w:right w:type="dxa" w:w="120"/>
+            </w:tcMar>
+            <w:vAlign w:val="top"/>
+          </w:tcPr>
+          <w:p>
+            <w:pPr>
+              <w:spacing w:after="40" w:before="0"/>
+              <w:jc w:val="left"/>
+            </w:pPr>
+            <w:r>
+              <w:rPr>
+                <w:rFonts w:ascii="Arial" w:cs="Arial" w:eastAsia="Arial" w:hAnsi="Arial"/>
+                <w:b/>
+                <w:bCs/>
+                <w:i w:val="false"/>
+                <w:iCs w:val="false"/>
+                <w:color w:val="000000"/>
+                <w:sz w:val="18"/>
+                <w:szCs w:val="18"/>
+              </w:rPr>
+              <w:t xml:space="preserve">Driving Question Board (DQB) Creation</w:t>
             </w:r>
           </w:p>
           <w:p>
@@ -4494,7 +4494,7 @@
             <w:pPr>
               <w:spacing w:after="20" w:before="0"/>
             </w:pPr>
-            <w:hyperlink w:history="1" r:id="rIdtsybyfgj__vwrri3uuhqh">
+            <w:hyperlink w:history="1" r:id="rId8iceimxwb9ow5xvyzypj8">
               <w:r>
                 <w:rPr>
                   <w:rFonts w:ascii="Arial" w:cs="Arial" w:eastAsia="Arial" w:hAnsi="Arial"/>
@@ -4527,7 +4527,7 @@
               <w:spacing w:after="10" w:before="0"/>
               <w:ind w:left="120"/>
             </w:pPr>
-            <w:hyperlink w:history="1" r:id="rIdmozitsasimq-ll1fjs0hp">
+            <w:hyperlink w:history="1" r:id="rIdwjwbsvhsdr9oldinkzexk">
               <w:r>
                 <w:rPr>
                   <w:rFonts w:ascii="Arial" w:cs="Arial" w:eastAsia="Arial" w:hAnsi="Arial"/>
@@ -4572,7 +4572,7 @@
             <w:pPr>
               <w:spacing w:after="20" w:before="0"/>
             </w:pPr>
-            <w:hyperlink w:history="1" r:id="rId7m43_1zhmwgyllqyylkez">
+            <w:hyperlink w:history="1" r:id="rIdceguxb4kav-9xweunw_pt">
               <w:r>
                 <w:rPr>
                   <w:rFonts w:ascii="Arial" w:cs="Arial" w:eastAsia="Arial" w:hAnsi="Arial"/>
@@ -4605,7 +4605,7 @@
               <w:spacing w:after="10" w:before="0"/>
               <w:ind w:left="120"/>
             </w:pPr>
-            <w:hyperlink w:history="1" r:id="rIde2rxhccynqbrttl0x7roa">
+            <w:hyperlink w:history="1" r:id="rIdxboaqekuhmftun69_opfs">
               <w:r>
                 <w:rPr>
                   <w:rFonts w:ascii="Arial" w:cs="Arial" w:eastAsia="Arial" w:hAnsi="Arial"/>
@@ -4752,32 +4752,32 @@
         <w:tc>
           <w:tcPr>
             <w:tcW w:type="dxa" w:w="1520"/>
-            <w:shd w:fill="F2F2F2" w:color="auto" w:val="clear"/>
-            <w:tcMar>
-              <w:top w:type="dxa" w:w="60"/>
-              <w:left w:type="dxa" w:w="120"/>
-              <w:bottom w:type="dxa" w:w="60"/>
-              <w:right w:type="dxa" w:w="120"/>
-            </w:tcMar>
-            <w:vAlign w:val="top"/>
-          </w:tcPr>
-          <w:p>
-            <w:pPr>
-              <w:spacing w:after="40" w:before="0"/>
-              <w:jc w:val="left"/>
-            </w:pPr>
-            <w:r>
-              <w:rPr>
-                <w:rFonts w:ascii="Arial" w:cs="Arial" w:eastAsia="Arial" w:hAnsi="Arial"/>
-                <w:b/>
-                <w:bCs/>
-                <w:i w:val="false"/>
-                <w:iCs w:val="false"/>
-                <w:color w:val="000000"/>
-                <w:sz w:val="18"/>
-                <w:szCs w:val="18"/>
-              </w:rPr>
-              <w:t xml:space="preserve">Phase 5 — Model Building</w:t>
+            <w:shd w:fill="D5E8F0" w:color="auto" w:val="clear"/>
+            <w:tcMar>
+              <w:top w:type="dxa" w:w="60"/>
+              <w:left w:type="dxa" w:w="120"/>
+              <w:bottom w:type="dxa" w:w="60"/>
+              <w:right w:type="dxa" w:w="120"/>
+            </w:tcMar>
+            <w:vAlign w:val="top"/>
+          </w:tcPr>
+          <w:p>
+            <w:pPr>
+              <w:spacing w:after="40" w:before="0"/>
+              <w:jc w:val="left"/>
+            </w:pPr>
+            <w:r>
+              <w:rPr>
+                <w:rFonts w:ascii="Arial" w:cs="Arial" w:eastAsia="Arial" w:hAnsi="Arial"/>
+                <w:b/>
+                <w:bCs/>
+                <w:i w:val="false"/>
+                <w:iCs w:val="false"/>
+                <w:color w:val="000000"/>
+                <w:sz w:val="18"/>
+                <w:szCs w:val="18"/>
+              </w:rPr>
+              <w:t xml:space="preserve">Model Building Phase</w:t>
             </w:r>
           </w:p>
           <w:p>
@@ -4800,7 +4800,7 @@
             <w:pPr>
               <w:spacing w:after="20" w:before="0"/>
             </w:pPr>
-            <w:hyperlink w:history="1" r:id="rId40qc2j6xdrw8gc2a6hy7m">
+            <w:hyperlink w:history="1" r:id="rIdgiuvwih5q841xlp9xznf1">
               <w:r>
                 <w:rPr>
                   <w:rFonts w:ascii="Arial" w:cs="Arial" w:eastAsia="Arial" w:hAnsi="Arial"/>
@@ -4833,7 +4833,7 @@
               <w:spacing w:after="10" w:before="0"/>
               <w:ind w:left="120"/>
             </w:pPr>
-            <w:hyperlink w:history="1" r:id="rIdam1fhinyszkwlqzbwzm-e">
+            <w:hyperlink w:history="1" r:id="rIdp9t3jlkpsx_ykpiiptsxc">
               <w:r>
                 <w:rPr>
                   <w:rFonts w:ascii="Arial" w:cs="Arial" w:eastAsia="Arial" w:hAnsi="Arial"/>
@@ -4878,7 +4878,7 @@
             <w:pPr>
               <w:spacing w:after="20" w:before="0"/>
             </w:pPr>
-            <w:hyperlink w:history="1" r:id="rIdznnmwjyejwwh2naqcfi-r">
+            <w:hyperlink w:history="1" r:id="rIdaikcghpjfnbcvrpadeb-y">
               <w:r>
                 <w:rPr>
                   <w:rFonts w:ascii="Arial" w:cs="Arial" w:eastAsia="Arial" w:hAnsi="Arial"/>
@@ -4911,7 +4911,7 @@
               <w:spacing w:after="10" w:before="0"/>
               <w:ind w:left="120"/>
             </w:pPr>
-            <w:hyperlink w:history="1" r:id="rId1wsrbgdrdtn5rn8xkpjdy">
+            <w:hyperlink w:history="1" r:id="rIdrzule9jitzxcmhoosqalz">
               <w:r>
                 <w:rPr>
                   <w:rFonts w:ascii="Arial" w:cs="Arial" w:eastAsia="Arial" w:hAnsi="Arial"/>
@@ -6350,32 +6350,32 @@
         <w:tc>
           <w:tcPr>
             <w:tcW w:type="dxa" w:w="1520"/>
-            <w:shd w:fill="F2F2F2" w:color="auto" w:val="clear"/>
-            <w:tcMar>
-              <w:top w:type="dxa" w:w="60"/>
-              <w:left w:type="dxa" w:w="120"/>
-              <w:bottom w:type="dxa" w:w="60"/>
-              <w:right w:type="dxa" w:w="120"/>
-            </w:tcMar>
-            <w:vAlign w:val="top"/>
-          </w:tcPr>
-          <w:p>
-            <w:pPr>
-              <w:spacing w:after="40" w:before="0"/>
-              <w:jc w:val="left"/>
-            </w:pPr>
-            <w:r>
-              <w:rPr>
-                <w:rFonts w:ascii="Arial" w:cs="Arial" w:eastAsia="Arial" w:hAnsi="Arial"/>
-                <w:b/>
-                <w:bCs/>
-                <w:i w:val="false"/>
-                <w:iCs w:val="false"/>
-                <w:color w:val="000000"/>
-                <w:sz w:val="18"/>
-                <w:szCs w:val="18"/>
-              </w:rPr>
-              <w:t xml:space="preserve">1 — Predict</w:t>
+            <w:shd w:fill="EAD1F5" w:color="auto" w:val="clear"/>
+            <w:tcMar>
+              <w:top w:type="dxa" w:w="60"/>
+              <w:left w:type="dxa" w:w="120"/>
+              <w:bottom w:type="dxa" w:w="60"/>
+              <w:right w:type="dxa" w:w="120"/>
+            </w:tcMar>
+            <w:vAlign w:val="top"/>
+          </w:tcPr>
+          <w:p>
+            <w:pPr>
+              <w:spacing w:after="40" w:before="0"/>
+              <w:jc w:val="left"/>
+            </w:pPr>
+            <w:r>
+              <w:rPr>
+                <w:rFonts w:ascii="Arial" w:cs="Arial" w:eastAsia="Arial" w:hAnsi="Arial"/>
+                <w:b/>
+                <w:bCs/>
+                <w:i w:val="false"/>
+                <w:iCs w:val="false"/>
+                <w:color w:val="000000"/>
+                <w:sz w:val="18"/>
+                <w:szCs w:val="18"/>
+              </w:rPr>
+              <w:t xml:space="preserve">Predict Phase</w:t>
             </w:r>
           </w:p>
           <w:p>
@@ -6398,7 +6398,7 @@
             <w:pPr>
               <w:spacing w:after="20" w:before="0"/>
             </w:pPr>
-            <w:hyperlink w:history="1" r:id="rIdgbgsrnt8xjqpmcycvoc7n">
+            <w:hyperlink w:history="1" r:id="rIdj3pzdjdek4vqsekn6jocw">
               <w:r>
                 <w:rPr>
                   <w:rFonts w:ascii="Arial" w:cs="Arial" w:eastAsia="Arial" w:hAnsi="Arial"/>
@@ -6431,7 +6431,7 @@
               <w:spacing w:after="10" w:before="0"/>
               <w:ind w:left="120"/>
             </w:pPr>
-            <w:hyperlink w:history="1" r:id="rIdutwgowiqlkypji6eyfdll">
+            <w:hyperlink w:history="1" r:id="rIdvgceckkyrdvy7z03ag_lv">
               <w:r>
                 <w:rPr>
                   <w:rFonts w:ascii="Arial" w:cs="Arial" w:eastAsia="Arial" w:hAnsi="Arial"/>
@@ -6476,7 +6476,7 @@
             <w:pPr>
               <w:spacing w:after="20" w:before="0"/>
             </w:pPr>
-            <w:hyperlink w:history="1" r:id="rIdfla0pgiq1wis_nru0yjgv">
+            <w:hyperlink w:history="1" r:id="rId4stbi9jqq0kjeqgt8neju">
               <w:r>
                 <w:rPr>
                   <w:rFonts w:ascii="Arial" w:cs="Arial" w:eastAsia="Arial" w:hAnsi="Arial"/>
@@ -6509,7 +6509,7 @@
               <w:spacing w:after="10" w:before="0"/>
               <w:ind w:left="120"/>
             </w:pPr>
-            <w:hyperlink w:history="1" r:id="rIdynac5ncrjcgng-hu9ozrt">
+            <w:hyperlink w:history="1" r:id="rIdkouiktou_fr9vdnvx3k9q">
               <w:r>
                 <w:rPr>
                   <w:rFonts w:ascii="Arial" w:cs="Arial" w:eastAsia="Arial" w:hAnsi="Arial"/>
@@ -6656,32 +6656,32 @@
         <w:tc>
           <w:tcPr>
             <w:tcW w:type="dxa" w:w="1520"/>
-            <w:shd w:fill="F2F2F2" w:color="auto" w:val="clear"/>
-            <w:tcMar>
-              <w:top w:type="dxa" w:w="60"/>
-              <w:left w:type="dxa" w:w="120"/>
-              <w:bottom w:type="dxa" w:w="60"/>
-              <w:right w:type="dxa" w:w="120"/>
-            </w:tcMar>
-            <w:vAlign w:val="top"/>
-          </w:tcPr>
-          <w:p>
-            <w:pPr>
-              <w:spacing w:after="40" w:before="0"/>
-              <w:jc w:val="left"/>
-            </w:pPr>
-            <w:r>
-              <w:rPr>
-                <w:rFonts w:ascii="Arial" w:cs="Arial" w:eastAsia="Arial" w:hAnsi="Arial"/>
-                <w:b/>
-                <w:bCs/>
-                <w:i w:val="false"/>
-                <w:iCs w:val="false"/>
-                <w:color w:val="000000"/>
-                <w:sz w:val="18"/>
-                <w:szCs w:val="18"/>
-              </w:rPr>
-              <w:t xml:space="preserve">2 — Observe</w:t>
+            <w:shd w:fill="D9EEF1" w:color="auto" w:val="clear"/>
+            <w:tcMar>
+              <w:top w:type="dxa" w:w="60"/>
+              <w:left w:type="dxa" w:w="120"/>
+              <w:bottom w:type="dxa" w:w="60"/>
+              <w:right w:type="dxa" w:w="120"/>
+            </w:tcMar>
+            <w:vAlign w:val="top"/>
+          </w:tcPr>
+          <w:p>
+            <w:pPr>
+              <w:spacing w:after="40" w:before="0"/>
+              <w:jc w:val="left"/>
+            </w:pPr>
+            <w:r>
+              <w:rPr>
+                <w:rFonts w:ascii="Arial" w:cs="Arial" w:eastAsia="Arial" w:hAnsi="Arial"/>
+                <w:b/>
+                <w:bCs/>
+                <w:i w:val="false"/>
+                <w:iCs w:val="false"/>
+                <w:color w:val="000000"/>
+                <w:sz w:val="18"/>
+                <w:szCs w:val="18"/>
+              </w:rPr>
+              <w:t xml:space="preserve">Observe Phase</w:t>
             </w:r>
           </w:p>
           <w:p>
@@ -6704,7 +6704,7 @@
             <w:pPr>
               <w:spacing w:after="20" w:before="0"/>
             </w:pPr>
-            <w:hyperlink w:history="1" r:id="rIdi25zknrkweq2jilkysj-q">
+            <w:hyperlink w:history="1" r:id="rIdnzzco447x5mbfwpz6g4mo">
               <w:r>
                 <w:rPr>
                   <w:rFonts w:ascii="Arial" w:cs="Arial" w:eastAsia="Arial" w:hAnsi="Arial"/>
@@ -6737,7 +6737,7 @@
               <w:spacing w:after="10" w:before="0"/>
               <w:ind w:left="120"/>
             </w:pPr>
-            <w:hyperlink w:history="1" r:id="rId3b_0syvfq9etw9cgaottt">
+            <w:hyperlink w:history="1" r:id="rIdryh-7061hpea1qen2aoex">
               <w:r>
                 <w:rPr>
                   <w:rFonts w:ascii="Arial" w:cs="Arial" w:eastAsia="Arial" w:hAnsi="Arial"/>
@@ -6782,7 +6782,7 @@
             <w:pPr>
               <w:spacing w:after="20" w:before="0"/>
             </w:pPr>
-            <w:hyperlink w:history="1" r:id="rIdijht8o_dvcrmvkwkhlxre">
+            <w:hyperlink w:history="1" r:id="rIdi2c9kxyakfngbrknhv2lg">
               <w:r>
                 <w:rPr>
                   <w:rFonts w:ascii="Arial" w:cs="Arial" w:eastAsia="Arial" w:hAnsi="Arial"/>
@@ -6815,7 +6815,7 @@
               <w:spacing w:after="10" w:before="0"/>
               <w:ind w:left="120"/>
             </w:pPr>
-            <w:hyperlink w:history="1" r:id="rIdbpgj8knotlq3zcef7mtkr">
+            <w:hyperlink w:history="1" r:id="rIdxh8rn7az-bn_y1prkdh0t">
               <w:r>
                 <w:rPr>
                   <w:rFonts w:ascii="Arial" w:cs="Arial" w:eastAsia="Arial" w:hAnsi="Arial"/>
@@ -6962,32 +6962,32 @@
         <w:tc>
           <w:tcPr>
             <w:tcW w:type="dxa" w:w="1520"/>
-            <w:shd w:fill="F2F2F2" w:color="auto" w:val="clear"/>
-            <w:tcMar>
-              <w:top w:type="dxa" w:w="60"/>
-              <w:left w:type="dxa" w:w="120"/>
-              <w:bottom w:type="dxa" w:w="60"/>
-              <w:right w:type="dxa" w:w="120"/>
-            </w:tcMar>
-            <w:vAlign w:val="top"/>
-          </w:tcPr>
-          <w:p>
-            <w:pPr>
-              <w:spacing w:after="40" w:before="0"/>
-              <w:jc w:val="left"/>
-            </w:pPr>
-            <w:r>
-              <w:rPr>
-                <w:rFonts w:ascii="Arial" w:cs="Arial" w:eastAsia="Arial" w:hAnsi="Arial"/>
-                <w:b/>
-                <w:bCs/>
-                <w:i w:val="false"/>
-                <w:iCs w:val="false"/>
-                <w:color w:val="000000"/>
-                <w:sz w:val="18"/>
-                <w:szCs w:val="18"/>
-              </w:rPr>
-              <w:t xml:space="preserve">3 — Explain</w:t>
+            <w:shd w:fill="E2EFDA" w:color="auto" w:val="clear"/>
+            <w:tcMar>
+              <w:top w:type="dxa" w:w="60"/>
+              <w:left w:type="dxa" w:w="120"/>
+              <w:bottom w:type="dxa" w:w="60"/>
+              <w:right w:type="dxa" w:w="120"/>
+            </w:tcMar>
+            <w:vAlign w:val="top"/>
+          </w:tcPr>
+          <w:p>
+            <w:pPr>
+              <w:spacing w:after="40" w:before="0"/>
+              <w:jc w:val="left"/>
+            </w:pPr>
+            <w:r>
+              <w:rPr>
+                <w:rFonts w:ascii="Arial" w:cs="Arial" w:eastAsia="Arial" w:hAnsi="Arial"/>
+                <w:b/>
+                <w:bCs/>
+                <w:i w:val="false"/>
+                <w:iCs w:val="false"/>
+                <w:color w:val="000000"/>
+                <w:sz w:val="18"/>
+                <w:szCs w:val="18"/>
+              </w:rPr>
+              <w:t xml:space="preserve">Explain Phase</w:t>
             </w:r>
           </w:p>
           <w:p>
@@ -7010,7 +7010,7 @@
             <w:pPr>
               <w:spacing w:after="20" w:before="0"/>
             </w:pPr>
-            <w:hyperlink w:history="1" r:id="rId4nu64sxy5ypq3qvphfytd">
+            <w:hyperlink w:history="1" r:id="rIdfmp69zpp62hlrndw5rmbj">
               <w:r>
                 <w:rPr>
                   <w:rFonts w:ascii="Arial" w:cs="Arial" w:eastAsia="Arial" w:hAnsi="Arial"/>
@@ -7043,7 +7043,7 @@
               <w:spacing w:after="10" w:before="0"/>
               <w:ind w:left="120"/>
             </w:pPr>
-            <w:hyperlink w:history="1" r:id="rIdbdtlrb4r9zu18una71a2_">
+            <w:hyperlink w:history="1" r:id="rIdh6b_krwphzn5qzs6dsqbw">
               <w:r>
                 <w:rPr>
                   <w:rFonts w:ascii="Arial" w:cs="Arial" w:eastAsia="Arial" w:hAnsi="Arial"/>
@@ -7088,7 +7088,7 @@
             <w:pPr>
               <w:spacing w:after="20" w:before="0"/>
             </w:pPr>
-            <w:hyperlink w:history="1" r:id="rIdp8gpw3hmzbuxccco_t7xz">
+            <w:hyperlink w:history="1" r:id="rId8bbyn7zqfcoejbtbdlqns">
               <w:r>
                 <w:rPr>
                   <w:rFonts w:ascii="Arial" w:cs="Arial" w:eastAsia="Arial" w:hAnsi="Arial"/>
@@ -7121,7 +7121,7 @@
               <w:spacing w:after="10" w:before="0"/>
               <w:ind w:left="120"/>
             </w:pPr>
-            <w:hyperlink w:history="1" r:id="rIdesq8ky9vdvg1glulmmnry">
+            <w:hyperlink w:history="1" r:id="rIdtf2dgjfyrcahtjaohyvry">
               <w:r>
                 <w:rPr>
                   <w:rFonts w:ascii="Arial" w:cs="Arial" w:eastAsia="Arial" w:hAnsi="Arial"/>
@@ -7268,32 +7268,32 @@
         <w:tc>
           <w:tcPr>
             <w:tcW w:type="dxa" w:w="1520"/>
-            <w:shd w:fill="F2F2F2" w:color="auto" w:val="clear"/>
-            <w:tcMar>
-              <w:top w:type="dxa" w:w="60"/>
-              <w:left w:type="dxa" w:w="120"/>
-              <w:bottom w:type="dxa" w:w="60"/>
-              <w:right w:type="dxa" w:w="120"/>
-            </w:tcMar>
-            <w:vAlign w:val="top"/>
-          </w:tcPr>
-          <w:p>
-            <w:pPr>
-              <w:spacing w:after="40" w:before="0"/>
-              <w:jc w:val="left"/>
-            </w:pPr>
-            <w:r>
-              <w:rPr>
-                <w:rFonts w:ascii="Arial" w:cs="Arial" w:eastAsia="Arial" w:hAnsi="Arial"/>
-                <w:b/>
-                <w:bCs/>
-                <w:i w:val="false"/>
-                <w:iCs w:val="false"/>
-                <w:color w:val="000000"/>
-                <w:sz w:val="18"/>
-                <w:szCs w:val="18"/>
-              </w:rPr>
-              <w:t xml:space="preserve">4 — Driving Question Board (DQB) Update</w:t>
+            <w:shd w:fill="FCE4D6" w:color="auto" w:val="clear"/>
+            <w:tcMar>
+              <w:top w:type="dxa" w:w="60"/>
+              <w:left w:type="dxa" w:w="120"/>
+              <w:bottom w:type="dxa" w:w="60"/>
+              <w:right w:type="dxa" w:w="120"/>
+            </w:tcMar>
+            <w:vAlign w:val="top"/>
+          </w:tcPr>
+          <w:p>
+            <w:pPr>
+              <w:spacing w:after="40" w:before="0"/>
+              <w:jc w:val="left"/>
+            </w:pPr>
+            <w:r>
+              <w:rPr>
+                <w:rFonts w:ascii="Arial" w:cs="Arial" w:eastAsia="Arial" w:hAnsi="Arial"/>
+                <w:b/>
+                <w:bCs/>
+                <w:i w:val="false"/>
+                <w:iCs w:val="false"/>
+                <w:color w:val="000000"/>
+                <w:sz w:val="18"/>
+                <w:szCs w:val="18"/>
+              </w:rPr>
+              <w:t xml:space="preserve">Driving Question Board (DQB) Creation</w:t>
             </w:r>
           </w:p>
           <w:p>
@@ -7316,7 +7316,7 @@
             <w:pPr>
               <w:spacing w:after="20" w:before="0"/>
             </w:pPr>
-            <w:hyperlink w:history="1" r:id="rId7kmdellb_pdwhpsk6cmbd">
+            <w:hyperlink w:history="1" r:id="rIdgp6ptewcrdlohxo25ypbq">
               <w:r>
                 <w:rPr>
                   <w:rFonts w:ascii="Arial" w:cs="Arial" w:eastAsia="Arial" w:hAnsi="Arial"/>
@@ -7349,7 +7349,7 @@
               <w:spacing w:after="10" w:before="0"/>
               <w:ind w:left="120"/>
             </w:pPr>
-            <w:hyperlink w:history="1" r:id="rIdbffhekz1_lkuyrazzqphq">
+            <w:hyperlink w:history="1" r:id="rId9qpn5n5omol-a1h321hdm">
               <w:r>
                 <w:rPr>
                   <w:rFonts w:ascii="Arial" w:cs="Arial" w:eastAsia="Arial" w:hAnsi="Arial"/>
@@ -7394,7 +7394,7 @@
             <w:pPr>
               <w:spacing w:after="20" w:before="0"/>
             </w:pPr>
-            <w:hyperlink w:history="1" r:id="rIdgwf7evibzvghpdai0yby2">
+            <w:hyperlink w:history="1" r:id="rIdpuvz51nk2w5svw2p7npcj">
               <w:r>
                 <w:rPr>
                   <w:rFonts w:ascii="Arial" w:cs="Arial" w:eastAsia="Arial" w:hAnsi="Arial"/>
@@ -7427,7 +7427,7 @@
               <w:spacing w:after="10" w:before="0"/>
               <w:ind w:left="120"/>
             </w:pPr>
-            <w:hyperlink w:history="1" r:id="rId5nbvbs3c9hqktfa6jj-il">
+            <w:hyperlink w:history="1" r:id="rIdmwzscxbt5mw0k8bzwdzl6">
               <w:r>
                 <w:rPr>
                   <w:rFonts w:ascii="Arial" w:cs="Arial" w:eastAsia="Arial" w:hAnsi="Arial"/>
@@ -7574,32 +7574,32 @@
         <w:tc>
           <w:tcPr>
             <w:tcW w:type="dxa" w:w="1520"/>
-            <w:shd w:fill="F2F2F2" w:color="auto" w:val="clear"/>
-            <w:tcMar>
-              <w:top w:type="dxa" w:w="60"/>
-              <w:left w:type="dxa" w:w="120"/>
-              <w:bottom w:type="dxa" w:w="60"/>
-              <w:right w:type="dxa" w:w="120"/>
-            </w:tcMar>
-            <w:vAlign w:val="top"/>
-          </w:tcPr>
-          <w:p>
-            <w:pPr>
-              <w:spacing w:after="40" w:before="0"/>
-              <w:jc w:val="left"/>
-            </w:pPr>
-            <w:r>
-              <w:rPr>
-                <w:rFonts w:ascii="Arial" w:cs="Arial" w:eastAsia="Arial" w:hAnsi="Arial"/>
-                <w:b/>
-                <w:bCs/>
-                <w:i w:val="false"/>
-                <w:iCs w:val="false"/>
-                <w:color w:val="000000"/>
-                <w:sz w:val="18"/>
-                <w:szCs w:val="18"/>
-              </w:rPr>
-              <w:t xml:space="preserve">5 — Model Building</w:t>
+            <w:shd w:fill="D5E8F0" w:color="auto" w:val="clear"/>
+            <w:tcMar>
+              <w:top w:type="dxa" w:w="60"/>
+              <w:left w:type="dxa" w:w="120"/>
+              <w:bottom w:type="dxa" w:w="60"/>
+              <w:right w:type="dxa" w:w="120"/>
+            </w:tcMar>
+            <w:vAlign w:val="top"/>
+          </w:tcPr>
+          <w:p>
+            <w:pPr>
+              <w:spacing w:after="40" w:before="0"/>
+              <w:jc w:val="left"/>
+            </w:pPr>
+            <w:r>
+              <w:rPr>
+                <w:rFonts w:ascii="Arial" w:cs="Arial" w:eastAsia="Arial" w:hAnsi="Arial"/>
+                <w:b/>
+                <w:bCs/>
+                <w:i w:val="false"/>
+                <w:iCs w:val="false"/>
+                <w:color w:val="000000"/>
+                <w:sz w:val="18"/>
+                <w:szCs w:val="18"/>
+              </w:rPr>
+              <w:t xml:space="preserve">Model Building Phase</w:t>
             </w:r>
           </w:p>
           <w:p>
@@ -7622,7 +7622,7 @@
             <w:pPr>
               <w:spacing w:after="20" w:before="0"/>
             </w:pPr>
-            <w:hyperlink w:history="1" r:id="rIdqrydw7niimm3mvhqogsap">
+            <w:hyperlink w:history="1" r:id="rIdwzcbpighies0nrpbwxm-u">
               <w:r>
                 <w:rPr>
                   <w:rFonts w:ascii="Arial" w:cs="Arial" w:eastAsia="Arial" w:hAnsi="Arial"/>
@@ -7655,7 +7655,7 @@
               <w:spacing w:after="10" w:before="0"/>
               <w:ind w:left="120"/>
             </w:pPr>
-            <w:hyperlink w:history="1" r:id="rIdf-q3gl2rhcu-7yjovwfaj">
+            <w:hyperlink w:history="1" r:id="rIdvmfyv6phb4i8dijkl72iy">
               <w:r>
                 <w:rPr>
                   <w:rFonts w:ascii="Arial" w:cs="Arial" w:eastAsia="Arial" w:hAnsi="Arial"/>
@@ -7700,7 +7700,7 @@
             <w:pPr>
               <w:spacing w:after="20" w:before="0"/>
             </w:pPr>
-            <w:hyperlink w:history="1" r:id="rIdkffzrwcp1ok6ctu7prj-t">
+            <w:hyperlink w:history="1" r:id="rIduibq90md_pplba8tvfdgf">
               <w:r>
                 <w:rPr>
                   <w:rFonts w:ascii="Arial" w:cs="Arial" w:eastAsia="Arial" w:hAnsi="Arial"/>
@@ -7733,7 +7733,7 @@
               <w:spacing w:after="10" w:before="0"/>
               <w:ind w:left="120"/>
             </w:pPr>
-            <w:hyperlink w:history="1" r:id="rIdv8lyukcisfm0yfurixhbi">
+            <w:hyperlink w:history="1" r:id="rIdaoq1ggj4wcito1o_kl5xt">
               <w:r>
                 <w:rPr>
                   <w:rFonts w:ascii="Arial" w:cs="Arial" w:eastAsia="Arial" w:hAnsi="Arial"/>
@@ -8828,7 +8828,25 @@
             </w:tcMar>
             <w:vAlign w:val="top"/>
           </w:tcPr>
-          <w:p/>
+          <w:p>
+            <w:pPr>
+              <w:spacing w:after="40" w:before="0"/>
+              <w:jc w:val="left"/>
+            </w:pPr>
+            <w:r>
+              <w:rPr>
+                <w:rFonts w:ascii="Arial" w:cs="Arial" w:eastAsia="Arial" w:hAnsi="Arial"/>
+                <w:b w:val="false"/>
+                <w:bCs w:val="false"/>
+                <w:i w:val="false"/>
+                <w:iCs w:val="false"/>
+                <w:color w:val="000000"/>
+                <w:sz w:val="18"/>
+                <w:szCs w:val="18"/>
+              </w:rPr>
+              <w:t xml:space="preserve">No chemical or flame hazards in this lesson. If printed materials are distributed, ensure no student has paper-cut risk from sharp-edged cards during sorting activities. Students with photosensitive conditions should be seated away from direct projection light during animation viewing.</w:t>
+            </w:r>
+          </w:p>
         </w:tc>
       </w:tr>
     </w:tbl>
@@ -9202,7 +9220,7 @@
             <w:pPr>
               <w:spacing w:after="20" w:before="0"/>
             </w:pPr>
-            <w:hyperlink w:history="1" r:id="rIdhvw3htfgjdklckqkm2gj9">
+            <w:hyperlink w:history="1" r:id="rIdrgcu7ttmf633bpvf3mbuc">
               <w:r>
                 <w:rPr>
                   <w:rFonts w:ascii="Arial" w:cs="Arial" w:eastAsia="Arial" w:hAnsi="Arial"/>
@@ -9235,7 +9253,7 @@
               <w:spacing w:after="10" w:before="0"/>
               <w:ind w:left="120"/>
             </w:pPr>
-            <w:hyperlink w:history="1" r:id="rIdtecpg3_tllx9rila4ngwh">
+            <w:hyperlink w:history="1" r:id="rId9al18pup_0_sqoacsrpes">
               <w:r>
                 <w:rPr>
                   <w:rFonts w:ascii="Arial" w:cs="Arial" w:eastAsia="Arial" w:hAnsi="Arial"/>
@@ -9280,7 +9298,7 @@
             <w:pPr>
               <w:spacing w:after="20" w:before="0"/>
             </w:pPr>
-            <w:hyperlink w:history="1" r:id="rIdibwpgjmd7wtixupo2zw2u">
+            <w:hyperlink w:history="1" r:id="rIdoyjdzhz7ytnjn33to-xeo">
               <w:r>
                 <w:rPr>
                   <w:rFonts w:ascii="Arial" w:cs="Arial" w:eastAsia="Arial" w:hAnsi="Arial"/>
@@ -9313,7 +9331,7 @@
               <w:spacing w:after="10" w:before="0"/>
               <w:ind w:left="120"/>
             </w:pPr>
-            <w:hyperlink w:history="1" r:id="rIdbhraha77qewnhnkwbsal9">
+            <w:hyperlink w:history="1" r:id="rIdk7hbzginiylveyblgx40l">
               <w:r>
                 <w:rPr>
                   <w:rFonts w:ascii="Arial" w:cs="Arial" w:eastAsia="Arial" w:hAnsi="Arial"/>
@@ -9508,7 +9526,7 @@
             <w:pPr>
               <w:spacing w:after="20" w:before="0"/>
             </w:pPr>
-            <w:hyperlink w:history="1" r:id="rId3t5oolehvjcvskuxrkf1z">
+            <w:hyperlink w:history="1" r:id="rIdgunffq8e763hs0rrpohoe">
               <w:r>
                 <w:rPr>
                   <w:rFonts w:ascii="Arial" w:cs="Arial" w:eastAsia="Arial" w:hAnsi="Arial"/>
@@ -9541,7 +9559,7 @@
               <w:spacing w:after="10" w:before="0"/>
               <w:ind w:left="120"/>
             </w:pPr>
-            <w:hyperlink w:history="1" r:id="rIdwngsuo_nmb9ojut4mte9k">
+            <w:hyperlink w:history="1" r:id="rIdj7hfziph-1ul8mg4_7zgb">
               <w:r>
                 <w:rPr>
                   <w:rFonts w:ascii="Arial" w:cs="Arial" w:eastAsia="Arial" w:hAnsi="Arial"/>
@@ -9586,7 +9604,7 @@
             <w:pPr>
               <w:spacing w:after="20" w:before="0"/>
             </w:pPr>
-            <w:hyperlink w:history="1" r:id="rIdudqdtlh4x-zfjvsqynmvp">
+            <w:hyperlink w:history="1" r:id="rIdkwrtxfoiw9m98iuz4nuy6">
               <w:r>
                 <w:rPr>
                   <w:rFonts w:ascii="Arial" w:cs="Arial" w:eastAsia="Arial" w:hAnsi="Arial"/>
@@ -9619,7 +9637,7 @@
               <w:spacing w:after="10" w:before="0"/>
               <w:ind w:left="120"/>
             </w:pPr>
-            <w:hyperlink w:history="1" r:id="rIduz3ojtzq3e7_titlelvpv">
+            <w:hyperlink w:history="1" r:id="rIdlg9ktkreqwl5fzbsd0u6z">
               <w:r>
                 <w:rPr>
                   <w:rFonts w:ascii="Arial" w:cs="Arial" w:eastAsia="Arial" w:hAnsi="Arial"/>
@@ -9814,7 +9832,7 @@
             <w:pPr>
               <w:spacing w:after="20" w:before="0"/>
             </w:pPr>
-            <w:hyperlink w:history="1" r:id="rIdykro71kgchy0pl3ckf4mp">
+            <w:hyperlink w:history="1" r:id="rIddbkyl6yzveac2rol9pzwz">
               <w:r>
                 <w:rPr>
                   <w:rFonts w:ascii="Arial" w:cs="Arial" w:eastAsia="Arial" w:hAnsi="Arial"/>
@@ -9847,7 +9865,7 @@
               <w:spacing w:after="10" w:before="0"/>
               <w:ind w:left="120"/>
             </w:pPr>
-            <w:hyperlink w:history="1" r:id="rIdkqvuqynv7dsgxn8icyqyl">
+            <w:hyperlink w:history="1" r:id="rIdasd1ljg9shv9po8dozxdn">
               <w:r>
                 <w:rPr>
                   <w:rFonts w:ascii="Arial" w:cs="Arial" w:eastAsia="Arial" w:hAnsi="Arial"/>
@@ -9892,7 +9910,7 @@
             <w:pPr>
               <w:spacing w:after="20" w:before="0"/>
             </w:pPr>
-            <w:hyperlink w:history="1" r:id="rIdnapu18nmpt8i-kfqy82zw">
+            <w:hyperlink w:history="1" r:id="rIdgpg-zvtd52ajzbzbuzn_c">
               <w:r>
                 <w:rPr>
                   <w:rFonts w:ascii="Arial" w:cs="Arial" w:eastAsia="Arial" w:hAnsi="Arial"/>
@@ -9925,7 +9943,7 @@
               <w:spacing w:after="10" w:before="0"/>
               <w:ind w:left="120"/>
             </w:pPr>
-            <w:hyperlink w:history="1" r:id="rIdoksokyscye9p607d4luff">
+            <w:hyperlink w:history="1" r:id="rIdywbhiovezvkbbn-opkvbs">
               <w:r>
                 <w:rPr>
                   <w:rFonts w:ascii="Arial" w:cs="Arial" w:eastAsia="Arial" w:hAnsi="Arial"/>
@@ -10120,7 +10138,7 @@
             <w:pPr>
               <w:spacing w:after="20" w:before="0"/>
             </w:pPr>
-            <w:hyperlink w:history="1" r:id="rIdeprmnunhpapyifo6sd2qb">
+            <w:hyperlink w:history="1" r:id="rIdjytpixhbym9kny56xmx1h">
               <w:r>
                 <w:rPr>
                   <w:rFonts w:ascii="Arial" w:cs="Arial" w:eastAsia="Arial" w:hAnsi="Arial"/>
@@ -10153,7 +10171,7 @@
               <w:spacing w:after="10" w:before="0"/>
               <w:ind w:left="120"/>
             </w:pPr>
-            <w:hyperlink w:history="1" r:id="rIdxoj5t2zjibpplkeekdftv">
+            <w:hyperlink w:history="1" r:id="rIdjjtyfn9lqtbjr7oipesmf">
               <w:r>
                 <w:rPr>
                   <w:rFonts w:ascii="Arial" w:cs="Arial" w:eastAsia="Arial" w:hAnsi="Arial"/>
@@ -10198,7 +10216,7 @@
             <w:pPr>
               <w:spacing w:after="20" w:before="0"/>
             </w:pPr>
-            <w:hyperlink w:history="1" r:id="rId07f2tya26ivvwrgzmrdnm">
+            <w:hyperlink w:history="1" r:id="rIdd-7tr61fdqmpbtmwx9ebz">
               <w:r>
                 <w:rPr>
                   <w:rFonts w:ascii="Arial" w:cs="Arial" w:eastAsia="Arial" w:hAnsi="Arial"/>
@@ -10231,7 +10249,7 @@
               <w:spacing w:after="10" w:before="0"/>
               <w:ind w:left="120"/>
             </w:pPr>
-            <w:hyperlink w:history="1" r:id="rIdm6y0ertnr9-wnptmfzb8e">
+            <w:hyperlink w:history="1" r:id="rIdnrgmwcvffcdysekhsujyn">
               <w:r>
                 <w:rPr>
                   <w:rFonts w:ascii="Arial" w:cs="Arial" w:eastAsia="Arial" w:hAnsi="Arial"/>
@@ -10426,7 +10444,7 @@
             <w:pPr>
               <w:spacing w:after="20" w:before="0"/>
             </w:pPr>
-            <w:hyperlink w:history="1" r:id="rIdqj9bobmsef7dbfrf_r8uh">
+            <w:hyperlink w:history="1" r:id="rIdlldvxj2yxcjem4jzvesgz">
               <w:r>
                 <w:rPr>
                   <w:rFonts w:ascii="Arial" w:cs="Arial" w:eastAsia="Arial" w:hAnsi="Arial"/>
@@ -10459,7 +10477,7 @@
               <w:spacing w:after="10" w:before="0"/>
               <w:ind w:left="120"/>
             </w:pPr>
-            <w:hyperlink w:history="1" r:id="rIdua4kf3k4vuxu2lqmu-q1o">
+            <w:hyperlink w:history="1" r:id="rIdztyxs04jxz_nggfbpnmt2">
               <w:r>
                 <w:rPr>
                   <w:rFonts w:ascii="Arial" w:cs="Arial" w:eastAsia="Arial" w:hAnsi="Arial"/>
@@ -10504,7 +10522,7 @@
             <w:pPr>
               <w:spacing w:after="20" w:before="0"/>
             </w:pPr>
-            <w:hyperlink w:history="1" r:id="rIdxn5twtn3yj3zxa13tynud">
+            <w:hyperlink w:history="1" r:id="rIdgnjgyqyrqnrpboleakyi8">
               <w:r>
                 <w:rPr>
                   <w:rFonts w:ascii="Arial" w:cs="Arial" w:eastAsia="Arial" w:hAnsi="Arial"/>
@@ -10537,7 +10555,7 @@
               <w:spacing w:after="10" w:before="0"/>
               <w:ind w:left="120"/>
             </w:pPr>
-            <w:hyperlink w:history="1" r:id="rIdhzteejpbgbkvqqo5i3-pf">
+            <w:hyperlink w:history="1" r:id="rIdu4r5zcacpx4cszgrx2ljx">
               <w:r>
                 <w:rPr>
                   <w:rFonts w:ascii="Arial" w:cs="Arial" w:eastAsia="Arial" w:hAnsi="Arial"/>
@@ -11976,32 +11994,32 @@
         <w:tc>
           <w:tcPr>
             <w:tcW w:type="dxa" w:w="1520"/>
-            <w:shd w:fill="F2F2F2" w:color="auto" w:val="clear"/>
-            <w:tcMar>
-              <w:top w:type="dxa" w:w="60"/>
-              <w:left w:type="dxa" w:w="120"/>
-              <w:bottom w:type="dxa" w:w="60"/>
-              <w:right w:type="dxa" w:w="120"/>
-            </w:tcMar>
-            <w:vAlign w:val="top"/>
-          </w:tcPr>
-          <w:p>
-            <w:pPr>
-              <w:spacing w:after="40" w:before="0"/>
-              <w:jc w:val="left"/>
-            </w:pPr>
-            <w:r>
-              <w:rPr>
-                <w:rFonts w:ascii="Arial" w:cs="Arial" w:eastAsia="Arial" w:hAnsi="Arial"/>
-                <w:b/>
-                <w:bCs/>
-                <w:i w:val="false"/>
-                <w:iCs w:val="false"/>
-                <w:color w:val="000000"/>
-                <w:sz w:val="18"/>
-                <w:szCs w:val="18"/>
-              </w:rPr>
-              <w:t xml:space="preserve">Phase 1 — Predict</w:t>
+            <w:shd w:fill="EAD1F5" w:color="auto" w:val="clear"/>
+            <w:tcMar>
+              <w:top w:type="dxa" w:w="60"/>
+              <w:left w:type="dxa" w:w="120"/>
+              <w:bottom w:type="dxa" w:w="60"/>
+              <w:right w:type="dxa" w:w="120"/>
+            </w:tcMar>
+            <w:vAlign w:val="top"/>
+          </w:tcPr>
+          <w:p>
+            <w:pPr>
+              <w:spacing w:after="40" w:before="0"/>
+              <w:jc w:val="left"/>
+            </w:pPr>
+            <w:r>
+              <w:rPr>
+                <w:rFonts w:ascii="Arial" w:cs="Arial" w:eastAsia="Arial" w:hAnsi="Arial"/>
+                <w:b/>
+                <w:bCs/>
+                <w:i w:val="false"/>
+                <w:iCs w:val="false"/>
+                <w:color w:val="000000"/>
+                <w:sz w:val="18"/>
+                <w:szCs w:val="18"/>
+              </w:rPr>
+              <w:t xml:space="preserve">Predict Phase</w:t>
             </w:r>
           </w:p>
           <w:p>
@@ -12024,7 +12042,7 @@
             <w:pPr>
               <w:spacing w:after="20" w:before="0"/>
             </w:pPr>
-            <w:hyperlink w:history="1" r:id="rIdxpcsv5pij5mhnx6mmvo3e">
+            <w:hyperlink w:history="1" r:id="rIdditdamtr9b1zk6awg6bgd">
               <w:r>
                 <w:rPr>
                   <w:rFonts w:ascii="Arial" w:cs="Arial" w:eastAsia="Arial" w:hAnsi="Arial"/>
@@ -12057,7 +12075,7 @@
               <w:spacing w:after="10" w:before="0"/>
               <w:ind w:left="120"/>
             </w:pPr>
-            <w:hyperlink w:history="1" r:id="rIdr7fso4t7x-cvsd3bkwyel">
+            <w:hyperlink w:history="1" r:id="rIdd2fc_ea-n2o17fuylxszv">
               <w:r>
                 <w:rPr>
                   <w:rFonts w:ascii="Arial" w:cs="Arial" w:eastAsia="Arial" w:hAnsi="Arial"/>
@@ -12102,7 +12120,7 @@
             <w:pPr>
               <w:spacing w:after="20" w:before="0"/>
             </w:pPr>
-            <w:hyperlink w:history="1" r:id="rIdd6bcuywqd_feosjecijud">
+            <w:hyperlink w:history="1" r:id="rIdmr7xkktvtrt_26naewfx_">
               <w:r>
                 <w:rPr>
                   <w:rFonts w:ascii="Arial" w:cs="Arial" w:eastAsia="Arial" w:hAnsi="Arial"/>
@@ -12135,7 +12153,7 @@
               <w:spacing w:after="10" w:before="0"/>
               <w:ind w:left="120"/>
             </w:pPr>
-            <w:hyperlink w:history="1" r:id="rId-5s0spwp64vysbw1dmhfp">
+            <w:hyperlink w:history="1" r:id="rId0byoat7ug38un3ctbolqt">
               <w:r>
                 <w:rPr>
                   <w:rFonts w:ascii="Arial" w:cs="Arial" w:eastAsia="Arial" w:hAnsi="Arial"/>
@@ -12282,32 +12300,32 @@
         <w:tc>
           <w:tcPr>
             <w:tcW w:type="dxa" w:w="1520"/>
-            <w:shd w:fill="F2F2F2" w:color="auto" w:val="clear"/>
-            <w:tcMar>
-              <w:top w:type="dxa" w:w="60"/>
-              <w:left w:type="dxa" w:w="120"/>
-              <w:bottom w:type="dxa" w:w="60"/>
-              <w:right w:type="dxa" w:w="120"/>
-            </w:tcMar>
-            <w:vAlign w:val="top"/>
-          </w:tcPr>
-          <w:p>
-            <w:pPr>
-              <w:spacing w:after="40" w:before="0"/>
-              <w:jc w:val="left"/>
-            </w:pPr>
-            <w:r>
-              <w:rPr>
-                <w:rFonts w:ascii="Arial" w:cs="Arial" w:eastAsia="Arial" w:hAnsi="Arial"/>
-                <w:b/>
-                <w:bCs/>
-                <w:i w:val="false"/>
-                <w:iCs w:val="false"/>
-                <w:color w:val="000000"/>
-                <w:sz w:val="18"/>
-                <w:szCs w:val="18"/>
-              </w:rPr>
-              <w:t xml:space="preserve">Phase 2 — Observe</w:t>
+            <w:shd w:fill="D9EEF1" w:color="auto" w:val="clear"/>
+            <w:tcMar>
+              <w:top w:type="dxa" w:w="60"/>
+              <w:left w:type="dxa" w:w="120"/>
+              <w:bottom w:type="dxa" w:w="60"/>
+              <w:right w:type="dxa" w:w="120"/>
+            </w:tcMar>
+            <w:vAlign w:val="top"/>
+          </w:tcPr>
+          <w:p>
+            <w:pPr>
+              <w:spacing w:after="40" w:before="0"/>
+              <w:jc w:val="left"/>
+            </w:pPr>
+            <w:r>
+              <w:rPr>
+                <w:rFonts w:ascii="Arial" w:cs="Arial" w:eastAsia="Arial" w:hAnsi="Arial"/>
+                <w:b/>
+                <w:bCs/>
+                <w:i w:val="false"/>
+                <w:iCs w:val="false"/>
+                <w:color w:val="000000"/>
+                <w:sz w:val="18"/>
+                <w:szCs w:val="18"/>
+              </w:rPr>
+              <w:t xml:space="preserve">Observe Phase</w:t>
             </w:r>
           </w:p>
           <w:p>
@@ -12330,7 +12348,7 @@
             <w:pPr>
               <w:spacing w:after="20" w:before="0"/>
             </w:pPr>
-            <w:hyperlink w:history="1" r:id="rIdlek0dxzqtx1vx5jpuqwjm">
+            <w:hyperlink w:history="1" r:id="rIdk-chhscejsh57-xhkhwbs">
               <w:r>
                 <w:rPr>
                   <w:rFonts w:ascii="Arial" w:cs="Arial" w:eastAsia="Arial" w:hAnsi="Arial"/>
@@ -12363,7 +12381,7 @@
               <w:spacing w:after="10" w:before="0"/>
               <w:ind w:left="120"/>
             </w:pPr>
-            <w:hyperlink w:history="1" r:id="rId1cst51mp_w4iblsxxjnwn">
+            <w:hyperlink w:history="1" r:id="rId7bqjynebgdmpof-u_vnfb">
               <w:r>
                 <w:rPr>
                   <w:rFonts w:ascii="Arial" w:cs="Arial" w:eastAsia="Arial" w:hAnsi="Arial"/>
@@ -12408,7 +12426,7 @@
             <w:pPr>
               <w:spacing w:after="20" w:before="0"/>
             </w:pPr>
-            <w:hyperlink w:history="1" r:id="rIdmf8fmuupom8nimeo0xkom">
+            <w:hyperlink w:history="1" r:id="rId4ktbbakcpkgkerq4rszqw">
               <w:r>
                 <w:rPr>
                   <w:rFonts w:ascii="Arial" w:cs="Arial" w:eastAsia="Arial" w:hAnsi="Arial"/>
@@ -12441,7 +12459,7 @@
               <w:spacing w:after="10" w:before="0"/>
               <w:ind w:left="120"/>
             </w:pPr>
-            <w:hyperlink w:history="1" r:id="rIdkecbijhoap9vtlpewuyfk">
+            <w:hyperlink w:history="1" r:id="rId-oghfnfcxkxtasqi03iee">
               <w:r>
                 <w:rPr>
                   <w:rFonts w:ascii="Arial" w:cs="Arial" w:eastAsia="Arial" w:hAnsi="Arial"/>
@@ -12723,32 +12741,32 @@
         <w:tc>
           <w:tcPr>
             <w:tcW w:type="dxa" w:w="1520"/>
-            <w:shd w:fill="F2F2F2" w:color="auto" w:val="clear"/>
-            <w:tcMar>
-              <w:top w:type="dxa" w:w="60"/>
-              <w:left w:type="dxa" w:w="120"/>
-              <w:bottom w:type="dxa" w:w="60"/>
-              <w:right w:type="dxa" w:w="120"/>
-            </w:tcMar>
-            <w:vAlign w:val="top"/>
-          </w:tcPr>
-          <w:p>
-            <w:pPr>
-              <w:spacing w:after="40" w:before="0"/>
-              <w:jc w:val="left"/>
-            </w:pPr>
-            <w:r>
-              <w:rPr>
-                <w:rFonts w:ascii="Arial" w:cs="Arial" w:eastAsia="Arial" w:hAnsi="Arial"/>
-                <w:b/>
-                <w:bCs/>
-                <w:i w:val="false"/>
-                <w:iCs w:val="false"/>
-                <w:color w:val="000000"/>
-                <w:sz w:val="18"/>
-                <w:szCs w:val="18"/>
-              </w:rPr>
-              <w:t xml:space="preserve">Phase 3 — Explain</w:t>
+            <w:shd w:fill="E2EFDA" w:color="auto" w:val="clear"/>
+            <w:tcMar>
+              <w:top w:type="dxa" w:w="60"/>
+              <w:left w:type="dxa" w:w="120"/>
+              <w:bottom w:type="dxa" w:w="60"/>
+              <w:right w:type="dxa" w:w="120"/>
+            </w:tcMar>
+            <w:vAlign w:val="top"/>
+          </w:tcPr>
+          <w:p>
+            <w:pPr>
+              <w:spacing w:after="40" w:before="0"/>
+              <w:jc w:val="left"/>
+            </w:pPr>
+            <w:r>
+              <w:rPr>
+                <w:rFonts w:ascii="Arial" w:cs="Arial" w:eastAsia="Arial" w:hAnsi="Arial"/>
+                <w:b/>
+                <w:bCs/>
+                <w:i w:val="false"/>
+                <w:iCs w:val="false"/>
+                <w:color w:val="000000"/>
+                <w:sz w:val="18"/>
+                <w:szCs w:val="18"/>
+              </w:rPr>
+              <w:t xml:space="preserve">Explain Phase</w:t>
             </w:r>
           </w:p>
           <w:p>
@@ -12771,7 +12789,7 @@
             <w:pPr>
               <w:spacing w:after="20" w:before="0"/>
             </w:pPr>
-            <w:hyperlink w:history="1" r:id="rIdx4qx6gbteg-xazvmtu703">
+            <w:hyperlink w:history="1" r:id="rIdngg39kkfcdjjjvgknmeqz">
               <w:r>
                 <w:rPr>
                   <w:rFonts w:ascii="Arial" w:cs="Arial" w:eastAsia="Arial" w:hAnsi="Arial"/>
@@ -12804,7 +12822,7 @@
               <w:spacing w:after="10" w:before="0"/>
               <w:ind w:left="120"/>
             </w:pPr>
-            <w:hyperlink w:history="1" r:id="rIdushlyvhk39e00oc41ubvr">
+            <w:hyperlink w:history="1" r:id="rIdrud1xse7zswyr7ulnost7">
               <w:r>
                 <w:rPr>
                   <w:rFonts w:ascii="Arial" w:cs="Arial" w:eastAsia="Arial" w:hAnsi="Arial"/>
@@ -12849,7 +12867,7 @@
             <w:pPr>
               <w:spacing w:after="20" w:before="0"/>
             </w:pPr>
-            <w:hyperlink w:history="1" r:id="rIdipkv2zvznqaalblqf82mx">
+            <w:hyperlink w:history="1" r:id="rIdrz5wxnvm6ymkgs_ayzu8v">
               <w:r>
                 <w:rPr>
                   <w:rFonts w:ascii="Arial" w:cs="Arial" w:eastAsia="Arial" w:hAnsi="Arial"/>
@@ -12882,7 +12900,7 @@
               <w:spacing w:after="10" w:before="0"/>
               <w:ind w:left="120"/>
             </w:pPr>
-            <w:hyperlink w:history="1" r:id="rIdkw7vxu4p45jtvs3i7ckiz">
+            <w:hyperlink w:history="1" r:id="rId53smebtm16ibsexa4hlha">
               <w:r>
                 <w:rPr>
                   <w:rFonts w:ascii="Arial" w:cs="Arial" w:eastAsia="Arial" w:hAnsi="Arial"/>
@@ -13181,32 +13199,32 @@
         <w:tc>
           <w:tcPr>
             <w:tcW w:type="dxa" w:w="1520"/>
-            <w:shd w:fill="F2F2F2" w:color="auto" w:val="clear"/>
-            <w:tcMar>
-              <w:top w:type="dxa" w:w="60"/>
-              <w:left w:type="dxa" w:w="120"/>
-              <w:bottom w:type="dxa" w:w="60"/>
-              <w:right w:type="dxa" w:w="120"/>
-            </w:tcMar>
-            <w:vAlign w:val="top"/>
-          </w:tcPr>
-          <w:p>
-            <w:pPr>
-              <w:spacing w:after="40" w:before="0"/>
-              <w:jc w:val="left"/>
-            </w:pPr>
-            <w:r>
-              <w:rPr>
-                <w:rFonts w:ascii="Arial" w:cs="Arial" w:eastAsia="Arial" w:hAnsi="Arial"/>
-                <w:b/>
-                <w:bCs/>
-                <w:i w:val="false"/>
-                <w:iCs w:val="false"/>
-                <w:color w:val="000000"/>
-                <w:sz w:val="18"/>
-                <w:szCs w:val="18"/>
-              </w:rPr>
-              <w:t xml:space="preserve">Phase 4 — Driving Question Board (DQB) Update</w:t>
+            <w:shd w:fill="FCE4D6" w:color="auto" w:val="clear"/>
+            <w:tcMar>
+              <w:top w:type="dxa" w:w="60"/>
+              <w:left w:type="dxa" w:w="120"/>
+              <w:bottom w:type="dxa" w:w="60"/>
+              <w:right w:type="dxa" w:w="120"/>
+            </w:tcMar>
+            <w:vAlign w:val="top"/>
+          </w:tcPr>
+          <w:p>
+            <w:pPr>
+              <w:spacing w:after="40" w:before="0"/>
+              <w:jc w:val="left"/>
+            </w:pPr>
+            <w:r>
+              <w:rPr>
+                <w:rFonts w:ascii="Arial" w:cs="Arial" w:eastAsia="Arial" w:hAnsi="Arial"/>
+                <w:b/>
+                <w:bCs/>
+                <w:i w:val="false"/>
+                <w:iCs w:val="false"/>
+                <w:color w:val="000000"/>
+                <w:sz w:val="18"/>
+                <w:szCs w:val="18"/>
+              </w:rPr>
+              <w:t xml:space="preserve">Driving Question Board (DQB) Creation</w:t>
             </w:r>
           </w:p>
           <w:p>
@@ -13229,7 +13247,7 @@
             <w:pPr>
               <w:spacing w:after="20" w:before="0"/>
             </w:pPr>
-            <w:hyperlink w:history="1" r:id="rIddicuegmbrmr7upiseyoda">
+            <w:hyperlink w:history="1" r:id="rIdev424if7mmbxpmods0m1s">
               <w:r>
                 <w:rPr>
                   <w:rFonts w:ascii="Arial" w:cs="Arial" w:eastAsia="Arial" w:hAnsi="Arial"/>
@@ -13262,7 +13280,7 @@
               <w:spacing w:after="10" w:before="0"/>
               <w:ind w:left="120"/>
             </w:pPr>
-            <w:hyperlink w:history="1" r:id="rIdpvv5ugwmw8fmwdtas2znb">
+            <w:hyperlink w:history="1" r:id="rIdbjmdwwuqwwtvye6eobchh">
               <w:r>
                 <w:rPr>
                   <w:rFonts w:ascii="Arial" w:cs="Arial" w:eastAsia="Arial" w:hAnsi="Arial"/>
@@ -13307,7 +13325,7 @@
             <w:pPr>
               <w:spacing w:after="20" w:before="0"/>
             </w:pPr>
-            <w:hyperlink w:history="1" r:id="rIdmloq62qmrqxnkwjqmabtt">
+            <w:hyperlink w:history="1" r:id="rIdcdhralmtwfzzrjcdrgxnu">
               <w:r>
                 <w:rPr>
                   <w:rFonts w:ascii="Arial" w:cs="Arial" w:eastAsia="Arial" w:hAnsi="Arial"/>
@@ -13340,7 +13358,7 @@
               <w:spacing w:after="10" w:before="0"/>
               <w:ind w:left="120"/>
             </w:pPr>
-            <w:hyperlink w:history="1" r:id="rId_-prtdb9qy1a--i4hbidd">
+            <w:hyperlink w:history="1" r:id="rIdzb1zq0dijjs2fcwmv3lr9">
               <w:r>
                 <w:rPr>
                   <w:rFonts w:ascii="Arial" w:cs="Arial" w:eastAsia="Arial" w:hAnsi="Arial"/>
@@ -13487,32 +13505,32 @@
         <w:tc>
           <w:tcPr>
             <w:tcW w:type="dxa" w:w="1520"/>
-            <w:shd w:fill="F2F2F2" w:color="auto" w:val="clear"/>
-            <w:tcMar>
-              <w:top w:type="dxa" w:w="60"/>
-              <w:left w:type="dxa" w:w="120"/>
-              <w:bottom w:type="dxa" w:w="60"/>
-              <w:right w:type="dxa" w:w="120"/>
-            </w:tcMar>
-            <w:vAlign w:val="top"/>
-          </w:tcPr>
-          <w:p>
-            <w:pPr>
-              <w:spacing w:after="40" w:before="0"/>
-              <w:jc w:val="left"/>
-            </w:pPr>
-            <w:r>
-              <w:rPr>
-                <w:rFonts w:ascii="Arial" w:cs="Arial" w:eastAsia="Arial" w:hAnsi="Arial"/>
-                <w:b/>
-                <w:bCs/>
-                <w:i w:val="false"/>
-                <w:iCs w:val="false"/>
-                <w:color w:val="000000"/>
-                <w:sz w:val="18"/>
-                <w:szCs w:val="18"/>
-              </w:rPr>
-              <w:t xml:space="preserve">Phase 5 — Model Building</w:t>
+            <w:shd w:fill="D5E8F0" w:color="auto" w:val="clear"/>
+            <w:tcMar>
+              <w:top w:type="dxa" w:w="60"/>
+              <w:left w:type="dxa" w:w="120"/>
+              <w:bottom w:type="dxa" w:w="60"/>
+              <w:right w:type="dxa" w:w="120"/>
+            </w:tcMar>
+            <w:vAlign w:val="top"/>
+          </w:tcPr>
+          <w:p>
+            <w:pPr>
+              <w:spacing w:after="40" w:before="0"/>
+              <w:jc w:val="left"/>
+            </w:pPr>
+            <w:r>
+              <w:rPr>
+                <w:rFonts w:ascii="Arial" w:cs="Arial" w:eastAsia="Arial" w:hAnsi="Arial"/>
+                <w:b/>
+                <w:bCs/>
+                <w:i w:val="false"/>
+                <w:iCs w:val="false"/>
+                <w:color w:val="000000"/>
+                <w:sz w:val="18"/>
+                <w:szCs w:val="18"/>
+              </w:rPr>
+              <w:t xml:space="preserve">Model Building Phase</w:t>
             </w:r>
           </w:p>
           <w:p>
@@ -13535,7 +13553,7 @@
             <w:pPr>
               <w:spacing w:after="20" w:before="0"/>
             </w:pPr>
-            <w:hyperlink w:history="1" r:id="rIdynxefqnii2tmoqg9fat0s">
+            <w:hyperlink w:history="1" r:id="rId09glgh8kjl0ro4ny7kgg8">
               <w:r>
                 <w:rPr>
                   <w:rFonts w:ascii="Arial" w:cs="Arial" w:eastAsia="Arial" w:hAnsi="Arial"/>
@@ -13568,7 +13586,7 @@
               <w:spacing w:after="10" w:before="0"/>
               <w:ind w:left="120"/>
             </w:pPr>
-            <w:hyperlink w:history="1" r:id="rId5bma-aled1cl2zzekedyf">
+            <w:hyperlink w:history="1" r:id="rIdv3jkjp9teugsml9a8xbfj">
               <w:r>
                 <w:rPr>
                   <w:rFonts w:ascii="Arial" w:cs="Arial" w:eastAsia="Arial" w:hAnsi="Arial"/>
@@ -13613,7 +13631,7 @@
             <w:pPr>
               <w:spacing w:after="20" w:before="0"/>
             </w:pPr>
-            <w:hyperlink w:history="1" r:id="rIdwemr_neqpktxamimh2dz3">
+            <w:hyperlink w:history="1" r:id="rIdelkriyh4iaqdbbcn_aozt">
               <w:r>
                 <w:rPr>
                   <w:rFonts w:ascii="Arial" w:cs="Arial" w:eastAsia="Arial" w:hAnsi="Arial"/>
@@ -13646,7 +13664,7 @@
               <w:spacing w:after="10" w:before="0"/>
               <w:ind w:left="120"/>
             </w:pPr>
-            <w:hyperlink w:history="1" r:id="rId3qao_gn4kngmlkil3af00">
+            <w:hyperlink w:history="1" r:id="rIdibokpg0fjvjtc4_capzf0">
               <w:r>
                 <w:rPr>
                   <w:rFonts w:ascii="Arial" w:cs="Arial" w:eastAsia="Arial" w:hAnsi="Arial"/>
@@ -15086,32 +15104,32 @@
         <w:tc>
           <w:tcPr>
             <w:tcW w:type="dxa" w:w="1520"/>
-            <w:shd w:fill="F2F2F2" w:color="auto" w:val="clear"/>
-            <w:tcMar>
-              <w:top w:type="dxa" w:w="60"/>
-              <w:left w:type="dxa" w:w="120"/>
-              <w:bottom w:type="dxa" w:w="60"/>
-              <w:right w:type="dxa" w:w="120"/>
-            </w:tcMar>
-            <w:vAlign w:val="top"/>
-          </w:tcPr>
-          <w:p>
-            <w:pPr>
-              <w:spacing w:after="40" w:before="0"/>
-              <w:jc w:val="left"/>
-            </w:pPr>
-            <w:r>
-              <w:rPr>
-                <w:rFonts w:ascii="Arial" w:cs="Arial" w:eastAsia="Arial" w:hAnsi="Arial"/>
-                <w:b/>
-                <w:bCs/>
-                <w:i w:val="false"/>
-                <w:iCs w:val="false"/>
-                <w:color w:val="000000"/>
-                <w:sz w:val="18"/>
-                <w:szCs w:val="18"/>
-              </w:rPr>
-              <w:t xml:space="preserve">Phase 1 — Predict</w:t>
+            <w:shd w:fill="EAD1F5" w:color="auto" w:val="clear"/>
+            <w:tcMar>
+              <w:top w:type="dxa" w:w="60"/>
+              <w:left w:type="dxa" w:w="120"/>
+              <w:bottom w:type="dxa" w:w="60"/>
+              <w:right w:type="dxa" w:w="120"/>
+            </w:tcMar>
+            <w:vAlign w:val="top"/>
+          </w:tcPr>
+          <w:p>
+            <w:pPr>
+              <w:spacing w:after="40" w:before="0"/>
+              <w:jc w:val="left"/>
+            </w:pPr>
+            <w:r>
+              <w:rPr>
+                <w:rFonts w:ascii="Arial" w:cs="Arial" w:eastAsia="Arial" w:hAnsi="Arial"/>
+                <w:b/>
+                <w:bCs/>
+                <w:i w:val="false"/>
+                <w:iCs w:val="false"/>
+                <w:color w:val="000000"/>
+                <w:sz w:val="18"/>
+                <w:szCs w:val="18"/>
+              </w:rPr>
+              <w:t xml:space="preserve">Predict Phase</w:t>
             </w:r>
           </w:p>
           <w:p>
@@ -15134,7 +15152,7 @@
             <w:pPr>
               <w:spacing w:after="20" w:before="0"/>
             </w:pPr>
-            <w:hyperlink w:history="1" r:id="rIdty7y-uq7pw24mnct2bpuf">
+            <w:hyperlink w:history="1" r:id="rIdgrupd4n_cexmn9gkuatgw">
               <w:r>
                 <w:rPr>
                   <w:rFonts w:ascii="Arial" w:cs="Arial" w:eastAsia="Arial" w:hAnsi="Arial"/>
@@ -15167,7 +15185,7 @@
               <w:spacing w:after="10" w:before="0"/>
               <w:ind w:left="120"/>
             </w:pPr>
-            <w:hyperlink w:history="1" r:id="rId0qkpxde1k1bxuhlixipc8">
+            <w:hyperlink w:history="1" r:id="rIdn1gihu-gontt6sufnmh35">
               <w:r>
                 <w:rPr>
                   <w:rFonts w:ascii="Arial" w:cs="Arial" w:eastAsia="Arial" w:hAnsi="Arial"/>
@@ -15212,7 +15230,7 @@
             <w:pPr>
               <w:spacing w:after="20" w:before="0"/>
             </w:pPr>
-            <w:hyperlink w:history="1" r:id="rIdabqn0jykyofdaivlldqcz">
+            <w:hyperlink w:history="1" r:id="rIdnwhdedgzmmnlhp7czrm8b">
               <w:r>
                 <w:rPr>
                   <w:rFonts w:ascii="Arial" w:cs="Arial" w:eastAsia="Arial" w:hAnsi="Arial"/>
@@ -15245,7 +15263,7 @@
               <w:spacing w:after="10" w:before="0"/>
               <w:ind w:left="120"/>
             </w:pPr>
-            <w:hyperlink w:history="1" r:id="rIdmkq7ayektiimn15jpwxbq">
+            <w:hyperlink w:history="1" r:id="rIdmjsx4vnzb0ambowreb3rr">
               <w:r>
                 <w:rPr>
                   <w:rFonts w:ascii="Arial" w:cs="Arial" w:eastAsia="Arial" w:hAnsi="Arial"/>
@@ -15392,32 +15410,32 @@
         <w:tc>
           <w:tcPr>
             <w:tcW w:type="dxa" w:w="1520"/>
-            <w:shd w:fill="F2F2F2" w:color="auto" w:val="clear"/>
-            <w:tcMar>
-              <w:top w:type="dxa" w:w="60"/>
-              <w:left w:type="dxa" w:w="120"/>
-              <w:bottom w:type="dxa" w:w="60"/>
-              <w:right w:type="dxa" w:w="120"/>
-            </w:tcMar>
-            <w:vAlign w:val="top"/>
-          </w:tcPr>
-          <w:p>
-            <w:pPr>
-              <w:spacing w:after="40" w:before="0"/>
-              <w:jc w:val="left"/>
-            </w:pPr>
-            <w:r>
-              <w:rPr>
-                <w:rFonts w:ascii="Arial" w:cs="Arial" w:eastAsia="Arial" w:hAnsi="Arial"/>
-                <w:b/>
-                <w:bCs/>
-                <w:i w:val="false"/>
-                <w:iCs w:val="false"/>
-                <w:color w:val="000000"/>
-                <w:sz w:val="18"/>
-                <w:szCs w:val="18"/>
-              </w:rPr>
-              <w:t xml:space="preserve">Phase 2 — Observe</w:t>
+            <w:shd w:fill="D9EEF1" w:color="auto" w:val="clear"/>
+            <w:tcMar>
+              <w:top w:type="dxa" w:w="60"/>
+              <w:left w:type="dxa" w:w="120"/>
+              <w:bottom w:type="dxa" w:w="60"/>
+              <w:right w:type="dxa" w:w="120"/>
+            </w:tcMar>
+            <w:vAlign w:val="top"/>
+          </w:tcPr>
+          <w:p>
+            <w:pPr>
+              <w:spacing w:after="40" w:before="0"/>
+              <w:jc w:val="left"/>
+            </w:pPr>
+            <w:r>
+              <w:rPr>
+                <w:rFonts w:ascii="Arial" w:cs="Arial" w:eastAsia="Arial" w:hAnsi="Arial"/>
+                <w:b/>
+                <w:bCs/>
+                <w:i w:val="false"/>
+                <w:iCs w:val="false"/>
+                <w:color w:val="000000"/>
+                <w:sz w:val="18"/>
+                <w:szCs w:val="18"/>
+              </w:rPr>
+              <w:t xml:space="preserve">Observe Phase</w:t>
             </w:r>
           </w:p>
           <w:p>
@@ -15440,7 +15458,7 @@
             <w:pPr>
               <w:spacing w:after="20" w:before="0"/>
             </w:pPr>
-            <w:hyperlink w:history="1" r:id="rIdgzntbnqc5s1tzuzflkjga">
+            <w:hyperlink w:history="1" r:id="rIdpm_sf4xk-tqzycn-m3qgx">
               <w:r>
                 <w:rPr>
                   <w:rFonts w:ascii="Arial" w:cs="Arial" w:eastAsia="Arial" w:hAnsi="Arial"/>
@@ -15473,7 +15491,7 @@
               <w:spacing w:after="10" w:before="0"/>
               <w:ind w:left="120"/>
             </w:pPr>
-            <w:hyperlink w:history="1" r:id="rIddbzmfww7f3fmw7qgycrzu">
+            <w:hyperlink w:history="1" r:id="rIdvyrhx_qpj5vtnolqcjvda">
               <w:r>
                 <w:rPr>
                   <w:rFonts w:ascii="Arial" w:cs="Arial" w:eastAsia="Arial" w:hAnsi="Arial"/>
@@ -15518,7 +15536,7 @@
             <w:pPr>
               <w:spacing w:after="20" w:before="0"/>
             </w:pPr>
-            <w:hyperlink w:history="1" r:id="rId8rcm9et4c2kewfcwplgbs">
+            <w:hyperlink w:history="1" r:id="rIdkles2bxocoagdmd3p61qa">
               <w:r>
                 <w:rPr>
                   <w:rFonts w:ascii="Arial" w:cs="Arial" w:eastAsia="Arial" w:hAnsi="Arial"/>
@@ -15551,7 +15569,7 @@
               <w:spacing w:after="10" w:before="0"/>
               <w:ind w:left="120"/>
             </w:pPr>
-            <w:hyperlink w:history="1" r:id="rIdl6l7jksooxbt-mnsdg-3z">
+            <w:hyperlink w:history="1" r:id="rIdqs6xgynfvkgmbdhn2m9gl">
               <w:r>
                 <w:rPr>
                   <w:rFonts w:ascii="Arial" w:cs="Arial" w:eastAsia="Arial" w:hAnsi="Arial"/>
@@ -15698,32 +15716,32 @@
         <w:tc>
           <w:tcPr>
             <w:tcW w:type="dxa" w:w="1520"/>
-            <w:shd w:fill="F2F2F2" w:color="auto" w:val="clear"/>
-            <w:tcMar>
-              <w:top w:type="dxa" w:w="60"/>
-              <w:left w:type="dxa" w:w="120"/>
-              <w:bottom w:type="dxa" w:w="60"/>
-              <w:right w:type="dxa" w:w="120"/>
-            </w:tcMar>
-            <w:vAlign w:val="top"/>
-          </w:tcPr>
-          <w:p>
-            <w:pPr>
-              <w:spacing w:after="40" w:before="0"/>
-              <w:jc w:val="left"/>
-            </w:pPr>
-            <w:r>
-              <w:rPr>
-                <w:rFonts w:ascii="Arial" w:cs="Arial" w:eastAsia="Arial" w:hAnsi="Arial"/>
-                <w:b/>
-                <w:bCs/>
-                <w:i w:val="false"/>
-                <w:iCs w:val="false"/>
-                <w:color w:val="000000"/>
-                <w:sz w:val="18"/>
-                <w:szCs w:val="18"/>
-              </w:rPr>
-              <w:t xml:space="preserve">Phase 3 — Explain</w:t>
+            <w:shd w:fill="E2EFDA" w:color="auto" w:val="clear"/>
+            <w:tcMar>
+              <w:top w:type="dxa" w:w="60"/>
+              <w:left w:type="dxa" w:w="120"/>
+              <w:bottom w:type="dxa" w:w="60"/>
+              <w:right w:type="dxa" w:w="120"/>
+            </w:tcMar>
+            <w:vAlign w:val="top"/>
+          </w:tcPr>
+          <w:p>
+            <w:pPr>
+              <w:spacing w:after="40" w:before="0"/>
+              <w:jc w:val="left"/>
+            </w:pPr>
+            <w:r>
+              <w:rPr>
+                <w:rFonts w:ascii="Arial" w:cs="Arial" w:eastAsia="Arial" w:hAnsi="Arial"/>
+                <w:b/>
+                <w:bCs/>
+                <w:i w:val="false"/>
+                <w:iCs w:val="false"/>
+                <w:color w:val="000000"/>
+                <w:sz w:val="18"/>
+                <w:szCs w:val="18"/>
+              </w:rPr>
+              <w:t xml:space="preserve">Explain Phase</w:t>
             </w:r>
           </w:p>
           <w:p>
@@ -15746,7 +15764,7 @@
             <w:pPr>
               <w:spacing w:after="20" w:before="0"/>
             </w:pPr>
-            <w:hyperlink w:history="1" r:id="rId8pubvw-n_-ypd9tz5gngy">
+            <w:hyperlink w:history="1" r:id="rIdjwuqd6o3fngbdjj2ojw70">
               <w:r>
                 <w:rPr>
                   <w:rFonts w:ascii="Arial" w:cs="Arial" w:eastAsia="Arial" w:hAnsi="Arial"/>
@@ -15779,7 +15797,7 @@
               <w:spacing w:after="10" w:before="0"/>
               <w:ind w:left="120"/>
             </w:pPr>
-            <w:hyperlink w:history="1" r:id="rIdkdm_hlymmexp1qbhxkvgh">
+            <w:hyperlink w:history="1" r:id="rIda-turxxi71defthjoinsn">
               <w:r>
                 <w:rPr>
                   <w:rFonts w:ascii="Arial" w:cs="Arial" w:eastAsia="Arial" w:hAnsi="Arial"/>
@@ -15824,7 +15842,7 @@
             <w:pPr>
               <w:spacing w:after="20" w:before="0"/>
             </w:pPr>
-            <w:hyperlink w:history="1" r:id="rIdyukluzhne1gkrobukdxh_">
+            <w:hyperlink w:history="1" r:id="rIdxk4p0uzjuch1tntxnc1ix">
               <w:r>
                 <w:rPr>
                   <w:rFonts w:ascii="Arial" w:cs="Arial" w:eastAsia="Arial" w:hAnsi="Arial"/>
@@ -15857,7 +15875,7 @@
               <w:spacing w:after="10" w:before="0"/>
               <w:ind w:left="120"/>
             </w:pPr>
-            <w:hyperlink w:history="1" r:id="rId17g_m_9m9pw1gvg15i_8g">
+            <w:hyperlink w:history="1" r:id="rIdcpzcllg_p0dflnnzhhqxx">
               <w:r>
                 <w:rPr>
                   <w:rFonts w:ascii="Arial" w:cs="Arial" w:eastAsia="Arial" w:hAnsi="Arial"/>
@@ -16004,32 +16022,32 @@
         <w:tc>
           <w:tcPr>
             <w:tcW w:type="dxa" w:w="1520"/>
-            <w:shd w:fill="F2F2F2" w:color="auto" w:val="clear"/>
-            <w:tcMar>
-              <w:top w:type="dxa" w:w="60"/>
-              <w:left w:type="dxa" w:w="120"/>
-              <w:bottom w:type="dxa" w:w="60"/>
-              <w:right w:type="dxa" w:w="120"/>
-            </w:tcMar>
-            <w:vAlign w:val="top"/>
-          </w:tcPr>
-          <w:p>
-            <w:pPr>
-              <w:spacing w:after="40" w:before="0"/>
-              <w:jc w:val="left"/>
-            </w:pPr>
-            <w:r>
-              <w:rPr>
-                <w:rFonts w:ascii="Arial" w:cs="Arial" w:eastAsia="Arial" w:hAnsi="Arial"/>
-                <w:b/>
-                <w:bCs/>
-                <w:i w:val="false"/>
-                <w:iCs w:val="false"/>
-                <w:color w:val="000000"/>
-                <w:sz w:val="18"/>
-                <w:szCs w:val="18"/>
-              </w:rPr>
-              <w:t xml:space="preserve">Phase 4 — Driving Question Board (DQB) Update</w:t>
+            <w:shd w:fill="FCE4D6" w:color="auto" w:val="clear"/>
+            <w:tcMar>
+              <w:top w:type="dxa" w:w="60"/>
+              <w:left w:type="dxa" w:w="120"/>
+              <w:bottom w:type="dxa" w:w="60"/>
+              <w:right w:type="dxa" w:w="120"/>
+            </w:tcMar>
+            <w:vAlign w:val="top"/>
+          </w:tcPr>
+          <w:p>
+            <w:pPr>
+              <w:spacing w:after="40" w:before="0"/>
+              <w:jc w:val="left"/>
+            </w:pPr>
+            <w:r>
+              <w:rPr>
+                <w:rFonts w:ascii="Arial" w:cs="Arial" w:eastAsia="Arial" w:hAnsi="Arial"/>
+                <w:b/>
+                <w:bCs/>
+                <w:i w:val="false"/>
+                <w:iCs w:val="false"/>
+                <w:color w:val="000000"/>
+                <w:sz w:val="18"/>
+                <w:szCs w:val="18"/>
+              </w:rPr>
+              <w:t xml:space="preserve">Driving Question Board (DQB) Creation</w:t>
             </w:r>
           </w:p>
           <w:p>
@@ -16052,7 +16070,7 @@
             <w:pPr>
               <w:spacing w:after="20" w:before="0"/>
             </w:pPr>
-            <w:hyperlink w:history="1" r:id="rIdswcwcuqjqyf2vhdtpdmtk">
+            <w:hyperlink w:history="1" r:id="rIdg78ryf1feenbskpxepbvg">
               <w:r>
                 <w:rPr>
                   <w:rFonts w:ascii="Arial" w:cs="Arial" w:eastAsia="Arial" w:hAnsi="Arial"/>
@@ -16085,7 +16103,7 @@
               <w:spacing w:after="10" w:before="0"/>
               <w:ind w:left="120"/>
             </w:pPr>
-            <w:hyperlink w:history="1" r:id="rId8cicf4i35541oxtl110ro">
+            <w:hyperlink w:history="1" r:id="rIdi4vqyjsmtcpgoty7jphv0">
               <w:r>
                 <w:rPr>
                   <w:rFonts w:ascii="Arial" w:cs="Arial" w:eastAsia="Arial" w:hAnsi="Arial"/>
@@ -16130,7 +16148,7 @@
             <w:pPr>
               <w:spacing w:after="20" w:before="0"/>
             </w:pPr>
-            <w:hyperlink w:history="1" r:id="rIdpgkjqxrmwgywzeowo56zi">
+            <w:hyperlink w:history="1" r:id="rIdrfnbpapcnvw04ihheuvtt">
               <w:r>
                 <w:rPr>
                   <w:rFonts w:ascii="Arial" w:cs="Arial" w:eastAsia="Arial" w:hAnsi="Arial"/>
@@ -16163,7 +16181,7 @@
               <w:spacing w:after="10" w:before="0"/>
               <w:ind w:left="120"/>
             </w:pPr>
-            <w:hyperlink w:history="1" r:id="rIdspupyjqxzolu2l1acp-kl">
+            <w:hyperlink w:history="1" r:id="rIdqk5kovsg7wnzchmt3x86g">
               <w:r>
                 <w:rPr>
                   <w:rFonts w:ascii="Arial" w:cs="Arial" w:eastAsia="Arial" w:hAnsi="Arial"/>
@@ -16310,32 +16328,32 @@
         <w:tc>
           <w:tcPr>
             <w:tcW w:type="dxa" w:w="1520"/>
-            <w:shd w:fill="F2F2F2" w:color="auto" w:val="clear"/>
-            <w:tcMar>
-              <w:top w:type="dxa" w:w="60"/>
-              <w:left w:type="dxa" w:w="120"/>
-              <w:bottom w:type="dxa" w:w="60"/>
-              <w:right w:type="dxa" w:w="120"/>
-            </w:tcMar>
-            <w:vAlign w:val="top"/>
-          </w:tcPr>
-          <w:p>
-            <w:pPr>
-              <w:spacing w:after="40" w:before="0"/>
-              <w:jc w:val="left"/>
-            </w:pPr>
-            <w:r>
-              <w:rPr>
-                <w:rFonts w:ascii="Arial" w:cs="Arial" w:eastAsia="Arial" w:hAnsi="Arial"/>
-                <w:b/>
-                <w:bCs/>
-                <w:i w:val="false"/>
-                <w:iCs w:val="false"/>
-                <w:color w:val="000000"/>
-                <w:sz w:val="18"/>
-                <w:szCs w:val="18"/>
-              </w:rPr>
-              <w:t xml:space="preserve">Phase 5 — Model Building</w:t>
+            <w:shd w:fill="D5E8F0" w:color="auto" w:val="clear"/>
+            <w:tcMar>
+              <w:top w:type="dxa" w:w="60"/>
+              <w:left w:type="dxa" w:w="120"/>
+              <w:bottom w:type="dxa" w:w="60"/>
+              <w:right w:type="dxa" w:w="120"/>
+            </w:tcMar>
+            <w:vAlign w:val="top"/>
+          </w:tcPr>
+          <w:p>
+            <w:pPr>
+              <w:spacing w:after="40" w:before="0"/>
+              <w:jc w:val="left"/>
+            </w:pPr>
+            <w:r>
+              <w:rPr>
+                <w:rFonts w:ascii="Arial" w:cs="Arial" w:eastAsia="Arial" w:hAnsi="Arial"/>
+                <w:b/>
+                <w:bCs/>
+                <w:i w:val="false"/>
+                <w:iCs w:val="false"/>
+                <w:color w:val="000000"/>
+                <w:sz w:val="18"/>
+                <w:szCs w:val="18"/>
+              </w:rPr>
+              <w:t xml:space="preserve">Model Building Phase</w:t>
             </w:r>
           </w:p>
           <w:p>
@@ -16358,7 +16376,7 @@
             <w:pPr>
               <w:spacing w:after="20" w:before="0"/>
             </w:pPr>
-            <w:hyperlink w:history="1" r:id="rIdlqsgbwrb2-iop9c1h-djl">
+            <w:hyperlink w:history="1" r:id="rId3npesodz53soxk8adkdhq">
               <w:r>
                 <w:rPr>
                   <w:rFonts w:ascii="Arial" w:cs="Arial" w:eastAsia="Arial" w:hAnsi="Arial"/>
@@ -16391,7 +16409,7 @@
               <w:spacing w:after="10" w:before="0"/>
               <w:ind w:left="120"/>
             </w:pPr>
-            <w:hyperlink w:history="1" r:id="rId8qyyo2kxg_mxlik6izlt9">
+            <w:hyperlink w:history="1" r:id="rIdpmz__0e6qvy25dqv8nw-a">
               <w:r>
                 <w:rPr>
                   <w:rFonts w:ascii="Arial" w:cs="Arial" w:eastAsia="Arial" w:hAnsi="Arial"/>
@@ -16436,7 +16454,7 @@
             <w:pPr>
               <w:spacing w:after="20" w:before="0"/>
             </w:pPr>
-            <w:hyperlink w:history="1" r:id="rIdgfczgk6f3ttc4cdjzdm2o">
+            <w:hyperlink w:history="1" r:id="rId97ydruncij6ke_0hrm5wk">
               <w:r>
                 <w:rPr>
                   <w:rFonts w:ascii="Arial" w:cs="Arial" w:eastAsia="Arial" w:hAnsi="Arial"/>
@@ -16469,7 +16487,7 @@
               <w:spacing w:after="10" w:before="0"/>
               <w:ind w:left="120"/>
             </w:pPr>
-            <w:hyperlink w:history="1" r:id="rIdopoddyeq63iken-7bilwm">
+            <w:hyperlink w:history="1" r:id="rIdhynioo31wk0ngmeoo0031">
               <w:r>
                 <w:rPr>
                   <w:rFonts w:ascii="Arial" w:cs="Arial" w:eastAsia="Arial" w:hAnsi="Arial"/>
@@ -17564,7 +17582,25 @@
             </w:tcMar>
             <w:vAlign w:val="top"/>
           </w:tcPr>
-          <w:p/>
+          <w:p>
+            <w:pPr>
+              <w:spacing w:after="40" w:before="0"/>
+              <w:jc w:val="left"/>
+            </w:pPr>
+            <w:r>
+              <w:rPr>
+                <w:rFonts w:ascii="Arial" w:cs="Arial" w:eastAsia="Arial" w:hAnsi="Arial"/>
+                <w:b w:val="false"/>
+                <w:bCs w:val="false"/>
+                <w:i w:val="false"/>
+                <w:iCs w:val="false"/>
+                <w:color w:val="000000"/>
+                <w:sz w:val="18"/>
+                <w:szCs w:val="18"/>
+              </w:rPr>
+              <w:t xml:space="preserve">Hot water (above 60 degrees C) must be handled by the teacher only. Students use warm water at 35 to 40 degrees C and cold water at approximately 10 degrees C. Yeast suspensions and sugar-cane juice are non-toxic but students should avoid ingesting them. Glassware should be inspected for cracks before use. Spills should be wiped immediately to prevent slipping. Students with known yeast or sugar allergies should inform the teacher before the lesson.</w:t>
+            </w:r>
+          </w:p>
         </w:tc>
       </w:tr>
     </w:tbl>
@@ -17938,7 +17974,7 @@
             <w:pPr>
               <w:spacing w:after="20" w:before="0"/>
             </w:pPr>
-            <w:hyperlink w:history="1" r:id="rIdjkuukkxduus7ptvo_fe-s">
+            <w:hyperlink w:history="1" r:id="rIdcpg-c4_rp8qbfq3owmvnr">
               <w:r>
                 <w:rPr>
                   <w:rFonts w:ascii="Arial" w:cs="Arial" w:eastAsia="Arial" w:hAnsi="Arial"/>
@@ -17971,7 +18007,7 @@
               <w:spacing w:after="10" w:before="0"/>
               <w:ind w:left="120"/>
             </w:pPr>
-            <w:hyperlink w:history="1" r:id="rId_u_cdhvjzhbishn3wy65o">
+            <w:hyperlink w:history="1" r:id="rIdic25hzkasslsuss8cmhm8">
               <w:r>
                 <w:rPr>
                   <w:rFonts w:ascii="Arial" w:cs="Arial" w:eastAsia="Arial" w:hAnsi="Arial"/>
@@ -18016,7 +18052,7 @@
             <w:pPr>
               <w:spacing w:after="20" w:before="0"/>
             </w:pPr>
-            <w:hyperlink w:history="1" r:id="rIdmwpoce-2x9o0_qw-xtbth">
+            <w:hyperlink w:history="1" r:id="rIdmaqze7bup6qrj6oc47tgh">
               <w:r>
                 <w:rPr>
                   <w:rFonts w:ascii="Arial" w:cs="Arial" w:eastAsia="Arial" w:hAnsi="Arial"/>
@@ -18049,7 +18085,7 @@
               <w:spacing w:after="10" w:before="0"/>
               <w:ind w:left="120"/>
             </w:pPr>
-            <w:hyperlink w:history="1" r:id="rIdku1r-dchxl4fpvh4enwou">
+            <w:hyperlink w:history="1" r:id="rIdw0xe7yvlgrt3mfj-x-hrk">
               <w:r>
                 <w:rPr>
                   <w:rFonts w:ascii="Arial" w:cs="Arial" w:eastAsia="Arial" w:hAnsi="Arial"/>
@@ -18244,7 +18280,7 @@
             <w:pPr>
               <w:spacing w:after="20" w:before="0"/>
             </w:pPr>
-            <w:hyperlink w:history="1" r:id="rIdjokudl7_ulokr3_-opdgb">
+            <w:hyperlink w:history="1" r:id="rIdbxfgcq_8h5fbl-gjpi5x4">
               <w:r>
                 <w:rPr>
                   <w:rFonts w:ascii="Arial" w:cs="Arial" w:eastAsia="Arial" w:hAnsi="Arial"/>
@@ -18277,7 +18313,7 @@
               <w:spacing w:after="10" w:before="0"/>
               <w:ind w:left="120"/>
             </w:pPr>
-            <w:hyperlink w:history="1" r:id="rId42dvlpyieufz4w1d1zzx5">
+            <w:hyperlink w:history="1" r:id="rIdqqxgscz0jlgvkmlv9ilvr">
               <w:r>
                 <w:rPr>
                   <w:rFonts w:ascii="Arial" w:cs="Arial" w:eastAsia="Arial" w:hAnsi="Arial"/>
@@ -18322,7 +18358,7 @@
             <w:pPr>
               <w:spacing w:after="20" w:before="0"/>
             </w:pPr>
-            <w:hyperlink w:history="1" r:id="rIdzdpeci2e2rqfswdblyp8q">
+            <w:hyperlink w:history="1" r:id="rIdo_kuj9ufmvqa7elzeac0e">
               <w:r>
                 <w:rPr>
                   <w:rFonts w:ascii="Arial" w:cs="Arial" w:eastAsia="Arial" w:hAnsi="Arial"/>
@@ -18355,7 +18391,7 @@
               <w:spacing w:after="10" w:before="0"/>
               <w:ind w:left="120"/>
             </w:pPr>
-            <w:hyperlink w:history="1" r:id="rIdhkfg3ivuvm5zxw-3ukt9d">
+            <w:hyperlink w:history="1" r:id="rIdmwcndoeii6gc0_fp3hhxk">
               <w:r>
                 <w:rPr>
                   <w:rFonts w:ascii="Arial" w:cs="Arial" w:eastAsia="Arial" w:hAnsi="Arial"/>
@@ -18550,7 +18586,7 @@
             <w:pPr>
               <w:spacing w:after="20" w:before="0"/>
             </w:pPr>
-            <w:hyperlink w:history="1" r:id="rIdcgkb3mshlyraabbrtdjzq">
+            <w:hyperlink w:history="1" r:id="rId8lhgfnqpgc-y3owggvn7e">
               <w:r>
                 <w:rPr>
                   <w:rFonts w:ascii="Arial" w:cs="Arial" w:eastAsia="Arial" w:hAnsi="Arial"/>
@@ -18583,7 +18619,7 @@
               <w:spacing w:after="10" w:before="0"/>
               <w:ind w:left="120"/>
             </w:pPr>
-            <w:hyperlink w:history="1" r:id="rIdvqtj55-pmxcwhbjbnd7im">
+            <w:hyperlink w:history="1" r:id="rIdbldlyvlrpc4y2qoqdxa1y">
               <w:r>
                 <w:rPr>
                   <w:rFonts w:ascii="Arial" w:cs="Arial" w:eastAsia="Arial" w:hAnsi="Arial"/>
@@ -18628,7 +18664,7 @@
             <w:pPr>
               <w:spacing w:after="20" w:before="0"/>
             </w:pPr>
-            <w:hyperlink w:history="1" r:id="rId7l69osmpd-p-o6ogvbm29">
+            <w:hyperlink w:history="1" r:id="rId5vhb-fwx5wus_rlndxxkx">
               <w:r>
                 <w:rPr>
                   <w:rFonts w:ascii="Arial" w:cs="Arial" w:eastAsia="Arial" w:hAnsi="Arial"/>
@@ -18661,7 +18697,7 @@
               <w:spacing w:after="10" w:before="0"/>
               <w:ind w:left="120"/>
             </w:pPr>
-            <w:hyperlink w:history="1" r:id="rIdxfdcgwu2c2ah0yri4ojnl">
+            <w:hyperlink w:history="1" r:id="rId9n7p_rspblljjqr_1jg2a">
               <w:r>
                 <w:rPr>
                   <w:rFonts w:ascii="Arial" w:cs="Arial" w:eastAsia="Arial" w:hAnsi="Arial"/>
@@ -18856,7 +18892,7 @@
             <w:pPr>
               <w:spacing w:after="20" w:before="0"/>
             </w:pPr>
-            <w:hyperlink w:history="1" r:id="rIdhsfpssf8cligvltknkuiv">
+            <w:hyperlink w:history="1" r:id="rIdvcaahe0xyayxxkxeovvw4">
               <w:r>
                 <w:rPr>
                   <w:rFonts w:ascii="Arial" w:cs="Arial" w:eastAsia="Arial" w:hAnsi="Arial"/>
@@ -18889,7 +18925,7 @@
               <w:spacing w:after="10" w:before="0"/>
               <w:ind w:left="120"/>
             </w:pPr>
-            <w:hyperlink w:history="1" r:id="rIdsczkarn6kqila7t5dum2a">
+            <w:hyperlink w:history="1" r:id="rIdjbi7hzkt4xboh87ezxtvv">
               <w:r>
                 <w:rPr>
                   <w:rFonts w:ascii="Arial" w:cs="Arial" w:eastAsia="Arial" w:hAnsi="Arial"/>
@@ -18934,7 +18970,7 @@
             <w:pPr>
               <w:spacing w:after="20" w:before="0"/>
             </w:pPr>
-            <w:hyperlink w:history="1" r:id="rIddi6152q0ifwiw5k6lx7mi">
+            <w:hyperlink w:history="1" r:id="rIdfyihnfqfiycxjo2gklcr0">
               <w:r>
                 <w:rPr>
                   <w:rFonts w:ascii="Arial" w:cs="Arial" w:eastAsia="Arial" w:hAnsi="Arial"/>
@@ -18967,7 +19003,7 @@
               <w:spacing w:after="10" w:before="0"/>
               <w:ind w:left="120"/>
             </w:pPr>
-            <w:hyperlink w:history="1" r:id="rIdpmkvj-hxrehhdh_jv_ttn">
+            <w:hyperlink w:history="1" r:id="rIdy4bymrdsyhnpw9s9fshj-">
               <w:r>
                 <w:rPr>
                   <w:rFonts w:ascii="Arial" w:cs="Arial" w:eastAsia="Arial" w:hAnsi="Arial"/>
@@ -19162,7 +19198,7 @@
             <w:pPr>
               <w:spacing w:after="20" w:before="0"/>
             </w:pPr>
-            <w:hyperlink w:history="1" r:id="rIdpupuzlttqy8tp79ehl2ww">
+            <w:hyperlink w:history="1" r:id="rIdwaihupykp-1vqlbgofksv">
               <w:r>
                 <w:rPr>
                   <w:rFonts w:ascii="Arial" w:cs="Arial" w:eastAsia="Arial" w:hAnsi="Arial"/>
@@ -19195,7 +19231,7 @@
               <w:spacing w:after="10" w:before="0"/>
               <w:ind w:left="120"/>
             </w:pPr>
-            <w:hyperlink w:history="1" r:id="rIdpvjhc43gzmkqihuuwj81k">
+            <w:hyperlink w:history="1" r:id="rIdd23opgxeq-ebe1-dvgyz7">
               <w:r>
                 <w:rPr>
                   <w:rFonts w:ascii="Arial" w:cs="Arial" w:eastAsia="Arial" w:hAnsi="Arial"/>
@@ -19240,7 +19276,7 @@
             <w:pPr>
               <w:spacing w:after="20" w:before="0"/>
             </w:pPr>
-            <w:hyperlink w:history="1" r:id="rIdgir1tghaq91iul3hfowmh">
+            <w:hyperlink w:history="1" r:id="rId0zzmwmkiyxi11da4yxgf9">
               <w:r>
                 <w:rPr>
                   <w:rFonts w:ascii="Arial" w:cs="Arial" w:eastAsia="Arial" w:hAnsi="Arial"/>
@@ -19273,7 +19309,7 @@
               <w:spacing w:after="10" w:before="0"/>
               <w:ind w:left="120"/>
             </w:pPr>
-            <w:hyperlink w:history="1" r:id="rIdcpx8qprddg9gc3h8txmju">
+            <w:hyperlink w:history="1" r:id="rIdpumwl5oiag4l6mzwnggxn">
               <w:r>
                 <w:rPr>
                   <w:rFonts w:ascii="Arial" w:cs="Arial" w:eastAsia="Arial" w:hAnsi="Arial"/>
@@ -20712,32 +20748,32 @@
         <w:tc>
           <w:tcPr>
             <w:tcW w:type="dxa" w:w="1520"/>
-            <w:shd w:fill="F2F2F2" w:color="auto" w:val="clear"/>
-            <w:tcMar>
-              <w:top w:type="dxa" w:w="60"/>
-              <w:left w:type="dxa" w:w="120"/>
-              <w:bottom w:type="dxa" w:w="60"/>
-              <w:right w:type="dxa" w:w="120"/>
-            </w:tcMar>
-            <w:vAlign w:val="top"/>
-          </w:tcPr>
-          <w:p>
-            <w:pPr>
-              <w:spacing w:after="40" w:before="0"/>
-              <w:jc w:val="left"/>
-            </w:pPr>
-            <w:r>
-              <w:rPr>
-                <w:rFonts w:ascii="Arial" w:cs="Arial" w:eastAsia="Arial" w:hAnsi="Arial"/>
-                <w:b/>
-                <w:bCs/>
-                <w:i w:val="false"/>
-                <w:iCs w:val="false"/>
-                <w:color w:val="000000"/>
-                <w:sz w:val="18"/>
-                <w:szCs w:val="18"/>
-              </w:rPr>
-              <w:t xml:space="preserve">Phase 1 — Predict</w:t>
+            <w:shd w:fill="EAD1F5" w:color="auto" w:val="clear"/>
+            <w:tcMar>
+              <w:top w:type="dxa" w:w="60"/>
+              <w:left w:type="dxa" w:w="120"/>
+              <w:bottom w:type="dxa" w:w="60"/>
+              <w:right w:type="dxa" w:w="120"/>
+            </w:tcMar>
+            <w:vAlign w:val="top"/>
+          </w:tcPr>
+          <w:p>
+            <w:pPr>
+              <w:spacing w:after="40" w:before="0"/>
+              <w:jc w:val="left"/>
+            </w:pPr>
+            <w:r>
+              <w:rPr>
+                <w:rFonts w:ascii="Arial" w:cs="Arial" w:eastAsia="Arial" w:hAnsi="Arial"/>
+                <w:b/>
+                <w:bCs/>
+                <w:i w:val="false"/>
+                <w:iCs w:val="false"/>
+                <w:color w:val="000000"/>
+                <w:sz w:val="18"/>
+                <w:szCs w:val="18"/>
+              </w:rPr>
+              <w:t xml:space="preserve">Predict Phase</w:t>
             </w:r>
           </w:p>
           <w:p>
@@ -20760,7 +20796,7 @@
             <w:pPr>
               <w:spacing w:after="20" w:before="0"/>
             </w:pPr>
-            <w:hyperlink w:history="1" r:id="rIds3ewulsgzjmsrs-mnq6ue">
+            <w:hyperlink w:history="1" r:id="rIds0jq43ds7ubkpbbzbjt5h">
               <w:r>
                 <w:rPr>
                   <w:rFonts w:ascii="Arial" w:cs="Arial" w:eastAsia="Arial" w:hAnsi="Arial"/>
@@ -20793,7 +20829,7 @@
               <w:spacing w:after="10" w:before="0"/>
               <w:ind w:left="120"/>
             </w:pPr>
-            <w:hyperlink w:history="1" r:id="rIdse4zouoxylbkawud1unvw">
+            <w:hyperlink w:history="1" r:id="rIdtnw7_cqbyyx5tupwbxsh_">
               <w:r>
                 <w:rPr>
                   <w:rFonts w:ascii="Arial" w:cs="Arial" w:eastAsia="Arial" w:hAnsi="Arial"/>
@@ -20838,7 +20874,7 @@
             <w:pPr>
               <w:spacing w:after="20" w:before="0"/>
             </w:pPr>
-            <w:hyperlink w:history="1" r:id="rId3qfaixo0u_4ixtud_pig3">
+            <w:hyperlink w:history="1" r:id="rIdee82sibhytamu7h2f51mc">
               <w:r>
                 <w:rPr>
                   <w:rFonts w:ascii="Arial" w:cs="Arial" w:eastAsia="Arial" w:hAnsi="Arial"/>
@@ -20871,7 +20907,7 @@
               <w:spacing w:after="10" w:before="0"/>
               <w:ind w:left="120"/>
             </w:pPr>
-            <w:hyperlink w:history="1" r:id="rIdtfvd681osnyqtch9lwmzy">
+            <w:hyperlink w:history="1" r:id="rIdfeckxkk1-gm2d9posgc-t">
               <w:r>
                 <w:rPr>
                   <w:rFonts w:ascii="Arial" w:cs="Arial" w:eastAsia="Arial" w:hAnsi="Arial"/>
@@ -21018,32 +21054,32 @@
         <w:tc>
           <w:tcPr>
             <w:tcW w:type="dxa" w:w="1520"/>
-            <w:shd w:fill="F2F2F2" w:color="auto" w:val="clear"/>
-            <w:tcMar>
-              <w:top w:type="dxa" w:w="60"/>
-              <w:left w:type="dxa" w:w="120"/>
-              <w:bottom w:type="dxa" w:w="60"/>
-              <w:right w:type="dxa" w:w="120"/>
-            </w:tcMar>
-            <w:vAlign w:val="top"/>
-          </w:tcPr>
-          <w:p>
-            <w:pPr>
-              <w:spacing w:after="40" w:before="0"/>
-              <w:jc w:val="left"/>
-            </w:pPr>
-            <w:r>
-              <w:rPr>
-                <w:rFonts w:ascii="Arial" w:cs="Arial" w:eastAsia="Arial" w:hAnsi="Arial"/>
-                <w:b/>
-                <w:bCs/>
-                <w:i w:val="false"/>
-                <w:iCs w:val="false"/>
-                <w:color w:val="000000"/>
-                <w:sz w:val="18"/>
-                <w:szCs w:val="18"/>
-              </w:rPr>
-              <w:t xml:space="preserve">Phase 2 — Observe</w:t>
+            <w:shd w:fill="D9EEF1" w:color="auto" w:val="clear"/>
+            <w:tcMar>
+              <w:top w:type="dxa" w:w="60"/>
+              <w:left w:type="dxa" w:w="120"/>
+              <w:bottom w:type="dxa" w:w="60"/>
+              <w:right w:type="dxa" w:w="120"/>
+            </w:tcMar>
+            <w:vAlign w:val="top"/>
+          </w:tcPr>
+          <w:p>
+            <w:pPr>
+              <w:spacing w:after="40" w:before="0"/>
+              <w:jc w:val="left"/>
+            </w:pPr>
+            <w:r>
+              <w:rPr>
+                <w:rFonts w:ascii="Arial" w:cs="Arial" w:eastAsia="Arial" w:hAnsi="Arial"/>
+                <w:b/>
+                <w:bCs/>
+                <w:i w:val="false"/>
+                <w:iCs w:val="false"/>
+                <w:color w:val="000000"/>
+                <w:sz w:val="18"/>
+                <w:szCs w:val="18"/>
+              </w:rPr>
+              <w:t xml:space="preserve">Observe Phase</w:t>
             </w:r>
           </w:p>
           <w:p>
@@ -21066,7 +21102,7 @@
             <w:pPr>
               <w:spacing w:after="20" w:before="0"/>
             </w:pPr>
-            <w:hyperlink w:history="1" r:id="rIduqj_omoihnteszwoxguqz">
+            <w:hyperlink w:history="1" r:id="rIdhkblmcupi87oyqspqtclu">
               <w:r>
                 <w:rPr>
                   <w:rFonts w:ascii="Arial" w:cs="Arial" w:eastAsia="Arial" w:hAnsi="Arial"/>
@@ -21099,7 +21135,7 @@
               <w:spacing w:after="10" w:before="0"/>
               <w:ind w:left="120"/>
             </w:pPr>
-            <w:hyperlink w:history="1" r:id="rId-s5pecui3g4feq2dw9zfh">
+            <w:hyperlink w:history="1" r:id="rId1wbsz81gbbfus-1-m3pgj">
               <w:r>
                 <w:rPr>
                   <w:rFonts w:ascii="Arial" w:cs="Arial" w:eastAsia="Arial" w:hAnsi="Arial"/>
@@ -21144,7 +21180,7 @@
             <w:pPr>
               <w:spacing w:after="20" w:before="0"/>
             </w:pPr>
-            <w:hyperlink w:history="1" r:id="rIdpaym2ls_klsdyl6ape62a">
+            <w:hyperlink w:history="1" r:id="rIdu4aafy2epyru-ssrwt33o">
               <w:r>
                 <w:rPr>
                   <w:rFonts w:ascii="Arial" w:cs="Arial" w:eastAsia="Arial" w:hAnsi="Arial"/>
@@ -21177,7 +21213,7 @@
               <w:spacing w:after="10" w:before="0"/>
               <w:ind w:left="120"/>
             </w:pPr>
-            <w:hyperlink w:history="1" r:id="rIdqeh9k0i6aggcmbaqkjn3s">
+            <w:hyperlink w:history="1" r:id="rId-jhtwt2i7kvi0a9ps7jej">
               <w:r>
                 <w:rPr>
                   <w:rFonts w:ascii="Arial" w:cs="Arial" w:eastAsia="Arial" w:hAnsi="Arial"/>
@@ -21324,32 +21360,32 @@
         <w:tc>
           <w:tcPr>
             <w:tcW w:type="dxa" w:w="1520"/>
-            <w:shd w:fill="F2F2F2" w:color="auto" w:val="clear"/>
-            <w:tcMar>
-              <w:top w:type="dxa" w:w="60"/>
-              <w:left w:type="dxa" w:w="120"/>
-              <w:bottom w:type="dxa" w:w="60"/>
-              <w:right w:type="dxa" w:w="120"/>
-            </w:tcMar>
-            <w:vAlign w:val="top"/>
-          </w:tcPr>
-          <w:p>
-            <w:pPr>
-              <w:spacing w:after="40" w:before="0"/>
-              <w:jc w:val="left"/>
-            </w:pPr>
-            <w:r>
-              <w:rPr>
-                <w:rFonts w:ascii="Arial" w:cs="Arial" w:eastAsia="Arial" w:hAnsi="Arial"/>
-                <w:b/>
-                <w:bCs/>
-                <w:i w:val="false"/>
-                <w:iCs w:val="false"/>
-                <w:color w:val="000000"/>
-                <w:sz w:val="18"/>
-                <w:szCs w:val="18"/>
-              </w:rPr>
-              <w:t xml:space="preserve">Phase 3 — Explain</w:t>
+            <w:shd w:fill="E2EFDA" w:color="auto" w:val="clear"/>
+            <w:tcMar>
+              <w:top w:type="dxa" w:w="60"/>
+              <w:left w:type="dxa" w:w="120"/>
+              <w:bottom w:type="dxa" w:w="60"/>
+              <w:right w:type="dxa" w:w="120"/>
+            </w:tcMar>
+            <w:vAlign w:val="top"/>
+          </w:tcPr>
+          <w:p>
+            <w:pPr>
+              <w:spacing w:after="40" w:before="0"/>
+              <w:jc w:val="left"/>
+            </w:pPr>
+            <w:r>
+              <w:rPr>
+                <w:rFonts w:ascii="Arial" w:cs="Arial" w:eastAsia="Arial" w:hAnsi="Arial"/>
+                <w:b/>
+                <w:bCs/>
+                <w:i w:val="false"/>
+                <w:iCs w:val="false"/>
+                <w:color w:val="000000"/>
+                <w:sz w:val="18"/>
+                <w:szCs w:val="18"/>
+              </w:rPr>
+              <w:t xml:space="preserve">Explain Phase</w:t>
             </w:r>
           </w:p>
           <w:p>
@@ -21372,7 +21408,7 @@
             <w:pPr>
               <w:spacing w:after="20" w:before="0"/>
             </w:pPr>
-            <w:hyperlink w:history="1" r:id="rIdof4zkjk-da6yrtootywg4">
+            <w:hyperlink w:history="1" r:id="rIdn9n8rliv_cdbwjknkoib0">
               <w:r>
                 <w:rPr>
                   <w:rFonts w:ascii="Arial" w:cs="Arial" w:eastAsia="Arial" w:hAnsi="Arial"/>
@@ -21405,7 +21441,7 @@
               <w:spacing w:after="10" w:before="0"/>
               <w:ind w:left="120"/>
             </w:pPr>
-            <w:hyperlink w:history="1" r:id="rIdksw5egxwhww3vqb42__av">
+            <w:hyperlink w:history="1" r:id="rIdocrawct5gpzlfqi-db9ki">
               <w:r>
                 <w:rPr>
                   <w:rFonts w:ascii="Arial" w:cs="Arial" w:eastAsia="Arial" w:hAnsi="Arial"/>
@@ -21450,7 +21486,7 @@
             <w:pPr>
               <w:spacing w:after="20" w:before="0"/>
             </w:pPr>
-            <w:hyperlink w:history="1" r:id="rIdjo3tkemi4lwhffo84jcdy">
+            <w:hyperlink w:history="1" r:id="rIdef2p9tsabzaqszgktu9te">
               <w:r>
                 <w:rPr>
                   <w:rFonts w:ascii="Arial" w:cs="Arial" w:eastAsia="Arial" w:hAnsi="Arial"/>
@@ -21483,7 +21519,7 @@
               <w:spacing w:after="10" w:before="0"/>
               <w:ind w:left="120"/>
             </w:pPr>
-            <w:hyperlink w:history="1" r:id="rIdy2y_bjaabh4uehf5si3w-">
+            <w:hyperlink w:history="1" r:id="rIdbpz41-pmbtn3kkincze4a">
               <w:r>
                 <w:rPr>
                   <w:rFonts w:ascii="Arial" w:cs="Arial" w:eastAsia="Arial" w:hAnsi="Arial"/>
@@ -21630,32 +21666,32 @@
         <w:tc>
           <w:tcPr>
             <w:tcW w:type="dxa" w:w="1520"/>
-            <w:shd w:fill="F2F2F2" w:color="auto" w:val="clear"/>
-            <w:tcMar>
-              <w:top w:type="dxa" w:w="60"/>
-              <w:left w:type="dxa" w:w="120"/>
-              <w:bottom w:type="dxa" w:w="60"/>
-              <w:right w:type="dxa" w:w="120"/>
-            </w:tcMar>
-            <w:vAlign w:val="top"/>
-          </w:tcPr>
-          <w:p>
-            <w:pPr>
-              <w:spacing w:after="40" w:before="0"/>
-              <w:jc w:val="left"/>
-            </w:pPr>
-            <w:r>
-              <w:rPr>
-                <w:rFonts w:ascii="Arial" w:cs="Arial" w:eastAsia="Arial" w:hAnsi="Arial"/>
-                <w:b/>
-                <w:bCs/>
-                <w:i w:val="false"/>
-                <w:iCs w:val="false"/>
-                <w:color w:val="000000"/>
-                <w:sz w:val="18"/>
-                <w:szCs w:val="18"/>
-              </w:rPr>
-              <w:t xml:space="preserve">Phase 4 — Driving Question Board (DQB) Update</w:t>
+            <w:shd w:fill="FCE4D6" w:color="auto" w:val="clear"/>
+            <w:tcMar>
+              <w:top w:type="dxa" w:w="60"/>
+              <w:left w:type="dxa" w:w="120"/>
+              <w:bottom w:type="dxa" w:w="60"/>
+              <w:right w:type="dxa" w:w="120"/>
+            </w:tcMar>
+            <w:vAlign w:val="top"/>
+          </w:tcPr>
+          <w:p>
+            <w:pPr>
+              <w:spacing w:after="40" w:before="0"/>
+              <w:jc w:val="left"/>
+            </w:pPr>
+            <w:r>
+              <w:rPr>
+                <w:rFonts w:ascii="Arial" w:cs="Arial" w:eastAsia="Arial" w:hAnsi="Arial"/>
+                <w:b/>
+                <w:bCs/>
+                <w:i w:val="false"/>
+                <w:iCs w:val="false"/>
+                <w:color w:val="000000"/>
+                <w:sz w:val="18"/>
+                <w:szCs w:val="18"/>
+              </w:rPr>
+              <w:t xml:space="preserve">Driving Question Board (DQB) Creation</w:t>
             </w:r>
           </w:p>
           <w:p>
@@ -21678,7 +21714,7 @@
             <w:pPr>
               <w:spacing w:after="20" w:before="0"/>
             </w:pPr>
-            <w:hyperlink w:history="1" r:id="rIdbamr-sjm7k9nbaavoes-5">
+            <w:hyperlink w:history="1" r:id="rIdyml7woif7jrclqbalksoj">
               <w:r>
                 <w:rPr>
                   <w:rFonts w:ascii="Arial" w:cs="Arial" w:eastAsia="Arial" w:hAnsi="Arial"/>
@@ -21711,7 +21747,7 @@
               <w:spacing w:after="10" w:before="0"/>
               <w:ind w:left="120"/>
             </w:pPr>
-            <w:hyperlink w:history="1" r:id="rIdezmlziyedo7ckpsj8mdsk">
+            <w:hyperlink w:history="1" r:id="rIdxir2x2xv3omdzzhgcw-jz">
               <w:r>
                 <w:rPr>
                   <w:rFonts w:ascii="Arial" w:cs="Arial" w:eastAsia="Arial" w:hAnsi="Arial"/>
@@ -21756,7 +21792,7 @@
             <w:pPr>
               <w:spacing w:after="20" w:before="0"/>
             </w:pPr>
-            <w:hyperlink w:history="1" r:id="rIdmvuxxtyu-didunkmlzewe">
+            <w:hyperlink w:history="1" r:id="rIdml3bqi0huapildemsdem2">
               <w:r>
                 <w:rPr>
                   <w:rFonts w:ascii="Arial" w:cs="Arial" w:eastAsia="Arial" w:hAnsi="Arial"/>
@@ -21789,7 +21825,7 @@
               <w:spacing w:after="10" w:before="0"/>
               <w:ind w:left="120"/>
             </w:pPr>
-            <w:hyperlink w:history="1" r:id="rIdcwxvdlw1vnaixlwkdfv0p">
+            <w:hyperlink w:history="1" r:id="rIdew8bvy3ofixyworg8e-gb">
               <w:r>
                 <w:rPr>
                   <w:rFonts w:ascii="Arial" w:cs="Arial" w:eastAsia="Arial" w:hAnsi="Arial"/>
@@ -21936,32 +21972,32 @@
         <w:tc>
           <w:tcPr>
             <w:tcW w:type="dxa" w:w="1520"/>
-            <w:shd w:fill="F2F2F2" w:color="auto" w:val="clear"/>
-            <w:tcMar>
-              <w:top w:type="dxa" w:w="60"/>
-              <w:left w:type="dxa" w:w="120"/>
-              <w:bottom w:type="dxa" w:w="60"/>
-              <w:right w:type="dxa" w:w="120"/>
-            </w:tcMar>
-            <w:vAlign w:val="top"/>
-          </w:tcPr>
-          <w:p>
-            <w:pPr>
-              <w:spacing w:after="40" w:before="0"/>
-              <w:jc w:val="left"/>
-            </w:pPr>
-            <w:r>
-              <w:rPr>
-                <w:rFonts w:ascii="Arial" w:cs="Arial" w:eastAsia="Arial" w:hAnsi="Arial"/>
-                <w:b/>
-                <w:bCs/>
-                <w:i w:val="false"/>
-                <w:iCs w:val="false"/>
-                <w:color w:val="000000"/>
-                <w:sz w:val="18"/>
-                <w:szCs w:val="18"/>
-              </w:rPr>
-              <w:t xml:space="preserve">Phase 5 — Model Building</w:t>
+            <w:shd w:fill="D5E8F0" w:color="auto" w:val="clear"/>
+            <w:tcMar>
+              <w:top w:type="dxa" w:w="60"/>
+              <w:left w:type="dxa" w:w="120"/>
+              <w:bottom w:type="dxa" w:w="60"/>
+              <w:right w:type="dxa" w:w="120"/>
+            </w:tcMar>
+            <w:vAlign w:val="top"/>
+          </w:tcPr>
+          <w:p>
+            <w:pPr>
+              <w:spacing w:after="40" w:before="0"/>
+              <w:jc w:val="left"/>
+            </w:pPr>
+            <w:r>
+              <w:rPr>
+                <w:rFonts w:ascii="Arial" w:cs="Arial" w:eastAsia="Arial" w:hAnsi="Arial"/>
+                <w:b/>
+                <w:bCs/>
+                <w:i w:val="false"/>
+                <w:iCs w:val="false"/>
+                <w:color w:val="000000"/>
+                <w:sz w:val="18"/>
+                <w:szCs w:val="18"/>
+              </w:rPr>
+              <w:t xml:space="preserve">Model Building Phase</w:t>
             </w:r>
           </w:p>
           <w:p>
@@ -21984,7 +22020,7 @@
             <w:pPr>
               <w:spacing w:after="20" w:before="0"/>
             </w:pPr>
-            <w:hyperlink w:history="1" r:id="rIdbbpb_kv6kr-qj1ao8mv-0">
+            <w:hyperlink w:history="1" r:id="rIdfydhdzmmxxsehgvbyer5i">
               <w:r>
                 <w:rPr>
                   <w:rFonts w:ascii="Arial" w:cs="Arial" w:eastAsia="Arial" w:hAnsi="Arial"/>
@@ -22017,7 +22053,7 @@
               <w:spacing w:after="10" w:before="0"/>
               <w:ind w:left="120"/>
             </w:pPr>
-            <w:hyperlink w:history="1" r:id="rIdv-qdml6kj-luw9ikcbvqw">
+            <w:hyperlink w:history="1" r:id="rIdbeoyd6y6l-5qww-ovefvs">
               <w:r>
                 <w:rPr>
                   <w:rFonts w:ascii="Arial" w:cs="Arial" w:eastAsia="Arial" w:hAnsi="Arial"/>
@@ -22062,7 +22098,7 @@
             <w:pPr>
               <w:spacing w:after="20" w:before="0"/>
             </w:pPr>
-            <w:hyperlink w:history="1" r:id="rIdjd1dc_4fpzy8lsfzm_pgg">
+            <w:hyperlink w:history="1" r:id="rIdmmvqbjbxfujr8-ipreiiw">
               <w:r>
                 <w:rPr>
                   <w:rFonts w:ascii="Arial" w:cs="Arial" w:eastAsia="Arial" w:hAnsi="Arial"/>
@@ -22095,7 +22131,7 @@
               <w:spacing w:after="10" w:before="0"/>
               <w:ind w:left="120"/>
             </w:pPr>
-            <w:hyperlink w:history="1" r:id="rIdfe-5fci4-weemh0078ejd">
+            <w:hyperlink w:history="1" r:id="rIdmkhs0ozvotk0iyjyn9tty">
               <w:r>
                 <w:rPr>
                   <w:rFonts w:ascii="Arial" w:cs="Arial" w:eastAsia="Arial" w:hAnsi="Arial"/>
@@ -23534,32 +23570,32 @@
         <w:tc>
           <w:tcPr>
             <w:tcW w:type="dxa" w:w="1520"/>
-            <w:shd w:fill="F2F2F2" w:color="auto" w:val="clear"/>
-            <w:tcMar>
-              <w:top w:type="dxa" w:w="60"/>
-              <w:left w:type="dxa" w:w="120"/>
-              <w:bottom w:type="dxa" w:w="60"/>
-              <w:right w:type="dxa" w:w="120"/>
-            </w:tcMar>
-            <w:vAlign w:val="top"/>
-          </w:tcPr>
-          <w:p>
-            <w:pPr>
-              <w:spacing w:after="40" w:before="0"/>
-              <w:jc w:val="left"/>
-            </w:pPr>
-            <w:r>
-              <w:rPr>
-                <w:rFonts w:ascii="Arial" w:cs="Arial" w:eastAsia="Arial" w:hAnsi="Arial"/>
-                <w:b/>
-                <w:bCs/>
-                <w:i w:val="false"/>
-                <w:iCs w:val="false"/>
-                <w:color w:val="000000"/>
-                <w:sz w:val="18"/>
-                <w:szCs w:val="18"/>
-              </w:rPr>
-              <w:t xml:space="preserve">Phase 1 — Predict</w:t>
+            <w:shd w:fill="EAD1F5" w:color="auto" w:val="clear"/>
+            <w:tcMar>
+              <w:top w:type="dxa" w:w="60"/>
+              <w:left w:type="dxa" w:w="120"/>
+              <w:bottom w:type="dxa" w:w="60"/>
+              <w:right w:type="dxa" w:w="120"/>
+            </w:tcMar>
+            <w:vAlign w:val="top"/>
+          </w:tcPr>
+          <w:p>
+            <w:pPr>
+              <w:spacing w:after="40" w:before="0"/>
+              <w:jc w:val="left"/>
+            </w:pPr>
+            <w:r>
+              <w:rPr>
+                <w:rFonts w:ascii="Arial" w:cs="Arial" w:eastAsia="Arial" w:hAnsi="Arial"/>
+                <w:b/>
+                <w:bCs/>
+                <w:i w:val="false"/>
+                <w:iCs w:val="false"/>
+                <w:color w:val="000000"/>
+                <w:sz w:val="18"/>
+                <w:szCs w:val="18"/>
+              </w:rPr>
+              <w:t xml:space="preserve">Predict Phase</w:t>
             </w:r>
           </w:p>
           <w:p>
@@ -23582,7 +23618,7 @@
             <w:pPr>
               <w:spacing w:after="20" w:before="0"/>
             </w:pPr>
-            <w:hyperlink w:history="1" r:id="rIdpes7tiby9fhkhjzpcwh1v">
+            <w:hyperlink w:history="1" r:id="rIdtxesfzpqg-lvg2g2bevtm">
               <w:r>
                 <w:rPr>
                   <w:rFonts w:ascii="Arial" w:cs="Arial" w:eastAsia="Arial" w:hAnsi="Arial"/>
@@ -23615,7 +23651,7 @@
               <w:spacing w:after="10" w:before="0"/>
               <w:ind w:left="120"/>
             </w:pPr>
-            <w:hyperlink w:history="1" r:id="rIdvnsk0f7tuy30f6ckav_z5">
+            <w:hyperlink w:history="1" r:id="rId2i-vze1k0isonq_en5d5_">
               <w:r>
                 <w:rPr>
                   <w:rFonts w:ascii="Arial" w:cs="Arial" w:eastAsia="Arial" w:hAnsi="Arial"/>
@@ -23660,7 +23696,7 @@
             <w:pPr>
               <w:spacing w:after="20" w:before="0"/>
             </w:pPr>
-            <w:hyperlink w:history="1" r:id="rIdcylzyuiijfcgzi1a3fjji">
+            <w:hyperlink w:history="1" r:id="rIdnegfizntxgckwjtlm__ei">
               <w:r>
                 <w:rPr>
                   <w:rFonts w:ascii="Arial" w:cs="Arial" w:eastAsia="Arial" w:hAnsi="Arial"/>
@@ -23693,7 +23729,7 @@
               <w:spacing w:after="10" w:before="0"/>
               <w:ind w:left="120"/>
             </w:pPr>
-            <w:hyperlink w:history="1" r:id="rIdnx_ngbf5t_qem1di6cnph">
+            <w:hyperlink w:history="1" r:id="rIdnzbby5g7eovp2mvdccu3m">
               <w:r>
                 <w:rPr>
                   <w:rFonts w:ascii="Arial" w:cs="Arial" w:eastAsia="Arial" w:hAnsi="Arial"/>
@@ -23840,32 +23876,32 @@
         <w:tc>
           <w:tcPr>
             <w:tcW w:type="dxa" w:w="1520"/>
-            <w:shd w:fill="F2F2F2" w:color="auto" w:val="clear"/>
-            <w:tcMar>
-              <w:top w:type="dxa" w:w="60"/>
-              <w:left w:type="dxa" w:w="120"/>
-              <w:bottom w:type="dxa" w:w="60"/>
-              <w:right w:type="dxa" w:w="120"/>
-            </w:tcMar>
-            <w:vAlign w:val="top"/>
-          </w:tcPr>
-          <w:p>
-            <w:pPr>
-              <w:spacing w:after="40" w:before="0"/>
-              <w:jc w:val="left"/>
-            </w:pPr>
-            <w:r>
-              <w:rPr>
-                <w:rFonts w:ascii="Arial" w:cs="Arial" w:eastAsia="Arial" w:hAnsi="Arial"/>
-                <w:b/>
-                <w:bCs/>
-                <w:i w:val="false"/>
-                <w:iCs w:val="false"/>
-                <w:color w:val="000000"/>
-                <w:sz w:val="18"/>
-                <w:szCs w:val="18"/>
-              </w:rPr>
-              <w:t xml:space="preserve">Phase 2 — Observe</w:t>
+            <w:shd w:fill="D9EEF1" w:color="auto" w:val="clear"/>
+            <w:tcMar>
+              <w:top w:type="dxa" w:w="60"/>
+              <w:left w:type="dxa" w:w="120"/>
+              <w:bottom w:type="dxa" w:w="60"/>
+              <w:right w:type="dxa" w:w="120"/>
+            </w:tcMar>
+            <w:vAlign w:val="top"/>
+          </w:tcPr>
+          <w:p>
+            <w:pPr>
+              <w:spacing w:after="40" w:before="0"/>
+              <w:jc w:val="left"/>
+            </w:pPr>
+            <w:r>
+              <w:rPr>
+                <w:rFonts w:ascii="Arial" w:cs="Arial" w:eastAsia="Arial" w:hAnsi="Arial"/>
+                <w:b/>
+                <w:bCs/>
+                <w:i w:val="false"/>
+                <w:iCs w:val="false"/>
+                <w:color w:val="000000"/>
+                <w:sz w:val="18"/>
+                <w:szCs w:val="18"/>
+              </w:rPr>
+              <w:t xml:space="preserve">Observe Phase</w:t>
             </w:r>
           </w:p>
           <w:p>
@@ -23888,7 +23924,7 @@
             <w:pPr>
               <w:spacing w:after="20" w:before="0"/>
             </w:pPr>
-            <w:hyperlink w:history="1" r:id="rId2vtbarfwg7xjxjp0klebu">
+            <w:hyperlink w:history="1" r:id="rId0nli6xivjgxaxsl8uv-aq">
               <w:r>
                 <w:rPr>
                   <w:rFonts w:ascii="Arial" w:cs="Arial" w:eastAsia="Arial" w:hAnsi="Arial"/>
@@ -23921,7 +23957,7 @@
               <w:spacing w:after="10" w:before="0"/>
               <w:ind w:left="120"/>
             </w:pPr>
-            <w:hyperlink w:history="1" r:id="rIdzldyuaevleaeg6ikew5ez">
+            <w:hyperlink w:history="1" r:id="rId05sjuf3kdkaerhtpehkju">
               <w:r>
                 <w:rPr>
                   <w:rFonts w:ascii="Arial" w:cs="Arial" w:eastAsia="Arial" w:hAnsi="Arial"/>
@@ -23966,7 +24002,7 @@
             <w:pPr>
               <w:spacing w:after="20" w:before="0"/>
             </w:pPr>
-            <w:hyperlink w:history="1" r:id="rId-1yy3z8hargq8x95upah2">
+            <w:hyperlink w:history="1" r:id="rIdz6mjmp3l7mw6sdlh3fmfw">
               <w:r>
                 <w:rPr>
                   <w:rFonts w:ascii="Arial" w:cs="Arial" w:eastAsia="Arial" w:hAnsi="Arial"/>
@@ -23999,7 +24035,7 @@
               <w:spacing w:after="10" w:before="0"/>
               <w:ind w:left="120"/>
             </w:pPr>
-            <w:hyperlink w:history="1" r:id="rIdsjh4evtddmnz5iugone7y">
+            <w:hyperlink w:history="1" r:id="rIdghnvresqv4f-zblbcxlcf">
               <w:r>
                 <w:rPr>
                   <w:rFonts w:ascii="Arial" w:cs="Arial" w:eastAsia="Arial" w:hAnsi="Arial"/>
@@ -24146,32 +24182,32 @@
         <w:tc>
           <w:tcPr>
             <w:tcW w:type="dxa" w:w="1520"/>
-            <w:shd w:fill="F2F2F2" w:color="auto" w:val="clear"/>
-            <w:tcMar>
-              <w:top w:type="dxa" w:w="60"/>
-              <w:left w:type="dxa" w:w="120"/>
-              <w:bottom w:type="dxa" w:w="60"/>
-              <w:right w:type="dxa" w:w="120"/>
-            </w:tcMar>
-            <w:vAlign w:val="top"/>
-          </w:tcPr>
-          <w:p>
-            <w:pPr>
-              <w:spacing w:after="40" w:before="0"/>
-              <w:jc w:val="left"/>
-            </w:pPr>
-            <w:r>
-              <w:rPr>
-                <w:rFonts w:ascii="Arial" w:cs="Arial" w:eastAsia="Arial" w:hAnsi="Arial"/>
-                <w:b/>
-                <w:bCs/>
-                <w:i w:val="false"/>
-                <w:iCs w:val="false"/>
-                <w:color w:val="000000"/>
-                <w:sz w:val="18"/>
-                <w:szCs w:val="18"/>
-              </w:rPr>
-              <w:t xml:space="preserve">Phase 3 — Explain</w:t>
+            <w:shd w:fill="E2EFDA" w:color="auto" w:val="clear"/>
+            <w:tcMar>
+              <w:top w:type="dxa" w:w="60"/>
+              <w:left w:type="dxa" w:w="120"/>
+              <w:bottom w:type="dxa" w:w="60"/>
+              <w:right w:type="dxa" w:w="120"/>
+            </w:tcMar>
+            <w:vAlign w:val="top"/>
+          </w:tcPr>
+          <w:p>
+            <w:pPr>
+              <w:spacing w:after="40" w:before="0"/>
+              <w:jc w:val="left"/>
+            </w:pPr>
+            <w:r>
+              <w:rPr>
+                <w:rFonts w:ascii="Arial" w:cs="Arial" w:eastAsia="Arial" w:hAnsi="Arial"/>
+                <w:b/>
+                <w:bCs/>
+                <w:i w:val="false"/>
+                <w:iCs w:val="false"/>
+                <w:color w:val="000000"/>
+                <w:sz w:val="18"/>
+                <w:szCs w:val="18"/>
+              </w:rPr>
+              <w:t xml:space="preserve">Explain Phase</w:t>
             </w:r>
           </w:p>
           <w:p>
@@ -24194,7 +24230,7 @@
             <w:pPr>
               <w:spacing w:after="20" w:before="0"/>
             </w:pPr>
-            <w:hyperlink w:history="1" r:id="rIdyidjkzae3syyhrqnsa-sp">
+            <w:hyperlink w:history="1" r:id="rIdgrgewtropc2dznzky4-j9">
               <w:r>
                 <w:rPr>
                   <w:rFonts w:ascii="Arial" w:cs="Arial" w:eastAsia="Arial" w:hAnsi="Arial"/>
@@ -24227,7 +24263,7 @@
               <w:spacing w:after="10" w:before="0"/>
               <w:ind w:left="120"/>
             </w:pPr>
-            <w:hyperlink w:history="1" r:id="rIdxe8wwbchyueatbw8hqi0z">
+            <w:hyperlink w:history="1" r:id="rIdvu6qrzdgis8o69vtcdcjc">
               <w:r>
                 <w:rPr>
                   <w:rFonts w:ascii="Arial" w:cs="Arial" w:eastAsia="Arial" w:hAnsi="Arial"/>
@@ -24272,7 +24308,7 @@
             <w:pPr>
               <w:spacing w:after="20" w:before="0"/>
             </w:pPr>
-            <w:hyperlink w:history="1" r:id="rIdstwbo8rut8jc_ekk9wtvo">
+            <w:hyperlink w:history="1" r:id="rIdblnyxwgarzao5tzj8ljs5">
               <w:r>
                 <w:rPr>
                   <w:rFonts w:ascii="Arial" w:cs="Arial" w:eastAsia="Arial" w:hAnsi="Arial"/>
@@ -24305,7 +24341,7 @@
               <w:spacing w:after="10" w:before="0"/>
               <w:ind w:left="120"/>
             </w:pPr>
-            <w:hyperlink w:history="1" r:id="rIddbfoiuceplt7w4j5u_cvt">
+            <w:hyperlink w:history="1" r:id="rIdmnzzt4hp7gsaqto7v3nmr">
               <w:r>
                 <w:rPr>
                   <w:rFonts w:ascii="Arial" w:cs="Arial" w:eastAsia="Arial" w:hAnsi="Arial"/>
@@ -24452,32 +24488,32 @@
         <w:tc>
           <w:tcPr>
             <w:tcW w:type="dxa" w:w="1520"/>
-            <w:shd w:fill="F2F2F2" w:color="auto" w:val="clear"/>
-            <w:tcMar>
-              <w:top w:type="dxa" w:w="60"/>
-              <w:left w:type="dxa" w:w="120"/>
-              <w:bottom w:type="dxa" w:w="60"/>
-              <w:right w:type="dxa" w:w="120"/>
-            </w:tcMar>
-            <w:vAlign w:val="top"/>
-          </w:tcPr>
-          <w:p>
-            <w:pPr>
-              <w:spacing w:after="40" w:before="0"/>
-              <w:jc w:val="left"/>
-            </w:pPr>
-            <w:r>
-              <w:rPr>
-                <w:rFonts w:ascii="Arial" w:cs="Arial" w:eastAsia="Arial" w:hAnsi="Arial"/>
-                <w:b/>
-                <w:bCs/>
-                <w:i w:val="false"/>
-                <w:iCs w:val="false"/>
-                <w:color w:val="000000"/>
-                <w:sz w:val="18"/>
-                <w:szCs w:val="18"/>
-              </w:rPr>
-              <w:t xml:space="preserve">Phase 4 — Driving Question Board (DQB) Update</w:t>
+            <w:shd w:fill="FCE4D6" w:color="auto" w:val="clear"/>
+            <w:tcMar>
+              <w:top w:type="dxa" w:w="60"/>
+              <w:left w:type="dxa" w:w="120"/>
+              <w:bottom w:type="dxa" w:w="60"/>
+              <w:right w:type="dxa" w:w="120"/>
+            </w:tcMar>
+            <w:vAlign w:val="top"/>
+          </w:tcPr>
+          <w:p>
+            <w:pPr>
+              <w:spacing w:after="40" w:before="0"/>
+              <w:jc w:val="left"/>
+            </w:pPr>
+            <w:r>
+              <w:rPr>
+                <w:rFonts w:ascii="Arial" w:cs="Arial" w:eastAsia="Arial" w:hAnsi="Arial"/>
+                <w:b/>
+                <w:bCs/>
+                <w:i w:val="false"/>
+                <w:iCs w:val="false"/>
+                <w:color w:val="000000"/>
+                <w:sz w:val="18"/>
+                <w:szCs w:val="18"/>
+              </w:rPr>
+              <w:t xml:space="preserve">Driving Question Board (DQB) Creation</w:t>
             </w:r>
           </w:p>
           <w:p>
@@ -24500,7 +24536,7 @@
             <w:pPr>
               <w:spacing w:after="20" w:before="0"/>
             </w:pPr>
-            <w:hyperlink w:history="1" r:id="rId7e9nq-n3kypnd9mkc9dew">
+            <w:hyperlink w:history="1" r:id="rIds5nvj8pyor0t3chtrx34a">
               <w:r>
                 <w:rPr>
                   <w:rFonts w:ascii="Arial" w:cs="Arial" w:eastAsia="Arial" w:hAnsi="Arial"/>
@@ -24533,7 +24569,7 @@
               <w:spacing w:after="10" w:before="0"/>
               <w:ind w:left="120"/>
             </w:pPr>
-            <w:hyperlink w:history="1" r:id="rId9fdgh_nxtshr6ke-qyapz">
+            <w:hyperlink w:history="1" r:id="rIdghhcmidu0xnacoobhoyd4">
               <w:r>
                 <w:rPr>
                   <w:rFonts w:ascii="Arial" w:cs="Arial" w:eastAsia="Arial" w:hAnsi="Arial"/>
@@ -24578,7 +24614,7 @@
             <w:pPr>
               <w:spacing w:after="20" w:before="0"/>
             </w:pPr>
-            <w:hyperlink w:history="1" r:id="rIdvhcw7_umuqgnwfptzvoya">
+            <w:hyperlink w:history="1" r:id="rIdgf8pmtpnkwusyzo3rag14">
               <w:r>
                 <w:rPr>
                   <w:rFonts w:ascii="Arial" w:cs="Arial" w:eastAsia="Arial" w:hAnsi="Arial"/>
@@ -24611,7 +24647,7 @@
               <w:spacing w:after="10" w:before="0"/>
               <w:ind w:left="120"/>
             </w:pPr>
-            <w:hyperlink w:history="1" r:id="rId5egbdl_o9h2yhoe6ofqet">
+            <w:hyperlink w:history="1" r:id="rIdwvf07nnhsq9xlcjc5aseo">
               <w:r>
                 <w:rPr>
                   <w:rFonts w:ascii="Arial" w:cs="Arial" w:eastAsia="Arial" w:hAnsi="Arial"/>
@@ -24758,32 +24794,32 @@
         <w:tc>
           <w:tcPr>
             <w:tcW w:type="dxa" w:w="1520"/>
-            <w:shd w:fill="F2F2F2" w:color="auto" w:val="clear"/>
-            <w:tcMar>
-              <w:top w:type="dxa" w:w="60"/>
-              <w:left w:type="dxa" w:w="120"/>
-              <w:bottom w:type="dxa" w:w="60"/>
-              <w:right w:type="dxa" w:w="120"/>
-            </w:tcMar>
-            <w:vAlign w:val="top"/>
-          </w:tcPr>
-          <w:p>
-            <w:pPr>
-              <w:spacing w:after="40" w:before="0"/>
-              <w:jc w:val="left"/>
-            </w:pPr>
-            <w:r>
-              <w:rPr>
-                <w:rFonts w:ascii="Arial" w:cs="Arial" w:eastAsia="Arial" w:hAnsi="Arial"/>
-                <w:b/>
-                <w:bCs/>
-                <w:i w:val="false"/>
-                <w:iCs w:val="false"/>
-                <w:color w:val="000000"/>
-                <w:sz w:val="18"/>
-                <w:szCs w:val="18"/>
-              </w:rPr>
-              <w:t xml:space="preserve">Phase 5 — Model Building (Cumulative Unit Model Revision)</w:t>
+            <w:shd w:fill="D5E8F0" w:color="auto" w:val="clear"/>
+            <w:tcMar>
+              <w:top w:type="dxa" w:w="60"/>
+              <w:left w:type="dxa" w:w="120"/>
+              <w:bottom w:type="dxa" w:w="60"/>
+              <w:right w:type="dxa" w:w="120"/>
+            </w:tcMar>
+            <w:vAlign w:val="top"/>
+          </w:tcPr>
+          <w:p>
+            <w:pPr>
+              <w:spacing w:after="40" w:before="0"/>
+              <w:jc w:val="left"/>
+            </w:pPr>
+            <w:r>
+              <w:rPr>
+                <w:rFonts w:ascii="Arial" w:cs="Arial" w:eastAsia="Arial" w:hAnsi="Arial"/>
+                <w:b/>
+                <w:bCs/>
+                <w:i w:val="false"/>
+                <w:iCs w:val="false"/>
+                <w:color w:val="000000"/>
+                <w:sz w:val="18"/>
+                <w:szCs w:val="18"/>
+              </w:rPr>
+              <w:t xml:space="preserve">Model Building Phase</w:t>
             </w:r>
           </w:p>
           <w:p>
@@ -24806,7 +24842,7 @@
             <w:pPr>
               <w:spacing w:after="20" w:before="0"/>
             </w:pPr>
-            <w:hyperlink w:history="1" r:id="rIdgcdzl93shq_tifwuieyko">
+            <w:hyperlink w:history="1" r:id="rIddynpjfuh_i80pmpe-1i4t">
               <w:r>
                 <w:rPr>
                   <w:rFonts w:ascii="Arial" w:cs="Arial" w:eastAsia="Arial" w:hAnsi="Arial"/>
@@ -24839,7 +24875,7 @@
               <w:spacing w:after="10" w:before="0"/>
               <w:ind w:left="120"/>
             </w:pPr>
-            <w:hyperlink w:history="1" r:id="rId6gorwgekcczxxpwgbqaik">
+            <w:hyperlink w:history="1" r:id="rIdofifolxoht_sln7fb_i9t">
               <w:r>
                 <w:rPr>
                   <w:rFonts w:ascii="Arial" w:cs="Arial" w:eastAsia="Arial" w:hAnsi="Arial"/>
@@ -24884,7 +24920,7 @@
             <w:pPr>
               <w:spacing w:after="20" w:before="0"/>
             </w:pPr>
-            <w:hyperlink w:history="1" r:id="rId-9hjfhwsout0j1_pbc11_">
+            <w:hyperlink w:history="1" r:id="rId2mvvtbf8sqe2ouhkyef7j">
               <w:r>
                 <w:rPr>
                   <w:rFonts w:ascii="Arial" w:cs="Arial" w:eastAsia="Arial" w:hAnsi="Arial"/>
@@ -24917,7 +24953,7 @@
               <w:spacing w:after="10" w:before="0"/>
               <w:ind w:left="120"/>
             </w:pPr>
-            <w:hyperlink w:history="1" r:id="rIdbu6-8vc17btm8wtghtelo">
+            <w:hyperlink w:history="1" r:id="rIdg3fqjogds66tpygobvbpl">
               <w:r>
                 <w:rPr>
                   <w:rFonts w:ascii="Arial" w:cs="Arial" w:eastAsia="Arial" w:hAnsi="Arial"/>
@@ -26356,32 +26392,32 @@
         <w:tc>
           <w:tcPr>
             <w:tcW w:type="dxa" w:w="1520"/>
-            <w:shd w:fill="F2F2F2" w:color="auto" w:val="clear"/>
-            <w:tcMar>
-              <w:top w:type="dxa" w:w="60"/>
-              <w:left w:type="dxa" w:w="120"/>
-              <w:bottom w:type="dxa" w:w="60"/>
-              <w:right w:type="dxa" w:w="120"/>
-            </w:tcMar>
-            <w:vAlign w:val="top"/>
-          </w:tcPr>
-          <w:p>
-            <w:pPr>
-              <w:spacing w:after="40" w:before="0"/>
-              <w:jc w:val="left"/>
-            </w:pPr>
-            <w:r>
-              <w:rPr>
-                <w:rFonts w:ascii="Arial" w:cs="Arial" w:eastAsia="Arial" w:hAnsi="Arial"/>
-                <w:b/>
-                <w:bCs/>
-                <w:i w:val="false"/>
-                <w:iCs w:val="false"/>
-                <w:color w:val="000000"/>
-                <w:sz w:val="18"/>
-                <w:szCs w:val="18"/>
-              </w:rPr>
-              <w:t xml:space="preserve">Phase 1 — Predict: Activating Prior Knowledge &amp; Generating Predictions About Anaerobic Respiration</w:t>
+            <w:shd w:fill="EAD1F5" w:color="auto" w:val="clear"/>
+            <w:tcMar>
+              <w:top w:type="dxa" w:w="60"/>
+              <w:left w:type="dxa" w:w="120"/>
+              <w:bottom w:type="dxa" w:w="60"/>
+              <w:right w:type="dxa" w:w="120"/>
+            </w:tcMar>
+            <w:vAlign w:val="top"/>
+          </w:tcPr>
+          <w:p>
+            <w:pPr>
+              <w:spacing w:after="40" w:before="0"/>
+              <w:jc w:val="left"/>
+            </w:pPr>
+            <w:r>
+              <w:rPr>
+                <w:rFonts w:ascii="Arial" w:cs="Arial" w:eastAsia="Arial" w:hAnsi="Arial"/>
+                <w:b/>
+                <w:bCs/>
+                <w:i w:val="false"/>
+                <w:iCs w:val="false"/>
+                <w:color w:val="000000"/>
+                <w:sz w:val="18"/>
+                <w:szCs w:val="18"/>
+              </w:rPr>
+              <w:t xml:space="preserve">Predict Phase</w:t>
             </w:r>
           </w:p>
           <w:p>
@@ -26404,7 +26440,7 @@
             <w:pPr>
               <w:spacing w:after="20" w:before="0"/>
             </w:pPr>
-            <w:hyperlink w:history="1" r:id="rIdgszf1bwoglowrbcdc11um">
+            <w:hyperlink w:history="1" r:id="rIddaqc3dpeq3kqfr_7uf-qd">
               <w:r>
                 <w:rPr>
                   <w:rFonts w:ascii="Arial" w:cs="Arial" w:eastAsia="Arial" w:hAnsi="Arial"/>
@@ -26437,7 +26473,7 @@
               <w:spacing w:after="10" w:before="0"/>
               <w:ind w:left="120"/>
             </w:pPr>
-            <w:hyperlink w:history="1" r:id="rId2hvzhshxviuebiuhjfz_c">
+            <w:hyperlink w:history="1" r:id="rId4vcwggo_yvxxraeghlldd">
               <w:r>
                 <w:rPr>
                   <w:rFonts w:ascii="Arial" w:cs="Arial" w:eastAsia="Arial" w:hAnsi="Arial"/>
@@ -26482,7 +26518,7 @@
             <w:pPr>
               <w:spacing w:after="20" w:before="0"/>
             </w:pPr>
-            <w:hyperlink w:history="1" r:id="rIdqsu5ix_sbmee3e0agivmq">
+            <w:hyperlink w:history="1" r:id="rIdiwomakxhxdtawiejwlcwu">
               <w:r>
                 <w:rPr>
                   <w:rFonts w:ascii="Arial" w:cs="Arial" w:eastAsia="Arial" w:hAnsi="Arial"/>
@@ -26515,7 +26551,7 @@
               <w:spacing w:after="10" w:before="0"/>
               <w:ind w:left="120"/>
             </w:pPr>
-            <w:hyperlink w:history="1" r:id="rIdhkezi7eb5haibo4rscrxv">
+            <w:hyperlink w:history="1" r:id="rIdidjlygi6sgw2fgh-d-gmx">
               <w:r>
                 <w:rPr>
                   <w:rFonts w:ascii="Arial" w:cs="Arial" w:eastAsia="Arial" w:hAnsi="Arial"/>
@@ -26662,32 +26698,32 @@
         <w:tc>
           <w:tcPr>
             <w:tcW w:type="dxa" w:w="1520"/>
-            <w:shd w:fill="F2F2F2" w:color="auto" w:val="clear"/>
-            <w:tcMar>
-              <w:top w:type="dxa" w:w="60"/>
-              <w:left w:type="dxa" w:w="120"/>
-              <w:bottom w:type="dxa" w:w="60"/>
-              <w:right w:type="dxa" w:w="120"/>
-            </w:tcMar>
-            <w:vAlign w:val="top"/>
-          </w:tcPr>
-          <w:p>
-            <w:pPr>
-              <w:spacing w:after="40" w:before="0"/>
-              <w:jc w:val="left"/>
-            </w:pPr>
-            <w:r>
-              <w:rPr>
-                <w:rFonts w:ascii="Arial" w:cs="Arial" w:eastAsia="Arial" w:hAnsi="Arial"/>
-                <w:b/>
-                <w:bCs/>
-                <w:i w:val="false"/>
-                <w:iCs w:val="false"/>
-                <w:color w:val="000000"/>
-                <w:sz w:val="18"/>
-                <w:szCs w:val="18"/>
-              </w:rPr>
-              <w:t xml:space="preserve">Phase 2 — Observe: Project Brief Introduction &amp; Gallery Walk of Investigation Tracks</w:t>
+            <w:shd w:fill="D9EEF1" w:color="auto" w:val="clear"/>
+            <w:tcMar>
+              <w:top w:type="dxa" w:w="60"/>
+              <w:left w:type="dxa" w:w="120"/>
+              <w:bottom w:type="dxa" w:w="60"/>
+              <w:right w:type="dxa" w:w="120"/>
+            </w:tcMar>
+            <w:vAlign w:val="top"/>
+          </w:tcPr>
+          <w:p>
+            <w:pPr>
+              <w:spacing w:after="40" w:before="0"/>
+              <w:jc w:val="left"/>
+            </w:pPr>
+            <w:r>
+              <w:rPr>
+                <w:rFonts w:ascii="Arial" w:cs="Arial" w:eastAsia="Arial" w:hAnsi="Arial"/>
+                <w:b/>
+                <w:bCs/>
+                <w:i w:val="false"/>
+                <w:iCs w:val="false"/>
+                <w:color w:val="000000"/>
+                <w:sz w:val="18"/>
+                <w:szCs w:val="18"/>
+              </w:rPr>
+              <w:t xml:space="preserve">Observe Phase</w:t>
             </w:r>
           </w:p>
           <w:p>
@@ -26710,7 +26746,7 @@
             <w:pPr>
               <w:spacing w:after="20" w:before="0"/>
             </w:pPr>
-            <w:hyperlink w:history="1" r:id="rIdrbrzmpzsef4z2_gkahpej">
+            <w:hyperlink w:history="1" r:id="rId_30nsx5datn06ypwf2cmc">
               <w:r>
                 <w:rPr>
                   <w:rFonts w:ascii="Arial" w:cs="Arial" w:eastAsia="Arial" w:hAnsi="Arial"/>
@@ -26743,7 +26779,7 @@
               <w:spacing w:after="10" w:before="0"/>
               <w:ind w:left="120"/>
             </w:pPr>
-            <w:hyperlink w:history="1" r:id="rIdogmddf91zikstzifbv0q8">
+            <w:hyperlink w:history="1" r:id="rIdyem86zruiopr19osqjvhx">
               <w:r>
                 <w:rPr>
                   <w:rFonts w:ascii="Arial" w:cs="Arial" w:eastAsia="Arial" w:hAnsi="Arial"/>
@@ -26788,7 +26824,7 @@
             <w:pPr>
               <w:spacing w:after="20" w:before="0"/>
             </w:pPr>
-            <w:hyperlink w:history="1" r:id="rIdxxzgyjvogfeocxezgikoc">
+            <w:hyperlink w:history="1" r:id="rId-rykuxqpu8yb6guqcvrhw">
               <w:r>
                 <w:rPr>
                   <w:rFonts w:ascii="Arial" w:cs="Arial" w:eastAsia="Arial" w:hAnsi="Arial"/>
@@ -26821,7 +26857,7 @@
               <w:spacing w:after="10" w:before="0"/>
               <w:ind w:left="120"/>
             </w:pPr>
-            <w:hyperlink w:history="1" r:id="rId60-vl7zhbxorgvusgr0yd">
+            <w:hyperlink w:history="1" r:id="rId8nhcqbvvd85uwisfk2oxt">
               <w:r>
                 <w:rPr>
                   <w:rFonts w:ascii="Arial" w:cs="Arial" w:eastAsia="Arial" w:hAnsi="Arial"/>
@@ -26968,32 +27004,32 @@
         <w:tc>
           <w:tcPr>
             <w:tcW w:type="dxa" w:w="1520"/>
-            <w:shd w:fill="F2F2F2" w:color="auto" w:val="clear"/>
-            <w:tcMar>
-              <w:top w:type="dxa" w:w="60"/>
-              <w:left w:type="dxa" w:w="120"/>
-              <w:bottom w:type="dxa" w:w="60"/>
-              <w:right w:type="dxa" w:w="120"/>
-            </w:tcMar>
-            <w:vAlign w:val="top"/>
-          </w:tcPr>
-          <w:p>
-            <w:pPr>
-              <w:spacing w:after="40" w:before="0"/>
-              <w:jc w:val="left"/>
-            </w:pPr>
-            <w:r>
-              <w:rPr>
-                <w:rFonts w:ascii="Arial" w:cs="Arial" w:eastAsia="Arial" w:hAnsi="Arial"/>
-                <w:b/>
-                <w:bCs/>
-                <w:i w:val="false"/>
-                <w:iCs w:val="false"/>
-                <w:color w:val="000000"/>
-                <w:sz w:val="18"/>
-                <w:szCs w:val="18"/>
-              </w:rPr>
-              <w:t xml:space="preserve">Phase 3 — Explain: Understanding Anaerobic Respiration &amp; Connecting to the Phenomenon</w:t>
+            <w:shd w:fill="E2EFDA" w:color="auto" w:val="clear"/>
+            <w:tcMar>
+              <w:top w:type="dxa" w:w="60"/>
+              <w:left w:type="dxa" w:w="120"/>
+              <w:bottom w:type="dxa" w:w="60"/>
+              <w:right w:type="dxa" w:w="120"/>
+            </w:tcMar>
+            <w:vAlign w:val="top"/>
+          </w:tcPr>
+          <w:p>
+            <w:pPr>
+              <w:spacing w:after="40" w:before="0"/>
+              <w:jc w:val="left"/>
+            </w:pPr>
+            <w:r>
+              <w:rPr>
+                <w:rFonts w:ascii="Arial" w:cs="Arial" w:eastAsia="Arial" w:hAnsi="Arial"/>
+                <w:b/>
+                <w:bCs/>
+                <w:i w:val="false"/>
+                <w:iCs w:val="false"/>
+                <w:color w:val="000000"/>
+                <w:sz w:val="18"/>
+                <w:szCs w:val="18"/>
+              </w:rPr>
+              <w:t xml:space="preserve">Explain Phase</w:t>
             </w:r>
           </w:p>
           <w:p>
@@ -27016,7 +27052,7 @@
             <w:pPr>
               <w:spacing w:after="20" w:before="0"/>
             </w:pPr>
-            <w:hyperlink w:history="1" r:id="rIdkax_zbcxcalb3izdcdgkb">
+            <w:hyperlink w:history="1" r:id="rIdjbsgtm2xak1opbwq5hm4h">
               <w:r>
                 <w:rPr>
                   <w:rFonts w:ascii="Arial" w:cs="Arial" w:eastAsia="Arial" w:hAnsi="Arial"/>
@@ -27049,7 +27085,7 @@
               <w:spacing w:after="10" w:before="0"/>
               <w:ind w:left="120"/>
             </w:pPr>
-            <w:hyperlink w:history="1" r:id="rIdypqcpfob8jzq-qd99ctm0">
+            <w:hyperlink w:history="1" r:id="rIdyfoe6gughctpiirmmibtu">
               <w:r>
                 <w:rPr>
                   <w:rFonts w:ascii="Arial" w:cs="Arial" w:eastAsia="Arial" w:hAnsi="Arial"/>
@@ -27094,7 +27130,7 @@
             <w:pPr>
               <w:spacing w:after="20" w:before="0"/>
             </w:pPr>
-            <w:hyperlink w:history="1" r:id="rIdfhulhqo-fbwxxbk8h-glc">
+            <w:hyperlink w:history="1" r:id="rIdixxtl1dpoze-ygu44u_ds">
               <w:r>
                 <w:rPr>
                   <w:rFonts w:ascii="Arial" w:cs="Arial" w:eastAsia="Arial" w:hAnsi="Arial"/>
@@ -27127,7 +27163,7 @@
               <w:spacing w:after="10" w:before="0"/>
               <w:ind w:left="120"/>
             </w:pPr>
-            <w:hyperlink w:history="1" r:id="rIdsr9joitoooewjlg9cplsi">
+            <w:hyperlink w:history="1" r:id="rIdbnejzwrn8k1l8f4nrop8r">
               <w:r>
                 <w:rPr>
                   <w:rFonts w:ascii="Arial" w:cs="Arial" w:eastAsia="Arial" w:hAnsi="Arial"/>
@@ -27274,32 +27310,32 @@
         <w:tc>
           <w:tcPr>
             <w:tcW w:type="dxa" w:w="1520"/>
-            <w:shd w:fill="F2F2F2" w:color="auto" w:val="clear"/>
-            <w:tcMar>
-              <w:top w:type="dxa" w:w="60"/>
-              <w:left w:type="dxa" w:w="120"/>
-              <w:bottom w:type="dxa" w:w="60"/>
-              <w:right w:type="dxa" w:w="120"/>
-            </w:tcMar>
-            <w:vAlign w:val="top"/>
-          </w:tcPr>
-          <w:p>
-            <w:pPr>
-              <w:spacing w:after="40" w:before="0"/>
-              <w:jc w:val="left"/>
-            </w:pPr>
-            <w:r>
-              <w:rPr>
-                <w:rFonts w:ascii="Arial" w:cs="Arial" w:eastAsia="Arial" w:hAnsi="Arial"/>
-                <w:b/>
-                <w:bCs/>
-                <w:i w:val="false"/>
-                <w:iCs w:val="false"/>
-                <w:color w:val="000000"/>
-                <w:sz w:val="18"/>
-                <w:szCs w:val="18"/>
-              </w:rPr>
-              <w:t xml:space="preserve">Phase 4 — Driving Question Board (DQB) Update: Tracking What We Now Know and Still Wonder</w:t>
+            <w:shd w:fill="FCE4D6" w:color="auto" w:val="clear"/>
+            <w:tcMar>
+              <w:top w:type="dxa" w:w="60"/>
+              <w:left w:type="dxa" w:w="120"/>
+              <w:bottom w:type="dxa" w:w="60"/>
+              <w:right w:type="dxa" w:w="120"/>
+            </w:tcMar>
+            <w:vAlign w:val="top"/>
+          </w:tcPr>
+          <w:p>
+            <w:pPr>
+              <w:spacing w:after="40" w:before="0"/>
+              <w:jc w:val="left"/>
+            </w:pPr>
+            <w:r>
+              <w:rPr>
+                <w:rFonts w:ascii="Arial" w:cs="Arial" w:eastAsia="Arial" w:hAnsi="Arial"/>
+                <w:b/>
+                <w:bCs/>
+                <w:i w:val="false"/>
+                <w:iCs w:val="false"/>
+                <w:color w:val="000000"/>
+                <w:sz w:val="18"/>
+                <w:szCs w:val="18"/>
+              </w:rPr>
+              <w:t xml:space="preserve">Driving Question Board (DQB) Creation</w:t>
             </w:r>
           </w:p>
           <w:p>
@@ -27322,7 +27358,7 @@
             <w:pPr>
               <w:spacing w:after="20" w:before="0"/>
             </w:pPr>
-            <w:hyperlink w:history="1" r:id="rIdpe5a3dagwkdoa91rthqn8">
+            <w:hyperlink w:history="1" r:id="rIdmog7eoqwtb6hvdbvwokaa">
               <w:r>
                 <w:rPr>
                   <w:rFonts w:ascii="Arial" w:cs="Arial" w:eastAsia="Arial" w:hAnsi="Arial"/>
@@ -27355,7 +27391,7 @@
               <w:spacing w:after="10" w:before="0"/>
               <w:ind w:left="120"/>
             </w:pPr>
-            <w:hyperlink w:history="1" r:id="rIdl7-honglr_xf9wvercnwg">
+            <w:hyperlink w:history="1" r:id="rIdkn9xwe49whjyqr7ppwals">
               <w:r>
                 <w:rPr>
                   <w:rFonts w:ascii="Arial" w:cs="Arial" w:eastAsia="Arial" w:hAnsi="Arial"/>
@@ -27400,7 +27436,7 @@
             <w:pPr>
               <w:spacing w:after="20" w:before="0"/>
             </w:pPr>
-            <w:hyperlink w:history="1" r:id="rId6pc-ge-16jfbymbizdmh4">
+            <w:hyperlink w:history="1" r:id="rIdomy6lk2u8ow5btgpmfixk">
               <w:r>
                 <w:rPr>
                   <w:rFonts w:ascii="Arial" w:cs="Arial" w:eastAsia="Arial" w:hAnsi="Arial"/>
@@ -27433,7 +27469,7 @@
               <w:spacing w:after="10" w:before="0"/>
               <w:ind w:left="120"/>
             </w:pPr>
-            <w:hyperlink w:history="1" r:id="rIdelfgjtdzob5znookysd9k">
+            <w:hyperlink w:history="1" r:id="rIdmjwl5qbobgwuhzrq-syfy">
               <w:r>
                 <w:rPr>
                   <w:rFonts w:ascii="Arial" w:cs="Arial" w:eastAsia="Arial" w:hAnsi="Arial"/>
@@ -27580,32 +27616,32 @@
         <w:tc>
           <w:tcPr>
             <w:tcW w:type="dxa" w:w="1520"/>
-            <w:shd w:fill="F2F2F2" w:color="auto" w:val="clear"/>
-            <w:tcMar>
-              <w:top w:type="dxa" w:w="60"/>
-              <w:left w:type="dxa" w:w="120"/>
-              <w:bottom w:type="dxa" w:w="60"/>
-              <w:right w:type="dxa" w:w="120"/>
-            </w:tcMar>
-            <w:vAlign w:val="top"/>
-          </w:tcPr>
-          <w:p>
-            <w:pPr>
-              <w:spacing w:after="40" w:before="0"/>
-              <w:jc w:val="left"/>
-            </w:pPr>
-            <w:r>
-              <w:rPr>
-                <w:rFonts w:ascii="Arial" w:cs="Arial" w:eastAsia="Arial" w:hAnsi="Arial"/>
-                <w:b/>
-                <w:bCs/>
-                <w:i w:val="false"/>
-                <w:iCs w:val="false"/>
-                <w:color w:val="000000"/>
-                <w:sz w:val="18"/>
-                <w:szCs w:val="18"/>
-              </w:rPr>
-              <w:t xml:space="preserve">Phase 5 — Model Building: Group Project Planning &amp; 90-Second Planning Pitch</w:t>
+            <w:shd w:fill="D5E8F0" w:color="auto" w:val="clear"/>
+            <w:tcMar>
+              <w:top w:type="dxa" w:w="60"/>
+              <w:left w:type="dxa" w:w="120"/>
+              <w:bottom w:type="dxa" w:w="60"/>
+              <w:right w:type="dxa" w:w="120"/>
+            </w:tcMar>
+            <w:vAlign w:val="top"/>
+          </w:tcPr>
+          <w:p>
+            <w:pPr>
+              <w:spacing w:after="40" w:before="0"/>
+              <w:jc w:val="left"/>
+            </w:pPr>
+            <w:r>
+              <w:rPr>
+                <w:rFonts w:ascii="Arial" w:cs="Arial" w:eastAsia="Arial" w:hAnsi="Arial"/>
+                <w:b/>
+                <w:bCs/>
+                <w:i w:val="false"/>
+                <w:iCs w:val="false"/>
+                <w:color w:val="000000"/>
+                <w:sz w:val="18"/>
+                <w:szCs w:val="18"/>
+              </w:rPr>
+              <w:t xml:space="preserve">Model Building Phase</w:t>
             </w:r>
           </w:p>
           <w:p>
@@ -27628,7 +27664,7 @@
             <w:pPr>
               <w:spacing w:after="20" w:before="0"/>
             </w:pPr>
-            <w:hyperlink w:history="1" r:id="rIdyjsc_svf74tp99j942ptq">
+            <w:hyperlink w:history="1" r:id="rIdju_84cowfssw3m1bmfszb">
               <w:r>
                 <w:rPr>
                   <w:rFonts w:ascii="Arial" w:cs="Arial" w:eastAsia="Arial" w:hAnsi="Arial"/>
@@ -27661,7 +27697,7 @@
               <w:spacing w:after="10" w:before="0"/>
               <w:ind w:left="120"/>
             </w:pPr>
-            <w:hyperlink w:history="1" r:id="rIde1nztp8zjorvty6fokxow">
+            <w:hyperlink w:history="1" r:id="rIdwo6hhpqjfwoz6_ill3as5">
               <w:r>
                 <w:rPr>
                   <w:rFonts w:ascii="Arial" w:cs="Arial" w:eastAsia="Arial" w:hAnsi="Arial"/>
@@ -27706,7 +27742,7 @@
             <w:pPr>
               <w:spacing w:after="20" w:before="0"/>
             </w:pPr>
-            <w:hyperlink w:history="1" r:id="rIdwd_5kw7ia0vl1nn4kzsay">
+            <w:hyperlink w:history="1" r:id="rIdqjw8kodjacz0s82-ccqkd">
               <w:r>
                 <w:rPr>
                   <w:rFonts w:ascii="Arial" w:cs="Arial" w:eastAsia="Arial" w:hAnsi="Arial"/>
@@ -27739,7 +27775,7 @@
               <w:spacing w:after="10" w:before="0"/>
               <w:ind w:left="120"/>
             </w:pPr>
-            <w:hyperlink w:history="1" r:id="rId6d1gadkcstijl0rmqa9m5">
+            <w:hyperlink w:history="1" r:id="rIddbcouii30u7imggexq2oi">
               <w:r>
                 <w:rPr>
                   <w:rFonts w:ascii="Arial" w:cs="Arial" w:eastAsia="Arial" w:hAnsi="Arial"/>
@@ -29178,32 +29214,32 @@
         <w:tc>
           <w:tcPr>
             <w:tcW w:type="dxa" w:w="1520"/>
-            <w:shd w:fill="F2F2F2" w:color="auto" w:val="clear"/>
-            <w:tcMar>
-              <w:top w:type="dxa" w:w="60"/>
-              <w:left w:type="dxa" w:w="120"/>
-              <w:bottom w:type="dxa" w:w="60"/>
-              <w:right w:type="dxa" w:w="120"/>
-            </w:tcMar>
-            <w:vAlign w:val="top"/>
-          </w:tcPr>
-          <w:p>
-            <w:pPr>
-              <w:spacing w:after="40" w:before="0"/>
-              <w:jc w:val="left"/>
-            </w:pPr>
-            <w:r>
-              <w:rPr>
-                <w:rFonts w:ascii="Arial" w:cs="Arial" w:eastAsia="Arial" w:hAnsi="Arial"/>
-                <w:b/>
-                <w:bCs/>
-                <w:i w:val="false"/>
-                <w:iCs w:val="false"/>
-                <w:color w:val="000000"/>
-                <w:sz w:val="18"/>
-                <w:szCs w:val="18"/>
-              </w:rPr>
-              <w:t xml:space="preserve">Phase 1 — Predict: Revisit Predictions and Sharpen Hypotheses (10 minutes)</w:t>
+            <w:shd w:fill="EAD1F5" w:color="auto" w:val="clear"/>
+            <w:tcMar>
+              <w:top w:type="dxa" w:w="60"/>
+              <w:left w:type="dxa" w:w="120"/>
+              <w:bottom w:type="dxa" w:w="60"/>
+              <w:right w:type="dxa" w:w="120"/>
+            </w:tcMar>
+            <w:vAlign w:val="top"/>
+          </w:tcPr>
+          <w:p>
+            <w:pPr>
+              <w:spacing w:after="40" w:before="0"/>
+              <w:jc w:val="left"/>
+            </w:pPr>
+            <w:r>
+              <w:rPr>
+                <w:rFonts w:ascii="Arial" w:cs="Arial" w:eastAsia="Arial" w:hAnsi="Arial"/>
+                <w:b/>
+                <w:bCs/>
+                <w:i w:val="false"/>
+                <w:iCs w:val="false"/>
+                <w:color w:val="000000"/>
+                <w:sz w:val="18"/>
+                <w:szCs w:val="18"/>
+              </w:rPr>
+              <w:t xml:space="preserve">Predict Phase</w:t>
             </w:r>
           </w:p>
           <w:p>
@@ -29226,7 +29262,7 @@
             <w:pPr>
               <w:spacing w:after="20" w:before="0"/>
             </w:pPr>
-            <w:hyperlink w:history="1" r:id="rId7kgtx949lbn08y-pwwhba">
+            <w:hyperlink w:history="1" r:id="rIdexwly2h0g8wx9idxrvaoi">
               <w:r>
                 <w:rPr>
                   <w:rFonts w:ascii="Arial" w:cs="Arial" w:eastAsia="Arial" w:hAnsi="Arial"/>
@@ -29259,7 +29295,7 @@
               <w:spacing w:after="10" w:before="0"/>
               <w:ind w:left="120"/>
             </w:pPr>
-            <w:hyperlink w:history="1" r:id="rIdqygaxdw6nf6wa2zplk4c3">
+            <w:hyperlink w:history="1" r:id="rIda6cnd0xrjbne67damuyuj">
               <w:r>
                 <w:rPr>
                   <w:rFonts w:ascii="Arial" w:cs="Arial" w:eastAsia="Arial" w:hAnsi="Arial"/>
@@ -29304,7 +29340,7 @@
             <w:pPr>
               <w:spacing w:after="20" w:before="0"/>
             </w:pPr>
-            <w:hyperlink w:history="1" r:id="rIdjla-j5nrj00z9mxfyfnsr">
+            <w:hyperlink w:history="1" r:id="rIdpelzm_j4cylv8t1qbt8z2">
               <w:r>
                 <w:rPr>
                   <w:rFonts w:ascii="Arial" w:cs="Arial" w:eastAsia="Arial" w:hAnsi="Arial"/>
@@ -29337,7 +29373,7 @@
               <w:spacing w:after="10" w:before="0"/>
               <w:ind w:left="120"/>
             </w:pPr>
-            <w:hyperlink w:history="1" r:id="rIdwjhlh7otqqpubafadngbs">
+            <w:hyperlink w:history="1" r:id="rId7p71rgrwgkouojntp48xf">
               <w:r>
                 <w:rPr>
                   <w:rFonts w:ascii="Arial" w:cs="Arial" w:eastAsia="Arial" w:hAnsi="Arial"/>
@@ -29484,32 +29520,32 @@
         <w:tc>
           <w:tcPr>
             <w:tcW w:type="dxa" w:w="1520"/>
-            <w:shd w:fill="F2F2F2" w:color="auto" w:val="clear"/>
-            <w:tcMar>
-              <w:top w:type="dxa" w:w="60"/>
-              <w:left w:type="dxa" w:w="120"/>
-              <w:bottom w:type="dxa" w:w="60"/>
-              <w:right w:type="dxa" w:w="120"/>
-            </w:tcMar>
-            <w:vAlign w:val="top"/>
-          </w:tcPr>
-          <w:p>
-            <w:pPr>
-              <w:spacing w:after="40" w:before="0"/>
-              <w:jc w:val="left"/>
-            </w:pPr>
-            <w:r>
-              <w:rPr>
-                <w:rFonts w:ascii="Arial" w:cs="Arial" w:eastAsia="Arial" w:hAnsi="Arial"/>
-                <w:b/>
-                <w:bCs/>
-                <w:i w:val="false"/>
-                <w:iCs w:val="false"/>
-                <w:color w:val="000000"/>
-                <w:sz w:val="18"/>
-                <w:szCs w:val="18"/>
-              </w:rPr>
-              <w:t xml:space="preserve">Phase 2 — Observe: Execute Investigations and Collect Data (40 minutes)</w:t>
+            <w:shd w:fill="D9EEF1" w:color="auto" w:val="clear"/>
+            <w:tcMar>
+              <w:top w:type="dxa" w:w="60"/>
+              <w:left w:type="dxa" w:w="120"/>
+              <w:bottom w:type="dxa" w:w="60"/>
+              <w:right w:type="dxa" w:w="120"/>
+            </w:tcMar>
+            <w:vAlign w:val="top"/>
+          </w:tcPr>
+          <w:p>
+            <w:pPr>
+              <w:spacing w:after="40" w:before="0"/>
+              <w:jc w:val="left"/>
+            </w:pPr>
+            <w:r>
+              <w:rPr>
+                <w:rFonts w:ascii="Arial" w:cs="Arial" w:eastAsia="Arial" w:hAnsi="Arial"/>
+                <w:b/>
+                <w:bCs/>
+                <w:i w:val="false"/>
+                <w:iCs w:val="false"/>
+                <w:color w:val="000000"/>
+                <w:sz w:val="18"/>
+                <w:szCs w:val="18"/>
+              </w:rPr>
+              <w:t xml:space="preserve">Observe Phase</w:t>
             </w:r>
           </w:p>
           <w:p>
@@ -29532,7 +29568,7 @@
             <w:pPr>
               <w:spacing w:after="20" w:before="0"/>
             </w:pPr>
-            <w:hyperlink w:history="1" r:id="rIdi1opcqhbxqxeaoudlc67a">
+            <w:hyperlink w:history="1" r:id="rIdv9ks4zq32d8tyjsryo38k">
               <w:r>
                 <w:rPr>
                   <w:rFonts w:ascii="Arial" w:cs="Arial" w:eastAsia="Arial" w:hAnsi="Arial"/>
@@ -29565,7 +29601,7 @@
               <w:spacing w:after="10" w:before="0"/>
               <w:ind w:left="120"/>
             </w:pPr>
-            <w:hyperlink w:history="1" r:id="rIdo52cpojsbk0xskkzsltkt">
+            <w:hyperlink w:history="1" r:id="rIdb5yyff0-rf3vgeeispkwh">
               <w:r>
                 <w:rPr>
                   <w:rFonts w:ascii="Arial" w:cs="Arial" w:eastAsia="Arial" w:hAnsi="Arial"/>
@@ -29610,7 +29646,7 @@
             <w:pPr>
               <w:spacing w:after="20" w:before="0"/>
             </w:pPr>
-            <w:hyperlink w:history="1" r:id="rIdr-ax1ad0s9vrhive1n6vy">
+            <w:hyperlink w:history="1" r:id="rIdmzzli2hs-soorbht5htlg">
               <w:r>
                 <w:rPr>
                   <w:rFonts w:ascii="Arial" w:cs="Arial" w:eastAsia="Arial" w:hAnsi="Arial"/>
@@ -29643,7 +29679,7 @@
               <w:spacing w:after="10" w:before="0"/>
               <w:ind w:left="120"/>
             </w:pPr>
-            <w:hyperlink w:history="1" r:id="rIdzozokdsrj6oojzlvuqfq-">
+            <w:hyperlink w:history="1" r:id="rIdz4eac_znx2aq3fqvc2800">
               <w:r>
                 <w:rPr>
                   <w:rFonts w:ascii="Arial" w:cs="Arial" w:eastAsia="Arial" w:hAnsi="Arial"/>
@@ -29790,32 +29826,32 @@
         <w:tc>
           <w:tcPr>
             <w:tcW w:type="dxa" w:w="1520"/>
-            <w:shd w:fill="F2F2F2" w:color="auto" w:val="clear"/>
-            <w:tcMar>
-              <w:top w:type="dxa" w:w="60"/>
-              <w:left w:type="dxa" w:w="120"/>
-              <w:bottom w:type="dxa" w:w="60"/>
-              <w:right w:type="dxa" w:w="120"/>
-            </w:tcMar>
-            <w:vAlign w:val="top"/>
-          </w:tcPr>
-          <w:p>
-            <w:pPr>
-              <w:spacing w:after="40" w:before="0"/>
-              <w:jc w:val="left"/>
-            </w:pPr>
-            <w:r>
-              <w:rPr>
-                <w:rFonts w:ascii="Arial" w:cs="Arial" w:eastAsia="Arial" w:hAnsi="Arial"/>
-                <w:b/>
-                <w:bCs/>
-                <w:i w:val="false"/>
-                <w:iCs w:val="false"/>
-                <w:color w:val="000000"/>
-                <w:sz w:val="18"/>
-                <w:szCs w:val="18"/>
-              </w:rPr>
-              <w:t xml:space="preserve">Phase 3 — Explain: Constructing Preliminary Evidence-Based Explanations (15 minutes)</w:t>
+            <w:shd w:fill="E2EFDA" w:color="auto" w:val="clear"/>
+            <w:tcMar>
+              <w:top w:type="dxa" w:w="60"/>
+              <w:left w:type="dxa" w:w="120"/>
+              <w:bottom w:type="dxa" w:w="60"/>
+              <w:right w:type="dxa" w:w="120"/>
+            </w:tcMar>
+            <w:vAlign w:val="top"/>
+          </w:tcPr>
+          <w:p>
+            <w:pPr>
+              <w:spacing w:after="40" w:before="0"/>
+              <w:jc w:val="left"/>
+            </w:pPr>
+            <w:r>
+              <w:rPr>
+                <w:rFonts w:ascii="Arial" w:cs="Arial" w:eastAsia="Arial" w:hAnsi="Arial"/>
+                <w:b/>
+                <w:bCs/>
+                <w:i w:val="false"/>
+                <w:iCs w:val="false"/>
+                <w:color w:val="000000"/>
+                <w:sz w:val="18"/>
+                <w:szCs w:val="18"/>
+              </w:rPr>
+              <w:t xml:space="preserve">Explain Phase</w:t>
             </w:r>
           </w:p>
           <w:p>
@@ -29838,7 +29874,7 @@
             <w:pPr>
               <w:spacing w:after="20" w:before="0"/>
             </w:pPr>
-            <w:hyperlink w:history="1" r:id="rIds_9ptu6abz_8vbju0uxz_">
+            <w:hyperlink w:history="1" r:id="rIdwkipovxfvrovohkdofe9e">
               <w:r>
                 <w:rPr>
                   <w:rFonts w:ascii="Arial" w:cs="Arial" w:eastAsia="Arial" w:hAnsi="Arial"/>
@@ -29871,7 +29907,7 @@
               <w:spacing w:after="10" w:before="0"/>
               <w:ind w:left="120"/>
             </w:pPr>
-            <w:hyperlink w:history="1" r:id="rIdxenii8sa7eyb5qgvyqwby">
+            <w:hyperlink w:history="1" r:id="rIdihd7d02tzobesbnh6btjd">
               <w:r>
                 <w:rPr>
                   <w:rFonts w:ascii="Arial" w:cs="Arial" w:eastAsia="Arial" w:hAnsi="Arial"/>
@@ -29916,7 +29952,7 @@
             <w:pPr>
               <w:spacing w:after="20" w:before="0"/>
             </w:pPr>
-            <w:hyperlink w:history="1" r:id="rIdbunq8w1dnqtsys_e8vkxl">
+            <w:hyperlink w:history="1" r:id="rIdewnuq9iftggceqcbpeyaj">
               <w:r>
                 <w:rPr>
                   <w:rFonts w:ascii="Arial" w:cs="Arial" w:eastAsia="Arial" w:hAnsi="Arial"/>
@@ -29949,7 +29985,7 @@
               <w:spacing w:after="10" w:before="0"/>
               <w:ind w:left="120"/>
             </w:pPr>
-            <w:hyperlink w:history="1" r:id="rId8tqxgncqr7mvpet_z46gn">
+            <w:hyperlink w:history="1" r:id="rId3tka3rmlywvsco58jyqlo">
               <w:r>
                 <w:rPr>
                   <w:rFonts w:ascii="Arial" w:cs="Arial" w:eastAsia="Arial" w:hAnsi="Arial"/>
@@ -30096,32 +30132,32 @@
         <w:tc>
           <w:tcPr>
             <w:tcW w:type="dxa" w:w="1520"/>
-            <w:shd w:fill="F2F2F2" w:color="auto" w:val="clear"/>
-            <w:tcMar>
-              <w:top w:type="dxa" w:w="60"/>
-              <w:left w:type="dxa" w:w="120"/>
-              <w:bottom w:type="dxa" w:w="60"/>
-              <w:right w:type="dxa" w:w="120"/>
-            </w:tcMar>
-            <w:vAlign w:val="top"/>
-          </w:tcPr>
-          <w:p>
-            <w:pPr>
-              <w:spacing w:after="40" w:before="0"/>
-              <w:jc w:val="left"/>
-            </w:pPr>
-            <w:r>
-              <w:rPr>
-                <w:rFonts w:ascii="Arial" w:cs="Arial" w:eastAsia="Arial" w:hAnsi="Arial"/>
-                <w:b/>
-                <w:bCs/>
-                <w:i w:val="false"/>
-                <w:iCs w:val="false"/>
-                <w:color w:val="000000"/>
-                <w:sz w:val="18"/>
-                <w:szCs w:val="18"/>
-              </w:rPr>
-              <w:t xml:space="preserve">Phase 4 — Driving Question Board (DQB) Update: Posting Findings and Lingering Questions (8 minutes)</w:t>
+            <w:shd w:fill="FCE4D6" w:color="auto" w:val="clear"/>
+            <w:tcMar>
+              <w:top w:type="dxa" w:w="60"/>
+              <w:left w:type="dxa" w:w="120"/>
+              <w:bottom w:type="dxa" w:w="60"/>
+              <w:right w:type="dxa" w:w="120"/>
+            </w:tcMar>
+            <w:vAlign w:val="top"/>
+          </w:tcPr>
+          <w:p>
+            <w:pPr>
+              <w:spacing w:after="40" w:before="0"/>
+              <w:jc w:val="left"/>
+            </w:pPr>
+            <w:r>
+              <w:rPr>
+                <w:rFonts w:ascii="Arial" w:cs="Arial" w:eastAsia="Arial" w:hAnsi="Arial"/>
+                <w:b/>
+                <w:bCs/>
+                <w:i w:val="false"/>
+                <w:iCs w:val="false"/>
+                <w:color w:val="000000"/>
+                <w:sz w:val="18"/>
+                <w:szCs w:val="18"/>
+              </w:rPr>
+              <w:t xml:space="preserve">Driving Question Board (DQB) Creation</w:t>
             </w:r>
           </w:p>
           <w:p>
@@ -30144,7 +30180,7 @@
             <w:pPr>
               <w:spacing w:after="20" w:before="0"/>
             </w:pPr>
-            <w:hyperlink w:history="1" r:id="rIdkfhiskii_nmvmfmxpbopr">
+            <w:hyperlink w:history="1" r:id="rIdiejwocuqr0_qnqno8fuha">
               <w:r>
                 <w:rPr>
                   <w:rFonts w:ascii="Arial" w:cs="Arial" w:eastAsia="Arial" w:hAnsi="Arial"/>
@@ -30177,7 +30213,7 @@
               <w:spacing w:after="10" w:before="0"/>
               <w:ind w:left="120"/>
             </w:pPr>
-            <w:hyperlink w:history="1" r:id="rId4udkfylq0dex8guebjycl">
+            <w:hyperlink w:history="1" r:id="rIdon27zm3xoifk7xcxajca4">
               <w:r>
                 <w:rPr>
                   <w:rFonts w:ascii="Arial" w:cs="Arial" w:eastAsia="Arial" w:hAnsi="Arial"/>
@@ -30222,7 +30258,7 @@
             <w:pPr>
               <w:spacing w:after="20" w:before="0"/>
             </w:pPr>
-            <w:hyperlink w:history="1" r:id="rId43mtvo2i8j_jub54mg_ue">
+            <w:hyperlink w:history="1" r:id="rId8aciawcvxtueodn9ekiq6">
               <w:r>
                 <w:rPr>
                   <w:rFonts w:ascii="Arial" w:cs="Arial" w:eastAsia="Arial" w:hAnsi="Arial"/>
@@ -30255,7 +30291,7 @@
               <w:spacing w:after="10" w:before="0"/>
               <w:ind w:left="120"/>
             </w:pPr>
-            <w:hyperlink w:history="1" r:id="rId32bvl7ra4ymb6nwzyfv1p">
+            <w:hyperlink w:history="1" r:id="rIdmalijaoq2w95jxmomghzo">
               <w:r>
                 <w:rPr>
                   <w:rFonts w:ascii="Arial" w:cs="Arial" w:eastAsia="Arial" w:hAnsi="Arial"/>
@@ -30402,32 +30438,32 @@
         <w:tc>
           <w:tcPr>
             <w:tcW w:type="dxa" w:w="1520"/>
-            <w:shd w:fill="F2F2F2" w:color="auto" w:val="clear"/>
-            <w:tcMar>
-              <w:top w:type="dxa" w:w="60"/>
-              <w:left w:type="dxa" w:w="120"/>
-              <w:bottom w:type="dxa" w:w="60"/>
-              <w:right w:type="dxa" w:w="120"/>
-            </w:tcMar>
-            <w:vAlign w:val="top"/>
-          </w:tcPr>
-          <w:p>
-            <w:pPr>
-              <w:spacing w:after="40" w:before="0"/>
-              <w:jc w:val="left"/>
-            </w:pPr>
-            <w:r>
-              <w:rPr>
-                <w:rFonts w:ascii="Arial" w:cs="Arial" w:eastAsia="Arial" w:hAnsi="Arial"/>
-                <w:b/>
-                <w:bCs/>
-                <w:i w:val="false"/>
-                <w:iCs w:val="false"/>
-                <w:color w:val="000000"/>
-                <w:sz w:val="18"/>
-                <w:szCs w:val="18"/>
-              </w:rPr>
-              <w:t xml:space="preserve">Phase 5 — Model Building: Annotating and Revising Group Explanation Models (7 minutes)</w:t>
+            <w:shd w:fill="D5E8F0" w:color="auto" w:val="clear"/>
+            <w:tcMar>
+              <w:top w:type="dxa" w:w="60"/>
+              <w:left w:type="dxa" w:w="120"/>
+              <w:bottom w:type="dxa" w:w="60"/>
+              <w:right w:type="dxa" w:w="120"/>
+            </w:tcMar>
+            <w:vAlign w:val="top"/>
+          </w:tcPr>
+          <w:p>
+            <w:pPr>
+              <w:spacing w:after="40" w:before="0"/>
+              <w:jc w:val="left"/>
+            </w:pPr>
+            <w:r>
+              <w:rPr>
+                <w:rFonts w:ascii="Arial" w:cs="Arial" w:eastAsia="Arial" w:hAnsi="Arial"/>
+                <w:b/>
+                <w:bCs/>
+                <w:i w:val="false"/>
+                <w:iCs w:val="false"/>
+                <w:color w:val="000000"/>
+                <w:sz w:val="18"/>
+                <w:szCs w:val="18"/>
+              </w:rPr>
+              <w:t xml:space="preserve">Model Building Phase</w:t>
             </w:r>
           </w:p>
           <w:p>
@@ -30450,7 +30486,7 @@
             <w:pPr>
               <w:spacing w:after="20" w:before="0"/>
             </w:pPr>
-            <w:hyperlink w:history="1" r:id="rIdzgm0uqeockzpykkwu2ikn">
+            <w:hyperlink w:history="1" r:id="rIdh5i2aury9begcb6xhlyk8">
               <w:r>
                 <w:rPr>
                   <w:rFonts w:ascii="Arial" w:cs="Arial" w:eastAsia="Arial" w:hAnsi="Arial"/>
@@ -30483,7 +30519,7 @@
               <w:spacing w:after="10" w:before="0"/>
               <w:ind w:left="120"/>
             </w:pPr>
-            <w:hyperlink w:history="1" r:id="rId7znl8o9zxyskiywia0sme">
+            <w:hyperlink w:history="1" r:id="rIdx8b1pmjd10hz_462xmgyu">
               <w:r>
                 <w:rPr>
                   <w:rFonts w:ascii="Arial" w:cs="Arial" w:eastAsia="Arial" w:hAnsi="Arial"/>
@@ -30528,7 +30564,7 @@
             <w:pPr>
               <w:spacing w:after="20" w:before="0"/>
             </w:pPr>
-            <w:hyperlink w:history="1" r:id="rId0rpj4n6_b9qcdhngixt2k">
+            <w:hyperlink w:history="1" r:id="rId9918xd-beep-1huqutgqc">
               <w:r>
                 <w:rPr>
                   <w:rFonts w:ascii="Arial" w:cs="Arial" w:eastAsia="Arial" w:hAnsi="Arial"/>
@@ -30561,7 +30597,7 @@
               <w:spacing w:after="10" w:before="0"/>
               <w:ind w:left="120"/>
             </w:pPr>
-            <w:hyperlink w:history="1" r:id="rIdknh6rlhsee0wr4ob2evru">
+            <w:hyperlink w:history="1" r:id="rIdkwc6agz6lo0dx6totkrk3">
               <w:r>
                 <w:rPr>
                   <w:rFonts w:ascii="Arial" w:cs="Arial" w:eastAsia="Arial" w:hAnsi="Arial"/>
@@ -31770,7 +31806,25 @@
             </w:tcMar>
             <w:vAlign w:val="top"/>
           </w:tcPr>
-          <w:p/>
+          <w:p>
+            <w:pPr>
+              <w:spacing w:after="40" w:before="0"/>
+              <w:jc w:val="left"/>
+            </w:pPr>
+            <w:r>
+              <w:rPr>
+                <w:rFonts w:ascii="Arial" w:cs="Arial" w:eastAsia="Arial" w:hAnsi="Arial"/>
+                <w:b w:val="false"/>
+                <w:bCs w:val="false"/>
+                <w:i w:val="false"/>
+                <w:iCs w:val="false"/>
+                <w:color w:val="000000"/>
+                <w:sz w:val="18"/>
+                <w:szCs w:val="18"/>
+              </w:rPr>
+              <w:t xml:space="preserve">No new hazardous materials are introduced. If any fermentation or biogas apparatus is brought to the front for display, lids must be secured to prevent spills. Students should not taste any fermentation samples. Groups handling glassware during display should place items on non-slip mats on the demonstration bench.</w:t>
+            </w:r>
+          </w:p>
         </w:tc>
       </w:tr>
     </w:tbl>
@@ -32144,7 +32198,7 @@
             <w:pPr>
               <w:spacing w:after="20" w:before="0"/>
             </w:pPr>
-            <w:hyperlink w:history="1" r:id="rId_mjd8sq0l0lhsnsiguobw">
+            <w:hyperlink w:history="1" r:id="rIdwvyodvfg82pbh3y1sfnvk">
               <w:r>
                 <w:rPr>
                   <w:rFonts w:ascii="Arial" w:cs="Arial" w:eastAsia="Arial" w:hAnsi="Arial"/>
@@ -32177,7 +32231,7 @@
               <w:spacing w:after="10" w:before="0"/>
               <w:ind w:left="120"/>
             </w:pPr>
-            <w:hyperlink w:history="1" r:id="rIdlwyhf9q0nas_g-ys9foss">
+            <w:hyperlink w:history="1" r:id="rIdsmyi2vx4oj8goap07r3bj">
               <w:r>
                 <w:rPr>
                   <w:rFonts w:ascii="Arial" w:cs="Arial" w:eastAsia="Arial" w:hAnsi="Arial"/>
@@ -32222,7 +32276,7 @@
             <w:pPr>
               <w:spacing w:after="20" w:before="0"/>
             </w:pPr>
-            <w:hyperlink w:history="1" r:id="rIdopbfqamdl8birv8_m8if-">
+            <w:hyperlink w:history="1" r:id="rId5avv3fw0nufgilfxlvg49">
               <w:r>
                 <w:rPr>
                   <w:rFonts w:ascii="Arial" w:cs="Arial" w:eastAsia="Arial" w:hAnsi="Arial"/>
@@ -32255,7 +32309,7 @@
               <w:spacing w:after="10" w:before="0"/>
               <w:ind w:left="120"/>
             </w:pPr>
-            <w:hyperlink w:history="1" r:id="rIdhc-7nb94u8gqg-9oswb7a">
+            <w:hyperlink w:history="1" r:id="rIdgqvu5t9gai4lwb7bye-ic">
               <w:r>
                 <w:rPr>
                   <w:rFonts w:ascii="Arial" w:cs="Arial" w:eastAsia="Arial" w:hAnsi="Arial"/>
@@ -32450,7 +32504,7 @@
             <w:pPr>
               <w:spacing w:after="20" w:before="0"/>
             </w:pPr>
-            <w:hyperlink w:history="1" r:id="rIdfz93oruar4px0rpgpf7ea">
+            <w:hyperlink w:history="1" r:id="rIdq_iysd1sihqiqgohhcysp">
               <w:r>
                 <w:rPr>
                   <w:rFonts w:ascii="Arial" w:cs="Arial" w:eastAsia="Arial" w:hAnsi="Arial"/>
@@ -32483,7 +32537,7 @@
               <w:spacing w:after="10" w:before="0"/>
               <w:ind w:left="120"/>
             </w:pPr>
-            <w:hyperlink w:history="1" r:id="rIdnym3tcmppbjjxyfe41zmt">
+            <w:hyperlink w:history="1" r:id="rIdwysbb7nymtymr9y0e4wkl">
               <w:r>
                 <w:rPr>
                   <w:rFonts w:ascii="Arial" w:cs="Arial" w:eastAsia="Arial" w:hAnsi="Arial"/>
@@ -32528,7 +32582,7 @@
             <w:pPr>
               <w:spacing w:after="20" w:before="0"/>
             </w:pPr>
-            <w:hyperlink w:history="1" r:id="rIdinhvsw62ewyqktvk4qa04">
+            <w:hyperlink w:history="1" r:id="rIddzwnnsljmhyjjivky5sxd">
               <w:r>
                 <w:rPr>
                   <w:rFonts w:ascii="Arial" w:cs="Arial" w:eastAsia="Arial" w:hAnsi="Arial"/>
@@ -32561,7 +32615,7 @@
               <w:spacing w:after="10" w:before="0"/>
               <w:ind w:left="120"/>
             </w:pPr>
-            <w:hyperlink w:history="1" r:id="rIdy2nqdyig6cqxbx9nsf2lv">
+            <w:hyperlink w:history="1" r:id="rId1slrft6p2si0swbnjlacf">
               <w:r>
                 <w:rPr>
                   <w:rFonts w:ascii="Arial" w:cs="Arial" w:eastAsia="Arial" w:hAnsi="Arial"/>
@@ -32756,7 +32810,7 @@
             <w:pPr>
               <w:spacing w:after="20" w:before="0"/>
             </w:pPr>
-            <w:hyperlink w:history="1" r:id="rIdpxculbezawhgxvwklxsml">
+            <w:hyperlink w:history="1" r:id="rIdo0zh9p7x864euoh6tlfwk">
               <w:r>
                 <w:rPr>
                   <w:rFonts w:ascii="Arial" w:cs="Arial" w:eastAsia="Arial" w:hAnsi="Arial"/>
@@ -32789,7 +32843,7 @@
               <w:spacing w:after="10" w:before="0"/>
               <w:ind w:left="120"/>
             </w:pPr>
-            <w:hyperlink w:history="1" r:id="rIddnue7thkks1m5pq2st7yt">
+            <w:hyperlink w:history="1" r:id="rId1hzagvaciiveuifh1hci4">
               <w:r>
                 <w:rPr>
                   <w:rFonts w:ascii="Arial" w:cs="Arial" w:eastAsia="Arial" w:hAnsi="Arial"/>
@@ -32834,7 +32888,7 @@
             <w:pPr>
               <w:spacing w:after="20" w:before="0"/>
             </w:pPr>
-            <w:hyperlink w:history="1" r:id="rIdesbztnyogjq15hhh1sjqj">
+            <w:hyperlink w:history="1" r:id="rId626u69e-adqvqcqcpp4en">
               <w:r>
                 <w:rPr>
                   <w:rFonts w:ascii="Arial" w:cs="Arial" w:eastAsia="Arial" w:hAnsi="Arial"/>
@@ -32867,7 +32921,7 @@
               <w:spacing w:after="10" w:before="0"/>
               <w:ind w:left="120"/>
             </w:pPr>
-            <w:hyperlink w:history="1" r:id="rIdoop1pcyeaux5ssuw88m9v">
+            <w:hyperlink w:history="1" r:id="rIdj2_yupxjibfvgsksl53em">
               <w:r>
                 <w:rPr>
                   <w:rFonts w:ascii="Arial" w:cs="Arial" w:eastAsia="Arial" w:hAnsi="Arial"/>
@@ -33062,7 +33116,7 @@
             <w:pPr>
               <w:spacing w:after="20" w:before="0"/>
             </w:pPr>
-            <w:hyperlink w:history="1" r:id="rIdeaildwfhzkhbnqharv4vc">
+            <w:hyperlink w:history="1" r:id="rId44r08udl8ketrwfxzjgfw">
               <w:r>
                 <w:rPr>
                   <w:rFonts w:ascii="Arial" w:cs="Arial" w:eastAsia="Arial" w:hAnsi="Arial"/>
@@ -33095,7 +33149,7 @@
               <w:spacing w:after="10" w:before="0"/>
               <w:ind w:left="120"/>
             </w:pPr>
-            <w:hyperlink w:history="1" r:id="rIdncz9clu-et_fzvjknkbvd">
+            <w:hyperlink w:history="1" r:id="rIdoy-p-g_8e_th-9kqcrjvb">
               <w:r>
                 <w:rPr>
                   <w:rFonts w:ascii="Arial" w:cs="Arial" w:eastAsia="Arial" w:hAnsi="Arial"/>
@@ -33140,7 +33194,7 @@
             <w:pPr>
               <w:spacing w:after="20" w:before="0"/>
             </w:pPr>
-            <w:hyperlink w:history="1" r:id="rIdsmbdpstsci7dwvjy-lwbl">
+            <w:hyperlink w:history="1" r:id="rIddctohxms1kefma_g-jsc7">
               <w:r>
                 <w:rPr>
                   <w:rFonts w:ascii="Arial" w:cs="Arial" w:eastAsia="Arial" w:hAnsi="Arial"/>
@@ -33173,7 +33227,7 @@
               <w:spacing w:after="10" w:before="0"/>
               <w:ind w:left="120"/>
             </w:pPr>
-            <w:hyperlink w:history="1" r:id="rIdybkdf-zusw8e50ssxxlvc">
+            <w:hyperlink w:history="1" r:id="rIdwb9o6xqwq7wxuzfycnhev">
               <w:r>
                 <w:rPr>
                   <w:rFonts w:ascii="Arial" w:cs="Arial" w:eastAsia="Arial" w:hAnsi="Arial"/>
@@ -33368,7 +33422,7 @@
             <w:pPr>
               <w:spacing w:after="20" w:before="0"/>
             </w:pPr>
-            <w:hyperlink w:history="1" r:id="rIdvr42ri_fifbbyozkhqwfc">
+            <w:hyperlink w:history="1" r:id="rIdkphe4cqtsqlkdy1hn_vtm">
               <w:r>
                 <w:rPr>
                   <w:rFonts w:ascii="Arial" w:cs="Arial" w:eastAsia="Arial" w:hAnsi="Arial"/>
@@ -33401,7 +33455,7 @@
               <w:spacing w:after="10" w:before="0"/>
               <w:ind w:left="120"/>
             </w:pPr>
-            <w:hyperlink w:history="1" r:id="rIdw8sozm73acwba2zwcfefk">
+            <w:hyperlink w:history="1" r:id="rIdl6jaueh-iky9jok9dqtyy">
               <w:r>
                 <w:rPr>
                   <w:rFonts w:ascii="Arial" w:cs="Arial" w:eastAsia="Arial" w:hAnsi="Arial"/>
@@ -33446,7 +33500,7 @@
             <w:pPr>
               <w:spacing w:after="20" w:before="0"/>
             </w:pPr>
-            <w:hyperlink w:history="1" r:id="rIdpvxxzs1fyjjisjwnqbzw-">
+            <w:hyperlink w:history="1" r:id="rIdgw7ox7_u6fjnujzigkoyw">
               <w:r>
                 <w:rPr>
                   <w:rFonts w:ascii="Arial" w:cs="Arial" w:eastAsia="Arial" w:hAnsi="Arial"/>
@@ -33479,7 +33533,7 @@
               <w:spacing w:after="10" w:before="0"/>
               <w:ind w:left="120"/>
             </w:pPr>
-            <w:hyperlink w:history="1" r:id="rId3-gg9alp5jeidn3vrlkda">
+            <w:hyperlink w:history="1" r:id="rIdva9mtnh-ffdnnbfxk9psx">
               <w:r>
                 <w:rPr>
                   <w:rFonts w:ascii="Arial" w:cs="Arial" w:eastAsia="Arial" w:hAnsi="Arial"/>
@@ -34918,32 +34972,32 @@
         <w:tc>
           <w:tcPr>
             <w:tcW w:type="dxa" w:w="1520"/>
-            <w:shd w:fill="F2F2F2" w:color="auto" w:val="clear"/>
-            <w:tcMar>
-              <w:top w:type="dxa" w:w="60"/>
-              <w:left w:type="dxa" w:w="120"/>
-              <w:bottom w:type="dxa" w:w="60"/>
-              <w:right w:type="dxa" w:w="120"/>
-            </w:tcMar>
-            <w:vAlign w:val="top"/>
-          </w:tcPr>
-          <w:p>
-            <w:pPr>
-              <w:spacing w:after="40" w:before="0"/>
-              <w:jc w:val="left"/>
-            </w:pPr>
-            <w:r>
-              <w:rPr>
-                <w:rFonts w:ascii="Arial" w:cs="Arial" w:eastAsia="Arial" w:hAnsi="Arial"/>
-                <w:b/>
-                <w:bCs/>
-                <w:i w:val="false"/>
-                <w:iCs w:val="false"/>
-                <w:color w:val="000000"/>
-                <w:sz w:val="18"/>
-                <w:szCs w:val="18"/>
-              </w:rPr>
-              <w:t xml:space="preserve">Phase 1 — Predict: Revisiting the Phenomenon (What Did We Think Then?)</w:t>
+            <w:shd w:fill="EAD1F5" w:color="auto" w:val="clear"/>
+            <w:tcMar>
+              <w:top w:type="dxa" w:w="60"/>
+              <w:left w:type="dxa" w:w="120"/>
+              <w:bottom w:type="dxa" w:w="60"/>
+              <w:right w:type="dxa" w:w="120"/>
+            </w:tcMar>
+            <w:vAlign w:val="top"/>
+          </w:tcPr>
+          <w:p>
+            <w:pPr>
+              <w:spacing w:after="40" w:before="0"/>
+              <w:jc w:val="left"/>
+            </w:pPr>
+            <w:r>
+              <w:rPr>
+                <w:rFonts w:ascii="Arial" w:cs="Arial" w:eastAsia="Arial" w:hAnsi="Arial"/>
+                <w:b/>
+                <w:bCs/>
+                <w:i w:val="false"/>
+                <w:iCs w:val="false"/>
+                <w:color w:val="000000"/>
+                <w:sz w:val="18"/>
+                <w:szCs w:val="18"/>
+              </w:rPr>
+              <w:t xml:space="preserve">Predict Phase</w:t>
             </w:r>
           </w:p>
           <w:p>
@@ -34966,7 +35020,7 @@
             <w:pPr>
               <w:spacing w:after="20" w:before="0"/>
             </w:pPr>
-            <w:hyperlink w:history="1" r:id="rIdlpsgz8-fhiisg_j-d69ye">
+            <w:hyperlink w:history="1" r:id="rIdbssa7rlmaxfv089c3hmhw">
               <w:r>
                 <w:rPr>
                   <w:rFonts w:ascii="Arial" w:cs="Arial" w:eastAsia="Arial" w:hAnsi="Arial"/>
@@ -34999,7 +35053,7 @@
               <w:spacing w:after="10" w:before="0"/>
               <w:ind w:left="120"/>
             </w:pPr>
-            <w:hyperlink w:history="1" r:id="rIdl_1a6uhmny3dqdii66qci">
+            <w:hyperlink w:history="1" r:id="rIdazwshsr1mcyfdhawo665p">
               <w:r>
                 <w:rPr>
                   <w:rFonts w:ascii="Arial" w:cs="Arial" w:eastAsia="Arial" w:hAnsi="Arial"/>
@@ -35044,7 +35098,7 @@
             <w:pPr>
               <w:spacing w:after="20" w:before="0"/>
             </w:pPr>
-            <w:hyperlink w:history="1" r:id="rIdx5rzanljrb7xttljgfxoc">
+            <w:hyperlink w:history="1" r:id="rId79o7qsxosklkw44lka1os">
               <w:r>
                 <w:rPr>
                   <w:rFonts w:ascii="Arial" w:cs="Arial" w:eastAsia="Arial" w:hAnsi="Arial"/>
@@ -35077,7 +35131,7 @@
               <w:spacing w:after="10" w:before="0"/>
               <w:ind w:left="120"/>
             </w:pPr>
-            <w:hyperlink w:history="1" r:id="rIdqxjozfqxqele_ivg3cp7q">
+            <w:hyperlink w:history="1" r:id="rId-idly5hawyqljxpcqlcdb">
               <w:r>
                 <w:rPr>
                   <w:rFonts w:ascii="Arial" w:cs="Arial" w:eastAsia="Arial" w:hAnsi="Arial"/>
@@ -35224,32 +35278,32 @@
         <w:tc>
           <w:tcPr>
             <w:tcW w:type="dxa" w:w="1520"/>
-            <w:shd w:fill="F2F2F2" w:color="auto" w:val="clear"/>
-            <w:tcMar>
-              <w:top w:type="dxa" w:w="60"/>
-              <w:left w:type="dxa" w:w="120"/>
-              <w:bottom w:type="dxa" w:w="60"/>
-              <w:right w:type="dxa" w:w="120"/>
-            </w:tcMar>
-            <w:vAlign w:val="top"/>
-          </w:tcPr>
-          <w:p>
-            <w:pPr>
-              <w:spacing w:after="40" w:before="0"/>
-              <w:jc w:val="left"/>
-            </w:pPr>
-            <w:r>
-              <w:rPr>
-                <w:rFonts w:ascii="Arial" w:cs="Arial" w:eastAsia="Arial" w:hAnsi="Arial"/>
-                <w:b/>
-                <w:bCs/>
-                <w:i w:val="false"/>
-                <w:iCs w:val="false"/>
-                <w:color w:val="000000"/>
-                <w:sz w:val="18"/>
-                <w:szCs w:val="18"/>
-              </w:rPr>
-              <w:t xml:space="preserve">Phase 2 — Observe: Model Finalisation &amp; Annotation (Evidence Synthesis)</w:t>
+            <w:shd w:fill="D9EEF1" w:color="auto" w:val="clear"/>
+            <w:tcMar>
+              <w:top w:type="dxa" w:w="60"/>
+              <w:left w:type="dxa" w:w="120"/>
+              <w:bottom w:type="dxa" w:w="60"/>
+              <w:right w:type="dxa" w:w="120"/>
+            </w:tcMar>
+            <w:vAlign w:val="top"/>
+          </w:tcPr>
+          <w:p>
+            <w:pPr>
+              <w:spacing w:after="40" w:before="0"/>
+              <w:jc w:val="left"/>
+            </w:pPr>
+            <w:r>
+              <w:rPr>
+                <w:rFonts w:ascii="Arial" w:cs="Arial" w:eastAsia="Arial" w:hAnsi="Arial"/>
+                <w:b/>
+                <w:bCs/>
+                <w:i w:val="false"/>
+                <w:iCs w:val="false"/>
+                <w:color w:val="000000"/>
+                <w:sz w:val="18"/>
+                <w:szCs w:val="18"/>
+              </w:rPr>
+              <w:t xml:space="preserve">Observe Phase</w:t>
             </w:r>
           </w:p>
           <w:p>
@@ -35272,7 +35326,7 @@
             <w:pPr>
               <w:spacing w:after="20" w:before="0"/>
             </w:pPr>
-            <w:hyperlink w:history="1" r:id="rId9vmfvlr65mrayxowfinko">
+            <w:hyperlink w:history="1" r:id="rIdlruqjd3ykafi6ex6nxwru">
               <w:r>
                 <w:rPr>
                   <w:rFonts w:ascii="Arial" w:cs="Arial" w:eastAsia="Arial" w:hAnsi="Arial"/>
@@ -35305,7 +35359,7 @@
               <w:spacing w:after="10" w:before="0"/>
               <w:ind w:left="120"/>
             </w:pPr>
-            <w:hyperlink w:history="1" r:id="rIdrzbew9z84p9eya2fkxwjd">
+            <w:hyperlink w:history="1" r:id="rIdwxhcsoo72ipfdjva05nbu">
               <w:r>
                 <w:rPr>
                   <w:rFonts w:ascii="Arial" w:cs="Arial" w:eastAsia="Arial" w:hAnsi="Arial"/>
@@ -35350,7 +35404,7 @@
             <w:pPr>
               <w:spacing w:after="20" w:before="0"/>
             </w:pPr>
-            <w:hyperlink w:history="1" r:id="rIdoalpdsxzjg23l6rnnzfqs">
+            <w:hyperlink w:history="1" r:id="rIdlitxonfyf4zdmktbnqaqs">
               <w:r>
                 <w:rPr>
                   <w:rFonts w:ascii="Arial" w:cs="Arial" w:eastAsia="Arial" w:hAnsi="Arial"/>
@@ -35383,7 +35437,7 @@
               <w:spacing w:after="10" w:before="0"/>
               <w:ind w:left="120"/>
             </w:pPr>
-            <w:hyperlink w:history="1" r:id="rIdieghxkliwqks9eoejs9ov">
+            <w:hyperlink w:history="1" r:id="rIdvnw8pemydi-r3s4cqq-cc">
               <w:r>
                 <w:rPr>
                   <w:rFonts w:ascii="Arial" w:cs="Arial" w:eastAsia="Arial" w:hAnsi="Arial"/>
@@ -35530,32 +35584,32 @@
         <w:tc>
           <w:tcPr>
             <w:tcW w:type="dxa" w:w="1520"/>
-            <w:shd w:fill="F2F2F2" w:color="auto" w:val="clear"/>
-            <w:tcMar>
-              <w:top w:type="dxa" w:w="60"/>
-              <w:left w:type="dxa" w:w="120"/>
-              <w:bottom w:type="dxa" w:w="60"/>
-              <w:right w:type="dxa" w:w="120"/>
-            </w:tcMar>
-            <w:vAlign w:val="top"/>
-          </w:tcPr>
-          <w:p>
-            <w:pPr>
-              <w:spacing w:after="40" w:before="0"/>
-              <w:jc w:val="left"/>
-            </w:pPr>
-            <w:r>
-              <w:rPr>
-                <w:rFonts w:ascii="Arial" w:cs="Arial" w:eastAsia="Arial" w:hAnsi="Arial"/>
-                <w:b/>
-                <w:bCs/>
-                <w:i w:val="false"/>
-                <w:iCs w:val="false"/>
-                <w:color w:val="000000"/>
-                <w:sz w:val="18"/>
-                <w:szCs w:val="18"/>
-              </w:rPr>
-              <w:t xml:space="preserve">Phase 3 — Explain: Driving Question Board Resolution Ceremony</w:t>
+            <w:shd w:fill="E2EFDA" w:color="auto" w:val="clear"/>
+            <w:tcMar>
+              <w:top w:type="dxa" w:w="60"/>
+              <w:left w:type="dxa" w:w="120"/>
+              <w:bottom w:type="dxa" w:w="60"/>
+              <w:right w:type="dxa" w:w="120"/>
+            </w:tcMar>
+            <w:vAlign w:val="top"/>
+          </w:tcPr>
+          <w:p>
+            <w:pPr>
+              <w:spacing w:after="40" w:before="0"/>
+              <w:jc w:val="left"/>
+            </w:pPr>
+            <w:r>
+              <w:rPr>
+                <w:rFonts w:ascii="Arial" w:cs="Arial" w:eastAsia="Arial" w:hAnsi="Arial"/>
+                <w:b/>
+                <w:bCs/>
+                <w:i w:val="false"/>
+                <w:iCs w:val="false"/>
+                <w:color w:val="000000"/>
+                <w:sz w:val="18"/>
+                <w:szCs w:val="18"/>
+              </w:rPr>
+              <w:t xml:space="preserve">Explain Phase</w:t>
             </w:r>
           </w:p>
           <w:p>
@@ -35578,7 +35632,7 @@
             <w:pPr>
               <w:spacing w:after="20" w:before="0"/>
             </w:pPr>
-            <w:hyperlink w:history="1" r:id="rIdi2jns7sxa3ajd6cml21jy">
+            <w:hyperlink w:history="1" r:id="rIdi18p9hlq5vl8duukekgfy">
               <w:r>
                 <w:rPr>
                   <w:rFonts w:ascii="Arial" w:cs="Arial" w:eastAsia="Arial" w:hAnsi="Arial"/>
@@ -35611,7 +35665,7 @@
               <w:spacing w:after="10" w:before="0"/>
               <w:ind w:left="120"/>
             </w:pPr>
-            <w:hyperlink w:history="1" r:id="rIdiiy-bzmnctkxuopabd4r8">
+            <w:hyperlink w:history="1" r:id="rIdytipav0p6mamfff3ifbk8">
               <w:r>
                 <w:rPr>
                   <w:rFonts w:ascii="Arial" w:cs="Arial" w:eastAsia="Arial" w:hAnsi="Arial"/>
@@ -35656,7 +35710,7 @@
             <w:pPr>
               <w:spacing w:after="20" w:before="0"/>
             </w:pPr>
-            <w:hyperlink w:history="1" r:id="rIddjykp3musfssj40lfpwti">
+            <w:hyperlink w:history="1" r:id="rIdwhuwxeau2yhnt4wsad73d">
               <w:r>
                 <w:rPr>
                   <w:rFonts w:ascii="Arial" w:cs="Arial" w:eastAsia="Arial" w:hAnsi="Arial"/>
@@ -35689,7 +35743,7 @@
               <w:spacing w:after="10" w:before="0"/>
               <w:ind w:left="120"/>
             </w:pPr>
-            <w:hyperlink w:history="1" r:id="rId1phjykl2cc6ftkkrpp3bw">
+            <w:hyperlink w:history="1" r:id="rIdgteeys_o8wqs6pv0l5o-q">
               <w:r>
                 <w:rPr>
                   <w:rFonts w:ascii="Arial" w:cs="Arial" w:eastAsia="Arial" w:hAnsi="Arial"/>
@@ -35836,32 +35890,32 @@
         <w:tc>
           <w:tcPr>
             <w:tcW w:type="dxa" w:w="1520"/>
-            <w:shd w:fill="F2F2F2" w:color="auto" w:val="clear"/>
-            <w:tcMar>
-              <w:top w:type="dxa" w:w="60"/>
-              <w:left w:type="dxa" w:w="120"/>
-              <w:bottom w:type="dxa" w:w="60"/>
-              <w:right w:type="dxa" w:w="120"/>
-            </w:tcMar>
-            <w:vAlign w:val="top"/>
-          </w:tcPr>
-          <w:p>
-            <w:pPr>
-              <w:spacing w:after="40" w:before="0"/>
-              <w:jc w:val="left"/>
-            </w:pPr>
-            <w:r>
-              <w:rPr>
-                <w:rFonts w:ascii="Arial" w:cs="Arial" w:eastAsia="Arial" w:hAnsi="Arial"/>
-                <w:b/>
-                <w:bCs/>
-                <w:i w:val="false"/>
-                <w:iCs w:val="false"/>
-                <w:color w:val="000000"/>
-                <w:sz w:val="18"/>
-                <w:szCs w:val="18"/>
-              </w:rPr>
-              <w:t xml:space="preserve">Phase 4 — Driving Question Board: Final Explanation of the Anchoring Phenomenon</w:t>
+            <w:shd w:fill="FCE4D6" w:color="auto" w:val="clear"/>
+            <w:tcMar>
+              <w:top w:type="dxa" w:w="60"/>
+              <w:left w:type="dxa" w:w="120"/>
+              <w:bottom w:type="dxa" w:w="60"/>
+              <w:right w:type="dxa" w:w="120"/>
+            </w:tcMar>
+            <w:vAlign w:val="top"/>
+          </w:tcPr>
+          <w:p>
+            <w:pPr>
+              <w:spacing w:after="40" w:before="0"/>
+              <w:jc w:val="left"/>
+            </w:pPr>
+            <w:r>
+              <w:rPr>
+                <w:rFonts w:ascii="Arial" w:cs="Arial" w:eastAsia="Arial" w:hAnsi="Arial"/>
+                <w:b/>
+                <w:bCs/>
+                <w:i w:val="false"/>
+                <w:iCs w:val="false"/>
+                <w:color w:val="000000"/>
+                <w:sz w:val="18"/>
+                <w:szCs w:val="18"/>
+              </w:rPr>
+              <w:t xml:space="preserve">Driving Question Board (DQB) Creation</w:t>
             </w:r>
           </w:p>
           <w:p>
@@ -35884,7 +35938,7 @@
             <w:pPr>
               <w:spacing w:after="20" w:before="0"/>
             </w:pPr>
-            <w:hyperlink w:history="1" r:id="rIdfgkye19acvkjeascweqel">
+            <w:hyperlink w:history="1" r:id="rIdvt0fodckm63t8m3u2glor">
               <w:r>
                 <w:rPr>
                   <w:rFonts w:ascii="Arial" w:cs="Arial" w:eastAsia="Arial" w:hAnsi="Arial"/>
@@ -35917,7 +35971,7 @@
               <w:spacing w:after="10" w:before="0"/>
               <w:ind w:left="120"/>
             </w:pPr>
-            <w:hyperlink w:history="1" r:id="rIdfrt4p1rieei2cerwhngen">
+            <w:hyperlink w:history="1" r:id="rId0zd9vgw09k0qsjgfwu2cf">
               <w:r>
                 <w:rPr>
                   <w:rFonts w:ascii="Arial" w:cs="Arial" w:eastAsia="Arial" w:hAnsi="Arial"/>
@@ -35962,7 +36016,7 @@
             <w:pPr>
               <w:spacing w:after="20" w:before="0"/>
             </w:pPr>
-            <w:hyperlink w:history="1" r:id="rIdhvb20iqd4clvqcvjsfepd">
+            <w:hyperlink w:history="1" r:id="rIdwohugq-ypb5e2c5jazr1s">
               <w:r>
                 <w:rPr>
                   <w:rFonts w:ascii="Arial" w:cs="Arial" w:eastAsia="Arial" w:hAnsi="Arial"/>
@@ -35995,7 +36049,7 @@
               <w:spacing w:after="10" w:before="0"/>
               <w:ind w:left="120"/>
             </w:pPr>
-            <w:hyperlink w:history="1" r:id="rIdwj_ia3wwag15ncpilgghm">
+            <w:hyperlink w:history="1" r:id="rIdzekepyf7cncfr3eiowmbk">
               <w:r>
                 <w:rPr>
                   <w:rFonts w:ascii="Arial" w:cs="Arial" w:eastAsia="Arial" w:hAnsi="Arial"/>
@@ -36142,32 +36196,32 @@
         <w:tc>
           <w:tcPr>
             <w:tcW w:type="dxa" w:w="1520"/>
-            <w:shd w:fill="F2F2F2" w:color="auto" w:val="clear"/>
-            <w:tcMar>
-              <w:top w:type="dxa" w:w="60"/>
-              <w:left w:type="dxa" w:w="120"/>
-              <w:bottom w:type="dxa" w:w="60"/>
-              <w:right w:type="dxa" w:w="120"/>
-            </w:tcMar>
-            <w:vAlign w:val="top"/>
-          </w:tcPr>
-          <w:p>
-            <w:pPr>
-              <w:spacing w:after="40" w:before="0"/>
-              <w:jc w:val="left"/>
-            </w:pPr>
-            <w:r>
-              <w:rPr>
-                <w:rFonts w:ascii="Arial" w:cs="Arial" w:eastAsia="Arial" w:hAnsi="Arial"/>
-                <w:b/>
-                <w:bCs/>
-                <w:i w:val="false"/>
-                <w:iCs w:val="false"/>
-                <w:color w:val="000000"/>
-                <w:sz w:val="18"/>
-                <w:szCs w:val="18"/>
-              </w:rPr>
-              <w:t xml:space="preserve">Phase 5 — Model Building: Lesson 1 vs. Lesson 12 Model Comparison &amp; Forward Connection</w:t>
+            <w:shd w:fill="D5E8F0" w:color="auto" w:val="clear"/>
+            <w:tcMar>
+              <w:top w:type="dxa" w:w="60"/>
+              <w:left w:type="dxa" w:w="120"/>
+              <w:bottom w:type="dxa" w:w="60"/>
+              <w:right w:type="dxa" w:w="120"/>
+            </w:tcMar>
+            <w:vAlign w:val="top"/>
+          </w:tcPr>
+          <w:p>
+            <w:pPr>
+              <w:spacing w:after="40" w:before="0"/>
+              <w:jc w:val="left"/>
+            </w:pPr>
+            <w:r>
+              <w:rPr>
+                <w:rFonts w:ascii="Arial" w:cs="Arial" w:eastAsia="Arial" w:hAnsi="Arial"/>
+                <w:b/>
+                <w:bCs/>
+                <w:i w:val="false"/>
+                <w:iCs w:val="false"/>
+                <w:color w:val="000000"/>
+                <w:sz w:val="18"/>
+                <w:szCs w:val="18"/>
+              </w:rPr>
+              <w:t xml:space="preserve">Model Building Phase</w:t>
             </w:r>
           </w:p>
           <w:p>
@@ -36190,7 +36244,7 @@
             <w:pPr>
               <w:spacing w:after="20" w:before="0"/>
             </w:pPr>
-            <w:hyperlink w:history="1" r:id="rId5qxylnvjia70nyhoohlme">
+            <w:hyperlink w:history="1" r:id="rIdus9xkxibhsqnzghac6go7">
               <w:r>
                 <w:rPr>
                   <w:rFonts w:ascii="Arial" w:cs="Arial" w:eastAsia="Arial" w:hAnsi="Arial"/>
@@ -36223,7 +36277,7 @@
               <w:spacing w:after="10" w:before="0"/>
               <w:ind w:left="120"/>
             </w:pPr>
-            <w:hyperlink w:history="1" r:id="rId9zaudvwjv5qf0pujpwk7t">
+            <w:hyperlink w:history="1" r:id="rIdqtptxigyeubeak2ncmsuf">
               <w:r>
                 <w:rPr>
                   <w:rFonts w:ascii="Arial" w:cs="Arial" w:eastAsia="Arial" w:hAnsi="Arial"/>
@@ -36268,7 +36322,7 @@
             <w:pPr>
               <w:spacing w:after="20" w:before="0"/>
             </w:pPr>
-            <w:hyperlink w:history="1" r:id="rIdnb0a3kxpj2aalz9ot0mtg">
+            <w:hyperlink w:history="1" r:id="rIdwcoafnxd35pptzszcc7wz">
               <w:r>
                 <w:rPr>
                   <w:rFonts w:ascii="Arial" w:cs="Arial" w:eastAsia="Arial" w:hAnsi="Arial"/>
@@ -36301,7 +36355,7 @@
               <w:spacing w:after="10" w:before="0"/>
               <w:ind w:left="120"/>
             </w:pPr>
-            <w:hyperlink w:history="1" r:id="rId3q8vce5omrucngd_ht3sx">
+            <w:hyperlink w:history="1" r:id="rIdgyhmf2yzyt-i8map27lzg">
               <w:r>
                 <w:rPr>
                   <w:rFonts w:ascii="Arial" w:cs="Arial" w:eastAsia="Arial" w:hAnsi="Arial"/>

--- a/data/outputs/v2/Biology/SS2.3_Plant_Gaseous_Exchange_and_Respiration/Biology_Plant_Gaseous_Exchange_and_Respiration_CBE_LessonSequence.docx
+++ b/data/outputs/v2/Biology/SS2.3_Plant_Gaseous_Exchange_and_Respiration/Biology_Plant_Gaseous_Exchange_and_Respiration_CBE_LessonSequence.docx
@@ -3576,7 +3576,7 @@
             <w:pPr>
               <w:spacing w:after="20" w:before="0"/>
             </w:pPr>
-            <w:hyperlink w:history="1" r:id="rIdb3qwvb4us_k5c3kp7cp40">
+            <w:hyperlink w:history="1" r:id="rIdomnsmydxlldhsqmxwhkns">
               <w:r>
                 <w:rPr>
                   <w:rFonts w:ascii="Arial" w:cs="Arial" w:eastAsia="Arial" w:hAnsi="Arial"/>
@@ -3609,7 +3609,7 @@
               <w:spacing w:after="10" w:before="0"/>
               <w:ind w:left="120"/>
             </w:pPr>
-            <w:hyperlink w:history="1" r:id="rIdzbvesrqmgvsvspbdrwfvd">
+            <w:hyperlink w:history="1" r:id="rIda9n8hucecqdhb8rcsypl9">
               <w:r>
                 <w:rPr>
                   <w:rFonts w:ascii="Arial" w:cs="Arial" w:eastAsia="Arial" w:hAnsi="Arial"/>
@@ -3654,7 +3654,7 @@
             <w:pPr>
               <w:spacing w:after="20" w:before="0"/>
             </w:pPr>
-            <w:hyperlink w:history="1" r:id="rId79binm41axya0ewaqlmrd">
+            <w:hyperlink w:history="1" r:id="rIdvzxpinjszm7dz-x8xwcqt">
               <w:r>
                 <w:rPr>
                   <w:rFonts w:ascii="Arial" w:cs="Arial" w:eastAsia="Arial" w:hAnsi="Arial"/>
@@ -3687,7 +3687,7 @@
               <w:spacing w:after="10" w:before="0"/>
               <w:ind w:left="120"/>
             </w:pPr>
-            <w:hyperlink w:history="1" r:id="rIdpdy72-ycqrzh6hz2m7jz_">
+            <w:hyperlink w:history="1" r:id="rIdypfex1walggkr5rlj5ato">
               <w:r>
                 <w:rPr>
                   <w:rFonts w:ascii="Arial" w:cs="Arial" w:eastAsia="Arial" w:hAnsi="Arial"/>
@@ -3882,7 +3882,7 @@
             <w:pPr>
               <w:spacing w:after="20" w:before="0"/>
             </w:pPr>
-            <w:hyperlink w:history="1" r:id="rIdjcxixtvhkahk5ywkzmakw">
+            <w:hyperlink w:history="1" r:id="rIdlgqrt9tskjsxisyjsfzti">
               <w:r>
                 <w:rPr>
                   <w:rFonts w:ascii="Arial" w:cs="Arial" w:eastAsia="Arial" w:hAnsi="Arial"/>
@@ -3915,7 +3915,7 @@
               <w:spacing w:after="10" w:before="0"/>
               <w:ind w:left="120"/>
             </w:pPr>
-            <w:hyperlink w:history="1" r:id="rIdrg16uld5cgw6x_czdbslm">
+            <w:hyperlink w:history="1" r:id="rIdto2zu0yscx404mcenwwod">
               <w:r>
                 <w:rPr>
                   <w:rFonts w:ascii="Arial" w:cs="Arial" w:eastAsia="Arial" w:hAnsi="Arial"/>
@@ -3960,7 +3960,7 @@
             <w:pPr>
               <w:spacing w:after="20" w:before="0"/>
             </w:pPr>
-            <w:hyperlink w:history="1" r:id="rId7cig0qkezatcotssipela">
+            <w:hyperlink w:history="1" r:id="rIdu4cirk7ehjzu81rv6tj3t">
               <w:r>
                 <w:rPr>
                   <w:rFonts w:ascii="Arial" w:cs="Arial" w:eastAsia="Arial" w:hAnsi="Arial"/>
@@ -3993,7 +3993,7 @@
               <w:spacing w:after="10" w:before="0"/>
               <w:ind w:left="120"/>
             </w:pPr>
-            <w:hyperlink w:history="1" r:id="rIdbo4atlwesc7xpvfcr8g3i">
+            <w:hyperlink w:history="1" r:id="rIdjn6-imea3ncuyn2qhhbel">
               <w:r>
                 <w:rPr>
                   <w:rFonts w:ascii="Arial" w:cs="Arial" w:eastAsia="Arial" w:hAnsi="Arial"/>
@@ -4188,7 +4188,7 @@
             <w:pPr>
               <w:spacing w:after="20" w:before="0"/>
             </w:pPr>
-            <w:hyperlink w:history="1" r:id="rIdlrri7aimsfmxskspd75km">
+            <w:hyperlink w:history="1" r:id="rIdohrz8n-91zh_urnwxa6jq">
               <w:r>
                 <w:rPr>
                   <w:rFonts w:ascii="Arial" w:cs="Arial" w:eastAsia="Arial" w:hAnsi="Arial"/>
@@ -4221,7 +4221,7 @@
               <w:spacing w:after="10" w:before="0"/>
               <w:ind w:left="120"/>
             </w:pPr>
-            <w:hyperlink w:history="1" r:id="rIdpxx-jfxhi6wu6xoaf2p1t">
+            <w:hyperlink w:history="1" r:id="rIdefmbh4dekbrczhmokmjrn">
               <w:r>
                 <w:rPr>
                   <w:rFonts w:ascii="Arial" w:cs="Arial" w:eastAsia="Arial" w:hAnsi="Arial"/>
@@ -4266,7 +4266,7 @@
             <w:pPr>
               <w:spacing w:after="20" w:before="0"/>
             </w:pPr>
-            <w:hyperlink w:history="1" r:id="rIdo0capychwpie-d9pjw9fx">
+            <w:hyperlink w:history="1" r:id="rIdras03xkf_gpnmaneqb77r">
               <w:r>
                 <w:rPr>
                   <w:rFonts w:ascii="Arial" w:cs="Arial" w:eastAsia="Arial" w:hAnsi="Arial"/>
@@ -4299,7 +4299,7 @@
               <w:spacing w:after="10" w:before="0"/>
               <w:ind w:left="120"/>
             </w:pPr>
-            <w:hyperlink w:history="1" r:id="rIdobdvbijt8a4oahlovkyak">
+            <w:hyperlink w:history="1" r:id="rIdvylgbj6u7x7cgvay--4ro">
               <w:r>
                 <w:rPr>
                   <w:rFonts w:ascii="Arial" w:cs="Arial" w:eastAsia="Arial" w:hAnsi="Arial"/>
@@ -4494,7 +4494,7 @@
             <w:pPr>
               <w:spacing w:after="20" w:before="0"/>
             </w:pPr>
-            <w:hyperlink w:history="1" r:id="rId8iceimxwb9ow5xvyzypj8">
+            <w:hyperlink w:history="1" r:id="rIdkdfu7vn8q0oud6d_tiyvt">
               <w:r>
                 <w:rPr>
                   <w:rFonts w:ascii="Arial" w:cs="Arial" w:eastAsia="Arial" w:hAnsi="Arial"/>
@@ -4527,7 +4527,7 @@
               <w:spacing w:after="10" w:before="0"/>
               <w:ind w:left="120"/>
             </w:pPr>
-            <w:hyperlink w:history="1" r:id="rIdwjwbsvhsdr9oldinkzexk">
+            <w:hyperlink w:history="1" r:id="rIdhsfr6m5hv4kfrk_fwha1s">
               <w:r>
                 <w:rPr>
                   <w:rFonts w:ascii="Arial" w:cs="Arial" w:eastAsia="Arial" w:hAnsi="Arial"/>
@@ -4572,7 +4572,7 @@
             <w:pPr>
               <w:spacing w:after="20" w:before="0"/>
             </w:pPr>
-            <w:hyperlink w:history="1" r:id="rIdceguxb4kav-9xweunw_pt">
+            <w:hyperlink w:history="1" r:id="rIdwdvfwdtp98hadglniv5ts">
               <w:r>
                 <w:rPr>
                   <w:rFonts w:ascii="Arial" w:cs="Arial" w:eastAsia="Arial" w:hAnsi="Arial"/>
@@ -4605,7 +4605,7 @@
               <w:spacing w:after="10" w:before="0"/>
               <w:ind w:left="120"/>
             </w:pPr>
-            <w:hyperlink w:history="1" r:id="rIdxboaqekuhmftun69_opfs">
+            <w:hyperlink w:history="1" r:id="rIde-wgxizgrg_y4kfgyqfvx">
               <w:r>
                 <w:rPr>
                   <w:rFonts w:ascii="Arial" w:cs="Arial" w:eastAsia="Arial" w:hAnsi="Arial"/>
@@ -4800,7 +4800,7 @@
             <w:pPr>
               <w:spacing w:after="20" w:before="0"/>
             </w:pPr>
-            <w:hyperlink w:history="1" r:id="rIdgiuvwih5q841xlp9xznf1">
+            <w:hyperlink w:history="1" r:id="rIdy8x--c1xeua69cnpqbtij">
               <w:r>
                 <w:rPr>
                   <w:rFonts w:ascii="Arial" w:cs="Arial" w:eastAsia="Arial" w:hAnsi="Arial"/>
@@ -4833,7 +4833,7 @@
               <w:spacing w:after="10" w:before="0"/>
               <w:ind w:left="120"/>
             </w:pPr>
-            <w:hyperlink w:history="1" r:id="rIdp9t3jlkpsx_ykpiiptsxc">
+            <w:hyperlink w:history="1" r:id="rIdxsaqcdomqplorzwgnb2sa">
               <w:r>
                 <w:rPr>
                   <w:rFonts w:ascii="Arial" w:cs="Arial" w:eastAsia="Arial" w:hAnsi="Arial"/>
@@ -4878,7 +4878,7 @@
             <w:pPr>
               <w:spacing w:after="20" w:before="0"/>
             </w:pPr>
-            <w:hyperlink w:history="1" r:id="rIdaikcghpjfnbcvrpadeb-y">
+            <w:hyperlink w:history="1" r:id="rId_28escgjxt4lu-cu_j7jf">
               <w:r>
                 <w:rPr>
                   <w:rFonts w:ascii="Arial" w:cs="Arial" w:eastAsia="Arial" w:hAnsi="Arial"/>
@@ -4911,7 +4911,7 @@
               <w:spacing w:after="10" w:before="0"/>
               <w:ind w:left="120"/>
             </w:pPr>
-            <w:hyperlink w:history="1" r:id="rIdrzule9jitzxcmhoosqalz">
+            <w:hyperlink w:history="1" r:id="rId0rmxuvkdpb1vsh8plxltt">
               <w:r>
                 <w:rPr>
                   <w:rFonts w:ascii="Arial" w:cs="Arial" w:eastAsia="Arial" w:hAnsi="Arial"/>
@@ -6398,7 +6398,7 @@
             <w:pPr>
               <w:spacing w:after="20" w:before="0"/>
             </w:pPr>
-            <w:hyperlink w:history="1" r:id="rIdj3pzdjdek4vqsekn6jocw">
+            <w:hyperlink w:history="1" r:id="rIdd75lsomq_svm8jgm7rmis">
               <w:r>
                 <w:rPr>
                   <w:rFonts w:ascii="Arial" w:cs="Arial" w:eastAsia="Arial" w:hAnsi="Arial"/>
@@ -6431,7 +6431,7 @@
               <w:spacing w:after="10" w:before="0"/>
               <w:ind w:left="120"/>
             </w:pPr>
-            <w:hyperlink w:history="1" r:id="rIdvgceckkyrdvy7z03ag_lv">
+            <w:hyperlink w:history="1" r:id="rIdfses8yufe3ukmidjhovjq">
               <w:r>
                 <w:rPr>
                   <w:rFonts w:ascii="Arial" w:cs="Arial" w:eastAsia="Arial" w:hAnsi="Arial"/>
@@ -6476,7 +6476,7 @@
             <w:pPr>
               <w:spacing w:after="20" w:before="0"/>
             </w:pPr>
-            <w:hyperlink w:history="1" r:id="rId4stbi9jqq0kjeqgt8neju">
+            <w:hyperlink w:history="1" r:id="rIddqw28cfkwhs_lnysgwrj5">
               <w:r>
                 <w:rPr>
                   <w:rFonts w:ascii="Arial" w:cs="Arial" w:eastAsia="Arial" w:hAnsi="Arial"/>
@@ -6509,7 +6509,7 @@
               <w:spacing w:after="10" w:before="0"/>
               <w:ind w:left="120"/>
             </w:pPr>
-            <w:hyperlink w:history="1" r:id="rIdkouiktou_fr9vdnvx3k9q">
+            <w:hyperlink w:history="1" r:id="rIdbgapffpmdgv0mvxc54f5v">
               <w:r>
                 <w:rPr>
                   <w:rFonts w:ascii="Arial" w:cs="Arial" w:eastAsia="Arial" w:hAnsi="Arial"/>
@@ -6704,7 +6704,7 @@
             <w:pPr>
               <w:spacing w:after="20" w:before="0"/>
             </w:pPr>
-            <w:hyperlink w:history="1" r:id="rIdnzzco447x5mbfwpz6g4mo">
+            <w:hyperlink w:history="1" r:id="rIdsnaz2hvuuczdgpppix-5e">
               <w:r>
                 <w:rPr>
                   <w:rFonts w:ascii="Arial" w:cs="Arial" w:eastAsia="Arial" w:hAnsi="Arial"/>
@@ -6737,7 +6737,7 @@
               <w:spacing w:after="10" w:before="0"/>
               <w:ind w:left="120"/>
             </w:pPr>
-            <w:hyperlink w:history="1" r:id="rIdryh-7061hpea1qen2aoex">
+            <w:hyperlink w:history="1" r:id="rIdu9cukvyfwss0swcpmqown">
               <w:r>
                 <w:rPr>
                   <w:rFonts w:ascii="Arial" w:cs="Arial" w:eastAsia="Arial" w:hAnsi="Arial"/>
@@ -6782,7 +6782,7 @@
             <w:pPr>
               <w:spacing w:after="20" w:before="0"/>
             </w:pPr>
-            <w:hyperlink w:history="1" r:id="rIdi2c9kxyakfngbrknhv2lg">
+            <w:hyperlink w:history="1" r:id="rId4o6vpftrqfznmva2xxz_x">
               <w:r>
                 <w:rPr>
                   <w:rFonts w:ascii="Arial" w:cs="Arial" w:eastAsia="Arial" w:hAnsi="Arial"/>
@@ -6815,7 +6815,7 @@
               <w:spacing w:after="10" w:before="0"/>
               <w:ind w:left="120"/>
             </w:pPr>
-            <w:hyperlink w:history="1" r:id="rIdxh8rn7az-bn_y1prkdh0t">
+            <w:hyperlink w:history="1" r:id="rIdp-ul3icdn2szyjoyrugbq">
               <w:r>
                 <w:rPr>
                   <w:rFonts w:ascii="Arial" w:cs="Arial" w:eastAsia="Arial" w:hAnsi="Arial"/>
@@ -7010,7 +7010,7 @@
             <w:pPr>
               <w:spacing w:after="20" w:before="0"/>
             </w:pPr>
-            <w:hyperlink w:history="1" r:id="rIdfmp69zpp62hlrndw5rmbj">
+            <w:hyperlink w:history="1" r:id="rId18dymq16dvjsbtu3avax0">
               <w:r>
                 <w:rPr>
                   <w:rFonts w:ascii="Arial" w:cs="Arial" w:eastAsia="Arial" w:hAnsi="Arial"/>
@@ -7043,7 +7043,7 @@
               <w:spacing w:after="10" w:before="0"/>
               <w:ind w:left="120"/>
             </w:pPr>
-            <w:hyperlink w:history="1" r:id="rIdh6b_krwphzn5qzs6dsqbw">
+            <w:hyperlink w:history="1" r:id="rIdivdruhzldxwa45kaafov4">
               <w:r>
                 <w:rPr>
                   <w:rFonts w:ascii="Arial" w:cs="Arial" w:eastAsia="Arial" w:hAnsi="Arial"/>
@@ -7088,7 +7088,7 @@
             <w:pPr>
               <w:spacing w:after="20" w:before="0"/>
             </w:pPr>
-            <w:hyperlink w:history="1" r:id="rId8bbyn7zqfcoejbtbdlqns">
+            <w:hyperlink w:history="1" r:id="rIdqr7edgkjnhqb065o3e3h9">
               <w:r>
                 <w:rPr>
                   <w:rFonts w:ascii="Arial" w:cs="Arial" w:eastAsia="Arial" w:hAnsi="Arial"/>
@@ -7121,7 +7121,7 @@
               <w:spacing w:after="10" w:before="0"/>
               <w:ind w:left="120"/>
             </w:pPr>
-            <w:hyperlink w:history="1" r:id="rIdtf2dgjfyrcahtjaohyvry">
+            <w:hyperlink w:history="1" r:id="rIdxvkuz0ss_jvov7xcakvhb">
               <w:r>
                 <w:rPr>
                   <w:rFonts w:ascii="Arial" w:cs="Arial" w:eastAsia="Arial" w:hAnsi="Arial"/>
@@ -7316,7 +7316,7 @@
             <w:pPr>
               <w:spacing w:after="20" w:before="0"/>
             </w:pPr>
-            <w:hyperlink w:history="1" r:id="rIdgp6ptewcrdlohxo25ypbq">
+            <w:hyperlink w:history="1" r:id="rIdmm0kuac6emjvtydjw_pmd">
               <w:r>
                 <w:rPr>
                   <w:rFonts w:ascii="Arial" w:cs="Arial" w:eastAsia="Arial" w:hAnsi="Arial"/>
@@ -7349,7 +7349,7 @@
               <w:spacing w:after="10" w:before="0"/>
               <w:ind w:left="120"/>
             </w:pPr>
-            <w:hyperlink w:history="1" r:id="rId9qpn5n5omol-a1h321hdm">
+            <w:hyperlink w:history="1" r:id="rIdmfjc7y41k5s0b29qssn9z">
               <w:r>
                 <w:rPr>
                   <w:rFonts w:ascii="Arial" w:cs="Arial" w:eastAsia="Arial" w:hAnsi="Arial"/>
@@ -7394,7 +7394,7 @@
             <w:pPr>
               <w:spacing w:after="20" w:before="0"/>
             </w:pPr>
-            <w:hyperlink w:history="1" r:id="rIdpuvz51nk2w5svw2p7npcj">
+            <w:hyperlink w:history="1" r:id="rIdl7mmtai3t0yg1jghhhnhb">
               <w:r>
                 <w:rPr>
                   <w:rFonts w:ascii="Arial" w:cs="Arial" w:eastAsia="Arial" w:hAnsi="Arial"/>
@@ -7427,7 +7427,7 @@
               <w:spacing w:after="10" w:before="0"/>
               <w:ind w:left="120"/>
             </w:pPr>
-            <w:hyperlink w:history="1" r:id="rIdmwzscxbt5mw0k8bzwdzl6">
+            <w:hyperlink w:history="1" r:id="rIdgqkdcta9tprlkksxcxote">
               <w:r>
                 <w:rPr>
                   <w:rFonts w:ascii="Arial" w:cs="Arial" w:eastAsia="Arial" w:hAnsi="Arial"/>
@@ -7622,7 +7622,7 @@
             <w:pPr>
               <w:spacing w:after="20" w:before="0"/>
             </w:pPr>
-            <w:hyperlink w:history="1" r:id="rIdwzcbpighies0nrpbwxm-u">
+            <w:hyperlink w:history="1" r:id="rId-slb1recpt2jxcgspbose">
               <w:r>
                 <w:rPr>
                   <w:rFonts w:ascii="Arial" w:cs="Arial" w:eastAsia="Arial" w:hAnsi="Arial"/>
@@ -7655,7 +7655,7 @@
               <w:spacing w:after="10" w:before="0"/>
               <w:ind w:left="120"/>
             </w:pPr>
-            <w:hyperlink w:history="1" r:id="rIdvmfyv6phb4i8dijkl72iy">
+            <w:hyperlink w:history="1" r:id="rId17f0lg5efqkdxafl9ecc-">
               <w:r>
                 <w:rPr>
                   <w:rFonts w:ascii="Arial" w:cs="Arial" w:eastAsia="Arial" w:hAnsi="Arial"/>
@@ -7700,7 +7700,7 @@
             <w:pPr>
               <w:spacing w:after="20" w:before="0"/>
             </w:pPr>
-            <w:hyperlink w:history="1" r:id="rIduibq90md_pplba8tvfdgf">
+            <w:hyperlink w:history="1" r:id="rId--bhsnep2vrkjdgra2ipj">
               <w:r>
                 <w:rPr>
                   <w:rFonts w:ascii="Arial" w:cs="Arial" w:eastAsia="Arial" w:hAnsi="Arial"/>
@@ -7733,7 +7733,7 @@
               <w:spacing w:after="10" w:before="0"/>
               <w:ind w:left="120"/>
             </w:pPr>
-            <w:hyperlink w:history="1" r:id="rIdaoq1ggj4wcito1o_kl5xt">
+            <w:hyperlink w:history="1" r:id="rIduuqt5mc5a_nbv-df7iphm">
               <w:r>
                 <w:rPr>
                   <w:rFonts w:ascii="Arial" w:cs="Arial" w:eastAsia="Arial" w:hAnsi="Arial"/>
@@ -9220,7 +9220,7 @@
             <w:pPr>
               <w:spacing w:after="20" w:before="0"/>
             </w:pPr>
-            <w:hyperlink w:history="1" r:id="rIdrgcu7ttmf633bpvf3mbuc">
+            <w:hyperlink w:history="1" r:id="rId_o9mmzw8k0pfubeq3ex-r">
               <w:r>
                 <w:rPr>
                   <w:rFonts w:ascii="Arial" w:cs="Arial" w:eastAsia="Arial" w:hAnsi="Arial"/>
@@ -9253,7 +9253,7 @@
               <w:spacing w:after="10" w:before="0"/>
               <w:ind w:left="120"/>
             </w:pPr>
-            <w:hyperlink w:history="1" r:id="rId9al18pup_0_sqoacsrpes">
+            <w:hyperlink w:history="1" r:id="rIdp6lpmx7om8q10ff5xcvxb">
               <w:r>
                 <w:rPr>
                   <w:rFonts w:ascii="Arial" w:cs="Arial" w:eastAsia="Arial" w:hAnsi="Arial"/>
@@ -9298,7 +9298,7 @@
             <w:pPr>
               <w:spacing w:after="20" w:before="0"/>
             </w:pPr>
-            <w:hyperlink w:history="1" r:id="rIdoyjdzhz7ytnjn33to-xeo">
+            <w:hyperlink w:history="1" r:id="rIdnjvzctnzqfrxijiww3xgp">
               <w:r>
                 <w:rPr>
                   <w:rFonts w:ascii="Arial" w:cs="Arial" w:eastAsia="Arial" w:hAnsi="Arial"/>
@@ -9331,7 +9331,7 @@
               <w:spacing w:after="10" w:before="0"/>
               <w:ind w:left="120"/>
             </w:pPr>
-            <w:hyperlink w:history="1" r:id="rIdk7hbzginiylveyblgx40l">
+            <w:hyperlink w:history="1" r:id="rIdwfsxkuy0avabr8hecypfb">
               <w:r>
                 <w:rPr>
                   <w:rFonts w:ascii="Arial" w:cs="Arial" w:eastAsia="Arial" w:hAnsi="Arial"/>
@@ -9526,7 +9526,7 @@
             <w:pPr>
               <w:spacing w:after="20" w:before="0"/>
             </w:pPr>
-            <w:hyperlink w:history="1" r:id="rIdgunffq8e763hs0rrpohoe">
+            <w:hyperlink w:history="1" r:id="rIdl-vrowlj2upytdjh1mtvt">
               <w:r>
                 <w:rPr>
                   <w:rFonts w:ascii="Arial" w:cs="Arial" w:eastAsia="Arial" w:hAnsi="Arial"/>
@@ -9559,7 +9559,7 @@
               <w:spacing w:after="10" w:before="0"/>
               <w:ind w:left="120"/>
             </w:pPr>
-            <w:hyperlink w:history="1" r:id="rIdj7hfziph-1ul8mg4_7zgb">
+            <w:hyperlink w:history="1" r:id="rId8kiistulxv_-gxbxuts1o">
               <w:r>
                 <w:rPr>
                   <w:rFonts w:ascii="Arial" w:cs="Arial" w:eastAsia="Arial" w:hAnsi="Arial"/>
@@ -9604,7 +9604,7 @@
             <w:pPr>
               <w:spacing w:after="20" w:before="0"/>
             </w:pPr>
-            <w:hyperlink w:history="1" r:id="rIdkwrtxfoiw9m98iuz4nuy6">
+            <w:hyperlink w:history="1" r:id="rIdmnrmdjs4rhb6zjnfml65j">
               <w:r>
                 <w:rPr>
                   <w:rFonts w:ascii="Arial" w:cs="Arial" w:eastAsia="Arial" w:hAnsi="Arial"/>
@@ -9637,7 +9637,7 @@
               <w:spacing w:after="10" w:before="0"/>
               <w:ind w:left="120"/>
             </w:pPr>
-            <w:hyperlink w:history="1" r:id="rIdlg9ktkreqwl5fzbsd0u6z">
+            <w:hyperlink w:history="1" r:id="rIdnsqqidnph_xqepjroxb0j">
               <w:r>
                 <w:rPr>
                   <w:rFonts w:ascii="Arial" w:cs="Arial" w:eastAsia="Arial" w:hAnsi="Arial"/>
@@ -9832,7 +9832,7 @@
             <w:pPr>
               <w:spacing w:after="20" w:before="0"/>
             </w:pPr>
-            <w:hyperlink w:history="1" r:id="rIddbkyl6yzveac2rol9pzwz">
+            <w:hyperlink w:history="1" r:id="rId2zx90vl31pri3zj0sv86j">
               <w:r>
                 <w:rPr>
                   <w:rFonts w:ascii="Arial" w:cs="Arial" w:eastAsia="Arial" w:hAnsi="Arial"/>
@@ -9865,7 +9865,7 @@
               <w:spacing w:after="10" w:before="0"/>
               <w:ind w:left="120"/>
             </w:pPr>
-            <w:hyperlink w:history="1" r:id="rIdasd1ljg9shv9po8dozxdn">
+            <w:hyperlink w:history="1" r:id="rIdpfipy5c92pr0jvdzuda1j">
               <w:r>
                 <w:rPr>
                   <w:rFonts w:ascii="Arial" w:cs="Arial" w:eastAsia="Arial" w:hAnsi="Arial"/>
@@ -9910,7 +9910,7 @@
             <w:pPr>
               <w:spacing w:after="20" w:before="0"/>
             </w:pPr>
-            <w:hyperlink w:history="1" r:id="rIdgpg-zvtd52ajzbzbuzn_c">
+            <w:hyperlink w:history="1" r:id="rId0aargkzqpfwadey00pmg0">
               <w:r>
                 <w:rPr>
                   <w:rFonts w:ascii="Arial" w:cs="Arial" w:eastAsia="Arial" w:hAnsi="Arial"/>
@@ -9943,7 +9943,7 @@
               <w:spacing w:after="10" w:before="0"/>
               <w:ind w:left="120"/>
             </w:pPr>
-            <w:hyperlink w:history="1" r:id="rIdywbhiovezvkbbn-opkvbs">
+            <w:hyperlink w:history="1" r:id="rIdqcnbjvkrh_tiikh6bxted">
               <w:r>
                 <w:rPr>
                   <w:rFonts w:ascii="Arial" w:cs="Arial" w:eastAsia="Arial" w:hAnsi="Arial"/>
@@ -10138,7 +10138,7 @@
             <w:pPr>
               <w:spacing w:after="20" w:before="0"/>
             </w:pPr>
-            <w:hyperlink w:history="1" r:id="rIdjytpixhbym9kny56xmx1h">
+            <w:hyperlink w:history="1" r:id="rIdh-dq-pxwkeeupuq4uxibo">
               <w:r>
                 <w:rPr>
                   <w:rFonts w:ascii="Arial" w:cs="Arial" w:eastAsia="Arial" w:hAnsi="Arial"/>
@@ -10171,7 +10171,7 @@
               <w:spacing w:after="10" w:before="0"/>
               <w:ind w:left="120"/>
             </w:pPr>
-            <w:hyperlink w:history="1" r:id="rIdjjtyfn9lqtbjr7oipesmf">
+            <w:hyperlink w:history="1" r:id="rIdpgh-2htsrz-pdsdkyeghe">
               <w:r>
                 <w:rPr>
                   <w:rFonts w:ascii="Arial" w:cs="Arial" w:eastAsia="Arial" w:hAnsi="Arial"/>
@@ -10216,7 +10216,7 @@
             <w:pPr>
               <w:spacing w:after="20" w:before="0"/>
             </w:pPr>
-            <w:hyperlink w:history="1" r:id="rIdd-7tr61fdqmpbtmwx9ebz">
+            <w:hyperlink w:history="1" r:id="rIdavo0fvv7z9mzkcbximlhi">
               <w:r>
                 <w:rPr>
                   <w:rFonts w:ascii="Arial" w:cs="Arial" w:eastAsia="Arial" w:hAnsi="Arial"/>
@@ -10249,7 +10249,7 @@
               <w:spacing w:after="10" w:before="0"/>
               <w:ind w:left="120"/>
             </w:pPr>
-            <w:hyperlink w:history="1" r:id="rIdnrgmwcvffcdysekhsujyn">
+            <w:hyperlink w:history="1" r:id="rIdjqjpqvfc_za1m0voegmjv">
               <w:r>
                 <w:rPr>
                   <w:rFonts w:ascii="Arial" w:cs="Arial" w:eastAsia="Arial" w:hAnsi="Arial"/>
@@ -10444,7 +10444,7 @@
             <w:pPr>
               <w:spacing w:after="20" w:before="0"/>
             </w:pPr>
-            <w:hyperlink w:history="1" r:id="rIdlldvxj2yxcjem4jzvesgz">
+            <w:hyperlink w:history="1" r:id="rIdhrku_o0kxctvslgqiamsv">
               <w:r>
                 <w:rPr>
                   <w:rFonts w:ascii="Arial" w:cs="Arial" w:eastAsia="Arial" w:hAnsi="Arial"/>
@@ -10477,7 +10477,7 @@
               <w:spacing w:after="10" w:before="0"/>
               <w:ind w:left="120"/>
             </w:pPr>
-            <w:hyperlink w:history="1" r:id="rIdztyxs04jxz_nggfbpnmt2">
+            <w:hyperlink w:history="1" r:id="rIdxqjouxuptlutk1wcbfsnr">
               <w:r>
                 <w:rPr>
                   <w:rFonts w:ascii="Arial" w:cs="Arial" w:eastAsia="Arial" w:hAnsi="Arial"/>
@@ -10522,7 +10522,7 @@
             <w:pPr>
               <w:spacing w:after="20" w:before="0"/>
             </w:pPr>
-            <w:hyperlink w:history="1" r:id="rIdgnjgyqyrqnrpboleakyi8">
+            <w:hyperlink w:history="1" r:id="rIdhoftacvd2eur1xbudmaoe">
               <w:r>
                 <w:rPr>
                   <w:rFonts w:ascii="Arial" w:cs="Arial" w:eastAsia="Arial" w:hAnsi="Arial"/>
@@ -10555,7 +10555,7 @@
               <w:spacing w:after="10" w:before="0"/>
               <w:ind w:left="120"/>
             </w:pPr>
-            <w:hyperlink w:history="1" r:id="rIdu4r5zcacpx4cszgrx2ljx">
+            <w:hyperlink w:history="1" r:id="rIdnixsjghxdyo4qlmec9p2o">
               <w:r>
                 <w:rPr>
                   <w:rFonts w:ascii="Arial" w:cs="Arial" w:eastAsia="Arial" w:hAnsi="Arial"/>
@@ -12042,7 +12042,7 @@
             <w:pPr>
               <w:spacing w:after="20" w:before="0"/>
             </w:pPr>
-            <w:hyperlink w:history="1" r:id="rIdditdamtr9b1zk6awg6bgd">
+            <w:hyperlink w:history="1" r:id="rIdg-hc0mzau8bmoppgyptla">
               <w:r>
                 <w:rPr>
                   <w:rFonts w:ascii="Arial" w:cs="Arial" w:eastAsia="Arial" w:hAnsi="Arial"/>
@@ -12075,7 +12075,7 @@
               <w:spacing w:after="10" w:before="0"/>
               <w:ind w:left="120"/>
             </w:pPr>
-            <w:hyperlink w:history="1" r:id="rIdd2fc_ea-n2o17fuylxszv">
+            <w:hyperlink w:history="1" r:id="rIdrtaiasukxyi5zmptnbr8n">
               <w:r>
                 <w:rPr>
                   <w:rFonts w:ascii="Arial" w:cs="Arial" w:eastAsia="Arial" w:hAnsi="Arial"/>
@@ -12120,7 +12120,7 @@
             <w:pPr>
               <w:spacing w:after="20" w:before="0"/>
             </w:pPr>
-            <w:hyperlink w:history="1" r:id="rIdmr7xkktvtrt_26naewfx_">
+            <w:hyperlink w:history="1" r:id="rIdr0lql4szkdvplxtoel8py">
               <w:r>
                 <w:rPr>
                   <w:rFonts w:ascii="Arial" w:cs="Arial" w:eastAsia="Arial" w:hAnsi="Arial"/>
@@ -12153,7 +12153,7 @@
               <w:spacing w:after="10" w:before="0"/>
               <w:ind w:left="120"/>
             </w:pPr>
-            <w:hyperlink w:history="1" r:id="rId0byoat7ug38un3ctbolqt">
+            <w:hyperlink w:history="1" r:id="rIddcbt7kc8nn6mgjw257vbx">
               <w:r>
                 <w:rPr>
                   <w:rFonts w:ascii="Arial" w:cs="Arial" w:eastAsia="Arial" w:hAnsi="Arial"/>
@@ -12348,7 +12348,7 @@
             <w:pPr>
               <w:spacing w:after="20" w:before="0"/>
             </w:pPr>
-            <w:hyperlink w:history="1" r:id="rIdk-chhscejsh57-xhkhwbs">
+            <w:hyperlink w:history="1" r:id="rIdhl9lflldxs6_lz7idrt7i">
               <w:r>
                 <w:rPr>
                   <w:rFonts w:ascii="Arial" w:cs="Arial" w:eastAsia="Arial" w:hAnsi="Arial"/>
@@ -12381,7 +12381,7 @@
               <w:spacing w:after="10" w:before="0"/>
               <w:ind w:left="120"/>
             </w:pPr>
-            <w:hyperlink w:history="1" r:id="rId7bqjynebgdmpof-u_vnfb">
+            <w:hyperlink w:history="1" r:id="rIdzenkxfdbk9gofezoj1ses">
               <w:r>
                 <w:rPr>
                   <w:rFonts w:ascii="Arial" w:cs="Arial" w:eastAsia="Arial" w:hAnsi="Arial"/>
@@ -12426,7 +12426,7 @@
             <w:pPr>
               <w:spacing w:after="20" w:before="0"/>
             </w:pPr>
-            <w:hyperlink w:history="1" r:id="rId4ktbbakcpkgkerq4rszqw">
+            <w:hyperlink w:history="1" r:id="rIdsqpilfjbe6zl5mbqk_gsi">
               <w:r>
                 <w:rPr>
                   <w:rFonts w:ascii="Arial" w:cs="Arial" w:eastAsia="Arial" w:hAnsi="Arial"/>
@@ -12459,7 +12459,7 @@
               <w:spacing w:after="10" w:before="0"/>
               <w:ind w:left="120"/>
             </w:pPr>
-            <w:hyperlink w:history="1" r:id="rId-oghfnfcxkxtasqi03iee">
+            <w:hyperlink w:history="1" r:id="rIdg98djpo8cbsf7df3zknkh">
               <w:r>
                 <w:rPr>
                   <w:rFonts w:ascii="Arial" w:cs="Arial" w:eastAsia="Arial" w:hAnsi="Arial"/>
@@ -12789,7 +12789,7 @@
             <w:pPr>
               <w:spacing w:after="20" w:before="0"/>
             </w:pPr>
-            <w:hyperlink w:history="1" r:id="rIdngg39kkfcdjjjvgknmeqz">
+            <w:hyperlink w:history="1" r:id="rId2gbgpk7o_pd1bndakkzen">
               <w:r>
                 <w:rPr>
                   <w:rFonts w:ascii="Arial" w:cs="Arial" w:eastAsia="Arial" w:hAnsi="Arial"/>
@@ -12822,7 +12822,7 @@
               <w:spacing w:after="10" w:before="0"/>
               <w:ind w:left="120"/>
             </w:pPr>
-            <w:hyperlink w:history="1" r:id="rIdrud1xse7zswyr7ulnost7">
+            <w:hyperlink w:history="1" r:id="rIdhalexe6cvg9pvrfczipg3">
               <w:r>
                 <w:rPr>
                   <w:rFonts w:ascii="Arial" w:cs="Arial" w:eastAsia="Arial" w:hAnsi="Arial"/>
@@ -12867,7 +12867,7 @@
             <w:pPr>
               <w:spacing w:after="20" w:before="0"/>
             </w:pPr>
-            <w:hyperlink w:history="1" r:id="rIdrz5wxnvm6ymkgs_ayzu8v">
+            <w:hyperlink w:history="1" r:id="rId8jrmsgoisojqdjd_z2cgi">
               <w:r>
                 <w:rPr>
                   <w:rFonts w:ascii="Arial" w:cs="Arial" w:eastAsia="Arial" w:hAnsi="Arial"/>
@@ -12900,7 +12900,7 @@
               <w:spacing w:after="10" w:before="0"/>
               <w:ind w:left="120"/>
             </w:pPr>
-            <w:hyperlink w:history="1" r:id="rId53smebtm16ibsexa4hlha">
+            <w:hyperlink w:history="1" r:id="rIdqgr1tkulrkjklcirvnfip">
               <w:r>
                 <w:rPr>
                   <w:rFonts w:ascii="Arial" w:cs="Arial" w:eastAsia="Arial" w:hAnsi="Arial"/>
@@ -13247,7 +13247,7 @@
             <w:pPr>
               <w:spacing w:after="20" w:before="0"/>
             </w:pPr>
-            <w:hyperlink w:history="1" r:id="rIdev424if7mmbxpmods0m1s">
+            <w:hyperlink w:history="1" r:id="rIdayebnfvgt0zvgdmvwxcwt">
               <w:r>
                 <w:rPr>
                   <w:rFonts w:ascii="Arial" w:cs="Arial" w:eastAsia="Arial" w:hAnsi="Arial"/>
@@ -13280,7 +13280,7 @@
               <w:spacing w:after="10" w:before="0"/>
               <w:ind w:left="120"/>
             </w:pPr>
-            <w:hyperlink w:history="1" r:id="rIdbjmdwwuqwwtvye6eobchh">
+            <w:hyperlink w:history="1" r:id="rIdkssnzjmpz1sbfkuswazhv">
               <w:r>
                 <w:rPr>
                   <w:rFonts w:ascii="Arial" w:cs="Arial" w:eastAsia="Arial" w:hAnsi="Arial"/>
@@ -13325,7 +13325,7 @@
             <w:pPr>
               <w:spacing w:after="20" w:before="0"/>
             </w:pPr>
-            <w:hyperlink w:history="1" r:id="rIdcdhralmtwfzzrjcdrgxnu">
+            <w:hyperlink w:history="1" r:id="rIdp8qlj6pwqfbjkw2kkchzj">
               <w:r>
                 <w:rPr>
                   <w:rFonts w:ascii="Arial" w:cs="Arial" w:eastAsia="Arial" w:hAnsi="Arial"/>
@@ -13358,7 +13358,7 @@
               <w:spacing w:after="10" w:before="0"/>
               <w:ind w:left="120"/>
             </w:pPr>
-            <w:hyperlink w:history="1" r:id="rIdzb1zq0dijjs2fcwmv3lr9">
+            <w:hyperlink w:history="1" r:id="rIdtg3fqzdan3zezgdcjss3n">
               <w:r>
                 <w:rPr>
                   <w:rFonts w:ascii="Arial" w:cs="Arial" w:eastAsia="Arial" w:hAnsi="Arial"/>
@@ -13553,7 +13553,7 @@
             <w:pPr>
               <w:spacing w:after="20" w:before="0"/>
             </w:pPr>
-            <w:hyperlink w:history="1" r:id="rId09glgh8kjl0ro4ny7kgg8">
+            <w:hyperlink w:history="1" r:id="rIdw1lafpfesdtk94jhetc0w">
               <w:r>
                 <w:rPr>
                   <w:rFonts w:ascii="Arial" w:cs="Arial" w:eastAsia="Arial" w:hAnsi="Arial"/>
@@ -13586,7 +13586,7 @@
               <w:spacing w:after="10" w:before="0"/>
               <w:ind w:left="120"/>
             </w:pPr>
-            <w:hyperlink w:history="1" r:id="rIdv3jkjp9teugsml9a8xbfj">
+            <w:hyperlink w:history="1" r:id="rIdvachchnpt9udiphhzprqt">
               <w:r>
                 <w:rPr>
                   <w:rFonts w:ascii="Arial" w:cs="Arial" w:eastAsia="Arial" w:hAnsi="Arial"/>
@@ -13631,7 +13631,7 @@
             <w:pPr>
               <w:spacing w:after="20" w:before="0"/>
             </w:pPr>
-            <w:hyperlink w:history="1" r:id="rIdelkriyh4iaqdbbcn_aozt">
+            <w:hyperlink w:history="1" r:id="rIdgdintgqbfjjsif2bnagcu">
               <w:r>
                 <w:rPr>
                   <w:rFonts w:ascii="Arial" w:cs="Arial" w:eastAsia="Arial" w:hAnsi="Arial"/>
@@ -13664,7 +13664,7 @@
               <w:spacing w:after="10" w:before="0"/>
               <w:ind w:left="120"/>
             </w:pPr>
-            <w:hyperlink w:history="1" r:id="rIdibokpg0fjvjtc4_capzf0">
+            <w:hyperlink w:history="1" r:id="rIdqc3vll2t8msuuo3xsyosy">
               <w:r>
                 <w:rPr>
                   <w:rFonts w:ascii="Arial" w:cs="Arial" w:eastAsia="Arial" w:hAnsi="Arial"/>
@@ -15152,7 +15152,7 @@
             <w:pPr>
               <w:spacing w:after="20" w:before="0"/>
             </w:pPr>
-            <w:hyperlink w:history="1" r:id="rIdgrupd4n_cexmn9gkuatgw">
+            <w:hyperlink w:history="1" r:id="rIdj76v7hiz2glh6pctcrokc">
               <w:r>
                 <w:rPr>
                   <w:rFonts w:ascii="Arial" w:cs="Arial" w:eastAsia="Arial" w:hAnsi="Arial"/>
@@ -15185,7 +15185,7 @@
               <w:spacing w:after="10" w:before="0"/>
               <w:ind w:left="120"/>
             </w:pPr>
-            <w:hyperlink w:history="1" r:id="rIdn1gihu-gontt6sufnmh35">
+            <w:hyperlink w:history="1" r:id="rIdevosf7ek3bdth62tabqlg">
               <w:r>
                 <w:rPr>
                   <w:rFonts w:ascii="Arial" w:cs="Arial" w:eastAsia="Arial" w:hAnsi="Arial"/>
@@ -15230,7 +15230,7 @@
             <w:pPr>
               <w:spacing w:after="20" w:before="0"/>
             </w:pPr>
-            <w:hyperlink w:history="1" r:id="rIdnwhdedgzmmnlhp7czrm8b">
+            <w:hyperlink w:history="1" r:id="rIdzblfbiryaok-jjkiv3jpy">
               <w:r>
                 <w:rPr>
                   <w:rFonts w:ascii="Arial" w:cs="Arial" w:eastAsia="Arial" w:hAnsi="Arial"/>
@@ -15263,7 +15263,7 @@
               <w:spacing w:after="10" w:before="0"/>
               <w:ind w:left="120"/>
             </w:pPr>
-            <w:hyperlink w:history="1" r:id="rIdmjsx4vnzb0ambowreb3rr">
+            <w:hyperlink w:history="1" r:id="rId4nen10uupkd4pzmzgiajb">
               <w:r>
                 <w:rPr>
                   <w:rFonts w:ascii="Arial" w:cs="Arial" w:eastAsia="Arial" w:hAnsi="Arial"/>
@@ -15458,7 +15458,7 @@
             <w:pPr>
               <w:spacing w:after="20" w:before="0"/>
             </w:pPr>
-            <w:hyperlink w:history="1" r:id="rIdpm_sf4xk-tqzycn-m3qgx">
+            <w:hyperlink w:history="1" r:id="rIdnhbkh20pczzsvia7rhku4">
               <w:r>
                 <w:rPr>
                   <w:rFonts w:ascii="Arial" w:cs="Arial" w:eastAsia="Arial" w:hAnsi="Arial"/>
@@ -15491,7 +15491,7 @@
               <w:spacing w:after="10" w:before="0"/>
               <w:ind w:left="120"/>
             </w:pPr>
-            <w:hyperlink w:history="1" r:id="rIdvyrhx_qpj5vtnolqcjvda">
+            <w:hyperlink w:history="1" r:id="rIdo2djtf7pxtqxddy-szxmc">
               <w:r>
                 <w:rPr>
                   <w:rFonts w:ascii="Arial" w:cs="Arial" w:eastAsia="Arial" w:hAnsi="Arial"/>
@@ -15536,7 +15536,7 @@
             <w:pPr>
               <w:spacing w:after="20" w:before="0"/>
             </w:pPr>
-            <w:hyperlink w:history="1" r:id="rIdkles2bxocoagdmd3p61qa">
+            <w:hyperlink w:history="1" r:id="rIdm0q4rhgdsp3g7lvgiimcb">
               <w:r>
                 <w:rPr>
                   <w:rFonts w:ascii="Arial" w:cs="Arial" w:eastAsia="Arial" w:hAnsi="Arial"/>
@@ -15569,7 +15569,7 @@
               <w:spacing w:after="10" w:before="0"/>
               <w:ind w:left="120"/>
             </w:pPr>
-            <w:hyperlink w:history="1" r:id="rIdqs6xgynfvkgmbdhn2m9gl">
+            <w:hyperlink w:history="1" r:id="rIdczfitmkvyx-hb5vv9mnv7">
               <w:r>
                 <w:rPr>
                   <w:rFonts w:ascii="Arial" w:cs="Arial" w:eastAsia="Arial" w:hAnsi="Arial"/>
@@ -15764,7 +15764,7 @@
             <w:pPr>
               <w:spacing w:after="20" w:before="0"/>
             </w:pPr>
-            <w:hyperlink w:history="1" r:id="rIdjwuqd6o3fngbdjj2ojw70">
+            <w:hyperlink w:history="1" r:id="rIdfjdrlzhpctvucka6xqm8k">
               <w:r>
                 <w:rPr>
                   <w:rFonts w:ascii="Arial" w:cs="Arial" w:eastAsia="Arial" w:hAnsi="Arial"/>
@@ -15797,7 +15797,7 @@
               <w:spacing w:after="10" w:before="0"/>
               <w:ind w:left="120"/>
             </w:pPr>
-            <w:hyperlink w:history="1" r:id="rIda-turxxi71defthjoinsn">
+            <w:hyperlink w:history="1" r:id="rIdulufgjnjonqfymhumupwr">
               <w:r>
                 <w:rPr>
                   <w:rFonts w:ascii="Arial" w:cs="Arial" w:eastAsia="Arial" w:hAnsi="Arial"/>
@@ -15842,7 +15842,7 @@
             <w:pPr>
               <w:spacing w:after="20" w:before="0"/>
             </w:pPr>
-            <w:hyperlink w:history="1" r:id="rIdxk4p0uzjuch1tntxnc1ix">
+            <w:hyperlink w:history="1" r:id="rIdvl0-u-bcdaagx-2wdttmg">
               <w:r>
                 <w:rPr>
                   <w:rFonts w:ascii="Arial" w:cs="Arial" w:eastAsia="Arial" w:hAnsi="Arial"/>
@@ -15875,7 +15875,7 @@
               <w:spacing w:after="10" w:before="0"/>
               <w:ind w:left="120"/>
             </w:pPr>
-            <w:hyperlink w:history="1" r:id="rIdcpzcllg_p0dflnnzhhqxx">
+            <w:hyperlink w:history="1" r:id="rIdoiu5odm9ogupddkcfjctm">
               <w:r>
                 <w:rPr>
                   <w:rFonts w:ascii="Arial" w:cs="Arial" w:eastAsia="Arial" w:hAnsi="Arial"/>
@@ -16070,7 +16070,7 @@
             <w:pPr>
               <w:spacing w:after="20" w:before="0"/>
             </w:pPr>
-            <w:hyperlink w:history="1" r:id="rIdg78ryf1feenbskpxepbvg">
+            <w:hyperlink w:history="1" r:id="rId0abfx663etn4rehl11iah">
               <w:r>
                 <w:rPr>
                   <w:rFonts w:ascii="Arial" w:cs="Arial" w:eastAsia="Arial" w:hAnsi="Arial"/>
@@ -16103,7 +16103,7 @@
               <w:spacing w:after="10" w:before="0"/>
               <w:ind w:left="120"/>
             </w:pPr>
-            <w:hyperlink w:history="1" r:id="rIdi4vqyjsmtcpgoty7jphv0">
+            <w:hyperlink w:history="1" r:id="rIdiqqmpgcx94zgmcoiktq7k">
               <w:r>
                 <w:rPr>
                   <w:rFonts w:ascii="Arial" w:cs="Arial" w:eastAsia="Arial" w:hAnsi="Arial"/>
@@ -16148,7 +16148,7 @@
             <w:pPr>
               <w:spacing w:after="20" w:before="0"/>
             </w:pPr>
-            <w:hyperlink w:history="1" r:id="rIdrfnbpapcnvw04ihheuvtt">
+            <w:hyperlink w:history="1" r:id="rId-96tnjqryaiglg01tvmxv">
               <w:r>
                 <w:rPr>
                   <w:rFonts w:ascii="Arial" w:cs="Arial" w:eastAsia="Arial" w:hAnsi="Arial"/>
@@ -16181,7 +16181,7 @@
               <w:spacing w:after="10" w:before="0"/>
               <w:ind w:left="120"/>
             </w:pPr>
-            <w:hyperlink w:history="1" r:id="rIdqk5kovsg7wnzchmt3x86g">
+            <w:hyperlink w:history="1" r:id="rIdm_hbqrppcqcteydris57c">
               <w:r>
                 <w:rPr>
                   <w:rFonts w:ascii="Arial" w:cs="Arial" w:eastAsia="Arial" w:hAnsi="Arial"/>
@@ -16376,7 +16376,7 @@
             <w:pPr>
               <w:spacing w:after="20" w:before="0"/>
             </w:pPr>
-            <w:hyperlink w:history="1" r:id="rId3npesodz53soxk8adkdhq">
+            <w:hyperlink w:history="1" r:id="rIdggxvvnl8vk5w9ru7bvmu8">
               <w:r>
                 <w:rPr>
                   <w:rFonts w:ascii="Arial" w:cs="Arial" w:eastAsia="Arial" w:hAnsi="Arial"/>
@@ -16409,7 +16409,7 @@
               <w:spacing w:after="10" w:before="0"/>
               <w:ind w:left="120"/>
             </w:pPr>
-            <w:hyperlink w:history="1" r:id="rIdpmz__0e6qvy25dqv8nw-a">
+            <w:hyperlink w:history="1" r:id="rIdmew4shtwo2ujqpevwzc2h">
               <w:r>
                 <w:rPr>
                   <w:rFonts w:ascii="Arial" w:cs="Arial" w:eastAsia="Arial" w:hAnsi="Arial"/>
@@ -16454,7 +16454,7 @@
             <w:pPr>
               <w:spacing w:after="20" w:before="0"/>
             </w:pPr>
-            <w:hyperlink w:history="1" r:id="rId97ydruncij6ke_0hrm5wk">
+            <w:hyperlink w:history="1" r:id="rIdtjtokindqanb_augfxg2p">
               <w:r>
                 <w:rPr>
                   <w:rFonts w:ascii="Arial" w:cs="Arial" w:eastAsia="Arial" w:hAnsi="Arial"/>
@@ -16487,7 +16487,7 @@
               <w:spacing w:after="10" w:before="0"/>
               <w:ind w:left="120"/>
             </w:pPr>
-            <w:hyperlink w:history="1" r:id="rIdhynioo31wk0ngmeoo0031">
+            <w:hyperlink w:history="1" r:id="rIdveqx9j_11cusbthmivipp">
               <w:r>
                 <w:rPr>
                   <w:rFonts w:ascii="Arial" w:cs="Arial" w:eastAsia="Arial" w:hAnsi="Arial"/>
@@ -17974,7 +17974,7 @@
             <w:pPr>
               <w:spacing w:after="20" w:before="0"/>
             </w:pPr>
-            <w:hyperlink w:history="1" r:id="rIdcpg-c4_rp8qbfq3owmvnr">
+            <w:hyperlink w:history="1" r:id="rIdhium3rqp6dwt7sytg4l9a">
               <w:r>
                 <w:rPr>
                   <w:rFonts w:ascii="Arial" w:cs="Arial" w:eastAsia="Arial" w:hAnsi="Arial"/>
@@ -18007,7 +18007,7 @@
               <w:spacing w:after="10" w:before="0"/>
               <w:ind w:left="120"/>
             </w:pPr>
-            <w:hyperlink w:history="1" r:id="rIdic25hzkasslsuss8cmhm8">
+            <w:hyperlink w:history="1" r:id="rIdsesnyto61kqvpxcppirh1">
               <w:r>
                 <w:rPr>
                   <w:rFonts w:ascii="Arial" w:cs="Arial" w:eastAsia="Arial" w:hAnsi="Arial"/>
@@ -18052,7 +18052,7 @@
             <w:pPr>
               <w:spacing w:after="20" w:before="0"/>
             </w:pPr>
-            <w:hyperlink w:history="1" r:id="rIdmaqze7bup6qrj6oc47tgh">
+            <w:hyperlink w:history="1" r:id="rIdguksynoh4_ijihaa5yrym">
               <w:r>
                 <w:rPr>
                   <w:rFonts w:ascii="Arial" w:cs="Arial" w:eastAsia="Arial" w:hAnsi="Arial"/>
@@ -18085,7 +18085,7 @@
               <w:spacing w:after="10" w:before="0"/>
               <w:ind w:left="120"/>
             </w:pPr>
-            <w:hyperlink w:history="1" r:id="rIdw0xe7yvlgrt3mfj-x-hrk">
+            <w:hyperlink w:history="1" r:id="rIdyra-r9k9wfsnknxtbenk0">
               <w:r>
                 <w:rPr>
                   <w:rFonts w:ascii="Arial" w:cs="Arial" w:eastAsia="Arial" w:hAnsi="Arial"/>
@@ -18280,7 +18280,7 @@
             <w:pPr>
               <w:spacing w:after="20" w:before="0"/>
             </w:pPr>
-            <w:hyperlink w:history="1" r:id="rIdbxfgcq_8h5fbl-gjpi5x4">
+            <w:hyperlink w:history="1" r:id="rIdkixffrycjyl-3t5uqgubj">
               <w:r>
                 <w:rPr>
                   <w:rFonts w:ascii="Arial" w:cs="Arial" w:eastAsia="Arial" w:hAnsi="Arial"/>
@@ -18313,7 +18313,7 @@
               <w:spacing w:after="10" w:before="0"/>
               <w:ind w:left="120"/>
             </w:pPr>
-            <w:hyperlink w:history="1" r:id="rIdqqxgscz0jlgvkmlv9ilvr">
+            <w:hyperlink w:history="1" r:id="rId8gjiwklwn0m_phudnksp6">
               <w:r>
                 <w:rPr>
                   <w:rFonts w:ascii="Arial" w:cs="Arial" w:eastAsia="Arial" w:hAnsi="Arial"/>
@@ -18358,7 +18358,7 @@
             <w:pPr>
               <w:spacing w:after="20" w:before="0"/>
             </w:pPr>
-            <w:hyperlink w:history="1" r:id="rIdo_kuj9ufmvqa7elzeac0e">
+            <w:hyperlink w:history="1" r:id="rIdyocflznoidelhlgee4ciy">
               <w:r>
                 <w:rPr>
                   <w:rFonts w:ascii="Arial" w:cs="Arial" w:eastAsia="Arial" w:hAnsi="Arial"/>
@@ -18391,7 +18391,7 @@
               <w:spacing w:after="10" w:before="0"/>
               <w:ind w:left="120"/>
             </w:pPr>
-            <w:hyperlink w:history="1" r:id="rIdmwcndoeii6gc0_fp3hhxk">
+            <w:hyperlink w:history="1" r:id="rIdtnjsoiz6pfeibeic9_uy7">
               <w:r>
                 <w:rPr>
                   <w:rFonts w:ascii="Arial" w:cs="Arial" w:eastAsia="Arial" w:hAnsi="Arial"/>
@@ -18586,7 +18586,7 @@
             <w:pPr>
               <w:spacing w:after="20" w:before="0"/>
             </w:pPr>
-            <w:hyperlink w:history="1" r:id="rId8lhgfnqpgc-y3owggvn7e">
+            <w:hyperlink w:history="1" r:id="rIdrs_iatz4cc2a0vhsbeoti">
               <w:r>
                 <w:rPr>
                   <w:rFonts w:ascii="Arial" w:cs="Arial" w:eastAsia="Arial" w:hAnsi="Arial"/>
@@ -18619,7 +18619,7 @@
               <w:spacing w:after="10" w:before="0"/>
               <w:ind w:left="120"/>
             </w:pPr>
-            <w:hyperlink w:history="1" r:id="rIdbldlyvlrpc4y2qoqdxa1y">
+            <w:hyperlink w:history="1" r:id="rId9kznbmf0h3kty0agitcxa">
               <w:r>
                 <w:rPr>
                   <w:rFonts w:ascii="Arial" w:cs="Arial" w:eastAsia="Arial" w:hAnsi="Arial"/>
@@ -18664,7 +18664,7 @@
             <w:pPr>
               <w:spacing w:after="20" w:before="0"/>
             </w:pPr>
-            <w:hyperlink w:history="1" r:id="rId5vhb-fwx5wus_rlndxxkx">
+            <w:hyperlink w:history="1" r:id="rIdvqx1izgkqfb6lkw5h76ps">
               <w:r>
                 <w:rPr>
                   <w:rFonts w:ascii="Arial" w:cs="Arial" w:eastAsia="Arial" w:hAnsi="Arial"/>
@@ -18697,7 +18697,7 @@
               <w:spacing w:after="10" w:before="0"/>
               <w:ind w:left="120"/>
             </w:pPr>
-            <w:hyperlink w:history="1" r:id="rId9n7p_rspblljjqr_1jg2a">
+            <w:hyperlink w:history="1" r:id="rIdtmb0rwecw80frjracwl9r">
               <w:r>
                 <w:rPr>
                   <w:rFonts w:ascii="Arial" w:cs="Arial" w:eastAsia="Arial" w:hAnsi="Arial"/>
@@ -18892,7 +18892,7 @@
             <w:pPr>
               <w:spacing w:after="20" w:before="0"/>
             </w:pPr>
-            <w:hyperlink w:history="1" r:id="rIdvcaahe0xyayxxkxeovvw4">
+            <w:hyperlink w:history="1" r:id="rIdljvysqdbu2emqcalpmccu">
               <w:r>
                 <w:rPr>
                   <w:rFonts w:ascii="Arial" w:cs="Arial" w:eastAsia="Arial" w:hAnsi="Arial"/>
@@ -18925,7 +18925,7 @@
               <w:spacing w:after="10" w:before="0"/>
               <w:ind w:left="120"/>
             </w:pPr>
-            <w:hyperlink w:history="1" r:id="rIdjbi7hzkt4xboh87ezxtvv">
+            <w:hyperlink w:history="1" r:id="rIdsibnh_cdb6xcnbuwkm7j5">
               <w:r>
                 <w:rPr>
                   <w:rFonts w:ascii="Arial" w:cs="Arial" w:eastAsia="Arial" w:hAnsi="Arial"/>
@@ -18970,7 +18970,7 @@
             <w:pPr>
               <w:spacing w:after="20" w:before="0"/>
             </w:pPr>
-            <w:hyperlink w:history="1" r:id="rIdfyihnfqfiycxjo2gklcr0">
+            <w:hyperlink w:history="1" r:id="rIdvpkf7w0q7g1treyru__e0">
               <w:r>
                 <w:rPr>
                   <w:rFonts w:ascii="Arial" w:cs="Arial" w:eastAsia="Arial" w:hAnsi="Arial"/>
@@ -19003,7 +19003,7 @@
               <w:spacing w:after="10" w:before="0"/>
               <w:ind w:left="120"/>
             </w:pPr>
-            <w:hyperlink w:history="1" r:id="rIdy4bymrdsyhnpw9s9fshj-">
+            <w:hyperlink w:history="1" r:id="rId-u-ta4rsffi8dl7-tav8d">
               <w:r>
                 <w:rPr>
                   <w:rFonts w:ascii="Arial" w:cs="Arial" w:eastAsia="Arial" w:hAnsi="Arial"/>
@@ -19198,7 +19198,7 @@
             <w:pPr>
               <w:spacing w:after="20" w:before="0"/>
             </w:pPr>
-            <w:hyperlink w:history="1" r:id="rIdwaihupykp-1vqlbgofksv">
+            <w:hyperlink w:history="1" r:id="rIdszf7iesonvzgbfou-4mr-">
               <w:r>
                 <w:rPr>
                   <w:rFonts w:ascii="Arial" w:cs="Arial" w:eastAsia="Arial" w:hAnsi="Arial"/>
@@ -19231,7 +19231,7 @@
               <w:spacing w:after="10" w:before="0"/>
               <w:ind w:left="120"/>
             </w:pPr>
-            <w:hyperlink w:history="1" r:id="rIdd23opgxeq-ebe1-dvgyz7">
+            <w:hyperlink w:history="1" r:id="rIddszf5bcg2fgiqzj0wq6wu">
               <w:r>
                 <w:rPr>
                   <w:rFonts w:ascii="Arial" w:cs="Arial" w:eastAsia="Arial" w:hAnsi="Arial"/>
@@ -19276,7 +19276,7 @@
             <w:pPr>
               <w:spacing w:after="20" w:before="0"/>
             </w:pPr>
-            <w:hyperlink w:history="1" r:id="rId0zzmwmkiyxi11da4yxgf9">
+            <w:hyperlink w:history="1" r:id="rIdcfjxm_1h1texf8tlqbuui">
               <w:r>
                 <w:rPr>
                   <w:rFonts w:ascii="Arial" w:cs="Arial" w:eastAsia="Arial" w:hAnsi="Arial"/>
@@ -19309,7 +19309,7 @@
               <w:spacing w:after="10" w:before="0"/>
               <w:ind w:left="120"/>
             </w:pPr>
-            <w:hyperlink w:history="1" r:id="rIdpumwl5oiag4l6mzwnggxn">
+            <w:hyperlink w:history="1" r:id="rIdr95eel9ku0oiqw34ghekw">
               <w:r>
                 <w:rPr>
                   <w:rFonts w:ascii="Arial" w:cs="Arial" w:eastAsia="Arial" w:hAnsi="Arial"/>
@@ -20796,7 +20796,7 @@
             <w:pPr>
               <w:spacing w:after="20" w:before="0"/>
             </w:pPr>
-            <w:hyperlink w:history="1" r:id="rIds0jq43ds7ubkpbbzbjt5h">
+            <w:hyperlink w:history="1" r:id="rId4ctfyjbqo2ts9kesc_kvt">
               <w:r>
                 <w:rPr>
                   <w:rFonts w:ascii="Arial" w:cs="Arial" w:eastAsia="Arial" w:hAnsi="Arial"/>
@@ -20829,7 +20829,7 @@
               <w:spacing w:after="10" w:before="0"/>
               <w:ind w:left="120"/>
             </w:pPr>
-            <w:hyperlink w:history="1" r:id="rIdtnw7_cqbyyx5tupwbxsh_">
+            <w:hyperlink w:history="1" r:id="rIdf4nmnvqa8uzhghsacpnnb">
               <w:r>
                 <w:rPr>
                   <w:rFonts w:ascii="Arial" w:cs="Arial" w:eastAsia="Arial" w:hAnsi="Arial"/>
@@ -20874,7 +20874,7 @@
             <w:pPr>
               <w:spacing w:after="20" w:before="0"/>
             </w:pPr>
-            <w:hyperlink w:history="1" r:id="rIdee82sibhytamu7h2f51mc">
+            <w:hyperlink w:history="1" r:id="rIdujmltxvqpy1-jywbv8kcv">
               <w:r>
                 <w:rPr>
                   <w:rFonts w:ascii="Arial" w:cs="Arial" w:eastAsia="Arial" w:hAnsi="Arial"/>
@@ -20907,7 +20907,7 @@
               <w:spacing w:after="10" w:before="0"/>
               <w:ind w:left="120"/>
             </w:pPr>
-            <w:hyperlink w:history="1" r:id="rIdfeckxkk1-gm2d9posgc-t">
+            <w:hyperlink w:history="1" r:id="rIdzg4uultysugkx9dnwklfi">
               <w:r>
                 <w:rPr>
                   <w:rFonts w:ascii="Arial" w:cs="Arial" w:eastAsia="Arial" w:hAnsi="Arial"/>
@@ -21102,7 +21102,7 @@
             <w:pPr>
               <w:spacing w:after="20" w:before="0"/>
             </w:pPr>
-            <w:hyperlink w:history="1" r:id="rIdhkblmcupi87oyqspqtclu">
+            <w:hyperlink w:history="1" r:id="rIdgo9xbdmwlsinlg2nnlfdd">
               <w:r>
                 <w:rPr>
                   <w:rFonts w:ascii="Arial" w:cs="Arial" w:eastAsia="Arial" w:hAnsi="Arial"/>
@@ -21135,7 +21135,7 @@
               <w:spacing w:after="10" w:before="0"/>
               <w:ind w:left="120"/>
             </w:pPr>
-            <w:hyperlink w:history="1" r:id="rId1wbsz81gbbfus-1-m3pgj">
+            <w:hyperlink w:history="1" r:id="rIdz7tk86tj4e-mg3u8-iaoy">
               <w:r>
                 <w:rPr>
                   <w:rFonts w:ascii="Arial" w:cs="Arial" w:eastAsia="Arial" w:hAnsi="Arial"/>
@@ -21180,7 +21180,7 @@
             <w:pPr>
               <w:spacing w:after="20" w:before="0"/>
             </w:pPr>
-            <w:hyperlink w:history="1" r:id="rIdu4aafy2epyru-ssrwt33o">
+            <w:hyperlink w:history="1" r:id="rIdv5q8h17uy-g28b7-trprc">
               <w:r>
                 <w:rPr>
                   <w:rFonts w:ascii="Arial" w:cs="Arial" w:eastAsia="Arial" w:hAnsi="Arial"/>
@@ -21213,7 +21213,7 @@
               <w:spacing w:after="10" w:before="0"/>
               <w:ind w:left="120"/>
             </w:pPr>
-            <w:hyperlink w:history="1" r:id="rId-jhtwt2i7kvi0a9ps7jej">
+            <w:hyperlink w:history="1" r:id="rIdh3dqmjzqrm5yygzncwfo9">
               <w:r>
                 <w:rPr>
                   <w:rFonts w:ascii="Arial" w:cs="Arial" w:eastAsia="Arial" w:hAnsi="Arial"/>
@@ -21408,7 +21408,7 @@
             <w:pPr>
               <w:spacing w:after="20" w:before="0"/>
             </w:pPr>
-            <w:hyperlink w:history="1" r:id="rIdn9n8rliv_cdbwjknkoib0">
+            <w:hyperlink w:history="1" r:id="rIdzj9c1qkyzve8s8dhvf2kp">
               <w:r>
                 <w:rPr>
                   <w:rFonts w:ascii="Arial" w:cs="Arial" w:eastAsia="Arial" w:hAnsi="Arial"/>
@@ -21441,7 +21441,7 @@
               <w:spacing w:after="10" w:before="0"/>
               <w:ind w:left="120"/>
             </w:pPr>
-            <w:hyperlink w:history="1" r:id="rIdocrawct5gpzlfqi-db9ki">
+            <w:hyperlink w:history="1" r:id="rId18gawwp_rwotbbw8wck2f">
               <w:r>
                 <w:rPr>
                   <w:rFonts w:ascii="Arial" w:cs="Arial" w:eastAsia="Arial" w:hAnsi="Arial"/>
@@ -21486,7 +21486,7 @@
             <w:pPr>
               <w:spacing w:after="20" w:before="0"/>
             </w:pPr>
-            <w:hyperlink w:history="1" r:id="rIdef2p9tsabzaqszgktu9te">
+            <w:hyperlink w:history="1" r:id="rId4xvvo0dushr3edzcicmiw">
               <w:r>
                 <w:rPr>
                   <w:rFonts w:ascii="Arial" w:cs="Arial" w:eastAsia="Arial" w:hAnsi="Arial"/>
@@ -21519,7 +21519,7 @@
               <w:spacing w:after="10" w:before="0"/>
               <w:ind w:left="120"/>
             </w:pPr>
-            <w:hyperlink w:history="1" r:id="rIdbpz41-pmbtn3kkincze4a">
+            <w:hyperlink w:history="1" r:id="rIdcrwv5iytg3dt0dm7s_ymu">
               <w:r>
                 <w:rPr>
                   <w:rFonts w:ascii="Arial" w:cs="Arial" w:eastAsia="Arial" w:hAnsi="Arial"/>
@@ -21714,7 +21714,7 @@
             <w:pPr>
               <w:spacing w:after="20" w:before="0"/>
             </w:pPr>
-            <w:hyperlink w:history="1" r:id="rIdyml7woif7jrclqbalksoj">
+            <w:hyperlink w:history="1" r:id="rIdqnusoc_fro3uuclridrdy">
               <w:r>
                 <w:rPr>
                   <w:rFonts w:ascii="Arial" w:cs="Arial" w:eastAsia="Arial" w:hAnsi="Arial"/>
@@ -21747,7 +21747,7 @@
               <w:spacing w:after="10" w:before="0"/>
               <w:ind w:left="120"/>
             </w:pPr>
-            <w:hyperlink w:history="1" r:id="rIdxir2x2xv3omdzzhgcw-jz">
+            <w:hyperlink w:history="1" r:id="rIduhstqdnnkpd5qvnf__lob">
               <w:r>
                 <w:rPr>
                   <w:rFonts w:ascii="Arial" w:cs="Arial" w:eastAsia="Arial" w:hAnsi="Arial"/>
@@ -21792,7 +21792,7 @@
             <w:pPr>
               <w:spacing w:after="20" w:before="0"/>
             </w:pPr>
-            <w:hyperlink w:history="1" r:id="rIdml3bqi0huapildemsdem2">
+            <w:hyperlink w:history="1" r:id="rId-l9utpizg_hbgpk6s4aft">
               <w:r>
                 <w:rPr>
                   <w:rFonts w:ascii="Arial" w:cs="Arial" w:eastAsia="Arial" w:hAnsi="Arial"/>
@@ -21825,7 +21825,7 @@
               <w:spacing w:after="10" w:before="0"/>
               <w:ind w:left="120"/>
             </w:pPr>
-            <w:hyperlink w:history="1" r:id="rIdew8bvy3ofixyworg8e-gb">
+            <w:hyperlink w:history="1" r:id="rId-u1wkyk2ccnpm-mxy2_3h">
               <w:r>
                 <w:rPr>
                   <w:rFonts w:ascii="Arial" w:cs="Arial" w:eastAsia="Arial" w:hAnsi="Arial"/>
@@ -22020,7 +22020,7 @@
             <w:pPr>
               <w:spacing w:after="20" w:before="0"/>
             </w:pPr>
-            <w:hyperlink w:history="1" r:id="rIdfydhdzmmxxsehgvbyer5i">
+            <w:hyperlink w:history="1" r:id="rIdqgrht3lnfw0xpq9dctn92">
               <w:r>
                 <w:rPr>
                   <w:rFonts w:ascii="Arial" w:cs="Arial" w:eastAsia="Arial" w:hAnsi="Arial"/>
@@ -22053,7 +22053,7 @@
               <w:spacing w:after="10" w:before="0"/>
               <w:ind w:left="120"/>
             </w:pPr>
-            <w:hyperlink w:history="1" r:id="rIdbeoyd6y6l-5qww-ovefvs">
+            <w:hyperlink w:history="1" r:id="rIdduzz_tg-hxauwkzrqx_wx">
               <w:r>
                 <w:rPr>
                   <w:rFonts w:ascii="Arial" w:cs="Arial" w:eastAsia="Arial" w:hAnsi="Arial"/>
@@ -22098,7 +22098,7 @@
             <w:pPr>
               <w:spacing w:after="20" w:before="0"/>
             </w:pPr>
-            <w:hyperlink w:history="1" r:id="rIdmmvqbjbxfujr8-ipreiiw">
+            <w:hyperlink w:history="1" r:id="rIdxjdqplvexecozpc9xhmc_">
               <w:r>
                 <w:rPr>
                   <w:rFonts w:ascii="Arial" w:cs="Arial" w:eastAsia="Arial" w:hAnsi="Arial"/>
@@ -22131,7 +22131,7 @@
               <w:spacing w:after="10" w:before="0"/>
               <w:ind w:left="120"/>
             </w:pPr>
-            <w:hyperlink w:history="1" r:id="rIdmkhs0ozvotk0iyjyn9tty">
+            <w:hyperlink w:history="1" r:id="rIdr8cjanlcw1h9oqbt0ubb3">
               <w:r>
                 <w:rPr>
                   <w:rFonts w:ascii="Arial" w:cs="Arial" w:eastAsia="Arial" w:hAnsi="Arial"/>
@@ -23618,7 +23618,7 @@
             <w:pPr>
               <w:spacing w:after="20" w:before="0"/>
             </w:pPr>
-            <w:hyperlink w:history="1" r:id="rIdtxesfzpqg-lvg2g2bevtm">
+            <w:hyperlink w:history="1" r:id="rIdchhblyyjm9cqmmftszazf">
               <w:r>
                 <w:rPr>
                   <w:rFonts w:ascii="Arial" w:cs="Arial" w:eastAsia="Arial" w:hAnsi="Arial"/>
@@ -23651,7 +23651,7 @@
               <w:spacing w:after="10" w:before="0"/>
               <w:ind w:left="120"/>
             </w:pPr>
-            <w:hyperlink w:history="1" r:id="rId2i-vze1k0isonq_en5d5_">
+            <w:hyperlink w:history="1" r:id="rIdoa0yte8iouvgrxks_f5fc">
               <w:r>
                 <w:rPr>
                   <w:rFonts w:ascii="Arial" w:cs="Arial" w:eastAsia="Arial" w:hAnsi="Arial"/>
@@ -23696,7 +23696,7 @@
             <w:pPr>
               <w:spacing w:after="20" w:before="0"/>
             </w:pPr>
-            <w:hyperlink w:history="1" r:id="rIdnegfizntxgckwjtlm__ei">
+            <w:hyperlink w:history="1" r:id="rId16bzmxv15axzatpmeuwr4">
               <w:r>
                 <w:rPr>
                   <w:rFonts w:ascii="Arial" w:cs="Arial" w:eastAsia="Arial" w:hAnsi="Arial"/>
@@ -23729,7 +23729,7 @@
               <w:spacing w:after="10" w:before="0"/>
               <w:ind w:left="120"/>
             </w:pPr>
-            <w:hyperlink w:history="1" r:id="rIdnzbby5g7eovp2mvdccu3m">
+            <w:hyperlink w:history="1" r:id="rId09eipi1uo6p9r_klvyfrq">
               <w:r>
                 <w:rPr>
                   <w:rFonts w:ascii="Arial" w:cs="Arial" w:eastAsia="Arial" w:hAnsi="Arial"/>
@@ -23924,7 +23924,7 @@
             <w:pPr>
               <w:spacing w:after="20" w:before="0"/>
             </w:pPr>
-            <w:hyperlink w:history="1" r:id="rId0nli6xivjgxaxsl8uv-aq">
+            <w:hyperlink w:history="1" r:id="rId1vaidng5dsljoi_i0hxmw">
               <w:r>
                 <w:rPr>
                   <w:rFonts w:ascii="Arial" w:cs="Arial" w:eastAsia="Arial" w:hAnsi="Arial"/>
@@ -23957,7 +23957,7 @@
               <w:spacing w:after="10" w:before="0"/>
               <w:ind w:left="120"/>
             </w:pPr>
-            <w:hyperlink w:history="1" r:id="rId05sjuf3kdkaerhtpehkju">
+            <w:hyperlink w:history="1" r:id="rIdomjtfus2zeumbjdhnpxsy">
               <w:r>
                 <w:rPr>
                   <w:rFonts w:ascii="Arial" w:cs="Arial" w:eastAsia="Arial" w:hAnsi="Arial"/>
@@ -24002,7 +24002,7 @@
             <w:pPr>
               <w:spacing w:after="20" w:before="0"/>
             </w:pPr>
-            <w:hyperlink w:history="1" r:id="rIdz6mjmp3l7mw6sdlh3fmfw">
+            <w:hyperlink w:history="1" r:id="rIdyb_z10y0ojgzewu1apsa1">
               <w:r>
                 <w:rPr>
                   <w:rFonts w:ascii="Arial" w:cs="Arial" w:eastAsia="Arial" w:hAnsi="Arial"/>
@@ -24035,7 +24035,7 @@
               <w:spacing w:after="10" w:before="0"/>
               <w:ind w:left="120"/>
             </w:pPr>
-            <w:hyperlink w:history="1" r:id="rIdghnvresqv4f-zblbcxlcf">
+            <w:hyperlink w:history="1" r:id="rIdgmlusmkilr55abz96vzfa">
               <w:r>
                 <w:rPr>
                   <w:rFonts w:ascii="Arial" w:cs="Arial" w:eastAsia="Arial" w:hAnsi="Arial"/>
@@ -24230,7 +24230,7 @@
             <w:pPr>
               <w:spacing w:after="20" w:before="0"/>
             </w:pPr>
-            <w:hyperlink w:history="1" r:id="rIdgrgewtropc2dznzky4-j9">
+            <w:hyperlink w:history="1" r:id="rId4ygwq6zhspc8la4jlcw65">
               <w:r>
                 <w:rPr>
                   <w:rFonts w:ascii="Arial" w:cs="Arial" w:eastAsia="Arial" w:hAnsi="Arial"/>
@@ -24263,7 +24263,7 @@
               <w:spacing w:after="10" w:before="0"/>
               <w:ind w:left="120"/>
             </w:pPr>
-            <w:hyperlink w:history="1" r:id="rIdvu6qrzdgis8o69vtcdcjc">
+            <w:hyperlink w:history="1" r:id="rIdk78bpu-bfnueeo7opq_cg">
               <w:r>
                 <w:rPr>
                   <w:rFonts w:ascii="Arial" w:cs="Arial" w:eastAsia="Arial" w:hAnsi="Arial"/>
@@ -24308,7 +24308,7 @@
             <w:pPr>
               <w:spacing w:after="20" w:before="0"/>
             </w:pPr>
-            <w:hyperlink w:history="1" r:id="rIdblnyxwgarzao5tzj8ljs5">
+            <w:hyperlink w:history="1" r:id="rIdmnwwhc-i6sxcloefugk2b">
               <w:r>
                 <w:rPr>
                   <w:rFonts w:ascii="Arial" w:cs="Arial" w:eastAsia="Arial" w:hAnsi="Arial"/>
@@ -24341,7 +24341,7 @@
               <w:spacing w:after="10" w:before="0"/>
               <w:ind w:left="120"/>
             </w:pPr>
-            <w:hyperlink w:history="1" r:id="rIdmnzzt4hp7gsaqto7v3nmr">
+            <w:hyperlink w:history="1" r:id="rIdvuf0ukxza9uvxqkbayhs2">
               <w:r>
                 <w:rPr>
                   <w:rFonts w:ascii="Arial" w:cs="Arial" w:eastAsia="Arial" w:hAnsi="Arial"/>
@@ -24536,7 +24536,7 @@
             <w:pPr>
               <w:spacing w:after="20" w:before="0"/>
             </w:pPr>
-            <w:hyperlink w:history="1" r:id="rIds5nvj8pyor0t3chtrx34a">
+            <w:hyperlink w:history="1" r:id="rId4o7csu3yjjdwrvrxbwj3z">
               <w:r>
                 <w:rPr>
                   <w:rFonts w:ascii="Arial" w:cs="Arial" w:eastAsia="Arial" w:hAnsi="Arial"/>
@@ -24569,7 +24569,7 @@
               <w:spacing w:after="10" w:before="0"/>
               <w:ind w:left="120"/>
             </w:pPr>
-            <w:hyperlink w:history="1" r:id="rIdghhcmidu0xnacoobhoyd4">
+            <w:hyperlink w:history="1" r:id="rIdi8nji5yfrbquss1cccz-_">
               <w:r>
                 <w:rPr>
                   <w:rFonts w:ascii="Arial" w:cs="Arial" w:eastAsia="Arial" w:hAnsi="Arial"/>
@@ -24614,7 +24614,7 @@
             <w:pPr>
               <w:spacing w:after="20" w:before="0"/>
             </w:pPr>
-            <w:hyperlink w:history="1" r:id="rIdgf8pmtpnkwusyzo3rag14">
+            <w:hyperlink w:history="1" r:id="rId7ymc_33nowcv4phdtcxxd">
               <w:r>
                 <w:rPr>
                   <w:rFonts w:ascii="Arial" w:cs="Arial" w:eastAsia="Arial" w:hAnsi="Arial"/>
@@ -24647,7 +24647,7 @@
               <w:spacing w:after="10" w:before="0"/>
               <w:ind w:left="120"/>
             </w:pPr>
-            <w:hyperlink w:history="1" r:id="rIdwvf07nnhsq9xlcjc5aseo">
+            <w:hyperlink w:history="1" r:id="rIdlko1jm6d31djtttorjbhv">
               <w:r>
                 <w:rPr>
                   <w:rFonts w:ascii="Arial" w:cs="Arial" w:eastAsia="Arial" w:hAnsi="Arial"/>
@@ -24842,7 +24842,7 @@
             <w:pPr>
               <w:spacing w:after="20" w:before="0"/>
             </w:pPr>
-            <w:hyperlink w:history="1" r:id="rIddynpjfuh_i80pmpe-1i4t">
+            <w:hyperlink w:history="1" r:id="rIdnljo5wet2z9vyhs4cfpp5">
               <w:r>
                 <w:rPr>
                   <w:rFonts w:ascii="Arial" w:cs="Arial" w:eastAsia="Arial" w:hAnsi="Arial"/>
@@ -24875,7 +24875,7 @@
               <w:spacing w:after="10" w:before="0"/>
               <w:ind w:left="120"/>
             </w:pPr>
-            <w:hyperlink w:history="1" r:id="rIdofifolxoht_sln7fb_i9t">
+            <w:hyperlink w:history="1" r:id="rIdxz_kgs0mdtgtd-zluwkjl">
               <w:r>
                 <w:rPr>
                   <w:rFonts w:ascii="Arial" w:cs="Arial" w:eastAsia="Arial" w:hAnsi="Arial"/>
@@ -24920,7 +24920,7 @@
             <w:pPr>
               <w:spacing w:after="20" w:before="0"/>
             </w:pPr>
-            <w:hyperlink w:history="1" r:id="rId2mvvtbf8sqe2ouhkyef7j">
+            <w:hyperlink w:history="1" r:id="rIdyblf-v2fvnp4asossfbn5">
               <w:r>
                 <w:rPr>
                   <w:rFonts w:ascii="Arial" w:cs="Arial" w:eastAsia="Arial" w:hAnsi="Arial"/>
@@ -24953,7 +24953,7 @@
               <w:spacing w:after="10" w:before="0"/>
               <w:ind w:left="120"/>
             </w:pPr>
-            <w:hyperlink w:history="1" r:id="rIdg3fqjogds66tpygobvbpl">
+            <w:hyperlink w:history="1" r:id="rId9ua9h-ajmgxoram9q-9u4">
               <w:r>
                 <w:rPr>
                   <w:rFonts w:ascii="Arial" w:cs="Arial" w:eastAsia="Arial" w:hAnsi="Arial"/>
@@ -26440,7 +26440,7 @@
             <w:pPr>
               <w:spacing w:after="20" w:before="0"/>
             </w:pPr>
-            <w:hyperlink w:history="1" r:id="rIddaqc3dpeq3kqfr_7uf-qd">
+            <w:hyperlink w:history="1" r:id="rIdpvg5qqjkmuv9cv-ghgoap">
               <w:r>
                 <w:rPr>
                   <w:rFonts w:ascii="Arial" w:cs="Arial" w:eastAsia="Arial" w:hAnsi="Arial"/>
@@ -26473,7 +26473,7 @@
               <w:spacing w:after="10" w:before="0"/>
               <w:ind w:left="120"/>
             </w:pPr>
-            <w:hyperlink w:history="1" r:id="rId4vcwggo_yvxxraeghlldd">
+            <w:hyperlink w:history="1" r:id="rIdkgryf6e1e9chhazme1mft">
               <w:r>
                 <w:rPr>
                   <w:rFonts w:ascii="Arial" w:cs="Arial" w:eastAsia="Arial" w:hAnsi="Arial"/>
@@ -26518,7 +26518,7 @@
             <w:pPr>
               <w:spacing w:after="20" w:before="0"/>
             </w:pPr>
-            <w:hyperlink w:history="1" r:id="rIdiwomakxhxdtawiejwlcwu">
+            <w:hyperlink w:history="1" r:id="rIdkqenksj3ld1vzapaa830k">
               <w:r>
                 <w:rPr>
                   <w:rFonts w:ascii="Arial" w:cs="Arial" w:eastAsia="Arial" w:hAnsi="Arial"/>
@@ -26551,7 +26551,7 @@
               <w:spacing w:after="10" w:before="0"/>
               <w:ind w:left="120"/>
             </w:pPr>
-            <w:hyperlink w:history="1" r:id="rIdidjlygi6sgw2fgh-d-gmx">
+            <w:hyperlink w:history="1" r:id="rId9_ejacuovfzlpja03wjjb">
               <w:r>
                 <w:rPr>
                   <w:rFonts w:ascii="Arial" w:cs="Arial" w:eastAsia="Arial" w:hAnsi="Arial"/>
@@ -26746,7 +26746,7 @@
             <w:pPr>
               <w:spacing w:after="20" w:before="0"/>
             </w:pPr>
-            <w:hyperlink w:history="1" r:id="rId_30nsx5datn06ypwf2cmc">
+            <w:hyperlink w:history="1" r:id="rId6sozrt6fjr_fzgufo0vdc">
               <w:r>
                 <w:rPr>
                   <w:rFonts w:ascii="Arial" w:cs="Arial" w:eastAsia="Arial" w:hAnsi="Arial"/>
@@ -26779,7 +26779,7 @@
               <w:spacing w:after="10" w:before="0"/>
               <w:ind w:left="120"/>
             </w:pPr>
-            <w:hyperlink w:history="1" r:id="rIdyem86zruiopr19osqjvhx">
+            <w:hyperlink w:history="1" r:id="rIdvyfqcdsczfp_ob-saiajw">
               <w:r>
                 <w:rPr>
                   <w:rFonts w:ascii="Arial" w:cs="Arial" w:eastAsia="Arial" w:hAnsi="Arial"/>
@@ -26824,7 +26824,7 @@
             <w:pPr>
               <w:spacing w:after="20" w:before="0"/>
             </w:pPr>
-            <w:hyperlink w:history="1" r:id="rId-rykuxqpu8yb6guqcvrhw">
+            <w:hyperlink w:history="1" r:id="rIdfjgib5xtfayb9lxzbm2ux">
               <w:r>
                 <w:rPr>
                   <w:rFonts w:ascii="Arial" w:cs="Arial" w:eastAsia="Arial" w:hAnsi="Arial"/>
@@ -26857,7 +26857,7 @@
               <w:spacing w:after="10" w:before="0"/>
               <w:ind w:left="120"/>
             </w:pPr>
-            <w:hyperlink w:history="1" r:id="rId8nhcqbvvd85uwisfk2oxt">
+            <w:hyperlink w:history="1" r:id="rIdbkolodp8d4o4xuud8o8pa">
               <w:r>
                 <w:rPr>
                   <w:rFonts w:ascii="Arial" w:cs="Arial" w:eastAsia="Arial" w:hAnsi="Arial"/>
@@ -27052,7 +27052,7 @@
             <w:pPr>
               <w:spacing w:after="20" w:before="0"/>
             </w:pPr>
-            <w:hyperlink w:history="1" r:id="rIdjbsgtm2xak1opbwq5hm4h">
+            <w:hyperlink w:history="1" r:id="rIdw5yhuigririydunhck1pa">
               <w:r>
                 <w:rPr>
                   <w:rFonts w:ascii="Arial" w:cs="Arial" w:eastAsia="Arial" w:hAnsi="Arial"/>
@@ -27085,7 +27085,7 @@
               <w:spacing w:after="10" w:before="0"/>
               <w:ind w:left="120"/>
             </w:pPr>
-            <w:hyperlink w:history="1" r:id="rIdyfoe6gughctpiirmmibtu">
+            <w:hyperlink w:history="1" r:id="rId-njo-lr5n65mqj2nkqmt_">
               <w:r>
                 <w:rPr>
                   <w:rFonts w:ascii="Arial" w:cs="Arial" w:eastAsia="Arial" w:hAnsi="Arial"/>
@@ -27130,7 +27130,7 @@
             <w:pPr>
               <w:spacing w:after="20" w:before="0"/>
             </w:pPr>
-            <w:hyperlink w:history="1" r:id="rIdixxtl1dpoze-ygu44u_ds">
+            <w:hyperlink w:history="1" r:id="rId_akwxhoszk2d4hpos9xet">
               <w:r>
                 <w:rPr>
                   <w:rFonts w:ascii="Arial" w:cs="Arial" w:eastAsia="Arial" w:hAnsi="Arial"/>
@@ -27163,7 +27163,7 @@
               <w:spacing w:after="10" w:before="0"/>
               <w:ind w:left="120"/>
             </w:pPr>
-            <w:hyperlink w:history="1" r:id="rIdbnejzwrn8k1l8f4nrop8r">
+            <w:hyperlink w:history="1" r:id="rIdtjngk9fmjpcajj_kcakhk">
               <w:r>
                 <w:rPr>
                   <w:rFonts w:ascii="Arial" w:cs="Arial" w:eastAsia="Arial" w:hAnsi="Arial"/>
@@ -27358,7 +27358,7 @@
             <w:pPr>
               <w:spacing w:after="20" w:before="0"/>
             </w:pPr>
-            <w:hyperlink w:history="1" r:id="rIdmog7eoqwtb6hvdbvwokaa">
+            <w:hyperlink w:history="1" r:id="rIdeigoxiq0zwzftb8b8yfwb">
               <w:r>
                 <w:rPr>
                   <w:rFonts w:ascii="Arial" w:cs="Arial" w:eastAsia="Arial" w:hAnsi="Arial"/>
@@ -27391,7 +27391,7 @@
               <w:spacing w:after="10" w:before="0"/>
               <w:ind w:left="120"/>
             </w:pPr>
-            <w:hyperlink w:history="1" r:id="rIdkn9xwe49whjyqr7ppwals">
+            <w:hyperlink w:history="1" r:id="rIdorl4vbawpoj75z1jinzjs">
               <w:r>
                 <w:rPr>
                   <w:rFonts w:ascii="Arial" w:cs="Arial" w:eastAsia="Arial" w:hAnsi="Arial"/>
@@ -27436,7 +27436,7 @@
             <w:pPr>
               <w:spacing w:after="20" w:before="0"/>
             </w:pPr>
-            <w:hyperlink w:history="1" r:id="rIdomy6lk2u8ow5btgpmfixk">
+            <w:hyperlink w:history="1" r:id="rIdxywdhxwrz79vplhjiswgl">
               <w:r>
                 <w:rPr>
                   <w:rFonts w:ascii="Arial" w:cs="Arial" w:eastAsia="Arial" w:hAnsi="Arial"/>
@@ -27469,7 +27469,7 @@
               <w:spacing w:after="10" w:before="0"/>
               <w:ind w:left="120"/>
             </w:pPr>
-            <w:hyperlink w:history="1" r:id="rIdmjwl5qbobgwuhzrq-syfy">
+            <w:hyperlink w:history="1" r:id="rIdabg-gdyhzkbgqv2vvnlu_">
               <w:r>
                 <w:rPr>
                   <w:rFonts w:ascii="Arial" w:cs="Arial" w:eastAsia="Arial" w:hAnsi="Arial"/>
@@ -27664,7 +27664,7 @@
             <w:pPr>
               <w:spacing w:after="20" w:before="0"/>
             </w:pPr>
-            <w:hyperlink w:history="1" r:id="rIdju_84cowfssw3m1bmfszb">
+            <w:hyperlink w:history="1" r:id="rId__zyuzljmyiajxxrzwmzg">
               <w:r>
                 <w:rPr>
                   <w:rFonts w:ascii="Arial" w:cs="Arial" w:eastAsia="Arial" w:hAnsi="Arial"/>
@@ -27697,7 +27697,7 @@
               <w:spacing w:after="10" w:before="0"/>
               <w:ind w:left="120"/>
             </w:pPr>
-            <w:hyperlink w:history="1" r:id="rIdwo6hhpqjfwoz6_ill3as5">
+            <w:hyperlink w:history="1" r:id="rIdwibjzpgqjnrfarzzryciv">
               <w:r>
                 <w:rPr>
                   <w:rFonts w:ascii="Arial" w:cs="Arial" w:eastAsia="Arial" w:hAnsi="Arial"/>
@@ -27742,7 +27742,7 @@
             <w:pPr>
               <w:spacing w:after="20" w:before="0"/>
             </w:pPr>
-            <w:hyperlink w:history="1" r:id="rIdqjw8kodjacz0s82-ccqkd">
+            <w:hyperlink w:history="1" r:id="rIdk0nxjvohjn6geywl5ncw6">
               <w:r>
                 <w:rPr>
                   <w:rFonts w:ascii="Arial" w:cs="Arial" w:eastAsia="Arial" w:hAnsi="Arial"/>
@@ -27775,7 +27775,7 @@
               <w:spacing w:after="10" w:before="0"/>
               <w:ind w:left="120"/>
             </w:pPr>
-            <w:hyperlink w:history="1" r:id="rIddbcouii30u7imggexq2oi">
+            <w:hyperlink w:history="1" r:id="rId13dfkmm4s9bbiofzd4jev">
               <w:r>
                 <w:rPr>
                   <w:rFonts w:ascii="Arial" w:cs="Arial" w:eastAsia="Arial" w:hAnsi="Arial"/>
@@ -29262,7 +29262,7 @@
             <w:pPr>
               <w:spacing w:after="20" w:before="0"/>
             </w:pPr>
-            <w:hyperlink w:history="1" r:id="rIdexwly2h0g8wx9idxrvaoi">
+            <w:hyperlink w:history="1" r:id="rIddq79zpszsm3idsajqdh0w">
               <w:r>
                 <w:rPr>
                   <w:rFonts w:ascii="Arial" w:cs="Arial" w:eastAsia="Arial" w:hAnsi="Arial"/>
@@ -29295,7 +29295,7 @@
               <w:spacing w:after="10" w:before="0"/>
               <w:ind w:left="120"/>
             </w:pPr>
-            <w:hyperlink w:history="1" r:id="rIda6cnd0xrjbne67damuyuj">
+            <w:hyperlink w:history="1" r:id="rIdnmisel3quxzmxgzzfoktm">
               <w:r>
                 <w:rPr>
                   <w:rFonts w:ascii="Arial" w:cs="Arial" w:eastAsia="Arial" w:hAnsi="Arial"/>
@@ -29340,7 +29340,7 @@
             <w:pPr>
               <w:spacing w:after="20" w:before="0"/>
             </w:pPr>
-            <w:hyperlink w:history="1" r:id="rIdpelzm_j4cylv8t1qbt8z2">
+            <w:hyperlink w:history="1" r:id="rIdgwkeb388mfaaofawbisv1">
               <w:r>
                 <w:rPr>
                   <w:rFonts w:ascii="Arial" w:cs="Arial" w:eastAsia="Arial" w:hAnsi="Arial"/>
@@ -29373,7 +29373,7 @@
               <w:spacing w:after="10" w:before="0"/>
               <w:ind w:left="120"/>
             </w:pPr>
-            <w:hyperlink w:history="1" r:id="rId7p71rgrwgkouojntp48xf">
+            <w:hyperlink w:history="1" r:id="rIdafqf3epq7qf36ojfdcokn">
               <w:r>
                 <w:rPr>
                   <w:rFonts w:ascii="Arial" w:cs="Arial" w:eastAsia="Arial" w:hAnsi="Arial"/>
@@ -29568,7 +29568,7 @@
             <w:pPr>
               <w:spacing w:after="20" w:before="0"/>
             </w:pPr>
-            <w:hyperlink w:history="1" r:id="rIdv9ks4zq32d8tyjsryo38k">
+            <w:hyperlink w:history="1" r:id="rIdrryr51rxbyj8ezzwyfq_n">
               <w:r>
                 <w:rPr>
                   <w:rFonts w:ascii="Arial" w:cs="Arial" w:eastAsia="Arial" w:hAnsi="Arial"/>
@@ -29601,7 +29601,7 @@
               <w:spacing w:after="10" w:before="0"/>
               <w:ind w:left="120"/>
             </w:pPr>
-            <w:hyperlink w:history="1" r:id="rIdb5yyff0-rf3vgeeispkwh">
+            <w:hyperlink w:history="1" r:id="rIdoa5qikh7dfbkaohfubekf">
               <w:r>
                 <w:rPr>
                   <w:rFonts w:ascii="Arial" w:cs="Arial" w:eastAsia="Arial" w:hAnsi="Arial"/>
@@ -29646,7 +29646,7 @@
             <w:pPr>
               <w:spacing w:after="20" w:before="0"/>
             </w:pPr>
-            <w:hyperlink w:history="1" r:id="rIdmzzli2hs-soorbht5htlg">
+            <w:hyperlink w:history="1" r:id="rIdtxky6b0miyakrk4wymeh7">
               <w:r>
                 <w:rPr>
                   <w:rFonts w:ascii="Arial" w:cs="Arial" w:eastAsia="Arial" w:hAnsi="Arial"/>
@@ -29679,7 +29679,7 @@
               <w:spacing w:after="10" w:before="0"/>
               <w:ind w:left="120"/>
             </w:pPr>
-            <w:hyperlink w:history="1" r:id="rIdz4eac_znx2aq3fqvc2800">
+            <w:hyperlink w:history="1" r:id="rId9-qivelt2faidhljv2hb0">
               <w:r>
                 <w:rPr>
                   <w:rFonts w:ascii="Arial" w:cs="Arial" w:eastAsia="Arial" w:hAnsi="Arial"/>
@@ -29874,7 +29874,7 @@
             <w:pPr>
               <w:spacing w:after="20" w:before="0"/>
             </w:pPr>
-            <w:hyperlink w:history="1" r:id="rIdwkipovxfvrovohkdofe9e">
+            <w:hyperlink w:history="1" r:id="rId2f6qzcedjxntsf9o6u0xu">
               <w:r>
                 <w:rPr>
                   <w:rFonts w:ascii="Arial" w:cs="Arial" w:eastAsia="Arial" w:hAnsi="Arial"/>
@@ -29907,7 +29907,7 @@
               <w:spacing w:after="10" w:before="0"/>
               <w:ind w:left="120"/>
             </w:pPr>
-            <w:hyperlink w:history="1" r:id="rIdihd7d02tzobesbnh6btjd">
+            <w:hyperlink w:history="1" r:id="rId1sld-9cmg9hqunfiv_vtd">
               <w:r>
                 <w:rPr>
                   <w:rFonts w:ascii="Arial" w:cs="Arial" w:eastAsia="Arial" w:hAnsi="Arial"/>
@@ -29952,7 +29952,7 @@
             <w:pPr>
               <w:spacing w:after="20" w:before="0"/>
             </w:pPr>
-            <w:hyperlink w:history="1" r:id="rIdewnuq9iftggceqcbpeyaj">
+            <w:hyperlink w:history="1" r:id="rId0trmgpcx_zt2cm1ubzdsc">
               <w:r>
                 <w:rPr>
                   <w:rFonts w:ascii="Arial" w:cs="Arial" w:eastAsia="Arial" w:hAnsi="Arial"/>
@@ -29985,7 +29985,7 @@
               <w:spacing w:after="10" w:before="0"/>
               <w:ind w:left="120"/>
             </w:pPr>
-            <w:hyperlink w:history="1" r:id="rId3tka3rmlywvsco58jyqlo">
+            <w:hyperlink w:history="1" r:id="rIdny_ldzd-03s1llfbtllwr">
               <w:r>
                 <w:rPr>
                   <w:rFonts w:ascii="Arial" w:cs="Arial" w:eastAsia="Arial" w:hAnsi="Arial"/>
@@ -30180,7 +30180,7 @@
             <w:pPr>
               <w:spacing w:after="20" w:before="0"/>
             </w:pPr>
-            <w:hyperlink w:history="1" r:id="rIdiejwocuqr0_qnqno8fuha">
+            <w:hyperlink w:history="1" r:id="rIdz22axgavcongwvw4ynacn">
               <w:r>
                 <w:rPr>
                   <w:rFonts w:ascii="Arial" w:cs="Arial" w:eastAsia="Arial" w:hAnsi="Arial"/>
@@ -30213,7 +30213,7 @@
               <w:spacing w:after="10" w:before="0"/>
               <w:ind w:left="120"/>
             </w:pPr>
-            <w:hyperlink w:history="1" r:id="rIdon27zm3xoifk7xcxajca4">
+            <w:hyperlink w:history="1" r:id="rIdqvxcs_41vmduk08vdj-kk">
               <w:r>
                 <w:rPr>
                   <w:rFonts w:ascii="Arial" w:cs="Arial" w:eastAsia="Arial" w:hAnsi="Arial"/>
@@ -30258,7 +30258,7 @@
             <w:pPr>
               <w:spacing w:after="20" w:before="0"/>
             </w:pPr>
-            <w:hyperlink w:history="1" r:id="rId8aciawcvxtueodn9ekiq6">
+            <w:hyperlink w:history="1" r:id="rIdfnna8fer4ow7rpq3ndteb">
               <w:r>
                 <w:rPr>
                   <w:rFonts w:ascii="Arial" w:cs="Arial" w:eastAsia="Arial" w:hAnsi="Arial"/>
@@ -30291,7 +30291,7 @@
               <w:spacing w:after="10" w:before="0"/>
               <w:ind w:left="120"/>
             </w:pPr>
-            <w:hyperlink w:history="1" r:id="rIdmalijaoq2w95jxmomghzo">
+            <w:hyperlink w:history="1" r:id="rIdyp0m6tqokdr5fuqkwksuq">
               <w:r>
                 <w:rPr>
                   <w:rFonts w:ascii="Arial" w:cs="Arial" w:eastAsia="Arial" w:hAnsi="Arial"/>
@@ -30486,7 +30486,7 @@
             <w:pPr>
               <w:spacing w:after="20" w:before="0"/>
             </w:pPr>
-            <w:hyperlink w:history="1" r:id="rIdh5i2aury9begcb6xhlyk8">
+            <w:hyperlink w:history="1" r:id="rIdgaly-thxvnvdzmroo2o6w">
               <w:r>
                 <w:rPr>
                   <w:rFonts w:ascii="Arial" w:cs="Arial" w:eastAsia="Arial" w:hAnsi="Arial"/>
@@ -30519,7 +30519,7 @@
               <w:spacing w:after="10" w:before="0"/>
               <w:ind w:left="120"/>
             </w:pPr>
-            <w:hyperlink w:history="1" r:id="rIdx8b1pmjd10hz_462xmgyu">
+            <w:hyperlink w:history="1" r:id="rId3-54sgyhr7uagohysfvi1">
               <w:r>
                 <w:rPr>
                   <w:rFonts w:ascii="Arial" w:cs="Arial" w:eastAsia="Arial" w:hAnsi="Arial"/>
@@ -30564,7 +30564,7 @@
             <w:pPr>
               <w:spacing w:after="20" w:before="0"/>
             </w:pPr>
-            <w:hyperlink w:history="1" r:id="rId9918xd-beep-1huqutgqc">
+            <w:hyperlink w:history="1" r:id="rIdwxfm__exmwc3ej6b38u9h">
               <w:r>
                 <w:rPr>
                   <w:rFonts w:ascii="Arial" w:cs="Arial" w:eastAsia="Arial" w:hAnsi="Arial"/>
@@ -30597,7 +30597,7 @@
               <w:spacing w:after="10" w:before="0"/>
               <w:ind w:left="120"/>
             </w:pPr>
-            <w:hyperlink w:history="1" r:id="rIdkwc6agz6lo0dx6totkrk3">
+            <w:hyperlink w:history="1" r:id="rIdhdgifgc9cuhcj8ctjalwp">
               <w:r>
                 <w:rPr>
                   <w:rFonts w:ascii="Arial" w:cs="Arial" w:eastAsia="Arial" w:hAnsi="Arial"/>
@@ -32198,7 +32198,7 @@
             <w:pPr>
               <w:spacing w:after="20" w:before="0"/>
             </w:pPr>
-            <w:hyperlink w:history="1" r:id="rIdwvyodvfg82pbh3y1sfnvk">
+            <w:hyperlink w:history="1" r:id="rId0dbud_1om6a2hoqfd8fe1">
               <w:r>
                 <w:rPr>
                   <w:rFonts w:ascii="Arial" w:cs="Arial" w:eastAsia="Arial" w:hAnsi="Arial"/>
@@ -32231,7 +32231,7 @@
               <w:spacing w:after="10" w:before="0"/>
               <w:ind w:left="120"/>
             </w:pPr>
-            <w:hyperlink w:history="1" r:id="rIdsmyi2vx4oj8goap07r3bj">
+            <w:hyperlink w:history="1" r:id="rIdp48pt0psrhimwqsbm3mku">
               <w:r>
                 <w:rPr>
                   <w:rFonts w:ascii="Arial" w:cs="Arial" w:eastAsia="Arial" w:hAnsi="Arial"/>
@@ -32276,7 +32276,7 @@
             <w:pPr>
               <w:spacing w:after="20" w:before="0"/>
             </w:pPr>
-            <w:hyperlink w:history="1" r:id="rId5avv3fw0nufgilfxlvg49">
+            <w:hyperlink w:history="1" r:id="rIdrc02pay0qbrtx458m-5d0">
               <w:r>
                 <w:rPr>
                   <w:rFonts w:ascii="Arial" w:cs="Arial" w:eastAsia="Arial" w:hAnsi="Arial"/>
@@ -32309,7 +32309,7 @@
               <w:spacing w:after="10" w:before="0"/>
               <w:ind w:left="120"/>
             </w:pPr>
-            <w:hyperlink w:history="1" r:id="rIdgqvu5t9gai4lwb7bye-ic">
+            <w:hyperlink w:history="1" r:id="rId9isppv85zbxdy5kubtjnq">
               <w:r>
                 <w:rPr>
                   <w:rFonts w:ascii="Arial" w:cs="Arial" w:eastAsia="Arial" w:hAnsi="Arial"/>
@@ -32504,7 +32504,7 @@
             <w:pPr>
               <w:spacing w:after="20" w:before="0"/>
             </w:pPr>
-            <w:hyperlink w:history="1" r:id="rIdq_iysd1sihqiqgohhcysp">
+            <w:hyperlink w:history="1" r:id="rId0nenn_9d4-mfulaj7gzgi">
               <w:r>
                 <w:rPr>
                   <w:rFonts w:ascii="Arial" w:cs="Arial" w:eastAsia="Arial" w:hAnsi="Arial"/>
@@ -32537,7 +32537,7 @@
               <w:spacing w:after="10" w:before="0"/>
               <w:ind w:left="120"/>
             </w:pPr>
-            <w:hyperlink w:history="1" r:id="rIdwysbb7nymtymr9y0e4wkl">
+            <w:hyperlink w:history="1" r:id="rIdesksvyzenmm3c10l6vjks">
               <w:r>
                 <w:rPr>
                   <w:rFonts w:ascii="Arial" w:cs="Arial" w:eastAsia="Arial" w:hAnsi="Arial"/>
@@ -32582,7 +32582,7 @@
             <w:pPr>
               <w:spacing w:after="20" w:before="0"/>
             </w:pPr>
-            <w:hyperlink w:history="1" r:id="rIddzwnnsljmhyjjivky5sxd">
+            <w:hyperlink w:history="1" r:id="rIduok-uyxw5d0ft-msgetya">
               <w:r>
                 <w:rPr>
                   <w:rFonts w:ascii="Arial" w:cs="Arial" w:eastAsia="Arial" w:hAnsi="Arial"/>
@@ -32615,7 +32615,7 @@
               <w:spacing w:after="10" w:before="0"/>
               <w:ind w:left="120"/>
             </w:pPr>
-            <w:hyperlink w:history="1" r:id="rId1slrft6p2si0swbnjlacf">
+            <w:hyperlink w:history="1" r:id="rIdmedsyrlrylw52dnphqf14">
               <w:r>
                 <w:rPr>
                   <w:rFonts w:ascii="Arial" w:cs="Arial" w:eastAsia="Arial" w:hAnsi="Arial"/>
@@ -32810,7 +32810,7 @@
             <w:pPr>
               <w:spacing w:after="20" w:before="0"/>
             </w:pPr>
-            <w:hyperlink w:history="1" r:id="rIdo0zh9p7x864euoh6tlfwk">
+            <w:hyperlink w:history="1" r:id="rId296ktetznr4c4sbakxpdd">
               <w:r>
                 <w:rPr>
                   <w:rFonts w:ascii="Arial" w:cs="Arial" w:eastAsia="Arial" w:hAnsi="Arial"/>
@@ -32843,7 +32843,7 @@
               <w:spacing w:after="10" w:before="0"/>
               <w:ind w:left="120"/>
             </w:pPr>
-            <w:hyperlink w:history="1" r:id="rId1hzagvaciiveuifh1hci4">
+            <w:hyperlink w:history="1" r:id="rIdxrsm4jt4hml8254xezih8">
               <w:r>
                 <w:rPr>
                   <w:rFonts w:ascii="Arial" w:cs="Arial" w:eastAsia="Arial" w:hAnsi="Arial"/>
@@ -32888,7 +32888,7 @@
             <w:pPr>
               <w:spacing w:after="20" w:before="0"/>
             </w:pPr>
-            <w:hyperlink w:history="1" r:id="rId626u69e-adqvqcqcpp4en">
+            <w:hyperlink w:history="1" r:id="rIdvzhfgq42yhxm-z8idgalb">
               <w:r>
                 <w:rPr>
                   <w:rFonts w:ascii="Arial" w:cs="Arial" w:eastAsia="Arial" w:hAnsi="Arial"/>
@@ -32921,7 +32921,7 @@
               <w:spacing w:after="10" w:before="0"/>
               <w:ind w:left="120"/>
             </w:pPr>
-            <w:hyperlink w:history="1" r:id="rIdj2_yupxjibfvgsksl53em">
+            <w:hyperlink w:history="1" r:id="rId2q7g5zkthjowsqzpa4fai">
               <w:r>
                 <w:rPr>
                   <w:rFonts w:ascii="Arial" w:cs="Arial" w:eastAsia="Arial" w:hAnsi="Arial"/>
@@ -33116,7 +33116,7 @@
             <w:pPr>
               <w:spacing w:after="20" w:before="0"/>
             </w:pPr>
-            <w:hyperlink w:history="1" r:id="rId44r08udl8ketrwfxzjgfw">
+            <w:hyperlink w:history="1" r:id="rIdqwiatznmdapunebqjgqbg">
               <w:r>
                 <w:rPr>
                   <w:rFonts w:ascii="Arial" w:cs="Arial" w:eastAsia="Arial" w:hAnsi="Arial"/>
@@ -33149,7 +33149,7 @@
               <w:spacing w:after="10" w:before="0"/>
               <w:ind w:left="120"/>
             </w:pPr>
-            <w:hyperlink w:history="1" r:id="rIdoy-p-g_8e_th-9kqcrjvb">
+            <w:hyperlink w:history="1" r:id="rIdqp0qvdzu5zdhxyyfildue">
               <w:r>
                 <w:rPr>
                   <w:rFonts w:ascii="Arial" w:cs="Arial" w:eastAsia="Arial" w:hAnsi="Arial"/>
@@ -33194,7 +33194,7 @@
             <w:pPr>
               <w:spacing w:after="20" w:before="0"/>
             </w:pPr>
-            <w:hyperlink w:history="1" r:id="rIddctohxms1kefma_g-jsc7">
+            <w:hyperlink w:history="1" r:id="rIdgu8d4hfl-to6pweckmkbm">
               <w:r>
                 <w:rPr>
                   <w:rFonts w:ascii="Arial" w:cs="Arial" w:eastAsia="Arial" w:hAnsi="Arial"/>
@@ -33227,7 +33227,7 @@
               <w:spacing w:after="10" w:before="0"/>
               <w:ind w:left="120"/>
             </w:pPr>
-            <w:hyperlink w:history="1" r:id="rIdwb9o6xqwq7wxuzfycnhev">
+            <w:hyperlink w:history="1" r:id="rIdu4vfjbvh7r62xitiq66ri">
               <w:r>
                 <w:rPr>
                   <w:rFonts w:ascii="Arial" w:cs="Arial" w:eastAsia="Arial" w:hAnsi="Arial"/>
@@ -33422,7 +33422,7 @@
             <w:pPr>
               <w:spacing w:after="20" w:before="0"/>
             </w:pPr>
-            <w:hyperlink w:history="1" r:id="rIdkphe4cqtsqlkdy1hn_vtm">
+            <w:hyperlink w:history="1" r:id="rIdweqwb1ankkec8qpk7tjiq">
               <w:r>
                 <w:rPr>
                   <w:rFonts w:ascii="Arial" w:cs="Arial" w:eastAsia="Arial" w:hAnsi="Arial"/>
@@ -33455,7 +33455,7 @@
               <w:spacing w:after="10" w:before="0"/>
               <w:ind w:left="120"/>
             </w:pPr>
-            <w:hyperlink w:history="1" r:id="rIdl6jaueh-iky9jok9dqtyy">
+            <w:hyperlink w:history="1" r:id="rIdpzzahk7duq_nmyxsgrv-g">
               <w:r>
                 <w:rPr>
                   <w:rFonts w:ascii="Arial" w:cs="Arial" w:eastAsia="Arial" w:hAnsi="Arial"/>
@@ -33500,7 +33500,7 @@
             <w:pPr>
               <w:spacing w:after="20" w:before="0"/>
             </w:pPr>
-            <w:hyperlink w:history="1" r:id="rIdgw7ox7_u6fjnujzigkoyw">
+            <w:hyperlink w:history="1" r:id="rId9samk3pizztrh0aagc6fs">
               <w:r>
                 <w:rPr>
                   <w:rFonts w:ascii="Arial" w:cs="Arial" w:eastAsia="Arial" w:hAnsi="Arial"/>
@@ -33533,7 +33533,7 @@
               <w:spacing w:after="10" w:before="0"/>
               <w:ind w:left="120"/>
             </w:pPr>
-            <w:hyperlink w:history="1" r:id="rIdva9mtnh-ffdnnbfxk9psx">
+            <w:hyperlink w:history="1" r:id="rId1czatnzkler6qoj0x73ba">
               <w:r>
                 <w:rPr>
                   <w:rFonts w:ascii="Arial" w:cs="Arial" w:eastAsia="Arial" w:hAnsi="Arial"/>
@@ -35020,7 +35020,7 @@
             <w:pPr>
               <w:spacing w:after="20" w:before="0"/>
             </w:pPr>
-            <w:hyperlink w:history="1" r:id="rIdbssa7rlmaxfv089c3hmhw">
+            <w:hyperlink w:history="1" r:id="rIdbcmn6pebypkex1lgigbgl">
               <w:r>
                 <w:rPr>
                   <w:rFonts w:ascii="Arial" w:cs="Arial" w:eastAsia="Arial" w:hAnsi="Arial"/>
@@ -35053,7 +35053,7 @@
               <w:spacing w:after="10" w:before="0"/>
               <w:ind w:left="120"/>
             </w:pPr>
-            <w:hyperlink w:history="1" r:id="rIdazwshsr1mcyfdhawo665p">
+            <w:hyperlink w:history="1" r:id="rIdkhzmfelzpcedwetlrb-6l">
               <w:r>
                 <w:rPr>
                   <w:rFonts w:ascii="Arial" w:cs="Arial" w:eastAsia="Arial" w:hAnsi="Arial"/>
@@ -35098,7 +35098,7 @@
             <w:pPr>
               <w:spacing w:after="20" w:before="0"/>
             </w:pPr>
-            <w:hyperlink w:history="1" r:id="rId79o7qsxosklkw44lka1os">
+            <w:hyperlink w:history="1" r:id="rIdrvaijq5nnwvzn--tad-og">
               <w:r>
                 <w:rPr>
                   <w:rFonts w:ascii="Arial" w:cs="Arial" w:eastAsia="Arial" w:hAnsi="Arial"/>
@@ -35131,7 +35131,7 @@
               <w:spacing w:after="10" w:before="0"/>
               <w:ind w:left="120"/>
             </w:pPr>
-            <w:hyperlink w:history="1" r:id="rId-idly5hawyqljxpcqlcdb">
+            <w:hyperlink w:history="1" r:id="rIdr9e7cwasvhxteupcqqmsc">
               <w:r>
                 <w:rPr>
                   <w:rFonts w:ascii="Arial" w:cs="Arial" w:eastAsia="Arial" w:hAnsi="Arial"/>
@@ -35326,7 +35326,7 @@
             <w:pPr>
               <w:spacing w:after="20" w:before="0"/>
             </w:pPr>
-            <w:hyperlink w:history="1" r:id="rIdlruqjd3ykafi6ex6nxwru">
+            <w:hyperlink w:history="1" r:id="rIdr_lemca7a33zicjtpnquz">
               <w:r>
                 <w:rPr>
                   <w:rFonts w:ascii="Arial" w:cs="Arial" w:eastAsia="Arial" w:hAnsi="Arial"/>
@@ -35359,7 +35359,7 @@
               <w:spacing w:after="10" w:before="0"/>
               <w:ind w:left="120"/>
             </w:pPr>
-            <w:hyperlink w:history="1" r:id="rIdwxhcsoo72ipfdjva05nbu">
+            <w:hyperlink w:history="1" r:id="rIdye3yszhwfwmypwdepl3wz">
               <w:r>
                 <w:rPr>
                   <w:rFonts w:ascii="Arial" w:cs="Arial" w:eastAsia="Arial" w:hAnsi="Arial"/>
@@ -35404,7 +35404,7 @@
             <w:pPr>
               <w:spacing w:after="20" w:before="0"/>
             </w:pPr>
-            <w:hyperlink w:history="1" r:id="rIdlitxonfyf4zdmktbnqaqs">
+            <w:hyperlink w:history="1" r:id="rIdfjr0aucsaxgk4hkv5vh4s">
               <w:r>
                 <w:rPr>
                   <w:rFonts w:ascii="Arial" w:cs="Arial" w:eastAsia="Arial" w:hAnsi="Arial"/>
@@ -35437,7 +35437,7 @@
               <w:spacing w:after="10" w:before="0"/>
               <w:ind w:left="120"/>
             </w:pPr>
-            <w:hyperlink w:history="1" r:id="rIdvnw8pemydi-r3s4cqq-cc">
+            <w:hyperlink w:history="1" r:id="rIdr9e_wzi7tqzlueojsbwhm">
               <w:r>
                 <w:rPr>
                   <w:rFonts w:ascii="Arial" w:cs="Arial" w:eastAsia="Arial" w:hAnsi="Arial"/>
@@ -35632,7 +35632,7 @@
             <w:pPr>
               <w:spacing w:after="20" w:before="0"/>
             </w:pPr>
-            <w:hyperlink w:history="1" r:id="rIdi18p9hlq5vl8duukekgfy">
+            <w:hyperlink w:history="1" r:id="rIdjydcihiejedvhxuhfamjr">
               <w:r>
                 <w:rPr>
                   <w:rFonts w:ascii="Arial" w:cs="Arial" w:eastAsia="Arial" w:hAnsi="Arial"/>
@@ -35665,7 +35665,7 @@
               <w:spacing w:after="10" w:before="0"/>
               <w:ind w:left="120"/>
             </w:pPr>
-            <w:hyperlink w:history="1" r:id="rIdytipav0p6mamfff3ifbk8">
+            <w:hyperlink w:history="1" r:id="rIdralunfg42dxcymsr2f4jz">
               <w:r>
                 <w:rPr>
                   <w:rFonts w:ascii="Arial" w:cs="Arial" w:eastAsia="Arial" w:hAnsi="Arial"/>
@@ -35710,7 +35710,7 @@
             <w:pPr>
               <w:spacing w:after="20" w:before="0"/>
             </w:pPr>
-            <w:hyperlink w:history="1" r:id="rIdwhuwxeau2yhnt4wsad73d">
+            <w:hyperlink w:history="1" r:id="rIdh-c8go8ejg0-rdps-lt2k">
               <w:r>
                 <w:rPr>
                   <w:rFonts w:ascii="Arial" w:cs="Arial" w:eastAsia="Arial" w:hAnsi="Arial"/>
@@ -35743,7 +35743,7 @@
               <w:spacing w:after="10" w:before="0"/>
               <w:ind w:left="120"/>
             </w:pPr>
-            <w:hyperlink w:history="1" r:id="rIdgteeys_o8wqs6pv0l5o-q">
+            <w:hyperlink w:history="1" r:id="rIdra4axldi_gl4xiykbghbc">
               <w:r>
                 <w:rPr>
                   <w:rFonts w:ascii="Arial" w:cs="Arial" w:eastAsia="Arial" w:hAnsi="Arial"/>
@@ -35938,7 +35938,7 @@
             <w:pPr>
               <w:spacing w:after="20" w:before="0"/>
             </w:pPr>
-            <w:hyperlink w:history="1" r:id="rIdvt0fodckm63t8m3u2glor">
+            <w:hyperlink w:history="1" r:id="rIdeqr_8usq2s73alcm73yfb">
               <w:r>
                 <w:rPr>
                   <w:rFonts w:ascii="Arial" w:cs="Arial" w:eastAsia="Arial" w:hAnsi="Arial"/>
@@ -35971,7 +35971,7 @@
               <w:spacing w:after="10" w:before="0"/>
               <w:ind w:left="120"/>
             </w:pPr>
-            <w:hyperlink w:history="1" r:id="rId0zd9vgw09k0qsjgfwu2cf">
+            <w:hyperlink w:history="1" r:id="rIdewvip0qoemzy0tn0uhcf0">
               <w:r>
                 <w:rPr>
                   <w:rFonts w:ascii="Arial" w:cs="Arial" w:eastAsia="Arial" w:hAnsi="Arial"/>
@@ -36016,7 +36016,7 @@
             <w:pPr>
               <w:spacing w:after="20" w:before="0"/>
             </w:pPr>
-            <w:hyperlink w:history="1" r:id="rIdwohugq-ypb5e2c5jazr1s">
+            <w:hyperlink w:history="1" r:id="rIdx2qeqnuhcdn_zq5p0hq-y">
               <w:r>
                 <w:rPr>
                   <w:rFonts w:ascii="Arial" w:cs="Arial" w:eastAsia="Arial" w:hAnsi="Arial"/>
@@ -36049,7 +36049,7 @@
               <w:spacing w:after="10" w:before="0"/>
               <w:ind w:left="120"/>
             </w:pPr>
-            <w:hyperlink w:history="1" r:id="rIdzekepyf7cncfr3eiowmbk">
+            <w:hyperlink w:history="1" r:id="rIdrlknioxnqfpts3wgi7mt9">
               <w:r>
                 <w:rPr>
                   <w:rFonts w:ascii="Arial" w:cs="Arial" w:eastAsia="Arial" w:hAnsi="Arial"/>
@@ -36244,7 +36244,7 @@
             <w:pPr>
               <w:spacing w:after="20" w:before="0"/>
             </w:pPr>
-            <w:hyperlink w:history="1" r:id="rIdus9xkxibhsqnzghac6go7">
+            <w:hyperlink w:history="1" r:id="rIdjzmzh4acdb4ujkvko-jhf">
               <w:r>
                 <w:rPr>
                   <w:rFonts w:ascii="Arial" w:cs="Arial" w:eastAsia="Arial" w:hAnsi="Arial"/>
@@ -36277,7 +36277,7 @@
               <w:spacing w:after="10" w:before="0"/>
               <w:ind w:left="120"/>
             </w:pPr>
-            <w:hyperlink w:history="1" r:id="rIdqtptxigyeubeak2ncmsuf">
+            <w:hyperlink w:history="1" r:id="rIdzuscaye3mkzhzwnxwjmsn">
               <w:r>
                 <w:rPr>
                   <w:rFonts w:ascii="Arial" w:cs="Arial" w:eastAsia="Arial" w:hAnsi="Arial"/>
@@ -36322,7 +36322,7 @@
             <w:pPr>
               <w:spacing w:after="20" w:before="0"/>
             </w:pPr>
-            <w:hyperlink w:history="1" r:id="rIdwcoafnxd35pptzszcc7wz">
+            <w:hyperlink w:history="1" r:id="rIdr26zfsjsr7ff96yftdzj0">
               <w:r>
                 <w:rPr>
                   <w:rFonts w:ascii="Arial" w:cs="Arial" w:eastAsia="Arial" w:hAnsi="Arial"/>
@@ -36355,7 +36355,7 @@
               <w:spacing w:after="10" w:before="0"/>
               <w:ind w:left="120"/>
             </w:pPr>
-            <w:hyperlink w:history="1" r:id="rIdgyhmf2yzyt-i8map27lzg">
+            <w:hyperlink w:history="1" r:id="rId6z91lncqutysqxiqffjzb">
               <w:r>
                 <w:rPr>
                   <w:rFonts w:ascii="Arial" w:cs="Arial" w:eastAsia="Arial" w:hAnsi="Arial"/>

--- a/data/outputs/v2/Biology/SS2.3_Plant_Gaseous_Exchange_and_Respiration/Biology_Plant_Gaseous_Exchange_and_Respiration_CBE_LessonSequence.docx
+++ b/data/outputs/v2/Biology/SS2.3_Plant_Gaseous_Exchange_and_Respiration/Biology_Plant_Gaseous_Exchange_and_Respiration_CBE_LessonSequence.docx
@@ -3576,7 +3576,7 @@
             <w:pPr>
               <w:spacing w:after="20" w:before="0"/>
             </w:pPr>
-            <w:hyperlink w:history="1" r:id="rIdomnsmydxlldhsqmxwhkns">
+            <w:hyperlink w:history="1" r:id="rIdzzvzumvkmk3vqhrcb0sjr">
               <w:r>
                 <w:rPr>
                   <w:rFonts w:ascii="Arial" w:cs="Arial" w:eastAsia="Arial" w:hAnsi="Arial"/>
@@ -3609,7 +3609,7 @@
               <w:spacing w:after="10" w:before="0"/>
               <w:ind w:left="120"/>
             </w:pPr>
-            <w:hyperlink w:history="1" r:id="rIda9n8hucecqdhb8rcsypl9">
+            <w:hyperlink w:history="1" r:id="rIdxgugw0moqdh87wq_qwtpp">
               <w:r>
                 <w:rPr>
                   <w:rFonts w:ascii="Arial" w:cs="Arial" w:eastAsia="Arial" w:hAnsi="Arial"/>
@@ -3654,7 +3654,7 @@
             <w:pPr>
               <w:spacing w:after="20" w:before="0"/>
             </w:pPr>
-            <w:hyperlink w:history="1" r:id="rIdvzxpinjszm7dz-x8xwcqt">
+            <w:hyperlink w:history="1" r:id="rIdksghomrei6rsib7gj-iz8">
               <w:r>
                 <w:rPr>
                   <w:rFonts w:ascii="Arial" w:cs="Arial" w:eastAsia="Arial" w:hAnsi="Arial"/>
@@ -3687,7 +3687,7 @@
               <w:spacing w:after="10" w:before="0"/>
               <w:ind w:left="120"/>
             </w:pPr>
-            <w:hyperlink w:history="1" r:id="rIdypfex1walggkr5rlj5ato">
+            <w:hyperlink w:history="1" r:id="rIdsmifqixlssmyxsq8rmtvb">
               <w:r>
                 <w:rPr>
                   <w:rFonts w:ascii="Arial" w:cs="Arial" w:eastAsia="Arial" w:hAnsi="Arial"/>
@@ -3882,7 +3882,7 @@
             <w:pPr>
               <w:spacing w:after="20" w:before="0"/>
             </w:pPr>
-            <w:hyperlink w:history="1" r:id="rIdlgqrt9tskjsxisyjsfzti">
+            <w:hyperlink w:history="1" r:id="rId-0e0enzayq3v0daahbite">
               <w:r>
                 <w:rPr>
                   <w:rFonts w:ascii="Arial" w:cs="Arial" w:eastAsia="Arial" w:hAnsi="Arial"/>
@@ -3915,7 +3915,7 @@
               <w:spacing w:after="10" w:before="0"/>
               <w:ind w:left="120"/>
             </w:pPr>
-            <w:hyperlink w:history="1" r:id="rIdto2zu0yscx404mcenwwod">
+            <w:hyperlink w:history="1" r:id="rIdbl_xzivrdp7dr7egavr60">
               <w:r>
                 <w:rPr>
                   <w:rFonts w:ascii="Arial" w:cs="Arial" w:eastAsia="Arial" w:hAnsi="Arial"/>
@@ -3960,7 +3960,7 @@
             <w:pPr>
               <w:spacing w:after="20" w:before="0"/>
             </w:pPr>
-            <w:hyperlink w:history="1" r:id="rIdu4cirk7ehjzu81rv6tj3t">
+            <w:hyperlink w:history="1" r:id="rIduadyq4twg2yi-zos8lmcb">
               <w:r>
                 <w:rPr>
                   <w:rFonts w:ascii="Arial" w:cs="Arial" w:eastAsia="Arial" w:hAnsi="Arial"/>
@@ -3993,7 +3993,7 @@
               <w:spacing w:after="10" w:before="0"/>
               <w:ind w:left="120"/>
             </w:pPr>
-            <w:hyperlink w:history="1" r:id="rIdjn6-imea3ncuyn2qhhbel">
+            <w:hyperlink w:history="1" r:id="rIdxpfilmhutzjwt5i2y-cfh">
               <w:r>
                 <w:rPr>
                   <w:rFonts w:ascii="Arial" w:cs="Arial" w:eastAsia="Arial" w:hAnsi="Arial"/>
@@ -4188,7 +4188,7 @@
             <w:pPr>
               <w:spacing w:after="20" w:before="0"/>
             </w:pPr>
-            <w:hyperlink w:history="1" r:id="rIdohrz8n-91zh_urnwxa6jq">
+            <w:hyperlink w:history="1" r:id="rId7gz7rgkcsblg7p2kd6wpw">
               <w:r>
                 <w:rPr>
                   <w:rFonts w:ascii="Arial" w:cs="Arial" w:eastAsia="Arial" w:hAnsi="Arial"/>
@@ -4221,7 +4221,7 @@
               <w:spacing w:after="10" w:before="0"/>
               <w:ind w:left="120"/>
             </w:pPr>
-            <w:hyperlink w:history="1" r:id="rIdefmbh4dekbrczhmokmjrn">
+            <w:hyperlink w:history="1" r:id="rIdtywjkvpclbteenpo2xjs7">
               <w:r>
                 <w:rPr>
                   <w:rFonts w:ascii="Arial" w:cs="Arial" w:eastAsia="Arial" w:hAnsi="Arial"/>
@@ -4266,7 +4266,7 @@
             <w:pPr>
               <w:spacing w:after="20" w:before="0"/>
             </w:pPr>
-            <w:hyperlink w:history="1" r:id="rIdras03xkf_gpnmaneqb77r">
+            <w:hyperlink w:history="1" r:id="rIdw0uxgrlcppkb40ho2tydt">
               <w:r>
                 <w:rPr>
                   <w:rFonts w:ascii="Arial" w:cs="Arial" w:eastAsia="Arial" w:hAnsi="Arial"/>
@@ -4299,7 +4299,7 @@
               <w:spacing w:after="10" w:before="0"/>
               <w:ind w:left="120"/>
             </w:pPr>
-            <w:hyperlink w:history="1" r:id="rIdvylgbj6u7x7cgvay--4ro">
+            <w:hyperlink w:history="1" r:id="rIdlennymawa80o0cqi1yero">
               <w:r>
                 <w:rPr>
                   <w:rFonts w:ascii="Arial" w:cs="Arial" w:eastAsia="Arial" w:hAnsi="Arial"/>
@@ -4494,7 +4494,7 @@
             <w:pPr>
               <w:spacing w:after="20" w:before="0"/>
             </w:pPr>
-            <w:hyperlink w:history="1" r:id="rIdkdfu7vn8q0oud6d_tiyvt">
+            <w:hyperlink w:history="1" r:id="rIdjtw-krv0jyhqx6odhlqkr">
               <w:r>
                 <w:rPr>
                   <w:rFonts w:ascii="Arial" w:cs="Arial" w:eastAsia="Arial" w:hAnsi="Arial"/>
@@ -4527,7 +4527,7 @@
               <w:spacing w:after="10" w:before="0"/>
               <w:ind w:left="120"/>
             </w:pPr>
-            <w:hyperlink w:history="1" r:id="rIdhsfr6m5hv4kfrk_fwha1s">
+            <w:hyperlink w:history="1" r:id="rIdoceum-plndxpsipipnyfq">
               <w:r>
                 <w:rPr>
                   <w:rFonts w:ascii="Arial" w:cs="Arial" w:eastAsia="Arial" w:hAnsi="Arial"/>
@@ -4572,7 +4572,7 @@
             <w:pPr>
               <w:spacing w:after="20" w:before="0"/>
             </w:pPr>
-            <w:hyperlink w:history="1" r:id="rIdwdvfwdtp98hadglniv5ts">
+            <w:hyperlink w:history="1" r:id="rIdrxu3ctd45i4mpbi1wyzen">
               <w:r>
                 <w:rPr>
                   <w:rFonts w:ascii="Arial" w:cs="Arial" w:eastAsia="Arial" w:hAnsi="Arial"/>
@@ -4605,7 +4605,7 @@
               <w:spacing w:after="10" w:before="0"/>
               <w:ind w:left="120"/>
             </w:pPr>
-            <w:hyperlink w:history="1" r:id="rIde-wgxizgrg_y4kfgyqfvx">
+            <w:hyperlink w:history="1" r:id="rIdsqaoyytuwnltjg1hwaj9n">
               <w:r>
                 <w:rPr>
                   <w:rFonts w:ascii="Arial" w:cs="Arial" w:eastAsia="Arial" w:hAnsi="Arial"/>
@@ -4800,7 +4800,7 @@
             <w:pPr>
               <w:spacing w:after="20" w:before="0"/>
             </w:pPr>
-            <w:hyperlink w:history="1" r:id="rIdy8x--c1xeua69cnpqbtij">
+            <w:hyperlink w:history="1" r:id="rIdipuibi_zirba4bu4wqjjz">
               <w:r>
                 <w:rPr>
                   <w:rFonts w:ascii="Arial" w:cs="Arial" w:eastAsia="Arial" w:hAnsi="Arial"/>
@@ -4833,7 +4833,7 @@
               <w:spacing w:after="10" w:before="0"/>
               <w:ind w:left="120"/>
             </w:pPr>
-            <w:hyperlink w:history="1" r:id="rIdxsaqcdomqplorzwgnb2sa">
+            <w:hyperlink w:history="1" r:id="rIdyiybwbv-d0xxwko6apipf">
               <w:r>
                 <w:rPr>
                   <w:rFonts w:ascii="Arial" w:cs="Arial" w:eastAsia="Arial" w:hAnsi="Arial"/>
@@ -4878,7 +4878,7 @@
             <w:pPr>
               <w:spacing w:after="20" w:before="0"/>
             </w:pPr>
-            <w:hyperlink w:history="1" r:id="rId_28escgjxt4lu-cu_j7jf">
+            <w:hyperlink w:history="1" r:id="rIdedjtc0riv9jy7kllxsqwn">
               <w:r>
                 <w:rPr>
                   <w:rFonts w:ascii="Arial" w:cs="Arial" w:eastAsia="Arial" w:hAnsi="Arial"/>
@@ -4911,7 +4911,7 @@
               <w:spacing w:after="10" w:before="0"/>
               <w:ind w:left="120"/>
             </w:pPr>
-            <w:hyperlink w:history="1" r:id="rId0rmxuvkdpb1vsh8plxltt">
+            <w:hyperlink w:history="1" r:id="rIdiy1hqfgqwhap1qpuqmfrd">
               <w:r>
                 <w:rPr>
                   <w:rFonts w:ascii="Arial" w:cs="Arial" w:eastAsia="Arial" w:hAnsi="Arial"/>
@@ -6398,7 +6398,7 @@
             <w:pPr>
               <w:spacing w:after="20" w:before="0"/>
             </w:pPr>
-            <w:hyperlink w:history="1" r:id="rIdd75lsomq_svm8jgm7rmis">
+            <w:hyperlink w:history="1" r:id="rIdtzdhhvm2taakjbfznmwzt">
               <w:r>
                 <w:rPr>
                   <w:rFonts w:ascii="Arial" w:cs="Arial" w:eastAsia="Arial" w:hAnsi="Arial"/>
@@ -6431,7 +6431,7 @@
               <w:spacing w:after="10" w:before="0"/>
               <w:ind w:left="120"/>
             </w:pPr>
-            <w:hyperlink w:history="1" r:id="rIdfses8yufe3ukmidjhovjq">
+            <w:hyperlink w:history="1" r:id="rId96l3g1kjbncrusupg8wnm">
               <w:r>
                 <w:rPr>
                   <w:rFonts w:ascii="Arial" w:cs="Arial" w:eastAsia="Arial" w:hAnsi="Arial"/>
@@ -6476,7 +6476,7 @@
             <w:pPr>
               <w:spacing w:after="20" w:before="0"/>
             </w:pPr>
-            <w:hyperlink w:history="1" r:id="rIddqw28cfkwhs_lnysgwrj5">
+            <w:hyperlink w:history="1" r:id="rIdyob21scicmyfqyrfcdpwg">
               <w:r>
                 <w:rPr>
                   <w:rFonts w:ascii="Arial" w:cs="Arial" w:eastAsia="Arial" w:hAnsi="Arial"/>
@@ -6509,7 +6509,7 @@
               <w:spacing w:after="10" w:before="0"/>
               <w:ind w:left="120"/>
             </w:pPr>
-            <w:hyperlink w:history="1" r:id="rIdbgapffpmdgv0mvxc54f5v">
+            <w:hyperlink w:history="1" r:id="rIdjralgpjqkiy2gjwclepto">
               <w:r>
                 <w:rPr>
                   <w:rFonts w:ascii="Arial" w:cs="Arial" w:eastAsia="Arial" w:hAnsi="Arial"/>
@@ -6704,7 +6704,7 @@
             <w:pPr>
               <w:spacing w:after="20" w:before="0"/>
             </w:pPr>
-            <w:hyperlink w:history="1" r:id="rIdsnaz2hvuuczdgpppix-5e">
+            <w:hyperlink w:history="1" r:id="rId2k004lsb3q2rz3k-crsg2">
               <w:r>
                 <w:rPr>
                   <w:rFonts w:ascii="Arial" w:cs="Arial" w:eastAsia="Arial" w:hAnsi="Arial"/>
@@ -6737,7 +6737,7 @@
               <w:spacing w:after="10" w:before="0"/>
               <w:ind w:left="120"/>
             </w:pPr>
-            <w:hyperlink w:history="1" r:id="rIdu9cukvyfwss0swcpmqown">
+            <w:hyperlink w:history="1" r:id="rIdf-bkyrmb8or_vdozeckcp">
               <w:r>
                 <w:rPr>
                   <w:rFonts w:ascii="Arial" w:cs="Arial" w:eastAsia="Arial" w:hAnsi="Arial"/>
@@ -6782,7 +6782,7 @@
             <w:pPr>
               <w:spacing w:after="20" w:before="0"/>
             </w:pPr>
-            <w:hyperlink w:history="1" r:id="rId4o6vpftrqfznmva2xxz_x">
+            <w:hyperlink w:history="1" r:id="rIdto2hb55wttcuwftmgpxgs">
               <w:r>
                 <w:rPr>
                   <w:rFonts w:ascii="Arial" w:cs="Arial" w:eastAsia="Arial" w:hAnsi="Arial"/>
@@ -6815,7 +6815,7 @@
               <w:spacing w:after="10" w:before="0"/>
               <w:ind w:left="120"/>
             </w:pPr>
-            <w:hyperlink w:history="1" r:id="rIdp-ul3icdn2szyjoyrugbq">
+            <w:hyperlink w:history="1" r:id="rIda4jusbxdexrau6jkk_9jb">
               <w:r>
                 <w:rPr>
                   <w:rFonts w:ascii="Arial" w:cs="Arial" w:eastAsia="Arial" w:hAnsi="Arial"/>
@@ -7010,7 +7010,7 @@
             <w:pPr>
               <w:spacing w:after="20" w:before="0"/>
             </w:pPr>
-            <w:hyperlink w:history="1" r:id="rId18dymq16dvjsbtu3avax0">
+            <w:hyperlink w:history="1" r:id="rIdzpy_umpofjyaaw6vi-4db">
               <w:r>
                 <w:rPr>
                   <w:rFonts w:ascii="Arial" w:cs="Arial" w:eastAsia="Arial" w:hAnsi="Arial"/>
@@ -7043,7 +7043,7 @@
               <w:spacing w:after="10" w:before="0"/>
               <w:ind w:left="120"/>
             </w:pPr>
-            <w:hyperlink w:history="1" r:id="rIdivdruhzldxwa45kaafov4">
+            <w:hyperlink w:history="1" r:id="rIdfuniiwlsgm8qtsqbpe-7_">
               <w:r>
                 <w:rPr>
                   <w:rFonts w:ascii="Arial" w:cs="Arial" w:eastAsia="Arial" w:hAnsi="Arial"/>
@@ -7088,7 +7088,7 @@
             <w:pPr>
               <w:spacing w:after="20" w:before="0"/>
             </w:pPr>
-            <w:hyperlink w:history="1" r:id="rIdqr7edgkjnhqb065o3e3h9">
+            <w:hyperlink w:history="1" r:id="rIdkug7xeydgczsovr1ayddv">
               <w:r>
                 <w:rPr>
                   <w:rFonts w:ascii="Arial" w:cs="Arial" w:eastAsia="Arial" w:hAnsi="Arial"/>
@@ -7121,7 +7121,7 @@
               <w:spacing w:after="10" w:before="0"/>
               <w:ind w:left="120"/>
             </w:pPr>
-            <w:hyperlink w:history="1" r:id="rIdxvkuz0ss_jvov7xcakvhb">
+            <w:hyperlink w:history="1" r:id="rIdopjdg1uvk6y0jivtxmh0j">
               <w:r>
                 <w:rPr>
                   <w:rFonts w:ascii="Arial" w:cs="Arial" w:eastAsia="Arial" w:hAnsi="Arial"/>
@@ -7316,7 +7316,7 @@
             <w:pPr>
               <w:spacing w:after="20" w:before="0"/>
             </w:pPr>
-            <w:hyperlink w:history="1" r:id="rIdmm0kuac6emjvtydjw_pmd">
+            <w:hyperlink w:history="1" r:id="rIdiam-17rwbpguioqyepgnt">
               <w:r>
                 <w:rPr>
                   <w:rFonts w:ascii="Arial" w:cs="Arial" w:eastAsia="Arial" w:hAnsi="Arial"/>
@@ -7349,7 +7349,7 @@
               <w:spacing w:after="10" w:before="0"/>
               <w:ind w:left="120"/>
             </w:pPr>
-            <w:hyperlink w:history="1" r:id="rIdmfjc7y41k5s0b29qssn9z">
+            <w:hyperlink w:history="1" r:id="rId4q2uze7sns8w0cxoei7-t">
               <w:r>
                 <w:rPr>
                   <w:rFonts w:ascii="Arial" w:cs="Arial" w:eastAsia="Arial" w:hAnsi="Arial"/>
@@ -7394,7 +7394,7 @@
             <w:pPr>
               <w:spacing w:after="20" w:before="0"/>
             </w:pPr>
-            <w:hyperlink w:history="1" r:id="rIdl7mmtai3t0yg1jghhhnhb">
+            <w:hyperlink w:history="1" r:id="rIdzyj9v31xiicwtacfbep4x">
               <w:r>
                 <w:rPr>
                   <w:rFonts w:ascii="Arial" w:cs="Arial" w:eastAsia="Arial" w:hAnsi="Arial"/>
@@ -7427,7 +7427,7 @@
               <w:spacing w:after="10" w:before="0"/>
               <w:ind w:left="120"/>
             </w:pPr>
-            <w:hyperlink w:history="1" r:id="rIdgqkdcta9tprlkksxcxote">
+            <w:hyperlink w:history="1" r:id="rIdx3-yy7h6_8istzmprp6i6">
               <w:r>
                 <w:rPr>
                   <w:rFonts w:ascii="Arial" w:cs="Arial" w:eastAsia="Arial" w:hAnsi="Arial"/>
@@ -7622,7 +7622,7 @@
             <w:pPr>
               <w:spacing w:after="20" w:before="0"/>
             </w:pPr>
-            <w:hyperlink w:history="1" r:id="rId-slb1recpt2jxcgspbose">
+            <w:hyperlink w:history="1" r:id="rIdw0qvrrdv_eyrregs01uhb">
               <w:r>
                 <w:rPr>
                   <w:rFonts w:ascii="Arial" w:cs="Arial" w:eastAsia="Arial" w:hAnsi="Arial"/>
@@ -7655,7 +7655,7 @@
               <w:spacing w:after="10" w:before="0"/>
               <w:ind w:left="120"/>
             </w:pPr>
-            <w:hyperlink w:history="1" r:id="rId17f0lg5efqkdxafl9ecc-">
+            <w:hyperlink w:history="1" r:id="rIddexns8j2wm6hm1hk6symx">
               <w:r>
                 <w:rPr>
                   <w:rFonts w:ascii="Arial" w:cs="Arial" w:eastAsia="Arial" w:hAnsi="Arial"/>
@@ -7700,7 +7700,7 @@
             <w:pPr>
               <w:spacing w:after="20" w:before="0"/>
             </w:pPr>
-            <w:hyperlink w:history="1" r:id="rId--bhsnep2vrkjdgra2ipj">
+            <w:hyperlink w:history="1" r:id="rIdelvcmy5ffpmitc797ewjt">
               <w:r>
                 <w:rPr>
                   <w:rFonts w:ascii="Arial" w:cs="Arial" w:eastAsia="Arial" w:hAnsi="Arial"/>
@@ -7733,7 +7733,7 @@
               <w:spacing w:after="10" w:before="0"/>
               <w:ind w:left="120"/>
             </w:pPr>
-            <w:hyperlink w:history="1" r:id="rIduuqt5mc5a_nbv-df7iphm">
+            <w:hyperlink w:history="1" r:id="rIdgmpwqowacgi5hjltwo9wh">
               <w:r>
                 <w:rPr>
                   <w:rFonts w:ascii="Arial" w:cs="Arial" w:eastAsia="Arial" w:hAnsi="Arial"/>
@@ -9220,7 +9220,7 @@
             <w:pPr>
               <w:spacing w:after="20" w:before="0"/>
             </w:pPr>
-            <w:hyperlink w:history="1" r:id="rId_o9mmzw8k0pfubeq3ex-r">
+            <w:hyperlink w:history="1" r:id="rIdlyidjb0fj30t86usvicso">
               <w:r>
                 <w:rPr>
                   <w:rFonts w:ascii="Arial" w:cs="Arial" w:eastAsia="Arial" w:hAnsi="Arial"/>
@@ -9253,7 +9253,7 @@
               <w:spacing w:after="10" w:before="0"/>
               <w:ind w:left="120"/>
             </w:pPr>
-            <w:hyperlink w:history="1" r:id="rIdp6lpmx7om8q10ff5xcvxb">
+            <w:hyperlink w:history="1" r:id="rIduoc12m3i09ovk3m1s5tj6">
               <w:r>
                 <w:rPr>
                   <w:rFonts w:ascii="Arial" w:cs="Arial" w:eastAsia="Arial" w:hAnsi="Arial"/>
@@ -9298,7 +9298,7 @@
             <w:pPr>
               <w:spacing w:after="20" w:before="0"/>
             </w:pPr>
-            <w:hyperlink w:history="1" r:id="rIdnjvzctnzqfrxijiww3xgp">
+            <w:hyperlink w:history="1" r:id="rIdxmeioxrmsaiwl30cmubrd">
               <w:r>
                 <w:rPr>
                   <w:rFonts w:ascii="Arial" w:cs="Arial" w:eastAsia="Arial" w:hAnsi="Arial"/>
@@ -9331,7 +9331,7 @@
               <w:spacing w:after="10" w:before="0"/>
               <w:ind w:left="120"/>
             </w:pPr>
-            <w:hyperlink w:history="1" r:id="rIdwfsxkuy0avabr8hecypfb">
+            <w:hyperlink w:history="1" r:id="rId5ivhr7ggcwzbmncmbgsov">
               <w:r>
                 <w:rPr>
                   <w:rFonts w:ascii="Arial" w:cs="Arial" w:eastAsia="Arial" w:hAnsi="Arial"/>
@@ -9526,7 +9526,7 @@
             <w:pPr>
               <w:spacing w:after="20" w:before="0"/>
             </w:pPr>
-            <w:hyperlink w:history="1" r:id="rIdl-vrowlj2upytdjh1mtvt">
+            <w:hyperlink w:history="1" r:id="rIda_evmzlkm1ferltrp8ik8">
               <w:r>
                 <w:rPr>
                   <w:rFonts w:ascii="Arial" w:cs="Arial" w:eastAsia="Arial" w:hAnsi="Arial"/>
@@ -9559,7 +9559,7 @@
               <w:spacing w:after="10" w:before="0"/>
               <w:ind w:left="120"/>
             </w:pPr>
-            <w:hyperlink w:history="1" r:id="rId8kiistulxv_-gxbxuts1o">
+            <w:hyperlink w:history="1" r:id="rIdfw-hahufllkddelfkm8hn">
               <w:r>
                 <w:rPr>
                   <w:rFonts w:ascii="Arial" w:cs="Arial" w:eastAsia="Arial" w:hAnsi="Arial"/>
@@ -9604,7 +9604,7 @@
             <w:pPr>
               <w:spacing w:after="20" w:before="0"/>
             </w:pPr>
-            <w:hyperlink w:history="1" r:id="rIdmnrmdjs4rhb6zjnfml65j">
+            <w:hyperlink w:history="1" r:id="rId93ldzadx16yvy04zawdkx">
               <w:r>
                 <w:rPr>
                   <w:rFonts w:ascii="Arial" w:cs="Arial" w:eastAsia="Arial" w:hAnsi="Arial"/>
@@ -9637,7 +9637,7 @@
               <w:spacing w:after="10" w:before="0"/>
               <w:ind w:left="120"/>
             </w:pPr>
-            <w:hyperlink w:history="1" r:id="rIdnsqqidnph_xqepjroxb0j">
+            <w:hyperlink w:history="1" r:id="rIdjo-u8ypoin1qxqzwtxjvg">
               <w:r>
                 <w:rPr>
                   <w:rFonts w:ascii="Arial" w:cs="Arial" w:eastAsia="Arial" w:hAnsi="Arial"/>
@@ -9832,7 +9832,7 @@
             <w:pPr>
               <w:spacing w:after="20" w:before="0"/>
             </w:pPr>
-            <w:hyperlink w:history="1" r:id="rId2zx90vl31pri3zj0sv86j">
+            <w:hyperlink w:history="1" r:id="rIdjyf20ywzoxeuykh4pdzwf">
               <w:r>
                 <w:rPr>
                   <w:rFonts w:ascii="Arial" w:cs="Arial" w:eastAsia="Arial" w:hAnsi="Arial"/>
@@ -9865,7 +9865,7 @@
               <w:spacing w:after="10" w:before="0"/>
               <w:ind w:left="120"/>
             </w:pPr>
-            <w:hyperlink w:history="1" r:id="rIdpfipy5c92pr0jvdzuda1j">
+            <w:hyperlink w:history="1" r:id="rIdwugxycxf5n3wfhq13vvoi">
               <w:r>
                 <w:rPr>
                   <w:rFonts w:ascii="Arial" w:cs="Arial" w:eastAsia="Arial" w:hAnsi="Arial"/>
@@ -9910,7 +9910,7 @@
             <w:pPr>
               <w:spacing w:after="20" w:before="0"/>
             </w:pPr>
-            <w:hyperlink w:history="1" r:id="rId0aargkzqpfwadey00pmg0">
+            <w:hyperlink w:history="1" r:id="rIdxwqg_ro7mwn3spue3fjoy">
               <w:r>
                 <w:rPr>
                   <w:rFonts w:ascii="Arial" w:cs="Arial" w:eastAsia="Arial" w:hAnsi="Arial"/>
@@ -9943,7 +9943,7 @@
               <w:spacing w:after="10" w:before="0"/>
               <w:ind w:left="120"/>
             </w:pPr>
-            <w:hyperlink w:history="1" r:id="rIdqcnbjvkrh_tiikh6bxted">
+            <w:hyperlink w:history="1" r:id="rIdphbab696zaqzxivgmgnoe">
               <w:r>
                 <w:rPr>
                   <w:rFonts w:ascii="Arial" w:cs="Arial" w:eastAsia="Arial" w:hAnsi="Arial"/>
@@ -10138,7 +10138,7 @@
             <w:pPr>
               <w:spacing w:after="20" w:before="0"/>
             </w:pPr>
-            <w:hyperlink w:history="1" r:id="rIdh-dq-pxwkeeupuq4uxibo">
+            <w:hyperlink w:history="1" r:id="rIdscwdowlzbshdldkbimjd_">
               <w:r>
                 <w:rPr>
                   <w:rFonts w:ascii="Arial" w:cs="Arial" w:eastAsia="Arial" w:hAnsi="Arial"/>
@@ -10171,7 +10171,7 @@
               <w:spacing w:after="10" w:before="0"/>
               <w:ind w:left="120"/>
             </w:pPr>
-            <w:hyperlink w:history="1" r:id="rIdpgh-2htsrz-pdsdkyeghe">
+            <w:hyperlink w:history="1" r:id="rIdegkuaxl__lbohojlryk3v">
               <w:r>
                 <w:rPr>
                   <w:rFonts w:ascii="Arial" w:cs="Arial" w:eastAsia="Arial" w:hAnsi="Arial"/>
@@ -10216,7 +10216,7 @@
             <w:pPr>
               <w:spacing w:after="20" w:before="0"/>
             </w:pPr>
-            <w:hyperlink w:history="1" r:id="rIdavo0fvv7z9mzkcbximlhi">
+            <w:hyperlink w:history="1" r:id="rIdoj_gtf6gibgbtv8qsucme">
               <w:r>
                 <w:rPr>
                   <w:rFonts w:ascii="Arial" w:cs="Arial" w:eastAsia="Arial" w:hAnsi="Arial"/>
@@ -10249,7 +10249,7 @@
               <w:spacing w:after="10" w:before="0"/>
               <w:ind w:left="120"/>
             </w:pPr>
-            <w:hyperlink w:history="1" r:id="rIdjqjpqvfc_za1m0voegmjv">
+            <w:hyperlink w:history="1" r:id="rIdtadsceu2i-ko9kpj4dudk">
               <w:r>
                 <w:rPr>
                   <w:rFonts w:ascii="Arial" w:cs="Arial" w:eastAsia="Arial" w:hAnsi="Arial"/>
@@ -10444,7 +10444,7 @@
             <w:pPr>
               <w:spacing w:after="20" w:before="0"/>
             </w:pPr>
-            <w:hyperlink w:history="1" r:id="rIdhrku_o0kxctvslgqiamsv">
+            <w:hyperlink w:history="1" r:id="rIdzcbb1uzq69cxhv_hzognv">
               <w:r>
                 <w:rPr>
                   <w:rFonts w:ascii="Arial" w:cs="Arial" w:eastAsia="Arial" w:hAnsi="Arial"/>
@@ -10477,7 +10477,7 @@
               <w:spacing w:after="10" w:before="0"/>
               <w:ind w:left="120"/>
             </w:pPr>
-            <w:hyperlink w:history="1" r:id="rIdxqjouxuptlutk1wcbfsnr">
+            <w:hyperlink w:history="1" r:id="rIdnum8q9ncbqbkflfxq_ozm">
               <w:r>
                 <w:rPr>
                   <w:rFonts w:ascii="Arial" w:cs="Arial" w:eastAsia="Arial" w:hAnsi="Arial"/>
@@ -10522,7 +10522,7 @@
             <w:pPr>
               <w:spacing w:after="20" w:before="0"/>
             </w:pPr>
-            <w:hyperlink w:history="1" r:id="rIdhoftacvd2eur1xbudmaoe">
+            <w:hyperlink w:history="1" r:id="rIdutv_-yxektoeyrkgrmghb">
               <w:r>
                 <w:rPr>
                   <w:rFonts w:ascii="Arial" w:cs="Arial" w:eastAsia="Arial" w:hAnsi="Arial"/>
@@ -10555,7 +10555,7 @@
               <w:spacing w:after="10" w:before="0"/>
               <w:ind w:left="120"/>
             </w:pPr>
-            <w:hyperlink w:history="1" r:id="rIdnixsjghxdyo4qlmec9p2o">
+            <w:hyperlink w:history="1" r:id="rId0l4p4idj3dnd6d0igxlwk">
               <w:r>
                 <w:rPr>
                   <w:rFonts w:ascii="Arial" w:cs="Arial" w:eastAsia="Arial" w:hAnsi="Arial"/>
@@ -12042,7 +12042,7 @@
             <w:pPr>
               <w:spacing w:after="20" w:before="0"/>
             </w:pPr>
-            <w:hyperlink w:history="1" r:id="rIdg-hc0mzau8bmoppgyptla">
+            <w:hyperlink w:history="1" r:id="rIdm_nx8ywb9qf3pssbywb6w">
               <w:r>
                 <w:rPr>
                   <w:rFonts w:ascii="Arial" w:cs="Arial" w:eastAsia="Arial" w:hAnsi="Arial"/>
@@ -12075,7 +12075,7 @@
               <w:spacing w:after="10" w:before="0"/>
               <w:ind w:left="120"/>
             </w:pPr>
-            <w:hyperlink w:history="1" r:id="rIdrtaiasukxyi5zmptnbr8n">
+            <w:hyperlink w:history="1" r:id="rIdknw5k74evn_kdvdknn21s">
               <w:r>
                 <w:rPr>
                   <w:rFonts w:ascii="Arial" w:cs="Arial" w:eastAsia="Arial" w:hAnsi="Arial"/>
@@ -12120,7 +12120,7 @@
             <w:pPr>
               <w:spacing w:after="20" w:before="0"/>
             </w:pPr>
-            <w:hyperlink w:history="1" r:id="rIdr0lql4szkdvplxtoel8py">
+            <w:hyperlink w:history="1" r:id="rIduizhzxmt8obqe9q1afjla">
               <w:r>
                 <w:rPr>
                   <w:rFonts w:ascii="Arial" w:cs="Arial" w:eastAsia="Arial" w:hAnsi="Arial"/>
@@ -12153,7 +12153,7 @@
               <w:spacing w:after="10" w:before="0"/>
               <w:ind w:left="120"/>
             </w:pPr>
-            <w:hyperlink w:history="1" r:id="rIddcbt7kc8nn6mgjw257vbx">
+            <w:hyperlink w:history="1" r:id="rIdhhlkxrt8rwc19nfkquhtz">
               <w:r>
                 <w:rPr>
                   <w:rFonts w:ascii="Arial" w:cs="Arial" w:eastAsia="Arial" w:hAnsi="Arial"/>
@@ -12348,7 +12348,7 @@
             <w:pPr>
               <w:spacing w:after="20" w:before="0"/>
             </w:pPr>
-            <w:hyperlink w:history="1" r:id="rIdhl9lflldxs6_lz7idrt7i">
+            <w:hyperlink w:history="1" r:id="rId9lpl2oxf6ybv7bwcgwwrv">
               <w:r>
                 <w:rPr>
                   <w:rFonts w:ascii="Arial" w:cs="Arial" w:eastAsia="Arial" w:hAnsi="Arial"/>
@@ -12381,7 +12381,7 @@
               <w:spacing w:after="10" w:before="0"/>
               <w:ind w:left="120"/>
             </w:pPr>
-            <w:hyperlink w:history="1" r:id="rIdzenkxfdbk9gofezoj1ses">
+            <w:hyperlink w:history="1" r:id="rIdvgt8j8vzetwik29-bqvs6">
               <w:r>
                 <w:rPr>
                   <w:rFonts w:ascii="Arial" w:cs="Arial" w:eastAsia="Arial" w:hAnsi="Arial"/>
@@ -12426,7 +12426,7 @@
             <w:pPr>
               <w:spacing w:after="20" w:before="0"/>
             </w:pPr>
-            <w:hyperlink w:history="1" r:id="rIdsqpilfjbe6zl5mbqk_gsi">
+            <w:hyperlink w:history="1" r:id="rId6d2ont4cnwzw4jnmjybvv">
               <w:r>
                 <w:rPr>
                   <w:rFonts w:ascii="Arial" w:cs="Arial" w:eastAsia="Arial" w:hAnsi="Arial"/>
@@ -12459,7 +12459,7 @@
               <w:spacing w:after="10" w:before="0"/>
               <w:ind w:left="120"/>
             </w:pPr>
-            <w:hyperlink w:history="1" r:id="rIdg98djpo8cbsf7df3zknkh">
+            <w:hyperlink w:history="1" r:id="rIdm3atzluyg8negzi_wrrjd">
               <w:r>
                 <w:rPr>
                   <w:rFonts w:ascii="Arial" w:cs="Arial" w:eastAsia="Arial" w:hAnsi="Arial"/>
@@ -12789,7 +12789,7 @@
             <w:pPr>
               <w:spacing w:after="20" w:before="0"/>
             </w:pPr>
-            <w:hyperlink w:history="1" r:id="rId2gbgpk7o_pd1bndakkzen">
+            <w:hyperlink w:history="1" r:id="rIdxfpku4peu3zfj7pvzy9nz">
               <w:r>
                 <w:rPr>
                   <w:rFonts w:ascii="Arial" w:cs="Arial" w:eastAsia="Arial" w:hAnsi="Arial"/>
@@ -12822,7 +12822,7 @@
               <w:spacing w:after="10" w:before="0"/>
               <w:ind w:left="120"/>
             </w:pPr>
-            <w:hyperlink w:history="1" r:id="rIdhalexe6cvg9pvrfczipg3">
+            <w:hyperlink w:history="1" r:id="rIdwhrax1sf6jzdtlf1ecisj">
               <w:r>
                 <w:rPr>
                   <w:rFonts w:ascii="Arial" w:cs="Arial" w:eastAsia="Arial" w:hAnsi="Arial"/>
@@ -12867,7 +12867,7 @@
             <w:pPr>
               <w:spacing w:after="20" w:before="0"/>
             </w:pPr>
-            <w:hyperlink w:history="1" r:id="rId8jrmsgoisojqdjd_z2cgi">
+            <w:hyperlink w:history="1" r:id="rIdgwvf4j53niotpubcjmlzm">
               <w:r>
                 <w:rPr>
                   <w:rFonts w:ascii="Arial" w:cs="Arial" w:eastAsia="Arial" w:hAnsi="Arial"/>
@@ -12900,7 +12900,7 @@
               <w:spacing w:after="10" w:before="0"/>
               <w:ind w:left="120"/>
             </w:pPr>
-            <w:hyperlink w:history="1" r:id="rIdqgr1tkulrkjklcirvnfip">
+            <w:hyperlink w:history="1" r:id="rIdrv5acvhgoykwsskclu8c6">
               <w:r>
                 <w:rPr>
                   <w:rFonts w:ascii="Arial" w:cs="Arial" w:eastAsia="Arial" w:hAnsi="Arial"/>
@@ -13247,7 +13247,7 @@
             <w:pPr>
               <w:spacing w:after="20" w:before="0"/>
             </w:pPr>
-            <w:hyperlink w:history="1" r:id="rIdayebnfvgt0zvgdmvwxcwt">
+            <w:hyperlink w:history="1" r:id="rIdilbgldsl9luwa1fhqp3kb">
               <w:r>
                 <w:rPr>
                   <w:rFonts w:ascii="Arial" w:cs="Arial" w:eastAsia="Arial" w:hAnsi="Arial"/>
@@ -13280,7 +13280,7 @@
               <w:spacing w:after="10" w:before="0"/>
               <w:ind w:left="120"/>
             </w:pPr>
-            <w:hyperlink w:history="1" r:id="rIdkssnzjmpz1sbfkuswazhv">
+            <w:hyperlink w:history="1" r:id="rIdiebburdu2--vt4lgh_wht">
               <w:r>
                 <w:rPr>
                   <w:rFonts w:ascii="Arial" w:cs="Arial" w:eastAsia="Arial" w:hAnsi="Arial"/>
@@ -13325,7 +13325,7 @@
             <w:pPr>
               <w:spacing w:after="20" w:before="0"/>
             </w:pPr>
-            <w:hyperlink w:history="1" r:id="rIdp8qlj6pwqfbjkw2kkchzj">
+            <w:hyperlink w:history="1" r:id="rIdcpeqqs0htsuz0bo-xfp-p">
               <w:r>
                 <w:rPr>
                   <w:rFonts w:ascii="Arial" w:cs="Arial" w:eastAsia="Arial" w:hAnsi="Arial"/>
@@ -13358,7 +13358,7 @@
               <w:spacing w:after="10" w:before="0"/>
               <w:ind w:left="120"/>
             </w:pPr>
-            <w:hyperlink w:history="1" r:id="rIdtg3fqzdan3zezgdcjss3n">
+            <w:hyperlink w:history="1" r:id="rIdhpwezhc9p8eacr6vzrbb4">
               <w:r>
                 <w:rPr>
                   <w:rFonts w:ascii="Arial" w:cs="Arial" w:eastAsia="Arial" w:hAnsi="Arial"/>
@@ -13553,7 +13553,7 @@
             <w:pPr>
               <w:spacing w:after="20" w:before="0"/>
             </w:pPr>
-            <w:hyperlink w:history="1" r:id="rIdw1lafpfesdtk94jhetc0w">
+            <w:hyperlink w:history="1" r:id="rIdelbrtsvb9mn5nn2zdgxs_">
               <w:r>
                 <w:rPr>
                   <w:rFonts w:ascii="Arial" w:cs="Arial" w:eastAsia="Arial" w:hAnsi="Arial"/>
@@ -13586,7 +13586,7 @@
               <w:spacing w:after="10" w:before="0"/>
               <w:ind w:left="120"/>
             </w:pPr>
-            <w:hyperlink w:history="1" r:id="rIdvachchnpt9udiphhzprqt">
+            <w:hyperlink w:history="1" r:id="rIdsauwai6xczgzwggtf51an">
               <w:r>
                 <w:rPr>
                   <w:rFonts w:ascii="Arial" w:cs="Arial" w:eastAsia="Arial" w:hAnsi="Arial"/>
@@ -13631,7 +13631,7 @@
             <w:pPr>
               <w:spacing w:after="20" w:before="0"/>
             </w:pPr>
-            <w:hyperlink w:history="1" r:id="rIdgdintgqbfjjsif2bnagcu">
+            <w:hyperlink w:history="1" r:id="rIdixnwear4lnbqyedmxrrof">
               <w:r>
                 <w:rPr>
                   <w:rFonts w:ascii="Arial" w:cs="Arial" w:eastAsia="Arial" w:hAnsi="Arial"/>
@@ -13664,7 +13664,7 @@
               <w:spacing w:after="10" w:before="0"/>
               <w:ind w:left="120"/>
             </w:pPr>
-            <w:hyperlink w:history="1" r:id="rIdqc3vll2t8msuuo3xsyosy">
+            <w:hyperlink w:history="1" r:id="rIddkhvn3vqouglt-cqqykxg">
               <w:r>
                 <w:rPr>
                   <w:rFonts w:ascii="Arial" w:cs="Arial" w:eastAsia="Arial" w:hAnsi="Arial"/>
@@ -15152,7 +15152,7 @@
             <w:pPr>
               <w:spacing w:after="20" w:before="0"/>
             </w:pPr>
-            <w:hyperlink w:history="1" r:id="rIdj76v7hiz2glh6pctcrokc">
+            <w:hyperlink w:history="1" r:id="rId7uq8zhxx5lxv8-nqegsfg">
               <w:r>
                 <w:rPr>
                   <w:rFonts w:ascii="Arial" w:cs="Arial" w:eastAsia="Arial" w:hAnsi="Arial"/>
@@ -15185,7 +15185,7 @@
               <w:spacing w:after="10" w:before="0"/>
               <w:ind w:left="120"/>
             </w:pPr>
-            <w:hyperlink w:history="1" r:id="rIdevosf7ek3bdth62tabqlg">
+            <w:hyperlink w:history="1" r:id="rIdytzuob__kd3mvodkr6qla">
               <w:r>
                 <w:rPr>
                   <w:rFonts w:ascii="Arial" w:cs="Arial" w:eastAsia="Arial" w:hAnsi="Arial"/>
@@ -15230,7 +15230,7 @@
             <w:pPr>
               <w:spacing w:after="20" w:before="0"/>
             </w:pPr>
-            <w:hyperlink w:history="1" r:id="rIdzblfbiryaok-jjkiv3jpy">
+            <w:hyperlink w:history="1" r:id="rId00rqiggp7etvl8mwgimyr">
               <w:r>
                 <w:rPr>
                   <w:rFonts w:ascii="Arial" w:cs="Arial" w:eastAsia="Arial" w:hAnsi="Arial"/>
@@ -15263,7 +15263,7 @@
               <w:spacing w:after="10" w:before="0"/>
               <w:ind w:left="120"/>
             </w:pPr>
-            <w:hyperlink w:history="1" r:id="rId4nen10uupkd4pzmzgiajb">
+            <w:hyperlink w:history="1" r:id="rIdqzwos4xbhnfmvdw8yt5_s">
               <w:r>
                 <w:rPr>
                   <w:rFonts w:ascii="Arial" w:cs="Arial" w:eastAsia="Arial" w:hAnsi="Arial"/>
@@ -15458,7 +15458,7 @@
             <w:pPr>
               <w:spacing w:after="20" w:before="0"/>
             </w:pPr>
-            <w:hyperlink w:history="1" r:id="rIdnhbkh20pczzsvia7rhku4">
+            <w:hyperlink w:history="1" r:id="rIdhqwzkga0-4hrrc_bkt4ji">
               <w:r>
                 <w:rPr>
                   <w:rFonts w:ascii="Arial" w:cs="Arial" w:eastAsia="Arial" w:hAnsi="Arial"/>
@@ -15491,7 +15491,7 @@
               <w:spacing w:after="10" w:before="0"/>
               <w:ind w:left="120"/>
             </w:pPr>
-            <w:hyperlink w:history="1" r:id="rIdo2djtf7pxtqxddy-szxmc">
+            <w:hyperlink w:history="1" r:id="rId4lbvonmqbt2xqy1pv4zjw">
               <w:r>
                 <w:rPr>
                   <w:rFonts w:ascii="Arial" w:cs="Arial" w:eastAsia="Arial" w:hAnsi="Arial"/>
@@ -15536,7 +15536,7 @@
             <w:pPr>
               <w:spacing w:after="20" w:before="0"/>
             </w:pPr>
-            <w:hyperlink w:history="1" r:id="rIdm0q4rhgdsp3g7lvgiimcb">
+            <w:hyperlink w:history="1" r:id="rIdtxrzcorpma5hkmjjfmizl">
               <w:r>
                 <w:rPr>
                   <w:rFonts w:ascii="Arial" w:cs="Arial" w:eastAsia="Arial" w:hAnsi="Arial"/>
@@ -15569,7 +15569,7 @@
               <w:spacing w:after="10" w:before="0"/>
               <w:ind w:left="120"/>
             </w:pPr>
-            <w:hyperlink w:history="1" r:id="rIdczfitmkvyx-hb5vv9mnv7">
+            <w:hyperlink w:history="1" r:id="rIdyx2pfazvzzmchaj1c8oek">
               <w:r>
                 <w:rPr>
                   <w:rFonts w:ascii="Arial" w:cs="Arial" w:eastAsia="Arial" w:hAnsi="Arial"/>
@@ -15764,7 +15764,7 @@
             <w:pPr>
               <w:spacing w:after="20" w:before="0"/>
             </w:pPr>
-            <w:hyperlink w:history="1" r:id="rIdfjdrlzhpctvucka6xqm8k">
+            <w:hyperlink w:history="1" r:id="rIdm8a73og7vdjizs1gg4yrw">
               <w:r>
                 <w:rPr>
                   <w:rFonts w:ascii="Arial" w:cs="Arial" w:eastAsia="Arial" w:hAnsi="Arial"/>
@@ -15797,7 +15797,7 @@
               <w:spacing w:after="10" w:before="0"/>
               <w:ind w:left="120"/>
             </w:pPr>
-            <w:hyperlink w:history="1" r:id="rIdulufgjnjonqfymhumupwr">
+            <w:hyperlink w:history="1" r:id="rIdijh6vkcwowumn7otowye6">
               <w:r>
                 <w:rPr>
                   <w:rFonts w:ascii="Arial" w:cs="Arial" w:eastAsia="Arial" w:hAnsi="Arial"/>
@@ -15842,7 +15842,7 @@
             <w:pPr>
               <w:spacing w:after="20" w:before="0"/>
             </w:pPr>
-            <w:hyperlink w:history="1" r:id="rIdvl0-u-bcdaagx-2wdttmg">
+            <w:hyperlink w:history="1" r:id="rIdhzpwnciqgahaqnysu56ry">
               <w:r>
                 <w:rPr>
                   <w:rFonts w:ascii="Arial" w:cs="Arial" w:eastAsia="Arial" w:hAnsi="Arial"/>
@@ -15875,7 +15875,7 @@
               <w:spacing w:after="10" w:before="0"/>
               <w:ind w:left="120"/>
             </w:pPr>
-            <w:hyperlink w:history="1" r:id="rIdoiu5odm9ogupddkcfjctm">
+            <w:hyperlink w:history="1" r:id="rIdf1duru_rutyhvtp6bknfs">
               <w:r>
                 <w:rPr>
                   <w:rFonts w:ascii="Arial" w:cs="Arial" w:eastAsia="Arial" w:hAnsi="Arial"/>
@@ -16070,7 +16070,7 @@
             <w:pPr>
               <w:spacing w:after="20" w:before="0"/>
             </w:pPr>
-            <w:hyperlink w:history="1" r:id="rId0abfx663etn4rehl11iah">
+            <w:hyperlink w:history="1" r:id="rIdvvtlap1xjgxpyaqqchbdb">
               <w:r>
                 <w:rPr>
                   <w:rFonts w:ascii="Arial" w:cs="Arial" w:eastAsia="Arial" w:hAnsi="Arial"/>
@@ -16103,7 +16103,7 @@
               <w:spacing w:after="10" w:before="0"/>
               <w:ind w:left="120"/>
             </w:pPr>
-            <w:hyperlink w:history="1" r:id="rIdiqqmpgcx94zgmcoiktq7k">
+            <w:hyperlink w:history="1" r:id="rIdh1jc-1fdsdcqjdyj83udp">
               <w:r>
                 <w:rPr>
                   <w:rFonts w:ascii="Arial" w:cs="Arial" w:eastAsia="Arial" w:hAnsi="Arial"/>
@@ -16148,7 +16148,7 @@
             <w:pPr>
               <w:spacing w:after="20" w:before="0"/>
             </w:pPr>
-            <w:hyperlink w:history="1" r:id="rId-96tnjqryaiglg01tvmxv">
+            <w:hyperlink w:history="1" r:id="rIdpo6aolzkltuzdoqbvtjl7">
               <w:r>
                 <w:rPr>
                   <w:rFonts w:ascii="Arial" w:cs="Arial" w:eastAsia="Arial" w:hAnsi="Arial"/>
@@ -16181,7 +16181,7 @@
               <w:spacing w:after="10" w:before="0"/>
               <w:ind w:left="120"/>
             </w:pPr>
-            <w:hyperlink w:history="1" r:id="rIdm_hbqrppcqcteydris57c">
+            <w:hyperlink w:history="1" r:id="rIdnensfuvcqfuaxccarvxc0">
               <w:r>
                 <w:rPr>
                   <w:rFonts w:ascii="Arial" w:cs="Arial" w:eastAsia="Arial" w:hAnsi="Arial"/>
@@ -16376,7 +16376,7 @@
             <w:pPr>
               <w:spacing w:after="20" w:before="0"/>
             </w:pPr>
-            <w:hyperlink w:history="1" r:id="rIdggxvvnl8vk5w9ru7bvmu8">
+            <w:hyperlink w:history="1" r:id="rIdrtqnsufqzv-pijdqabfhe">
               <w:r>
                 <w:rPr>
                   <w:rFonts w:ascii="Arial" w:cs="Arial" w:eastAsia="Arial" w:hAnsi="Arial"/>
@@ -16409,7 +16409,7 @@
               <w:spacing w:after="10" w:before="0"/>
               <w:ind w:left="120"/>
             </w:pPr>
-            <w:hyperlink w:history="1" r:id="rIdmew4shtwo2ujqpevwzc2h">
+            <w:hyperlink w:history="1" r:id="rIdf1vrktkdusmbhjnfw_zls">
               <w:r>
                 <w:rPr>
                   <w:rFonts w:ascii="Arial" w:cs="Arial" w:eastAsia="Arial" w:hAnsi="Arial"/>
@@ -16454,7 +16454,7 @@
             <w:pPr>
               <w:spacing w:after="20" w:before="0"/>
             </w:pPr>
-            <w:hyperlink w:history="1" r:id="rIdtjtokindqanb_augfxg2p">
+            <w:hyperlink w:history="1" r:id="rIdcetsbwb9s6nmyhxt_diy2">
               <w:r>
                 <w:rPr>
                   <w:rFonts w:ascii="Arial" w:cs="Arial" w:eastAsia="Arial" w:hAnsi="Arial"/>
@@ -16487,7 +16487,7 @@
               <w:spacing w:after="10" w:before="0"/>
               <w:ind w:left="120"/>
             </w:pPr>
-            <w:hyperlink w:history="1" r:id="rIdveqx9j_11cusbthmivipp">
+            <w:hyperlink w:history="1" r:id="rIdc9k-wjwbnry78k-w-v0re">
               <w:r>
                 <w:rPr>
                   <w:rFonts w:ascii="Arial" w:cs="Arial" w:eastAsia="Arial" w:hAnsi="Arial"/>
@@ -17974,7 +17974,7 @@
             <w:pPr>
               <w:spacing w:after="20" w:before="0"/>
             </w:pPr>
-            <w:hyperlink w:history="1" r:id="rIdhium3rqp6dwt7sytg4l9a">
+            <w:hyperlink w:history="1" r:id="rIdhbptegwmkvvttn4hycfca">
               <w:r>
                 <w:rPr>
                   <w:rFonts w:ascii="Arial" w:cs="Arial" w:eastAsia="Arial" w:hAnsi="Arial"/>
@@ -18007,7 +18007,7 @@
               <w:spacing w:after="10" w:before="0"/>
               <w:ind w:left="120"/>
             </w:pPr>
-            <w:hyperlink w:history="1" r:id="rIdsesnyto61kqvpxcppirh1">
+            <w:hyperlink w:history="1" r:id="rIdltq-_kulfhoptcqgqrtst">
               <w:r>
                 <w:rPr>
                   <w:rFonts w:ascii="Arial" w:cs="Arial" w:eastAsia="Arial" w:hAnsi="Arial"/>
@@ -18052,7 +18052,7 @@
             <w:pPr>
               <w:spacing w:after="20" w:before="0"/>
             </w:pPr>
-            <w:hyperlink w:history="1" r:id="rIdguksynoh4_ijihaa5yrym">
+            <w:hyperlink w:history="1" r:id="rIdt0okkdtxufttzmqgbwni1">
               <w:r>
                 <w:rPr>
                   <w:rFonts w:ascii="Arial" w:cs="Arial" w:eastAsia="Arial" w:hAnsi="Arial"/>
@@ -18085,7 +18085,7 @@
               <w:spacing w:after="10" w:before="0"/>
               <w:ind w:left="120"/>
             </w:pPr>
-            <w:hyperlink w:history="1" r:id="rIdyra-r9k9wfsnknxtbenk0">
+            <w:hyperlink w:history="1" r:id="rIdyiirxukht642sagvv46zr">
               <w:r>
                 <w:rPr>
                   <w:rFonts w:ascii="Arial" w:cs="Arial" w:eastAsia="Arial" w:hAnsi="Arial"/>
@@ -18280,7 +18280,7 @@
             <w:pPr>
               <w:spacing w:after="20" w:before="0"/>
             </w:pPr>
-            <w:hyperlink w:history="1" r:id="rIdkixffrycjyl-3t5uqgubj">
+            <w:hyperlink w:history="1" r:id="rIdynwnzuvdirnchg8idalv4">
               <w:r>
                 <w:rPr>
                   <w:rFonts w:ascii="Arial" w:cs="Arial" w:eastAsia="Arial" w:hAnsi="Arial"/>
@@ -18313,7 +18313,7 @@
               <w:spacing w:after="10" w:before="0"/>
               <w:ind w:left="120"/>
             </w:pPr>
-            <w:hyperlink w:history="1" r:id="rId8gjiwklwn0m_phudnksp6">
+            <w:hyperlink w:history="1" r:id="rIdtyhjmtp94ws3gvdyeuces">
               <w:r>
                 <w:rPr>
                   <w:rFonts w:ascii="Arial" w:cs="Arial" w:eastAsia="Arial" w:hAnsi="Arial"/>
@@ -18358,7 +18358,7 @@
             <w:pPr>
               <w:spacing w:after="20" w:before="0"/>
             </w:pPr>
-            <w:hyperlink w:history="1" r:id="rIdyocflznoidelhlgee4ciy">
+            <w:hyperlink w:history="1" r:id="rIdkvkpvbrhrge2pkspvqzjj">
               <w:r>
                 <w:rPr>
                   <w:rFonts w:ascii="Arial" w:cs="Arial" w:eastAsia="Arial" w:hAnsi="Arial"/>
@@ -18391,7 +18391,7 @@
               <w:spacing w:after="10" w:before="0"/>
               <w:ind w:left="120"/>
             </w:pPr>
-            <w:hyperlink w:history="1" r:id="rIdtnjsoiz6pfeibeic9_uy7">
+            <w:hyperlink w:history="1" r:id="rIdgty6yrm4ynl8vqjwijmjd">
               <w:r>
                 <w:rPr>
                   <w:rFonts w:ascii="Arial" w:cs="Arial" w:eastAsia="Arial" w:hAnsi="Arial"/>
@@ -18586,7 +18586,7 @@
             <w:pPr>
               <w:spacing w:after="20" w:before="0"/>
             </w:pPr>
-            <w:hyperlink w:history="1" r:id="rIdrs_iatz4cc2a0vhsbeoti">
+            <w:hyperlink w:history="1" r:id="rIdxxdnzhgfcvxxhv3zbieqg">
               <w:r>
                 <w:rPr>
                   <w:rFonts w:ascii="Arial" w:cs="Arial" w:eastAsia="Arial" w:hAnsi="Arial"/>
@@ -18619,7 +18619,7 @@
               <w:spacing w:after="10" w:before="0"/>
               <w:ind w:left="120"/>
             </w:pPr>
-            <w:hyperlink w:history="1" r:id="rId9kznbmf0h3kty0agitcxa">
+            <w:hyperlink w:history="1" r:id="rIdzmzftriofs5bm3ls2rymu">
               <w:r>
                 <w:rPr>
                   <w:rFonts w:ascii="Arial" w:cs="Arial" w:eastAsia="Arial" w:hAnsi="Arial"/>
@@ -18664,7 +18664,7 @@
             <w:pPr>
               <w:spacing w:after="20" w:before="0"/>
             </w:pPr>
-            <w:hyperlink w:history="1" r:id="rIdvqx1izgkqfb6lkw5h76ps">
+            <w:hyperlink w:history="1" r:id="rIdbnytl_9f2mxrtfl3sk5vk">
               <w:r>
                 <w:rPr>
                   <w:rFonts w:ascii="Arial" w:cs="Arial" w:eastAsia="Arial" w:hAnsi="Arial"/>
@@ -18697,7 +18697,7 @@
               <w:spacing w:after="10" w:before="0"/>
               <w:ind w:left="120"/>
             </w:pPr>
-            <w:hyperlink w:history="1" r:id="rIdtmb0rwecw80frjracwl9r">
+            <w:hyperlink w:history="1" r:id="rIdqat-bqvhrqwitty1t95q9">
               <w:r>
                 <w:rPr>
                   <w:rFonts w:ascii="Arial" w:cs="Arial" w:eastAsia="Arial" w:hAnsi="Arial"/>
@@ -18892,7 +18892,7 @@
             <w:pPr>
               <w:spacing w:after="20" w:before="0"/>
             </w:pPr>
-            <w:hyperlink w:history="1" r:id="rIdljvysqdbu2emqcalpmccu">
+            <w:hyperlink w:history="1" r:id="rId2x0dls9_zxkxktpbpsevo">
               <w:r>
                 <w:rPr>
                   <w:rFonts w:ascii="Arial" w:cs="Arial" w:eastAsia="Arial" w:hAnsi="Arial"/>
@@ -18925,7 +18925,7 @@
               <w:spacing w:after="10" w:before="0"/>
               <w:ind w:left="120"/>
             </w:pPr>
-            <w:hyperlink w:history="1" r:id="rIdsibnh_cdb6xcnbuwkm7j5">
+            <w:hyperlink w:history="1" r:id="rIdwssejzpk0e0g6xqc9npxe">
               <w:r>
                 <w:rPr>
                   <w:rFonts w:ascii="Arial" w:cs="Arial" w:eastAsia="Arial" w:hAnsi="Arial"/>
@@ -18970,7 +18970,7 @@
             <w:pPr>
               <w:spacing w:after="20" w:before="0"/>
             </w:pPr>
-            <w:hyperlink w:history="1" r:id="rIdvpkf7w0q7g1treyru__e0">
+            <w:hyperlink w:history="1" r:id="rIds8vbply807dikgtfyt1wx">
               <w:r>
                 <w:rPr>
                   <w:rFonts w:ascii="Arial" w:cs="Arial" w:eastAsia="Arial" w:hAnsi="Arial"/>
@@ -19003,7 +19003,7 @@
               <w:spacing w:after="10" w:before="0"/>
               <w:ind w:left="120"/>
             </w:pPr>
-            <w:hyperlink w:history="1" r:id="rId-u-ta4rsffi8dl7-tav8d">
+            <w:hyperlink w:history="1" r:id="rIdub6eb4n9jptk0sbszpwoy">
               <w:r>
                 <w:rPr>
                   <w:rFonts w:ascii="Arial" w:cs="Arial" w:eastAsia="Arial" w:hAnsi="Arial"/>
@@ -19198,7 +19198,7 @@
             <w:pPr>
               <w:spacing w:after="20" w:before="0"/>
             </w:pPr>
-            <w:hyperlink w:history="1" r:id="rIdszf7iesonvzgbfou-4mr-">
+            <w:hyperlink w:history="1" r:id="rIdrvcgohdwj4qup8vhlobw_">
               <w:r>
                 <w:rPr>
                   <w:rFonts w:ascii="Arial" w:cs="Arial" w:eastAsia="Arial" w:hAnsi="Arial"/>
@@ -19231,7 +19231,7 @@
               <w:spacing w:after="10" w:before="0"/>
               <w:ind w:left="120"/>
             </w:pPr>
-            <w:hyperlink w:history="1" r:id="rIddszf5bcg2fgiqzj0wq6wu">
+            <w:hyperlink w:history="1" r:id="rIdepbp7vsqhmp24rud1mfnk">
               <w:r>
                 <w:rPr>
                   <w:rFonts w:ascii="Arial" w:cs="Arial" w:eastAsia="Arial" w:hAnsi="Arial"/>
@@ -19276,7 +19276,7 @@
             <w:pPr>
               <w:spacing w:after="20" w:before="0"/>
             </w:pPr>
-            <w:hyperlink w:history="1" r:id="rIdcfjxm_1h1texf8tlqbuui">
+            <w:hyperlink w:history="1" r:id="rIdz-alrbwi7xqmkcmea1mbl">
               <w:r>
                 <w:rPr>
                   <w:rFonts w:ascii="Arial" w:cs="Arial" w:eastAsia="Arial" w:hAnsi="Arial"/>
@@ -19309,7 +19309,7 @@
               <w:spacing w:after="10" w:before="0"/>
               <w:ind w:left="120"/>
             </w:pPr>
-            <w:hyperlink w:history="1" r:id="rIdr95eel9ku0oiqw34ghekw">
+            <w:hyperlink w:history="1" r:id="rIdzfz3_5_d9aksboidhjt_e">
               <w:r>
                 <w:rPr>
                   <w:rFonts w:ascii="Arial" w:cs="Arial" w:eastAsia="Arial" w:hAnsi="Arial"/>
@@ -20796,7 +20796,7 @@
             <w:pPr>
               <w:spacing w:after="20" w:before="0"/>
             </w:pPr>
-            <w:hyperlink w:history="1" r:id="rId4ctfyjbqo2ts9kesc_kvt">
+            <w:hyperlink w:history="1" r:id="rIdlulqvc8avtkwzjd_lu1ll">
               <w:r>
                 <w:rPr>
                   <w:rFonts w:ascii="Arial" w:cs="Arial" w:eastAsia="Arial" w:hAnsi="Arial"/>
@@ -20829,7 +20829,7 @@
               <w:spacing w:after="10" w:before="0"/>
               <w:ind w:left="120"/>
             </w:pPr>
-            <w:hyperlink w:history="1" r:id="rIdf4nmnvqa8uzhghsacpnnb">
+            <w:hyperlink w:history="1" r:id="rId-xfnjaojx_y-z_wvvf4z1">
               <w:r>
                 <w:rPr>
                   <w:rFonts w:ascii="Arial" w:cs="Arial" w:eastAsia="Arial" w:hAnsi="Arial"/>
@@ -20874,7 +20874,7 @@
             <w:pPr>
               <w:spacing w:after="20" w:before="0"/>
             </w:pPr>
-            <w:hyperlink w:history="1" r:id="rIdujmltxvqpy1-jywbv8kcv">
+            <w:hyperlink w:history="1" r:id="rIdmqdin3mi2pgmuzl408xqf">
               <w:r>
                 <w:rPr>
                   <w:rFonts w:ascii="Arial" w:cs="Arial" w:eastAsia="Arial" w:hAnsi="Arial"/>
@@ -20907,7 +20907,7 @@
               <w:spacing w:after="10" w:before="0"/>
               <w:ind w:left="120"/>
             </w:pPr>
-            <w:hyperlink w:history="1" r:id="rIdzg4uultysugkx9dnwklfi">
+            <w:hyperlink w:history="1" r:id="rIdvyzgpq0ynylz9w1hjlsgy">
               <w:r>
                 <w:rPr>
                   <w:rFonts w:ascii="Arial" w:cs="Arial" w:eastAsia="Arial" w:hAnsi="Arial"/>
@@ -21102,7 +21102,7 @@
             <w:pPr>
               <w:spacing w:after="20" w:before="0"/>
             </w:pPr>
-            <w:hyperlink w:history="1" r:id="rIdgo9xbdmwlsinlg2nnlfdd">
+            <w:hyperlink w:history="1" r:id="rIdani1mtawgsdipxemphwhj">
               <w:r>
                 <w:rPr>
                   <w:rFonts w:ascii="Arial" w:cs="Arial" w:eastAsia="Arial" w:hAnsi="Arial"/>
@@ -21135,7 +21135,7 @@
               <w:spacing w:after="10" w:before="0"/>
               <w:ind w:left="120"/>
             </w:pPr>
-            <w:hyperlink w:history="1" r:id="rIdz7tk86tj4e-mg3u8-iaoy">
+            <w:hyperlink w:history="1" r:id="rIdo1pgb0m6ezowrrpcbzkwt">
               <w:r>
                 <w:rPr>
                   <w:rFonts w:ascii="Arial" w:cs="Arial" w:eastAsia="Arial" w:hAnsi="Arial"/>
@@ -21180,7 +21180,7 @@
             <w:pPr>
               <w:spacing w:after="20" w:before="0"/>
             </w:pPr>
-            <w:hyperlink w:history="1" r:id="rIdv5q8h17uy-g28b7-trprc">
+            <w:hyperlink w:history="1" r:id="rIdikwehn8svfhtzmlntjqmf">
               <w:r>
                 <w:rPr>
                   <w:rFonts w:ascii="Arial" w:cs="Arial" w:eastAsia="Arial" w:hAnsi="Arial"/>
@@ -21213,7 +21213,7 @@
               <w:spacing w:after="10" w:before="0"/>
               <w:ind w:left="120"/>
             </w:pPr>
-            <w:hyperlink w:history="1" r:id="rIdh3dqmjzqrm5yygzncwfo9">
+            <w:hyperlink w:history="1" r:id="rIdjvk16ggbz-vi5awxk232f">
               <w:r>
                 <w:rPr>
                   <w:rFonts w:ascii="Arial" w:cs="Arial" w:eastAsia="Arial" w:hAnsi="Arial"/>
@@ -21408,7 +21408,7 @@
             <w:pPr>
               <w:spacing w:after="20" w:before="0"/>
             </w:pPr>
-            <w:hyperlink w:history="1" r:id="rIdzj9c1qkyzve8s8dhvf2kp">
+            <w:hyperlink w:history="1" r:id="rIdrqtxpffpyalxyboxthfln">
               <w:r>
                 <w:rPr>
                   <w:rFonts w:ascii="Arial" w:cs="Arial" w:eastAsia="Arial" w:hAnsi="Arial"/>
@@ -21441,7 +21441,7 @@
               <w:spacing w:after="10" w:before="0"/>
               <w:ind w:left="120"/>
             </w:pPr>
-            <w:hyperlink w:history="1" r:id="rId18gawwp_rwotbbw8wck2f">
+            <w:hyperlink w:history="1" r:id="rIdlnlsgn2mjed_e_wqe29ou">
               <w:r>
                 <w:rPr>
                   <w:rFonts w:ascii="Arial" w:cs="Arial" w:eastAsia="Arial" w:hAnsi="Arial"/>
@@ -21486,7 +21486,7 @@
             <w:pPr>
               <w:spacing w:after="20" w:before="0"/>
             </w:pPr>
-            <w:hyperlink w:history="1" r:id="rId4xvvo0dushr3edzcicmiw">
+            <w:hyperlink w:history="1" r:id="rId6ievjmqbcqqev2pknfksl">
               <w:r>
                 <w:rPr>
                   <w:rFonts w:ascii="Arial" w:cs="Arial" w:eastAsia="Arial" w:hAnsi="Arial"/>
@@ -21519,7 +21519,7 @@
               <w:spacing w:after="10" w:before="0"/>
               <w:ind w:left="120"/>
             </w:pPr>
-            <w:hyperlink w:history="1" r:id="rIdcrwv5iytg3dt0dm7s_ymu">
+            <w:hyperlink w:history="1" r:id="rIdttapaipfujv5fikhkwkut">
               <w:r>
                 <w:rPr>
                   <w:rFonts w:ascii="Arial" w:cs="Arial" w:eastAsia="Arial" w:hAnsi="Arial"/>
@@ -21714,7 +21714,7 @@
             <w:pPr>
               <w:spacing w:after="20" w:before="0"/>
             </w:pPr>
-            <w:hyperlink w:history="1" r:id="rIdqnusoc_fro3uuclridrdy">
+            <w:hyperlink w:history="1" r:id="rId-iprju4eqyjfke12cyyzm">
               <w:r>
                 <w:rPr>
                   <w:rFonts w:ascii="Arial" w:cs="Arial" w:eastAsia="Arial" w:hAnsi="Arial"/>
@@ -21747,7 +21747,7 @@
               <w:spacing w:after="10" w:before="0"/>
               <w:ind w:left="120"/>
             </w:pPr>
-            <w:hyperlink w:history="1" r:id="rIduhstqdnnkpd5qvnf__lob">
+            <w:hyperlink w:history="1" r:id="rIdqqlmqf7a0spdh-sv_pcvr">
               <w:r>
                 <w:rPr>
                   <w:rFonts w:ascii="Arial" w:cs="Arial" w:eastAsia="Arial" w:hAnsi="Arial"/>
@@ -21792,7 +21792,7 @@
             <w:pPr>
               <w:spacing w:after="20" w:before="0"/>
             </w:pPr>
-            <w:hyperlink w:history="1" r:id="rId-l9utpizg_hbgpk6s4aft">
+            <w:hyperlink w:history="1" r:id="rIdtm9hlkifffzhtpcmlyo9l">
               <w:r>
                 <w:rPr>
                   <w:rFonts w:ascii="Arial" w:cs="Arial" w:eastAsia="Arial" w:hAnsi="Arial"/>
@@ -21825,7 +21825,7 @@
               <w:spacing w:after="10" w:before="0"/>
               <w:ind w:left="120"/>
             </w:pPr>
-            <w:hyperlink w:history="1" r:id="rId-u1wkyk2ccnpm-mxy2_3h">
+            <w:hyperlink w:history="1" r:id="rIdem77qtndbsiqdsdgvgdge">
               <w:r>
                 <w:rPr>
                   <w:rFonts w:ascii="Arial" w:cs="Arial" w:eastAsia="Arial" w:hAnsi="Arial"/>
@@ -22020,7 +22020,7 @@
             <w:pPr>
               <w:spacing w:after="20" w:before="0"/>
             </w:pPr>
-            <w:hyperlink w:history="1" r:id="rIdqgrht3lnfw0xpq9dctn92">
+            <w:hyperlink w:history="1" r:id="rIdhhcwitellrpahqmmun3-0">
               <w:r>
                 <w:rPr>
                   <w:rFonts w:ascii="Arial" w:cs="Arial" w:eastAsia="Arial" w:hAnsi="Arial"/>
@@ -22053,7 +22053,7 @@
               <w:spacing w:after="10" w:before="0"/>
               <w:ind w:left="120"/>
             </w:pPr>
-            <w:hyperlink w:history="1" r:id="rIdduzz_tg-hxauwkzrqx_wx">
+            <w:hyperlink w:history="1" r:id="rIdrsmx7jyzlo4dlhaq65c_g">
               <w:r>
                 <w:rPr>
                   <w:rFonts w:ascii="Arial" w:cs="Arial" w:eastAsia="Arial" w:hAnsi="Arial"/>
@@ -22098,7 +22098,7 @@
             <w:pPr>
               <w:spacing w:after="20" w:before="0"/>
             </w:pPr>
-            <w:hyperlink w:history="1" r:id="rIdxjdqplvexecozpc9xhmc_">
+            <w:hyperlink w:history="1" r:id="rIdb_crnadwrfrlcfaxxnonv">
               <w:r>
                 <w:rPr>
                   <w:rFonts w:ascii="Arial" w:cs="Arial" w:eastAsia="Arial" w:hAnsi="Arial"/>
@@ -22131,7 +22131,7 @@
               <w:spacing w:after="10" w:before="0"/>
               <w:ind w:left="120"/>
             </w:pPr>
-            <w:hyperlink w:history="1" r:id="rIdr8cjanlcw1h9oqbt0ubb3">
+            <w:hyperlink w:history="1" r:id="rId-ajrp8h4jbugpwvtxb_zr">
               <w:r>
                 <w:rPr>
                   <w:rFonts w:ascii="Arial" w:cs="Arial" w:eastAsia="Arial" w:hAnsi="Arial"/>
@@ -23618,7 +23618,7 @@
             <w:pPr>
               <w:spacing w:after="20" w:before="0"/>
             </w:pPr>
-            <w:hyperlink w:history="1" r:id="rIdchhblyyjm9cqmmftszazf">
+            <w:hyperlink w:history="1" r:id="rIdjkpu9cck1dsbjfdsdqpql">
               <w:r>
                 <w:rPr>
                   <w:rFonts w:ascii="Arial" w:cs="Arial" w:eastAsia="Arial" w:hAnsi="Arial"/>
@@ -23651,7 +23651,7 @@
               <w:spacing w:after="10" w:before="0"/>
               <w:ind w:left="120"/>
             </w:pPr>
-            <w:hyperlink w:history="1" r:id="rIdoa0yte8iouvgrxks_f5fc">
+            <w:hyperlink w:history="1" r:id="rIdw1a1h1qihzroargsczzoz">
               <w:r>
                 <w:rPr>
                   <w:rFonts w:ascii="Arial" w:cs="Arial" w:eastAsia="Arial" w:hAnsi="Arial"/>
@@ -23696,7 +23696,7 @@
             <w:pPr>
               <w:spacing w:after="20" w:before="0"/>
             </w:pPr>
-            <w:hyperlink w:history="1" r:id="rId16bzmxv15axzatpmeuwr4">
+            <w:hyperlink w:history="1" r:id="rIddvryaeyalmxwyailqvcdd">
               <w:r>
                 <w:rPr>
                   <w:rFonts w:ascii="Arial" w:cs="Arial" w:eastAsia="Arial" w:hAnsi="Arial"/>
@@ -23729,7 +23729,7 @@
               <w:spacing w:after="10" w:before="0"/>
               <w:ind w:left="120"/>
             </w:pPr>
-            <w:hyperlink w:history="1" r:id="rId09eipi1uo6p9r_klvyfrq">
+            <w:hyperlink w:history="1" r:id="rIdn7qtnn8usymfchp_a0a5x">
               <w:r>
                 <w:rPr>
                   <w:rFonts w:ascii="Arial" w:cs="Arial" w:eastAsia="Arial" w:hAnsi="Arial"/>
@@ -23924,7 +23924,7 @@
             <w:pPr>
               <w:spacing w:after="20" w:before="0"/>
             </w:pPr>
-            <w:hyperlink w:history="1" r:id="rId1vaidng5dsljoi_i0hxmw">
+            <w:hyperlink w:history="1" r:id="rIdc2fx8zllupamwut0axzrs">
               <w:r>
                 <w:rPr>
                   <w:rFonts w:ascii="Arial" w:cs="Arial" w:eastAsia="Arial" w:hAnsi="Arial"/>
@@ -23957,7 +23957,7 @@
               <w:spacing w:after="10" w:before="0"/>
               <w:ind w:left="120"/>
             </w:pPr>
-            <w:hyperlink w:history="1" r:id="rIdomjtfus2zeumbjdhnpxsy">
+            <w:hyperlink w:history="1" r:id="rId1z0rlajjmnyd3ddmcj2sr">
               <w:r>
                 <w:rPr>
                   <w:rFonts w:ascii="Arial" w:cs="Arial" w:eastAsia="Arial" w:hAnsi="Arial"/>
@@ -24002,7 +24002,7 @@
             <w:pPr>
               <w:spacing w:after="20" w:before="0"/>
             </w:pPr>
-            <w:hyperlink w:history="1" r:id="rIdyb_z10y0ojgzewu1apsa1">
+            <w:hyperlink w:history="1" r:id="rId-y3yvg56omubbbgqwy6ln">
               <w:r>
                 <w:rPr>
                   <w:rFonts w:ascii="Arial" w:cs="Arial" w:eastAsia="Arial" w:hAnsi="Arial"/>
@@ -24035,7 +24035,7 @@
               <w:spacing w:after="10" w:before="0"/>
               <w:ind w:left="120"/>
             </w:pPr>
-            <w:hyperlink w:history="1" r:id="rIdgmlusmkilr55abz96vzfa">
+            <w:hyperlink w:history="1" r:id="rIdqj4eqdm7dhvywtxrcmy4h">
               <w:r>
                 <w:rPr>
                   <w:rFonts w:ascii="Arial" w:cs="Arial" w:eastAsia="Arial" w:hAnsi="Arial"/>
@@ -24230,7 +24230,7 @@
             <w:pPr>
               <w:spacing w:after="20" w:before="0"/>
             </w:pPr>
-            <w:hyperlink w:history="1" r:id="rId4ygwq6zhspc8la4jlcw65">
+            <w:hyperlink w:history="1" r:id="rIdxfiw0gc1_hiloiydfxtey">
               <w:r>
                 <w:rPr>
                   <w:rFonts w:ascii="Arial" w:cs="Arial" w:eastAsia="Arial" w:hAnsi="Arial"/>
@@ -24263,7 +24263,7 @@
               <w:spacing w:after="10" w:before="0"/>
               <w:ind w:left="120"/>
             </w:pPr>
-            <w:hyperlink w:history="1" r:id="rIdk78bpu-bfnueeo7opq_cg">
+            <w:hyperlink w:history="1" r:id="rIdpccazizevrocsm5l3mqu3">
               <w:r>
                 <w:rPr>
                   <w:rFonts w:ascii="Arial" w:cs="Arial" w:eastAsia="Arial" w:hAnsi="Arial"/>
@@ -24308,7 +24308,7 @@
             <w:pPr>
               <w:spacing w:after="20" w:before="0"/>
             </w:pPr>
-            <w:hyperlink w:history="1" r:id="rIdmnwwhc-i6sxcloefugk2b">
+            <w:hyperlink w:history="1" r:id="rIdi-p9urrbdg3vsqgx3c_fy">
               <w:r>
                 <w:rPr>
                   <w:rFonts w:ascii="Arial" w:cs="Arial" w:eastAsia="Arial" w:hAnsi="Arial"/>
@@ -24341,7 +24341,7 @@
               <w:spacing w:after="10" w:before="0"/>
               <w:ind w:left="120"/>
             </w:pPr>
-            <w:hyperlink w:history="1" r:id="rIdvuf0ukxza9uvxqkbayhs2">
+            <w:hyperlink w:history="1" r:id="rIddl2tpluvjznxicv0urn0t">
               <w:r>
                 <w:rPr>
                   <w:rFonts w:ascii="Arial" w:cs="Arial" w:eastAsia="Arial" w:hAnsi="Arial"/>
@@ -24536,7 +24536,7 @@
             <w:pPr>
               <w:spacing w:after="20" w:before="0"/>
             </w:pPr>
-            <w:hyperlink w:history="1" r:id="rId4o7csu3yjjdwrvrxbwj3z">
+            <w:hyperlink w:history="1" r:id="rIdlluqogdfqs4vy_yojpbt1">
               <w:r>
                 <w:rPr>
                   <w:rFonts w:ascii="Arial" w:cs="Arial" w:eastAsia="Arial" w:hAnsi="Arial"/>
@@ -24569,7 +24569,7 @@
               <w:spacing w:after="10" w:before="0"/>
               <w:ind w:left="120"/>
             </w:pPr>
-            <w:hyperlink w:history="1" r:id="rIdi8nji5yfrbquss1cccz-_">
+            <w:hyperlink w:history="1" r:id="rIdjtrovd8-rujjaepbjtg35">
               <w:r>
                 <w:rPr>
                   <w:rFonts w:ascii="Arial" w:cs="Arial" w:eastAsia="Arial" w:hAnsi="Arial"/>
@@ -24614,7 +24614,7 @@
             <w:pPr>
               <w:spacing w:after="20" w:before="0"/>
             </w:pPr>
-            <w:hyperlink w:history="1" r:id="rId7ymc_33nowcv4phdtcxxd">
+            <w:hyperlink w:history="1" r:id="rId6uzl1nruvi91nh7uyd4vd">
               <w:r>
                 <w:rPr>
                   <w:rFonts w:ascii="Arial" w:cs="Arial" w:eastAsia="Arial" w:hAnsi="Arial"/>
@@ -24647,7 +24647,7 @@
               <w:spacing w:after="10" w:before="0"/>
               <w:ind w:left="120"/>
             </w:pPr>
-            <w:hyperlink w:history="1" r:id="rIdlko1jm6d31djtttorjbhv">
+            <w:hyperlink w:history="1" r:id="rIdgz4bxnxvcj2mjcvayu-s3">
               <w:r>
                 <w:rPr>
                   <w:rFonts w:ascii="Arial" w:cs="Arial" w:eastAsia="Arial" w:hAnsi="Arial"/>
@@ -24842,7 +24842,7 @@
             <w:pPr>
               <w:spacing w:after="20" w:before="0"/>
             </w:pPr>
-            <w:hyperlink w:history="1" r:id="rIdnljo5wet2z9vyhs4cfpp5">
+            <w:hyperlink w:history="1" r:id="rIdeokrzly2lpgaxfxmfyjmw">
               <w:r>
                 <w:rPr>
                   <w:rFonts w:ascii="Arial" w:cs="Arial" w:eastAsia="Arial" w:hAnsi="Arial"/>
@@ -24875,7 +24875,7 @@
               <w:spacing w:after="10" w:before="0"/>
               <w:ind w:left="120"/>
             </w:pPr>
-            <w:hyperlink w:history="1" r:id="rIdxz_kgs0mdtgtd-zluwkjl">
+            <w:hyperlink w:history="1" r:id="rIdx2drhe6trsdtxsuj9xhkc">
               <w:r>
                 <w:rPr>
                   <w:rFonts w:ascii="Arial" w:cs="Arial" w:eastAsia="Arial" w:hAnsi="Arial"/>
@@ -24920,7 +24920,7 @@
             <w:pPr>
               <w:spacing w:after="20" w:before="0"/>
             </w:pPr>
-            <w:hyperlink w:history="1" r:id="rIdyblf-v2fvnp4asossfbn5">
+            <w:hyperlink w:history="1" r:id="rIdx4hjauxyo73wfppg6a-dv">
               <w:r>
                 <w:rPr>
                   <w:rFonts w:ascii="Arial" w:cs="Arial" w:eastAsia="Arial" w:hAnsi="Arial"/>
@@ -24953,7 +24953,7 @@
               <w:spacing w:after="10" w:before="0"/>
               <w:ind w:left="120"/>
             </w:pPr>
-            <w:hyperlink w:history="1" r:id="rId9ua9h-ajmgxoram9q-9u4">
+            <w:hyperlink w:history="1" r:id="rIduftyacmhvd8l2d20uxthz">
               <w:r>
                 <w:rPr>
                   <w:rFonts w:ascii="Arial" w:cs="Arial" w:eastAsia="Arial" w:hAnsi="Arial"/>
@@ -26440,7 +26440,7 @@
             <w:pPr>
               <w:spacing w:after="20" w:before="0"/>
             </w:pPr>
-            <w:hyperlink w:history="1" r:id="rIdpvg5qqjkmuv9cv-ghgoap">
+            <w:hyperlink w:history="1" r:id="rIdhilmrrxhm2fbv-aytqb8l">
               <w:r>
                 <w:rPr>
                   <w:rFonts w:ascii="Arial" w:cs="Arial" w:eastAsia="Arial" w:hAnsi="Arial"/>
@@ -26473,7 +26473,7 @@
               <w:spacing w:after="10" w:before="0"/>
               <w:ind w:left="120"/>
             </w:pPr>
-            <w:hyperlink w:history="1" r:id="rIdkgryf6e1e9chhazme1mft">
+            <w:hyperlink w:history="1" r:id="rIduvege9xige1phlz-duase">
               <w:r>
                 <w:rPr>
                   <w:rFonts w:ascii="Arial" w:cs="Arial" w:eastAsia="Arial" w:hAnsi="Arial"/>
@@ -26518,7 +26518,7 @@
             <w:pPr>
               <w:spacing w:after="20" w:before="0"/>
             </w:pPr>
-            <w:hyperlink w:history="1" r:id="rIdkqenksj3ld1vzapaa830k">
+            <w:hyperlink w:history="1" r:id="rIdbeszdv4eqhzuvdpnptoii">
               <w:r>
                 <w:rPr>
                   <w:rFonts w:ascii="Arial" w:cs="Arial" w:eastAsia="Arial" w:hAnsi="Arial"/>
@@ -26551,7 +26551,7 @@
               <w:spacing w:after="10" w:before="0"/>
               <w:ind w:left="120"/>
             </w:pPr>
-            <w:hyperlink w:history="1" r:id="rId9_ejacuovfzlpja03wjjb">
+            <w:hyperlink w:history="1" r:id="rIdvt3jg1a-tyis5clihqejz">
               <w:r>
                 <w:rPr>
                   <w:rFonts w:ascii="Arial" w:cs="Arial" w:eastAsia="Arial" w:hAnsi="Arial"/>
@@ -26746,7 +26746,7 @@
             <w:pPr>
               <w:spacing w:after="20" w:before="0"/>
             </w:pPr>
-            <w:hyperlink w:history="1" r:id="rId6sozrt6fjr_fzgufo0vdc">
+            <w:hyperlink w:history="1" r:id="rId0wn6eh60ulontystvwnoz">
               <w:r>
                 <w:rPr>
                   <w:rFonts w:ascii="Arial" w:cs="Arial" w:eastAsia="Arial" w:hAnsi="Arial"/>
@@ -26779,7 +26779,7 @@
               <w:spacing w:after="10" w:before="0"/>
               <w:ind w:left="120"/>
             </w:pPr>
-            <w:hyperlink w:history="1" r:id="rIdvyfqcdsczfp_ob-saiajw">
+            <w:hyperlink w:history="1" r:id="rIdu4hofcf6gd07esago-mmf">
               <w:r>
                 <w:rPr>
                   <w:rFonts w:ascii="Arial" w:cs="Arial" w:eastAsia="Arial" w:hAnsi="Arial"/>
@@ -26824,7 +26824,7 @@
             <w:pPr>
               <w:spacing w:after="20" w:before="0"/>
             </w:pPr>
-            <w:hyperlink w:history="1" r:id="rIdfjgib5xtfayb9lxzbm2ux">
+            <w:hyperlink w:history="1" r:id="rIdyms7wia59gq-gb0n2gaj8">
               <w:r>
                 <w:rPr>
                   <w:rFonts w:ascii="Arial" w:cs="Arial" w:eastAsia="Arial" w:hAnsi="Arial"/>
@@ -26857,7 +26857,7 @@
               <w:spacing w:after="10" w:before="0"/>
               <w:ind w:left="120"/>
             </w:pPr>
-            <w:hyperlink w:history="1" r:id="rIdbkolodp8d4o4xuud8o8pa">
+            <w:hyperlink w:history="1" r:id="rIdcbg7szsapz3vnlbccx1ja">
               <w:r>
                 <w:rPr>
                   <w:rFonts w:ascii="Arial" w:cs="Arial" w:eastAsia="Arial" w:hAnsi="Arial"/>
@@ -27052,7 +27052,7 @@
             <w:pPr>
               <w:spacing w:after="20" w:before="0"/>
             </w:pPr>
-            <w:hyperlink w:history="1" r:id="rIdw5yhuigririydunhck1pa">
+            <w:hyperlink w:history="1" r:id="rIdgcdg5fdflzadnky-f4xzy">
               <w:r>
                 <w:rPr>
                   <w:rFonts w:ascii="Arial" w:cs="Arial" w:eastAsia="Arial" w:hAnsi="Arial"/>
@@ -27085,7 +27085,7 @@
               <w:spacing w:after="10" w:before="0"/>
               <w:ind w:left="120"/>
             </w:pPr>
-            <w:hyperlink w:history="1" r:id="rId-njo-lr5n65mqj2nkqmt_">
+            <w:hyperlink w:history="1" r:id="rIdfrpb5tjbkbij05trzzgxb">
               <w:r>
                 <w:rPr>
                   <w:rFonts w:ascii="Arial" w:cs="Arial" w:eastAsia="Arial" w:hAnsi="Arial"/>
@@ -27130,7 +27130,7 @@
             <w:pPr>
               <w:spacing w:after="20" w:before="0"/>
             </w:pPr>
-            <w:hyperlink w:history="1" r:id="rId_akwxhoszk2d4hpos9xet">
+            <w:hyperlink w:history="1" r:id="rIdsapmgq99okavjjda5wtja">
               <w:r>
                 <w:rPr>
                   <w:rFonts w:ascii="Arial" w:cs="Arial" w:eastAsia="Arial" w:hAnsi="Arial"/>
@@ -27163,7 +27163,7 @@
               <w:spacing w:after="10" w:before="0"/>
               <w:ind w:left="120"/>
             </w:pPr>
-            <w:hyperlink w:history="1" r:id="rIdtjngk9fmjpcajj_kcakhk">
+            <w:hyperlink w:history="1" r:id="rId6eymtpf97vxy5pax_u5fb">
               <w:r>
                 <w:rPr>
                   <w:rFonts w:ascii="Arial" w:cs="Arial" w:eastAsia="Arial" w:hAnsi="Arial"/>
@@ -27358,7 +27358,7 @@
             <w:pPr>
               <w:spacing w:after="20" w:before="0"/>
             </w:pPr>
-            <w:hyperlink w:history="1" r:id="rIdeigoxiq0zwzftb8b8yfwb">
+            <w:hyperlink w:history="1" r:id="rIdro1gqjzkfnxuqiyim_6rk">
               <w:r>
                 <w:rPr>
                   <w:rFonts w:ascii="Arial" w:cs="Arial" w:eastAsia="Arial" w:hAnsi="Arial"/>
@@ -27391,7 +27391,7 @@
               <w:spacing w:after="10" w:before="0"/>
               <w:ind w:left="120"/>
             </w:pPr>
-            <w:hyperlink w:history="1" r:id="rIdorl4vbawpoj75z1jinzjs">
+            <w:hyperlink w:history="1" r:id="rIdgs12rg9fyk1ze6ic2vidd">
               <w:r>
                 <w:rPr>
                   <w:rFonts w:ascii="Arial" w:cs="Arial" w:eastAsia="Arial" w:hAnsi="Arial"/>
@@ -27436,7 +27436,7 @@
             <w:pPr>
               <w:spacing w:after="20" w:before="0"/>
             </w:pPr>
-            <w:hyperlink w:history="1" r:id="rIdxywdhxwrz79vplhjiswgl">
+            <w:hyperlink w:history="1" r:id="rId61bziccfa7pmegh0wu9_2">
               <w:r>
                 <w:rPr>
                   <w:rFonts w:ascii="Arial" w:cs="Arial" w:eastAsia="Arial" w:hAnsi="Arial"/>
@@ -27469,7 +27469,7 @@
               <w:spacing w:after="10" w:before="0"/>
               <w:ind w:left="120"/>
             </w:pPr>
-            <w:hyperlink w:history="1" r:id="rIdabg-gdyhzkbgqv2vvnlu_">
+            <w:hyperlink w:history="1" r:id="rId5k_ocafgsvtr-qjhdhiys">
               <w:r>
                 <w:rPr>
                   <w:rFonts w:ascii="Arial" w:cs="Arial" w:eastAsia="Arial" w:hAnsi="Arial"/>
@@ -27664,7 +27664,7 @@
             <w:pPr>
               <w:spacing w:after="20" w:before="0"/>
             </w:pPr>
-            <w:hyperlink w:history="1" r:id="rId__zyuzljmyiajxxrzwmzg">
+            <w:hyperlink w:history="1" r:id="rIdzfk1swii3nhk_9omaggu_">
               <w:r>
                 <w:rPr>
                   <w:rFonts w:ascii="Arial" w:cs="Arial" w:eastAsia="Arial" w:hAnsi="Arial"/>
@@ -27697,7 +27697,7 @@
               <w:spacing w:after="10" w:before="0"/>
               <w:ind w:left="120"/>
             </w:pPr>
-            <w:hyperlink w:history="1" r:id="rIdwibjzpgqjnrfarzzryciv">
+            <w:hyperlink w:history="1" r:id="rId3pftx2yw-jhrctls3xs8q">
               <w:r>
                 <w:rPr>
                   <w:rFonts w:ascii="Arial" w:cs="Arial" w:eastAsia="Arial" w:hAnsi="Arial"/>
@@ -27742,7 +27742,7 @@
             <w:pPr>
               <w:spacing w:after="20" w:before="0"/>
             </w:pPr>
-            <w:hyperlink w:history="1" r:id="rIdk0nxjvohjn6geywl5ncw6">
+            <w:hyperlink w:history="1" r:id="rId2godm7cqgqrrlxqyz3aft">
               <w:r>
                 <w:rPr>
                   <w:rFonts w:ascii="Arial" w:cs="Arial" w:eastAsia="Arial" w:hAnsi="Arial"/>
@@ -27775,7 +27775,7 @@
               <w:spacing w:after="10" w:before="0"/>
               <w:ind w:left="120"/>
             </w:pPr>
-            <w:hyperlink w:history="1" r:id="rId13dfkmm4s9bbiofzd4jev">
+            <w:hyperlink w:history="1" r:id="rIdclk3uvckuapxnwzce7uvv">
               <w:r>
                 <w:rPr>
                   <w:rFonts w:ascii="Arial" w:cs="Arial" w:eastAsia="Arial" w:hAnsi="Arial"/>
@@ -29262,7 +29262,7 @@
             <w:pPr>
               <w:spacing w:after="20" w:before="0"/>
             </w:pPr>
-            <w:hyperlink w:history="1" r:id="rIddq79zpszsm3idsajqdh0w">
+            <w:hyperlink w:history="1" r:id="rIdzs8iuxql8ivgfid8vcuka">
               <w:r>
                 <w:rPr>
                   <w:rFonts w:ascii="Arial" w:cs="Arial" w:eastAsia="Arial" w:hAnsi="Arial"/>
@@ -29295,7 +29295,7 @@
               <w:spacing w:after="10" w:before="0"/>
               <w:ind w:left="120"/>
             </w:pPr>
-            <w:hyperlink w:history="1" r:id="rIdnmisel3quxzmxgzzfoktm">
+            <w:hyperlink w:history="1" r:id="rId1vfwuggkvgou5iglwyurl">
               <w:r>
                 <w:rPr>
                   <w:rFonts w:ascii="Arial" w:cs="Arial" w:eastAsia="Arial" w:hAnsi="Arial"/>
@@ -29340,7 +29340,7 @@
             <w:pPr>
               <w:spacing w:after="20" w:before="0"/>
             </w:pPr>
-            <w:hyperlink w:history="1" r:id="rIdgwkeb388mfaaofawbisv1">
+            <w:hyperlink w:history="1" r:id="rIdoipisclqxt1web6j5g5db">
               <w:r>
                 <w:rPr>
                   <w:rFonts w:ascii="Arial" w:cs="Arial" w:eastAsia="Arial" w:hAnsi="Arial"/>
@@ -29373,7 +29373,7 @@
               <w:spacing w:after="10" w:before="0"/>
               <w:ind w:left="120"/>
             </w:pPr>
-            <w:hyperlink w:history="1" r:id="rIdafqf3epq7qf36ojfdcokn">
+            <w:hyperlink w:history="1" r:id="rIdrmr1ywnpioxzr05b4b-27">
               <w:r>
                 <w:rPr>
                   <w:rFonts w:ascii="Arial" w:cs="Arial" w:eastAsia="Arial" w:hAnsi="Arial"/>
@@ -29568,7 +29568,7 @@
             <w:pPr>
               <w:spacing w:after="20" w:before="0"/>
             </w:pPr>
-            <w:hyperlink w:history="1" r:id="rIdrryr51rxbyj8ezzwyfq_n">
+            <w:hyperlink w:history="1" r:id="rIdu8ijqvqkhnc8weaawvu20">
               <w:r>
                 <w:rPr>
                   <w:rFonts w:ascii="Arial" w:cs="Arial" w:eastAsia="Arial" w:hAnsi="Arial"/>
@@ -29601,7 +29601,7 @@
               <w:spacing w:after="10" w:before="0"/>
               <w:ind w:left="120"/>
             </w:pPr>
-            <w:hyperlink w:history="1" r:id="rIdoa5qikh7dfbkaohfubekf">
+            <w:hyperlink w:history="1" r:id="rIdjf_qpjixmuzmf_azmzqqh">
               <w:r>
                 <w:rPr>
                   <w:rFonts w:ascii="Arial" w:cs="Arial" w:eastAsia="Arial" w:hAnsi="Arial"/>
@@ -29646,7 +29646,7 @@
             <w:pPr>
               <w:spacing w:after="20" w:before="0"/>
             </w:pPr>
-            <w:hyperlink w:history="1" r:id="rIdtxky6b0miyakrk4wymeh7">
+            <w:hyperlink w:history="1" r:id="rId2okp23lk1-rfmwlxn9uoh">
               <w:r>
                 <w:rPr>
                   <w:rFonts w:ascii="Arial" w:cs="Arial" w:eastAsia="Arial" w:hAnsi="Arial"/>
@@ -29679,7 +29679,7 @@
               <w:spacing w:after="10" w:before="0"/>
               <w:ind w:left="120"/>
             </w:pPr>
-            <w:hyperlink w:history="1" r:id="rId9-qivelt2faidhljv2hb0">
+            <w:hyperlink w:history="1" r:id="rIdn-1f3ttgt3kek92zuke9j">
               <w:r>
                 <w:rPr>
                   <w:rFonts w:ascii="Arial" w:cs="Arial" w:eastAsia="Arial" w:hAnsi="Arial"/>
@@ -29874,7 +29874,7 @@
             <w:pPr>
               <w:spacing w:after="20" w:before="0"/>
             </w:pPr>
-            <w:hyperlink w:history="1" r:id="rId2f6qzcedjxntsf9o6u0xu">
+            <w:hyperlink w:history="1" r:id="rIdilft7wy9k8srintnnhagz">
               <w:r>
                 <w:rPr>
                   <w:rFonts w:ascii="Arial" w:cs="Arial" w:eastAsia="Arial" w:hAnsi="Arial"/>
@@ -29907,7 +29907,7 @@
               <w:spacing w:after="10" w:before="0"/>
               <w:ind w:left="120"/>
             </w:pPr>
-            <w:hyperlink w:history="1" r:id="rId1sld-9cmg9hqunfiv_vtd">
+            <w:hyperlink w:history="1" r:id="rIdcjoxp-hvuvou1thwoeg-d">
               <w:r>
                 <w:rPr>
                   <w:rFonts w:ascii="Arial" w:cs="Arial" w:eastAsia="Arial" w:hAnsi="Arial"/>
@@ -29952,7 +29952,7 @@
             <w:pPr>
               <w:spacing w:after="20" w:before="0"/>
             </w:pPr>
-            <w:hyperlink w:history="1" r:id="rId0trmgpcx_zt2cm1ubzdsc">
+            <w:hyperlink w:history="1" r:id="rIdodj91jvu0ppzj9s1sarcp">
               <w:r>
                 <w:rPr>
                   <w:rFonts w:ascii="Arial" w:cs="Arial" w:eastAsia="Arial" w:hAnsi="Arial"/>
@@ -29985,7 +29985,7 @@
               <w:spacing w:after="10" w:before="0"/>
               <w:ind w:left="120"/>
             </w:pPr>
-            <w:hyperlink w:history="1" r:id="rIdny_ldzd-03s1llfbtllwr">
+            <w:hyperlink w:history="1" r:id="rIdg5sckusfulfqtvck6k-es">
               <w:r>
                 <w:rPr>
                   <w:rFonts w:ascii="Arial" w:cs="Arial" w:eastAsia="Arial" w:hAnsi="Arial"/>
@@ -30180,7 +30180,7 @@
             <w:pPr>
               <w:spacing w:after="20" w:before="0"/>
             </w:pPr>
-            <w:hyperlink w:history="1" r:id="rIdz22axgavcongwvw4ynacn">
+            <w:hyperlink w:history="1" r:id="rId862quzqn5vor5z_ojgns7">
               <w:r>
                 <w:rPr>
                   <w:rFonts w:ascii="Arial" w:cs="Arial" w:eastAsia="Arial" w:hAnsi="Arial"/>
@@ -30213,7 +30213,7 @@
               <w:spacing w:after="10" w:before="0"/>
               <w:ind w:left="120"/>
             </w:pPr>
-            <w:hyperlink w:history="1" r:id="rIdqvxcs_41vmduk08vdj-kk">
+            <w:hyperlink w:history="1" r:id="rId8u5irh2asjeb3h54narg8">
               <w:r>
                 <w:rPr>
                   <w:rFonts w:ascii="Arial" w:cs="Arial" w:eastAsia="Arial" w:hAnsi="Arial"/>
@@ -30258,7 +30258,7 @@
             <w:pPr>
               <w:spacing w:after="20" w:before="0"/>
             </w:pPr>
-            <w:hyperlink w:history="1" r:id="rIdfnna8fer4ow7rpq3ndteb">
+            <w:hyperlink w:history="1" r:id="rIdyxzuur7k2jjkkdzhzaw9m">
               <w:r>
                 <w:rPr>
                   <w:rFonts w:ascii="Arial" w:cs="Arial" w:eastAsia="Arial" w:hAnsi="Arial"/>
@@ -30291,7 +30291,7 @@
               <w:spacing w:after="10" w:before="0"/>
               <w:ind w:left="120"/>
             </w:pPr>
-            <w:hyperlink w:history="1" r:id="rIdyp0m6tqokdr5fuqkwksuq">
+            <w:hyperlink w:history="1" r:id="rIdire9kb8buw8ywrdg8tyt0">
               <w:r>
                 <w:rPr>
                   <w:rFonts w:ascii="Arial" w:cs="Arial" w:eastAsia="Arial" w:hAnsi="Arial"/>
@@ -30486,7 +30486,7 @@
             <w:pPr>
               <w:spacing w:after="20" w:before="0"/>
             </w:pPr>
-            <w:hyperlink w:history="1" r:id="rIdgaly-thxvnvdzmroo2o6w">
+            <w:hyperlink w:history="1" r:id="rId4gvuamhqtlhgazvjcula-">
               <w:r>
                 <w:rPr>
                   <w:rFonts w:ascii="Arial" w:cs="Arial" w:eastAsia="Arial" w:hAnsi="Arial"/>
@@ -30519,7 +30519,7 @@
               <w:spacing w:after="10" w:before="0"/>
               <w:ind w:left="120"/>
             </w:pPr>
-            <w:hyperlink w:history="1" r:id="rId3-54sgyhr7uagohysfvi1">
+            <w:hyperlink w:history="1" r:id="rId4rvspltyvkjoa9mkox9rd">
               <w:r>
                 <w:rPr>
                   <w:rFonts w:ascii="Arial" w:cs="Arial" w:eastAsia="Arial" w:hAnsi="Arial"/>
@@ -30564,7 +30564,7 @@
             <w:pPr>
               <w:spacing w:after="20" w:before="0"/>
             </w:pPr>
-            <w:hyperlink w:history="1" r:id="rIdwxfm__exmwc3ej6b38u9h">
+            <w:hyperlink w:history="1" r:id="rIdcxny0f_jxoklqgtyufa4_">
               <w:r>
                 <w:rPr>
                   <w:rFonts w:ascii="Arial" w:cs="Arial" w:eastAsia="Arial" w:hAnsi="Arial"/>
@@ -30597,7 +30597,7 @@
               <w:spacing w:after="10" w:before="0"/>
               <w:ind w:left="120"/>
             </w:pPr>
-            <w:hyperlink w:history="1" r:id="rIdhdgifgc9cuhcj8ctjalwp">
+            <w:hyperlink w:history="1" r:id="rId8hy3v5ihhza_lvv_jd_wx">
               <w:r>
                 <w:rPr>
                   <w:rFonts w:ascii="Arial" w:cs="Arial" w:eastAsia="Arial" w:hAnsi="Arial"/>
@@ -32198,7 +32198,7 @@
             <w:pPr>
               <w:spacing w:after="20" w:before="0"/>
             </w:pPr>
-            <w:hyperlink w:history="1" r:id="rId0dbud_1om6a2hoqfd8fe1">
+            <w:hyperlink w:history="1" r:id="rIdlxtudff7vbqrgc2p_ufnp">
               <w:r>
                 <w:rPr>
                   <w:rFonts w:ascii="Arial" w:cs="Arial" w:eastAsia="Arial" w:hAnsi="Arial"/>
@@ -32231,7 +32231,7 @@
               <w:spacing w:after="10" w:before="0"/>
               <w:ind w:left="120"/>
             </w:pPr>
-            <w:hyperlink w:history="1" r:id="rIdp48pt0psrhimwqsbm3mku">
+            <w:hyperlink w:history="1" r:id="rIdhdtjd4czcri1ddaakrlzr">
               <w:r>
                 <w:rPr>
                   <w:rFonts w:ascii="Arial" w:cs="Arial" w:eastAsia="Arial" w:hAnsi="Arial"/>
@@ -32276,7 +32276,7 @@
             <w:pPr>
               <w:spacing w:after="20" w:before="0"/>
             </w:pPr>
-            <w:hyperlink w:history="1" r:id="rIdrc02pay0qbrtx458m-5d0">
+            <w:hyperlink w:history="1" r:id="rIdhopiunx8ghcnq-wttd-tq">
               <w:r>
                 <w:rPr>
                   <w:rFonts w:ascii="Arial" w:cs="Arial" w:eastAsia="Arial" w:hAnsi="Arial"/>
@@ -32309,7 +32309,7 @@
               <w:spacing w:after="10" w:before="0"/>
               <w:ind w:left="120"/>
             </w:pPr>
-            <w:hyperlink w:history="1" r:id="rId9isppv85zbxdy5kubtjnq">
+            <w:hyperlink w:history="1" r:id="rIdeam9cvab6svxc6mgsccwq">
               <w:r>
                 <w:rPr>
                   <w:rFonts w:ascii="Arial" w:cs="Arial" w:eastAsia="Arial" w:hAnsi="Arial"/>
@@ -32504,7 +32504,7 @@
             <w:pPr>
               <w:spacing w:after="20" w:before="0"/>
             </w:pPr>
-            <w:hyperlink w:history="1" r:id="rId0nenn_9d4-mfulaj7gzgi">
+            <w:hyperlink w:history="1" r:id="rIdfw3ucnau7w1ww6orlm-g5">
               <w:r>
                 <w:rPr>
                   <w:rFonts w:ascii="Arial" w:cs="Arial" w:eastAsia="Arial" w:hAnsi="Arial"/>
@@ -32537,7 +32537,7 @@
               <w:spacing w:after="10" w:before="0"/>
               <w:ind w:left="120"/>
             </w:pPr>
-            <w:hyperlink w:history="1" r:id="rIdesksvyzenmm3c10l6vjks">
+            <w:hyperlink w:history="1" r:id="rIdrh9pt1ki_xikiiz4vm8bo">
               <w:r>
                 <w:rPr>
                   <w:rFonts w:ascii="Arial" w:cs="Arial" w:eastAsia="Arial" w:hAnsi="Arial"/>
@@ -32582,7 +32582,7 @@
             <w:pPr>
               <w:spacing w:after="20" w:before="0"/>
             </w:pPr>
-            <w:hyperlink w:history="1" r:id="rIduok-uyxw5d0ft-msgetya">
+            <w:hyperlink w:history="1" r:id="rId1rx9thmbwh9eig32xumsw">
               <w:r>
                 <w:rPr>
                   <w:rFonts w:ascii="Arial" w:cs="Arial" w:eastAsia="Arial" w:hAnsi="Arial"/>
@@ -32615,7 +32615,7 @@
               <w:spacing w:after="10" w:before="0"/>
               <w:ind w:left="120"/>
             </w:pPr>
-            <w:hyperlink w:history="1" r:id="rIdmedsyrlrylw52dnphqf14">
+            <w:hyperlink w:history="1" r:id="rIdxlzi3ghsp8a1egxt3kubo">
               <w:r>
                 <w:rPr>
                   <w:rFonts w:ascii="Arial" w:cs="Arial" w:eastAsia="Arial" w:hAnsi="Arial"/>
@@ -32810,7 +32810,7 @@
             <w:pPr>
               <w:spacing w:after="20" w:before="0"/>
             </w:pPr>
-            <w:hyperlink w:history="1" r:id="rId296ktetznr4c4sbakxpdd">
+            <w:hyperlink w:history="1" r:id="rIdrqtdumfze_1zekymiixxx">
               <w:r>
                 <w:rPr>
                   <w:rFonts w:ascii="Arial" w:cs="Arial" w:eastAsia="Arial" w:hAnsi="Arial"/>
@@ -32843,7 +32843,7 @@
               <w:spacing w:after="10" w:before="0"/>
               <w:ind w:left="120"/>
             </w:pPr>
-            <w:hyperlink w:history="1" r:id="rIdxrsm4jt4hml8254xezih8">
+            <w:hyperlink w:history="1" r:id="rIdp2ookpvfduyjqvw8xi7ap">
               <w:r>
                 <w:rPr>
                   <w:rFonts w:ascii="Arial" w:cs="Arial" w:eastAsia="Arial" w:hAnsi="Arial"/>
@@ -32888,7 +32888,7 @@
             <w:pPr>
               <w:spacing w:after="20" w:before="0"/>
             </w:pPr>
-            <w:hyperlink w:history="1" r:id="rIdvzhfgq42yhxm-z8idgalb">
+            <w:hyperlink w:history="1" r:id="rIdpc2xtvy8rbrl1xxr2w7tl">
               <w:r>
                 <w:rPr>
                   <w:rFonts w:ascii="Arial" w:cs="Arial" w:eastAsia="Arial" w:hAnsi="Arial"/>
@@ -32921,7 +32921,7 @@
               <w:spacing w:after="10" w:before="0"/>
               <w:ind w:left="120"/>
             </w:pPr>
-            <w:hyperlink w:history="1" r:id="rId2q7g5zkthjowsqzpa4fai">
+            <w:hyperlink w:history="1" r:id="rIdoo5o--fjdjum-okc1-la3">
               <w:r>
                 <w:rPr>
                   <w:rFonts w:ascii="Arial" w:cs="Arial" w:eastAsia="Arial" w:hAnsi="Arial"/>
@@ -33116,7 +33116,7 @@
             <w:pPr>
               <w:spacing w:after="20" w:before="0"/>
             </w:pPr>
-            <w:hyperlink w:history="1" r:id="rIdqwiatznmdapunebqjgqbg">
+            <w:hyperlink w:history="1" r:id="rIdhnj8zl_jw9pqxzr-gvjtv">
               <w:r>
                 <w:rPr>
                   <w:rFonts w:ascii="Arial" w:cs="Arial" w:eastAsia="Arial" w:hAnsi="Arial"/>
@@ -33149,7 +33149,7 @@
               <w:spacing w:after="10" w:before="0"/>
               <w:ind w:left="120"/>
             </w:pPr>
-            <w:hyperlink w:history="1" r:id="rIdqp0qvdzu5zdhxyyfildue">
+            <w:hyperlink w:history="1" r:id="rIdlk8lwrn8j5nirjkwgvnrz">
               <w:r>
                 <w:rPr>
                   <w:rFonts w:ascii="Arial" w:cs="Arial" w:eastAsia="Arial" w:hAnsi="Arial"/>
@@ -33194,7 +33194,7 @@
             <w:pPr>
               <w:spacing w:after="20" w:before="0"/>
             </w:pPr>
-            <w:hyperlink w:history="1" r:id="rIdgu8d4hfl-to6pweckmkbm">
+            <w:hyperlink w:history="1" r:id="rIdlppfmxeeakohmh1s9ipos">
               <w:r>
                 <w:rPr>
                   <w:rFonts w:ascii="Arial" w:cs="Arial" w:eastAsia="Arial" w:hAnsi="Arial"/>
@@ -33227,7 +33227,7 @@
               <w:spacing w:after="10" w:before="0"/>
               <w:ind w:left="120"/>
             </w:pPr>
-            <w:hyperlink w:history="1" r:id="rIdu4vfjbvh7r62xitiq66ri">
+            <w:hyperlink w:history="1" r:id="rId6xwijiub7kjv-l-uw4wzi">
               <w:r>
                 <w:rPr>
                   <w:rFonts w:ascii="Arial" w:cs="Arial" w:eastAsia="Arial" w:hAnsi="Arial"/>
@@ -33422,7 +33422,7 @@
             <w:pPr>
               <w:spacing w:after="20" w:before="0"/>
             </w:pPr>
-            <w:hyperlink w:history="1" r:id="rIdweqwb1ankkec8qpk7tjiq">
+            <w:hyperlink w:history="1" r:id="rId46k2ptlskw0ijk9nk8zyi">
               <w:r>
                 <w:rPr>
                   <w:rFonts w:ascii="Arial" w:cs="Arial" w:eastAsia="Arial" w:hAnsi="Arial"/>
@@ -33455,7 +33455,7 @@
               <w:spacing w:after="10" w:before="0"/>
               <w:ind w:left="120"/>
             </w:pPr>
-            <w:hyperlink w:history="1" r:id="rIdpzzahk7duq_nmyxsgrv-g">
+            <w:hyperlink w:history="1" r:id="rIdk3nqbytgfaq5rqqe-xkmr">
               <w:r>
                 <w:rPr>
                   <w:rFonts w:ascii="Arial" w:cs="Arial" w:eastAsia="Arial" w:hAnsi="Arial"/>
@@ -33500,7 +33500,7 @@
             <w:pPr>
               <w:spacing w:after="20" w:before="0"/>
             </w:pPr>
-            <w:hyperlink w:history="1" r:id="rId9samk3pizztrh0aagc6fs">
+            <w:hyperlink w:history="1" r:id="rIdckzb8fkfsm8sql4tbl_z5">
               <w:r>
                 <w:rPr>
                   <w:rFonts w:ascii="Arial" w:cs="Arial" w:eastAsia="Arial" w:hAnsi="Arial"/>
@@ -33533,7 +33533,7 @@
               <w:spacing w:after="10" w:before="0"/>
               <w:ind w:left="120"/>
             </w:pPr>
-            <w:hyperlink w:history="1" r:id="rId1czatnzkler6qoj0x73ba">
+            <w:hyperlink w:history="1" r:id="rIdqb5vf-k4tq8k-vpeqaf81">
               <w:r>
                 <w:rPr>
                   <w:rFonts w:ascii="Arial" w:cs="Arial" w:eastAsia="Arial" w:hAnsi="Arial"/>
@@ -35020,7 +35020,7 @@
             <w:pPr>
               <w:spacing w:after="20" w:before="0"/>
             </w:pPr>
-            <w:hyperlink w:history="1" r:id="rIdbcmn6pebypkex1lgigbgl">
+            <w:hyperlink w:history="1" r:id="rId64ffazdk5m6kcatqlpkw4">
               <w:r>
                 <w:rPr>
                   <w:rFonts w:ascii="Arial" w:cs="Arial" w:eastAsia="Arial" w:hAnsi="Arial"/>
@@ -35053,7 +35053,7 @@
               <w:spacing w:after="10" w:before="0"/>
               <w:ind w:left="120"/>
             </w:pPr>
-            <w:hyperlink w:history="1" r:id="rIdkhzmfelzpcedwetlrb-6l">
+            <w:hyperlink w:history="1" r:id="rIdiosqpswtkrm42glq6rsll">
               <w:r>
                 <w:rPr>
                   <w:rFonts w:ascii="Arial" w:cs="Arial" w:eastAsia="Arial" w:hAnsi="Arial"/>
@@ -35098,7 +35098,7 @@
             <w:pPr>
               <w:spacing w:after="20" w:before="0"/>
             </w:pPr>
-            <w:hyperlink w:history="1" r:id="rIdrvaijq5nnwvzn--tad-og">
+            <w:hyperlink w:history="1" r:id="rIdwxpkvrohloti32_uqfygx">
               <w:r>
                 <w:rPr>
                   <w:rFonts w:ascii="Arial" w:cs="Arial" w:eastAsia="Arial" w:hAnsi="Arial"/>
@@ -35131,7 +35131,7 @@
               <w:spacing w:after="10" w:before="0"/>
               <w:ind w:left="120"/>
             </w:pPr>
-            <w:hyperlink w:history="1" r:id="rIdr9e7cwasvhxteupcqqmsc">
+            <w:hyperlink w:history="1" r:id="rIdpenasflrtpelm0fjwio3g">
               <w:r>
                 <w:rPr>
                   <w:rFonts w:ascii="Arial" w:cs="Arial" w:eastAsia="Arial" w:hAnsi="Arial"/>
@@ -35326,7 +35326,7 @@
             <w:pPr>
               <w:spacing w:after="20" w:before="0"/>
             </w:pPr>
-            <w:hyperlink w:history="1" r:id="rIdr_lemca7a33zicjtpnquz">
+            <w:hyperlink w:history="1" r:id="rIduvy1kywbiwd5alsqg54zi">
               <w:r>
                 <w:rPr>
                   <w:rFonts w:ascii="Arial" w:cs="Arial" w:eastAsia="Arial" w:hAnsi="Arial"/>
@@ -35359,7 +35359,7 @@
               <w:spacing w:after="10" w:before="0"/>
               <w:ind w:left="120"/>
             </w:pPr>
-            <w:hyperlink w:history="1" r:id="rIdye3yszhwfwmypwdepl3wz">
+            <w:hyperlink w:history="1" r:id="rIdoi7p8-byddn5d3jpugple">
               <w:r>
                 <w:rPr>
                   <w:rFonts w:ascii="Arial" w:cs="Arial" w:eastAsia="Arial" w:hAnsi="Arial"/>
@@ -35404,7 +35404,7 @@
             <w:pPr>
               <w:spacing w:after="20" w:before="0"/>
             </w:pPr>
-            <w:hyperlink w:history="1" r:id="rIdfjr0aucsaxgk4hkv5vh4s">
+            <w:hyperlink w:history="1" r:id="rId2m-rr1_26khhjfccrpw0o">
               <w:r>
                 <w:rPr>
                   <w:rFonts w:ascii="Arial" w:cs="Arial" w:eastAsia="Arial" w:hAnsi="Arial"/>
@@ -35437,7 +35437,7 @@
               <w:spacing w:after="10" w:before="0"/>
               <w:ind w:left="120"/>
             </w:pPr>
-            <w:hyperlink w:history="1" r:id="rIdr9e_wzi7tqzlueojsbwhm">
+            <w:hyperlink w:history="1" r:id="rId21a62znw50guaxhygtkze">
               <w:r>
                 <w:rPr>
                   <w:rFonts w:ascii="Arial" w:cs="Arial" w:eastAsia="Arial" w:hAnsi="Arial"/>
@@ -35632,7 +35632,7 @@
             <w:pPr>
               <w:spacing w:after="20" w:before="0"/>
             </w:pPr>
-            <w:hyperlink w:history="1" r:id="rIdjydcihiejedvhxuhfamjr">
+            <w:hyperlink w:history="1" r:id="rIdolldru5d96bnh-g_anuse">
               <w:r>
                 <w:rPr>
                   <w:rFonts w:ascii="Arial" w:cs="Arial" w:eastAsia="Arial" w:hAnsi="Arial"/>
@@ -35665,7 +35665,7 @@
               <w:spacing w:after="10" w:before="0"/>
               <w:ind w:left="120"/>
             </w:pPr>
-            <w:hyperlink w:history="1" r:id="rIdralunfg42dxcymsr2f4jz">
+            <w:hyperlink w:history="1" r:id="rIdevyhnvm9bonb0d8o8yuvd">
               <w:r>
                 <w:rPr>
                   <w:rFonts w:ascii="Arial" w:cs="Arial" w:eastAsia="Arial" w:hAnsi="Arial"/>
@@ -35710,7 +35710,7 @@
             <w:pPr>
               <w:spacing w:after="20" w:before="0"/>
             </w:pPr>
-            <w:hyperlink w:history="1" r:id="rIdh-c8go8ejg0-rdps-lt2k">
+            <w:hyperlink w:history="1" r:id="rIdntz6takvti4qzm-djtfiw">
               <w:r>
                 <w:rPr>
                   <w:rFonts w:ascii="Arial" w:cs="Arial" w:eastAsia="Arial" w:hAnsi="Arial"/>
@@ -35743,7 +35743,7 @@
               <w:spacing w:after="10" w:before="0"/>
               <w:ind w:left="120"/>
             </w:pPr>
-            <w:hyperlink w:history="1" r:id="rIdra4axldi_gl4xiykbghbc">
+            <w:hyperlink w:history="1" r:id="rIdyhz2ia6bvz-tbsiuuowlm">
               <w:r>
                 <w:rPr>
                   <w:rFonts w:ascii="Arial" w:cs="Arial" w:eastAsia="Arial" w:hAnsi="Arial"/>
@@ -35938,7 +35938,7 @@
             <w:pPr>
               <w:spacing w:after="20" w:before="0"/>
             </w:pPr>
-            <w:hyperlink w:history="1" r:id="rIdeqr_8usq2s73alcm73yfb">
+            <w:hyperlink w:history="1" r:id="rId3lvuzo__pimhkc-aapcyg">
               <w:r>
                 <w:rPr>
                   <w:rFonts w:ascii="Arial" w:cs="Arial" w:eastAsia="Arial" w:hAnsi="Arial"/>
@@ -35971,7 +35971,7 @@
               <w:spacing w:after="10" w:before="0"/>
               <w:ind w:left="120"/>
             </w:pPr>
-            <w:hyperlink w:history="1" r:id="rIdewvip0qoemzy0tn0uhcf0">
+            <w:hyperlink w:history="1" r:id="rIdfg_gxqox0zdo1qefztsig">
               <w:r>
                 <w:rPr>
                   <w:rFonts w:ascii="Arial" w:cs="Arial" w:eastAsia="Arial" w:hAnsi="Arial"/>
@@ -36016,7 +36016,7 @@
             <w:pPr>
               <w:spacing w:after="20" w:before="0"/>
             </w:pPr>
-            <w:hyperlink w:history="1" r:id="rIdx2qeqnuhcdn_zq5p0hq-y">
+            <w:hyperlink w:history="1" r:id="rIdlvb_xdb3d9eoo0xvfa4nj">
               <w:r>
                 <w:rPr>
                   <w:rFonts w:ascii="Arial" w:cs="Arial" w:eastAsia="Arial" w:hAnsi="Arial"/>
@@ -36049,7 +36049,7 @@
               <w:spacing w:after="10" w:before="0"/>
               <w:ind w:left="120"/>
             </w:pPr>
-            <w:hyperlink w:history="1" r:id="rIdrlknioxnqfpts3wgi7mt9">
+            <w:hyperlink w:history="1" r:id="rIdkvsm6idv7gpffq_div_wv">
               <w:r>
                 <w:rPr>
                   <w:rFonts w:ascii="Arial" w:cs="Arial" w:eastAsia="Arial" w:hAnsi="Arial"/>
@@ -36244,7 +36244,7 @@
             <w:pPr>
               <w:spacing w:after="20" w:before="0"/>
             </w:pPr>
-            <w:hyperlink w:history="1" r:id="rIdjzmzh4acdb4ujkvko-jhf">
+            <w:hyperlink w:history="1" r:id="rId1weobs6srj0k1terv7b-o">
               <w:r>
                 <w:rPr>
                   <w:rFonts w:ascii="Arial" w:cs="Arial" w:eastAsia="Arial" w:hAnsi="Arial"/>
@@ -36277,7 +36277,7 @@
               <w:spacing w:after="10" w:before="0"/>
               <w:ind w:left="120"/>
             </w:pPr>
-            <w:hyperlink w:history="1" r:id="rIdzuscaye3mkzhzwnxwjmsn">
+            <w:hyperlink w:history="1" r:id="rIdzqdc1cuh-erubflh11q-x">
               <w:r>
                 <w:rPr>
                   <w:rFonts w:ascii="Arial" w:cs="Arial" w:eastAsia="Arial" w:hAnsi="Arial"/>
@@ -36322,7 +36322,7 @@
             <w:pPr>
               <w:spacing w:after="20" w:before="0"/>
             </w:pPr>
-            <w:hyperlink w:history="1" r:id="rIdr26zfsjsr7ff96yftdzj0">
+            <w:hyperlink w:history="1" r:id="rIdeqbbjitnl_-rrqvsklnyu">
               <w:r>
                 <w:rPr>
                   <w:rFonts w:ascii="Arial" w:cs="Arial" w:eastAsia="Arial" w:hAnsi="Arial"/>
@@ -36355,7 +36355,7 @@
               <w:spacing w:after="10" w:before="0"/>
               <w:ind w:left="120"/>
             </w:pPr>
-            <w:hyperlink w:history="1" r:id="rId6z91lncqutysqxiqffjzb">
+            <w:hyperlink w:history="1" r:id="rIdzwrfm8af-xq1vagmkqvrd">
               <w:r>
                 <w:rPr>
                   <w:rFonts w:ascii="Arial" w:cs="Arial" w:eastAsia="Arial" w:hAnsi="Arial"/>

--- a/data/outputs/v2/Biology/SS2.3_Plant_Gaseous_Exchange_and_Respiration/Biology_Plant_Gaseous_Exchange_and_Respiration_CBE_LessonSequence.docx
+++ b/data/outputs/v2/Biology/SS2.3_Plant_Gaseous_Exchange_and_Respiration/Biology_Plant_Gaseous_Exchange_and_Respiration_CBE_LessonSequence.docx
@@ -3576,7 +3576,7 @@
             <w:pPr>
               <w:spacing w:after="20" w:before="0"/>
             </w:pPr>
-            <w:hyperlink w:history="1" r:id="rIdzzvzumvkmk3vqhrcb0sjr">
+            <w:hyperlink w:history="1" r:id="rIdmsbvmz2hkmsnl_yh2qvfw">
               <w:r>
                 <w:rPr>
                   <w:rFonts w:ascii="Arial" w:cs="Arial" w:eastAsia="Arial" w:hAnsi="Arial"/>
@@ -3609,7 +3609,7 @@
               <w:spacing w:after="10" w:before="0"/>
               <w:ind w:left="120"/>
             </w:pPr>
-            <w:hyperlink w:history="1" r:id="rIdxgugw0moqdh87wq_qwtpp">
+            <w:hyperlink w:history="1" r:id="rIdlu3evdmmrsb5itvzv42ro">
               <w:r>
                 <w:rPr>
                   <w:rFonts w:ascii="Arial" w:cs="Arial" w:eastAsia="Arial" w:hAnsi="Arial"/>
@@ -3654,7 +3654,7 @@
             <w:pPr>
               <w:spacing w:after="20" w:before="0"/>
             </w:pPr>
-            <w:hyperlink w:history="1" r:id="rIdksghomrei6rsib7gj-iz8">
+            <w:hyperlink w:history="1" r:id="rId1etwonapnqa8bpz_ptj38">
               <w:r>
                 <w:rPr>
                   <w:rFonts w:ascii="Arial" w:cs="Arial" w:eastAsia="Arial" w:hAnsi="Arial"/>
@@ -3687,7 +3687,7 @@
               <w:spacing w:after="10" w:before="0"/>
               <w:ind w:left="120"/>
             </w:pPr>
-            <w:hyperlink w:history="1" r:id="rIdsmifqixlssmyxsq8rmtvb">
+            <w:hyperlink w:history="1" r:id="rId-mfkrz4b1lp7zyhqbi6pr">
               <w:r>
                 <w:rPr>
                   <w:rFonts w:ascii="Arial" w:cs="Arial" w:eastAsia="Arial" w:hAnsi="Arial"/>
@@ -3882,7 +3882,7 @@
             <w:pPr>
               <w:spacing w:after="20" w:before="0"/>
             </w:pPr>
-            <w:hyperlink w:history="1" r:id="rId-0e0enzayq3v0daahbite">
+            <w:hyperlink w:history="1" r:id="rIdaclq7lfcsjjltqdsfwc28">
               <w:r>
                 <w:rPr>
                   <w:rFonts w:ascii="Arial" w:cs="Arial" w:eastAsia="Arial" w:hAnsi="Arial"/>
@@ -3915,7 +3915,7 @@
               <w:spacing w:after="10" w:before="0"/>
               <w:ind w:left="120"/>
             </w:pPr>
-            <w:hyperlink w:history="1" r:id="rIdbl_xzivrdp7dr7egavr60">
+            <w:hyperlink w:history="1" r:id="rIdrtthnd5cvf5cm4kkocaoy">
               <w:r>
                 <w:rPr>
                   <w:rFonts w:ascii="Arial" w:cs="Arial" w:eastAsia="Arial" w:hAnsi="Arial"/>
@@ -3960,7 +3960,7 @@
             <w:pPr>
               <w:spacing w:after="20" w:before="0"/>
             </w:pPr>
-            <w:hyperlink w:history="1" r:id="rIduadyq4twg2yi-zos8lmcb">
+            <w:hyperlink w:history="1" r:id="rIdyxgremq86gy_ycrdcc1hv">
               <w:r>
                 <w:rPr>
                   <w:rFonts w:ascii="Arial" w:cs="Arial" w:eastAsia="Arial" w:hAnsi="Arial"/>
@@ -3993,7 +3993,7 @@
               <w:spacing w:after="10" w:before="0"/>
               <w:ind w:left="120"/>
             </w:pPr>
-            <w:hyperlink w:history="1" r:id="rIdxpfilmhutzjwt5i2y-cfh">
+            <w:hyperlink w:history="1" r:id="rIdvitlio6jz6wcndblclc18">
               <w:r>
                 <w:rPr>
                   <w:rFonts w:ascii="Arial" w:cs="Arial" w:eastAsia="Arial" w:hAnsi="Arial"/>
@@ -4188,7 +4188,7 @@
             <w:pPr>
               <w:spacing w:after="20" w:before="0"/>
             </w:pPr>
-            <w:hyperlink w:history="1" r:id="rId7gz7rgkcsblg7p2kd6wpw">
+            <w:hyperlink w:history="1" r:id="rIdzuaec6jfnrovyrectche4">
               <w:r>
                 <w:rPr>
                   <w:rFonts w:ascii="Arial" w:cs="Arial" w:eastAsia="Arial" w:hAnsi="Arial"/>
@@ -4221,7 +4221,7 @@
               <w:spacing w:after="10" w:before="0"/>
               <w:ind w:left="120"/>
             </w:pPr>
-            <w:hyperlink w:history="1" r:id="rIdtywjkvpclbteenpo2xjs7">
+            <w:hyperlink w:history="1" r:id="rIdjk3fyc_khla8n9msvfvu5">
               <w:r>
                 <w:rPr>
                   <w:rFonts w:ascii="Arial" w:cs="Arial" w:eastAsia="Arial" w:hAnsi="Arial"/>
@@ -4266,7 +4266,7 @@
             <w:pPr>
               <w:spacing w:after="20" w:before="0"/>
             </w:pPr>
-            <w:hyperlink w:history="1" r:id="rIdw0uxgrlcppkb40ho2tydt">
+            <w:hyperlink w:history="1" r:id="rIdpoqjl6s6kwqybjl-gnane">
               <w:r>
                 <w:rPr>
                   <w:rFonts w:ascii="Arial" w:cs="Arial" w:eastAsia="Arial" w:hAnsi="Arial"/>
@@ -4299,7 +4299,7 @@
               <w:spacing w:after="10" w:before="0"/>
               <w:ind w:left="120"/>
             </w:pPr>
-            <w:hyperlink w:history="1" r:id="rIdlennymawa80o0cqi1yero">
+            <w:hyperlink w:history="1" r:id="rIdxc8pxararrah9-jfpp17_">
               <w:r>
                 <w:rPr>
                   <w:rFonts w:ascii="Arial" w:cs="Arial" w:eastAsia="Arial" w:hAnsi="Arial"/>
@@ -4494,7 +4494,7 @@
             <w:pPr>
               <w:spacing w:after="20" w:before="0"/>
             </w:pPr>
-            <w:hyperlink w:history="1" r:id="rIdjtw-krv0jyhqx6odhlqkr">
+            <w:hyperlink w:history="1" r:id="rIdghxgviabjprszyueuqdyj">
               <w:r>
                 <w:rPr>
                   <w:rFonts w:ascii="Arial" w:cs="Arial" w:eastAsia="Arial" w:hAnsi="Arial"/>
@@ -4527,7 +4527,7 @@
               <w:spacing w:after="10" w:before="0"/>
               <w:ind w:left="120"/>
             </w:pPr>
-            <w:hyperlink w:history="1" r:id="rIdoceum-plndxpsipipnyfq">
+            <w:hyperlink w:history="1" r:id="rIdxbce8rngacxcdfdfl_08j">
               <w:r>
                 <w:rPr>
                   <w:rFonts w:ascii="Arial" w:cs="Arial" w:eastAsia="Arial" w:hAnsi="Arial"/>
@@ -4572,7 +4572,7 @@
             <w:pPr>
               <w:spacing w:after="20" w:before="0"/>
             </w:pPr>
-            <w:hyperlink w:history="1" r:id="rIdrxu3ctd45i4mpbi1wyzen">
+            <w:hyperlink w:history="1" r:id="rId11mgwzg_qozlw0z4zdxz6">
               <w:r>
                 <w:rPr>
                   <w:rFonts w:ascii="Arial" w:cs="Arial" w:eastAsia="Arial" w:hAnsi="Arial"/>
@@ -4605,7 +4605,7 @@
               <w:spacing w:after="10" w:before="0"/>
               <w:ind w:left="120"/>
             </w:pPr>
-            <w:hyperlink w:history="1" r:id="rIdsqaoyytuwnltjg1hwaj9n">
+            <w:hyperlink w:history="1" r:id="rId1rep1gycw4c4ja2bfkke6">
               <w:r>
                 <w:rPr>
                   <w:rFonts w:ascii="Arial" w:cs="Arial" w:eastAsia="Arial" w:hAnsi="Arial"/>
@@ -4800,7 +4800,7 @@
             <w:pPr>
               <w:spacing w:after="20" w:before="0"/>
             </w:pPr>
-            <w:hyperlink w:history="1" r:id="rIdipuibi_zirba4bu4wqjjz">
+            <w:hyperlink w:history="1" r:id="rIdsnrsawpauelak1sgwypwz">
               <w:r>
                 <w:rPr>
                   <w:rFonts w:ascii="Arial" w:cs="Arial" w:eastAsia="Arial" w:hAnsi="Arial"/>
@@ -4833,7 +4833,7 @@
               <w:spacing w:after="10" w:before="0"/>
               <w:ind w:left="120"/>
             </w:pPr>
-            <w:hyperlink w:history="1" r:id="rIdyiybwbv-d0xxwko6apipf">
+            <w:hyperlink w:history="1" r:id="rIdubgqvn0mi9vm2qhftosiq">
               <w:r>
                 <w:rPr>
                   <w:rFonts w:ascii="Arial" w:cs="Arial" w:eastAsia="Arial" w:hAnsi="Arial"/>
@@ -4878,7 +4878,7 @@
             <w:pPr>
               <w:spacing w:after="20" w:before="0"/>
             </w:pPr>
-            <w:hyperlink w:history="1" r:id="rIdedjtc0riv9jy7kllxsqwn">
+            <w:hyperlink w:history="1" r:id="rIdtqq4am3anwvauey1uu56f">
               <w:r>
                 <w:rPr>
                   <w:rFonts w:ascii="Arial" w:cs="Arial" w:eastAsia="Arial" w:hAnsi="Arial"/>
@@ -4911,7 +4911,7 @@
               <w:spacing w:after="10" w:before="0"/>
               <w:ind w:left="120"/>
             </w:pPr>
-            <w:hyperlink w:history="1" r:id="rIdiy1hqfgqwhap1qpuqmfrd">
+            <w:hyperlink w:history="1" r:id="rIdqokckan0hm-cezmaxj-eu">
               <w:r>
                 <w:rPr>
                   <w:rFonts w:ascii="Arial" w:cs="Arial" w:eastAsia="Arial" w:hAnsi="Arial"/>
@@ -6398,7 +6398,7 @@
             <w:pPr>
               <w:spacing w:after="20" w:before="0"/>
             </w:pPr>
-            <w:hyperlink w:history="1" r:id="rIdtzdhhvm2taakjbfznmwzt">
+            <w:hyperlink w:history="1" r:id="rIdgfnq0vpejzo9aduptw3zw">
               <w:r>
                 <w:rPr>
                   <w:rFonts w:ascii="Arial" w:cs="Arial" w:eastAsia="Arial" w:hAnsi="Arial"/>
@@ -6431,7 +6431,7 @@
               <w:spacing w:after="10" w:before="0"/>
               <w:ind w:left="120"/>
             </w:pPr>
-            <w:hyperlink w:history="1" r:id="rId96l3g1kjbncrusupg8wnm">
+            <w:hyperlink w:history="1" r:id="rIduamnc2uigtunisy4avjbr">
               <w:r>
                 <w:rPr>
                   <w:rFonts w:ascii="Arial" w:cs="Arial" w:eastAsia="Arial" w:hAnsi="Arial"/>
@@ -6476,7 +6476,7 @@
             <w:pPr>
               <w:spacing w:after="20" w:before="0"/>
             </w:pPr>
-            <w:hyperlink w:history="1" r:id="rIdyob21scicmyfqyrfcdpwg">
+            <w:hyperlink w:history="1" r:id="rId9jn05dipjnlurvrtaksqu">
               <w:r>
                 <w:rPr>
                   <w:rFonts w:ascii="Arial" w:cs="Arial" w:eastAsia="Arial" w:hAnsi="Arial"/>
@@ -6509,7 +6509,7 @@
               <w:spacing w:after="10" w:before="0"/>
               <w:ind w:left="120"/>
             </w:pPr>
-            <w:hyperlink w:history="1" r:id="rIdjralgpjqkiy2gjwclepto">
+            <w:hyperlink w:history="1" r:id="rId1kjie-htwzgys0bqu0jx-">
               <w:r>
                 <w:rPr>
                   <w:rFonts w:ascii="Arial" w:cs="Arial" w:eastAsia="Arial" w:hAnsi="Arial"/>
@@ -6704,7 +6704,7 @@
             <w:pPr>
               <w:spacing w:after="20" w:before="0"/>
             </w:pPr>
-            <w:hyperlink w:history="1" r:id="rId2k004lsb3q2rz3k-crsg2">
+            <w:hyperlink w:history="1" r:id="rIdtrtvp7ow_yfpvtkwuejhj">
               <w:r>
                 <w:rPr>
                   <w:rFonts w:ascii="Arial" w:cs="Arial" w:eastAsia="Arial" w:hAnsi="Arial"/>
@@ -6737,7 +6737,7 @@
               <w:spacing w:after="10" w:before="0"/>
               <w:ind w:left="120"/>
             </w:pPr>
-            <w:hyperlink w:history="1" r:id="rIdf-bkyrmb8or_vdozeckcp">
+            <w:hyperlink w:history="1" r:id="rIdi33ufjpoyxn3a6vm4bbn3">
               <w:r>
                 <w:rPr>
                   <w:rFonts w:ascii="Arial" w:cs="Arial" w:eastAsia="Arial" w:hAnsi="Arial"/>
@@ -6782,7 +6782,7 @@
             <w:pPr>
               <w:spacing w:after="20" w:before="0"/>
             </w:pPr>
-            <w:hyperlink w:history="1" r:id="rIdto2hb55wttcuwftmgpxgs">
+            <w:hyperlink w:history="1" r:id="rIdqekdbj6qmydc0avsvy7kv">
               <w:r>
                 <w:rPr>
                   <w:rFonts w:ascii="Arial" w:cs="Arial" w:eastAsia="Arial" w:hAnsi="Arial"/>
@@ -6815,7 +6815,7 @@
               <w:spacing w:after="10" w:before="0"/>
               <w:ind w:left="120"/>
             </w:pPr>
-            <w:hyperlink w:history="1" r:id="rIda4jusbxdexrau6jkk_9jb">
+            <w:hyperlink w:history="1" r:id="rIdnft7ek7gzbjug29mxskik">
               <w:r>
                 <w:rPr>
                   <w:rFonts w:ascii="Arial" w:cs="Arial" w:eastAsia="Arial" w:hAnsi="Arial"/>
@@ -7010,7 +7010,7 @@
             <w:pPr>
               <w:spacing w:after="20" w:before="0"/>
             </w:pPr>
-            <w:hyperlink w:history="1" r:id="rIdzpy_umpofjyaaw6vi-4db">
+            <w:hyperlink w:history="1" r:id="rIda77hwyxw1n30s9onki_yn">
               <w:r>
                 <w:rPr>
                   <w:rFonts w:ascii="Arial" w:cs="Arial" w:eastAsia="Arial" w:hAnsi="Arial"/>
@@ -7043,7 +7043,7 @@
               <w:spacing w:after="10" w:before="0"/>
               <w:ind w:left="120"/>
             </w:pPr>
-            <w:hyperlink w:history="1" r:id="rIdfuniiwlsgm8qtsqbpe-7_">
+            <w:hyperlink w:history="1" r:id="rIdtjmp4kaf6qvuxdyeja-f6">
               <w:r>
                 <w:rPr>
                   <w:rFonts w:ascii="Arial" w:cs="Arial" w:eastAsia="Arial" w:hAnsi="Arial"/>
@@ -7088,7 +7088,7 @@
             <w:pPr>
               <w:spacing w:after="20" w:before="0"/>
             </w:pPr>
-            <w:hyperlink w:history="1" r:id="rIdkug7xeydgczsovr1ayddv">
+            <w:hyperlink w:history="1" r:id="rId9rzyldefw77zuoti66ssy">
               <w:r>
                 <w:rPr>
                   <w:rFonts w:ascii="Arial" w:cs="Arial" w:eastAsia="Arial" w:hAnsi="Arial"/>
@@ -7121,7 +7121,7 @@
               <w:spacing w:after="10" w:before="0"/>
               <w:ind w:left="120"/>
             </w:pPr>
-            <w:hyperlink w:history="1" r:id="rIdopjdg1uvk6y0jivtxmh0j">
+            <w:hyperlink w:history="1" r:id="rIdenli8qy_80wp7q-jggzu2">
               <w:r>
                 <w:rPr>
                   <w:rFonts w:ascii="Arial" w:cs="Arial" w:eastAsia="Arial" w:hAnsi="Arial"/>
@@ -7316,7 +7316,7 @@
             <w:pPr>
               <w:spacing w:after="20" w:before="0"/>
             </w:pPr>
-            <w:hyperlink w:history="1" r:id="rIdiam-17rwbpguioqyepgnt">
+            <w:hyperlink w:history="1" r:id="rIdsysaliecamrf9joubhb-4">
               <w:r>
                 <w:rPr>
                   <w:rFonts w:ascii="Arial" w:cs="Arial" w:eastAsia="Arial" w:hAnsi="Arial"/>
@@ -7349,7 +7349,7 @@
               <w:spacing w:after="10" w:before="0"/>
               <w:ind w:left="120"/>
             </w:pPr>
-            <w:hyperlink w:history="1" r:id="rId4q2uze7sns8w0cxoei7-t">
+            <w:hyperlink w:history="1" r:id="rId4jmjoj4bdtgxufqgaxrmo">
               <w:r>
                 <w:rPr>
                   <w:rFonts w:ascii="Arial" w:cs="Arial" w:eastAsia="Arial" w:hAnsi="Arial"/>
@@ -7394,7 +7394,7 @@
             <w:pPr>
               <w:spacing w:after="20" w:before="0"/>
             </w:pPr>
-            <w:hyperlink w:history="1" r:id="rIdzyj9v31xiicwtacfbep4x">
+            <w:hyperlink w:history="1" r:id="rId4fl7z6uw3wk5-eqwfwwbv">
               <w:r>
                 <w:rPr>
                   <w:rFonts w:ascii="Arial" w:cs="Arial" w:eastAsia="Arial" w:hAnsi="Arial"/>
@@ -7427,7 +7427,7 @@
               <w:spacing w:after="10" w:before="0"/>
               <w:ind w:left="120"/>
             </w:pPr>
-            <w:hyperlink w:history="1" r:id="rIdx3-yy7h6_8istzmprp6i6">
+            <w:hyperlink w:history="1" r:id="rId9fw1boh0dnqyoecathvsf">
               <w:r>
                 <w:rPr>
                   <w:rFonts w:ascii="Arial" w:cs="Arial" w:eastAsia="Arial" w:hAnsi="Arial"/>
@@ -7622,7 +7622,7 @@
             <w:pPr>
               <w:spacing w:after="20" w:before="0"/>
             </w:pPr>
-            <w:hyperlink w:history="1" r:id="rIdw0qvrrdv_eyrregs01uhb">
+            <w:hyperlink w:history="1" r:id="rId654wcdbtfwxcqanffr1cf">
               <w:r>
                 <w:rPr>
                   <w:rFonts w:ascii="Arial" w:cs="Arial" w:eastAsia="Arial" w:hAnsi="Arial"/>
@@ -7655,7 +7655,7 @@
               <w:spacing w:after="10" w:before="0"/>
               <w:ind w:left="120"/>
             </w:pPr>
-            <w:hyperlink w:history="1" r:id="rIddexns8j2wm6hm1hk6symx">
+            <w:hyperlink w:history="1" r:id="rIdubetrpfu6ud9sap7kcs9s">
               <w:r>
                 <w:rPr>
                   <w:rFonts w:ascii="Arial" w:cs="Arial" w:eastAsia="Arial" w:hAnsi="Arial"/>
@@ -7700,7 +7700,7 @@
             <w:pPr>
               <w:spacing w:after="20" w:before="0"/>
             </w:pPr>
-            <w:hyperlink w:history="1" r:id="rIdelvcmy5ffpmitc797ewjt">
+            <w:hyperlink w:history="1" r:id="rIdj_fgtkvxvdqjlgvuc3ud2">
               <w:r>
                 <w:rPr>
                   <w:rFonts w:ascii="Arial" w:cs="Arial" w:eastAsia="Arial" w:hAnsi="Arial"/>
@@ -7733,7 +7733,7 @@
               <w:spacing w:after="10" w:before="0"/>
               <w:ind w:left="120"/>
             </w:pPr>
-            <w:hyperlink w:history="1" r:id="rIdgmpwqowacgi5hjltwo9wh">
+            <w:hyperlink w:history="1" r:id="rIdfzmbu6xmsrcyb7b6s6n8o">
               <w:r>
                 <w:rPr>
                   <w:rFonts w:ascii="Arial" w:cs="Arial" w:eastAsia="Arial" w:hAnsi="Arial"/>
@@ -9220,7 +9220,7 @@
             <w:pPr>
               <w:spacing w:after="20" w:before="0"/>
             </w:pPr>
-            <w:hyperlink w:history="1" r:id="rIdlyidjb0fj30t86usvicso">
+            <w:hyperlink w:history="1" r:id="rIdo6p8cvgu1ls5rrobsvs9z">
               <w:r>
                 <w:rPr>
                   <w:rFonts w:ascii="Arial" w:cs="Arial" w:eastAsia="Arial" w:hAnsi="Arial"/>
@@ -9253,7 +9253,7 @@
               <w:spacing w:after="10" w:before="0"/>
               <w:ind w:left="120"/>
             </w:pPr>
-            <w:hyperlink w:history="1" r:id="rIduoc12m3i09ovk3m1s5tj6">
+            <w:hyperlink w:history="1" r:id="rIdhzva-vphxzok2e5ejsj8w">
               <w:r>
                 <w:rPr>
                   <w:rFonts w:ascii="Arial" w:cs="Arial" w:eastAsia="Arial" w:hAnsi="Arial"/>
@@ -9298,7 +9298,7 @@
             <w:pPr>
               <w:spacing w:after="20" w:before="0"/>
             </w:pPr>
-            <w:hyperlink w:history="1" r:id="rIdxmeioxrmsaiwl30cmubrd">
+            <w:hyperlink w:history="1" r:id="rIdwsqhbxq0z9dffmfm0acfv">
               <w:r>
                 <w:rPr>
                   <w:rFonts w:ascii="Arial" w:cs="Arial" w:eastAsia="Arial" w:hAnsi="Arial"/>
@@ -9331,7 +9331,7 @@
               <w:spacing w:after="10" w:before="0"/>
               <w:ind w:left="120"/>
             </w:pPr>
-            <w:hyperlink w:history="1" r:id="rId5ivhr7ggcwzbmncmbgsov">
+            <w:hyperlink w:history="1" r:id="rIdtse0vsc83ak-u5-h60gd6">
               <w:r>
                 <w:rPr>
                   <w:rFonts w:ascii="Arial" w:cs="Arial" w:eastAsia="Arial" w:hAnsi="Arial"/>
@@ -9526,7 +9526,7 @@
             <w:pPr>
               <w:spacing w:after="20" w:before="0"/>
             </w:pPr>
-            <w:hyperlink w:history="1" r:id="rIda_evmzlkm1ferltrp8ik8">
+            <w:hyperlink w:history="1" r:id="rIdoqn88nzpbsqzaajbw4uzf">
               <w:r>
                 <w:rPr>
                   <w:rFonts w:ascii="Arial" w:cs="Arial" w:eastAsia="Arial" w:hAnsi="Arial"/>
@@ -9559,7 +9559,7 @@
               <w:spacing w:after="10" w:before="0"/>
               <w:ind w:left="120"/>
             </w:pPr>
-            <w:hyperlink w:history="1" r:id="rIdfw-hahufllkddelfkm8hn">
+            <w:hyperlink w:history="1" r:id="rIdjznr5k57kkcdxxhufww4s">
               <w:r>
                 <w:rPr>
                   <w:rFonts w:ascii="Arial" w:cs="Arial" w:eastAsia="Arial" w:hAnsi="Arial"/>
@@ -9604,7 +9604,7 @@
             <w:pPr>
               <w:spacing w:after="20" w:before="0"/>
             </w:pPr>
-            <w:hyperlink w:history="1" r:id="rId93ldzadx16yvy04zawdkx">
+            <w:hyperlink w:history="1" r:id="rIdeoqx8c-nacdzmgcerxi5q">
               <w:r>
                 <w:rPr>
                   <w:rFonts w:ascii="Arial" w:cs="Arial" w:eastAsia="Arial" w:hAnsi="Arial"/>
@@ -9637,7 +9637,7 @@
               <w:spacing w:after="10" w:before="0"/>
               <w:ind w:left="120"/>
             </w:pPr>
-            <w:hyperlink w:history="1" r:id="rIdjo-u8ypoin1qxqzwtxjvg">
+            <w:hyperlink w:history="1" r:id="rIdghwhknxilptwj3lvexc_a">
               <w:r>
                 <w:rPr>
                   <w:rFonts w:ascii="Arial" w:cs="Arial" w:eastAsia="Arial" w:hAnsi="Arial"/>
@@ -9832,7 +9832,7 @@
             <w:pPr>
               <w:spacing w:after="20" w:before="0"/>
             </w:pPr>
-            <w:hyperlink w:history="1" r:id="rIdjyf20ywzoxeuykh4pdzwf">
+            <w:hyperlink w:history="1" r:id="rIdszprjzvcv8gifbxpoi58g">
               <w:r>
                 <w:rPr>
                   <w:rFonts w:ascii="Arial" w:cs="Arial" w:eastAsia="Arial" w:hAnsi="Arial"/>
@@ -9865,7 +9865,7 @@
               <w:spacing w:after="10" w:before="0"/>
               <w:ind w:left="120"/>
             </w:pPr>
-            <w:hyperlink w:history="1" r:id="rIdwugxycxf5n3wfhq13vvoi">
+            <w:hyperlink w:history="1" r:id="rIdv1moiiis2itikbumqvwz1">
               <w:r>
                 <w:rPr>
                   <w:rFonts w:ascii="Arial" w:cs="Arial" w:eastAsia="Arial" w:hAnsi="Arial"/>
@@ -9910,7 +9910,7 @@
             <w:pPr>
               <w:spacing w:after="20" w:before="0"/>
             </w:pPr>
-            <w:hyperlink w:history="1" r:id="rIdxwqg_ro7mwn3spue3fjoy">
+            <w:hyperlink w:history="1" r:id="rIdayujl6zek730idmlrgnh6">
               <w:r>
                 <w:rPr>
                   <w:rFonts w:ascii="Arial" w:cs="Arial" w:eastAsia="Arial" w:hAnsi="Arial"/>
@@ -9943,7 +9943,7 @@
               <w:spacing w:after="10" w:before="0"/>
               <w:ind w:left="120"/>
             </w:pPr>
-            <w:hyperlink w:history="1" r:id="rIdphbab696zaqzxivgmgnoe">
+            <w:hyperlink w:history="1" r:id="rId7zpv8pu7pgmkylwdpsdgl">
               <w:r>
                 <w:rPr>
                   <w:rFonts w:ascii="Arial" w:cs="Arial" w:eastAsia="Arial" w:hAnsi="Arial"/>
@@ -10138,7 +10138,7 @@
             <w:pPr>
               <w:spacing w:after="20" w:before="0"/>
             </w:pPr>
-            <w:hyperlink w:history="1" r:id="rIdscwdowlzbshdldkbimjd_">
+            <w:hyperlink w:history="1" r:id="rIdmsqdrtbculoqsjbk48bqj">
               <w:r>
                 <w:rPr>
                   <w:rFonts w:ascii="Arial" w:cs="Arial" w:eastAsia="Arial" w:hAnsi="Arial"/>
@@ -10171,7 +10171,7 @@
               <w:spacing w:after="10" w:before="0"/>
               <w:ind w:left="120"/>
             </w:pPr>
-            <w:hyperlink w:history="1" r:id="rIdegkuaxl__lbohojlryk3v">
+            <w:hyperlink w:history="1" r:id="rIde4ef9mq13soxmvqpkt0hs">
               <w:r>
                 <w:rPr>
                   <w:rFonts w:ascii="Arial" w:cs="Arial" w:eastAsia="Arial" w:hAnsi="Arial"/>
@@ -10216,7 +10216,7 @@
             <w:pPr>
               <w:spacing w:after="20" w:before="0"/>
             </w:pPr>
-            <w:hyperlink w:history="1" r:id="rIdoj_gtf6gibgbtv8qsucme">
+            <w:hyperlink w:history="1" r:id="rIdu_bfs4udlbfmeg2vcz9p-">
               <w:r>
                 <w:rPr>
                   <w:rFonts w:ascii="Arial" w:cs="Arial" w:eastAsia="Arial" w:hAnsi="Arial"/>
@@ -10249,7 +10249,7 @@
               <w:spacing w:after="10" w:before="0"/>
               <w:ind w:left="120"/>
             </w:pPr>
-            <w:hyperlink w:history="1" r:id="rIdtadsceu2i-ko9kpj4dudk">
+            <w:hyperlink w:history="1" r:id="rIdkceekg2957cmzwb9kbltk">
               <w:r>
                 <w:rPr>
                   <w:rFonts w:ascii="Arial" w:cs="Arial" w:eastAsia="Arial" w:hAnsi="Arial"/>
@@ -10444,7 +10444,7 @@
             <w:pPr>
               <w:spacing w:after="20" w:before="0"/>
             </w:pPr>
-            <w:hyperlink w:history="1" r:id="rIdzcbb1uzq69cxhv_hzognv">
+            <w:hyperlink w:history="1" r:id="rId9pnfohuu9dykc_pbyk8dk">
               <w:r>
                 <w:rPr>
                   <w:rFonts w:ascii="Arial" w:cs="Arial" w:eastAsia="Arial" w:hAnsi="Arial"/>
@@ -10477,7 +10477,7 @@
               <w:spacing w:after="10" w:before="0"/>
               <w:ind w:left="120"/>
             </w:pPr>
-            <w:hyperlink w:history="1" r:id="rIdnum8q9ncbqbkflfxq_ozm">
+            <w:hyperlink w:history="1" r:id="rIddx8hqt32_hunapwkga484">
               <w:r>
                 <w:rPr>
                   <w:rFonts w:ascii="Arial" w:cs="Arial" w:eastAsia="Arial" w:hAnsi="Arial"/>
@@ -10522,7 +10522,7 @@
             <w:pPr>
               <w:spacing w:after="20" w:before="0"/>
             </w:pPr>
-            <w:hyperlink w:history="1" r:id="rIdutv_-yxektoeyrkgrmghb">
+            <w:hyperlink w:history="1" r:id="rIdyltf2czxbqnkazjoelfgk">
               <w:r>
                 <w:rPr>
                   <w:rFonts w:ascii="Arial" w:cs="Arial" w:eastAsia="Arial" w:hAnsi="Arial"/>
@@ -10555,7 +10555,7 @@
               <w:spacing w:after="10" w:before="0"/>
               <w:ind w:left="120"/>
             </w:pPr>
-            <w:hyperlink w:history="1" r:id="rId0l4p4idj3dnd6d0igxlwk">
+            <w:hyperlink w:history="1" r:id="rIdxlj_ry9tgpr_e_tt_fxkr">
               <w:r>
                 <w:rPr>
                   <w:rFonts w:ascii="Arial" w:cs="Arial" w:eastAsia="Arial" w:hAnsi="Arial"/>
@@ -12042,7 +12042,7 @@
             <w:pPr>
               <w:spacing w:after="20" w:before="0"/>
             </w:pPr>
-            <w:hyperlink w:history="1" r:id="rIdm_nx8ywb9qf3pssbywb6w">
+            <w:hyperlink w:history="1" r:id="rIdxbzeziklferxudjj7ycon">
               <w:r>
                 <w:rPr>
                   <w:rFonts w:ascii="Arial" w:cs="Arial" w:eastAsia="Arial" w:hAnsi="Arial"/>
@@ -12075,7 +12075,7 @@
               <w:spacing w:after="10" w:before="0"/>
               <w:ind w:left="120"/>
             </w:pPr>
-            <w:hyperlink w:history="1" r:id="rIdknw5k74evn_kdvdknn21s">
+            <w:hyperlink w:history="1" r:id="rId_jesouevdmeaxm424hpwq">
               <w:r>
                 <w:rPr>
                   <w:rFonts w:ascii="Arial" w:cs="Arial" w:eastAsia="Arial" w:hAnsi="Arial"/>
@@ -12120,7 +12120,7 @@
             <w:pPr>
               <w:spacing w:after="20" w:before="0"/>
             </w:pPr>
-            <w:hyperlink w:history="1" r:id="rIduizhzxmt8obqe9q1afjla">
+            <w:hyperlink w:history="1" r:id="rIdksijdmw-a3bh92covsb8h">
               <w:r>
                 <w:rPr>
                   <w:rFonts w:ascii="Arial" w:cs="Arial" w:eastAsia="Arial" w:hAnsi="Arial"/>
@@ -12153,7 +12153,7 @@
               <w:spacing w:after="10" w:before="0"/>
               <w:ind w:left="120"/>
             </w:pPr>
-            <w:hyperlink w:history="1" r:id="rIdhhlkxrt8rwc19nfkquhtz">
+            <w:hyperlink w:history="1" r:id="rIdjlpwqkadjms58rhkbtned">
               <w:r>
                 <w:rPr>
                   <w:rFonts w:ascii="Arial" w:cs="Arial" w:eastAsia="Arial" w:hAnsi="Arial"/>
@@ -12348,7 +12348,7 @@
             <w:pPr>
               <w:spacing w:after="20" w:before="0"/>
             </w:pPr>
-            <w:hyperlink w:history="1" r:id="rId9lpl2oxf6ybv7bwcgwwrv">
+            <w:hyperlink w:history="1" r:id="rIdnvymwbtlc-vmd7ngdrw_b">
               <w:r>
                 <w:rPr>
                   <w:rFonts w:ascii="Arial" w:cs="Arial" w:eastAsia="Arial" w:hAnsi="Arial"/>
@@ -12381,7 +12381,7 @@
               <w:spacing w:after="10" w:before="0"/>
               <w:ind w:left="120"/>
             </w:pPr>
-            <w:hyperlink w:history="1" r:id="rIdvgt8j8vzetwik29-bqvs6">
+            <w:hyperlink w:history="1" r:id="rIdubgxbs0cits2yisaxm9xs">
               <w:r>
                 <w:rPr>
                   <w:rFonts w:ascii="Arial" w:cs="Arial" w:eastAsia="Arial" w:hAnsi="Arial"/>
@@ -12426,7 +12426,7 @@
             <w:pPr>
               <w:spacing w:after="20" w:before="0"/>
             </w:pPr>
-            <w:hyperlink w:history="1" r:id="rId6d2ont4cnwzw4jnmjybvv">
+            <w:hyperlink w:history="1" r:id="rId6pe9ctacixh0-gpymhrxl">
               <w:r>
                 <w:rPr>
                   <w:rFonts w:ascii="Arial" w:cs="Arial" w:eastAsia="Arial" w:hAnsi="Arial"/>
@@ -12459,7 +12459,7 @@
               <w:spacing w:after="10" w:before="0"/>
               <w:ind w:left="120"/>
             </w:pPr>
-            <w:hyperlink w:history="1" r:id="rIdm3atzluyg8negzi_wrrjd">
+            <w:hyperlink w:history="1" r:id="rIdub6l-jrdsxrrlanqe1dny">
               <w:r>
                 <w:rPr>
                   <w:rFonts w:ascii="Arial" w:cs="Arial" w:eastAsia="Arial" w:hAnsi="Arial"/>
@@ -12789,7 +12789,7 @@
             <w:pPr>
               <w:spacing w:after="20" w:before="0"/>
             </w:pPr>
-            <w:hyperlink w:history="1" r:id="rIdxfpku4peu3zfj7pvzy9nz">
+            <w:hyperlink w:history="1" r:id="rIdygxdnn5svgoxte_xdlser">
               <w:r>
                 <w:rPr>
                   <w:rFonts w:ascii="Arial" w:cs="Arial" w:eastAsia="Arial" w:hAnsi="Arial"/>
@@ -12822,7 +12822,7 @@
               <w:spacing w:after="10" w:before="0"/>
               <w:ind w:left="120"/>
             </w:pPr>
-            <w:hyperlink w:history="1" r:id="rIdwhrax1sf6jzdtlf1ecisj">
+            <w:hyperlink w:history="1" r:id="rIdnhi_g_l92nmvtkmdbaaqa">
               <w:r>
                 <w:rPr>
                   <w:rFonts w:ascii="Arial" w:cs="Arial" w:eastAsia="Arial" w:hAnsi="Arial"/>
@@ -12867,7 +12867,7 @@
             <w:pPr>
               <w:spacing w:after="20" w:before="0"/>
             </w:pPr>
-            <w:hyperlink w:history="1" r:id="rIdgwvf4j53niotpubcjmlzm">
+            <w:hyperlink w:history="1" r:id="rIdoveasvsamko5fz-qykmot">
               <w:r>
                 <w:rPr>
                   <w:rFonts w:ascii="Arial" w:cs="Arial" w:eastAsia="Arial" w:hAnsi="Arial"/>
@@ -12900,7 +12900,7 @@
               <w:spacing w:after="10" w:before="0"/>
               <w:ind w:left="120"/>
             </w:pPr>
-            <w:hyperlink w:history="1" r:id="rIdrv5acvhgoykwsskclu8c6">
+            <w:hyperlink w:history="1" r:id="rIdekgjb4zlaesbdbyjmlql2">
               <w:r>
                 <w:rPr>
                   <w:rFonts w:ascii="Arial" w:cs="Arial" w:eastAsia="Arial" w:hAnsi="Arial"/>
@@ -13247,7 +13247,7 @@
             <w:pPr>
               <w:spacing w:after="20" w:before="0"/>
             </w:pPr>
-            <w:hyperlink w:history="1" r:id="rIdilbgldsl9luwa1fhqp3kb">
+            <w:hyperlink w:history="1" r:id="rId5q0irrz8t2gfgjuemmex2">
               <w:r>
                 <w:rPr>
                   <w:rFonts w:ascii="Arial" w:cs="Arial" w:eastAsia="Arial" w:hAnsi="Arial"/>
@@ -13280,7 +13280,7 @@
               <w:spacing w:after="10" w:before="0"/>
               <w:ind w:left="120"/>
             </w:pPr>
-            <w:hyperlink w:history="1" r:id="rIdiebburdu2--vt4lgh_wht">
+            <w:hyperlink w:history="1" r:id="rIdnsqs_gwjjup-h-enqkbk7">
               <w:r>
                 <w:rPr>
                   <w:rFonts w:ascii="Arial" w:cs="Arial" w:eastAsia="Arial" w:hAnsi="Arial"/>
@@ -13325,7 +13325,7 @@
             <w:pPr>
               <w:spacing w:after="20" w:before="0"/>
             </w:pPr>
-            <w:hyperlink w:history="1" r:id="rIdcpeqqs0htsuz0bo-xfp-p">
+            <w:hyperlink w:history="1" r:id="rIdqcvlzsttbivuimdiqzoai">
               <w:r>
                 <w:rPr>
                   <w:rFonts w:ascii="Arial" w:cs="Arial" w:eastAsia="Arial" w:hAnsi="Arial"/>
@@ -13358,7 +13358,7 @@
               <w:spacing w:after="10" w:before="0"/>
               <w:ind w:left="120"/>
             </w:pPr>
-            <w:hyperlink w:history="1" r:id="rIdhpwezhc9p8eacr6vzrbb4">
+            <w:hyperlink w:history="1" r:id="rIdcvgwtn-sxvmuwmcm9kwq9">
               <w:r>
                 <w:rPr>
                   <w:rFonts w:ascii="Arial" w:cs="Arial" w:eastAsia="Arial" w:hAnsi="Arial"/>
@@ -13553,7 +13553,7 @@
             <w:pPr>
               <w:spacing w:after="20" w:before="0"/>
             </w:pPr>
-            <w:hyperlink w:history="1" r:id="rIdelbrtsvb9mn5nn2zdgxs_">
+            <w:hyperlink w:history="1" r:id="rIdkapde_i3yx34ilythqfic">
               <w:r>
                 <w:rPr>
                   <w:rFonts w:ascii="Arial" w:cs="Arial" w:eastAsia="Arial" w:hAnsi="Arial"/>
@@ -13586,7 +13586,7 @@
               <w:spacing w:after="10" w:before="0"/>
               <w:ind w:left="120"/>
             </w:pPr>
-            <w:hyperlink w:history="1" r:id="rIdsauwai6xczgzwggtf51an">
+            <w:hyperlink w:history="1" r:id="rId_7nrpyks8c_j0yqxnqm6a">
               <w:r>
                 <w:rPr>
                   <w:rFonts w:ascii="Arial" w:cs="Arial" w:eastAsia="Arial" w:hAnsi="Arial"/>
@@ -13631,7 +13631,7 @@
             <w:pPr>
               <w:spacing w:after="20" w:before="0"/>
             </w:pPr>
-            <w:hyperlink w:history="1" r:id="rIdixnwear4lnbqyedmxrrof">
+            <w:hyperlink w:history="1" r:id="rIdsumzqsa0nm8fadz4clrcv">
               <w:r>
                 <w:rPr>
                   <w:rFonts w:ascii="Arial" w:cs="Arial" w:eastAsia="Arial" w:hAnsi="Arial"/>
@@ -13664,7 +13664,7 @@
               <w:spacing w:after="10" w:before="0"/>
               <w:ind w:left="120"/>
             </w:pPr>
-            <w:hyperlink w:history="1" r:id="rIddkhvn3vqouglt-cqqykxg">
+            <w:hyperlink w:history="1" r:id="rIdves7347kz-ha4oauadwut">
               <w:r>
                 <w:rPr>
                   <w:rFonts w:ascii="Arial" w:cs="Arial" w:eastAsia="Arial" w:hAnsi="Arial"/>
@@ -15152,7 +15152,7 @@
             <w:pPr>
               <w:spacing w:after="20" w:before="0"/>
             </w:pPr>
-            <w:hyperlink w:history="1" r:id="rId7uq8zhxx5lxv8-nqegsfg">
+            <w:hyperlink w:history="1" r:id="rId70ykfqh0mhho9w5vpbuvs">
               <w:r>
                 <w:rPr>
                   <w:rFonts w:ascii="Arial" w:cs="Arial" w:eastAsia="Arial" w:hAnsi="Arial"/>
@@ -15185,7 +15185,7 @@
               <w:spacing w:after="10" w:before="0"/>
               <w:ind w:left="120"/>
             </w:pPr>
-            <w:hyperlink w:history="1" r:id="rIdytzuob__kd3mvodkr6qla">
+            <w:hyperlink w:history="1" r:id="rIdgjea1jxddckk5btsfcuop">
               <w:r>
                 <w:rPr>
                   <w:rFonts w:ascii="Arial" w:cs="Arial" w:eastAsia="Arial" w:hAnsi="Arial"/>
@@ -15230,7 +15230,7 @@
             <w:pPr>
               <w:spacing w:after="20" w:before="0"/>
             </w:pPr>
-            <w:hyperlink w:history="1" r:id="rId00rqiggp7etvl8mwgimyr">
+            <w:hyperlink w:history="1" r:id="rId8kln4q25ay2eocsobknby">
               <w:r>
                 <w:rPr>
                   <w:rFonts w:ascii="Arial" w:cs="Arial" w:eastAsia="Arial" w:hAnsi="Arial"/>
@@ -15263,7 +15263,7 @@
               <w:spacing w:after="10" w:before="0"/>
               <w:ind w:left="120"/>
             </w:pPr>
-            <w:hyperlink w:history="1" r:id="rIdqzwos4xbhnfmvdw8yt5_s">
+            <w:hyperlink w:history="1" r:id="rIdefpgym-sc09y04ef9eosc">
               <w:r>
                 <w:rPr>
                   <w:rFonts w:ascii="Arial" w:cs="Arial" w:eastAsia="Arial" w:hAnsi="Arial"/>
@@ -15458,7 +15458,7 @@
             <w:pPr>
               <w:spacing w:after="20" w:before="0"/>
             </w:pPr>
-            <w:hyperlink w:history="1" r:id="rIdhqwzkga0-4hrrc_bkt4ji">
+            <w:hyperlink w:history="1" r:id="rIdsg_0aztrpacyshnhdgihu">
               <w:r>
                 <w:rPr>
                   <w:rFonts w:ascii="Arial" w:cs="Arial" w:eastAsia="Arial" w:hAnsi="Arial"/>
@@ -15491,7 +15491,7 @@
               <w:spacing w:after="10" w:before="0"/>
               <w:ind w:left="120"/>
             </w:pPr>
-            <w:hyperlink w:history="1" r:id="rId4lbvonmqbt2xqy1pv4zjw">
+            <w:hyperlink w:history="1" r:id="rIdt5izkcl1k7v_idj8vx1t3">
               <w:r>
                 <w:rPr>
                   <w:rFonts w:ascii="Arial" w:cs="Arial" w:eastAsia="Arial" w:hAnsi="Arial"/>
@@ -15536,7 +15536,7 @@
             <w:pPr>
               <w:spacing w:after="20" w:before="0"/>
             </w:pPr>
-            <w:hyperlink w:history="1" r:id="rIdtxrzcorpma5hkmjjfmizl">
+            <w:hyperlink w:history="1" r:id="rIdw7mwoetgorqzcxvwliqdf">
               <w:r>
                 <w:rPr>
                   <w:rFonts w:ascii="Arial" w:cs="Arial" w:eastAsia="Arial" w:hAnsi="Arial"/>
@@ -15569,7 +15569,7 @@
               <w:spacing w:after="10" w:before="0"/>
               <w:ind w:left="120"/>
             </w:pPr>
-            <w:hyperlink w:history="1" r:id="rIdyx2pfazvzzmchaj1c8oek">
+            <w:hyperlink w:history="1" r:id="rIdg5jtd60qytclxgx6s3njv">
               <w:r>
                 <w:rPr>
                   <w:rFonts w:ascii="Arial" w:cs="Arial" w:eastAsia="Arial" w:hAnsi="Arial"/>
@@ -15764,7 +15764,7 @@
             <w:pPr>
               <w:spacing w:after="20" w:before="0"/>
             </w:pPr>
-            <w:hyperlink w:history="1" r:id="rIdm8a73og7vdjizs1gg4yrw">
+            <w:hyperlink w:history="1" r:id="rIdz3yn0gny9bgjv8susj0fx">
               <w:r>
                 <w:rPr>
                   <w:rFonts w:ascii="Arial" w:cs="Arial" w:eastAsia="Arial" w:hAnsi="Arial"/>
@@ -15797,7 +15797,7 @@
               <w:spacing w:after="10" w:before="0"/>
               <w:ind w:left="120"/>
             </w:pPr>
-            <w:hyperlink w:history="1" r:id="rIdijh6vkcwowumn7otowye6">
+            <w:hyperlink w:history="1" r:id="rIdczznhi4oobd0gi07pf5g1">
               <w:r>
                 <w:rPr>
                   <w:rFonts w:ascii="Arial" w:cs="Arial" w:eastAsia="Arial" w:hAnsi="Arial"/>
@@ -15842,7 +15842,7 @@
             <w:pPr>
               <w:spacing w:after="20" w:before="0"/>
             </w:pPr>
-            <w:hyperlink w:history="1" r:id="rIdhzpwnciqgahaqnysu56ry">
+            <w:hyperlink w:history="1" r:id="rId97my8zejsnmbd8bf2vk7n">
               <w:r>
                 <w:rPr>
                   <w:rFonts w:ascii="Arial" w:cs="Arial" w:eastAsia="Arial" w:hAnsi="Arial"/>
@@ -15875,7 +15875,7 @@
               <w:spacing w:after="10" w:before="0"/>
               <w:ind w:left="120"/>
             </w:pPr>
-            <w:hyperlink w:history="1" r:id="rIdf1duru_rutyhvtp6bknfs">
+            <w:hyperlink w:history="1" r:id="rIdnf9o_j9h_aupoolnidcyq">
               <w:r>
                 <w:rPr>
                   <w:rFonts w:ascii="Arial" w:cs="Arial" w:eastAsia="Arial" w:hAnsi="Arial"/>
@@ -16070,7 +16070,7 @@
             <w:pPr>
               <w:spacing w:after="20" w:before="0"/>
             </w:pPr>
-            <w:hyperlink w:history="1" r:id="rIdvvtlap1xjgxpyaqqchbdb">
+            <w:hyperlink w:history="1" r:id="rId0ehy3kbxamfut66hhjxjb">
               <w:r>
                 <w:rPr>
                   <w:rFonts w:ascii="Arial" w:cs="Arial" w:eastAsia="Arial" w:hAnsi="Arial"/>
@@ -16103,7 +16103,7 @@
               <w:spacing w:after="10" w:before="0"/>
               <w:ind w:left="120"/>
             </w:pPr>
-            <w:hyperlink w:history="1" r:id="rIdh1jc-1fdsdcqjdyj83udp">
+            <w:hyperlink w:history="1" r:id="rIdhpp_hbbsz0fdy906rvvzt">
               <w:r>
                 <w:rPr>
                   <w:rFonts w:ascii="Arial" w:cs="Arial" w:eastAsia="Arial" w:hAnsi="Arial"/>
@@ -16148,7 +16148,7 @@
             <w:pPr>
               <w:spacing w:after="20" w:before="0"/>
             </w:pPr>
-            <w:hyperlink w:history="1" r:id="rIdpo6aolzkltuzdoqbvtjl7">
+            <w:hyperlink w:history="1" r:id="rId2r4k6klrog3agmu7xjs-6">
               <w:r>
                 <w:rPr>
                   <w:rFonts w:ascii="Arial" w:cs="Arial" w:eastAsia="Arial" w:hAnsi="Arial"/>
@@ -16181,7 +16181,7 @@
               <w:spacing w:after="10" w:before="0"/>
               <w:ind w:left="120"/>
             </w:pPr>
-            <w:hyperlink w:history="1" r:id="rIdnensfuvcqfuaxccarvxc0">
+            <w:hyperlink w:history="1" r:id="rIdkbjxpkkbqzztsp7l_1skt">
               <w:r>
                 <w:rPr>
                   <w:rFonts w:ascii="Arial" w:cs="Arial" w:eastAsia="Arial" w:hAnsi="Arial"/>
@@ -16376,7 +16376,7 @@
             <w:pPr>
               <w:spacing w:after="20" w:before="0"/>
             </w:pPr>
-            <w:hyperlink w:history="1" r:id="rIdrtqnsufqzv-pijdqabfhe">
+            <w:hyperlink w:history="1" r:id="rIdl4fem9f5nomyj9kzlnt5f">
               <w:r>
                 <w:rPr>
                   <w:rFonts w:ascii="Arial" w:cs="Arial" w:eastAsia="Arial" w:hAnsi="Arial"/>
@@ -16409,7 +16409,7 @@
               <w:spacing w:after="10" w:before="0"/>
               <w:ind w:left="120"/>
             </w:pPr>
-            <w:hyperlink w:history="1" r:id="rIdf1vrktkdusmbhjnfw_zls">
+            <w:hyperlink w:history="1" r:id="rId22dhayecb1takokiiglve">
               <w:r>
                 <w:rPr>
                   <w:rFonts w:ascii="Arial" w:cs="Arial" w:eastAsia="Arial" w:hAnsi="Arial"/>
@@ -16454,7 +16454,7 @@
             <w:pPr>
               <w:spacing w:after="20" w:before="0"/>
             </w:pPr>
-            <w:hyperlink w:history="1" r:id="rIdcetsbwb9s6nmyhxt_diy2">
+            <w:hyperlink w:history="1" r:id="rId7d7ujunqtbxauk2vphjbp">
               <w:r>
                 <w:rPr>
                   <w:rFonts w:ascii="Arial" w:cs="Arial" w:eastAsia="Arial" w:hAnsi="Arial"/>
@@ -16487,7 +16487,7 @@
               <w:spacing w:after="10" w:before="0"/>
               <w:ind w:left="120"/>
             </w:pPr>
-            <w:hyperlink w:history="1" r:id="rIdc9k-wjwbnry78k-w-v0re">
+            <w:hyperlink w:history="1" r:id="rId5ens-mjoe8n4cwztgwvhv">
               <w:r>
                 <w:rPr>
                   <w:rFonts w:ascii="Arial" w:cs="Arial" w:eastAsia="Arial" w:hAnsi="Arial"/>
@@ -17974,7 +17974,7 @@
             <w:pPr>
               <w:spacing w:after="20" w:before="0"/>
             </w:pPr>
-            <w:hyperlink w:history="1" r:id="rIdhbptegwmkvvttn4hycfca">
+            <w:hyperlink w:history="1" r:id="rId7_xnw02vggtmv2rxpmoey">
               <w:r>
                 <w:rPr>
                   <w:rFonts w:ascii="Arial" w:cs="Arial" w:eastAsia="Arial" w:hAnsi="Arial"/>
@@ -18007,7 +18007,7 @@
               <w:spacing w:after="10" w:before="0"/>
               <w:ind w:left="120"/>
             </w:pPr>
-            <w:hyperlink w:history="1" r:id="rIdltq-_kulfhoptcqgqrtst">
+            <w:hyperlink w:history="1" r:id="rIdh6znwa0yxunduaw2rq3ax">
               <w:r>
                 <w:rPr>
                   <w:rFonts w:ascii="Arial" w:cs="Arial" w:eastAsia="Arial" w:hAnsi="Arial"/>
@@ -18052,7 +18052,7 @@
             <w:pPr>
               <w:spacing w:after="20" w:before="0"/>
             </w:pPr>
-            <w:hyperlink w:history="1" r:id="rIdt0okkdtxufttzmqgbwni1">
+            <w:hyperlink w:history="1" r:id="rIdkaqxcquyjmxlcgbfjgkqs">
               <w:r>
                 <w:rPr>
                   <w:rFonts w:ascii="Arial" w:cs="Arial" w:eastAsia="Arial" w:hAnsi="Arial"/>
@@ -18085,7 +18085,7 @@
               <w:spacing w:after="10" w:before="0"/>
               <w:ind w:left="120"/>
             </w:pPr>
-            <w:hyperlink w:history="1" r:id="rIdyiirxukht642sagvv46zr">
+            <w:hyperlink w:history="1" r:id="rId0ail1p-yk8_vsizictuaf">
               <w:r>
                 <w:rPr>
                   <w:rFonts w:ascii="Arial" w:cs="Arial" w:eastAsia="Arial" w:hAnsi="Arial"/>
@@ -18280,7 +18280,7 @@
             <w:pPr>
               <w:spacing w:after="20" w:before="0"/>
             </w:pPr>
-            <w:hyperlink w:history="1" r:id="rIdynwnzuvdirnchg8idalv4">
+            <w:hyperlink w:history="1" r:id="rIdmlo1nj_kspbvnfposn8j9">
               <w:r>
                 <w:rPr>
                   <w:rFonts w:ascii="Arial" w:cs="Arial" w:eastAsia="Arial" w:hAnsi="Arial"/>
@@ -18313,7 +18313,7 @@
               <w:spacing w:after="10" w:before="0"/>
               <w:ind w:left="120"/>
             </w:pPr>
-            <w:hyperlink w:history="1" r:id="rIdtyhjmtp94ws3gvdyeuces">
+            <w:hyperlink w:history="1" r:id="rId-odu-xz4vmy0sxkhigyoy">
               <w:r>
                 <w:rPr>
                   <w:rFonts w:ascii="Arial" w:cs="Arial" w:eastAsia="Arial" w:hAnsi="Arial"/>
@@ -18358,7 +18358,7 @@
             <w:pPr>
               <w:spacing w:after="20" w:before="0"/>
             </w:pPr>
-            <w:hyperlink w:history="1" r:id="rIdkvkpvbrhrge2pkspvqzjj">
+            <w:hyperlink w:history="1" r:id="rIdgyl4jntqokcwk3xm51jcw">
               <w:r>
                 <w:rPr>
                   <w:rFonts w:ascii="Arial" w:cs="Arial" w:eastAsia="Arial" w:hAnsi="Arial"/>
@@ -18391,7 +18391,7 @@
               <w:spacing w:after="10" w:before="0"/>
               <w:ind w:left="120"/>
             </w:pPr>
-            <w:hyperlink w:history="1" r:id="rIdgty6yrm4ynl8vqjwijmjd">
+            <w:hyperlink w:history="1" r:id="rIdzjqhn5kntwgn1fg5yvvui">
               <w:r>
                 <w:rPr>
                   <w:rFonts w:ascii="Arial" w:cs="Arial" w:eastAsia="Arial" w:hAnsi="Arial"/>
@@ -18586,7 +18586,7 @@
             <w:pPr>
               <w:spacing w:after="20" w:before="0"/>
             </w:pPr>
-            <w:hyperlink w:history="1" r:id="rIdxxdnzhgfcvxxhv3zbieqg">
+            <w:hyperlink w:history="1" r:id="rIdib01c9crgvpdxln9wnpjm">
               <w:r>
                 <w:rPr>
                   <w:rFonts w:ascii="Arial" w:cs="Arial" w:eastAsia="Arial" w:hAnsi="Arial"/>
@@ -18619,7 +18619,7 @@
               <w:spacing w:after="10" w:before="0"/>
               <w:ind w:left="120"/>
             </w:pPr>
-            <w:hyperlink w:history="1" r:id="rIdzmzftriofs5bm3ls2rymu">
+            <w:hyperlink w:history="1" r:id="rId0c8f7vxkiurduch1iz9qu">
               <w:r>
                 <w:rPr>
                   <w:rFonts w:ascii="Arial" w:cs="Arial" w:eastAsia="Arial" w:hAnsi="Arial"/>
@@ -18664,7 +18664,7 @@
             <w:pPr>
               <w:spacing w:after="20" w:before="0"/>
             </w:pPr>
-            <w:hyperlink w:history="1" r:id="rIdbnytl_9f2mxrtfl3sk5vk">
+            <w:hyperlink w:history="1" r:id="rIdolfq5btdatdabw6ntw6f8">
               <w:r>
                 <w:rPr>
                   <w:rFonts w:ascii="Arial" w:cs="Arial" w:eastAsia="Arial" w:hAnsi="Arial"/>
@@ -18697,7 +18697,7 @@
               <w:spacing w:after="10" w:before="0"/>
               <w:ind w:left="120"/>
             </w:pPr>
-            <w:hyperlink w:history="1" r:id="rIdqat-bqvhrqwitty1t95q9">
+            <w:hyperlink w:history="1" r:id="rIds8ds9egd1vci8dwe5s42c">
               <w:r>
                 <w:rPr>
                   <w:rFonts w:ascii="Arial" w:cs="Arial" w:eastAsia="Arial" w:hAnsi="Arial"/>
@@ -18892,7 +18892,7 @@
             <w:pPr>
               <w:spacing w:after="20" w:before="0"/>
             </w:pPr>
-            <w:hyperlink w:history="1" r:id="rId2x0dls9_zxkxktpbpsevo">
+            <w:hyperlink w:history="1" r:id="rIdqsmnkkcpaitjntia1toe1">
               <w:r>
                 <w:rPr>
                   <w:rFonts w:ascii="Arial" w:cs="Arial" w:eastAsia="Arial" w:hAnsi="Arial"/>
@@ -18925,7 +18925,7 @@
               <w:spacing w:after="10" w:before="0"/>
               <w:ind w:left="120"/>
             </w:pPr>
-            <w:hyperlink w:history="1" r:id="rIdwssejzpk0e0g6xqc9npxe">
+            <w:hyperlink w:history="1" r:id="rIdb9bubsnlrifjjmjkobd4-">
               <w:r>
                 <w:rPr>
                   <w:rFonts w:ascii="Arial" w:cs="Arial" w:eastAsia="Arial" w:hAnsi="Arial"/>
@@ -18970,7 +18970,7 @@
             <w:pPr>
               <w:spacing w:after="20" w:before="0"/>
             </w:pPr>
-            <w:hyperlink w:history="1" r:id="rIds8vbply807dikgtfyt1wx">
+            <w:hyperlink w:history="1" r:id="rIdn4jqypoyk0c2cdrrkaog7">
               <w:r>
                 <w:rPr>
                   <w:rFonts w:ascii="Arial" w:cs="Arial" w:eastAsia="Arial" w:hAnsi="Arial"/>
@@ -19003,7 +19003,7 @@
               <w:spacing w:after="10" w:before="0"/>
               <w:ind w:left="120"/>
             </w:pPr>
-            <w:hyperlink w:history="1" r:id="rIdub6eb4n9jptk0sbszpwoy">
+            <w:hyperlink w:history="1" r:id="rIdvzttgfg4cffkfbvjxz-38">
               <w:r>
                 <w:rPr>
                   <w:rFonts w:ascii="Arial" w:cs="Arial" w:eastAsia="Arial" w:hAnsi="Arial"/>
@@ -19198,7 +19198,7 @@
             <w:pPr>
               <w:spacing w:after="20" w:before="0"/>
             </w:pPr>
-            <w:hyperlink w:history="1" r:id="rIdrvcgohdwj4qup8vhlobw_">
+            <w:hyperlink w:history="1" r:id="rId-tx5ovzzdu7ql3zcfjzzq">
               <w:r>
                 <w:rPr>
                   <w:rFonts w:ascii="Arial" w:cs="Arial" w:eastAsia="Arial" w:hAnsi="Arial"/>
@@ -19231,7 +19231,7 @@
               <w:spacing w:after="10" w:before="0"/>
               <w:ind w:left="120"/>
             </w:pPr>
-            <w:hyperlink w:history="1" r:id="rIdepbp7vsqhmp24rud1mfnk">
+            <w:hyperlink w:history="1" r:id="rIdqrkxllnnoeoww-czalall">
               <w:r>
                 <w:rPr>
                   <w:rFonts w:ascii="Arial" w:cs="Arial" w:eastAsia="Arial" w:hAnsi="Arial"/>
@@ -19276,7 +19276,7 @@
             <w:pPr>
               <w:spacing w:after="20" w:before="0"/>
             </w:pPr>
-            <w:hyperlink w:history="1" r:id="rIdz-alrbwi7xqmkcmea1mbl">
+            <w:hyperlink w:history="1" r:id="rIdk2ujj8psjaxi4htz94mkm">
               <w:r>
                 <w:rPr>
                   <w:rFonts w:ascii="Arial" w:cs="Arial" w:eastAsia="Arial" w:hAnsi="Arial"/>
@@ -19309,7 +19309,7 @@
               <w:spacing w:after="10" w:before="0"/>
               <w:ind w:left="120"/>
             </w:pPr>
-            <w:hyperlink w:history="1" r:id="rIdzfz3_5_d9aksboidhjt_e">
+            <w:hyperlink w:history="1" r:id="rIdeyk8u7zzftqb6dstv6fgd">
               <w:r>
                 <w:rPr>
                   <w:rFonts w:ascii="Arial" w:cs="Arial" w:eastAsia="Arial" w:hAnsi="Arial"/>
@@ -20796,7 +20796,7 @@
             <w:pPr>
               <w:spacing w:after="20" w:before="0"/>
             </w:pPr>
-            <w:hyperlink w:history="1" r:id="rIdlulqvc8avtkwzjd_lu1ll">
+            <w:hyperlink w:history="1" r:id="rIdut3z94ubytwcykrtxv1k8">
               <w:r>
                 <w:rPr>
                   <w:rFonts w:ascii="Arial" w:cs="Arial" w:eastAsia="Arial" w:hAnsi="Arial"/>
@@ -20829,7 +20829,7 @@
               <w:spacing w:after="10" w:before="0"/>
               <w:ind w:left="120"/>
             </w:pPr>
-            <w:hyperlink w:history="1" r:id="rId-xfnjaojx_y-z_wvvf4z1">
+            <w:hyperlink w:history="1" r:id="rIdsfkleahk0qs46snpiafqa">
               <w:r>
                 <w:rPr>
                   <w:rFonts w:ascii="Arial" w:cs="Arial" w:eastAsia="Arial" w:hAnsi="Arial"/>
@@ -20874,7 +20874,7 @@
             <w:pPr>
               <w:spacing w:after="20" w:before="0"/>
             </w:pPr>
-            <w:hyperlink w:history="1" r:id="rIdmqdin3mi2pgmuzl408xqf">
+            <w:hyperlink w:history="1" r:id="rIdl8ui-6ifbsnzmplvvaohn">
               <w:r>
                 <w:rPr>
                   <w:rFonts w:ascii="Arial" w:cs="Arial" w:eastAsia="Arial" w:hAnsi="Arial"/>
@@ -20907,7 +20907,7 @@
               <w:spacing w:after="10" w:before="0"/>
               <w:ind w:left="120"/>
             </w:pPr>
-            <w:hyperlink w:history="1" r:id="rIdvyzgpq0ynylz9w1hjlsgy">
+            <w:hyperlink w:history="1" r:id="rIdubnbyfank_b6uzyn0bxxo">
               <w:r>
                 <w:rPr>
                   <w:rFonts w:ascii="Arial" w:cs="Arial" w:eastAsia="Arial" w:hAnsi="Arial"/>
@@ -21102,7 +21102,7 @@
             <w:pPr>
               <w:spacing w:after="20" w:before="0"/>
             </w:pPr>
-            <w:hyperlink w:history="1" r:id="rIdani1mtawgsdipxemphwhj">
+            <w:hyperlink w:history="1" r:id="rIdnxeckhynqwp4io5jz_npr">
               <w:r>
                 <w:rPr>
                   <w:rFonts w:ascii="Arial" w:cs="Arial" w:eastAsia="Arial" w:hAnsi="Arial"/>
@@ -21135,7 +21135,7 @@
               <w:spacing w:after="10" w:before="0"/>
               <w:ind w:left="120"/>
             </w:pPr>
-            <w:hyperlink w:history="1" r:id="rIdo1pgb0m6ezowrrpcbzkwt">
+            <w:hyperlink w:history="1" r:id="rIdjbygxf3q3ruyvepv0m1yi">
               <w:r>
                 <w:rPr>
                   <w:rFonts w:ascii="Arial" w:cs="Arial" w:eastAsia="Arial" w:hAnsi="Arial"/>
@@ -21180,7 +21180,7 @@
             <w:pPr>
               <w:spacing w:after="20" w:before="0"/>
             </w:pPr>
-            <w:hyperlink w:history="1" r:id="rIdikwehn8svfhtzmlntjqmf">
+            <w:hyperlink w:history="1" r:id="rIdhllvdk0ch0aksles2mxd3">
               <w:r>
                 <w:rPr>
                   <w:rFonts w:ascii="Arial" w:cs="Arial" w:eastAsia="Arial" w:hAnsi="Arial"/>
@@ -21213,7 +21213,7 @@
               <w:spacing w:after="10" w:before="0"/>
               <w:ind w:left="120"/>
             </w:pPr>
-            <w:hyperlink w:history="1" r:id="rIdjvk16ggbz-vi5awxk232f">
+            <w:hyperlink w:history="1" r:id="rIdiok9fzw5v4glsleccxbcd">
               <w:r>
                 <w:rPr>
                   <w:rFonts w:ascii="Arial" w:cs="Arial" w:eastAsia="Arial" w:hAnsi="Arial"/>
@@ -21408,7 +21408,7 @@
             <w:pPr>
               <w:spacing w:after="20" w:before="0"/>
             </w:pPr>
-            <w:hyperlink w:history="1" r:id="rIdrqtxpffpyalxyboxthfln">
+            <w:hyperlink w:history="1" r:id="rId7dwvyz6aeftfb0nt8fuvr">
               <w:r>
                 <w:rPr>
                   <w:rFonts w:ascii="Arial" w:cs="Arial" w:eastAsia="Arial" w:hAnsi="Arial"/>
@@ -21441,7 +21441,7 @@
               <w:spacing w:after="10" w:before="0"/>
               <w:ind w:left="120"/>
             </w:pPr>
-            <w:hyperlink w:history="1" r:id="rIdlnlsgn2mjed_e_wqe29ou">
+            <w:hyperlink w:history="1" r:id="rId-fbkfu0rz3ycdve2qs-pq">
               <w:r>
                 <w:rPr>
                   <w:rFonts w:ascii="Arial" w:cs="Arial" w:eastAsia="Arial" w:hAnsi="Arial"/>
@@ -21486,7 +21486,7 @@
             <w:pPr>
               <w:spacing w:after="20" w:before="0"/>
             </w:pPr>
-            <w:hyperlink w:history="1" r:id="rId6ievjmqbcqqev2pknfksl">
+            <w:hyperlink w:history="1" r:id="rIdp03bucttl8g_3ynuzit1s">
               <w:r>
                 <w:rPr>
                   <w:rFonts w:ascii="Arial" w:cs="Arial" w:eastAsia="Arial" w:hAnsi="Arial"/>
@@ -21519,7 +21519,7 @@
               <w:spacing w:after="10" w:before="0"/>
               <w:ind w:left="120"/>
             </w:pPr>
-            <w:hyperlink w:history="1" r:id="rIdttapaipfujv5fikhkwkut">
+            <w:hyperlink w:history="1" r:id="rIdw6bhtcoskdwri7ivfacrq">
               <w:r>
                 <w:rPr>
                   <w:rFonts w:ascii="Arial" w:cs="Arial" w:eastAsia="Arial" w:hAnsi="Arial"/>
@@ -21714,7 +21714,7 @@
             <w:pPr>
               <w:spacing w:after="20" w:before="0"/>
             </w:pPr>
-            <w:hyperlink w:history="1" r:id="rId-iprju4eqyjfke12cyyzm">
+            <w:hyperlink w:history="1" r:id="rId2caatucbi621exzjjm8wk">
               <w:r>
                 <w:rPr>
                   <w:rFonts w:ascii="Arial" w:cs="Arial" w:eastAsia="Arial" w:hAnsi="Arial"/>
@@ -21747,7 +21747,7 @@
               <w:spacing w:after="10" w:before="0"/>
               <w:ind w:left="120"/>
             </w:pPr>
-            <w:hyperlink w:history="1" r:id="rIdqqlmqf7a0spdh-sv_pcvr">
+            <w:hyperlink w:history="1" r:id="rIdqyi0mgfx-djxk496zhs1p">
               <w:r>
                 <w:rPr>
                   <w:rFonts w:ascii="Arial" w:cs="Arial" w:eastAsia="Arial" w:hAnsi="Arial"/>
@@ -21792,7 +21792,7 @@
             <w:pPr>
               <w:spacing w:after="20" w:before="0"/>
             </w:pPr>
-            <w:hyperlink w:history="1" r:id="rIdtm9hlkifffzhtpcmlyo9l">
+            <w:hyperlink w:history="1" r:id="rIdhqnvtutfraw-ogojggu4y">
               <w:r>
                 <w:rPr>
                   <w:rFonts w:ascii="Arial" w:cs="Arial" w:eastAsia="Arial" w:hAnsi="Arial"/>
@@ -21825,7 +21825,7 @@
               <w:spacing w:after="10" w:before="0"/>
               <w:ind w:left="120"/>
             </w:pPr>
-            <w:hyperlink w:history="1" r:id="rIdem77qtndbsiqdsdgvgdge">
+            <w:hyperlink w:history="1" r:id="rIdimbq0q-llfnzuroxkj2wq">
               <w:r>
                 <w:rPr>
                   <w:rFonts w:ascii="Arial" w:cs="Arial" w:eastAsia="Arial" w:hAnsi="Arial"/>
@@ -22020,7 +22020,7 @@
             <w:pPr>
               <w:spacing w:after="20" w:before="0"/>
             </w:pPr>
-            <w:hyperlink w:history="1" r:id="rIdhhcwitellrpahqmmun3-0">
+            <w:hyperlink w:history="1" r:id="rIdolkapmnmtimtjr3-brl0y">
               <w:r>
                 <w:rPr>
                   <w:rFonts w:ascii="Arial" w:cs="Arial" w:eastAsia="Arial" w:hAnsi="Arial"/>
@@ -22053,7 +22053,7 @@
               <w:spacing w:after="10" w:before="0"/>
               <w:ind w:left="120"/>
             </w:pPr>
-            <w:hyperlink w:history="1" r:id="rIdrsmx7jyzlo4dlhaq65c_g">
+            <w:hyperlink w:history="1" r:id="rIdpx_ncgzh_qdmrv0xcrt0f">
               <w:r>
                 <w:rPr>
                   <w:rFonts w:ascii="Arial" w:cs="Arial" w:eastAsia="Arial" w:hAnsi="Arial"/>
@@ -22098,7 +22098,7 @@
             <w:pPr>
               <w:spacing w:after="20" w:before="0"/>
             </w:pPr>
-            <w:hyperlink w:history="1" r:id="rIdb_crnadwrfrlcfaxxnonv">
+            <w:hyperlink w:history="1" r:id="rIdnxqnht4g9lk0qskvgnqck">
               <w:r>
                 <w:rPr>
                   <w:rFonts w:ascii="Arial" w:cs="Arial" w:eastAsia="Arial" w:hAnsi="Arial"/>
@@ -22131,7 +22131,7 @@
               <w:spacing w:after="10" w:before="0"/>
               <w:ind w:left="120"/>
             </w:pPr>
-            <w:hyperlink w:history="1" r:id="rId-ajrp8h4jbugpwvtxb_zr">
+            <w:hyperlink w:history="1" r:id="rIdquabekrq-3tsuss5xwu2j">
               <w:r>
                 <w:rPr>
                   <w:rFonts w:ascii="Arial" w:cs="Arial" w:eastAsia="Arial" w:hAnsi="Arial"/>
@@ -23618,7 +23618,7 @@
             <w:pPr>
               <w:spacing w:after="20" w:before="0"/>
             </w:pPr>
-            <w:hyperlink w:history="1" r:id="rIdjkpu9cck1dsbjfdsdqpql">
+            <w:hyperlink w:history="1" r:id="rIdt8hd8gppsnlzymxnq2hze">
               <w:r>
                 <w:rPr>
                   <w:rFonts w:ascii="Arial" w:cs="Arial" w:eastAsia="Arial" w:hAnsi="Arial"/>
@@ -23651,7 +23651,7 @@
               <w:spacing w:after="10" w:before="0"/>
               <w:ind w:left="120"/>
             </w:pPr>
-            <w:hyperlink w:history="1" r:id="rIdw1a1h1qihzroargsczzoz">
+            <w:hyperlink w:history="1" r:id="rIdwpxcvm49h6jtr6ggculrp">
               <w:r>
                 <w:rPr>
                   <w:rFonts w:ascii="Arial" w:cs="Arial" w:eastAsia="Arial" w:hAnsi="Arial"/>
@@ -23696,7 +23696,7 @@
             <w:pPr>
               <w:spacing w:after="20" w:before="0"/>
             </w:pPr>
-            <w:hyperlink w:history="1" r:id="rIddvryaeyalmxwyailqvcdd">
+            <w:hyperlink w:history="1" r:id="rIdbkj4bcctqodzwlzxkf5kh">
               <w:r>
                 <w:rPr>
                   <w:rFonts w:ascii="Arial" w:cs="Arial" w:eastAsia="Arial" w:hAnsi="Arial"/>
@@ -23729,7 +23729,7 @@
               <w:spacing w:after="10" w:before="0"/>
               <w:ind w:left="120"/>
             </w:pPr>
-            <w:hyperlink w:history="1" r:id="rIdn7qtnn8usymfchp_a0a5x">
+            <w:hyperlink w:history="1" r:id="rIdgbsgoqsprn4mp4lys6wvu">
               <w:r>
                 <w:rPr>
                   <w:rFonts w:ascii="Arial" w:cs="Arial" w:eastAsia="Arial" w:hAnsi="Arial"/>
@@ -23924,7 +23924,7 @@
             <w:pPr>
               <w:spacing w:after="20" w:before="0"/>
             </w:pPr>
-            <w:hyperlink w:history="1" r:id="rIdc2fx8zllupamwut0axzrs">
+            <w:hyperlink w:history="1" r:id="rIdbiw7krilydnc8w00gzcpe">
               <w:r>
                 <w:rPr>
                   <w:rFonts w:ascii="Arial" w:cs="Arial" w:eastAsia="Arial" w:hAnsi="Arial"/>
@@ -23957,7 +23957,7 @@
               <w:spacing w:after="10" w:before="0"/>
               <w:ind w:left="120"/>
             </w:pPr>
-            <w:hyperlink w:history="1" r:id="rId1z0rlajjmnyd3ddmcj2sr">
+            <w:hyperlink w:history="1" r:id="rId1pdt5ogl-ohgppty4b-qe">
               <w:r>
                 <w:rPr>
                   <w:rFonts w:ascii="Arial" w:cs="Arial" w:eastAsia="Arial" w:hAnsi="Arial"/>
@@ -24002,7 +24002,7 @@
             <w:pPr>
               <w:spacing w:after="20" w:before="0"/>
             </w:pPr>
-            <w:hyperlink w:history="1" r:id="rId-y3yvg56omubbbgqwy6ln">
+            <w:hyperlink w:history="1" r:id="rId14gy1qwz8hmhdqhuwhw18">
               <w:r>
                 <w:rPr>
                   <w:rFonts w:ascii="Arial" w:cs="Arial" w:eastAsia="Arial" w:hAnsi="Arial"/>
@@ -24035,7 +24035,7 @@
               <w:spacing w:after="10" w:before="0"/>
               <w:ind w:left="120"/>
             </w:pPr>
-            <w:hyperlink w:history="1" r:id="rIdqj4eqdm7dhvywtxrcmy4h">
+            <w:hyperlink w:history="1" r:id="rIdhgwpk5ekqsqxmqmyaxrnu">
               <w:r>
                 <w:rPr>
                   <w:rFonts w:ascii="Arial" w:cs="Arial" w:eastAsia="Arial" w:hAnsi="Arial"/>
@@ -24230,7 +24230,7 @@
             <w:pPr>
               <w:spacing w:after="20" w:before="0"/>
             </w:pPr>
-            <w:hyperlink w:history="1" r:id="rIdxfiw0gc1_hiloiydfxtey">
+            <w:hyperlink w:history="1" r:id="rIddnet3rupkrltg5hprvshp">
               <w:r>
                 <w:rPr>
                   <w:rFonts w:ascii="Arial" w:cs="Arial" w:eastAsia="Arial" w:hAnsi="Arial"/>
@@ -24263,7 +24263,7 @@
               <w:spacing w:after="10" w:before="0"/>
               <w:ind w:left="120"/>
             </w:pPr>
-            <w:hyperlink w:history="1" r:id="rIdpccazizevrocsm5l3mqu3">
+            <w:hyperlink w:history="1" r:id="rIds8hmanhjjqx_w3zpsohoq">
               <w:r>
                 <w:rPr>
                   <w:rFonts w:ascii="Arial" w:cs="Arial" w:eastAsia="Arial" w:hAnsi="Arial"/>
@@ -24308,7 +24308,7 @@
             <w:pPr>
               <w:spacing w:after="20" w:before="0"/>
             </w:pPr>
-            <w:hyperlink w:history="1" r:id="rIdi-p9urrbdg3vsqgx3c_fy">
+            <w:hyperlink w:history="1" r:id="rIdjwfqiszxhkb3nrth_hdyz">
               <w:r>
                 <w:rPr>
                   <w:rFonts w:ascii="Arial" w:cs="Arial" w:eastAsia="Arial" w:hAnsi="Arial"/>
@@ -24341,7 +24341,7 @@
               <w:spacing w:after="10" w:before="0"/>
               <w:ind w:left="120"/>
             </w:pPr>
-            <w:hyperlink w:history="1" r:id="rIddl2tpluvjznxicv0urn0t">
+            <w:hyperlink w:history="1" r:id="rIdux4qwetre7wveagksocof">
               <w:r>
                 <w:rPr>
                   <w:rFonts w:ascii="Arial" w:cs="Arial" w:eastAsia="Arial" w:hAnsi="Arial"/>
@@ -24536,7 +24536,7 @@
             <w:pPr>
               <w:spacing w:after="20" w:before="0"/>
             </w:pPr>
-            <w:hyperlink w:history="1" r:id="rIdlluqogdfqs4vy_yojpbt1">
+            <w:hyperlink w:history="1" r:id="rIdvgmto8a_ush0n1mnc_9zl">
               <w:r>
                 <w:rPr>
                   <w:rFonts w:ascii="Arial" w:cs="Arial" w:eastAsia="Arial" w:hAnsi="Arial"/>
@@ -24569,7 +24569,7 @@
               <w:spacing w:after="10" w:before="0"/>
               <w:ind w:left="120"/>
             </w:pPr>
-            <w:hyperlink w:history="1" r:id="rIdjtrovd8-rujjaepbjtg35">
+            <w:hyperlink w:history="1" r:id="rIdel0h6yfslyer-iqd3hzqb">
               <w:r>
                 <w:rPr>
                   <w:rFonts w:ascii="Arial" w:cs="Arial" w:eastAsia="Arial" w:hAnsi="Arial"/>
@@ -24614,7 +24614,7 @@
             <w:pPr>
               <w:spacing w:after="20" w:before="0"/>
             </w:pPr>
-            <w:hyperlink w:history="1" r:id="rId6uzl1nruvi91nh7uyd4vd">
+            <w:hyperlink w:history="1" r:id="rIdzedfrlresje21vqrxh1d7">
               <w:r>
                 <w:rPr>
                   <w:rFonts w:ascii="Arial" w:cs="Arial" w:eastAsia="Arial" w:hAnsi="Arial"/>
@@ -24647,7 +24647,7 @@
               <w:spacing w:after="10" w:before="0"/>
               <w:ind w:left="120"/>
             </w:pPr>
-            <w:hyperlink w:history="1" r:id="rIdgz4bxnxvcj2mjcvayu-s3">
+            <w:hyperlink w:history="1" r:id="rIderese4froslq4d2ibyj5u">
               <w:r>
                 <w:rPr>
                   <w:rFonts w:ascii="Arial" w:cs="Arial" w:eastAsia="Arial" w:hAnsi="Arial"/>
@@ -24842,7 +24842,7 @@
             <w:pPr>
               <w:spacing w:after="20" w:before="0"/>
             </w:pPr>
-            <w:hyperlink w:history="1" r:id="rIdeokrzly2lpgaxfxmfyjmw">
+            <w:hyperlink w:history="1" r:id="rIduokimeg5nxrn4z_t-vs46">
               <w:r>
                 <w:rPr>
                   <w:rFonts w:ascii="Arial" w:cs="Arial" w:eastAsia="Arial" w:hAnsi="Arial"/>
@@ -24875,7 +24875,7 @@
               <w:spacing w:after="10" w:before="0"/>
               <w:ind w:left="120"/>
             </w:pPr>
-            <w:hyperlink w:history="1" r:id="rIdx2drhe6trsdtxsuj9xhkc">
+            <w:hyperlink w:history="1" r:id="rIdyqpcq2dlkc43u9tvo4r3a">
               <w:r>
                 <w:rPr>
                   <w:rFonts w:ascii="Arial" w:cs="Arial" w:eastAsia="Arial" w:hAnsi="Arial"/>
@@ -24920,7 +24920,7 @@
             <w:pPr>
               <w:spacing w:after="20" w:before="0"/>
             </w:pPr>
-            <w:hyperlink w:history="1" r:id="rIdx4hjauxyo73wfppg6a-dv">
+            <w:hyperlink w:history="1" r:id="rIdkczuxrhai8koajxsytdap">
               <w:r>
                 <w:rPr>
                   <w:rFonts w:ascii="Arial" w:cs="Arial" w:eastAsia="Arial" w:hAnsi="Arial"/>
@@ -24953,7 +24953,7 @@
               <w:spacing w:after="10" w:before="0"/>
               <w:ind w:left="120"/>
             </w:pPr>
-            <w:hyperlink w:history="1" r:id="rIduftyacmhvd8l2d20uxthz">
+            <w:hyperlink w:history="1" r:id="rIdzkhxh41h8m6zfvaukeyti">
               <w:r>
                 <w:rPr>
                   <w:rFonts w:ascii="Arial" w:cs="Arial" w:eastAsia="Arial" w:hAnsi="Arial"/>
@@ -26440,7 +26440,7 @@
             <w:pPr>
               <w:spacing w:after="20" w:before="0"/>
             </w:pPr>
-            <w:hyperlink w:history="1" r:id="rIdhilmrrxhm2fbv-aytqb8l">
+            <w:hyperlink w:history="1" r:id="rIdq1atz-vjrapej91yd2ke9">
               <w:r>
                 <w:rPr>
                   <w:rFonts w:ascii="Arial" w:cs="Arial" w:eastAsia="Arial" w:hAnsi="Arial"/>
@@ -26473,7 +26473,7 @@
               <w:spacing w:after="10" w:before="0"/>
               <w:ind w:left="120"/>
             </w:pPr>
-            <w:hyperlink w:history="1" r:id="rIduvege9xige1phlz-duase">
+            <w:hyperlink w:history="1" r:id="rIdbyjc1sihqhqwvqi5eh7q9">
               <w:r>
                 <w:rPr>
                   <w:rFonts w:ascii="Arial" w:cs="Arial" w:eastAsia="Arial" w:hAnsi="Arial"/>
@@ -26518,7 +26518,7 @@
             <w:pPr>
               <w:spacing w:after="20" w:before="0"/>
             </w:pPr>
-            <w:hyperlink w:history="1" r:id="rIdbeszdv4eqhzuvdpnptoii">
+            <w:hyperlink w:history="1" r:id="rId6rkhqmqxzojphhm59wkol">
               <w:r>
                 <w:rPr>
                   <w:rFonts w:ascii="Arial" w:cs="Arial" w:eastAsia="Arial" w:hAnsi="Arial"/>
@@ -26551,7 +26551,7 @@
               <w:spacing w:after="10" w:before="0"/>
               <w:ind w:left="120"/>
             </w:pPr>
-            <w:hyperlink w:history="1" r:id="rIdvt3jg1a-tyis5clihqejz">
+            <w:hyperlink w:history="1" r:id="rIdfnob179wj8tefvquzm8wm">
               <w:r>
                 <w:rPr>
                   <w:rFonts w:ascii="Arial" w:cs="Arial" w:eastAsia="Arial" w:hAnsi="Arial"/>
@@ -26746,7 +26746,7 @@
             <w:pPr>
               <w:spacing w:after="20" w:before="0"/>
             </w:pPr>
-            <w:hyperlink w:history="1" r:id="rId0wn6eh60ulontystvwnoz">
+            <w:hyperlink w:history="1" r:id="rIdodzwlsxftfiopeibhqpei">
               <w:r>
                 <w:rPr>
                   <w:rFonts w:ascii="Arial" w:cs="Arial" w:eastAsia="Arial" w:hAnsi="Arial"/>
@@ -26779,7 +26779,7 @@
               <w:spacing w:after="10" w:before="0"/>
               <w:ind w:left="120"/>
             </w:pPr>
-            <w:hyperlink w:history="1" r:id="rIdu4hofcf6gd07esago-mmf">
+            <w:hyperlink w:history="1" r:id="rId9jsc1rxmryq6ykehazzoj">
               <w:r>
                 <w:rPr>
                   <w:rFonts w:ascii="Arial" w:cs="Arial" w:eastAsia="Arial" w:hAnsi="Arial"/>
@@ -26824,7 +26824,7 @@
             <w:pPr>
               <w:spacing w:after="20" w:before="0"/>
             </w:pPr>
-            <w:hyperlink w:history="1" r:id="rIdyms7wia59gq-gb0n2gaj8">
+            <w:hyperlink w:history="1" r:id="rIdmpnegjenxcjvmzrb9hqkq">
               <w:r>
                 <w:rPr>
                   <w:rFonts w:ascii="Arial" w:cs="Arial" w:eastAsia="Arial" w:hAnsi="Arial"/>
@@ -26857,7 +26857,7 @@
               <w:spacing w:after="10" w:before="0"/>
               <w:ind w:left="120"/>
             </w:pPr>
-            <w:hyperlink w:history="1" r:id="rIdcbg7szsapz3vnlbccx1ja">
+            <w:hyperlink w:history="1" r:id="rIdu2-bjjxnw6l-2izvpoesq">
               <w:r>
                 <w:rPr>
                   <w:rFonts w:ascii="Arial" w:cs="Arial" w:eastAsia="Arial" w:hAnsi="Arial"/>
@@ -27052,7 +27052,7 @@
             <w:pPr>
               <w:spacing w:after="20" w:before="0"/>
             </w:pPr>
-            <w:hyperlink w:history="1" r:id="rIdgcdg5fdflzadnky-f4xzy">
+            <w:hyperlink w:history="1" r:id="rIdxu6-nbwvemo4s68vgaooh">
               <w:r>
                 <w:rPr>
                   <w:rFonts w:ascii="Arial" w:cs="Arial" w:eastAsia="Arial" w:hAnsi="Arial"/>
@@ -27085,7 +27085,7 @@
               <w:spacing w:after="10" w:before="0"/>
               <w:ind w:left="120"/>
             </w:pPr>
-            <w:hyperlink w:history="1" r:id="rIdfrpb5tjbkbij05trzzgxb">
+            <w:hyperlink w:history="1" r:id="rIdnvdce4pfyutwhzddvnmqe">
               <w:r>
                 <w:rPr>
                   <w:rFonts w:ascii="Arial" w:cs="Arial" w:eastAsia="Arial" w:hAnsi="Arial"/>
@@ -27130,7 +27130,7 @@
             <w:pPr>
               <w:spacing w:after="20" w:before="0"/>
             </w:pPr>
-            <w:hyperlink w:history="1" r:id="rIdsapmgq99okavjjda5wtja">
+            <w:hyperlink w:history="1" r:id="rIdjisidslsg37iouvqvgupm">
               <w:r>
                 <w:rPr>
                   <w:rFonts w:ascii="Arial" w:cs="Arial" w:eastAsia="Arial" w:hAnsi="Arial"/>
@@ -27163,7 +27163,7 @@
               <w:spacing w:after="10" w:before="0"/>
               <w:ind w:left="120"/>
             </w:pPr>
-            <w:hyperlink w:history="1" r:id="rId6eymtpf97vxy5pax_u5fb">
+            <w:hyperlink w:history="1" r:id="rIdhovfevxd8cttxggdfo8cg">
               <w:r>
                 <w:rPr>
                   <w:rFonts w:ascii="Arial" w:cs="Arial" w:eastAsia="Arial" w:hAnsi="Arial"/>
@@ -27358,7 +27358,7 @@
             <w:pPr>
               <w:spacing w:after="20" w:before="0"/>
             </w:pPr>
-            <w:hyperlink w:history="1" r:id="rIdro1gqjzkfnxuqiyim_6rk">
+            <w:hyperlink w:history="1" r:id="rId47hku0jicmtl3sivmjvip">
               <w:r>
                 <w:rPr>
                   <w:rFonts w:ascii="Arial" w:cs="Arial" w:eastAsia="Arial" w:hAnsi="Arial"/>
@@ -27391,7 +27391,7 @@
               <w:spacing w:after="10" w:before="0"/>
               <w:ind w:left="120"/>
             </w:pPr>
-            <w:hyperlink w:history="1" r:id="rIdgs12rg9fyk1ze6ic2vidd">
+            <w:hyperlink w:history="1" r:id="rIdoz-ycqzhg03nszegphb6j">
               <w:r>
                 <w:rPr>
                   <w:rFonts w:ascii="Arial" w:cs="Arial" w:eastAsia="Arial" w:hAnsi="Arial"/>
@@ -27436,7 +27436,7 @@
             <w:pPr>
               <w:spacing w:after="20" w:before="0"/>
             </w:pPr>
-            <w:hyperlink w:history="1" r:id="rId61bziccfa7pmegh0wu9_2">
+            <w:hyperlink w:history="1" r:id="rId5fqgdcehqenm5kz3i1pbv">
               <w:r>
                 <w:rPr>
                   <w:rFonts w:ascii="Arial" w:cs="Arial" w:eastAsia="Arial" w:hAnsi="Arial"/>
@@ -27469,7 +27469,7 @@
               <w:spacing w:after="10" w:before="0"/>
               <w:ind w:left="120"/>
             </w:pPr>
-            <w:hyperlink w:history="1" r:id="rId5k_ocafgsvtr-qjhdhiys">
+            <w:hyperlink w:history="1" r:id="rIdzxpmyxvkitg_n31rvgaye">
               <w:r>
                 <w:rPr>
                   <w:rFonts w:ascii="Arial" w:cs="Arial" w:eastAsia="Arial" w:hAnsi="Arial"/>
@@ -27664,7 +27664,7 @@
             <w:pPr>
               <w:spacing w:after="20" w:before="0"/>
             </w:pPr>
-            <w:hyperlink w:history="1" r:id="rIdzfk1swii3nhk_9omaggu_">
+            <w:hyperlink w:history="1" r:id="rIdlm0jtmrhnn1ogbd0b0tjt">
               <w:r>
                 <w:rPr>
                   <w:rFonts w:ascii="Arial" w:cs="Arial" w:eastAsia="Arial" w:hAnsi="Arial"/>
@@ -27697,7 +27697,7 @@
               <w:spacing w:after="10" w:before="0"/>
               <w:ind w:left="120"/>
             </w:pPr>
-            <w:hyperlink w:history="1" r:id="rId3pftx2yw-jhrctls3xs8q">
+            <w:hyperlink w:history="1" r:id="rIdkp0c7fjreiocnobp71cxl">
               <w:r>
                 <w:rPr>
                   <w:rFonts w:ascii="Arial" w:cs="Arial" w:eastAsia="Arial" w:hAnsi="Arial"/>
@@ -27742,7 +27742,7 @@
             <w:pPr>
               <w:spacing w:after="20" w:before="0"/>
             </w:pPr>
-            <w:hyperlink w:history="1" r:id="rId2godm7cqgqrrlxqyz3aft">
+            <w:hyperlink w:history="1" r:id="rIde-hbu_n5fq2-sk9gzrtyw">
               <w:r>
                 <w:rPr>
                   <w:rFonts w:ascii="Arial" w:cs="Arial" w:eastAsia="Arial" w:hAnsi="Arial"/>
@@ -27775,7 +27775,7 @@
               <w:spacing w:after="10" w:before="0"/>
               <w:ind w:left="120"/>
             </w:pPr>
-            <w:hyperlink w:history="1" r:id="rIdclk3uvckuapxnwzce7uvv">
+            <w:hyperlink w:history="1" r:id="rIdhsth4ci2f_u595sk9fptd">
               <w:r>
                 <w:rPr>
                   <w:rFonts w:ascii="Arial" w:cs="Arial" w:eastAsia="Arial" w:hAnsi="Arial"/>
@@ -29262,7 +29262,7 @@
             <w:pPr>
               <w:spacing w:after="20" w:before="0"/>
             </w:pPr>
-            <w:hyperlink w:history="1" r:id="rIdzs8iuxql8ivgfid8vcuka">
+            <w:hyperlink w:history="1" r:id="rId83dkcsq0wbvsom3ryqdyt">
               <w:r>
                 <w:rPr>
                   <w:rFonts w:ascii="Arial" w:cs="Arial" w:eastAsia="Arial" w:hAnsi="Arial"/>
@@ -29295,7 +29295,7 @@
               <w:spacing w:after="10" w:before="0"/>
               <w:ind w:left="120"/>
             </w:pPr>
-            <w:hyperlink w:history="1" r:id="rId1vfwuggkvgou5iglwyurl">
+            <w:hyperlink w:history="1" r:id="rIdyndkm7cczs40h8yoxxpaz">
               <w:r>
                 <w:rPr>
                   <w:rFonts w:ascii="Arial" w:cs="Arial" w:eastAsia="Arial" w:hAnsi="Arial"/>
@@ -29340,7 +29340,7 @@
             <w:pPr>
               <w:spacing w:after="20" w:before="0"/>
             </w:pPr>
-            <w:hyperlink w:history="1" r:id="rIdoipisclqxt1web6j5g5db">
+            <w:hyperlink w:history="1" r:id="rIdwg41aj_ahj2lkt4iydkzt">
               <w:r>
                 <w:rPr>
                   <w:rFonts w:ascii="Arial" w:cs="Arial" w:eastAsia="Arial" w:hAnsi="Arial"/>
@@ -29373,7 +29373,7 @@
               <w:spacing w:after="10" w:before="0"/>
               <w:ind w:left="120"/>
             </w:pPr>
-            <w:hyperlink w:history="1" r:id="rIdrmr1ywnpioxzr05b4b-27">
+            <w:hyperlink w:history="1" r:id="rIdt7bb4bkrkrazxqp6myh2o">
               <w:r>
                 <w:rPr>
                   <w:rFonts w:ascii="Arial" w:cs="Arial" w:eastAsia="Arial" w:hAnsi="Arial"/>
@@ -29568,7 +29568,7 @@
             <w:pPr>
               <w:spacing w:after="20" w:before="0"/>
             </w:pPr>
-            <w:hyperlink w:history="1" r:id="rIdu8ijqvqkhnc8weaawvu20">
+            <w:hyperlink w:history="1" r:id="rId8yrq5ovnqm9olyhwsg0lq">
               <w:r>
                 <w:rPr>
                   <w:rFonts w:ascii="Arial" w:cs="Arial" w:eastAsia="Arial" w:hAnsi="Arial"/>
@@ -29601,7 +29601,7 @@
               <w:spacing w:after="10" w:before="0"/>
               <w:ind w:left="120"/>
             </w:pPr>
-            <w:hyperlink w:history="1" r:id="rIdjf_qpjixmuzmf_azmzqqh">
+            <w:hyperlink w:history="1" r:id="rIds7exulzhconaxocr5wgii">
               <w:r>
                 <w:rPr>
                   <w:rFonts w:ascii="Arial" w:cs="Arial" w:eastAsia="Arial" w:hAnsi="Arial"/>
@@ -29646,7 +29646,7 @@
             <w:pPr>
               <w:spacing w:after="20" w:before="0"/>
             </w:pPr>
-            <w:hyperlink w:history="1" r:id="rId2okp23lk1-rfmwlxn9uoh">
+            <w:hyperlink w:history="1" r:id="rIdchcmq_bykhk9b1edhzl0e">
               <w:r>
                 <w:rPr>
                   <w:rFonts w:ascii="Arial" w:cs="Arial" w:eastAsia="Arial" w:hAnsi="Arial"/>
@@ -29679,7 +29679,7 @@
               <w:spacing w:after="10" w:before="0"/>
               <w:ind w:left="120"/>
             </w:pPr>
-            <w:hyperlink w:history="1" r:id="rIdn-1f3ttgt3kek92zuke9j">
+            <w:hyperlink w:history="1" r:id="rIdvy5l0nynububivpcyfm38">
               <w:r>
                 <w:rPr>
                   <w:rFonts w:ascii="Arial" w:cs="Arial" w:eastAsia="Arial" w:hAnsi="Arial"/>
@@ -29874,7 +29874,7 @@
             <w:pPr>
               <w:spacing w:after="20" w:before="0"/>
             </w:pPr>
-            <w:hyperlink w:history="1" r:id="rIdilft7wy9k8srintnnhagz">
+            <w:hyperlink w:history="1" r:id="rIdmrsmei9io22u3s-9uiobf">
               <w:r>
                 <w:rPr>
                   <w:rFonts w:ascii="Arial" w:cs="Arial" w:eastAsia="Arial" w:hAnsi="Arial"/>
@@ -29907,7 +29907,7 @@
               <w:spacing w:after="10" w:before="0"/>
               <w:ind w:left="120"/>
             </w:pPr>
-            <w:hyperlink w:history="1" r:id="rIdcjoxp-hvuvou1thwoeg-d">
+            <w:hyperlink w:history="1" r:id="rIdjbwy1p9wgalbprrduyesw">
               <w:r>
                 <w:rPr>
                   <w:rFonts w:ascii="Arial" w:cs="Arial" w:eastAsia="Arial" w:hAnsi="Arial"/>
@@ -29952,7 +29952,7 @@
             <w:pPr>
               <w:spacing w:after="20" w:before="0"/>
             </w:pPr>
-            <w:hyperlink w:history="1" r:id="rIdodj91jvu0ppzj9s1sarcp">
+            <w:hyperlink w:history="1" r:id="rIdfiivnbnk1aovfmmsqoqbx">
               <w:r>
                 <w:rPr>
                   <w:rFonts w:ascii="Arial" w:cs="Arial" w:eastAsia="Arial" w:hAnsi="Arial"/>
@@ -29985,7 +29985,7 @@
               <w:spacing w:after="10" w:before="0"/>
               <w:ind w:left="120"/>
             </w:pPr>
-            <w:hyperlink w:history="1" r:id="rIdg5sckusfulfqtvck6k-es">
+            <w:hyperlink w:history="1" r:id="rIdc4-vkblrkg-cp_z24zfui">
               <w:r>
                 <w:rPr>
                   <w:rFonts w:ascii="Arial" w:cs="Arial" w:eastAsia="Arial" w:hAnsi="Arial"/>
@@ -30180,7 +30180,7 @@
             <w:pPr>
               <w:spacing w:after="20" w:before="0"/>
             </w:pPr>
-            <w:hyperlink w:history="1" r:id="rId862quzqn5vor5z_ojgns7">
+            <w:hyperlink w:history="1" r:id="rIdbncqpip7o-c5831gp0bt0">
               <w:r>
                 <w:rPr>
                   <w:rFonts w:ascii="Arial" w:cs="Arial" w:eastAsia="Arial" w:hAnsi="Arial"/>
@@ -30213,7 +30213,7 @@
               <w:spacing w:after="10" w:before="0"/>
               <w:ind w:left="120"/>
             </w:pPr>
-            <w:hyperlink w:history="1" r:id="rId8u5irh2asjeb3h54narg8">
+            <w:hyperlink w:history="1" r:id="rIdul0mevechpguai0khtxox">
               <w:r>
                 <w:rPr>
                   <w:rFonts w:ascii="Arial" w:cs="Arial" w:eastAsia="Arial" w:hAnsi="Arial"/>
@@ -30258,7 +30258,7 @@
             <w:pPr>
               <w:spacing w:after="20" w:before="0"/>
             </w:pPr>
-            <w:hyperlink w:history="1" r:id="rIdyxzuur7k2jjkkdzhzaw9m">
+            <w:hyperlink w:history="1" r:id="rIdni6eflswghwvfmbsjuhx8">
               <w:r>
                 <w:rPr>
                   <w:rFonts w:ascii="Arial" w:cs="Arial" w:eastAsia="Arial" w:hAnsi="Arial"/>
@@ -30291,7 +30291,7 @@
               <w:spacing w:after="10" w:before="0"/>
               <w:ind w:left="120"/>
             </w:pPr>
-            <w:hyperlink w:history="1" r:id="rIdire9kb8buw8ywrdg8tyt0">
+            <w:hyperlink w:history="1" r:id="rId2cqfmz43kb0pkconjrvtk">
               <w:r>
                 <w:rPr>
                   <w:rFonts w:ascii="Arial" w:cs="Arial" w:eastAsia="Arial" w:hAnsi="Arial"/>
@@ -30486,7 +30486,7 @@
             <w:pPr>
               <w:spacing w:after="20" w:before="0"/>
             </w:pPr>
-            <w:hyperlink w:history="1" r:id="rId4gvuamhqtlhgazvjcula-">
+            <w:hyperlink w:history="1" r:id="rIdhnc_xae6jnwquyqfhpzpq">
               <w:r>
                 <w:rPr>
                   <w:rFonts w:ascii="Arial" w:cs="Arial" w:eastAsia="Arial" w:hAnsi="Arial"/>
@@ -30519,7 +30519,7 @@
               <w:spacing w:after="10" w:before="0"/>
               <w:ind w:left="120"/>
             </w:pPr>
-            <w:hyperlink w:history="1" r:id="rId4rvspltyvkjoa9mkox9rd">
+            <w:hyperlink w:history="1" r:id="rIdztupqstxlhyy-nae7oh6s">
               <w:r>
                 <w:rPr>
                   <w:rFonts w:ascii="Arial" w:cs="Arial" w:eastAsia="Arial" w:hAnsi="Arial"/>
@@ -30564,7 +30564,7 @@
             <w:pPr>
               <w:spacing w:after="20" w:before="0"/>
             </w:pPr>
-            <w:hyperlink w:history="1" r:id="rIdcxny0f_jxoklqgtyufa4_">
+            <w:hyperlink w:history="1" r:id="rIdq0mmzgo45zndj_ikcilk1">
               <w:r>
                 <w:rPr>
                   <w:rFonts w:ascii="Arial" w:cs="Arial" w:eastAsia="Arial" w:hAnsi="Arial"/>
@@ -30597,7 +30597,7 @@
               <w:spacing w:after="10" w:before="0"/>
               <w:ind w:left="120"/>
             </w:pPr>
-            <w:hyperlink w:history="1" r:id="rId8hy3v5ihhza_lvv_jd_wx">
+            <w:hyperlink w:history="1" r:id="rId8dvzdw4c_di0-nchjemh3">
               <w:r>
                 <w:rPr>
                   <w:rFonts w:ascii="Arial" w:cs="Arial" w:eastAsia="Arial" w:hAnsi="Arial"/>
@@ -32198,7 +32198,7 @@
             <w:pPr>
               <w:spacing w:after="20" w:before="0"/>
             </w:pPr>
-            <w:hyperlink w:history="1" r:id="rIdlxtudff7vbqrgc2p_ufnp">
+            <w:hyperlink w:history="1" r:id="rIdliiavdty8m2mdqvphpbnl">
               <w:r>
                 <w:rPr>
                   <w:rFonts w:ascii="Arial" w:cs="Arial" w:eastAsia="Arial" w:hAnsi="Arial"/>
@@ -32231,7 +32231,7 @@
               <w:spacing w:after="10" w:before="0"/>
               <w:ind w:left="120"/>
             </w:pPr>
-            <w:hyperlink w:history="1" r:id="rIdhdtjd4czcri1ddaakrlzr">
+            <w:hyperlink w:history="1" r:id="rIdvooszfx3gnoudfvcncrxr">
               <w:r>
                 <w:rPr>
                   <w:rFonts w:ascii="Arial" w:cs="Arial" w:eastAsia="Arial" w:hAnsi="Arial"/>
@@ -32276,7 +32276,7 @@
             <w:pPr>
               <w:spacing w:after="20" w:before="0"/>
             </w:pPr>
-            <w:hyperlink w:history="1" r:id="rIdhopiunx8ghcnq-wttd-tq">
+            <w:hyperlink w:history="1" r:id="rId11tgegr1fqb0-v1tp4rrv">
               <w:r>
                 <w:rPr>
                   <w:rFonts w:ascii="Arial" w:cs="Arial" w:eastAsia="Arial" w:hAnsi="Arial"/>
@@ -32309,7 +32309,7 @@
               <w:spacing w:after="10" w:before="0"/>
               <w:ind w:left="120"/>
             </w:pPr>
-            <w:hyperlink w:history="1" r:id="rIdeam9cvab6svxc6mgsccwq">
+            <w:hyperlink w:history="1" r:id="rIdp09q3ym4n8ud4ydq7wdkc">
               <w:r>
                 <w:rPr>
                   <w:rFonts w:ascii="Arial" w:cs="Arial" w:eastAsia="Arial" w:hAnsi="Arial"/>
@@ -32504,7 +32504,7 @@
             <w:pPr>
               <w:spacing w:after="20" w:before="0"/>
             </w:pPr>
-            <w:hyperlink w:history="1" r:id="rIdfw3ucnau7w1ww6orlm-g5">
+            <w:hyperlink w:history="1" r:id="rIdcv8ji3n44mymhjisz30lq">
               <w:r>
                 <w:rPr>
                   <w:rFonts w:ascii="Arial" w:cs="Arial" w:eastAsia="Arial" w:hAnsi="Arial"/>
@@ -32537,7 +32537,7 @@
               <w:spacing w:after="10" w:before="0"/>
               <w:ind w:left="120"/>
             </w:pPr>
-            <w:hyperlink w:history="1" r:id="rIdrh9pt1ki_xikiiz4vm8bo">
+            <w:hyperlink w:history="1" r:id="rIdkucburtbpse8ulzhdw2x6">
               <w:r>
                 <w:rPr>
                   <w:rFonts w:ascii="Arial" w:cs="Arial" w:eastAsia="Arial" w:hAnsi="Arial"/>
@@ -32582,7 +32582,7 @@
             <w:pPr>
               <w:spacing w:after="20" w:before="0"/>
             </w:pPr>
-            <w:hyperlink w:history="1" r:id="rId1rx9thmbwh9eig32xumsw">
+            <w:hyperlink w:history="1" r:id="rId2bwr0xb61dyjmhbxyyiee">
               <w:r>
                 <w:rPr>
                   <w:rFonts w:ascii="Arial" w:cs="Arial" w:eastAsia="Arial" w:hAnsi="Arial"/>
@@ -32615,7 +32615,7 @@
               <w:spacing w:after="10" w:before="0"/>
               <w:ind w:left="120"/>
             </w:pPr>
-            <w:hyperlink w:history="1" r:id="rIdxlzi3ghsp8a1egxt3kubo">
+            <w:hyperlink w:history="1" r:id="rIdb0n84f4hryvsg2-c7x3oy">
               <w:r>
                 <w:rPr>
                   <w:rFonts w:ascii="Arial" w:cs="Arial" w:eastAsia="Arial" w:hAnsi="Arial"/>
@@ -32810,7 +32810,7 @@
             <w:pPr>
               <w:spacing w:after="20" w:before="0"/>
             </w:pPr>
-            <w:hyperlink w:history="1" r:id="rIdrqtdumfze_1zekymiixxx">
+            <w:hyperlink w:history="1" r:id="rIdeatzzl5latq1daw3jsikb">
               <w:r>
                 <w:rPr>
                   <w:rFonts w:ascii="Arial" w:cs="Arial" w:eastAsia="Arial" w:hAnsi="Arial"/>
@@ -32843,7 +32843,7 @@
               <w:spacing w:after="10" w:before="0"/>
               <w:ind w:left="120"/>
             </w:pPr>
-            <w:hyperlink w:history="1" r:id="rIdp2ookpvfduyjqvw8xi7ap">
+            <w:hyperlink w:history="1" r:id="rIdioalh4gm8xm_ckhst5v9n">
               <w:r>
                 <w:rPr>
                   <w:rFonts w:ascii="Arial" w:cs="Arial" w:eastAsia="Arial" w:hAnsi="Arial"/>
@@ -32888,7 +32888,7 @@
             <w:pPr>
               <w:spacing w:after="20" w:before="0"/>
             </w:pPr>
-            <w:hyperlink w:history="1" r:id="rIdpc2xtvy8rbrl1xxr2w7tl">
+            <w:hyperlink w:history="1" r:id="rIdmf2a_lv3vvlf08rv8jiix">
               <w:r>
                 <w:rPr>
                   <w:rFonts w:ascii="Arial" w:cs="Arial" w:eastAsia="Arial" w:hAnsi="Arial"/>
@@ -32921,7 +32921,7 @@
               <w:spacing w:after="10" w:before="0"/>
               <w:ind w:left="120"/>
             </w:pPr>
-            <w:hyperlink w:history="1" r:id="rIdoo5o--fjdjum-okc1-la3">
+            <w:hyperlink w:history="1" r:id="rIdieidso_yad8nzot_vfx9q">
               <w:r>
                 <w:rPr>
                   <w:rFonts w:ascii="Arial" w:cs="Arial" w:eastAsia="Arial" w:hAnsi="Arial"/>
@@ -33116,7 +33116,7 @@
             <w:pPr>
               <w:spacing w:after="20" w:before="0"/>
             </w:pPr>
-            <w:hyperlink w:history="1" r:id="rIdhnj8zl_jw9pqxzr-gvjtv">
+            <w:hyperlink w:history="1" r:id="rIdggl-d4krfsamu72ntuzl1">
               <w:r>
                 <w:rPr>
                   <w:rFonts w:ascii="Arial" w:cs="Arial" w:eastAsia="Arial" w:hAnsi="Arial"/>
@@ -33149,7 +33149,7 @@
               <w:spacing w:after="10" w:before="0"/>
               <w:ind w:left="120"/>
             </w:pPr>
-            <w:hyperlink w:history="1" r:id="rIdlk8lwrn8j5nirjkwgvnrz">
+            <w:hyperlink w:history="1" r:id="rIdvtzhvnh1sg1y1s4rlxfdk">
               <w:r>
                 <w:rPr>
                   <w:rFonts w:ascii="Arial" w:cs="Arial" w:eastAsia="Arial" w:hAnsi="Arial"/>
@@ -33194,7 +33194,7 @@
             <w:pPr>
               <w:spacing w:after="20" w:before="0"/>
             </w:pPr>
-            <w:hyperlink w:history="1" r:id="rIdlppfmxeeakohmh1s9ipos">
+            <w:hyperlink w:history="1" r:id="rId0lx4_d1cu6l7qztszjkxq">
               <w:r>
                 <w:rPr>
                   <w:rFonts w:ascii="Arial" w:cs="Arial" w:eastAsia="Arial" w:hAnsi="Arial"/>
@@ -33227,7 +33227,7 @@
               <w:spacing w:after="10" w:before="0"/>
               <w:ind w:left="120"/>
             </w:pPr>
-            <w:hyperlink w:history="1" r:id="rId6xwijiub7kjv-l-uw4wzi">
+            <w:hyperlink w:history="1" r:id="rIdb08evxiwwuym14vaztqyh">
               <w:r>
                 <w:rPr>
                   <w:rFonts w:ascii="Arial" w:cs="Arial" w:eastAsia="Arial" w:hAnsi="Arial"/>
@@ -33422,7 +33422,7 @@
             <w:pPr>
               <w:spacing w:after="20" w:before="0"/>
             </w:pPr>
-            <w:hyperlink w:history="1" r:id="rId46k2ptlskw0ijk9nk8zyi">
+            <w:hyperlink w:history="1" r:id="rId7fogz33hzemmtk3j23siy">
               <w:r>
                 <w:rPr>
                   <w:rFonts w:ascii="Arial" w:cs="Arial" w:eastAsia="Arial" w:hAnsi="Arial"/>
@@ -33455,7 +33455,7 @@
               <w:spacing w:after="10" w:before="0"/>
               <w:ind w:left="120"/>
             </w:pPr>
-            <w:hyperlink w:history="1" r:id="rIdk3nqbytgfaq5rqqe-xkmr">
+            <w:hyperlink w:history="1" r:id="rId_q3o46q-ekgpbidjn_px1">
               <w:r>
                 <w:rPr>
                   <w:rFonts w:ascii="Arial" w:cs="Arial" w:eastAsia="Arial" w:hAnsi="Arial"/>
@@ -33500,7 +33500,7 @@
             <w:pPr>
               <w:spacing w:after="20" w:before="0"/>
             </w:pPr>
-            <w:hyperlink w:history="1" r:id="rIdckzb8fkfsm8sql4tbl_z5">
+            <w:hyperlink w:history="1" r:id="rIdzdccsugesvyhcwxghmeni">
               <w:r>
                 <w:rPr>
                   <w:rFonts w:ascii="Arial" w:cs="Arial" w:eastAsia="Arial" w:hAnsi="Arial"/>
@@ -33533,7 +33533,7 @@
               <w:spacing w:after="10" w:before="0"/>
               <w:ind w:left="120"/>
             </w:pPr>
-            <w:hyperlink w:history="1" r:id="rIdqb5vf-k4tq8k-vpeqaf81">
+            <w:hyperlink w:history="1" r:id="rIdxf35wwetqnqiqqkvitrzr">
               <w:r>
                 <w:rPr>
                   <w:rFonts w:ascii="Arial" w:cs="Arial" w:eastAsia="Arial" w:hAnsi="Arial"/>
@@ -35020,7 +35020,7 @@
             <w:pPr>
               <w:spacing w:after="20" w:before="0"/>
             </w:pPr>
-            <w:hyperlink w:history="1" r:id="rId64ffazdk5m6kcatqlpkw4">
+            <w:hyperlink w:history="1" r:id="rId1sj7b88hbpegvpatnh5ea">
               <w:r>
                 <w:rPr>
                   <w:rFonts w:ascii="Arial" w:cs="Arial" w:eastAsia="Arial" w:hAnsi="Arial"/>
@@ -35053,7 +35053,7 @@
               <w:spacing w:after="10" w:before="0"/>
               <w:ind w:left="120"/>
             </w:pPr>
-            <w:hyperlink w:history="1" r:id="rIdiosqpswtkrm42glq6rsll">
+            <w:hyperlink w:history="1" r:id="rIdrhbbfxsde3wte9z33k4fk">
               <w:r>
                 <w:rPr>
                   <w:rFonts w:ascii="Arial" w:cs="Arial" w:eastAsia="Arial" w:hAnsi="Arial"/>
@@ -35098,7 +35098,7 @@
             <w:pPr>
               <w:spacing w:after="20" w:before="0"/>
             </w:pPr>
-            <w:hyperlink w:history="1" r:id="rIdwxpkvrohloti32_uqfygx">
+            <w:hyperlink w:history="1" r:id="rId5vpdcdqv--kh1hmbacb3g">
               <w:r>
                 <w:rPr>
                   <w:rFonts w:ascii="Arial" w:cs="Arial" w:eastAsia="Arial" w:hAnsi="Arial"/>
@@ -35131,7 +35131,7 @@
               <w:spacing w:after="10" w:before="0"/>
               <w:ind w:left="120"/>
             </w:pPr>
-            <w:hyperlink w:history="1" r:id="rIdpenasflrtpelm0fjwio3g">
+            <w:hyperlink w:history="1" r:id="rIdvdeub42vr7ixbszsjqooe">
               <w:r>
                 <w:rPr>
                   <w:rFonts w:ascii="Arial" w:cs="Arial" w:eastAsia="Arial" w:hAnsi="Arial"/>
@@ -35326,7 +35326,7 @@
             <w:pPr>
               <w:spacing w:after="20" w:before="0"/>
             </w:pPr>
-            <w:hyperlink w:history="1" r:id="rIduvy1kywbiwd5alsqg54zi">
+            <w:hyperlink w:history="1" r:id="rIdb3cu0oaxluqfqv1tpjtmf">
               <w:r>
                 <w:rPr>
                   <w:rFonts w:ascii="Arial" w:cs="Arial" w:eastAsia="Arial" w:hAnsi="Arial"/>
@@ -35359,7 +35359,7 @@
               <w:spacing w:after="10" w:before="0"/>
               <w:ind w:left="120"/>
             </w:pPr>
-            <w:hyperlink w:history="1" r:id="rIdoi7p8-byddn5d3jpugple">
+            <w:hyperlink w:history="1" r:id="rIdg8_nzly0_gw7vlpthzbj-">
               <w:r>
                 <w:rPr>
                   <w:rFonts w:ascii="Arial" w:cs="Arial" w:eastAsia="Arial" w:hAnsi="Arial"/>
@@ -35404,7 +35404,7 @@
             <w:pPr>
               <w:spacing w:after="20" w:before="0"/>
             </w:pPr>
-            <w:hyperlink w:history="1" r:id="rId2m-rr1_26khhjfccrpw0o">
+            <w:hyperlink w:history="1" r:id="rIdmmgavistpyou6wraa3jju">
               <w:r>
                 <w:rPr>
                   <w:rFonts w:ascii="Arial" w:cs="Arial" w:eastAsia="Arial" w:hAnsi="Arial"/>
@@ -35437,7 +35437,7 @@
               <w:spacing w:after="10" w:before="0"/>
               <w:ind w:left="120"/>
             </w:pPr>
-            <w:hyperlink w:history="1" r:id="rId21a62znw50guaxhygtkze">
+            <w:hyperlink w:history="1" r:id="rId9kip0zseenzmzmkt6pbo8">
               <w:r>
                 <w:rPr>
                   <w:rFonts w:ascii="Arial" w:cs="Arial" w:eastAsia="Arial" w:hAnsi="Arial"/>
@@ -35632,7 +35632,7 @@
             <w:pPr>
               <w:spacing w:after="20" w:before="0"/>
             </w:pPr>
-            <w:hyperlink w:history="1" r:id="rIdolldru5d96bnh-g_anuse">
+            <w:hyperlink w:history="1" r:id="rIda1hh5cr8m0picfnmhl67a">
               <w:r>
                 <w:rPr>
                   <w:rFonts w:ascii="Arial" w:cs="Arial" w:eastAsia="Arial" w:hAnsi="Arial"/>
@@ -35665,7 +35665,7 @@
               <w:spacing w:after="10" w:before="0"/>
               <w:ind w:left="120"/>
             </w:pPr>
-            <w:hyperlink w:history="1" r:id="rIdevyhnvm9bonb0d8o8yuvd">
+            <w:hyperlink w:history="1" r:id="rIdooruzprd1v6ijjrkt-qms">
               <w:r>
                 <w:rPr>
                   <w:rFonts w:ascii="Arial" w:cs="Arial" w:eastAsia="Arial" w:hAnsi="Arial"/>
@@ -35710,7 +35710,7 @@
             <w:pPr>
               <w:spacing w:after="20" w:before="0"/>
             </w:pPr>
-            <w:hyperlink w:history="1" r:id="rIdntz6takvti4qzm-djtfiw">
+            <w:hyperlink w:history="1" r:id="rIdzsmoksfe_vfqsft2eays6">
               <w:r>
                 <w:rPr>
                   <w:rFonts w:ascii="Arial" w:cs="Arial" w:eastAsia="Arial" w:hAnsi="Arial"/>
@@ -35743,7 +35743,7 @@
               <w:spacing w:after="10" w:before="0"/>
               <w:ind w:left="120"/>
             </w:pPr>
-            <w:hyperlink w:history="1" r:id="rIdyhz2ia6bvz-tbsiuuowlm">
+            <w:hyperlink w:history="1" r:id="rIdrhgbwed9fdotiqoydpe0i">
               <w:r>
                 <w:rPr>
                   <w:rFonts w:ascii="Arial" w:cs="Arial" w:eastAsia="Arial" w:hAnsi="Arial"/>
@@ -35938,7 +35938,7 @@
             <w:pPr>
               <w:spacing w:after="20" w:before="0"/>
             </w:pPr>
-            <w:hyperlink w:history="1" r:id="rId3lvuzo__pimhkc-aapcyg">
+            <w:hyperlink w:history="1" r:id="rIdwhwgulx62qgmmm-md61wb">
               <w:r>
                 <w:rPr>
                   <w:rFonts w:ascii="Arial" w:cs="Arial" w:eastAsia="Arial" w:hAnsi="Arial"/>
@@ -35971,7 +35971,7 @@
               <w:spacing w:after="10" w:before="0"/>
               <w:ind w:left="120"/>
             </w:pPr>
-            <w:hyperlink w:history="1" r:id="rIdfg_gxqox0zdo1qefztsig">
+            <w:hyperlink w:history="1" r:id="rIdbgwmv0wt7rfsn4kqimfzh">
               <w:r>
                 <w:rPr>
                   <w:rFonts w:ascii="Arial" w:cs="Arial" w:eastAsia="Arial" w:hAnsi="Arial"/>
@@ -36016,7 +36016,7 @@
             <w:pPr>
               <w:spacing w:after="20" w:before="0"/>
             </w:pPr>
-            <w:hyperlink w:history="1" r:id="rIdlvb_xdb3d9eoo0xvfa4nj">
+            <w:hyperlink w:history="1" r:id="rIdgzlvatdn90afmrjvbqaqp">
               <w:r>
                 <w:rPr>
                   <w:rFonts w:ascii="Arial" w:cs="Arial" w:eastAsia="Arial" w:hAnsi="Arial"/>
@@ -36049,7 +36049,7 @@
               <w:spacing w:after="10" w:before="0"/>
               <w:ind w:left="120"/>
             </w:pPr>
-            <w:hyperlink w:history="1" r:id="rIdkvsm6idv7gpffq_div_wv">
+            <w:hyperlink w:history="1" r:id="rIdphleu7xmv-dbygckt4efo">
               <w:r>
                 <w:rPr>
                   <w:rFonts w:ascii="Arial" w:cs="Arial" w:eastAsia="Arial" w:hAnsi="Arial"/>
@@ -36244,7 +36244,7 @@
             <w:pPr>
               <w:spacing w:after="20" w:before="0"/>
             </w:pPr>
-            <w:hyperlink w:history="1" r:id="rId1weobs6srj0k1terv7b-o">
+            <w:hyperlink w:history="1" r:id="rIdrufqdzpbyhksvwmocbygy">
               <w:r>
                 <w:rPr>
                   <w:rFonts w:ascii="Arial" w:cs="Arial" w:eastAsia="Arial" w:hAnsi="Arial"/>
@@ -36277,7 +36277,7 @@
               <w:spacing w:after="10" w:before="0"/>
               <w:ind w:left="120"/>
             </w:pPr>
-            <w:hyperlink w:history="1" r:id="rIdzqdc1cuh-erubflh11q-x">
+            <w:hyperlink w:history="1" r:id="rIdifnl_hniiprgr_-ohd8ku">
               <w:r>
                 <w:rPr>
                   <w:rFonts w:ascii="Arial" w:cs="Arial" w:eastAsia="Arial" w:hAnsi="Arial"/>
@@ -36322,7 +36322,7 @@
             <w:pPr>
               <w:spacing w:after="20" w:before="0"/>
             </w:pPr>
-            <w:hyperlink w:history="1" r:id="rIdeqbbjitnl_-rrqvsklnyu">
+            <w:hyperlink w:history="1" r:id="rIdtzdl-q2m6mqto-9wjjkhc">
               <w:r>
                 <w:rPr>
                   <w:rFonts w:ascii="Arial" w:cs="Arial" w:eastAsia="Arial" w:hAnsi="Arial"/>
@@ -36355,7 +36355,7 @@
               <w:spacing w:after="10" w:before="0"/>
               <w:ind w:left="120"/>
             </w:pPr>
-            <w:hyperlink w:history="1" r:id="rIdzwrfm8af-xq1vagmkqvrd">
+            <w:hyperlink w:history="1" r:id="rIdsfkug48sf_qrpd0r8xz9d">
               <w:r>
                 <w:rPr>
                   <w:rFonts w:ascii="Arial" w:cs="Arial" w:eastAsia="Arial" w:hAnsi="Arial"/>

--- a/data/outputs/v2/Biology/SS2.3_Plant_Gaseous_Exchange_and_Respiration/Biology_Plant_Gaseous_Exchange_and_Respiration_CBE_LessonSequence.docx
+++ b/data/outputs/v2/Biology/SS2.3_Plant_Gaseous_Exchange_and_Respiration/Biology_Plant_Gaseous_Exchange_and_Respiration_CBE_LessonSequence.docx
@@ -3576,7 +3576,7 @@
             <w:pPr>
               <w:spacing w:after="20" w:before="0"/>
             </w:pPr>
-            <w:hyperlink w:history="1" r:id="rIdmsbvmz2hkmsnl_yh2qvfw">
+            <w:hyperlink w:history="1" r:id="rIdt0tsjxssv8mff4jvzax3h">
               <w:r>
                 <w:rPr>
                   <w:rFonts w:ascii="Arial" w:cs="Arial" w:eastAsia="Arial" w:hAnsi="Arial"/>
@@ -3609,7 +3609,7 @@
               <w:spacing w:after="10" w:before="0"/>
               <w:ind w:left="120"/>
             </w:pPr>
-            <w:hyperlink w:history="1" r:id="rIdlu3evdmmrsb5itvzv42ro">
+            <w:hyperlink w:history="1" r:id="rIdhaj00izvj6jlkponqvvsv">
               <w:r>
                 <w:rPr>
                   <w:rFonts w:ascii="Arial" w:cs="Arial" w:eastAsia="Arial" w:hAnsi="Arial"/>
@@ -3654,7 +3654,7 @@
             <w:pPr>
               <w:spacing w:after="20" w:before="0"/>
             </w:pPr>
-            <w:hyperlink w:history="1" r:id="rId1etwonapnqa8bpz_ptj38">
+            <w:hyperlink w:history="1" r:id="rIdikyubpyvasvtt9ehhmvhl">
               <w:r>
                 <w:rPr>
                   <w:rFonts w:ascii="Arial" w:cs="Arial" w:eastAsia="Arial" w:hAnsi="Arial"/>
@@ -3687,7 +3687,7 @@
               <w:spacing w:after="10" w:before="0"/>
               <w:ind w:left="120"/>
             </w:pPr>
-            <w:hyperlink w:history="1" r:id="rId-mfkrz4b1lp7zyhqbi6pr">
+            <w:hyperlink w:history="1" r:id="rIdcjnvpbfor8cbskjqet9j3">
               <w:r>
                 <w:rPr>
                   <w:rFonts w:ascii="Arial" w:cs="Arial" w:eastAsia="Arial" w:hAnsi="Arial"/>
@@ -3882,7 +3882,7 @@
             <w:pPr>
               <w:spacing w:after="20" w:before="0"/>
             </w:pPr>
-            <w:hyperlink w:history="1" r:id="rIdaclq7lfcsjjltqdsfwc28">
+            <w:hyperlink w:history="1" r:id="rId0_n6qil08yqrwy2jkjdgw">
               <w:r>
                 <w:rPr>
                   <w:rFonts w:ascii="Arial" w:cs="Arial" w:eastAsia="Arial" w:hAnsi="Arial"/>
@@ -3915,7 +3915,7 @@
               <w:spacing w:after="10" w:before="0"/>
               <w:ind w:left="120"/>
             </w:pPr>
-            <w:hyperlink w:history="1" r:id="rIdrtthnd5cvf5cm4kkocaoy">
+            <w:hyperlink w:history="1" r:id="rIdvctebkvpxt15r92_8rrlk">
               <w:r>
                 <w:rPr>
                   <w:rFonts w:ascii="Arial" w:cs="Arial" w:eastAsia="Arial" w:hAnsi="Arial"/>
@@ -3960,7 +3960,7 @@
             <w:pPr>
               <w:spacing w:after="20" w:before="0"/>
             </w:pPr>
-            <w:hyperlink w:history="1" r:id="rIdyxgremq86gy_ycrdcc1hv">
+            <w:hyperlink w:history="1" r:id="rId3szojd7pmpn1nnay6d5tg">
               <w:r>
                 <w:rPr>
                   <w:rFonts w:ascii="Arial" w:cs="Arial" w:eastAsia="Arial" w:hAnsi="Arial"/>
@@ -3993,7 +3993,7 @@
               <w:spacing w:after="10" w:before="0"/>
               <w:ind w:left="120"/>
             </w:pPr>
-            <w:hyperlink w:history="1" r:id="rIdvitlio6jz6wcndblclc18">
+            <w:hyperlink w:history="1" r:id="rIdv3ovpr232wbplsv7rryh-">
               <w:r>
                 <w:rPr>
                   <w:rFonts w:ascii="Arial" w:cs="Arial" w:eastAsia="Arial" w:hAnsi="Arial"/>
@@ -4188,7 +4188,7 @@
             <w:pPr>
               <w:spacing w:after="20" w:before="0"/>
             </w:pPr>
-            <w:hyperlink w:history="1" r:id="rIdzuaec6jfnrovyrectche4">
+            <w:hyperlink w:history="1" r:id="rIdroug_fzxpeq0qdv_yoabw">
               <w:r>
                 <w:rPr>
                   <w:rFonts w:ascii="Arial" w:cs="Arial" w:eastAsia="Arial" w:hAnsi="Arial"/>
@@ -4221,7 +4221,7 @@
               <w:spacing w:after="10" w:before="0"/>
               <w:ind w:left="120"/>
             </w:pPr>
-            <w:hyperlink w:history="1" r:id="rIdjk3fyc_khla8n9msvfvu5">
+            <w:hyperlink w:history="1" r:id="rIdq-fyomptksr030i9-7fu2">
               <w:r>
                 <w:rPr>
                   <w:rFonts w:ascii="Arial" w:cs="Arial" w:eastAsia="Arial" w:hAnsi="Arial"/>
@@ -4266,7 +4266,7 @@
             <w:pPr>
               <w:spacing w:after="20" w:before="0"/>
             </w:pPr>
-            <w:hyperlink w:history="1" r:id="rIdpoqjl6s6kwqybjl-gnane">
+            <w:hyperlink w:history="1" r:id="rIdcjbn5dmwplsglvbrirjay">
               <w:r>
                 <w:rPr>
                   <w:rFonts w:ascii="Arial" w:cs="Arial" w:eastAsia="Arial" w:hAnsi="Arial"/>
@@ -4299,7 +4299,7 @@
               <w:spacing w:after="10" w:before="0"/>
               <w:ind w:left="120"/>
             </w:pPr>
-            <w:hyperlink w:history="1" r:id="rIdxc8pxararrah9-jfpp17_">
+            <w:hyperlink w:history="1" r:id="rIdoz3wptjuciratethh7e0e">
               <w:r>
                 <w:rPr>
                   <w:rFonts w:ascii="Arial" w:cs="Arial" w:eastAsia="Arial" w:hAnsi="Arial"/>
@@ -4494,7 +4494,7 @@
             <w:pPr>
               <w:spacing w:after="20" w:before="0"/>
             </w:pPr>
-            <w:hyperlink w:history="1" r:id="rIdghxgviabjprszyueuqdyj">
+            <w:hyperlink w:history="1" r:id="rIdqwyuwzoi-6-zk23sflfh3">
               <w:r>
                 <w:rPr>
                   <w:rFonts w:ascii="Arial" w:cs="Arial" w:eastAsia="Arial" w:hAnsi="Arial"/>
@@ -4527,7 +4527,7 @@
               <w:spacing w:after="10" w:before="0"/>
               <w:ind w:left="120"/>
             </w:pPr>
-            <w:hyperlink w:history="1" r:id="rIdxbce8rngacxcdfdfl_08j">
+            <w:hyperlink w:history="1" r:id="rIdyognp14x1jj-qkk9urtdw">
               <w:r>
                 <w:rPr>
                   <w:rFonts w:ascii="Arial" w:cs="Arial" w:eastAsia="Arial" w:hAnsi="Arial"/>
@@ -4572,7 +4572,7 @@
             <w:pPr>
               <w:spacing w:after="20" w:before="0"/>
             </w:pPr>
-            <w:hyperlink w:history="1" r:id="rId11mgwzg_qozlw0z4zdxz6">
+            <w:hyperlink w:history="1" r:id="rIdqus5kfkid8hobky9k_ipr">
               <w:r>
                 <w:rPr>
                   <w:rFonts w:ascii="Arial" w:cs="Arial" w:eastAsia="Arial" w:hAnsi="Arial"/>
@@ -4605,7 +4605,7 @@
               <w:spacing w:after="10" w:before="0"/>
               <w:ind w:left="120"/>
             </w:pPr>
-            <w:hyperlink w:history="1" r:id="rId1rep1gycw4c4ja2bfkke6">
+            <w:hyperlink w:history="1" r:id="rIdqetx0cq4siaaglrvxf5eu">
               <w:r>
                 <w:rPr>
                   <w:rFonts w:ascii="Arial" w:cs="Arial" w:eastAsia="Arial" w:hAnsi="Arial"/>
@@ -4800,7 +4800,7 @@
             <w:pPr>
               <w:spacing w:after="20" w:before="0"/>
             </w:pPr>
-            <w:hyperlink w:history="1" r:id="rIdsnrsawpauelak1sgwypwz">
+            <w:hyperlink w:history="1" r:id="rIdtlhsa_ruucvijf3o5x9sr">
               <w:r>
                 <w:rPr>
                   <w:rFonts w:ascii="Arial" w:cs="Arial" w:eastAsia="Arial" w:hAnsi="Arial"/>
@@ -4833,7 +4833,7 @@
               <w:spacing w:after="10" w:before="0"/>
               <w:ind w:left="120"/>
             </w:pPr>
-            <w:hyperlink w:history="1" r:id="rIdubgqvn0mi9vm2qhftosiq">
+            <w:hyperlink w:history="1" r:id="rId9bdijifonzhbrm3ug0m1w">
               <w:r>
                 <w:rPr>
                   <w:rFonts w:ascii="Arial" w:cs="Arial" w:eastAsia="Arial" w:hAnsi="Arial"/>
@@ -4878,7 +4878,7 @@
             <w:pPr>
               <w:spacing w:after="20" w:before="0"/>
             </w:pPr>
-            <w:hyperlink w:history="1" r:id="rIdtqq4am3anwvauey1uu56f">
+            <w:hyperlink w:history="1" r:id="rIdaxmleslr0tagsgv6aqtrr">
               <w:r>
                 <w:rPr>
                   <w:rFonts w:ascii="Arial" w:cs="Arial" w:eastAsia="Arial" w:hAnsi="Arial"/>
@@ -4911,7 +4911,7 @@
               <w:spacing w:after="10" w:before="0"/>
               <w:ind w:left="120"/>
             </w:pPr>
-            <w:hyperlink w:history="1" r:id="rIdqokckan0hm-cezmaxj-eu">
+            <w:hyperlink w:history="1" r:id="rIdx4k6cg0t1mfcpupjotw_6">
               <w:r>
                 <w:rPr>
                   <w:rFonts w:ascii="Arial" w:cs="Arial" w:eastAsia="Arial" w:hAnsi="Arial"/>
@@ -6398,7 +6398,7 @@
             <w:pPr>
               <w:spacing w:after="20" w:before="0"/>
             </w:pPr>
-            <w:hyperlink w:history="1" r:id="rIdgfnq0vpejzo9aduptw3zw">
+            <w:hyperlink w:history="1" r:id="rId7gqs5cr4slmtyeamqpqsp">
               <w:r>
                 <w:rPr>
                   <w:rFonts w:ascii="Arial" w:cs="Arial" w:eastAsia="Arial" w:hAnsi="Arial"/>
@@ -6431,7 +6431,7 @@
               <w:spacing w:after="10" w:before="0"/>
               <w:ind w:left="120"/>
             </w:pPr>
-            <w:hyperlink w:history="1" r:id="rIduamnc2uigtunisy4avjbr">
+            <w:hyperlink w:history="1" r:id="rIdopi-pkjl6cxcsmyi6_dwm">
               <w:r>
                 <w:rPr>
                   <w:rFonts w:ascii="Arial" w:cs="Arial" w:eastAsia="Arial" w:hAnsi="Arial"/>
@@ -6476,7 +6476,7 @@
             <w:pPr>
               <w:spacing w:after="20" w:before="0"/>
             </w:pPr>
-            <w:hyperlink w:history="1" r:id="rId9jn05dipjnlurvrtaksqu">
+            <w:hyperlink w:history="1" r:id="rIdaqeortsmerolfynzf4_is">
               <w:r>
                 <w:rPr>
                   <w:rFonts w:ascii="Arial" w:cs="Arial" w:eastAsia="Arial" w:hAnsi="Arial"/>
@@ -6509,7 +6509,7 @@
               <w:spacing w:after="10" w:before="0"/>
               <w:ind w:left="120"/>
             </w:pPr>
-            <w:hyperlink w:history="1" r:id="rId1kjie-htwzgys0bqu0jx-">
+            <w:hyperlink w:history="1" r:id="rId2rhsr6egmxebv2xt1c1jc">
               <w:r>
                 <w:rPr>
                   <w:rFonts w:ascii="Arial" w:cs="Arial" w:eastAsia="Arial" w:hAnsi="Arial"/>
@@ -6704,7 +6704,7 @@
             <w:pPr>
               <w:spacing w:after="20" w:before="0"/>
             </w:pPr>
-            <w:hyperlink w:history="1" r:id="rIdtrtvp7ow_yfpvtkwuejhj">
+            <w:hyperlink w:history="1" r:id="rIdmhri7o3qqsmi4a4eqy_ef">
               <w:r>
                 <w:rPr>
                   <w:rFonts w:ascii="Arial" w:cs="Arial" w:eastAsia="Arial" w:hAnsi="Arial"/>
@@ -6737,7 +6737,7 @@
               <w:spacing w:after="10" w:before="0"/>
               <w:ind w:left="120"/>
             </w:pPr>
-            <w:hyperlink w:history="1" r:id="rIdi33ufjpoyxn3a6vm4bbn3">
+            <w:hyperlink w:history="1" r:id="rIdsu2yj1d4-l_owt9k2erjc">
               <w:r>
                 <w:rPr>
                   <w:rFonts w:ascii="Arial" w:cs="Arial" w:eastAsia="Arial" w:hAnsi="Arial"/>
@@ -6782,7 +6782,7 @@
             <w:pPr>
               <w:spacing w:after="20" w:before="0"/>
             </w:pPr>
-            <w:hyperlink w:history="1" r:id="rIdqekdbj6qmydc0avsvy7kv">
+            <w:hyperlink w:history="1" r:id="rId7fmedijytb_xhi9t0znaj">
               <w:r>
                 <w:rPr>
                   <w:rFonts w:ascii="Arial" w:cs="Arial" w:eastAsia="Arial" w:hAnsi="Arial"/>
@@ -6815,7 +6815,7 @@
               <w:spacing w:after="10" w:before="0"/>
               <w:ind w:left="120"/>
             </w:pPr>
-            <w:hyperlink w:history="1" r:id="rIdnft7ek7gzbjug29mxskik">
+            <w:hyperlink w:history="1" r:id="rIdplqdpyhwba1wul3b35o_j">
               <w:r>
                 <w:rPr>
                   <w:rFonts w:ascii="Arial" w:cs="Arial" w:eastAsia="Arial" w:hAnsi="Arial"/>
@@ -7010,7 +7010,7 @@
             <w:pPr>
               <w:spacing w:after="20" w:before="0"/>
             </w:pPr>
-            <w:hyperlink w:history="1" r:id="rIda77hwyxw1n30s9onki_yn">
+            <w:hyperlink w:history="1" r:id="rIdwv3ad4-iwf15jzdwan8vq">
               <w:r>
                 <w:rPr>
                   <w:rFonts w:ascii="Arial" w:cs="Arial" w:eastAsia="Arial" w:hAnsi="Arial"/>
@@ -7043,7 +7043,7 @@
               <w:spacing w:after="10" w:before="0"/>
               <w:ind w:left="120"/>
             </w:pPr>
-            <w:hyperlink w:history="1" r:id="rIdtjmp4kaf6qvuxdyeja-f6">
+            <w:hyperlink w:history="1" r:id="rIdwev1zvwk4gk9v9h42jmqu">
               <w:r>
                 <w:rPr>
                   <w:rFonts w:ascii="Arial" w:cs="Arial" w:eastAsia="Arial" w:hAnsi="Arial"/>
@@ -7088,7 +7088,7 @@
             <w:pPr>
               <w:spacing w:after="20" w:before="0"/>
             </w:pPr>
-            <w:hyperlink w:history="1" r:id="rId9rzyldefw77zuoti66ssy">
+            <w:hyperlink w:history="1" r:id="rIddcwqlwpalkftqfg6f-zoo">
               <w:r>
                 <w:rPr>
                   <w:rFonts w:ascii="Arial" w:cs="Arial" w:eastAsia="Arial" w:hAnsi="Arial"/>
@@ -7121,7 +7121,7 @@
               <w:spacing w:after="10" w:before="0"/>
               <w:ind w:left="120"/>
             </w:pPr>
-            <w:hyperlink w:history="1" r:id="rIdenli8qy_80wp7q-jggzu2">
+            <w:hyperlink w:history="1" r:id="rIdal5pe3k-01mp9nelgq2wf">
               <w:r>
                 <w:rPr>
                   <w:rFonts w:ascii="Arial" w:cs="Arial" w:eastAsia="Arial" w:hAnsi="Arial"/>
@@ -7316,7 +7316,7 @@
             <w:pPr>
               <w:spacing w:after="20" w:before="0"/>
             </w:pPr>
-            <w:hyperlink w:history="1" r:id="rIdsysaliecamrf9joubhb-4">
+            <w:hyperlink w:history="1" r:id="rIdshgvwocwn0rck9yie24aj">
               <w:r>
                 <w:rPr>
                   <w:rFonts w:ascii="Arial" w:cs="Arial" w:eastAsia="Arial" w:hAnsi="Arial"/>
@@ -7349,7 +7349,7 @@
               <w:spacing w:after="10" w:before="0"/>
               <w:ind w:left="120"/>
             </w:pPr>
-            <w:hyperlink w:history="1" r:id="rId4jmjoj4bdtgxufqgaxrmo">
+            <w:hyperlink w:history="1" r:id="rIdorfajpfphcxakqvaalni9">
               <w:r>
                 <w:rPr>
                   <w:rFonts w:ascii="Arial" w:cs="Arial" w:eastAsia="Arial" w:hAnsi="Arial"/>
@@ -7394,7 +7394,7 @@
             <w:pPr>
               <w:spacing w:after="20" w:before="0"/>
             </w:pPr>
-            <w:hyperlink w:history="1" r:id="rId4fl7z6uw3wk5-eqwfwwbv">
+            <w:hyperlink w:history="1" r:id="rIddud_8tok4f1idbdcs8okh">
               <w:r>
                 <w:rPr>
                   <w:rFonts w:ascii="Arial" w:cs="Arial" w:eastAsia="Arial" w:hAnsi="Arial"/>
@@ -7427,7 +7427,7 @@
               <w:spacing w:after="10" w:before="0"/>
               <w:ind w:left="120"/>
             </w:pPr>
-            <w:hyperlink w:history="1" r:id="rId9fw1boh0dnqyoecathvsf">
+            <w:hyperlink w:history="1" r:id="rIdrzpmjg4hqea9wapspt40x">
               <w:r>
                 <w:rPr>
                   <w:rFonts w:ascii="Arial" w:cs="Arial" w:eastAsia="Arial" w:hAnsi="Arial"/>
@@ -7622,7 +7622,7 @@
             <w:pPr>
               <w:spacing w:after="20" w:before="0"/>
             </w:pPr>
-            <w:hyperlink w:history="1" r:id="rId654wcdbtfwxcqanffr1cf">
+            <w:hyperlink w:history="1" r:id="rIdeexip_mdb91qhhuffhzqh">
               <w:r>
                 <w:rPr>
                   <w:rFonts w:ascii="Arial" w:cs="Arial" w:eastAsia="Arial" w:hAnsi="Arial"/>
@@ -7655,7 +7655,7 @@
               <w:spacing w:after="10" w:before="0"/>
               <w:ind w:left="120"/>
             </w:pPr>
-            <w:hyperlink w:history="1" r:id="rIdubetrpfu6ud9sap7kcs9s">
+            <w:hyperlink w:history="1" r:id="rId2y6a8i5nr0qzknfecos7x">
               <w:r>
                 <w:rPr>
                   <w:rFonts w:ascii="Arial" w:cs="Arial" w:eastAsia="Arial" w:hAnsi="Arial"/>
@@ -7700,7 +7700,7 @@
             <w:pPr>
               <w:spacing w:after="20" w:before="0"/>
             </w:pPr>
-            <w:hyperlink w:history="1" r:id="rIdj_fgtkvxvdqjlgvuc3ud2">
+            <w:hyperlink w:history="1" r:id="rIdgxpw0huedwuduvcwulbpk">
               <w:r>
                 <w:rPr>
                   <w:rFonts w:ascii="Arial" w:cs="Arial" w:eastAsia="Arial" w:hAnsi="Arial"/>
@@ -7733,7 +7733,7 @@
               <w:spacing w:after="10" w:before="0"/>
               <w:ind w:left="120"/>
             </w:pPr>
-            <w:hyperlink w:history="1" r:id="rIdfzmbu6xmsrcyb7b6s6n8o">
+            <w:hyperlink w:history="1" r:id="rIdj2i9c8zv08jetvikxbyzq">
               <w:r>
                 <w:rPr>
                   <w:rFonts w:ascii="Arial" w:cs="Arial" w:eastAsia="Arial" w:hAnsi="Arial"/>
@@ -9220,7 +9220,7 @@
             <w:pPr>
               <w:spacing w:after="20" w:before="0"/>
             </w:pPr>
-            <w:hyperlink w:history="1" r:id="rIdo6p8cvgu1ls5rrobsvs9z">
+            <w:hyperlink w:history="1" r:id="rId3k9uixr-rapj09x9qatbb">
               <w:r>
                 <w:rPr>
                   <w:rFonts w:ascii="Arial" w:cs="Arial" w:eastAsia="Arial" w:hAnsi="Arial"/>
@@ -9253,7 +9253,7 @@
               <w:spacing w:after="10" w:before="0"/>
               <w:ind w:left="120"/>
             </w:pPr>
-            <w:hyperlink w:history="1" r:id="rIdhzva-vphxzok2e5ejsj8w">
+            <w:hyperlink w:history="1" r:id="rIdivncwczfxefyv4gid8uns">
               <w:r>
                 <w:rPr>
                   <w:rFonts w:ascii="Arial" w:cs="Arial" w:eastAsia="Arial" w:hAnsi="Arial"/>
@@ -9298,7 +9298,7 @@
             <w:pPr>
               <w:spacing w:after="20" w:before="0"/>
             </w:pPr>
-            <w:hyperlink w:history="1" r:id="rIdwsqhbxq0z9dffmfm0acfv">
+            <w:hyperlink w:history="1" r:id="rIdbp2fone8ggul0e2qifh3m">
               <w:r>
                 <w:rPr>
                   <w:rFonts w:ascii="Arial" w:cs="Arial" w:eastAsia="Arial" w:hAnsi="Arial"/>
@@ -9331,7 +9331,7 @@
               <w:spacing w:after="10" w:before="0"/>
               <w:ind w:left="120"/>
             </w:pPr>
-            <w:hyperlink w:history="1" r:id="rIdtse0vsc83ak-u5-h60gd6">
+            <w:hyperlink w:history="1" r:id="rIdvbmgo4hruook5gaileccr">
               <w:r>
                 <w:rPr>
                   <w:rFonts w:ascii="Arial" w:cs="Arial" w:eastAsia="Arial" w:hAnsi="Arial"/>
@@ -9526,7 +9526,7 @@
             <w:pPr>
               <w:spacing w:after="20" w:before="0"/>
             </w:pPr>
-            <w:hyperlink w:history="1" r:id="rIdoqn88nzpbsqzaajbw4uzf">
+            <w:hyperlink w:history="1" r:id="rIds6qzbxv6gkqgsugkwgobq">
               <w:r>
                 <w:rPr>
                   <w:rFonts w:ascii="Arial" w:cs="Arial" w:eastAsia="Arial" w:hAnsi="Arial"/>
@@ -9559,7 +9559,7 @@
               <w:spacing w:after="10" w:before="0"/>
               <w:ind w:left="120"/>
             </w:pPr>
-            <w:hyperlink w:history="1" r:id="rIdjznr5k57kkcdxxhufww4s">
+            <w:hyperlink w:history="1" r:id="rId6flxy4lkj_esa05ueaghu">
               <w:r>
                 <w:rPr>
                   <w:rFonts w:ascii="Arial" w:cs="Arial" w:eastAsia="Arial" w:hAnsi="Arial"/>
@@ -9604,7 +9604,7 @@
             <w:pPr>
               <w:spacing w:after="20" w:before="0"/>
             </w:pPr>
-            <w:hyperlink w:history="1" r:id="rIdeoqx8c-nacdzmgcerxi5q">
+            <w:hyperlink w:history="1" r:id="rIdos08j2mbzquvusb0dkydb">
               <w:r>
                 <w:rPr>
                   <w:rFonts w:ascii="Arial" w:cs="Arial" w:eastAsia="Arial" w:hAnsi="Arial"/>
@@ -9637,7 +9637,7 @@
               <w:spacing w:after="10" w:before="0"/>
               <w:ind w:left="120"/>
             </w:pPr>
-            <w:hyperlink w:history="1" r:id="rIdghwhknxilptwj3lvexc_a">
+            <w:hyperlink w:history="1" r:id="rIdzinv2ohjdoyfmm4iutpbg">
               <w:r>
                 <w:rPr>
                   <w:rFonts w:ascii="Arial" w:cs="Arial" w:eastAsia="Arial" w:hAnsi="Arial"/>
@@ -9832,7 +9832,7 @@
             <w:pPr>
               <w:spacing w:after="20" w:before="0"/>
             </w:pPr>
-            <w:hyperlink w:history="1" r:id="rIdszprjzvcv8gifbxpoi58g">
+            <w:hyperlink w:history="1" r:id="rIdl65qm1gtxhndooeekcixt">
               <w:r>
                 <w:rPr>
                   <w:rFonts w:ascii="Arial" w:cs="Arial" w:eastAsia="Arial" w:hAnsi="Arial"/>
@@ -9865,7 +9865,7 @@
               <w:spacing w:after="10" w:before="0"/>
               <w:ind w:left="120"/>
             </w:pPr>
-            <w:hyperlink w:history="1" r:id="rIdv1moiiis2itikbumqvwz1">
+            <w:hyperlink w:history="1" r:id="rIdjfrngjcq6cpjyfojb0uwy">
               <w:r>
                 <w:rPr>
                   <w:rFonts w:ascii="Arial" w:cs="Arial" w:eastAsia="Arial" w:hAnsi="Arial"/>
@@ -9910,7 +9910,7 @@
             <w:pPr>
               <w:spacing w:after="20" w:before="0"/>
             </w:pPr>
-            <w:hyperlink w:history="1" r:id="rIdayujl6zek730idmlrgnh6">
+            <w:hyperlink w:history="1" r:id="rIdosedqlxcn8antbvctxi4f">
               <w:r>
                 <w:rPr>
                   <w:rFonts w:ascii="Arial" w:cs="Arial" w:eastAsia="Arial" w:hAnsi="Arial"/>
@@ -9943,7 +9943,7 @@
               <w:spacing w:after="10" w:before="0"/>
               <w:ind w:left="120"/>
             </w:pPr>
-            <w:hyperlink w:history="1" r:id="rId7zpv8pu7pgmkylwdpsdgl">
+            <w:hyperlink w:history="1" r:id="rIdrdx-xidrtiq96ljxijlmk">
               <w:r>
                 <w:rPr>
                   <w:rFonts w:ascii="Arial" w:cs="Arial" w:eastAsia="Arial" w:hAnsi="Arial"/>
@@ -10138,7 +10138,7 @@
             <w:pPr>
               <w:spacing w:after="20" w:before="0"/>
             </w:pPr>
-            <w:hyperlink w:history="1" r:id="rIdmsqdrtbculoqsjbk48bqj">
+            <w:hyperlink w:history="1" r:id="rIdajfpm5ahfzozkozmcfrfp">
               <w:r>
                 <w:rPr>
                   <w:rFonts w:ascii="Arial" w:cs="Arial" w:eastAsia="Arial" w:hAnsi="Arial"/>
@@ -10171,7 +10171,7 @@
               <w:spacing w:after="10" w:before="0"/>
               <w:ind w:left="120"/>
             </w:pPr>
-            <w:hyperlink w:history="1" r:id="rIde4ef9mq13soxmvqpkt0hs">
+            <w:hyperlink w:history="1" r:id="rIdbqwdmevk77c09rpi0jlug">
               <w:r>
                 <w:rPr>
                   <w:rFonts w:ascii="Arial" w:cs="Arial" w:eastAsia="Arial" w:hAnsi="Arial"/>
@@ -10216,7 +10216,7 @@
             <w:pPr>
               <w:spacing w:after="20" w:before="0"/>
             </w:pPr>
-            <w:hyperlink w:history="1" r:id="rIdu_bfs4udlbfmeg2vcz9p-">
+            <w:hyperlink w:history="1" r:id="rIdcew7g3b0orivnxsuyetl8">
               <w:r>
                 <w:rPr>
                   <w:rFonts w:ascii="Arial" w:cs="Arial" w:eastAsia="Arial" w:hAnsi="Arial"/>
@@ -10249,7 +10249,7 @@
               <w:spacing w:after="10" w:before="0"/>
               <w:ind w:left="120"/>
             </w:pPr>
-            <w:hyperlink w:history="1" r:id="rIdkceekg2957cmzwb9kbltk">
+            <w:hyperlink w:history="1" r:id="rIdjy0itaooerub0-uxclrzu">
               <w:r>
                 <w:rPr>
                   <w:rFonts w:ascii="Arial" w:cs="Arial" w:eastAsia="Arial" w:hAnsi="Arial"/>
@@ -10444,7 +10444,7 @@
             <w:pPr>
               <w:spacing w:after="20" w:before="0"/>
             </w:pPr>
-            <w:hyperlink w:history="1" r:id="rId9pnfohuu9dykc_pbyk8dk">
+            <w:hyperlink w:history="1" r:id="rIdjb8vjno-qa8dlfie9lydu">
               <w:r>
                 <w:rPr>
                   <w:rFonts w:ascii="Arial" w:cs="Arial" w:eastAsia="Arial" w:hAnsi="Arial"/>
@@ -10477,7 +10477,7 @@
               <w:spacing w:after="10" w:before="0"/>
               <w:ind w:left="120"/>
             </w:pPr>
-            <w:hyperlink w:history="1" r:id="rIddx8hqt32_hunapwkga484">
+            <w:hyperlink w:history="1" r:id="rIdoe_bijz27ncquizdlsnfu">
               <w:r>
                 <w:rPr>
                   <w:rFonts w:ascii="Arial" w:cs="Arial" w:eastAsia="Arial" w:hAnsi="Arial"/>
@@ -10522,7 +10522,7 @@
             <w:pPr>
               <w:spacing w:after="20" w:before="0"/>
             </w:pPr>
-            <w:hyperlink w:history="1" r:id="rIdyltf2czxbqnkazjoelfgk">
+            <w:hyperlink w:history="1" r:id="rIdhlftsdtlosp_8t8ffjs9c">
               <w:r>
                 <w:rPr>
                   <w:rFonts w:ascii="Arial" w:cs="Arial" w:eastAsia="Arial" w:hAnsi="Arial"/>
@@ -10555,7 +10555,7 @@
               <w:spacing w:after="10" w:before="0"/>
               <w:ind w:left="120"/>
             </w:pPr>
-            <w:hyperlink w:history="1" r:id="rIdxlj_ry9tgpr_e_tt_fxkr">
+            <w:hyperlink w:history="1" r:id="rIdwiwt-g_i-k4ai2a0efw7w">
               <w:r>
                 <w:rPr>
                   <w:rFonts w:ascii="Arial" w:cs="Arial" w:eastAsia="Arial" w:hAnsi="Arial"/>
@@ -12042,7 +12042,7 @@
             <w:pPr>
               <w:spacing w:after="20" w:before="0"/>
             </w:pPr>
-            <w:hyperlink w:history="1" r:id="rIdxbzeziklferxudjj7ycon">
+            <w:hyperlink w:history="1" r:id="rIdwff60nj1eda56e5vtpnfv">
               <w:r>
                 <w:rPr>
                   <w:rFonts w:ascii="Arial" w:cs="Arial" w:eastAsia="Arial" w:hAnsi="Arial"/>
@@ -12075,7 +12075,7 @@
               <w:spacing w:after="10" w:before="0"/>
               <w:ind w:left="120"/>
             </w:pPr>
-            <w:hyperlink w:history="1" r:id="rId_jesouevdmeaxm424hpwq">
+            <w:hyperlink w:history="1" r:id="rIdmxrvggxi6w9l3eobrzw57">
               <w:r>
                 <w:rPr>
                   <w:rFonts w:ascii="Arial" w:cs="Arial" w:eastAsia="Arial" w:hAnsi="Arial"/>
@@ -12120,7 +12120,7 @@
             <w:pPr>
               <w:spacing w:after="20" w:before="0"/>
             </w:pPr>
-            <w:hyperlink w:history="1" r:id="rIdksijdmw-a3bh92covsb8h">
+            <w:hyperlink w:history="1" r:id="rIdqbwjignnkwafiv8covgvn">
               <w:r>
                 <w:rPr>
                   <w:rFonts w:ascii="Arial" w:cs="Arial" w:eastAsia="Arial" w:hAnsi="Arial"/>
@@ -12153,7 +12153,7 @@
               <w:spacing w:after="10" w:before="0"/>
               <w:ind w:left="120"/>
             </w:pPr>
-            <w:hyperlink w:history="1" r:id="rIdjlpwqkadjms58rhkbtned">
+            <w:hyperlink w:history="1" r:id="rIdyjsk3hv69xnejipa8eedf">
               <w:r>
                 <w:rPr>
                   <w:rFonts w:ascii="Arial" w:cs="Arial" w:eastAsia="Arial" w:hAnsi="Arial"/>
@@ -12348,7 +12348,7 @@
             <w:pPr>
               <w:spacing w:after="20" w:before="0"/>
             </w:pPr>
-            <w:hyperlink w:history="1" r:id="rIdnvymwbtlc-vmd7ngdrw_b">
+            <w:hyperlink w:history="1" r:id="rIdnw66i7a-a8g_thywwxdau">
               <w:r>
                 <w:rPr>
                   <w:rFonts w:ascii="Arial" w:cs="Arial" w:eastAsia="Arial" w:hAnsi="Arial"/>
@@ -12381,7 +12381,7 @@
               <w:spacing w:after="10" w:before="0"/>
               <w:ind w:left="120"/>
             </w:pPr>
-            <w:hyperlink w:history="1" r:id="rIdubgxbs0cits2yisaxm9xs">
+            <w:hyperlink w:history="1" r:id="rId24edogjcc1orls96819hl">
               <w:r>
                 <w:rPr>
                   <w:rFonts w:ascii="Arial" w:cs="Arial" w:eastAsia="Arial" w:hAnsi="Arial"/>
@@ -12426,7 +12426,7 @@
             <w:pPr>
               <w:spacing w:after="20" w:before="0"/>
             </w:pPr>
-            <w:hyperlink w:history="1" r:id="rId6pe9ctacixh0-gpymhrxl">
+            <w:hyperlink w:history="1" r:id="rIduavojbqtksajkcgcu1hpl">
               <w:r>
                 <w:rPr>
                   <w:rFonts w:ascii="Arial" w:cs="Arial" w:eastAsia="Arial" w:hAnsi="Arial"/>
@@ -12459,7 +12459,7 @@
               <w:spacing w:after="10" w:before="0"/>
               <w:ind w:left="120"/>
             </w:pPr>
-            <w:hyperlink w:history="1" r:id="rIdub6l-jrdsxrrlanqe1dny">
+            <w:hyperlink w:history="1" r:id="rIdxta1oyzv1rqfc0erddhb4">
               <w:r>
                 <w:rPr>
                   <w:rFonts w:ascii="Arial" w:cs="Arial" w:eastAsia="Arial" w:hAnsi="Arial"/>
@@ -12789,7 +12789,7 @@
             <w:pPr>
               <w:spacing w:after="20" w:before="0"/>
             </w:pPr>
-            <w:hyperlink w:history="1" r:id="rIdygxdnn5svgoxte_xdlser">
+            <w:hyperlink w:history="1" r:id="rIdmjmactvk561g9sr0xrdd6">
               <w:r>
                 <w:rPr>
                   <w:rFonts w:ascii="Arial" w:cs="Arial" w:eastAsia="Arial" w:hAnsi="Arial"/>
@@ -12822,7 +12822,7 @@
               <w:spacing w:after="10" w:before="0"/>
               <w:ind w:left="120"/>
             </w:pPr>
-            <w:hyperlink w:history="1" r:id="rIdnhi_g_l92nmvtkmdbaaqa">
+            <w:hyperlink w:history="1" r:id="rIdxzsi57wqxvyy2hqx1t0bh">
               <w:r>
                 <w:rPr>
                   <w:rFonts w:ascii="Arial" w:cs="Arial" w:eastAsia="Arial" w:hAnsi="Arial"/>
@@ -12867,7 +12867,7 @@
             <w:pPr>
               <w:spacing w:after="20" w:before="0"/>
             </w:pPr>
-            <w:hyperlink w:history="1" r:id="rIdoveasvsamko5fz-qykmot">
+            <w:hyperlink w:history="1" r:id="rIdafuo9k94dtihuvabiaafr">
               <w:r>
                 <w:rPr>
                   <w:rFonts w:ascii="Arial" w:cs="Arial" w:eastAsia="Arial" w:hAnsi="Arial"/>
@@ -12900,7 +12900,7 @@
               <w:spacing w:after="10" w:before="0"/>
               <w:ind w:left="120"/>
             </w:pPr>
-            <w:hyperlink w:history="1" r:id="rIdekgjb4zlaesbdbyjmlql2">
+            <w:hyperlink w:history="1" r:id="rIdsfobjp-1fpj4crfxz2cmq">
               <w:r>
                 <w:rPr>
                   <w:rFonts w:ascii="Arial" w:cs="Arial" w:eastAsia="Arial" w:hAnsi="Arial"/>
@@ -13247,7 +13247,7 @@
             <w:pPr>
               <w:spacing w:after="20" w:before="0"/>
             </w:pPr>
-            <w:hyperlink w:history="1" r:id="rId5q0irrz8t2gfgjuemmex2">
+            <w:hyperlink w:history="1" r:id="rIdrfqpdv4shp5ucmbz0_tzw">
               <w:r>
                 <w:rPr>
                   <w:rFonts w:ascii="Arial" w:cs="Arial" w:eastAsia="Arial" w:hAnsi="Arial"/>
@@ -13280,7 +13280,7 @@
               <w:spacing w:after="10" w:before="0"/>
               <w:ind w:left="120"/>
             </w:pPr>
-            <w:hyperlink w:history="1" r:id="rIdnsqs_gwjjup-h-enqkbk7">
+            <w:hyperlink w:history="1" r:id="rIdmrkix-vihz_1izv_dn7rd">
               <w:r>
                 <w:rPr>
                   <w:rFonts w:ascii="Arial" w:cs="Arial" w:eastAsia="Arial" w:hAnsi="Arial"/>
@@ -13325,7 +13325,7 @@
             <w:pPr>
               <w:spacing w:after="20" w:before="0"/>
             </w:pPr>
-            <w:hyperlink w:history="1" r:id="rIdqcvlzsttbivuimdiqzoai">
+            <w:hyperlink w:history="1" r:id="rIdglevdkkhp2syy6cxr9ndt">
               <w:r>
                 <w:rPr>
                   <w:rFonts w:ascii="Arial" w:cs="Arial" w:eastAsia="Arial" w:hAnsi="Arial"/>
@@ -13358,7 +13358,7 @@
               <w:spacing w:after="10" w:before="0"/>
               <w:ind w:left="120"/>
             </w:pPr>
-            <w:hyperlink w:history="1" r:id="rIdcvgwtn-sxvmuwmcm9kwq9">
+            <w:hyperlink w:history="1" r:id="rIdu90orrnvqs9y17zx3wszb">
               <w:r>
                 <w:rPr>
                   <w:rFonts w:ascii="Arial" w:cs="Arial" w:eastAsia="Arial" w:hAnsi="Arial"/>
@@ -13553,7 +13553,7 @@
             <w:pPr>
               <w:spacing w:after="20" w:before="0"/>
             </w:pPr>
-            <w:hyperlink w:history="1" r:id="rIdkapde_i3yx34ilythqfic">
+            <w:hyperlink w:history="1" r:id="rIdlsctmihqpbbvstyfgupbh">
               <w:r>
                 <w:rPr>
                   <w:rFonts w:ascii="Arial" w:cs="Arial" w:eastAsia="Arial" w:hAnsi="Arial"/>
@@ -13586,7 +13586,7 @@
               <w:spacing w:after="10" w:before="0"/>
               <w:ind w:left="120"/>
             </w:pPr>
-            <w:hyperlink w:history="1" r:id="rId_7nrpyks8c_j0yqxnqm6a">
+            <w:hyperlink w:history="1" r:id="rIddebqrwyopsdw9byld6gbj">
               <w:r>
                 <w:rPr>
                   <w:rFonts w:ascii="Arial" w:cs="Arial" w:eastAsia="Arial" w:hAnsi="Arial"/>
@@ -13631,7 +13631,7 @@
             <w:pPr>
               <w:spacing w:after="20" w:before="0"/>
             </w:pPr>
-            <w:hyperlink w:history="1" r:id="rIdsumzqsa0nm8fadz4clrcv">
+            <w:hyperlink w:history="1" r:id="rIdqp8zaikqmpkwqfo2elyhl">
               <w:r>
                 <w:rPr>
                   <w:rFonts w:ascii="Arial" w:cs="Arial" w:eastAsia="Arial" w:hAnsi="Arial"/>
@@ -13664,7 +13664,7 @@
               <w:spacing w:after="10" w:before="0"/>
               <w:ind w:left="120"/>
             </w:pPr>
-            <w:hyperlink w:history="1" r:id="rIdves7347kz-ha4oauadwut">
+            <w:hyperlink w:history="1" r:id="rIdznlcepi7cowhjvcmtnqz-">
               <w:r>
                 <w:rPr>
                   <w:rFonts w:ascii="Arial" w:cs="Arial" w:eastAsia="Arial" w:hAnsi="Arial"/>
@@ -15152,7 +15152,7 @@
             <w:pPr>
               <w:spacing w:after="20" w:before="0"/>
             </w:pPr>
-            <w:hyperlink w:history="1" r:id="rId70ykfqh0mhho9w5vpbuvs">
+            <w:hyperlink w:history="1" r:id="rIdjspy_g4-sl5wtn4ooadim">
               <w:r>
                 <w:rPr>
                   <w:rFonts w:ascii="Arial" w:cs="Arial" w:eastAsia="Arial" w:hAnsi="Arial"/>
@@ -15185,7 +15185,7 @@
               <w:spacing w:after="10" w:before="0"/>
               <w:ind w:left="120"/>
             </w:pPr>
-            <w:hyperlink w:history="1" r:id="rIdgjea1jxddckk5btsfcuop">
+            <w:hyperlink w:history="1" r:id="rIdwbkikl0-kn7lr6h-2-unz">
               <w:r>
                 <w:rPr>
                   <w:rFonts w:ascii="Arial" w:cs="Arial" w:eastAsia="Arial" w:hAnsi="Arial"/>
@@ -15230,7 +15230,7 @@
             <w:pPr>
               <w:spacing w:after="20" w:before="0"/>
             </w:pPr>
-            <w:hyperlink w:history="1" r:id="rId8kln4q25ay2eocsobknby">
+            <w:hyperlink w:history="1" r:id="rIdp2tzrhwqpeuarlw_-yljq">
               <w:r>
                 <w:rPr>
                   <w:rFonts w:ascii="Arial" w:cs="Arial" w:eastAsia="Arial" w:hAnsi="Arial"/>
@@ -15263,7 +15263,7 @@
               <w:spacing w:after="10" w:before="0"/>
               <w:ind w:left="120"/>
             </w:pPr>
-            <w:hyperlink w:history="1" r:id="rIdefpgym-sc09y04ef9eosc">
+            <w:hyperlink w:history="1" r:id="rId_in5lszls_3na2w2emnme">
               <w:r>
                 <w:rPr>
                   <w:rFonts w:ascii="Arial" w:cs="Arial" w:eastAsia="Arial" w:hAnsi="Arial"/>
@@ -15458,7 +15458,7 @@
             <w:pPr>
               <w:spacing w:after="20" w:before="0"/>
             </w:pPr>
-            <w:hyperlink w:history="1" r:id="rIdsg_0aztrpacyshnhdgihu">
+            <w:hyperlink w:history="1" r:id="rIdiqfacechgyzdoel8s213s">
               <w:r>
                 <w:rPr>
                   <w:rFonts w:ascii="Arial" w:cs="Arial" w:eastAsia="Arial" w:hAnsi="Arial"/>
@@ -15491,7 +15491,7 @@
               <w:spacing w:after="10" w:before="0"/>
               <w:ind w:left="120"/>
             </w:pPr>
-            <w:hyperlink w:history="1" r:id="rIdt5izkcl1k7v_idj8vx1t3">
+            <w:hyperlink w:history="1" r:id="rIdqujakk7ywbwuizmm9vsdl">
               <w:r>
                 <w:rPr>
                   <w:rFonts w:ascii="Arial" w:cs="Arial" w:eastAsia="Arial" w:hAnsi="Arial"/>
@@ -15536,7 +15536,7 @@
             <w:pPr>
               <w:spacing w:after="20" w:before="0"/>
             </w:pPr>
-            <w:hyperlink w:history="1" r:id="rIdw7mwoetgorqzcxvwliqdf">
+            <w:hyperlink w:history="1" r:id="rIdo5qh0ddp7zkqjtentuagj">
               <w:r>
                 <w:rPr>
                   <w:rFonts w:ascii="Arial" w:cs="Arial" w:eastAsia="Arial" w:hAnsi="Arial"/>
@@ -15569,7 +15569,7 @@
               <w:spacing w:after="10" w:before="0"/>
               <w:ind w:left="120"/>
             </w:pPr>
-            <w:hyperlink w:history="1" r:id="rIdg5jtd60qytclxgx6s3njv">
+            <w:hyperlink w:history="1" r:id="rIdg-bud7z10g1wylsuhx-es">
               <w:r>
                 <w:rPr>
                   <w:rFonts w:ascii="Arial" w:cs="Arial" w:eastAsia="Arial" w:hAnsi="Arial"/>
@@ -15764,7 +15764,7 @@
             <w:pPr>
               <w:spacing w:after="20" w:before="0"/>
             </w:pPr>
-            <w:hyperlink w:history="1" r:id="rIdz3yn0gny9bgjv8susj0fx">
+            <w:hyperlink w:history="1" r:id="rIdf5nstmmmer_pibm4wkjx4">
               <w:r>
                 <w:rPr>
                   <w:rFonts w:ascii="Arial" w:cs="Arial" w:eastAsia="Arial" w:hAnsi="Arial"/>
@@ -15797,7 +15797,7 @@
               <w:spacing w:after="10" w:before="0"/>
               <w:ind w:left="120"/>
             </w:pPr>
-            <w:hyperlink w:history="1" r:id="rIdczznhi4oobd0gi07pf5g1">
+            <w:hyperlink w:history="1" r:id="rIduwqesvjd16fksirwpgavb">
               <w:r>
                 <w:rPr>
                   <w:rFonts w:ascii="Arial" w:cs="Arial" w:eastAsia="Arial" w:hAnsi="Arial"/>
@@ -15842,7 +15842,7 @@
             <w:pPr>
               <w:spacing w:after="20" w:before="0"/>
             </w:pPr>
-            <w:hyperlink w:history="1" r:id="rId97my8zejsnmbd8bf2vk7n">
+            <w:hyperlink w:history="1" r:id="rId3fvqewnzcajmxc3kp7tfp">
               <w:r>
                 <w:rPr>
                   <w:rFonts w:ascii="Arial" w:cs="Arial" w:eastAsia="Arial" w:hAnsi="Arial"/>
@@ -15875,7 +15875,7 @@
               <w:spacing w:after="10" w:before="0"/>
               <w:ind w:left="120"/>
             </w:pPr>
-            <w:hyperlink w:history="1" r:id="rIdnf9o_j9h_aupoolnidcyq">
+            <w:hyperlink w:history="1" r:id="rIdvh3fqlidr2c2wdqe14zg6">
               <w:r>
                 <w:rPr>
                   <w:rFonts w:ascii="Arial" w:cs="Arial" w:eastAsia="Arial" w:hAnsi="Arial"/>
@@ -16070,7 +16070,7 @@
             <w:pPr>
               <w:spacing w:after="20" w:before="0"/>
             </w:pPr>
-            <w:hyperlink w:history="1" r:id="rId0ehy3kbxamfut66hhjxjb">
+            <w:hyperlink w:history="1" r:id="rIdf4vc841qf03ptpaxhr1bh">
               <w:r>
                 <w:rPr>
                   <w:rFonts w:ascii="Arial" w:cs="Arial" w:eastAsia="Arial" w:hAnsi="Arial"/>
@@ -16103,7 +16103,7 @@
               <w:spacing w:after="10" w:before="0"/>
               <w:ind w:left="120"/>
             </w:pPr>
-            <w:hyperlink w:history="1" r:id="rIdhpp_hbbsz0fdy906rvvzt">
+            <w:hyperlink w:history="1" r:id="rIdu89inkncztveimxymqx-6">
               <w:r>
                 <w:rPr>
                   <w:rFonts w:ascii="Arial" w:cs="Arial" w:eastAsia="Arial" w:hAnsi="Arial"/>
@@ -16148,7 +16148,7 @@
             <w:pPr>
               <w:spacing w:after="20" w:before="0"/>
             </w:pPr>
-            <w:hyperlink w:history="1" r:id="rId2r4k6klrog3agmu7xjs-6">
+            <w:hyperlink w:history="1" r:id="rIdtgts-g59yiyj0hpt_2tab">
               <w:r>
                 <w:rPr>
                   <w:rFonts w:ascii="Arial" w:cs="Arial" w:eastAsia="Arial" w:hAnsi="Arial"/>
@@ -16181,7 +16181,7 @@
               <w:spacing w:after="10" w:before="0"/>
               <w:ind w:left="120"/>
             </w:pPr>
-            <w:hyperlink w:history="1" r:id="rIdkbjxpkkbqzztsp7l_1skt">
+            <w:hyperlink w:history="1" r:id="rIdsyswrcnsq_4o5vtk0ozbu">
               <w:r>
                 <w:rPr>
                   <w:rFonts w:ascii="Arial" w:cs="Arial" w:eastAsia="Arial" w:hAnsi="Arial"/>
@@ -16376,7 +16376,7 @@
             <w:pPr>
               <w:spacing w:after="20" w:before="0"/>
             </w:pPr>
-            <w:hyperlink w:history="1" r:id="rIdl4fem9f5nomyj9kzlnt5f">
+            <w:hyperlink w:history="1" r:id="rIdzuwqw4f2yxjpp9o1hibne">
               <w:r>
                 <w:rPr>
                   <w:rFonts w:ascii="Arial" w:cs="Arial" w:eastAsia="Arial" w:hAnsi="Arial"/>
@@ -16409,7 +16409,7 @@
               <w:spacing w:after="10" w:before="0"/>
               <w:ind w:left="120"/>
             </w:pPr>
-            <w:hyperlink w:history="1" r:id="rId22dhayecb1takokiiglve">
+            <w:hyperlink w:history="1" r:id="rId_p-wvoiyh-jvzxstsjj-i">
               <w:r>
                 <w:rPr>
                   <w:rFonts w:ascii="Arial" w:cs="Arial" w:eastAsia="Arial" w:hAnsi="Arial"/>
@@ -16454,7 +16454,7 @@
             <w:pPr>
               <w:spacing w:after="20" w:before="0"/>
             </w:pPr>
-            <w:hyperlink w:history="1" r:id="rId7d7ujunqtbxauk2vphjbp">
+            <w:hyperlink w:history="1" r:id="rIdbjnhwnbayf5-kbgn9yavh">
               <w:r>
                 <w:rPr>
                   <w:rFonts w:ascii="Arial" w:cs="Arial" w:eastAsia="Arial" w:hAnsi="Arial"/>
@@ -16487,7 +16487,7 @@
               <w:spacing w:after="10" w:before="0"/>
               <w:ind w:left="120"/>
             </w:pPr>
-            <w:hyperlink w:history="1" r:id="rId5ens-mjoe8n4cwztgwvhv">
+            <w:hyperlink w:history="1" r:id="rIdaki3abouhf_qhvmk43s1d">
               <w:r>
                 <w:rPr>
                   <w:rFonts w:ascii="Arial" w:cs="Arial" w:eastAsia="Arial" w:hAnsi="Arial"/>
@@ -17974,7 +17974,7 @@
             <w:pPr>
               <w:spacing w:after="20" w:before="0"/>
             </w:pPr>
-            <w:hyperlink w:history="1" r:id="rId7_xnw02vggtmv2rxpmoey">
+            <w:hyperlink w:history="1" r:id="rIdlnxmpa1eq6alf_zvxqpz_">
               <w:r>
                 <w:rPr>
                   <w:rFonts w:ascii="Arial" w:cs="Arial" w:eastAsia="Arial" w:hAnsi="Arial"/>
@@ -18007,7 +18007,7 @@
               <w:spacing w:after="10" w:before="0"/>
               <w:ind w:left="120"/>
             </w:pPr>
-            <w:hyperlink w:history="1" r:id="rIdh6znwa0yxunduaw2rq3ax">
+            <w:hyperlink w:history="1" r:id="rIdwtivfm3a4xdquh2jeq6t9">
               <w:r>
                 <w:rPr>
                   <w:rFonts w:ascii="Arial" w:cs="Arial" w:eastAsia="Arial" w:hAnsi="Arial"/>
@@ -18052,7 +18052,7 @@
             <w:pPr>
               <w:spacing w:after="20" w:before="0"/>
             </w:pPr>
-            <w:hyperlink w:history="1" r:id="rIdkaqxcquyjmxlcgbfjgkqs">
+            <w:hyperlink w:history="1" r:id="rIdqoq1nelmg7w1y3tuotaqq">
               <w:r>
                 <w:rPr>
                   <w:rFonts w:ascii="Arial" w:cs="Arial" w:eastAsia="Arial" w:hAnsi="Arial"/>
@@ -18085,7 +18085,7 @@
               <w:spacing w:after="10" w:before="0"/>
               <w:ind w:left="120"/>
             </w:pPr>
-            <w:hyperlink w:history="1" r:id="rId0ail1p-yk8_vsizictuaf">
+            <w:hyperlink w:history="1" r:id="rIdosqw8hezukwnacjmalhgy">
               <w:r>
                 <w:rPr>
                   <w:rFonts w:ascii="Arial" w:cs="Arial" w:eastAsia="Arial" w:hAnsi="Arial"/>
@@ -18280,7 +18280,7 @@
             <w:pPr>
               <w:spacing w:after="20" w:before="0"/>
             </w:pPr>
-            <w:hyperlink w:history="1" r:id="rIdmlo1nj_kspbvnfposn8j9">
+            <w:hyperlink w:history="1" r:id="rIdozwfh0tvmvspp0bwph4ke">
               <w:r>
                 <w:rPr>
                   <w:rFonts w:ascii="Arial" w:cs="Arial" w:eastAsia="Arial" w:hAnsi="Arial"/>
@@ -18313,7 +18313,7 @@
               <w:spacing w:after="10" w:before="0"/>
               <w:ind w:left="120"/>
             </w:pPr>
-            <w:hyperlink w:history="1" r:id="rId-odu-xz4vmy0sxkhigyoy">
+            <w:hyperlink w:history="1" r:id="rIdbhllgc58bzrepmufkoqh-">
               <w:r>
                 <w:rPr>
                   <w:rFonts w:ascii="Arial" w:cs="Arial" w:eastAsia="Arial" w:hAnsi="Arial"/>
@@ -18358,7 +18358,7 @@
             <w:pPr>
               <w:spacing w:after="20" w:before="0"/>
             </w:pPr>
-            <w:hyperlink w:history="1" r:id="rIdgyl4jntqokcwk3xm51jcw">
+            <w:hyperlink w:history="1" r:id="rIdvy2wveqhacarjzvtkqjiv">
               <w:r>
                 <w:rPr>
                   <w:rFonts w:ascii="Arial" w:cs="Arial" w:eastAsia="Arial" w:hAnsi="Arial"/>
@@ -18391,7 +18391,7 @@
               <w:spacing w:after="10" w:before="0"/>
               <w:ind w:left="120"/>
             </w:pPr>
-            <w:hyperlink w:history="1" r:id="rIdzjqhn5kntwgn1fg5yvvui">
+            <w:hyperlink w:history="1" r:id="rIdwlrt4thio1tu6xoegsgcj">
               <w:r>
                 <w:rPr>
                   <w:rFonts w:ascii="Arial" w:cs="Arial" w:eastAsia="Arial" w:hAnsi="Arial"/>
@@ -18586,7 +18586,7 @@
             <w:pPr>
               <w:spacing w:after="20" w:before="0"/>
             </w:pPr>
-            <w:hyperlink w:history="1" r:id="rIdib01c9crgvpdxln9wnpjm">
+            <w:hyperlink w:history="1" r:id="rIdbw8scx4vsuyogpgdwvo7f">
               <w:r>
                 <w:rPr>
                   <w:rFonts w:ascii="Arial" w:cs="Arial" w:eastAsia="Arial" w:hAnsi="Arial"/>
@@ -18619,7 +18619,7 @@
               <w:spacing w:after="10" w:before="0"/>
               <w:ind w:left="120"/>
             </w:pPr>
-            <w:hyperlink w:history="1" r:id="rId0c8f7vxkiurduch1iz9qu">
+            <w:hyperlink w:history="1" r:id="rId-yj96s689lu0ts7ybp6fi">
               <w:r>
                 <w:rPr>
                   <w:rFonts w:ascii="Arial" w:cs="Arial" w:eastAsia="Arial" w:hAnsi="Arial"/>
@@ -18664,7 +18664,7 @@
             <w:pPr>
               <w:spacing w:after="20" w:before="0"/>
             </w:pPr>
-            <w:hyperlink w:history="1" r:id="rIdolfq5btdatdabw6ntw6f8">
+            <w:hyperlink w:history="1" r:id="rId0ccr3-ldv6xtn4hxihtcz">
               <w:r>
                 <w:rPr>
                   <w:rFonts w:ascii="Arial" w:cs="Arial" w:eastAsia="Arial" w:hAnsi="Arial"/>
@@ -18697,7 +18697,7 @@
               <w:spacing w:after="10" w:before="0"/>
               <w:ind w:left="120"/>
             </w:pPr>
-            <w:hyperlink w:history="1" r:id="rIds8ds9egd1vci8dwe5s42c">
+            <w:hyperlink w:history="1" r:id="rIdv8wrpgqd_pto626vppnhy">
               <w:r>
                 <w:rPr>
                   <w:rFonts w:ascii="Arial" w:cs="Arial" w:eastAsia="Arial" w:hAnsi="Arial"/>
@@ -18892,7 +18892,7 @@
             <w:pPr>
               <w:spacing w:after="20" w:before="0"/>
             </w:pPr>
-            <w:hyperlink w:history="1" r:id="rIdqsmnkkcpaitjntia1toe1">
+            <w:hyperlink w:history="1" r:id="rId3adzcxrlo43h4eyaohyh5">
               <w:r>
                 <w:rPr>
                   <w:rFonts w:ascii="Arial" w:cs="Arial" w:eastAsia="Arial" w:hAnsi="Arial"/>
@@ -18925,7 +18925,7 @@
               <w:spacing w:after="10" w:before="0"/>
               <w:ind w:left="120"/>
             </w:pPr>
-            <w:hyperlink w:history="1" r:id="rIdb9bubsnlrifjjmjkobd4-">
+            <w:hyperlink w:history="1" r:id="rId67vbda95nqn-r_pdxt4f9">
               <w:r>
                 <w:rPr>
                   <w:rFonts w:ascii="Arial" w:cs="Arial" w:eastAsia="Arial" w:hAnsi="Arial"/>
@@ -18970,7 +18970,7 @@
             <w:pPr>
               <w:spacing w:after="20" w:before="0"/>
             </w:pPr>
-            <w:hyperlink w:history="1" r:id="rIdn4jqypoyk0c2cdrrkaog7">
+            <w:hyperlink w:history="1" r:id="rId1q4onzvwcmqqr-xhu4khu">
               <w:r>
                 <w:rPr>
                   <w:rFonts w:ascii="Arial" w:cs="Arial" w:eastAsia="Arial" w:hAnsi="Arial"/>
@@ -19003,7 +19003,7 @@
               <w:spacing w:after="10" w:before="0"/>
               <w:ind w:left="120"/>
             </w:pPr>
-            <w:hyperlink w:history="1" r:id="rIdvzttgfg4cffkfbvjxz-38">
+            <w:hyperlink w:history="1" r:id="rId2dv7cbe1sskixydoddxad">
               <w:r>
                 <w:rPr>
                   <w:rFonts w:ascii="Arial" w:cs="Arial" w:eastAsia="Arial" w:hAnsi="Arial"/>
@@ -19198,7 +19198,7 @@
             <w:pPr>
               <w:spacing w:after="20" w:before="0"/>
             </w:pPr>
-            <w:hyperlink w:history="1" r:id="rId-tx5ovzzdu7ql3zcfjzzq">
+            <w:hyperlink w:history="1" r:id="rIdzfuk4zxir2ncgv56inlls">
               <w:r>
                 <w:rPr>
                   <w:rFonts w:ascii="Arial" w:cs="Arial" w:eastAsia="Arial" w:hAnsi="Arial"/>
@@ -19231,7 +19231,7 @@
               <w:spacing w:after="10" w:before="0"/>
               <w:ind w:left="120"/>
             </w:pPr>
-            <w:hyperlink w:history="1" r:id="rIdqrkxllnnoeoww-czalall">
+            <w:hyperlink w:history="1" r:id="rIdvvzpq5bdexqnd0vmigm0t">
               <w:r>
                 <w:rPr>
                   <w:rFonts w:ascii="Arial" w:cs="Arial" w:eastAsia="Arial" w:hAnsi="Arial"/>
@@ -19276,7 +19276,7 @@
             <w:pPr>
               <w:spacing w:after="20" w:before="0"/>
             </w:pPr>
-            <w:hyperlink w:history="1" r:id="rIdk2ujj8psjaxi4htz94mkm">
+            <w:hyperlink w:history="1" r:id="rIdrcxszs9azjlxsctkbt8yy">
               <w:r>
                 <w:rPr>
                   <w:rFonts w:ascii="Arial" w:cs="Arial" w:eastAsia="Arial" w:hAnsi="Arial"/>
@@ -19309,7 +19309,7 @@
               <w:spacing w:after="10" w:before="0"/>
               <w:ind w:left="120"/>
             </w:pPr>
-            <w:hyperlink w:history="1" r:id="rIdeyk8u7zzftqb6dstv6fgd">
+            <w:hyperlink w:history="1" r:id="rIdrgt-err1bfxiq4nzqfofg">
               <w:r>
                 <w:rPr>
                   <w:rFonts w:ascii="Arial" w:cs="Arial" w:eastAsia="Arial" w:hAnsi="Arial"/>
@@ -20796,7 +20796,7 @@
             <w:pPr>
               <w:spacing w:after="20" w:before="0"/>
             </w:pPr>
-            <w:hyperlink w:history="1" r:id="rIdut3z94ubytwcykrtxv1k8">
+            <w:hyperlink w:history="1" r:id="rIds12gvijsf5ar88ckf_twm">
               <w:r>
                 <w:rPr>
                   <w:rFonts w:ascii="Arial" w:cs="Arial" w:eastAsia="Arial" w:hAnsi="Arial"/>
@@ -20829,7 +20829,7 @@
               <w:spacing w:after="10" w:before="0"/>
               <w:ind w:left="120"/>
             </w:pPr>
-            <w:hyperlink w:history="1" r:id="rIdsfkleahk0qs46snpiafqa">
+            <w:hyperlink w:history="1" r:id="rIdvaodotxxs7b2upg85ce54">
               <w:r>
                 <w:rPr>
                   <w:rFonts w:ascii="Arial" w:cs="Arial" w:eastAsia="Arial" w:hAnsi="Arial"/>
@@ -20874,7 +20874,7 @@
             <w:pPr>
               <w:spacing w:after="20" w:before="0"/>
             </w:pPr>
-            <w:hyperlink w:history="1" r:id="rIdl8ui-6ifbsnzmplvvaohn">
+            <w:hyperlink w:history="1" r:id="rIddkfuqxp3olu0-skj12jkn">
               <w:r>
                 <w:rPr>
                   <w:rFonts w:ascii="Arial" w:cs="Arial" w:eastAsia="Arial" w:hAnsi="Arial"/>
@@ -20907,7 +20907,7 @@
               <w:spacing w:after="10" w:before="0"/>
               <w:ind w:left="120"/>
             </w:pPr>
-            <w:hyperlink w:history="1" r:id="rIdubnbyfank_b6uzyn0bxxo">
+            <w:hyperlink w:history="1" r:id="rIdyvheqkostahrqjn8phzss">
               <w:r>
                 <w:rPr>
                   <w:rFonts w:ascii="Arial" w:cs="Arial" w:eastAsia="Arial" w:hAnsi="Arial"/>
@@ -21102,7 +21102,7 @@
             <w:pPr>
               <w:spacing w:after="20" w:before="0"/>
             </w:pPr>
-            <w:hyperlink w:history="1" r:id="rIdnxeckhynqwp4io5jz_npr">
+            <w:hyperlink w:history="1" r:id="rIdcmaknlwlljuhg-2ej2rrz">
               <w:r>
                 <w:rPr>
                   <w:rFonts w:ascii="Arial" w:cs="Arial" w:eastAsia="Arial" w:hAnsi="Arial"/>
@@ -21135,7 +21135,7 @@
               <w:spacing w:after="10" w:before="0"/>
               <w:ind w:left="120"/>
             </w:pPr>
-            <w:hyperlink w:history="1" r:id="rIdjbygxf3q3ruyvepv0m1yi">
+            <w:hyperlink w:history="1" r:id="rIdud1pbc-yairobpozz5sks">
               <w:r>
                 <w:rPr>
                   <w:rFonts w:ascii="Arial" w:cs="Arial" w:eastAsia="Arial" w:hAnsi="Arial"/>
@@ -21180,7 +21180,7 @@
             <w:pPr>
               <w:spacing w:after="20" w:before="0"/>
             </w:pPr>
-            <w:hyperlink w:history="1" r:id="rIdhllvdk0ch0aksles2mxd3">
+            <w:hyperlink w:history="1" r:id="rIdppnax6-7mmlmahrm--lsg">
               <w:r>
                 <w:rPr>
                   <w:rFonts w:ascii="Arial" w:cs="Arial" w:eastAsia="Arial" w:hAnsi="Arial"/>
@@ -21213,7 +21213,7 @@
               <w:spacing w:after="10" w:before="0"/>
               <w:ind w:left="120"/>
             </w:pPr>
-            <w:hyperlink w:history="1" r:id="rIdiok9fzw5v4glsleccxbcd">
+            <w:hyperlink w:history="1" r:id="rIdjlcpvnqtmgftieubggmbu">
               <w:r>
                 <w:rPr>
                   <w:rFonts w:ascii="Arial" w:cs="Arial" w:eastAsia="Arial" w:hAnsi="Arial"/>
@@ -21408,7 +21408,7 @@
             <w:pPr>
               <w:spacing w:after="20" w:before="0"/>
             </w:pPr>
-            <w:hyperlink w:history="1" r:id="rId7dwvyz6aeftfb0nt8fuvr">
+            <w:hyperlink w:history="1" r:id="rId17kd4bkrcor2zql2_hj4m">
               <w:r>
                 <w:rPr>
                   <w:rFonts w:ascii="Arial" w:cs="Arial" w:eastAsia="Arial" w:hAnsi="Arial"/>
@@ -21441,7 +21441,7 @@
               <w:spacing w:after="10" w:before="0"/>
               <w:ind w:left="120"/>
             </w:pPr>
-            <w:hyperlink w:history="1" r:id="rId-fbkfu0rz3ycdve2qs-pq">
+            <w:hyperlink w:history="1" r:id="rIdohhte_j5op-kfhd_3u4da">
               <w:r>
                 <w:rPr>
                   <w:rFonts w:ascii="Arial" w:cs="Arial" w:eastAsia="Arial" w:hAnsi="Arial"/>
@@ -21486,7 +21486,7 @@
             <w:pPr>
               <w:spacing w:after="20" w:before="0"/>
             </w:pPr>
-            <w:hyperlink w:history="1" r:id="rIdp03bucttl8g_3ynuzit1s">
+            <w:hyperlink w:history="1" r:id="rIdfdjsu6jpwpceiudjqt8pd">
               <w:r>
                 <w:rPr>
                   <w:rFonts w:ascii="Arial" w:cs="Arial" w:eastAsia="Arial" w:hAnsi="Arial"/>
@@ -21519,7 +21519,7 @@
               <w:spacing w:after="10" w:before="0"/>
               <w:ind w:left="120"/>
             </w:pPr>
-            <w:hyperlink w:history="1" r:id="rIdw6bhtcoskdwri7ivfacrq">
+            <w:hyperlink w:history="1" r:id="rId7u6diedyuzyggvz6qazzy">
               <w:r>
                 <w:rPr>
                   <w:rFonts w:ascii="Arial" w:cs="Arial" w:eastAsia="Arial" w:hAnsi="Arial"/>
@@ -21714,7 +21714,7 @@
             <w:pPr>
               <w:spacing w:after="20" w:before="0"/>
             </w:pPr>
-            <w:hyperlink w:history="1" r:id="rId2caatucbi621exzjjm8wk">
+            <w:hyperlink w:history="1" r:id="rIdp_qcjyuoerrut0puurvvn">
               <w:r>
                 <w:rPr>
                   <w:rFonts w:ascii="Arial" w:cs="Arial" w:eastAsia="Arial" w:hAnsi="Arial"/>
@@ -21747,7 +21747,7 @@
               <w:spacing w:after="10" w:before="0"/>
               <w:ind w:left="120"/>
             </w:pPr>
-            <w:hyperlink w:history="1" r:id="rIdqyi0mgfx-djxk496zhs1p">
+            <w:hyperlink w:history="1" r:id="rIdzh_-_hkofqxgbzzllh-ly">
               <w:r>
                 <w:rPr>
                   <w:rFonts w:ascii="Arial" w:cs="Arial" w:eastAsia="Arial" w:hAnsi="Arial"/>
@@ -21792,7 +21792,7 @@
             <w:pPr>
               <w:spacing w:after="20" w:before="0"/>
             </w:pPr>
-            <w:hyperlink w:history="1" r:id="rIdhqnvtutfraw-ogojggu4y">
+            <w:hyperlink w:history="1" r:id="rIdzz4cv7w-c1kuzj75wpywc">
               <w:r>
                 <w:rPr>
                   <w:rFonts w:ascii="Arial" w:cs="Arial" w:eastAsia="Arial" w:hAnsi="Arial"/>
@@ -21825,7 +21825,7 @@
               <w:spacing w:after="10" w:before="0"/>
               <w:ind w:left="120"/>
             </w:pPr>
-            <w:hyperlink w:history="1" r:id="rIdimbq0q-llfnzuroxkj2wq">
+            <w:hyperlink w:history="1" r:id="rIdkm6urwbblq4gcb8wfysxa">
               <w:r>
                 <w:rPr>
                   <w:rFonts w:ascii="Arial" w:cs="Arial" w:eastAsia="Arial" w:hAnsi="Arial"/>
@@ -22020,7 +22020,7 @@
             <w:pPr>
               <w:spacing w:after="20" w:before="0"/>
             </w:pPr>
-            <w:hyperlink w:history="1" r:id="rIdolkapmnmtimtjr3-brl0y">
+            <w:hyperlink w:history="1" r:id="rId5qbw2aq2edf209wg9joyn">
               <w:r>
                 <w:rPr>
                   <w:rFonts w:ascii="Arial" w:cs="Arial" w:eastAsia="Arial" w:hAnsi="Arial"/>
@@ -22053,7 +22053,7 @@
               <w:spacing w:after="10" w:before="0"/>
               <w:ind w:left="120"/>
             </w:pPr>
-            <w:hyperlink w:history="1" r:id="rIdpx_ncgzh_qdmrv0xcrt0f">
+            <w:hyperlink w:history="1" r:id="rIdztrsofk96j2vdw0bhqjha">
               <w:r>
                 <w:rPr>
                   <w:rFonts w:ascii="Arial" w:cs="Arial" w:eastAsia="Arial" w:hAnsi="Arial"/>
@@ -22098,7 +22098,7 @@
             <w:pPr>
               <w:spacing w:after="20" w:before="0"/>
             </w:pPr>
-            <w:hyperlink w:history="1" r:id="rIdnxqnht4g9lk0qskvgnqck">
+            <w:hyperlink w:history="1" r:id="rIdtcg4jffsn4hwxiutjjb-t">
               <w:r>
                 <w:rPr>
                   <w:rFonts w:ascii="Arial" w:cs="Arial" w:eastAsia="Arial" w:hAnsi="Arial"/>
@@ -22131,7 +22131,7 @@
               <w:spacing w:after="10" w:before="0"/>
               <w:ind w:left="120"/>
             </w:pPr>
-            <w:hyperlink w:history="1" r:id="rIdquabekrq-3tsuss5xwu2j">
+            <w:hyperlink w:history="1" r:id="rIdeexig4xggeduadtg8gnzh">
               <w:r>
                 <w:rPr>
                   <w:rFonts w:ascii="Arial" w:cs="Arial" w:eastAsia="Arial" w:hAnsi="Arial"/>
@@ -23618,7 +23618,7 @@
             <w:pPr>
               <w:spacing w:after="20" w:before="0"/>
             </w:pPr>
-            <w:hyperlink w:history="1" r:id="rIdt8hd8gppsnlzymxnq2hze">
+            <w:hyperlink w:history="1" r:id="rIdrsiueigz1nz0syjyg0i_9">
               <w:r>
                 <w:rPr>
                   <w:rFonts w:ascii="Arial" w:cs="Arial" w:eastAsia="Arial" w:hAnsi="Arial"/>
@@ -23651,7 +23651,7 @@
               <w:spacing w:after="10" w:before="0"/>
               <w:ind w:left="120"/>
             </w:pPr>
-            <w:hyperlink w:history="1" r:id="rIdwpxcvm49h6jtr6ggculrp">
+            <w:hyperlink w:history="1" r:id="rIdvmsgb-pwwrnbylsihxeth">
               <w:r>
                 <w:rPr>
                   <w:rFonts w:ascii="Arial" w:cs="Arial" w:eastAsia="Arial" w:hAnsi="Arial"/>
@@ -23696,7 +23696,7 @@
             <w:pPr>
               <w:spacing w:after="20" w:before="0"/>
             </w:pPr>
-            <w:hyperlink w:history="1" r:id="rIdbkj4bcctqodzwlzxkf5kh">
+            <w:hyperlink w:history="1" r:id="rIdyitbubcxflnbw2lpxrrv0">
               <w:r>
                 <w:rPr>
                   <w:rFonts w:ascii="Arial" w:cs="Arial" w:eastAsia="Arial" w:hAnsi="Arial"/>
@@ -23729,7 +23729,7 @@
               <w:spacing w:after="10" w:before="0"/>
               <w:ind w:left="120"/>
             </w:pPr>
-            <w:hyperlink w:history="1" r:id="rIdgbsgoqsprn4mp4lys6wvu">
+            <w:hyperlink w:history="1" r:id="rIdzs7gjieaseztmh4gcahdu">
               <w:r>
                 <w:rPr>
                   <w:rFonts w:ascii="Arial" w:cs="Arial" w:eastAsia="Arial" w:hAnsi="Arial"/>
@@ -23924,7 +23924,7 @@
             <w:pPr>
               <w:spacing w:after="20" w:before="0"/>
             </w:pPr>
-            <w:hyperlink w:history="1" r:id="rIdbiw7krilydnc8w00gzcpe">
+            <w:hyperlink w:history="1" r:id="rIdqmmrjhprcwdn07ykw87x9">
               <w:r>
                 <w:rPr>
                   <w:rFonts w:ascii="Arial" w:cs="Arial" w:eastAsia="Arial" w:hAnsi="Arial"/>
@@ -23957,7 +23957,7 @@
               <w:spacing w:after="10" w:before="0"/>
               <w:ind w:left="120"/>
             </w:pPr>
-            <w:hyperlink w:history="1" r:id="rId1pdt5ogl-ohgppty4b-qe">
+            <w:hyperlink w:history="1" r:id="rIde_f3kli5gh639k38nxykk">
               <w:r>
                 <w:rPr>
                   <w:rFonts w:ascii="Arial" w:cs="Arial" w:eastAsia="Arial" w:hAnsi="Arial"/>
@@ -24002,7 +24002,7 @@
             <w:pPr>
               <w:spacing w:after="20" w:before="0"/>
             </w:pPr>
-            <w:hyperlink w:history="1" r:id="rId14gy1qwz8hmhdqhuwhw18">
+            <w:hyperlink w:history="1" r:id="rIdbuqzm5b7kefx_dtm3elco">
               <w:r>
                 <w:rPr>
                   <w:rFonts w:ascii="Arial" w:cs="Arial" w:eastAsia="Arial" w:hAnsi="Arial"/>
@@ -24035,7 +24035,7 @@
               <w:spacing w:after="10" w:before="0"/>
               <w:ind w:left="120"/>
             </w:pPr>
-            <w:hyperlink w:history="1" r:id="rIdhgwpk5ekqsqxmqmyaxrnu">
+            <w:hyperlink w:history="1" r:id="rId3cc2rprgv_b61dipfmapu">
               <w:r>
                 <w:rPr>
                   <w:rFonts w:ascii="Arial" w:cs="Arial" w:eastAsia="Arial" w:hAnsi="Arial"/>
@@ -24230,7 +24230,7 @@
             <w:pPr>
               <w:spacing w:after="20" w:before="0"/>
             </w:pPr>
-            <w:hyperlink w:history="1" r:id="rIddnet3rupkrltg5hprvshp">
+            <w:hyperlink w:history="1" r:id="rId793-uqqcapzoyp1gccnz1">
               <w:r>
                 <w:rPr>
                   <w:rFonts w:ascii="Arial" w:cs="Arial" w:eastAsia="Arial" w:hAnsi="Arial"/>
@@ -24263,7 +24263,7 @@
               <w:spacing w:after="10" w:before="0"/>
               <w:ind w:left="120"/>
             </w:pPr>
-            <w:hyperlink w:history="1" r:id="rIds8hmanhjjqx_w3zpsohoq">
+            <w:hyperlink w:history="1" r:id="rIdgjwjubyn1bnh3mobtc7yr">
               <w:r>
                 <w:rPr>
                   <w:rFonts w:ascii="Arial" w:cs="Arial" w:eastAsia="Arial" w:hAnsi="Arial"/>
@@ -24308,7 +24308,7 @@
             <w:pPr>
               <w:spacing w:after="20" w:before="0"/>
             </w:pPr>
-            <w:hyperlink w:history="1" r:id="rIdjwfqiszxhkb3nrth_hdyz">
+            <w:hyperlink w:history="1" r:id="rIdh0reszo9ytnvq9itqbuwr">
               <w:r>
                 <w:rPr>
                   <w:rFonts w:ascii="Arial" w:cs="Arial" w:eastAsia="Arial" w:hAnsi="Arial"/>
@@ -24341,7 +24341,7 @@
               <w:spacing w:after="10" w:before="0"/>
               <w:ind w:left="120"/>
             </w:pPr>
-            <w:hyperlink w:history="1" r:id="rIdux4qwetre7wveagksocof">
+            <w:hyperlink w:history="1" r:id="rIdyzgxampvw1o0s2ltxnv29">
               <w:r>
                 <w:rPr>
                   <w:rFonts w:ascii="Arial" w:cs="Arial" w:eastAsia="Arial" w:hAnsi="Arial"/>
@@ -24536,7 +24536,7 @@
             <w:pPr>
               <w:spacing w:after="20" w:before="0"/>
             </w:pPr>
-            <w:hyperlink w:history="1" r:id="rIdvgmto8a_ush0n1mnc_9zl">
+            <w:hyperlink w:history="1" r:id="rIdvcnsztuqqeq3t2nuxqrhu">
               <w:r>
                 <w:rPr>
                   <w:rFonts w:ascii="Arial" w:cs="Arial" w:eastAsia="Arial" w:hAnsi="Arial"/>
@@ -24569,7 +24569,7 @@
               <w:spacing w:after="10" w:before="0"/>
               <w:ind w:left="120"/>
             </w:pPr>
-            <w:hyperlink w:history="1" r:id="rIdel0h6yfslyer-iqd3hzqb">
+            <w:hyperlink w:history="1" r:id="rIdpfzdqwj6vdbtoanx6ice6">
               <w:r>
                 <w:rPr>
                   <w:rFonts w:ascii="Arial" w:cs="Arial" w:eastAsia="Arial" w:hAnsi="Arial"/>
@@ -24614,7 +24614,7 @@
             <w:pPr>
               <w:spacing w:after="20" w:before="0"/>
             </w:pPr>
-            <w:hyperlink w:history="1" r:id="rIdzedfrlresje21vqrxh1d7">
+            <w:hyperlink w:history="1" r:id="rIdg6gg9vufxibbu1yh6rldg">
               <w:r>
                 <w:rPr>
                   <w:rFonts w:ascii="Arial" w:cs="Arial" w:eastAsia="Arial" w:hAnsi="Arial"/>
@@ -24647,7 +24647,7 @@
               <w:spacing w:after="10" w:before="0"/>
               <w:ind w:left="120"/>
             </w:pPr>
-            <w:hyperlink w:history="1" r:id="rIderese4froslq4d2ibyj5u">
+            <w:hyperlink w:history="1" r:id="rIdq68jnzck0lwmeyuy2tugq">
               <w:r>
                 <w:rPr>
                   <w:rFonts w:ascii="Arial" w:cs="Arial" w:eastAsia="Arial" w:hAnsi="Arial"/>
@@ -24842,7 +24842,7 @@
             <w:pPr>
               <w:spacing w:after="20" w:before="0"/>
             </w:pPr>
-            <w:hyperlink w:history="1" r:id="rIduokimeg5nxrn4z_t-vs46">
+            <w:hyperlink w:history="1" r:id="rIdh6zlktj9ajcm8arj7kzqk">
               <w:r>
                 <w:rPr>
                   <w:rFonts w:ascii="Arial" w:cs="Arial" w:eastAsia="Arial" w:hAnsi="Arial"/>
@@ -24875,7 +24875,7 @@
               <w:spacing w:after="10" w:before="0"/>
               <w:ind w:left="120"/>
             </w:pPr>
-            <w:hyperlink w:history="1" r:id="rIdyqpcq2dlkc43u9tvo4r3a">
+            <w:hyperlink w:history="1" r:id="rIdimry6mgwspdhrpy0dyqnm">
               <w:r>
                 <w:rPr>
                   <w:rFonts w:ascii="Arial" w:cs="Arial" w:eastAsia="Arial" w:hAnsi="Arial"/>
@@ -24920,7 +24920,7 @@
             <w:pPr>
               <w:spacing w:after="20" w:before="0"/>
             </w:pPr>
-            <w:hyperlink w:history="1" r:id="rIdkczuxrhai8koajxsytdap">
+            <w:hyperlink w:history="1" r:id="rIdiks9y2mczn1kqt1te3e5d">
               <w:r>
                 <w:rPr>
                   <w:rFonts w:ascii="Arial" w:cs="Arial" w:eastAsia="Arial" w:hAnsi="Arial"/>
@@ -24953,7 +24953,7 @@
               <w:spacing w:after="10" w:before="0"/>
               <w:ind w:left="120"/>
             </w:pPr>
-            <w:hyperlink w:history="1" r:id="rIdzkhxh41h8m6zfvaukeyti">
+            <w:hyperlink w:history="1" r:id="rIdgbryt3wlp2wpsjta94dnm">
               <w:r>
                 <w:rPr>
                   <w:rFonts w:ascii="Arial" w:cs="Arial" w:eastAsia="Arial" w:hAnsi="Arial"/>
@@ -26440,7 +26440,7 @@
             <w:pPr>
               <w:spacing w:after="20" w:before="0"/>
             </w:pPr>
-            <w:hyperlink w:history="1" r:id="rIdq1atz-vjrapej91yd2ke9">
+            <w:hyperlink w:history="1" r:id="rIdbispbfbe8e3szw0ulqj6w">
               <w:r>
                 <w:rPr>
                   <w:rFonts w:ascii="Arial" w:cs="Arial" w:eastAsia="Arial" w:hAnsi="Arial"/>
@@ -26473,7 +26473,7 @@
               <w:spacing w:after="10" w:before="0"/>
               <w:ind w:left="120"/>
             </w:pPr>
-            <w:hyperlink w:history="1" r:id="rIdbyjc1sihqhqwvqi5eh7q9">
+            <w:hyperlink w:history="1" r:id="rId4dwkjatmk_-xlofrraeij">
               <w:r>
                 <w:rPr>
                   <w:rFonts w:ascii="Arial" w:cs="Arial" w:eastAsia="Arial" w:hAnsi="Arial"/>
@@ -26518,7 +26518,7 @@
             <w:pPr>
               <w:spacing w:after="20" w:before="0"/>
             </w:pPr>
-            <w:hyperlink w:history="1" r:id="rId6rkhqmqxzojphhm59wkol">
+            <w:hyperlink w:history="1" r:id="rIdme5hoblp9hz29igncv0k0">
               <w:r>
                 <w:rPr>
                   <w:rFonts w:ascii="Arial" w:cs="Arial" w:eastAsia="Arial" w:hAnsi="Arial"/>
@@ -26551,7 +26551,7 @@
               <w:spacing w:after="10" w:before="0"/>
               <w:ind w:left="120"/>
             </w:pPr>
-            <w:hyperlink w:history="1" r:id="rIdfnob179wj8tefvquzm8wm">
+            <w:hyperlink w:history="1" r:id="rIdsoihmnbl1q1ostkhb5rbn">
               <w:r>
                 <w:rPr>
                   <w:rFonts w:ascii="Arial" w:cs="Arial" w:eastAsia="Arial" w:hAnsi="Arial"/>
@@ -26746,7 +26746,7 @@
             <w:pPr>
               <w:spacing w:after="20" w:before="0"/>
             </w:pPr>
-            <w:hyperlink w:history="1" r:id="rIdodzwlsxftfiopeibhqpei">
+            <w:hyperlink w:history="1" r:id="rIdcvbapj4tjylggzwt83vkz">
               <w:r>
                 <w:rPr>
                   <w:rFonts w:ascii="Arial" w:cs="Arial" w:eastAsia="Arial" w:hAnsi="Arial"/>
@@ -26779,7 +26779,7 @@
               <w:spacing w:after="10" w:before="0"/>
               <w:ind w:left="120"/>
             </w:pPr>
-            <w:hyperlink w:history="1" r:id="rId9jsc1rxmryq6ykehazzoj">
+            <w:hyperlink w:history="1" r:id="rIdwcb8nurbj85jkajl9davu">
               <w:r>
                 <w:rPr>
                   <w:rFonts w:ascii="Arial" w:cs="Arial" w:eastAsia="Arial" w:hAnsi="Arial"/>
@@ -26824,7 +26824,7 @@
             <w:pPr>
               <w:spacing w:after="20" w:before="0"/>
             </w:pPr>
-            <w:hyperlink w:history="1" r:id="rIdmpnegjenxcjvmzrb9hqkq">
+            <w:hyperlink w:history="1" r:id="rIdj4ytzgviim4uidzfeofmg">
               <w:r>
                 <w:rPr>
                   <w:rFonts w:ascii="Arial" w:cs="Arial" w:eastAsia="Arial" w:hAnsi="Arial"/>
@@ -26857,7 +26857,7 @@
               <w:spacing w:after="10" w:before="0"/>
               <w:ind w:left="120"/>
             </w:pPr>
-            <w:hyperlink w:history="1" r:id="rIdu2-bjjxnw6l-2izvpoesq">
+            <w:hyperlink w:history="1" r:id="rIdqmad8bvkcd7wlyhi3dkuz">
               <w:r>
                 <w:rPr>
                   <w:rFonts w:ascii="Arial" w:cs="Arial" w:eastAsia="Arial" w:hAnsi="Arial"/>
@@ -27052,7 +27052,7 @@
             <w:pPr>
               <w:spacing w:after="20" w:before="0"/>
             </w:pPr>
-            <w:hyperlink w:history="1" r:id="rIdxu6-nbwvemo4s68vgaooh">
+            <w:hyperlink w:history="1" r:id="rIdy2-mgsyki4risqhofvqu6">
               <w:r>
                 <w:rPr>
                   <w:rFonts w:ascii="Arial" w:cs="Arial" w:eastAsia="Arial" w:hAnsi="Arial"/>
@@ -27085,7 +27085,7 @@
               <w:spacing w:after="10" w:before="0"/>
               <w:ind w:left="120"/>
             </w:pPr>
-            <w:hyperlink w:history="1" r:id="rIdnvdce4pfyutwhzddvnmqe">
+            <w:hyperlink w:history="1" r:id="rId_zcs6dft2tfrzapxuojxz">
               <w:r>
                 <w:rPr>
                   <w:rFonts w:ascii="Arial" w:cs="Arial" w:eastAsia="Arial" w:hAnsi="Arial"/>
@@ -27130,7 +27130,7 @@
             <w:pPr>
               <w:spacing w:after="20" w:before="0"/>
             </w:pPr>
-            <w:hyperlink w:history="1" r:id="rIdjisidslsg37iouvqvgupm">
+            <w:hyperlink w:history="1" r:id="rIddp0ztx66ici-qs6dn3g6p">
               <w:r>
                 <w:rPr>
                   <w:rFonts w:ascii="Arial" w:cs="Arial" w:eastAsia="Arial" w:hAnsi="Arial"/>
@@ -27163,7 +27163,7 @@
               <w:spacing w:after="10" w:before="0"/>
               <w:ind w:left="120"/>
             </w:pPr>
-            <w:hyperlink w:history="1" r:id="rIdhovfevxd8cttxggdfo8cg">
+            <w:hyperlink w:history="1" r:id="rIdaohwwrsoaho2k6nimra6o">
               <w:r>
                 <w:rPr>
                   <w:rFonts w:ascii="Arial" w:cs="Arial" w:eastAsia="Arial" w:hAnsi="Arial"/>
@@ -27358,7 +27358,7 @@
             <w:pPr>
               <w:spacing w:after="20" w:before="0"/>
             </w:pPr>
-            <w:hyperlink w:history="1" r:id="rId47hku0jicmtl3sivmjvip">
+            <w:hyperlink w:history="1" r:id="rIdnuv3o6vkvj1gfo-5jsdj5">
               <w:r>
                 <w:rPr>
                   <w:rFonts w:ascii="Arial" w:cs="Arial" w:eastAsia="Arial" w:hAnsi="Arial"/>
@@ -27391,7 +27391,7 @@
               <w:spacing w:after="10" w:before="0"/>
               <w:ind w:left="120"/>
             </w:pPr>
-            <w:hyperlink w:history="1" r:id="rIdoz-ycqzhg03nszegphb6j">
+            <w:hyperlink w:history="1" r:id="rIdj3iof5fsujgtrvmjh3fb5">
               <w:r>
                 <w:rPr>
                   <w:rFonts w:ascii="Arial" w:cs="Arial" w:eastAsia="Arial" w:hAnsi="Arial"/>
@@ -27436,7 +27436,7 @@
             <w:pPr>
               <w:spacing w:after="20" w:before="0"/>
             </w:pPr>
-            <w:hyperlink w:history="1" r:id="rId5fqgdcehqenm5kz3i1pbv">
+            <w:hyperlink w:history="1" r:id="rIdnrnpdcqu-aydpw0ebktbv">
               <w:r>
                 <w:rPr>
                   <w:rFonts w:ascii="Arial" w:cs="Arial" w:eastAsia="Arial" w:hAnsi="Arial"/>
@@ -27469,7 +27469,7 @@
               <w:spacing w:after="10" w:before="0"/>
               <w:ind w:left="120"/>
             </w:pPr>
-            <w:hyperlink w:history="1" r:id="rIdzxpmyxvkitg_n31rvgaye">
+            <w:hyperlink w:history="1" r:id="rIdgsrwgorckrxszyejqiwkg">
               <w:r>
                 <w:rPr>
                   <w:rFonts w:ascii="Arial" w:cs="Arial" w:eastAsia="Arial" w:hAnsi="Arial"/>
@@ -27664,7 +27664,7 @@
             <w:pPr>
               <w:spacing w:after="20" w:before="0"/>
             </w:pPr>
-            <w:hyperlink w:history="1" r:id="rIdlm0jtmrhnn1ogbd0b0tjt">
+            <w:hyperlink w:history="1" r:id="rIdhpcnoqr17liirywehokrm">
               <w:r>
                 <w:rPr>
                   <w:rFonts w:ascii="Arial" w:cs="Arial" w:eastAsia="Arial" w:hAnsi="Arial"/>
@@ -27697,7 +27697,7 @@
               <w:spacing w:after="10" w:before="0"/>
               <w:ind w:left="120"/>
             </w:pPr>
-            <w:hyperlink w:history="1" r:id="rIdkp0c7fjreiocnobp71cxl">
+            <w:hyperlink w:history="1" r:id="rId685zpnyz5_gu4whl1bih_">
               <w:r>
                 <w:rPr>
                   <w:rFonts w:ascii="Arial" w:cs="Arial" w:eastAsia="Arial" w:hAnsi="Arial"/>
@@ -27742,7 +27742,7 @@
             <w:pPr>
               <w:spacing w:after="20" w:before="0"/>
             </w:pPr>
-            <w:hyperlink w:history="1" r:id="rIde-hbu_n5fq2-sk9gzrtyw">
+            <w:hyperlink w:history="1" r:id="rIddsnv7ljxs96ntgusiya_r">
               <w:r>
                 <w:rPr>
                   <w:rFonts w:ascii="Arial" w:cs="Arial" w:eastAsia="Arial" w:hAnsi="Arial"/>
@@ -27775,7 +27775,7 @@
               <w:spacing w:after="10" w:before="0"/>
               <w:ind w:left="120"/>
             </w:pPr>
-            <w:hyperlink w:history="1" r:id="rIdhsth4ci2f_u595sk9fptd">
+            <w:hyperlink w:history="1" r:id="rIdzkcz9-pfqq1wago4lcxpt">
               <w:r>
                 <w:rPr>
                   <w:rFonts w:ascii="Arial" w:cs="Arial" w:eastAsia="Arial" w:hAnsi="Arial"/>
@@ -29262,7 +29262,7 @@
             <w:pPr>
               <w:spacing w:after="20" w:before="0"/>
             </w:pPr>
-            <w:hyperlink w:history="1" r:id="rId83dkcsq0wbvsom3ryqdyt">
+            <w:hyperlink w:history="1" r:id="rId5osgpyfrrxtkr4ojy2kit">
               <w:r>
                 <w:rPr>
                   <w:rFonts w:ascii="Arial" w:cs="Arial" w:eastAsia="Arial" w:hAnsi="Arial"/>
@@ -29295,7 +29295,7 @@
               <w:spacing w:after="10" w:before="0"/>
               <w:ind w:left="120"/>
             </w:pPr>
-            <w:hyperlink w:history="1" r:id="rIdyndkm7cczs40h8yoxxpaz">
+            <w:hyperlink w:history="1" r:id="rIdfnv-f0cmlhiqhnkayqlcl">
               <w:r>
                 <w:rPr>
                   <w:rFonts w:ascii="Arial" w:cs="Arial" w:eastAsia="Arial" w:hAnsi="Arial"/>
@@ -29340,7 +29340,7 @@
             <w:pPr>
               <w:spacing w:after="20" w:before="0"/>
             </w:pPr>
-            <w:hyperlink w:history="1" r:id="rIdwg41aj_ahj2lkt4iydkzt">
+            <w:hyperlink w:history="1" r:id="rId1wppmqqjs0rmjf6azejih">
               <w:r>
                 <w:rPr>
                   <w:rFonts w:ascii="Arial" w:cs="Arial" w:eastAsia="Arial" w:hAnsi="Arial"/>
@@ -29373,7 +29373,7 @@
               <w:spacing w:after="10" w:before="0"/>
               <w:ind w:left="120"/>
             </w:pPr>
-            <w:hyperlink w:history="1" r:id="rIdt7bb4bkrkrazxqp6myh2o">
+            <w:hyperlink w:history="1" r:id="rIdidcvjeo1dz2jujrwerbkb">
               <w:r>
                 <w:rPr>
                   <w:rFonts w:ascii="Arial" w:cs="Arial" w:eastAsia="Arial" w:hAnsi="Arial"/>
@@ -29568,7 +29568,7 @@
             <w:pPr>
               <w:spacing w:after="20" w:before="0"/>
             </w:pPr>
-            <w:hyperlink w:history="1" r:id="rId8yrq5ovnqm9olyhwsg0lq">
+            <w:hyperlink w:history="1" r:id="rIdfdk2yogy7hkxfgnovljxl">
               <w:r>
                 <w:rPr>
                   <w:rFonts w:ascii="Arial" w:cs="Arial" w:eastAsia="Arial" w:hAnsi="Arial"/>
@@ -29601,7 +29601,7 @@
               <w:spacing w:after="10" w:before="0"/>
               <w:ind w:left="120"/>
             </w:pPr>
-            <w:hyperlink w:history="1" r:id="rIds7exulzhconaxocr5wgii">
+            <w:hyperlink w:history="1" r:id="rId2stonebyaq5ifxc4t8-f5">
               <w:r>
                 <w:rPr>
                   <w:rFonts w:ascii="Arial" w:cs="Arial" w:eastAsia="Arial" w:hAnsi="Arial"/>
@@ -29646,7 +29646,7 @@
             <w:pPr>
               <w:spacing w:after="20" w:before="0"/>
             </w:pPr>
-            <w:hyperlink w:history="1" r:id="rIdchcmq_bykhk9b1edhzl0e">
+            <w:hyperlink w:history="1" r:id="rIdbgu1t-mtfyu6_sxyxbeiv">
               <w:r>
                 <w:rPr>
                   <w:rFonts w:ascii="Arial" w:cs="Arial" w:eastAsia="Arial" w:hAnsi="Arial"/>
@@ -29679,7 +29679,7 @@
               <w:spacing w:after="10" w:before="0"/>
               <w:ind w:left="120"/>
             </w:pPr>
-            <w:hyperlink w:history="1" r:id="rIdvy5l0nynububivpcyfm38">
+            <w:hyperlink w:history="1" r:id="rIdk7ezn5xaruh7a59sgt0mm">
               <w:r>
                 <w:rPr>
                   <w:rFonts w:ascii="Arial" w:cs="Arial" w:eastAsia="Arial" w:hAnsi="Arial"/>
@@ -29874,7 +29874,7 @@
             <w:pPr>
               <w:spacing w:after="20" w:before="0"/>
             </w:pPr>
-            <w:hyperlink w:history="1" r:id="rIdmrsmei9io22u3s-9uiobf">
+            <w:hyperlink w:history="1" r:id="rId3ejqoc6klabx4tzobfyg7">
               <w:r>
                 <w:rPr>
                   <w:rFonts w:ascii="Arial" w:cs="Arial" w:eastAsia="Arial" w:hAnsi="Arial"/>
@@ -29907,7 +29907,7 @@
               <w:spacing w:after="10" w:before="0"/>
               <w:ind w:left="120"/>
             </w:pPr>
-            <w:hyperlink w:history="1" r:id="rIdjbwy1p9wgalbprrduyesw">
+            <w:hyperlink w:history="1" r:id="rIdbaihanmbcgpcehdyybkkb">
               <w:r>
                 <w:rPr>
                   <w:rFonts w:ascii="Arial" w:cs="Arial" w:eastAsia="Arial" w:hAnsi="Arial"/>
@@ -29952,7 +29952,7 @@
             <w:pPr>
               <w:spacing w:after="20" w:before="0"/>
             </w:pPr>
-            <w:hyperlink w:history="1" r:id="rIdfiivnbnk1aovfmmsqoqbx">
+            <w:hyperlink w:history="1" r:id="rIdbnmcctrzq6ebdk55v4xxp">
               <w:r>
                 <w:rPr>
                   <w:rFonts w:ascii="Arial" w:cs="Arial" w:eastAsia="Arial" w:hAnsi="Arial"/>
@@ -29985,7 +29985,7 @@
               <w:spacing w:after="10" w:before="0"/>
               <w:ind w:left="120"/>
             </w:pPr>
-            <w:hyperlink w:history="1" r:id="rIdc4-vkblrkg-cp_z24zfui">
+            <w:hyperlink w:history="1" r:id="rIdcjwtghgvtyytiwbt2kg3w">
               <w:r>
                 <w:rPr>
                   <w:rFonts w:ascii="Arial" w:cs="Arial" w:eastAsia="Arial" w:hAnsi="Arial"/>
@@ -30180,7 +30180,7 @@
             <w:pPr>
               <w:spacing w:after="20" w:before="0"/>
             </w:pPr>
-            <w:hyperlink w:history="1" r:id="rIdbncqpip7o-c5831gp0bt0">
+            <w:hyperlink w:history="1" r:id="rId4v4mxuptk14rd3tb0rlnf">
               <w:r>
                 <w:rPr>
                   <w:rFonts w:ascii="Arial" w:cs="Arial" w:eastAsia="Arial" w:hAnsi="Arial"/>
@@ -30213,7 +30213,7 @@
               <w:spacing w:after="10" w:before="0"/>
               <w:ind w:left="120"/>
             </w:pPr>
-            <w:hyperlink w:history="1" r:id="rIdul0mevechpguai0khtxox">
+            <w:hyperlink w:history="1" r:id="rId9nzaysy202vnso1fqaz6v">
               <w:r>
                 <w:rPr>
                   <w:rFonts w:ascii="Arial" w:cs="Arial" w:eastAsia="Arial" w:hAnsi="Arial"/>
@@ -30258,7 +30258,7 @@
             <w:pPr>
               <w:spacing w:after="20" w:before="0"/>
             </w:pPr>
-            <w:hyperlink w:history="1" r:id="rIdni6eflswghwvfmbsjuhx8">
+            <w:hyperlink w:history="1" r:id="rIdbpwd57xtnpx709gp8ghdu">
               <w:r>
                 <w:rPr>
                   <w:rFonts w:ascii="Arial" w:cs="Arial" w:eastAsia="Arial" w:hAnsi="Arial"/>
@@ -30291,7 +30291,7 @@
               <w:spacing w:after="10" w:before="0"/>
               <w:ind w:left="120"/>
             </w:pPr>
-            <w:hyperlink w:history="1" r:id="rId2cqfmz43kb0pkconjrvtk">
+            <w:hyperlink w:history="1" r:id="rIdxi-t8c9ojwjannebieui6">
               <w:r>
                 <w:rPr>
                   <w:rFonts w:ascii="Arial" w:cs="Arial" w:eastAsia="Arial" w:hAnsi="Arial"/>
@@ -30486,7 +30486,7 @@
             <w:pPr>
               <w:spacing w:after="20" w:before="0"/>
             </w:pPr>
-            <w:hyperlink w:history="1" r:id="rIdhnc_xae6jnwquyqfhpzpq">
+            <w:hyperlink w:history="1" r:id="rIdmcsxrsnv1_cwardxxicrp">
               <w:r>
                 <w:rPr>
                   <w:rFonts w:ascii="Arial" w:cs="Arial" w:eastAsia="Arial" w:hAnsi="Arial"/>
@@ -30519,7 +30519,7 @@
               <w:spacing w:after="10" w:before="0"/>
               <w:ind w:left="120"/>
             </w:pPr>
-            <w:hyperlink w:history="1" r:id="rIdztupqstxlhyy-nae7oh6s">
+            <w:hyperlink w:history="1" r:id="rIddem1c4qvghp2n3jnpavj6">
               <w:r>
                 <w:rPr>
                   <w:rFonts w:ascii="Arial" w:cs="Arial" w:eastAsia="Arial" w:hAnsi="Arial"/>
@@ -30564,7 +30564,7 @@
             <w:pPr>
               <w:spacing w:after="20" w:before="0"/>
             </w:pPr>
-            <w:hyperlink w:history="1" r:id="rIdq0mmzgo45zndj_ikcilk1">
+            <w:hyperlink w:history="1" r:id="rIdgj69rhzvttl74vnrvchew">
               <w:r>
                 <w:rPr>
                   <w:rFonts w:ascii="Arial" w:cs="Arial" w:eastAsia="Arial" w:hAnsi="Arial"/>
@@ -30597,7 +30597,7 @@
               <w:spacing w:after="10" w:before="0"/>
               <w:ind w:left="120"/>
             </w:pPr>
-            <w:hyperlink w:history="1" r:id="rId8dvzdw4c_di0-nchjemh3">
+            <w:hyperlink w:history="1" r:id="rIdw2kyulgp3p8jryk9egwbd">
               <w:r>
                 <w:rPr>
                   <w:rFonts w:ascii="Arial" w:cs="Arial" w:eastAsia="Arial" w:hAnsi="Arial"/>
@@ -32198,7 +32198,7 @@
             <w:pPr>
               <w:spacing w:after="20" w:before="0"/>
             </w:pPr>
-            <w:hyperlink w:history="1" r:id="rIdliiavdty8m2mdqvphpbnl">
+            <w:hyperlink w:history="1" r:id="rIdvj1nyaq3fvur8heqhz7au">
               <w:r>
                 <w:rPr>
                   <w:rFonts w:ascii="Arial" w:cs="Arial" w:eastAsia="Arial" w:hAnsi="Arial"/>
@@ -32231,7 +32231,7 @@
               <w:spacing w:after="10" w:before="0"/>
               <w:ind w:left="120"/>
             </w:pPr>
-            <w:hyperlink w:history="1" r:id="rIdvooszfx3gnoudfvcncrxr">
+            <w:hyperlink w:history="1" r:id="rIdtfab2pcxyumkdvr5hxhe9">
               <w:r>
                 <w:rPr>
                   <w:rFonts w:ascii="Arial" w:cs="Arial" w:eastAsia="Arial" w:hAnsi="Arial"/>
@@ -32276,7 +32276,7 @@
             <w:pPr>
               <w:spacing w:after="20" w:before="0"/>
             </w:pPr>
-            <w:hyperlink w:history="1" r:id="rId11tgegr1fqb0-v1tp4rrv">
+            <w:hyperlink w:history="1" r:id="rIdqmh6npek9kuly-seghopk">
               <w:r>
                 <w:rPr>
                   <w:rFonts w:ascii="Arial" w:cs="Arial" w:eastAsia="Arial" w:hAnsi="Arial"/>
@@ -32309,7 +32309,7 @@
               <w:spacing w:after="10" w:before="0"/>
               <w:ind w:left="120"/>
             </w:pPr>
-            <w:hyperlink w:history="1" r:id="rIdp09q3ym4n8ud4ydq7wdkc">
+            <w:hyperlink w:history="1" r:id="rIdsj5ves7ljybickz6cwtag">
               <w:r>
                 <w:rPr>
                   <w:rFonts w:ascii="Arial" w:cs="Arial" w:eastAsia="Arial" w:hAnsi="Arial"/>
@@ -32504,7 +32504,7 @@
             <w:pPr>
               <w:spacing w:after="20" w:before="0"/>
             </w:pPr>
-            <w:hyperlink w:history="1" r:id="rIdcv8ji3n44mymhjisz30lq">
+            <w:hyperlink w:history="1" r:id="rIdxzyvfsznrfgvu0j19xxrx">
               <w:r>
                 <w:rPr>
                   <w:rFonts w:ascii="Arial" w:cs="Arial" w:eastAsia="Arial" w:hAnsi="Arial"/>
@@ -32537,7 +32537,7 @@
               <w:spacing w:after="10" w:before="0"/>
               <w:ind w:left="120"/>
             </w:pPr>
-            <w:hyperlink w:history="1" r:id="rIdkucburtbpse8ulzhdw2x6">
+            <w:hyperlink w:history="1" r:id="rIdsqky4vde_8v8c6jvolsky">
               <w:r>
                 <w:rPr>
                   <w:rFonts w:ascii="Arial" w:cs="Arial" w:eastAsia="Arial" w:hAnsi="Arial"/>
@@ -32582,7 +32582,7 @@
             <w:pPr>
               <w:spacing w:after="20" w:before="0"/>
             </w:pPr>
-            <w:hyperlink w:history="1" r:id="rId2bwr0xb61dyjmhbxyyiee">
+            <w:hyperlink w:history="1" r:id="rIdh3l2zq11gsg1nae8r5bn9">
               <w:r>
                 <w:rPr>
                   <w:rFonts w:ascii="Arial" w:cs="Arial" w:eastAsia="Arial" w:hAnsi="Arial"/>
@@ -32615,7 +32615,7 @@
               <w:spacing w:after="10" w:before="0"/>
               <w:ind w:left="120"/>
             </w:pPr>
-            <w:hyperlink w:history="1" r:id="rIdb0n84f4hryvsg2-c7x3oy">
+            <w:hyperlink w:history="1" r:id="rIdalc7vftj4ylu-r4qe8aft">
               <w:r>
                 <w:rPr>
                   <w:rFonts w:ascii="Arial" w:cs="Arial" w:eastAsia="Arial" w:hAnsi="Arial"/>
@@ -32810,7 +32810,7 @@
             <w:pPr>
               <w:spacing w:after="20" w:before="0"/>
             </w:pPr>
-            <w:hyperlink w:history="1" r:id="rIdeatzzl5latq1daw3jsikb">
+            <w:hyperlink w:history="1" r:id="rIdwlyz7ptu976kb-we7znvq">
               <w:r>
                 <w:rPr>
                   <w:rFonts w:ascii="Arial" w:cs="Arial" w:eastAsia="Arial" w:hAnsi="Arial"/>
@@ -32843,7 +32843,7 @@
               <w:spacing w:after="10" w:before="0"/>
               <w:ind w:left="120"/>
             </w:pPr>
-            <w:hyperlink w:history="1" r:id="rIdioalh4gm8xm_ckhst5v9n">
+            <w:hyperlink w:history="1" r:id="rIdlea5bsocosnwjlyx8f1ph">
               <w:r>
                 <w:rPr>
                   <w:rFonts w:ascii="Arial" w:cs="Arial" w:eastAsia="Arial" w:hAnsi="Arial"/>
@@ -32888,7 +32888,7 @@
             <w:pPr>
               <w:spacing w:after="20" w:before="0"/>
             </w:pPr>
-            <w:hyperlink w:history="1" r:id="rIdmf2a_lv3vvlf08rv8jiix">
+            <w:hyperlink w:history="1" r:id="rIdmodcgjyskqjj2x5k6fsh8">
               <w:r>
                 <w:rPr>
                   <w:rFonts w:ascii="Arial" w:cs="Arial" w:eastAsia="Arial" w:hAnsi="Arial"/>
@@ -32921,7 +32921,7 @@
               <w:spacing w:after="10" w:before="0"/>
               <w:ind w:left="120"/>
             </w:pPr>
-            <w:hyperlink w:history="1" r:id="rIdieidso_yad8nzot_vfx9q">
+            <w:hyperlink w:history="1" r:id="rIdvcoovfht60ysoxntlhg8t">
               <w:r>
                 <w:rPr>
                   <w:rFonts w:ascii="Arial" w:cs="Arial" w:eastAsia="Arial" w:hAnsi="Arial"/>
@@ -33116,7 +33116,7 @@
             <w:pPr>
               <w:spacing w:after="20" w:before="0"/>
             </w:pPr>
-            <w:hyperlink w:history="1" r:id="rIdggl-d4krfsamu72ntuzl1">
+            <w:hyperlink w:history="1" r:id="rId9jha-kxtg-drash3n-hvi">
               <w:r>
                 <w:rPr>
                   <w:rFonts w:ascii="Arial" w:cs="Arial" w:eastAsia="Arial" w:hAnsi="Arial"/>
@@ -33149,7 +33149,7 @@
               <w:spacing w:after="10" w:before="0"/>
               <w:ind w:left="120"/>
             </w:pPr>
-            <w:hyperlink w:history="1" r:id="rIdvtzhvnh1sg1y1s4rlxfdk">
+            <w:hyperlink w:history="1" r:id="rId4rdduqisiisednzwfec74">
               <w:r>
                 <w:rPr>
                   <w:rFonts w:ascii="Arial" w:cs="Arial" w:eastAsia="Arial" w:hAnsi="Arial"/>
@@ -33194,7 +33194,7 @@
             <w:pPr>
               <w:spacing w:after="20" w:before="0"/>
             </w:pPr>
-            <w:hyperlink w:history="1" r:id="rId0lx4_d1cu6l7qztszjkxq">
+            <w:hyperlink w:history="1" r:id="rIdr2nzjpbffd5kpk_tox9rg">
               <w:r>
                 <w:rPr>
                   <w:rFonts w:ascii="Arial" w:cs="Arial" w:eastAsia="Arial" w:hAnsi="Arial"/>
@@ -33227,7 +33227,7 @@
               <w:spacing w:after="10" w:before="0"/>
               <w:ind w:left="120"/>
             </w:pPr>
-            <w:hyperlink w:history="1" r:id="rIdb08evxiwwuym14vaztqyh">
+            <w:hyperlink w:history="1" r:id="rId1hg6i3f9f4ylgggw1oooz">
               <w:r>
                 <w:rPr>
                   <w:rFonts w:ascii="Arial" w:cs="Arial" w:eastAsia="Arial" w:hAnsi="Arial"/>
@@ -33422,7 +33422,7 @@
             <w:pPr>
               <w:spacing w:after="20" w:before="0"/>
             </w:pPr>
-            <w:hyperlink w:history="1" r:id="rId7fogz33hzemmtk3j23siy">
+            <w:hyperlink w:history="1" r:id="rIdsm6vmnmk4emwtg7ckphkj">
               <w:r>
                 <w:rPr>
                   <w:rFonts w:ascii="Arial" w:cs="Arial" w:eastAsia="Arial" w:hAnsi="Arial"/>
@@ -33455,7 +33455,7 @@
               <w:spacing w:after="10" w:before="0"/>
               <w:ind w:left="120"/>
             </w:pPr>
-            <w:hyperlink w:history="1" r:id="rId_q3o46q-ekgpbidjn_px1">
+            <w:hyperlink w:history="1" r:id="rIdwm8iblyx0ysnm_nuonhry">
               <w:r>
                 <w:rPr>
                   <w:rFonts w:ascii="Arial" w:cs="Arial" w:eastAsia="Arial" w:hAnsi="Arial"/>
@@ -33500,7 +33500,7 @@
             <w:pPr>
               <w:spacing w:after="20" w:before="0"/>
             </w:pPr>
-            <w:hyperlink w:history="1" r:id="rIdzdccsugesvyhcwxghmeni">
+            <w:hyperlink w:history="1" r:id="rIddx_bzoz0dqvcbbb7bwxhp">
               <w:r>
                 <w:rPr>
                   <w:rFonts w:ascii="Arial" w:cs="Arial" w:eastAsia="Arial" w:hAnsi="Arial"/>
@@ -33533,7 +33533,7 @@
               <w:spacing w:after="10" w:before="0"/>
               <w:ind w:left="120"/>
             </w:pPr>
-            <w:hyperlink w:history="1" r:id="rIdxf35wwetqnqiqqkvitrzr">
+            <w:hyperlink w:history="1" r:id="rId-ii_axo4vbevwwg2eeove">
               <w:r>
                 <w:rPr>
                   <w:rFonts w:ascii="Arial" w:cs="Arial" w:eastAsia="Arial" w:hAnsi="Arial"/>
@@ -35020,7 +35020,7 @@
             <w:pPr>
               <w:spacing w:after="20" w:before="0"/>
             </w:pPr>
-            <w:hyperlink w:history="1" r:id="rId1sj7b88hbpegvpatnh5ea">
+            <w:hyperlink w:history="1" r:id="rIdcoj8jtnz3lw6rjlgcpyzc">
               <w:r>
                 <w:rPr>
                   <w:rFonts w:ascii="Arial" w:cs="Arial" w:eastAsia="Arial" w:hAnsi="Arial"/>
@@ -35053,7 +35053,7 @@
               <w:spacing w:after="10" w:before="0"/>
               <w:ind w:left="120"/>
             </w:pPr>
-            <w:hyperlink w:history="1" r:id="rIdrhbbfxsde3wte9z33k4fk">
+            <w:hyperlink w:history="1" r:id="rIddlcxbl6fi1vuatuflt6b3">
               <w:r>
                 <w:rPr>
                   <w:rFonts w:ascii="Arial" w:cs="Arial" w:eastAsia="Arial" w:hAnsi="Arial"/>
@@ -35098,7 +35098,7 @@
             <w:pPr>
               <w:spacing w:after="20" w:before="0"/>
             </w:pPr>
-            <w:hyperlink w:history="1" r:id="rId5vpdcdqv--kh1hmbacb3g">
+            <w:hyperlink w:history="1" r:id="rIdtof5lbvi0nyu8ixxqthvf">
               <w:r>
                 <w:rPr>
                   <w:rFonts w:ascii="Arial" w:cs="Arial" w:eastAsia="Arial" w:hAnsi="Arial"/>
@@ -35131,7 +35131,7 @@
               <w:spacing w:after="10" w:before="0"/>
               <w:ind w:left="120"/>
             </w:pPr>
-            <w:hyperlink w:history="1" r:id="rIdvdeub42vr7ixbszsjqooe">
+            <w:hyperlink w:history="1" r:id="rId3txmdfsjnxe2h4g-y9uxm">
               <w:r>
                 <w:rPr>
                   <w:rFonts w:ascii="Arial" w:cs="Arial" w:eastAsia="Arial" w:hAnsi="Arial"/>
@@ -35326,7 +35326,7 @@
             <w:pPr>
               <w:spacing w:after="20" w:before="0"/>
             </w:pPr>
-            <w:hyperlink w:history="1" r:id="rIdb3cu0oaxluqfqv1tpjtmf">
+            <w:hyperlink w:history="1" r:id="rIdc1crcg5npc5rvsjuyyuvb">
               <w:r>
                 <w:rPr>
                   <w:rFonts w:ascii="Arial" w:cs="Arial" w:eastAsia="Arial" w:hAnsi="Arial"/>
@@ -35359,7 +35359,7 @@
               <w:spacing w:after="10" w:before="0"/>
               <w:ind w:left="120"/>
             </w:pPr>
-            <w:hyperlink w:history="1" r:id="rIdg8_nzly0_gw7vlpthzbj-">
+            <w:hyperlink w:history="1" r:id="rIdlbte_hljbzoqvay1b2koa">
               <w:r>
                 <w:rPr>
                   <w:rFonts w:ascii="Arial" w:cs="Arial" w:eastAsia="Arial" w:hAnsi="Arial"/>
@@ -35404,7 +35404,7 @@
             <w:pPr>
               <w:spacing w:after="20" w:before="0"/>
             </w:pPr>
-            <w:hyperlink w:history="1" r:id="rIdmmgavistpyou6wraa3jju">
+            <w:hyperlink w:history="1" r:id="rId9rqkj2a4mncyftlxhfs_a">
               <w:r>
                 <w:rPr>
                   <w:rFonts w:ascii="Arial" w:cs="Arial" w:eastAsia="Arial" w:hAnsi="Arial"/>
@@ -35437,7 +35437,7 @@
               <w:spacing w:after="10" w:before="0"/>
               <w:ind w:left="120"/>
             </w:pPr>
-            <w:hyperlink w:history="1" r:id="rId9kip0zseenzmzmkt6pbo8">
+            <w:hyperlink w:history="1" r:id="rIdvvvzwjui1w417zkdjzrft">
               <w:r>
                 <w:rPr>
                   <w:rFonts w:ascii="Arial" w:cs="Arial" w:eastAsia="Arial" w:hAnsi="Arial"/>
@@ -35632,7 +35632,7 @@
             <w:pPr>
               <w:spacing w:after="20" w:before="0"/>
             </w:pPr>
-            <w:hyperlink w:history="1" r:id="rIda1hh5cr8m0picfnmhl67a">
+            <w:hyperlink w:history="1" r:id="rIdsvqyhynh8mf_ohhtgs0yu">
               <w:r>
                 <w:rPr>
                   <w:rFonts w:ascii="Arial" w:cs="Arial" w:eastAsia="Arial" w:hAnsi="Arial"/>
@@ -35665,7 +35665,7 @@
               <w:spacing w:after="10" w:before="0"/>
               <w:ind w:left="120"/>
             </w:pPr>
-            <w:hyperlink w:history="1" r:id="rIdooruzprd1v6ijjrkt-qms">
+            <w:hyperlink w:history="1" r:id="rIdpickpoqmflozj0enilxlb">
               <w:r>
                 <w:rPr>
                   <w:rFonts w:ascii="Arial" w:cs="Arial" w:eastAsia="Arial" w:hAnsi="Arial"/>
@@ -35710,7 +35710,7 @@
             <w:pPr>
               <w:spacing w:after="20" w:before="0"/>
             </w:pPr>
-            <w:hyperlink w:history="1" r:id="rIdzsmoksfe_vfqsft2eays6">
+            <w:hyperlink w:history="1" r:id="rIdpjrbbhu_ntbelm3gcormf">
               <w:r>
                 <w:rPr>
                   <w:rFonts w:ascii="Arial" w:cs="Arial" w:eastAsia="Arial" w:hAnsi="Arial"/>
@@ -35743,7 +35743,7 @@
               <w:spacing w:after="10" w:before="0"/>
               <w:ind w:left="120"/>
             </w:pPr>
-            <w:hyperlink w:history="1" r:id="rIdrhgbwed9fdotiqoydpe0i">
+            <w:hyperlink w:history="1" r:id="rIdtk2zoqomvv2fz41ybc2jm">
               <w:r>
                 <w:rPr>
                   <w:rFonts w:ascii="Arial" w:cs="Arial" w:eastAsia="Arial" w:hAnsi="Arial"/>
@@ -35938,7 +35938,7 @@
             <w:pPr>
               <w:spacing w:after="20" w:before="0"/>
             </w:pPr>
-            <w:hyperlink w:history="1" r:id="rIdwhwgulx62qgmmm-md61wb">
+            <w:hyperlink w:history="1" r:id="rIdhwnqskw3bxinzjchie1k-">
               <w:r>
                 <w:rPr>
                   <w:rFonts w:ascii="Arial" w:cs="Arial" w:eastAsia="Arial" w:hAnsi="Arial"/>
@@ -35971,7 +35971,7 @@
               <w:spacing w:after="10" w:before="0"/>
               <w:ind w:left="120"/>
             </w:pPr>
-            <w:hyperlink w:history="1" r:id="rIdbgwmv0wt7rfsn4kqimfzh">
+            <w:hyperlink w:history="1" r:id="rIdoq_fvtannv1sr9kq7vk_v">
               <w:r>
                 <w:rPr>
                   <w:rFonts w:ascii="Arial" w:cs="Arial" w:eastAsia="Arial" w:hAnsi="Arial"/>
@@ -36016,7 +36016,7 @@
             <w:pPr>
               <w:spacing w:after="20" w:before="0"/>
             </w:pPr>
-            <w:hyperlink w:history="1" r:id="rIdgzlvatdn90afmrjvbqaqp">
+            <w:hyperlink w:history="1" r:id="rIdcywxmatqrytw72bigdro-">
               <w:r>
                 <w:rPr>
                   <w:rFonts w:ascii="Arial" w:cs="Arial" w:eastAsia="Arial" w:hAnsi="Arial"/>
@@ -36049,7 +36049,7 @@
               <w:spacing w:after="10" w:before="0"/>
               <w:ind w:left="120"/>
             </w:pPr>
-            <w:hyperlink w:history="1" r:id="rIdphleu7xmv-dbygckt4efo">
+            <w:hyperlink w:history="1" r:id="rIdghlcd8uc16ejad1tisq38">
               <w:r>
                 <w:rPr>
                   <w:rFonts w:ascii="Arial" w:cs="Arial" w:eastAsia="Arial" w:hAnsi="Arial"/>
@@ -36244,7 +36244,7 @@
             <w:pPr>
               <w:spacing w:after="20" w:before="0"/>
             </w:pPr>
-            <w:hyperlink w:history="1" r:id="rIdrufqdzpbyhksvwmocbygy">
+            <w:hyperlink w:history="1" r:id="rId1aomjwq3v0vdvdai4fkre">
               <w:r>
                 <w:rPr>
                   <w:rFonts w:ascii="Arial" w:cs="Arial" w:eastAsia="Arial" w:hAnsi="Arial"/>
@@ -36277,7 +36277,7 @@
               <w:spacing w:after="10" w:before="0"/>
               <w:ind w:left="120"/>
             </w:pPr>
-            <w:hyperlink w:history="1" r:id="rIdifnl_hniiprgr_-ohd8ku">
+            <w:hyperlink w:history="1" r:id="rIdnzwfpk27jxc7ophyjlq9-">
               <w:r>
                 <w:rPr>
                   <w:rFonts w:ascii="Arial" w:cs="Arial" w:eastAsia="Arial" w:hAnsi="Arial"/>
@@ -36322,7 +36322,7 @@
             <w:pPr>
               <w:spacing w:after="20" w:before="0"/>
             </w:pPr>
-            <w:hyperlink w:history="1" r:id="rIdtzdl-q2m6mqto-9wjjkhc">
+            <w:hyperlink w:history="1" r:id="rIdnjb8k_htehpz1fiss-xq8">
               <w:r>
                 <w:rPr>
                   <w:rFonts w:ascii="Arial" w:cs="Arial" w:eastAsia="Arial" w:hAnsi="Arial"/>
@@ -36355,7 +36355,7 @@
               <w:spacing w:after="10" w:before="0"/>
               <w:ind w:left="120"/>
             </w:pPr>
-            <w:hyperlink w:history="1" r:id="rIdsfkug48sf_qrpd0r8xz9d">
+            <w:hyperlink w:history="1" r:id="rIddnjbdl3hbw_h26crkbrdd">
               <w:r>
                 <w:rPr>
                   <w:rFonts w:ascii="Arial" w:cs="Arial" w:eastAsia="Arial" w:hAnsi="Arial"/>

--- a/data/outputs/v2/Biology/SS2.3_Plant_Gaseous_Exchange_and_Respiration/Biology_Plant_Gaseous_Exchange_and_Respiration_CBE_LessonSequence.docx
+++ b/data/outputs/v2/Biology/SS2.3_Plant_Gaseous_Exchange_and_Respiration/Biology_Plant_Gaseous_Exchange_and_Respiration_CBE_LessonSequence.docx
@@ -3576,7 +3576,7 @@
             <w:pPr>
               <w:spacing w:after="20" w:before="0"/>
             </w:pPr>
-            <w:hyperlink w:history="1" r:id="rIdt0tsjxssv8mff4jvzax3h">
+            <w:hyperlink w:history="1" r:id="rIdvqojgzm8a2hp7forhcg1o">
               <w:r>
                 <w:rPr>
                   <w:rFonts w:ascii="Arial" w:cs="Arial" w:eastAsia="Arial" w:hAnsi="Arial"/>
@@ -3609,7 +3609,7 @@
               <w:spacing w:after="10" w:before="0"/>
               <w:ind w:left="120"/>
             </w:pPr>
-            <w:hyperlink w:history="1" r:id="rIdhaj00izvj6jlkponqvvsv">
+            <w:hyperlink w:history="1" r:id="rId8csfctbhbmvsjde4mbgab">
               <w:r>
                 <w:rPr>
                   <w:rFonts w:ascii="Arial" w:cs="Arial" w:eastAsia="Arial" w:hAnsi="Arial"/>
@@ -3654,7 +3654,7 @@
             <w:pPr>
               <w:spacing w:after="20" w:before="0"/>
             </w:pPr>
-            <w:hyperlink w:history="1" r:id="rIdikyubpyvasvtt9ehhmvhl">
+            <w:hyperlink w:history="1" r:id="rId1v2bqss0opwxg8ma8nqkh">
               <w:r>
                 <w:rPr>
                   <w:rFonts w:ascii="Arial" w:cs="Arial" w:eastAsia="Arial" w:hAnsi="Arial"/>
@@ -3687,7 +3687,7 @@
               <w:spacing w:after="10" w:before="0"/>
               <w:ind w:left="120"/>
             </w:pPr>
-            <w:hyperlink w:history="1" r:id="rIdcjnvpbfor8cbskjqet9j3">
+            <w:hyperlink w:history="1" r:id="rIdeuzhxntdkerzc_aw1ccfn">
               <w:r>
                 <w:rPr>
                   <w:rFonts w:ascii="Arial" w:cs="Arial" w:eastAsia="Arial" w:hAnsi="Arial"/>
@@ -3882,7 +3882,7 @@
             <w:pPr>
               <w:spacing w:after="20" w:before="0"/>
             </w:pPr>
-            <w:hyperlink w:history="1" r:id="rId0_n6qil08yqrwy2jkjdgw">
+            <w:hyperlink w:history="1" r:id="rId0rk-t_7cg_aj6adzj7yxz">
               <w:r>
                 <w:rPr>
                   <w:rFonts w:ascii="Arial" w:cs="Arial" w:eastAsia="Arial" w:hAnsi="Arial"/>
@@ -3915,7 +3915,7 @@
               <w:spacing w:after="10" w:before="0"/>
               <w:ind w:left="120"/>
             </w:pPr>
-            <w:hyperlink w:history="1" r:id="rIdvctebkvpxt15r92_8rrlk">
+            <w:hyperlink w:history="1" r:id="rId49sv4q6nluwwlldb1fvzt">
               <w:r>
                 <w:rPr>
                   <w:rFonts w:ascii="Arial" w:cs="Arial" w:eastAsia="Arial" w:hAnsi="Arial"/>
@@ -3960,7 +3960,7 @@
             <w:pPr>
               <w:spacing w:after="20" w:before="0"/>
             </w:pPr>
-            <w:hyperlink w:history="1" r:id="rId3szojd7pmpn1nnay6d5tg">
+            <w:hyperlink w:history="1" r:id="rId5ieyy3ylsulr_2yowwl-j">
               <w:r>
                 <w:rPr>
                   <w:rFonts w:ascii="Arial" w:cs="Arial" w:eastAsia="Arial" w:hAnsi="Arial"/>
@@ -3993,7 +3993,7 @@
               <w:spacing w:after="10" w:before="0"/>
               <w:ind w:left="120"/>
             </w:pPr>
-            <w:hyperlink w:history="1" r:id="rIdv3ovpr232wbplsv7rryh-">
+            <w:hyperlink w:history="1" r:id="rIdbpmoohtho13idvfeewhk1">
               <w:r>
                 <w:rPr>
                   <w:rFonts w:ascii="Arial" w:cs="Arial" w:eastAsia="Arial" w:hAnsi="Arial"/>
@@ -4188,7 +4188,7 @@
             <w:pPr>
               <w:spacing w:after="20" w:before="0"/>
             </w:pPr>
-            <w:hyperlink w:history="1" r:id="rIdroug_fzxpeq0qdv_yoabw">
+            <w:hyperlink w:history="1" r:id="rIdf9uax_--mf5vikhahnkvh">
               <w:r>
                 <w:rPr>
                   <w:rFonts w:ascii="Arial" w:cs="Arial" w:eastAsia="Arial" w:hAnsi="Arial"/>
@@ -4221,7 +4221,7 @@
               <w:spacing w:after="10" w:before="0"/>
               <w:ind w:left="120"/>
             </w:pPr>
-            <w:hyperlink w:history="1" r:id="rIdq-fyomptksr030i9-7fu2">
+            <w:hyperlink w:history="1" r:id="rId_3in9hbbeorjkpxlmedz2">
               <w:r>
                 <w:rPr>
                   <w:rFonts w:ascii="Arial" w:cs="Arial" w:eastAsia="Arial" w:hAnsi="Arial"/>
@@ -4266,7 +4266,7 @@
             <w:pPr>
               <w:spacing w:after="20" w:before="0"/>
             </w:pPr>
-            <w:hyperlink w:history="1" r:id="rIdcjbn5dmwplsglvbrirjay">
+            <w:hyperlink w:history="1" r:id="rIddcwlw5j8bjqz_ba3bdwkn">
               <w:r>
                 <w:rPr>
                   <w:rFonts w:ascii="Arial" w:cs="Arial" w:eastAsia="Arial" w:hAnsi="Arial"/>
@@ -4299,7 +4299,7 @@
               <w:spacing w:after="10" w:before="0"/>
               <w:ind w:left="120"/>
             </w:pPr>
-            <w:hyperlink w:history="1" r:id="rIdoz3wptjuciratethh7e0e">
+            <w:hyperlink w:history="1" r:id="rIdw1nima4o6fw0qehuhbq7u">
               <w:r>
                 <w:rPr>
                   <w:rFonts w:ascii="Arial" w:cs="Arial" w:eastAsia="Arial" w:hAnsi="Arial"/>
@@ -4494,7 +4494,7 @@
             <w:pPr>
               <w:spacing w:after="20" w:before="0"/>
             </w:pPr>
-            <w:hyperlink w:history="1" r:id="rIdqwyuwzoi-6-zk23sflfh3">
+            <w:hyperlink w:history="1" r:id="rIdql2fe8vjdziptq-fni2sw">
               <w:r>
                 <w:rPr>
                   <w:rFonts w:ascii="Arial" w:cs="Arial" w:eastAsia="Arial" w:hAnsi="Arial"/>
@@ -4527,7 +4527,7 @@
               <w:spacing w:after="10" w:before="0"/>
               <w:ind w:left="120"/>
             </w:pPr>
-            <w:hyperlink w:history="1" r:id="rIdyognp14x1jj-qkk9urtdw">
+            <w:hyperlink w:history="1" r:id="rIdqhfnteqja2vgaya8suiem">
               <w:r>
                 <w:rPr>
                   <w:rFonts w:ascii="Arial" w:cs="Arial" w:eastAsia="Arial" w:hAnsi="Arial"/>
@@ -4572,7 +4572,7 @@
             <w:pPr>
               <w:spacing w:after="20" w:before="0"/>
             </w:pPr>
-            <w:hyperlink w:history="1" r:id="rIdqus5kfkid8hobky9k_ipr">
+            <w:hyperlink w:history="1" r:id="rId2sqwmszqxnoosgcnlp8lv">
               <w:r>
                 <w:rPr>
                   <w:rFonts w:ascii="Arial" w:cs="Arial" w:eastAsia="Arial" w:hAnsi="Arial"/>
@@ -4605,7 +4605,7 @@
               <w:spacing w:after="10" w:before="0"/>
               <w:ind w:left="120"/>
             </w:pPr>
-            <w:hyperlink w:history="1" r:id="rIdqetx0cq4siaaglrvxf5eu">
+            <w:hyperlink w:history="1" r:id="rIda8gvlzdbjl58dde4ouzt_">
               <w:r>
                 <w:rPr>
                   <w:rFonts w:ascii="Arial" w:cs="Arial" w:eastAsia="Arial" w:hAnsi="Arial"/>
@@ -4800,7 +4800,7 @@
             <w:pPr>
               <w:spacing w:after="20" w:before="0"/>
             </w:pPr>
-            <w:hyperlink w:history="1" r:id="rIdtlhsa_ruucvijf3o5x9sr">
+            <w:hyperlink w:history="1" r:id="rIdjmm6vaoi1fzb2-9dz_wwu">
               <w:r>
                 <w:rPr>
                   <w:rFonts w:ascii="Arial" w:cs="Arial" w:eastAsia="Arial" w:hAnsi="Arial"/>
@@ -4833,7 +4833,7 @@
               <w:spacing w:after="10" w:before="0"/>
               <w:ind w:left="120"/>
             </w:pPr>
-            <w:hyperlink w:history="1" r:id="rId9bdijifonzhbrm3ug0m1w">
+            <w:hyperlink w:history="1" r:id="rIdcnqktf1n3vn6aoeyab0yh">
               <w:r>
                 <w:rPr>
                   <w:rFonts w:ascii="Arial" w:cs="Arial" w:eastAsia="Arial" w:hAnsi="Arial"/>
@@ -4878,7 +4878,7 @@
             <w:pPr>
               <w:spacing w:after="20" w:before="0"/>
             </w:pPr>
-            <w:hyperlink w:history="1" r:id="rIdaxmleslr0tagsgv6aqtrr">
+            <w:hyperlink w:history="1" r:id="rIdq-wpafkfmuy3akxwng-uj">
               <w:r>
                 <w:rPr>
                   <w:rFonts w:ascii="Arial" w:cs="Arial" w:eastAsia="Arial" w:hAnsi="Arial"/>
@@ -4911,7 +4911,7 @@
               <w:spacing w:after="10" w:before="0"/>
               <w:ind w:left="120"/>
             </w:pPr>
-            <w:hyperlink w:history="1" r:id="rIdx4k6cg0t1mfcpupjotw_6">
+            <w:hyperlink w:history="1" r:id="rId541yssfmmjmrskpftnluz">
               <w:r>
                 <w:rPr>
                   <w:rFonts w:ascii="Arial" w:cs="Arial" w:eastAsia="Arial" w:hAnsi="Arial"/>
@@ -6398,7 +6398,7 @@
             <w:pPr>
               <w:spacing w:after="20" w:before="0"/>
             </w:pPr>
-            <w:hyperlink w:history="1" r:id="rId7gqs5cr4slmtyeamqpqsp">
+            <w:hyperlink w:history="1" r:id="rIdtb05tm3zobmz83rmjtm_x">
               <w:r>
                 <w:rPr>
                   <w:rFonts w:ascii="Arial" w:cs="Arial" w:eastAsia="Arial" w:hAnsi="Arial"/>
@@ -6431,7 +6431,7 @@
               <w:spacing w:after="10" w:before="0"/>
               <w:ind w:left="120"/>
             </w:pPr>
-            <w:hyperlink w:history="1" r:id="rIdopi-pkjl6cxcsmyi6_dwm">
+            <w:hyperlink w:history="1" r:id="rIddiv30zrc6jr_s4l8xffd2">
               <w:r>
                 <w:rPr>
                   <w:rFonts w:ascii="Arial" w:cs="Arial" w:eastAsia="Arial" w:hAnsi="Arial"/>
@@ -6476,7 +6476,7 @@
             <w:pPr>
               <w:spacing w:after="20" w:before="0"/>
             </w:pPr>
-            <w:hyperlink w:history="1" r:id="rIdaqeortsmerolfynzf4_is">
+            <w:hyperlink w:history="1" r:id="rIdx9zxtenupzq4zfdt6cpqn">
               <w:r>
                 <w:rPr>
                   <w:rFonts w:ascii="Arial" w:cs="Arial" w:eastAsia="Arial" w:hAnsi="Arial"/>
@@ -6509,7 +6509,7 @@
               <w:spacing w:after="10" w:before="0"/>
               <w:ind w:left="120"/>
             </w:pPr>
-            <w:hyperlink w:history="1" r:id="rId2rhsr6egmxebv2xt1c1jc">
+            <w:hyperlink w:history="1" r:id="rIdnyfx_e6o9mf_s3z03tuqa">
               <w:r>
                 <w:rPr>
                   <w:rFonts w:ascii="Arial" w:cs="Arial" w:eastAsia="Arial" w:hAnsi="Arial"/>
@@ -6704,7 +6704,7 @@
             <w:pPr>
               <w:spacing w:after="20" w:before="0"/>
             </w:pPr>
-            <w:hyperlink w:history="1" r:id="rIdmhri7o3qqsmi4a4eqy_ef">
+            <w:hyperlink w:history="1" r:id="rIdr1k37o7eeasuk7eosx47-">
               <w:r>
                 <w:rPr>
                   <w:rFonts w:ascii="Arial" w:cs="Arial" w:eastAsia="Arial" w:hAnsi="Arial"/>
@@ -6737,7 +6737,7 @@
               <w:spacing w:after="10" w:before="0"/>
               <w:ind w:left="120"/>
             </w:pPr>
-            <w:hyperlink w:history="1" r:id="rIdsu2yj1d4-l_owt9k2erjc">
+            <w:hyperlink w:history="1" r:id="rIdpj_nmdksbn1m1y7yqvnu-">
               <w:r>
                 <w:rPr>
                   <w:rFonts w:ascii="Arial" w:cs="Arial" w:eastAsia="Arial" w:hAnsi="Arial"/>
@@ -6782,7 +6782,7 @@
             <w:pPr>
               <w:spacing w:after="20" w:before="0"/>
             </w:pPr>
-            <w:hyperlink w:history="1" r:id="rId7fmedijytb_xhi9t0znaj">
+            <w:hyperlink w:history="1" r:id="rIddrehbnhff4qt-ilpqasxv">
               <w:r>
                 <w:rPr>
                   <w:rFonts w:ascii="Arial" w:cs="Arial" w:eastAsia="Arial" w:hAnsi="Arial"/>
@@ -6815,7 +6815,7 @@
               <w:spacing w:after="10" w:before="0"/>
               <w:ind w:left="120"/>
             </w:pPr>
-            <w:hyperlink w:history="1" r:id="rIdplqdpyhwba1wul3b35o_j">
+            <w:hyperlink w:history="1" r:id="rIdq8hdf8o3chdb7brmbgasn">
               <w:r>
                 <w:rPr>
                   <w:rFonts w:ascii="Arial" w:cs="Arial" w:eastAsia="Arial" w:hAnsi="Arial"/>
@@ -7010,7 +7010,7 @@
             <w:pPr>
               <w:spacing w:after="20" w:before="0"/>
             </w:pPr>
-            <w:hyperlink w:history="1" r:id="rIdwv3ad4-iwf15jzdwan8vq">
+            <w:hyperlink w:history="1" r:id="rIdogq1aeau70o3oqjm0mo4f">
               <w:r>
                 <w:rPr>
                   <w:rFonts w:ascii="Arial" w:cs="Arial" w:eastAsia="Arial" w:hAnsi="Arial"/>
@@ -7043,7 +7043,7 @@
               <w:spacing w:after="10" w:before="0"/>
               <w:ind w:left="120"/>
             </w:pPr>
-            <w:hyperlink w:history="1" r:id="rIdwev1zvwk4gk9v9h42jmqu">
+            <w:hyperlink w:history="1" r:id="rIdjwzbnijw3eo1lks6cfj2q">
               <w:r>
                 <w:rPr>
                   <w:rFonts w:ascii="Arial" w:cs="Arial" w:eastAsia="Arial" w:hAnsi="Arial"/>
@@ -7088,7 +7088,7 @@
             <w:pPr>
               <w:spacing w:after="20" w:before="0"/>
             </w:pPr>
-            <w:hyperlink w:history="1" r:id="rIddcwqlwpalkftqfg6f-zoo">
+            <w:hyperlink w:history="1" r:id="rId68tc5pvpftrdls2rz3pyt">
               <w:r>
                 <w:rPr>
                   <w:rFonts w:ascii="Arial" w:cs="Arial" w:eastAsia="Arial" w:hAnsi="Arial"/>
@@ -7121,7 +7121,7 @@
               <w:spacing w:after="10" w:before="0"/>
               <w:ind w:left="120"/>
             </w:pPr>
-            <w:hyperlink w:history="1" r:id="rIdal5pe3k-01mp9nelgq2wf">
+            <w:hyperlink w:history="1" r:id="rIdg_zcph8q7-xow_dts_s3n">
               <w:r>
                 <w:rPr>
                   <w:rFonts w:ascii="Arial" w:cs="Arial" w:eastAsia="Arial" w:hAnsi="Arial"/>
@@ -7316,7 +7316,7 @@
             <w:pPr>
               <w:spacing w:after="20" w:before="0"/>
             </w:pPr>
-            <w:hyperlink w:history="1" r:id="rIdshgvwocwn0rck9yie24aj">
+            <w:hyperlink w:history="1" r:id="rId9lprgi1alxmv7x-tjh1kx">
               <w:r>
                 <w:rPr>
                   <w:rFonts w:ascii="Arial" w:cs="Arial" w:eastAsia="Arial" w:hAnsi="Arial"/>
@@ -7349,7 +7349,7 @@
               <w:spacing w:after="10" w:before="0"/>
               <w:ind w:left="120"/>
             </w:pPr>
-            <w:hyperlink w:history="1" r:id="rIdorfajpfphcxakqvaalni9">
+            <w:hyperlink w:history="1" r:id="rIdmhmw8w2zxe2sq2w9qcrgz">
               <w:r>
                 <w:rPr>
                   <w:rFonts w:ascii="Arial" w:cs="Arial" w:eastAsia="Arial" w:hAnsi="Arial"/>
@@ -7394,7 +7394,7 @@
             <w:pPr>
               <w:spacing w:after="20" w:before="0"/>
             </w:pPr>
-            <w:hyperlink w:history="1" r:id="rIddud_8tok4f1idbdcs8okh">
+            <w:hyperlink w:history="1" r:id="rIdydvkitvd-i-dshtcwpckq">
               <w:r>
                 <w:rPr>
                   <w:rFonts w:ascii="Arial" w:cs="Arial" w:eastAsia="Arial" w:hAnsi="Arial"/>
@@ -7427,7 +7427,7 @@
               <w:spacing w:after="10" w:before="0"/>
               <w:ind w:left="120"/>
             </w:pPr>
-            <w:hyperlink w:history="1" r:id="rIdrzpmjg4hqea9wapspt40x">
+            <w:hyperlink w:history="1" r:id="rId8kfxffydtd4wqulz3kaxt">
               <w:r>
                 <w:rPr>
                   <w:rFonts w:ascii="Arial" w:cs="Arial" w:eastAsia="Arial" w:hAnsi="Arial"/>
@@ -7622,7 +7622,7 @@
             <w:pPr>
               <w:spacing w:after="20" w:before="0"/>
             </w:pPr>
-            <w:hyperlink w:history="1" r:id="rIdeexip_mdb91qhhuffhzqh">
+            <w:hyperlink w:history="1" r:id="rIdmgzcqyiitm8s-zewqmfwv">
               <w:r>
                 <w:rPr>
                   <w:rFonts w:ascii="Arial" w:cs="Arial" w:eastAsia="Arial" w:hAnsi="Arial"/>
@@ -7655,7 +7655,7 @@
               <w:spacing w:after="10" w:before="0"/>
               <w:ind w:left="120"/>
             </w:pPr>
-            <w:hyperlink w:history="1" r:id="rId2y6a8i5nr0qzknfecos7x">
+            <w:hyperlink w:history="1" r:id="rIdq55zybovl8h5--_opk4mu">
               <w:r>
                 <w:rPr>
                   <w:rFonts w:ascii="Arial" w:cs="Arial" w:eastAsia="Arial" w:hAnsi="Arial"/>
@@ -7700,7 +7700,7 @@
             <w:pPr>
               <w:spacing w:after="20" w:before="0"/>
             </w:pPr>
-            <w:hyperlink w:history="1" r:id="rIdgxpw0huedwuduvcwulbpk">
+            <w:hyperlink w:history="1" r:id="rId4dncsljyxxewk01utstip">
               <w:r>
                 <w:rPr>
                   <w:rFonts w:ascii="Arial" w:cs="Arial" w:eastAsia="Arial" w:hAnsi="Arial"/>
@@ -7733,7 +7733,7 @@
               <w:spacing w:after="10" w:before="0"/>
               <w:ind w:left="120"/>
             </w:pPr>
-            <w:hyperlink w:history="1" r:id="rIdj2i9c8zv08jetvikxbyzq">
+            <w:hyperlink w:history="1" r:id="rIdtn-usjopkrso_wczau72o">
               <w:r>
                 <w:rPr>
                   <w:rFonts w:ascii="Arial" w:cs="Arial" w:eastAsia="Arial" w:hAnsi="Arial"/>
@@ -9220,7 +9220,7 @@
             <w:pPr>
               <w:spacing w:after="20" w:before="0"/>
             </w:pPr>
-            <w:hyperlink w:history="1" r:id="rId3k9uixr-rapj09x9qatbb">
+            <w:hyperlink w:history="1" r:id="rId1owwhi-xfbcq7xv9gqtxu">
               <w:r>
                 <w:rPr>
                   <w:rFonts w:ascii="Arial" w:cs="Arial" w:eastAsia="Arial" w:hAnsi="Arial"/>
@@ -9253,7 +9253,7 @@
               <w:spacing w:after="10" w:before="0"/>
               <w:ind w:left="120"/>
             </w:pPr>
-            <w:hyperlink w:history="1" r:id="rIdivncwczfxefyv4gid8uns">
+            <w:hyperlink w:history="1" r:id="rIdnmqfhcaquk7ybkbkoyig5">
               <w:r>
                 <w:rPr>
                   <w:rFonts w:ascii="Arial" w:cs="Arial" w:eastAsia="Arial" w:hAnsi="Arial"/>
@@ -9298,7 +9298,7 @@
             <w:pPr>
               <w:spacing w:after="20" w:before="0"/>
             </w:pPr>
-            <w:hyperlink w:history="1" r:id="rIdbp2fone8ggul0e2qifh3m">
+            <w:hyperlink w:history="1" r:id="rIdywoew2b_9deplarp7_7qg">
               <w:r>
                 <w:rPr>
                   <w:rFonts w:ascii="Arial" w:cs="Arial" w:eastAsia="Arial" w:hAnsi="Arial"/>
@@ -9331,7 +9331,7 @@
               <w:spacing w:after="10" w:before="0"/>
               <w:ind w:left="120"/>
             </w:pPr>
-            <w:hyperlink w:history="1" r:id="rIdvbmgo4hruook5gaileccr">
+            <w:hyperlink w:history="1" r:id="rIdznn256zbcu1weiegbjs9j">
               <w:r>
                 <w:rPr>
                   <w:rFonts w:ascii="Arial" w:cs="Arial" w:eastAsia="Arial" w:hAnsi="Arial"/>
@@ -9526,7 +9526,7 @@
             <w:pPr>
               <w:spacing w:after="20" w:before="0"/>
             </w:pPr>
-            <w:hyperlink w:history="1" r:id="rIds6qzbxv6gkqgsugkwgobq">
+            <w:hyperlink w:history="1" r:id="rId6n5uyyilfrmwdwkqoqeds">
               <w:r>
                 <w:rPr>
                   <w:rFonts w:ascii="Arial" w:cs="Arial" w:eastAsia="Arial" w:hAnsi="Arial"/>
@@ -9559,7 +9559,7 @@
               <w:spacing w:after="10" w:before="0"/>
               <w:ind w:left="120"/>
             </w:pPr>
-            <w:hyperlink w:history="1" r:id="rId6flxy4lkj_esa05ueaghu">
+            <w:hyperlink w:history="1" r:id="rIdl34livovw0hww6sj4pgqa">
               <w:r>
                 <w:rPr>
                   <w:rFonts w:ascii="Arial" w:cs="Arial" w:eastAsia="Arial" w:hAnsi="Arial"/>
@@ -9604,7 +9604,7 @@
             <w:pPr>
               <w:spacing w:after="20" w:before="0"/>
             </w:pPr>
-            <w:hyperlink w:history="1" r:id="rIdos08j2mbzquvusb0dkydb">
+            <w:hyperlink w:history="1" r:id="rIdglmisr48cwbycfgwlpnyw">
               <w:r>
                 <w:rPr>
                   <w:rFonts w:ascii="Arial" w:cs="Arial" w:eastAsia="Arial" w:hAnsi="Arial"/>
@@ -9637,7 +9637,7 @@
               <w:spacing w:after="10" w:before="0"/>
               <w:ind w:left="120"/>
             </w:pPr>
-            <w:hyperlink w:history="1" r:id="rIdzinv2ohjdoyfmm4iutpbg">
+            <w:hyperlink w:history="1" r:id="rId5pupf7j9_pkrlau9iwama">
               <w:r>
                 <w:rPr>
                   <w:rFonts w:ascii="Arial" w:cs="Arial" w:eastAsia="Arial" w:hAnsi="Arial"/>
@@ -9832,7 +9832,7 @@
             <w:pPr>
               <w:spacing w:after="20" w:before="0"/>
             </w:pPr>
-            <w:hyperlink w:history="1" r:id="rIdl65qm1gtxhndooeekcixt">
+            <w:hyperlink w:history="1" r:id="rIdfoexdiods5unvfsmto7-u">
               <w:r>
                 <w:rPr>
                   <w:rFonts w:ascii="Arial" w:cs="Arial" w:eastAsia="Arial" w:hAnsi="Arial"/>
@@ -9865,7 +9865,7 @@
               <w:spacing w:after="10" w:before="0"/>
               <w:ind w:left="120"/>
             </w:pPr>
-            <w:hyperlink w:history="1" r:id="rIdjfrngjcq6cpjyfojb0uwy">
+            <w:hyperlink w:history="1" r:id="rIdbqtgl6khgc2765fmneiti">
               <w:r>
                 <w:rPr>
                   <w:rFonts w:ascii="Arial" w:cs="Arial" w:eastAsia="Arial" w:hAnsi="Arial"/>
@@ -9910,7 +9910,7 @@
             <w:pPr>
               <w:spacing w:after="20" w:before="0"/>
             </w:pPr>
-            <w:hyperlink w:history="1" r:id="rIdosedqlxcn8antbvctxi4f">
+            <w:hyperlink w:history="1" r:id="rIdjh4wswvtcvteknehxfybe">
               <w:r>
                 <w:rPr>
                   <w:rFonts w:ascii="Arial" w:cs="Arial" w:eastAsia="Arial" w:hAnsi="Arial"/>
@@ -9943,7 +9943,7 @@
               <w:spacing w:after="10" w:before="0"/>
               <w:ind w:left="120"/>
             </w:pPr>
-            <w:hyperlink w:history="1" r:id="rIdrdx-xidrtiq96ljxijlmk">
+            <w:hyperlink w:history="1" r:id="rIdlcikyftuum0z-4akj2t5r">
               <w:r>
                 <w:rPr>
                   <w:rFonts w:ascii="Arial" w:cs="Arial" w:eastAsia="Arial" w:hAnsi="Arial"/>
@@ -10138,7 +10138,7 @@
             <w:pPr>
               <w:spacing w:after="20" w:before="0"/>
             </w:pPr>
-            <w:hyperlink w:history="1" r:id="rIdajfpm5ahfzozkozmcfrfp">
+            <w:hyperlink w:history="1" r:id="rId88tvh-fmnojg4lgvli_az">
               <w:r>
                 <w:rPr>
                   <w:rFonts w:ascii="Arial" w:cs="Arial" w:eastAsia="Arial" w:hAnsi="Arial"/>
@@ -10171,7 +10171,7 @@
               <w:spacing w:after="10" w:before="0"/>
               <w:ind w:left="120"/>
             </w:pPr>
-            <w:hyperlink w:history="1" r:id="rIdbqwdmevk77c09rpi0jlug">
+            <w:hyperlink w:history="1" r:id="rIdotqvbwhaxcjvmsjxcyqjc">
               <w:r>
                 <w:rPr>
                   <w:rFonts w:ascii="Arial" w:cs="Arial" w:eastAsia="Arial" w:hAnsi="Arial"/>
@@ -10216,7 +10216,7 @@
             <w:pPr>
               <w:spacing w:after="20" w:before="0"/>
             </w:pPr>
-            <w:hyperlink w:history="1" r:id="rIdcew7g3b0orivnxsuyetl8">
+            <w:hyperlink w:history="1" r:id="rIdgvlkga8hksc2ch3m2hslo">
               <w:r>
                 <w:rPr>
                   <w:rFonts w:ascii="Arial" w:cs="Arial" w:eastAsia="Arial" w:hAnsi="Arial"/>
@@ -10249,7 +10249,7 @@
               <w:spacing w:after="10" w:before="0"/>
               <w:ind w:left="120"/>
             </w:pPr>
-            <w:hyperlink w:history="1" r:id="rIdjy0itaooerub0-uxclrzu">
+            <w:hyperlink w:history="1" r:id="rIdo2azb069symh_amija53u">
               <w:r>
                 <w:rPr>
                   <w:rFonts w:ascii="Arial" w:cs="Arial" w:eastAsia="Arial" w:hAnsi="Arial"/>
@@ -10444,7 +10444,7 @@
             <w:pPr>
               <w:spacing w:after="20" w:before="0"/>
             </w:pPr>
-            <w:hyperlink w:history="1" r:id="rIdjb8vjno-qa8dlfie9lydu">
+            <w:hyperlink w:history="1" r:id="rIdpoxw7uuyrufoiz_ax48oq">
               <w:r>
                 <w:rPr>
                   <w:rFonts w:ascii="Arial" w:cs="Arial" w:eastAsia="Arial" w:hAnsi="Arial"/>
@@ -10477,7 +10477,7 @@
               <w:spacing w:after="10" w:before="0"/>
               <w:ind w:left="120"/>
             </w:pPr>
-            <w:hyperlink w:history="1" r:id="rIdoe_bijz27ncquizdlsnfu">
+            <w:hyperlink w:history="1" r:id="rIdphzo2lnu_za4x0tkatvz4">
               <w:r>
                 <w:rPr>
                   <w:rFonts w:ascii="Arial" w:cs="Arial" w:eastAsia="Arial" w:hAnsi="Arial"/>
@@ -10522,7 +10522,7 @@
             <w:pPr>
               <w:spacing w:after="20" w:before="0"/>
             </w:pPr>
-            <w:hyperlink w:history="1" r:id="rIdhlftsdtlosp_8t8ffjs9c">
+            <w:hyperlink w:history="1" r:id="rIdviy0qyljgt68eeppbxiac">
               <w:r>
                 <w:rPr>
                   <w:rFonts w:ascii="Arial" w:cs="Arial" w:eastAsia="Arial" w:hAnsi="Arial"/>
@@ -10555,7 +10555,7 @@
               <w:spacing w:after="10" w:before="0"/>
               <w:ind w:left="120"/>
             </w:pPr>
-            <w:hyperlink w:history="1" r:id="rIdwiwt-g_i-k4ai2a0efw7w">
+            <w:hyperlink w:history="1" r:id="rIdk1ewv_pidae1sqxm58fy4">
               <w:r>
                 <w:rPr>
                   <w:rFonts w:ascii="Arial" w:cs="Arial" w:eastAsia="Arial" w:hAnsi="Arial"/>
@@ -12042,7 +12042,7 @@
             <w:pPr>
               <w:spacing w:after="20" w:before="0"/>
             </w:pPr>
-            <w:hyperlink w:history="1" r:id="rIdwff60nj1eda56e5vtpnfv">
+            <w:hyperlink w:history="1" r:id="rIdchpll3thogdifrochyejg">
               <w:r>
                 <w:rPr>
                   <w:rFonts w:ascii="Arial" w:cs="Arial" w:eastAsia="Arial" w:hAnsi="Arial"/>
@@ -12075,7 +12075,7 @@
               <w:spacing w:after="10" w:before="0"/>
               <w:ind w:left="120"/>
             </w:pPr>
-            <w:hyperlink w:history="1" r:id="rIdmxrvggxi6w9l3eobrzw57">
+            <w:hyperlink w:history="1" r:id="rIdfdr9kv8o9h5qidpxkczqk">
               <w:r>
                 <w:rPr>
                   <w:rFonts w:ascii="Arial" w:cs="Arial" w:eastAsia="Arial" w:hAnsi="Arial"/>
@@ -12120,7 +12120,7 @@
             <w:pPr>
               <w:spacing w:after="20" w:before="0"/>
             </w:pPr>
-            <w:hyperlink w:history="1" r:id="rIdqbwjignnkwafiv8covgvn">
+            <w:hyperlink w:history="1" r:id="rIdiatsgbvr9d6vr7qx6nyre">
               <w:r>
                 <w:rPr>
                   <w:rFonts w:ascii="Arial" w:cs="Arial" w:eastAsia="Arial" w:hAnsi="Arial"/>
@@ -12153,7 +12153,7 @@
               <w:spacing w:after="10" w:before="0"/>
               <w:ind w:left="120"/>
             </w:pPr>
-            <w:hyperlink w:history="1" r:id="rIdyjsk3hv69xnejipa8eedf">
+            <w:hyperlink w:history="1" r:id="rIduzgjctxw-wcv7yahqivo1">
               <w:r>
                 <w:rPr>
                   <w:rFonts w:ascii="Arial" w:cs="Arial" w:eastAsia="Arial" w:hAnsi="Arial"/>
@@ -12348,7 +12348,7 @@
             <w:pPr>
               <w:spacing w:after="20" w:before="0"/>
             </w:pPr>
-            <w:hyperlink w:history="1" r:id="rIdnw66i7a-a8g_thywwxdau">
+            <w:hyperlink w:history="1" r:id="rIdm-ay7oq9rl1zokskksisp">
               <w:r>
                 <w:rPr>
                   <w:rFonts w:ascii="Arial" w:cs="Arial" w:eastAsia="Arial" w:hAnsi="Arial"/>
@@ -12381,7 +12381,7 @@
               <w:spacing w:after="10" w:before="0"/>
               <w:ind w:left="120"/>
             </w:pPr>
-            <w:hyperlink w:history="1" r:id="rId24edogjcc1orls96819hl">
+            <w:hyperlink w:history="1" r:id="rId4hpk4gljv_-fsn8fx3zsn">
               <w:r>
                 <w:rPr>
                   <w:rFonts w:ascii="Arial" w:cs="Arial" w:eastAsia="Arial" w:hAnsi="Arial"/>
@@ -12426,7 +12426,7 @@
             <w:pPr>
               <w:spacing w:after="20" w:before="0"/>
             </w:pPr>
-            <w:hyperlink w:history="1" r:id="rIduavojbqtksajkcgcu1hpl">
+            <w:hyperlink w:history="1" r:id="rIds5wsq3eny-ycc4cbkuvpn">
               <w:r>
                 <w:rPr>
                   <w:rFonts w:ascii="Arial" w:cs="Arial" w:eastAsia="Arial" w:hAnsi="Arial"/>
@@ -12459,7 +12459,7 @@
               <w:spacing w:after="10" w:before="0"/>
               <w:ind w:left="120"/>
             </w:pPr>
-            <w:hyperlink w:history="1" r:id="rIdxta1oyzv1rqfc0erddhb4">
+            <w:hyperlink w:history="1" r:id="rIdy_ulolxk6bgyn3xfljp6w">
               <w:r>
                 <w:rPr>
                   <w:rFonts w:ascii="Arial" w:cs="Arial" w:eastAsia="Arial" w:hAnsi="Arial"/>
@@ -12789,7 +12789,7 @@
             <w:pPr>
               <w:spacing w:after="20" w:before="0"/>
             </w:pPr>
-            <w:hyperlink w:history="1" r:id="rIdmjmactvk561g9sr0xrdd6">
+            <w:hyperlink w:history="1" r:id="rIdw427krtfvzxvnvs6lll4l">
               <w:r>
                 <w:rPr>
                   <w:rFonts w:ascii="Arial" w:cs="Arial" w:eastAsia="Arial" w:hAnsi="Arial"/>
@@ -12822,7 +12822,7 @@
               <w:spacing w:after="10" w:before="0"/>
               <w:ind w:left="120"/>
             </w:pPr>
-            <w:hyperlink w:history="1" r:id="rIdxzsi57wqxvyy2hqx1t0bh">
+            <w:hyperlink w:history="1" r:id="rIdunue9g9wds-c_cotugawk">
               <w:r>
                 <w:rPr>
                   <w:rFonts w:ascii="Arial" w:cs="Arial" w:eastAsia="Arial" w:hAnsi="Arial"/>
@@ -12867,7 +12867,7 @@
             <w:pPr>
               <w:spacing w:after="20" w:before="0"/>
             </w:pPr>
-            <w:hyperlink w:history="1" r:id="rIdafuo9k94dtihuvabiaafr">
+            <w:hyperlink w:history="1" r:id="rIdwtb1eryc0l-rkwqxjntsb">
               <w:r>
                 <w:rPr>
                   <w:rFonts w:ascii="Arial" w:cs="Arial" w:eastAsia="Arial" w:hAnsi="Arial"/>
@@ -12900,7 +12900,7 @@
               <w:spacing w:after="10" w:before="0"/>
               <w:ind w:left="120"/>
             </w:pPr>
-            <w:hyperlink w:history="1" r:id="rIdsfobjp-1fpj4crfxz2cmq">
+            <w:hyperlink w:history="1" r:id="rIdlcedzilguzy7d100eihlz">
               <w:r>
                 <w:rPr>
                   <w:rFonts w:ascii="Arial" w:cs="Arial" w:eastAsia="Arial" w:hAnsi="Arial"/>
@@ -13247,7 +13247,7 @@
             <w:pPr>
               <w:spacing w:after="20" w:before="0"/>
             </w:pPr>
-            <w:hyperlink w:history="1" r:id="rIdrfqpdv4shp5ucmbz0_tzw">
+            <w:hyperlink w:history="1" r:id="rIdbtxblmucg4iazp0fxo7tg">
               <w:r>
                 <w:rPr>
                   <w:rFonts w:ascii="Arial" w:cs="Arial" w:eastAsia="Arial" w:hAnsi="Arial"/>
@@ -13280,7 +13280,7 @@
               <w:spacing w:after="10" w:before="0"/>
               <w:ind w:left="120"/>
             </w:pPr>
-            <w:hyperlink w:history="1" r:id="rIdmrkix-vihz_1izv_dn7rd">
+            <w:hyperlink w:history="1" r:id="rIdwjp1es9vdh8zsw6zx7rrl">
               <w:r>
                 <w:rPr>
                   <w:rFonts w:ascii="Arial" w:cs="Arial" w:eastAsia="Arial" w:hAnsi="Arial"/>
@@ -13325,7 +13325,7 @@
             <w:pPr>
               <w:spacing w:after="20" w:before="0"/>
             </w:pPr>
-            <w:hyperlink w:history="1" r:id="rIdglevdkkhp2syy6cxr9ndt">
+            <w:hyperlink w:history="1" r:id="rIdofbwkwxg8qgvhugeitzad">
               <w:r>
                 <w:rPr>
                   <w:rFonts w:ascii="Arial" w:cs="Arial" w:eastAsia="Arial" w:hAnsi="Arial"/>
@@ -13358,7 +13358,7 @@
               <w:spacing w:after="10" w:before="0"/>
               <w:ind w:left="120"/>
             </w:pPr>
-            <w:hyperlink w:history="1" r:id="rIdu90orrnvqs9y17zx3wszb">
+            <w:hyperlink w:history="1" r:id="rIdz0ea4msjfxc9uskkk77ht">
               <w:r>
                 <w:rPr>
                   <w:rFonts w:ascii="Arial" w:cs="Arial" w:eastAsia="Arial" w:hAnsi="Arial"/>
@@ -13553,7 +13553,7 @@
             <w:pPr>
               <w:spacing w:after="20" w:before="0"/>
             </w:pPr>
-            <w:hyperlink w:history="1" r:id="rIdlsctmihqpbbvstyfgupbh">
+            <w:hyperlink w:history="1" r:id="rIdofgmzli8hw2bxlx1cwe-5">
               <w:r>
                 <w:rPr>
                   <w:rFonts w:ascii="Arial" w:cs="Arial" w:eastAsia="Arial" w:hAnsi="Arial"/>
@@ -13586,7 +13586,7 @@
               <w:spacing w:after="10" w:before="0"/>
               <w:ind w:left="120"/>
             </w:pPr>
-            <w:hyperlink w:history="1" r:id="rIddebqrwyopsdw9byld6gbj">
+            <w:hyperlink w:history="1" r:id="rIdi6qjdyu95au8sg5osukh3">
               <w:r>
                 <w:rPr>
                   <w:rFonts w:ascii="Arial" w:cs="Arial" w:eastAsia="Arial" w:hAnsi="Arial"/>
@@ -13631,7 +13631,7 @@
             <w:pPr>
               <w:spacing w:after="20" w:before="0"/>
             </w:pPr>
-            <w:hyperlink w:history="1" r:id="rIdqp8zaikqmpkwqfo2elyhl">
+            <w:hyperlink w:history="1" r:id="rId7mr9eo5fb3ptb7u9wbfcs">
               <w:r>
                 <w:rPr>
                   <w:rFonts w:ascii="Arial" w:cs="Arial" w:eastAsia="Arial" w:hAnsi="Arial"/>
@@ -13664,7 +13664,7 @@
               <w:spacing w:after="10" w:before="0"/>
               <w:ind w:left="120"/>
             </w:pPr>
-            <w:hyperlink w:history="1" r:id="rIdznlcepi7cowhjvcmtnqz-">
+            <w:hyperlink w:history="1" r:id="rIdtltwqfewdporcc3n6hzyu">
               <w:r>
                 <w:rPr>
                   <w:rFonts w:ascii="Arial" w:cs="Arial" w:eastAsia="Arial" w:hAnsi="Arial"/>
@@ -15152,7 +15152,7 @@
             <w:pPr>
               <w:spacing w:after="20" w:before="0"/>
             </w:pPr>
-            <w:hyperlink w:history="1" r:id="rIdjspy_g4-sl5wtn4ooadim">
+            <w:hyperlink w:history="1" r:id="rIda-wlc_ofnvh_6-1aefaru">
               <w:r>
                 <w:rPr>
                   <w:rFonts w:ascii="Arial" w:cs="Arial" w:eastAsia="Arial" w:hAnsi="Arial"/>
@@ -15185,7 +15185,7 @@
               <w:spacing w:after="10" w:before="0"/>
               <w:ind w:left="120"/>
             </w:pPr>
-            <w:hyperlink w:history="1" r:id="rIdwbkikl0-kn7lr6h-2-unz">
+            <w:hyperlink w:history="1" r:id="rIddqek0iys2yo4r85qs8s5j">
               <w:r>
                 <w:rPr>
                   <w:rFonts w:ascii="Arial" w:cs="Arial" w:eastAsia="Arial" w:hAnsi="Arial"/>
@@ -15230,7 +15230,7 @@
             <w:pPr>
               <w:spacing w:after="20" w:before="0"/>
             </w:pPr>
-            <w:hyperlink w:history="1" r:id="rIdp2tzrhwqpeuarlw_-yljq">
+            <w:hyperlink w:history="1" r:id="rIdag2gktxkbatdx19jwkq7o">
               <w:r>
                 <w:rPr>
                   <w:rFonts w:ascii="Arial" w:cs="Arial" w:eastAsia="Arial" w:hAnsi="Arial"/>
@@ -15263,7 +15263,7 @@
               <w:spacing w:after="10" w:before="0"/>
               <w:ind w:left="120"/>
             </w:pPr>
-            <w:hyperlink w:history="1" r:id="rId_in5lszls_3na2w2emnme">
+            <w:hyperlink w:history="1" r:id="rIdlw753hidlxpr1fvzozs-u">
               <w:r>
                 <w:rPr>
                   <w:rFonts w:ascii="Arial" w:cs="Arial" w:eastAsia="Arial" w:hAnsi="Arial"/>
@@ -15458,7 +15458,7 @@
             <w:pPr>
               <w:spacing w:after="20" w:before="0"/>
             </w:pPr>
-            <w:hyperlink w:history="1" r:id="rIdiqfacechgyzdoel8s213s">
+            <w:hyperlink w:history="1" r:id="rIdkr7qfpj4tlj0x682x21vb">
               <w:r>
                 <w:rPr>
                   <w:rFonts w:ascii="Arial" w:cs="Arial" w:eastAsia="Arial" w:hAnsi="Arial"/>
@@ -15491,7 +15491,7 @@
               <w:spacing w:after="10" w:before="0"/>
               <w:ind w:left="120"/>
             </w:pPr>
-            <w:hyperlink w:history="1" r:id="rIdqujakk7ywbwuizmm9vsdl">
+            <w:hyperlink w:history="1" r:id="rId7d_tlizjwvsim57iwg0ku">
               <w:r>
                 <w:rPr>
                   <w:rFonts w:ascii="Arial" w:cs="Arial" w:eastAsia="Arial" w:hAnsi="Arial"/>
@@ -15536,7 +15536,7 @@
             <w:pPr>
               <w:spacing w:after="20" w:before="0"/>
             </w:pPr>
-            <w:hyperlink w:history="1" r:id="rIdo5qh0ddp7zkqjtentuagj">
+            <w:hyperlink w:history="1" r:id="rId6rx0t0j73uu9pohb4wm1c">
               <w:r>
                 <w:rPr>
                   <w:rFonts w:ascii="Arial" w:cs="Arial" w:eastAsia="Arial" w:hAnsi="Arial"/>
@@ -15569,7 +15569,7 @@
               <w:spacing w:after="10" w:before="0"/>
               <w:ind w:left="120"/>
             </w:pPr>
-            <w:hyperlink w:history="1" r:id="rIdg-bud7z10g1wylsuhx-es">
+            <w:hyperlink w:history="1" r:id="rId42mbpdizop6bmy7zplqwr">
               <w:r>
                 <w:rPr>
                   <w:rFonts w:ascii="Arial" w:cs="Arial" w:eastAsia="Arial" w:hAnsi="Arial"/>
@@ -15764,7 +15764,7 @@
             <w:pPr>
               <w:spacing w:after="20" w:before="0"/>
             </w:pPr>
-            <w:hyperlink w:history="1" r:id="rIdf5nstmmmer_pibm4wkjx4">
+            <w:hyperlink w:history="1" r:id="rIdeecqrxns6jc_0xywq8l8l">
               <w:r>
                 <w:rPr>
                   <w:rFonts w:ascii="Arial" w:cs="Arial" w:eastAsia="Arial" w:hAnsi="Arial"/>
@@ -15797,7 +15797,7 @@
               <w:spacing w:after="10" w:before="0"/>
               <w:ind w:left="120"/>
             </w:pPr>
-            <w:hyperlink w:history="1" r:id="rIduwqesvjd16fksirwpgavb">
+            <w:hyperlink w:history="1" r:id="rIdrvlygonc2eqjapczq8kcl">
               <w:r>
                 <w:rPr>
                   <w:rFonts w:ascii="Arial" w:cs="Arial" w:eastAsia="Arial" w:hAnsi="Arial"/>
@@ -15842,7 +15842,7 @@
             <w:pPr>
               <w:spacing w:after="20" w:before="0"/>
             </w:pPr>
-            <w:hyperlink w:history="1" r:id="rId3fvqewnzcajmxc3kp7tfp">
+            <w:hyperlink w:history="1" r:id="rId-t6p9nawh_9k7tfepofp3">
               <w:r>
                 <w:rPr>
                   <w:rFonts w:ascii="Arial" w:cs="Arial" w:eastAsia="Arial" w:hAnsi="Arial"/>
@@ -15875,7 +15875,7 @@
               <w:spacing w:after="10" w:before="0"/>
               <w:ind w:left="120"/>
             </w:pPr>
-            <w:hyperlink w:history="1" r:id="rIdvh3fqlidr2c2wdqe14zg6">
+            <w:hyperlink w:history="1" r:id="rId16zgwwq_xvcb692xaoyqd">
               <w:r>
                 <w:rPr>
                   <w:rFonts w:ascii="Arial" w:cs="Arial" w:eastAsia="Arial" w:hAnsi="Arial"/>
@@ -16070,7 +16070,7 @@
             <w:pPr>
               <w:spacing w:after="20" w:before="0"/>
             </w:pPr>
-            <w:hyperlink w:history="1" r:id="rIdf4vc841qf03ptpaxhr1bh">
+            <w:hyperlink w:history="1" r:id="rIdmapugh1zjs3ynjrbxkyzs">
               <w:r>
                 <w:rPr>
                   <w:rFonts w:ascii="Arial" w:cs="Arial" w:eastAsia="Arial" w:hAnsi="Arial"/>
@@ -16103,7 +16103,7 @@
               <w:spacing w:after="10" w:before="0"/>
               <w:ind w:left="120"/>
             </w:pPr>
-            <w:hyperlink w:history="1" r:id="rIdu89inkncztveimxymqx-6">
+            <w:hyperlink w:history="1" r:id="rId_ulr-yotvql4rcaubctvz">
               <w:r>
                 <w:rPr>
                   <w:rFonts w:ascii="Arial" w:cs="Arial" w:eastAsia="Arial" w:hAnsi="Arial"/>
@@ -16148,7 +16148,7 @@
             <w:pPr>
               <w:spacing w:after="20" w:before="0"/>
             </w:pPr>
-            <w:hyperlink w:history="1" r:id="rIdtgts-g59yiyj0hpt_2tab">
+            <w:hyperlink w:history="1" r:id="rIdknbih__deycmexcdoil8t">
               <w:r>
                 <w:rPr>
                   <w:rFonts w:ascii="Arial" w:cs="Arial" w:eastAsia="Arial" w:hAnsi="Arial"/>
@@ -16181,7 +16181,7 @@
               <w:spacing w:after="10" w:before="0"/>
               <w:ind w:left="120"/>
             </w:pPr>
-            <w:hyperlink w:history="1" r:id="rIdsyswrcnsq_4o5vtk0ozbu">
+            <w:hyperlink w:history="1" r:id="rIdhkppucg2bom1gsaeviljd">
               <w:r>
                 <w:rPr>
                   <w:rFonts w:ascii="Arial" w:cs="Arial" w:eastAsia="Arial" w:hAnsi="Arial"/>
@@ -16376,7 +16376,7 @@
             <w:pPr>
               <w:spacing w:after="20" w:before="0"/>
             </w:pPr>
-            <w:hyperlink w:history="1" r:id="rIdzuwqw4f2yxjpp9o1hibne">
+            <w:hyperlink w:history="1" r:id="rIdanelfotk_tgtv-whhtixl">
               <w:r>
                 <w:rPr>
                   <w:rFonts w:ascii="Arial" w:cs="Arial" w:eastAsia="Arial" w:hAnsi="Arial"/>
@@ -16409,7 +16409,7 @@
               <w:spacing w:after="10" w:before="0"/>
               <w:ind w:left="120"/>
             </w:pPr>
-            <w:hyperlink w:history="1" r:id="rId_p-wvoiyh-jvzxstsjj-i">
+            <w:hyperlink w:history="1" r:id="rIdcb2vm0cocba6tr-ztbp6y">
               <w:r>
                 <w:rPr>
                   <w:rFonts w:ascii="Arial" w:cs="Arial" w:eastAsia="Arial" w:hAnsi="Arial"/>
@@ -16454,7 +16454,7 @@
             <w:pPr>
               <w:spacing w:after="20" w:before="0"/>
             </w:pPr>
-            <w:hyperlink w:history="1" r:id="rIdbjnhwnbayf5-kbgn9yavh">
+            <w:hyperlink w:history="1" r:id="rIdr9-4x8mfr63lxfuc6lggm">
               <w:r>
                 <w:rPr>
                   <w:rFonts w:ascii="Arial" w:cs="Arial" w:eastAsia="Arial" w:hAnsi="Arial"/>
@@ -16487,7 +16487,7 @@
               <w:spacing w:after="10" w:before="0"/>
               <w:ind w:left="120"/>
             </w:pPr>
-            <w:hyperlink w:history="1" r:id="rIdaki3abouhf_qhvmk43s1d">
+            <w:hyperlink w:history="1" r:id="rIdhvhxclnfixuoi-fbpmabd">
               <w:r>
                 <w:rPr>
                   <w:rFonts w:ascii="Arial" w:cs="Arial" w:eastAsia="Arial" w:hAnsi="Arial"/>
@@ -17974,7 +17974,7 @@
             <w:pPr>
               <w:spacing w:after="20" w:before="0"/>
             </w:pPr>
-            <w:hyperlink w:history="1" r:id="rIdlnxmpa1eq6alf_zvxqpz_">
+            <w:hyperlink w:history="1" r:id="rIdcopl6ge6joa8qggperp4v">
               <w:r>
                 <w:rPr>
                   <w:rFonts w:ascii="Arial" w:cs="Arial" w:eastAsia="Arial" w:hAnsi="Arial"/>
@@ -18007,7 +18007,7 @@
               <w:spacing w:after="10" w:before="0"/>
               <w:ind w:left="120"/>
             </w:pPr>
-            <w:hyperlink w:history="1" r:id="rIdwtivfm3a4xdquh2jeq6t9">
+            <w:hyperlink w:history="1" r:id="rIdgnmyazftqt7yl7ixagzcz">
               <w:r>
                 <w:rPr>
                   <w:rFonts w:ascii="Arial" w:cs="Arial" w:eastAsia="Arial" w:hAnsi="Arial"/>
@@ -18052,7 +18052,7 @@
             <w:pPr>
               <w:spacing w:after="20" w:before="0"/>
             </w:pPr>
-            <w:hyperlink w:history="1" r:id="rIdqoq1nelmg7w1y3tuotaqq">
+            <w:hyperlink w:history="1" r:id="rIdyi_eik5u1i06kxfy6aasz">
               <w:r>
                 <w:rPr>
                   <w:rFonts w:ascii="Arial" w:cs="Arial" w:eastAsia="Arial" w:hAnsi="Arial"/>
@@ -18085,7 +18085,7 @@
               <w:spacing w:after="10" w:before="0"/>
               <w:ind w:left="120"/>
             </w:pPr>
-            <w:hyperlink w:history="1" r:id="rIdosqw8hezukwnacjmalhgy">
+            <w:hyperlink w:history="1" r:id="rIdgsh1_zcugktllmgrjenex">
               <w:r>
                 <w:rPr>
                   <w:rFonts w:ascii="Arial" w:cs="Arial" w:eastAsia="Arial" w:hAnsi="Arial"/>
@@ -18280,7 +18280,7 @@
             <w:pPr>
               <w:spacing w:after="20" w:before="0"/>
             </w:pPr>
-            <w:hyperlink w:history="1" r:id="rIdozwfh0tvmvspp0bwph4ke">
+            <w:hyperlink w:history="1" r:id="rIdjqdoc3szklhosxyofjtjo">
               <w:r>
                 <w:rPr>
                   <w:rFonts w:ascii="Arial" w:cs="Arial" w:eastAsia="Arial" w:hAnsi="Arial"/>
@@ -18313,7 +18313,7 @@
               <w:spacing w:after="10" w:before="0"/>
               <w:ind w:left="120"/>
             </w:pPr>
-            <w:hyperlink w:history="1" r:id="rIdbhllgc58bzrepmufkoqh-">
+            <w:hyperlink w:history="1" r:id="rIdfaocf9n3ov--z3nt5aamj">
               <w:r>
                 <w:rPr>
                   <w:rFonts w:ascii="Arial" w:cs="Arial" w:eastAsia="Arial" w:hAnsi="Arial"/>
@@ -18358,7 +18358,7 @@
             <w:pPr>
               <w:spacing w:after="20" w:before="0"/>
             </w:pPr>
-            <w:hyperlink w:history="1" r:id="rIdvy2wveqhacarjzvtkqjiv">
+            <w:hyperlink w:history="1" r:id="rIdi9eeu3zq3ung-kwjkumdt">
               <w:r>
                 <w:rPr>
                   <w:rFonts w:ascii="Arial" w:cs="Arial" w:eastAsia="Arial" w:hAnsi="Arial"/>
@@ -18391,7 +18391,7 @@
               <w:spacing w:after="10" w:before="0"/>
               <w:ind w:left="120"/>
             </w:pPr>
-            <w:hyperlink w:history="1" r:id="rIdwlrt4thio1tu6xoegsgcj">
+            <w:hyperlink w:history="1" r:id="rIderjrzmtw1cnohu9x-_qzf">
               <w:r>
                 <w:rPr>
                   <w:rFonts w:ascii="Arial" w:cs="Arial" w:eastAsia="Arial" w:hAnsi="Arial"/>
@@ -18586,7 +18586,7 @@
             <w:pPr>
               <w:spacing w:after="20" w:before="0"/>
             </w:pPr>
-            <w:hyperlink w:history="1" r:id="rIdbw8scx4vsuyogpgdwvo7f">
+            <w:hyperlink w:history="1" r:id="rIdv406tdzbii_xkgrtnxva_">
               <w:r>
                 <w:rPr>
                   <w:rFonts w:ascii="Arial" w:cs="Arial" w:eastAsia="Arial" w:hAnsi="Arial"/>
@@ -18619,7 +18619,7 @@
               <w:spacing w:after="10" w:before="0"/>
               <w:ind w:left="120"/>
             </w:pPr>
-            <w:hyperlink w:history="1" r:id="rId-yj96s689lu0ts7ybp6fi">
+            <w:hyperlink w:history="1" r:id="rIdsc3tndnuplebr8sccmskj">
               <w:r>
                 <w:rPr>
                   <w:rFonts w:ascii="Arial" w:cs="Arial" w:eastAsia="Arial" w:hAnsi="Arial"/>
@@ -18664,7 +18664,7 @@
             <w:pPr>
               <w:spacing w:after="20" w:before="0"/>
             </w:pPr>
-            <w:hyperlink w:history="1" r:id="rId0ccr3-ldv6xtn4hxihtcz">
+            <w:hyperlink w:history="1" r:id="rIdaig6svj0jzlriyn7c9nan">
               <w:r>
                 <w:rPr>
                   <w:rFonts w:ascii="Arial" w:cs="Arial" w:eastAsia="Arial" w:hAnsi="Arial"/>
@@ -18697,7 +18697,7 @@
               <w:spacing w:after="10" w:before="0"/>
               <w:ind w:left="120"/>
             </w:pPr>
-            <w:hyperlink w:history="1" r:id="rIdv8wrpgqd_pto626vppnhy">
+            <w:hyperlink w:history="1" r:id="rIdfujakckv6lyjs__6cqham">
               <w:r>
                 <w:rPr>
                   <w:rFonts w:ascii="Arial" w:cs="Arial" w:eastAsia="Arial" w:hAnsi="Arial"/>
@@ -18892,7 +18892,7 @@
             <w:pPr>
               <w:spacing w:after="20" w:before="0"/>
             </w:pPr>
-            <w:hyperlink w:history="1" r:id="rId3adzcxrlo43h4eyaohyh5">
+            <w:hyperlink w:history="1" r:id="rIduvkghtn4gugarg4euteqw">
               <w:r>
                 <w:rPr>
                   <w:rFonts w:ascii="Arial" w:cs="Arial" w:eastAsia="Arial" w:hAnsi="Arial"/>
@@ -18925,7 +18925,7 @@
               <w:spacing w:after="10" w:before="0"/>
               <w:ind w:left="120"/>
             </w:pPr>
-            <w:hyperlink w:history="1" r:id="rId67vbda95nqn-r_pdxt4f9">
+            <w:hyperlink w:history="1" r:id="rIdmmn-anlwlksszjwsi-ven">
               <w:r>
                 <w:rPr>
                   <w:rFonts w:ascii="Arial" w:cs="Arial" w:eastAsia="Arial" w:hAnsi="Arial"/>
@@ -18970,7 +18970,7 @@
             <w:pPr>
               <w:spacing w:after="20" w:before="0"/>
             </w:pPr>
-            <w:hyperlink w:history="1" r:id="rId1q4onzvwcmqqr-xhu4khu">
+            <w:hyperlink w:history="1" r:id="rId558hvhqs-wtkachvimeoz">
               <w:r>
                 <w:rPr>
                   <w:rFonts w:ascii="Arial" w:cs="Arial" w:eastAsia="Arial" w:hAnsi="Arial"/>
@@ -19003,7 +19003,7 @@
               <w:spacing w:after="10" w:before="0"/>
               <w:ind w:left="120"/>
             </w:pPr>
-            <w:hyperlink w:history="1" r:id="rId2dv7cbe1sskixydoddxad">
+            <w:hyperlink w:history="1" r:id="rIdsfybes8qbeifnewneavka">
               <w:r>
                 <w:rPr>
                   <w:rFonts w:ascii="Arial" w:cs="Arial" w:eastAsia="Arial" w:hAnsi="Arial"/>
@@ -19198,7 +19198,7 @@
             <w:pPr>
               <w:spacing w:after="20" w:before="0"/>
             </w:pPr>
-            <w:hyperlink w:history="1" r:id="rIdzfuk4zxir2ncgv56inlls">
+            <w:hyperlink w:history="1" r:id="rIdvvazjjftowlf3mwufxvu1">
               <w:r>
                 <w:rPr>
                   <w:rFonts w:ascii="Arial" w:cs="Arial" w:eastAsia="Arial" w:hAnsi="Arial"/>
@@ -19231,7 +19231,7 @@
               <w:spacing w:after="10" w:before="0"/>
               <w:ind w:left="120"/>
             </w:pPr>
-            <w:hyperlink w:history="1" r:id="rIdvvzpq5bdexqnd0vmigm0t">
+            <w:hyperlink w:history="1" r:id="rIdfom5pk9y95ktmeyoqkjor">
               <w:r>
                 <w:rPr>
                   <w:rFonts w:ascii="Arial" w:cs="Arial" w:eastAsia="Arial" w:hAnsi="Arial"/>
@@ -19276,7 +19276,7 @@
             <w:pPr>
               <w:spacing w:after="20" w:before="0"/>
             </w:pPr>
-            <w:hyperlink w:history="1" r:id="rIdrcxszs9azjlxsctkbt8yy">
+            <w:hyperlink w:history="1" r:id="rId_liclwr-0frjpxm89djkd">
               <w:r>
                 <w:rPr>
                   <w:rFonts w:ascii="Arial" w:cs="Arial" w:eastAsia="Arial" w:hAnsi="Arial"/>
@@ -19309,7 +19309,7 @@
               <w:spacing w:after="10" w:before="0"/>
               <w:ind w:left="120"/>
             </w:pPr>
-            <w:hyperlink w:history="1" r:id="rIdrgt-err1bfxiq4nzqfofg">
+            <w:hyperlink w:history="1" r:id="rIdjz9mgzye7lbqyz3pkyvp0">
               <w:r>
                 <w:rPr>
                   <w:rFonts w:ascii="Arial" w:cs="Arial" w:eastAsia="Arial" w:hAnsi="Arial"/>
@@ -20796,7 +20796,7 @@
             <w:pPr>
               <w:spacing w:after="20" w:before="0"/>
             </w:pPr>
-            <w:hyperlink w:history="1" r:id="rIds12gvijsf5ar88ckf_twm">
+            <w:hyperlink w:history="1" r:id="rIdxrg-2cj2yrfvhw0zqa1l8">
               <w:r>
                 <w:rPr>
                   <w:rFonts w:ascii="Arial" w:cs="Arial" w:eastAsia="Arial" w:hAnsi="Arial"/>
@@ -20829,7 +20829,7 @@
               <w:spacing w:after="10" w:before="0"/>
               <w:ind w:left="120"/>
             </w:pPr>
-            <w:hyperlink w:history="1" r:id="rIdvaodotxxs7b2upg85ce54">
+            <w:hyperlink w:history="1" r:id="rIdiftyxez4aostzq9_xyvrh">
               <w:r>
                 <w:rPr>
                   <w:rFonts w:ascii="Arial" w:cs="Arial" w:eastAsia="Arial" w:hAnsi="Arial"/>
@@ -20874,7 +20874,7 @@
             <w:pPr>
               <w:spacing w:after="20" w:before="0"/>
             </w:pPr>
-            <w:hyperlink w:history="1" r:id="rIddkfuqxp3olu0-skj12jkn">
+            <w:hyperlink w:history="1" r:id="rId-k1ctsjd1ulu06jbssvdr">
               <w:r>
                 <w:rPr>
                   <w:rFonts w:ascii="Arial" w:cs="Arial" w:eastAsia="Arial" w:hAnsi="Arial"/>
@@ -20907,7 +20907,7 @@
               <w:spacing w:after="10" w:before="0"/>
               <w:ind w:left="120"/>
             </w:pPr>
-            <w:hyperlink w:history="1" r:id="rIdyvheqkostahrqjn8phzss">
+            <w:hyperlink w:history="1" r:id="rIdzfquzbcrzmuz0bubntwgm">
               <w:r>
                 <w:rPr>
                   <w:rFonts w:ascii="Arial" w:cs="Arial" w:eastAsia="Arial" w:hAnsi="Arial"/>
@@ -21102,7 +21102,7 @@
             <w:pPr>
               <w:spacing w:after="20" w:before="0"/>
             </w:pPr>
-            <w:hyperlink w:history="1" r:id="rIdcmaknlwlljuhg-2ej2rrz">
+            <w:hyperlink w:history="1" r:id="rIdmlm925efu0zms_tomygfq">
               <w:r>
                 <w:rPr>
                   <w:rFonts w:ascii="Arial" w:cs="Arial" w:eastAsia="Arial" w:hAnsi="Arial"/>
@@ -21135,7 +21135,7 @@
               <w:spacing w:after="10" w:before="0"/>
               <w:ind w:left="120"/>
             </w:pPr>
-            <w:hyperlink w:history="1" r:id="rIdud1pbc-yairobpozz5sks">
+            <w:hyperlink w:history="1" r:id="rIde6evd3_r90toioaaqwldt">
               <w:r>
                 <w:rPr>
                   <w:rFonts w:ascii="Arial" w:cs="Arial" w:eastAsia="Arial" w:hAnsi="Arial"/>
@@ -21180,7 +21180,7 @@
             <w:pPr>
               <w:spacing w:after="20" w:before="0"/>
             </w:pPr>
-            <w:hyperlink w:history="1" r:id="rIdppnax6-7mmlmahrm--lsg">
+            <w:hyperlink w:history="1" r:id="rIdzv3kutza0jb1gnvkagmth">
               <w:r>
                 <w:rPr>
                   <w:rFonts w:ascii="Arial" w:cs="Arial" w:eastAsia="Arial" w:hAnsi="Arial"/>
@@ -21213,7 +21213,7 @@
               <w:spacing w:after="10" w:before="0"/>
               <w:ind w:left="120"/>
             </w:pPr>
-            <w:hyperlink w:history="1" r:id="rIdjlcpvnqtmgftieubggmbu">
+            <w:hyperlink w:history="1" r:id="rIdmwkj92dgxsxjhqce-fjve">
               <w:r>
                 <w:rPr>
                   <w:rFonts w:ascii="Arial" w:cs="Arial" w:eastAsia="Arial" w:hAnsi="Arial"/>
@@ -21408,7 +21408,7 @@
             <w:pPr>
               <w:spacing w:after="20" w:before="0"/>
             </w:pPr>
-            <w:hyperlink w:history="1" r:id="rId17kd4bkrcor2zql2_hj4m">
+            <w:hyperlink w:history="1" r:id="rIdydlvzwzm5agugjclrx41-">
               <w:r>
                 <w:rPr>
                   <w:rFonts w:ascii="Arial" w:cs="Arial" w:eastAsia="Arial" w:hAnsi="Arial"/>
@@ -21441,7 +21441,7 @@
               <w:spacing w:after="10" w:before="0"/>
               <w:ind w:left="120"/>
             </w:pPr>
-            <w:hyperlink w:history="1" r:id="rIdohhte_j5op-kfhd_3u4da">
+            <w:hyperlink w:history="1" r:id="rId42zvhza9c2yusvtktgqwg">
               <w:r>
                 <w:rPr>
                   <w:rFonts w:ascii="Arial" w:cs="Arial" w:eastAsia="Arial" w:hAnsi="Arial"/>
@@ -21486,7 +21486,7 @@
             <w:pPr>
               <w:spacing w:after="20" w:before="0"/>
             </w:pPr>
-            <w:hyperlink w:history="1" r:id="rIdfdjsu6jpwpceiudjqt8pd">
+            <w:hyperlink w:history="1" r:id="rIdty0li6mvse6yi3kpvriu8">
               <w:r>
                 <w:rPr>
                   <w:rFonts w:ascii="Arial" w:cs="Arial" w:eastAsia="Arial" w:hAnsi="Arial"/>
@@ -21519,7 +21519,7 @@
               <w:spacing w:after="10" w:before="0"/>
               <w:ind w:left="120"/>
             </w:pPr>
-            <w:hyperlink w:history="1" r:id="rId7u6diedyuzyggvz6qazzy">
+            <w:hyperlink w:history="1" r:id="rIdfumdwu3wbwi9mvlkssxmq">
               <w:r>
                 <w:rPr>
                   <w:rFonts w:ascii="Arial" w:cs="Arial" w:eastAsia="Arial" w:hAnsi="Arial"/>
@@ -21714,7 +21714,7 @@
             <w:pPr>
               <w:spacing w:after="20" w:before="0"/>
             </w:pPr>
-            <w:hyperlink w:history="1" r:id="rIdp_qcjyuoerrut0puurvvn">
+            <w:hyperlink w:history="1" r:id="rId__hnv7lf0sqhkpbhhuzis">
               <w:r>
                 <w:rPr>
                   <w:rFonts w:ascii="Arial" w:cs="Arial" w:eastAsia="Arial" w:hAnsi="Arial"/>
@@ -21747,7 +21747,7 @@
               <w:spacing w:after="10" w:before="0"/>
               <w:ind w:left="120"/>
             </w:pPr>
-            <w:hyperlink w:history="1" r:id="rIdzh_-_hkofqxgbzzllh-ly">
+            <w:hyperlink w:history="1" r:id="rIdxmhqsooumrxfcl94czv8z">
               <w:r>
                 <w:rPr>
                   <w:rFonts w:ascii="Arial" w:cs="Arial" w:eastAsia="Arial" w:hAnsi="Arial"/>
@@ -21792,7 +21792,7 @@
             <w:pPr>
               <w:spacing w:after="20" w:before="0"/>
             </w:pPr>
-            <w:hyperlink w:history="1" r:id="rIdzz4cv7w-c1kuzj75wpywc">
+            <w:hyperlink w:history="1" r:id="rIdqncoew4g0hjqnn55jnvbd">
               <w:r>
                 <w:rPr>
                   <w:rFonts w:ascii="Arial" w:cs="Arial" w:eastAsia="Arial" w:hAnsi="Arial"/>
@@ -21825,7 +21825,7 @@
               <w:spacing w:after="10" w:before="0"/>
               <w:ind w:left="120"/>
             </w:pPr>
-            <w:hyperlink w:history="1" r:id="rIdkm6urwbblq4gcb8wfysxa">
+            <w:hyperlink w:history="1" r:id="rIdnjxzutg1pgqi1zcltgskg">
               <w:r>
                 <w:rPr>
                   <w:rFonts w:ascii="Arial" w:cs="Arial" w:eastAsia="Arial" w:hAnsi="Arial"/>
@@ -22020,7 +22020,7 @@
             <w:pPr>
               <w:spacing w:after="20" w:before="0"/>
             </w:pPr>
-            <w:hyperlink w:history="1" r:id="rId5qbw2aq2edf209wg9joyn">
+            <w:hyperlink w:history="1" r:id="rIdfmoe-evy44pen3wqcyt5g">
               <w:r>
                 <w:rPr>
                   <w:rFonts w:ascii="Arial" w:cs="Arial" w:eastAsia="Arial" w:hAnsi="Arial"/>
@@ -22053,7 +22053,7 @@
               <w:spacing w:after="10" w:before="0"/>
               <w:ind w:left="120"/>
             </w:pPr>
-            <w:hyperlink w:history="1" r:id="rIdztrsofk96j2vdw0bhqjha">
+            <w:hyperlink w:history="1" r:id="rId0ooyklbweh1ymkbww-cxp">
               <w:r>
                 <w:rPr>
                   <w:rFonts w:ascii="Arial" w:cs="Arial" w:eastAsia="Arial" w:hAnsi="Arial"/>
@@ -22098,7 +22098,7 @@
             <w:pPr>
               <w:spacing w:after="20" w:before="0"/>
             </w:pPr>
-            <w:hyperlink w:history="1" r:id="rIdtcg4jffsn4hwxiutjjb-t">
+            <w:hyperlink w:history="1" r:id="rIdfxfammcxum-v6gdpgrcwx">
               <w:r>
                 <w:rPr>
                   <w:rFonts w:ascii="Arial" w:cs="Arial" w:eastAsia="Arial" w:hAnsi="Arial"/>
@@ -22131,7 +22131,7 @@
               <w:spacing w:after="10" w:before="0"/>
               <w:ind w:left="120"/>
             </w:pPr>
-            <w:hyperlink w:history="1" r:id="rIdeexig4xggeduadtg8gnzh">
+            <w:hyperlink w:history="1" r:id="rIdq6cjb5fq-ny4-q3mmddcp">
               <w:r>
                 <w:rPr>
                   <w:rFonts w:ascii="Arial" w:cs="Arial" w:eastAsia="Arial" w:hAnsi="Arial"/>
@@ -23618,7 +23618,7 @@
             <w:pPr>
               <w:spacing w:after="20" w:before="0"/>
             </w:pPr>
-            <w:hyperlink w:history="1" r:id="rIdrsiueigz1nz0syjyg0i_9">
+            <w:hyperlink w:history="1" r:id="rIdih-lrbaktcmao-z_yxfyn">
               <w:r>
                 <w:rPr>
                   <w:rFonts w:ascii="Arial" w:cs="Arial" w:eastAsia="Arial" w:hAnsi="Arial"/>
@@ -23651,7 +23651,7 @@
               <w:spacing w:after="10" w:before="0"/>
               <w:ind w:left="120"/>
             </w:pPr>
-            <w:hyperlink w:history="1" r:id="rIdvmsgb-pwwrnbylsihxeth">
+            <w:hyperlink w:history="1" r:id="rIdytwnkdupbp5smaxejxdkm">
               <w:r>
                 <w:rPr>
                   <w:rFonts w:ascii="Arial" w:cs="Arial" w:eastAsia="Arial" w:hAnsi="Arial"/>
@@ -23696,7 +23696,7 @@
             <w:pPr>
               <w:spacing w:after="20" w:before="0"/>
             </w:pPr>
-            <w:hyperlink w:history="1" r:id="rIdyitbubcxflnbw2lpxrrv0">
+            <w:hyperlink w:history="1" r:id="rId9qkplj06cb8kg_uitp4vh">
               <w:r>
                 <w:rPr>
                   <w:rFonts w:ascii="Arial" w:cs="Arial" w:eastAsia="Arial" w:hAnsi="Arial"/>
@@ -23729,7 +23729,7 @@
               <w:spacing w:after="10" w:before="0"/>
               <w:ind w:left="120"/>
             </w:pPr>
-            <w:hyperlink w:history="1" r:id="rIdzs7gjieaseztmh4gcahdu">
+            <w:hyperlink w:history="1" r:id="rIdg6wqz28dcse3nz2q1366v">
               <w:r>
                 <w:rPr>
                   <w:rFonts w:ascii="Arial" w:cs="Arial" w:eastAsia="Arial" w:hAnsi="Arial"/>
@@ -23924,7 +23924,7 @@
             <w:pPr>
               <w:spacing w:after="20" w:before="0"/>
             </w:pPr>
-            <w:hyperlink w:history="1" r:id="rIdqmmrjhprcwdn07ykw87x9">
+            <w:hyperlink w:history="1" r:id="rIdp3nvlrxuug2zusa0xeja8">
               <w:r>
                 <w:rPr>
                   <w:rFonts w:ascii="Arial" w:cs="Arial" w:eastAsia="Arial" w:hAnsi="Arial"/>
@@ -23957,7 +23957,7 @@
               <w:spacing w:after="10" w:before="0"/>
               <w:ind w:left="120"/>
             </w:pPr>
-            <w:hyperlink w:history="1" r:id="rIde_f3kli5gh639k38nxykk">
+            <w:hyperlink w:history="1" r:id="rId_40ogzj3xh6gop_jvbaip">
               <w:r>
                 <w:rPr>
                   <w:rFonts w:ascii="Arial" w:cs="Arial" w:eastAsia="Arial" w:hAnsi="Arial"/>
@@ -24002,7 +24002,7 @@
             <w:pPr>
               <w:spacing w:after="20" w:before="0"/>
             </w:pPr>
-            <w:hyperlink w:history="1" r:id="rIdbuqzm5b7kefx_dtm3elco">
+            <w:hyperlink w:history="1" r:id="rId0u7tk4mv2b7wwgtulioi-">
               <w:r>
                 <w:rPr>
                   <w:rFonts w:ascii="Arial" w:cs="Arial" w:eastAsia="Arial" w:hAnsi="Arial"/>
@@ -24035,7 +24035,7 @@
               <w:spacing w:after="10" w:before="0"/>
               <w:ind w:left="120"/>
             </w:pPr>
-            <w:hyperlink w:history="1" r:id="rId3cc2rprgv_b61dipfmapu">
+            <w:hyperlink w:history="1" r:id="rIdokhj4htfpq9fbs3j0kfzz">
               <w:r>
                 <w:rPr>
                   <w:rFonts w:ascii="Arial" w:cs="Arial" w:eastAsia="Arial" w:hAnsi="Arial"/>
@@ -24230,7 +24230,7 @@
             <w:pPr>
               <w:spacing w:after="20" w:before="0"/>
             </w:pPr>
-            <w:hyperlink w:history="1" r:id="rId793-uqqcapzoyp1gccnz1">
+            <w:hyperlink w:history="1" r:id="rIdnruolvi6ftt7-gw2jfsu8">
               <w:r>
                 <w:rPr>
                   <w:rFonts w:ascii="Arial" w:cs="Arial" w:eastAsia="Arial" w:hAnsi="Arial"/>
@@ -24263,7 +24263,7 @@
               <w:spacing w:after="10" w:before="0"/>
               <w:ind w:left="120"/>
             </w:pPr>
-            <w:hyperlink w:history="1" r:id="rIdgjwjubyn1bnh3mobtc7yr">
+            <w:hyperlink w:history="1" r:id="rIdlnljuphtfoc0yegwchfcf">
               <w:r>
                 <w:rPr>
                   <w:rFonts w:ascii="Arial" w:cs="Arial" w:eastAsia="Arial" w:hAnsi="Arial"/>
@@ -24308,7 +24308,7 @@
             <w:pPr>
               <w:spacing w:after="20" w:before="0"/>
             </w:pPr>
-            <w:hyperlink w:history="1" r:id="rIdh0reszo9ytnvq9itqbuwr">
+            <w:hyperlink w:history="1" r:id="rIdmagmxva37ea7zficeodup">
               <w:r>
                 <w:rPr>
                   <w:rFonts w:ascii="Arial" w:cs="Arial" w:eastAsia="Arial" w:hAnsi="Arial"/>
@@ -24341,7 +24341,7 @@
               <w:spacing w:after="10" w:before="0"/>
               <w:ind w:left="120"/>
             </w:pPr>
-            <w:hyperlink w:history="1" r:id="rIdyzgxampvw1o0s2ltxnv29">
+            <w:hyperlink w:history="1" r:id="rIdaihje1xg4z--0aivfya4z">
               <w:r>
                 <w:rPr>
                   <w:rFonts w:ascii="Arial" w:cs="Arial" w:eastAsia="Arial" w:hAnsi="Arial"/>
@@ -24536,7 +24536,7 @@
             <w:pPr>
               <w:spacing w:after="20" w:before="0"/>
             </w:pPr>
-            <w:hyperlink w:history="1" r:id="rIdvcnsztuqqeq3t2nuxqrhu">
+            <w:hyperlink w:history="1" r:id="rIdae6rvcsxc56d5tufykygl">
               <w:r>
                 <w:rPr>
                   <w:rFonts w:ascii="Arial" w:cs="Arial" w:eastAsia="Arial" w:hAnsi="Arial"/>
@@ -24569,7 +24569,7 @@
               <w:spacing w:after="10" w:before="0"/>
               <w:ind w:left="120"/>
             </w:pPr>
-            <w:hyperlink w:history="1" r:id="rIdpfzdqwj6vdbtoanx6ice6">
+            <w:hyperlink w:history="1" r:id="rIdyprjbewkettuvklsem23z">
               <w:r>
                 <w:rPr>
                   <w:rFonts w:ascii="Arial" w:cs="Arial" w:eastAsia="Arial" w:hAnsi="Arial"/>
@@ -24614,7 +24614,7 @@
             <w:pPr>
               <w:spacing w:after="20" w:before="0"/>
             </w:pPr>
-            <w:hyperlink w:history="1" r:id="rIdg6gg9vufxibbu1yh6rldg">
+            <w:hyperlink w:history="1" r:id="rIdfjji0k3ecopa_7buieqjw">
               <w:r>
                 <w:rPr>
                   <w:rFonts w:ascii="Arial" w:cs="Arial" w:eastAsia="Arial" w:hAnsi="Arial"/>
@@ -24647,7 +24647,7 @@
               <w:spacing w:after="10" w:before="0"/>
               <w:ind w:left="120"/>
             </w:pPr>
-            <w:hyperlink w:history="1" r:id="rIdq68jnzck0lwmeyuy2tugq">
+            <w:hyperlink w:history="1" r:id="rIdtjhbsebkgref6o2aoenkm">
               <w:r>
                 <w:rPr>
                   <w:rFonts w:ascii="Arial" w:cs="Arial" w:eastAsia="Arial" w:hAnsi="Arial"/>
@@ -24842,7 +24842,7 @@
             <w:pPr>
               <w:spacing w:after="20" w:before="0"/>
             </w:pPr>
-            <w:hyperlink w:history="1" r:id="rIdh6zlktj9ajcm8arj7kzqk">
+            <w:hyperlink w:history="1" r:id="rIdwbw93vgik4xhiwdj5nmld">
               <w:r>
                 <w:rPr>
                   <w:rFonts w:ascii="Arial" w:cs="Arial" w:eastAsia="Arial" w:hAnsi="Arial"/>
@@ -24875,7 +24875,7 @@
               <w:spacing w:after="10" w:before="0"/>
               <w:ind w:left="120"/>
             </w:pPr>
-            <w:hyperlink w:history="1" r:id="rIdimry6mgwspdhrpy0dyqnm">
+            <w:hyperlink w:history="1" r:id="rIdhg11fkvmiclp6guzkaap3">
               <w:r>
                 <w:rPr>
                   <w:rFonts w:ascii="Arial" w:cs="Arial" w:eastAsia="Arial" w:hAnsi="Arial"/>
@@ -24920,7 +24920,7 @@
             <w:pPr>
               <w:spacing w:after="20" w:before="0"/>
             </w:pPr>
-            <w:hyperlink w:history="1" r:id="rIdiks9y2mczn1kqt1te3e5d">
+            <w:hyperlink w:history="1" r:id="rId2pi27gnknsgysucvwcok7">
               <w:r>
                 <w:rPr>
                   <w:rFonts w:ascii="Arial" w:cs="Arial" w:eastAsia="Arial" w:hAnsi="Arial"/>
@@ -24953,7 +24953,7 @@
               <w:spacing w:after="10" w:before="0"/>
               <w:ind w:left="120"/>
             </w:pPr>
-            <w:hyperlink w:history="1" r:id="rIdgbryt3wlp2wpsjta94dnm">
+            <w:hyperlink w:history="1" r:id="rIdp-g4npz3zwex5qwjkacxo">
               <w:r>
                 <w:rPr>
                   <w:rFonts w:ascii="Arial" w:cs="Arial" w:eastAsia="Arial" w:hAnsi="Arial"/>
@@ -26440,7 +26440,7 @@
             <w:pPr>
               <w:spacing w:after="20" w:before="0"/>
             </w:pPr>
-            <w:hyperlink w:history="1" r:id="rIdbispbfbe8e3szw0ulqj6w">
+            <w:hyperlink w:history="1" r:id="rIdopjbx6z9wlodks7nd03cv">
               <w:r>
                 <w:rPr>
                   <w:rFonts w:ascii="Arial" w:cs="Arial" w:eastAsia="Arial" w:hAnsi="Arial"/>
@@ -26473,7 +26473,7 @@
               <w:spacing w:after="10" w:before="0"/>
               <w:ind w:left="120"/>
             </w:pPr>
-            <w:hyperlink w:history="1" r:id="rId4dwkjatmk_-xlofrraeij">
+            <w:hyperlink w:history="1" r:id="rIdt0uaolinvotsn4peno_b5">
               <w:r>
                 <w:rPr>
                   <w:rFonts w:ascii="Arial" w:cs="Arial" w:eastAsia="Arial" w:hAnsi="Arial"/>
@@ -26518,7 +26518,7 @@
             <w:pPr>
               <w:spacing w:after="20" w:before="0"/>
             </w:pPr>
-            <w:hyperlink w:history="1" r:id="rIdme5hoblp9hz29igncv0k0">
+            <w:hyperlink w:history="1" r:id="rIdud4_sv2g7rzhevpyud9-y">
               <w:r>
                 <w:rPr>
                   <w:rFonts w:ascii="Arial" w:cs="Arial" w:eastAsia="Arial" w:hAnsi="Arial"/>
@@ -26551,7 +26551,7 @@
               <w:spacing w:after="10" w:before="0"/>
               <w:ind w:left="120"/>
             </w:pPr>
-            <w:hyperlink w:history="1" r:id="rIdsoihmnbl1q1ostkhb5rbn">
+            <w:hyperlink w:history="1" r:id="rId13u1kzps9iznjvonzdtma">
               <w:r>
                 <w:rPr>
                   <w:rFonts w:ascii="Arial" w:cs="Arial" w:eastAsia="Arial" w:hAnsi="Arial"/>
@@ -26746,7 +26746,7 @@
             <w:pPr>
               <w:spacing w:after="20" w:before="0"/>
             </w:pPr>
-            <w:hyperlink w:history="1" r:id="rIdcvbapj4tjylggzwt83vkz">
+            <w:hyperlink w:history="1" r:id="rIdvs46k3c-gxuml-6y8se6f">
               <w:r>
                 <w:rPr>
                   <w:rFonts w:ascii="Arial" w:cs="Arial" w:eastAsia="Arial" w:hAnsi="Arial"/>
@@ -26779,7 +26779,7 @@
               <w:spacing w:after="10" w:before="0"/>
               <w:ind w:left="120"/>
             </w:pPr>
-            <w:hyperlink w:history="1" r:id="rIdwcb8nurbj85jkajl9davu">
+            <w:hyperlink w:history="1" r:id="rIdnoy4ddjumf6qsako8ifzp">
               <w:r>
                 <w:rPr>
                   <w:rFonts w:ascii="Arial" w:cs="Arial" w:eastAsia="Arial" w:hAnsi="Arial"/>
@@ -26824,7 +26824,7 @@
             <w:pPr>
               <w:spacing w:after="20" w:before="0"/>
             </w:pPr>
-            <w:hyperlink w:history="1" r:id="rIdj4ytzgviim4uidzfeofmg">
+            <w:hyperlink w:history="1" r:id="rIdv-6g2dy2aznkzd1wpfjuf">
               <w:r>
                 <w:rPr>
                   <w:rFonts w:ascii="Arial" w:cs="Arial" w:eastAsia="Arial" w:hAnsi="Arial"/>
@@ -26857,7 +26857,7 @@
               <w:spacing w:after="10" w:before="0"/>
               <w:ind w:left="120"/>
             </w:pPr>
-            <w:hyperlink w:history="1" r:id="rIdqmad8bvkcd7wlyhi3dkuz">
+            <w:hyperlink w:history="1" r:id="rIdsilnbdnbasu78gjbzkg2z">
               <w:r>
                 <w:rPr>
                   <w:rFonts w:ascii="Arial" w:cs="Arial" w:eastAsia="Arial" w:hAnsi="Arial"/>
@@ -27052,7 +27052,7 @@
             <w:pPr>
               <w:spacing w:after="20" w:before="0"/>
             </w:pPr>
-            <w:hyperlink w:history="1" r:id="rIdy2-mgsyki4risqhofvqu6">
+            <w:hyperlink w:history="1" r:id="rIdseyidreir-530v8z8xb8m">
               <w:r>
                 <w:rPr>
                   <w:rFonts w:ascii="Arial" w:cs="Arial" w:eastAsia="Arial" w:hAnsi="Arial"/>
@@ -27085,7 +27085,7 @@
               <w:spacing w:after="10" w:before="0"/>
               <w:ind w:left="120"/>
             </w:pPr>
-            <w:hyperlink w:history="1" r:id="rId_zcs6dft2tfrzapxuojxz">
+            <w:hyperlink w:history="1" r:id="rIdcjgn6kzmpust0jkmbtjux">
               <w:r>
                 <w:rPr>
                   <w:rFonts w:ascii="Arial" w:cs="Arial" w:eastAsia="Arial" w:hAnsi="Arial"/>
@@ -27130,7 +27130,7 @@
             <w:pPr>
               <w:spacing w:after="20" w:before="0"/>
             </w:pPr>
-            <w:hyperlink w:history="1" r:id="rIddp0ztx66ici-qs6dn3g6p">
+            <w:hyperlink w:history="1" r:id="rId5qqlx96cmv4gifx8ginxb">
               <w:r>
                 <w:rPr>
                   <w:rFonts w:ascii="Arial" w:cs="Arial" w:eastAsia="Arial" w:hAnsi="Arial"/>
@@ -27163,7 +27163,7 @@
               <w:spacing w:after="10" w:before="0"/>
               <w:ind w:left="120"/>
             </w:pPr>
-            <w:hyperlink w:history="1" r:id="rIdaohwwrsoaho2k6nimra6o">
+            <w:hyperlink w:history="1" r:id="rIdp8w2h59jeyhylat5bfyfi">
               <w:r>
                 <w:rPr>
                   <w:rFonts w:ascii="Arial" w:cs="Arial" w:eastAsia="Arial" w:hAnsi="Arial"/>
@@ -27358,7 +27358,7 @@
             <w:pPr>
               <w:spacing w:after="20" w:before="0"/>
             </w:pPr>
-            <w:hyperlink w:history="1" r:id="rIdnuv3o6vkvj1gfo-5jsdj5">
+            <w:hyperlink w:history="1" r:id="rIdxlafrjjvwxd4qyit-gxhv">
               <w:r>
                 <w:rPr>
                   <w:rFonts w:ascii="Arial" w:cs="Arial" w:eastAsia="Arial" w:hAnsi="Arial"/>
@@ -27391,7 +27391,7 @@
               <w:spacing w:after="10" w:before="0"/>
               <w:ind w:left="120"/>
             </w:pPr>
-            <w:hyperlink w:history="1" r:id="rIdj3iof5fsujgtrvmjh3fb5">
+            <w:hyperlink w:history="1" r:id="rIdoomvggvufzwlikm8mcjwm">
               <w:r>
                 <w:rPr>
                   <w:rFonts w:ascii="Arial" w:cs="Arial" w:eastAsia="Arial" w:hAnsi="Arial"/>
@@ -27436,7 +27436,7 @@
             <w:pPr>
               <w:spacing w:after="20" w:before="0"/>
             </w:pPr>
-            <w:hyperlink w:history="1" r:id="rIdnrnpdcqu-aydpw0ebktbv">
+            <w:hyperlink w:history="1" r:id="rIdt4vkloqhj79nixbaxh4ap">
               <w:r>
                 <w:rPr>
                   <w:rFonts w:ascii="Arial" w:cs="Arial" w:eastAsia="Arial" w:hAnsi="Arial"/>
@@ -27469,7 +27469,7 @@
               <w:spacing w:after="10" w:before="0"/>
               <w:ind w:left="120"/>
             </w:pPr>
-            <w:hyperlink w:history="1" r:id="rIdgsrwgorckrxszyejqiwkg">
+            <w:hyperlink w:history="1" r:id="rId9uhjwxf8te5qvtknusgzk">
               <w:r>
                 <w:rPr>
                   <w:rFonts w:ascii="Arial" w:cs="Arial" w:eastAsia="Arial" w:hAnsi="Arial"/>
@@ -27664,7 +27664,7 @@
             <w:pPr>
               <w:spacing w:after="20" w:before="0"/>
             </w:pPr>
-            <w:hyperlink w:history="1" r:id="rIdhpcnoqr17liirywehokrm">
+            <w:hyperlink w:history="1" r:id="rIdcyc2ldzbp4_3qtgv9tvfn">
               <w:r>
                 <w:rPr>
                   <w:rFonts w:ascii="Arial" w:cs="Arial" w:eastAsia="Arial" w:hAnsi="Arial"/>
@@ -27697,7 +27697,7 @@
               <w:spacing w:after="10" w:before="0"/>
               <w:ind w:left="120"/>
             </w:pPr>
-            <w:hyperlink w:history="1" r:id="rId685zpnyz5_gu4whl1bih_">
+            <w:hyperlink w:history="1" r:id="rIdrxgyxuch9nw6zm-jsdl1z">
               <w:r>
                 <w:rPr>
                   <w:rFonts w:ascii="Arial" w:cs="Arial" w:eastAsia="Arial" w:hAnsi="Arial"/>
@@ -27742,7 +27742,7 @@
             <w:pPr>
               <w:spacing w:after="20" w:before="0"/>
             </w:pPr>
-            <w:hyperlink w:history="1" r:id="rIddsnv7ljxs96ntgusiya_r">
+            <w:hyperlink w:history="1" r:id="rIdtditt1r33dt4zjwu9xonb">
               <w:r>
                 <w:rPr>
                   <w:rFonts w:ascii="Arial" w:cs="Arial" w:eastAsia="Arial" w:hAnsi="Arial"/>
@@ -27775,7 +27775,7 @@
               <w:spacing w:after="10" w:before="0"/>
               <w:ind w:left="120"/>
             </w:pPr>
-            <w:hyperlink w:history="1" r:id="rIdzkcz9-pfqq1wago4lcxpt">
+            <w:hyperlink w:history="1" r:id="rIdwvs3a1vguqrwzesh2oks_">
               <w:r>
                 <w:rPr>
                   <w:rFonts w:ascii="Arial" w:cs="Arial" w:eastAsia="Arial" w:hAnsi="Arial"/>
@@ -29262,7 +29262,7 @@
             <w:pPr>
               <w:spacing w:after="20" w:before="0"/>
             </w:pPr>
-            <w:hyperlink w:history="1" r:id="rId5osgpyfrrxtkr4ojy2kit">
+            <w:hyperlink w:history="1" r:id="rId_abp75ttvsw1lkegomo7r">
               <w:r>
                 <w:rPr>
                   <w:rFonts w:ascii="Arial" w:cs="Arial" w:eastAsia="Arial" w:hAnsi="Arial"/>
@@ -29295,7 +29295,7 @@
               <w:spacing w:after="10" w:before="0"/>
               <w:ind w:left="120"/>
             </w:pPr>
-            <w:hyperlink w:history="1" r:id="rIdfnv-f0cmlhiqhnkayqlcl">
+            <w:hyperlink w:history="1" r:id="rId_lsnr6vy4uxz1gbm5bu9x">
               <w:r>
                 <w:rPr>
                   <w:rFonts w:ascii="Arial" w:cs="Arial" w:eastAsia="Arial" w:hAnsi="Arial"/>
@@ -29340,7 +29340,7 @@
             <w:pPr>
               <w:spacing w:after="20" w:before="0"/>
             </w:pPr>
-            <w:hyperlink w:history="1" r:id="rId1wppmqqjs0rmjf6azejih">
+            <w:hyperlink w:history="1" r:id="rId7vpfc_9yeofvkszn2c2vq">
               <w:r>
                 <w:rPr>
                   <w:rFonts w:ascii="Arial" w:cs="Arial" w:eastAsia="Arial" w:hAnsi="Arial"/>
@@ -29373,7 +29373,7 @@
               <w:spacing w:after="10" w:before="0"/>
               <w:ind w:left="120"/>
             </w:pPr>
-            <w:hyperlink w:history="1" r:id="rIdidcvjeo1dz2jujrwerbkb">
+            <w:hyperlink w:history="1" r:id="rIdmoavfoii3b2mkrm8czj1z">
               <w:r>
                 <w:rPr>
                   <w:rFonts w:ascii="Arial" w:cs="Arial" w:eastAsia="Arial" w:hAnsi="Arial"/>
@@ -29568,7 +29568,7 @@
             <w:pPr>
               <w:spacing w:after="20" w:before="0"/>
             </w:pPr>
-            <w:hyperlink w:history="1" r:id="rIdfdk2yogy7hkxfgnovljxl">
+            <w:hyperlink w:history="1" r:id="rId0ptjxn5cdx7wbpkghc2up">
               <w:r>
                 <w:rPr>
                   <w:rFonts w:ascii="Arial" w:cs="Arial" w:eastAsia="Arial" w:hAnsi="Arial"/>
@@ -29601,7 +29601,7 @@
               <w:spacing w:after="10" w:before="0"/>
               <w:ind w:left="120"/>
             </w:pPr>
-            <w:hyperlink w:history="1" r:id="rId2stonebyaq5ifxc4t8-f5">
+            <w:hyperlink w:history="1" r:id="rIdusx2biroy8pezgx8dnxnr">
               <w:r>
                 <w:rPr>
                   <w:rFonts w:ascii="Arial" w:cs="Arial" w:eastAsia="Arial" w:hAnsi="Arial"/>
@@ -29646,7 +29646,7 @@
             <w:pPr>
               <w:spacing w:after="20" w:before="0"/>
             </w:pPr>
-            <w:hyperlink w:history="1" r:id="rIdbgu1t-mtfyu6_sxyxbeiv">
+            <w:hyperlink w:history="1" r:id="rIdpjll2n5sithse77h0hqmo">
               <w:r>
                 <w:rPr>
                   <w:rFonts w:ascii="Arial" w:cs="Arial" w:eastAsia="Arial" w:hAnsi="Arial"/>
@@ -29679,7 +29679,7 @@
               <w:spacing w:after="10" w:before="0"/>
               <w:ind w:left="120"/>
             </w:pPr>
-            <w:hyperlink w:history="1" r:id="rIdk7ezn5xaruh7a59sgt0mm">
+            <w:hyperlink w:history="1" r:id="rId-syoqcoiuzwqylmeu7pfd">
               <w:r>
                 <w:rPr>
                   <w:rFonts w:ascii="Arial" w:cs="Arial" w:eastAsia="Arial" w:hAnsi="Arial"/>
@@ -29874,7 +29874,7 @@
             <w:pPr>
               <w:spacing w:after="20" w:before="0"/>
             </w:pPr>
-            <w:hyperlink w:history="1" r:id="rId3ejqoc6klabx4tzobfyg7">
+            <w:hyperlink w:history="1" r:id="rIdewxtmtmqhf_5jktzewanr">
               <w:r>
                 <w:rPr>
                   <w:rFonts w:ascii="Arial" w:cs="Arial" w:eastAsia="Arial" w:hAnsi="Arial"/>
@@ -29907,7 +29907,7 @@
               <w:spacing w:after="10" w:before="0"/>
               <w:ind w:left="120"/>
             </w:pPr>
-            <w:hyperlink w:history="1" r:id="rIdbaihanmbcgpcehdyybkkb">
+            <w:hyperlink w:history="1" r:id="rIdp_w51eb6t7ctrh6a0sbgm">
               <w:r>
                 <w:rPr>
                   <w:rFonts w:ascii="Arial" w:cs="Arial" w:eastAsia="Arial" w:hAnsi="Arial"/>
@@ -29952,7 +29952,7 @@
             <w:pPr>
               <w:spacing w:after="20" w:before="0"/>
             </w:pPr>
-            <w:hyperlink w:history="1" r:id="rIdbnmcctrzq6ebdk55v4xxp">
+            <w:hyperlink w:history="1" r:id="rIdvwytm80yzb6bigxwg-hzg">
               <w:r>
                 <w:rPr>
                   <w:rFonts w:ascii="Arial" w:cs="Arial" w:eastAsia="Arial" w:hAnsi="Arial"/>
@@ -29985,7 +29985,7 @@
               <w:spacing w:after="10" w:before="0"/>
               <w:ind w:left="120"/>
             </w:pPr>
-            <w:hyperlink w:history="1" r:id="rIdcjwtghgvtyytiwbt2kg3w">
+            <w:hyperlink w:history="1" r:id="rIdq4og1n6pi1ez3fmsbv2bk">
               <w:r>
                 <w:rPr>
                   <w:rFonts w:ascii="Arial" w:cs="Arial" w:eastAsia="Arial" w:hAnsi="Arial"/>
@@ -30180,7 +30180,7 @@
             <w:pPr>
               <w:spacing w:after="20" w:before="0"/>
             </w:pPr>
-            <w:hyperlink w:history="1" r:id="rId4v4mxuptk14rd3tb0rlnf">
+            <w:hyperlink w:history="1" r:id="rId6wpw3puzpeg9had92hnpa">
               <w:r>
                 <w:rPr>
                   <w:rFonts w:ascii="Arial" w:cs="Arial" w:eastAsia="Arial" w:hAnsi="Arial"/>
@@ -30213,7 +30213,7 @@
               <w:spacing w:after="10" w:before="0"/>
               <w:ind w:left="120"/>
             </w:pPr>
-            <w:hyperlink w:history="1" r:id="rId9nzaysy202vnso1fqaz6v">
+            <w:hyperlink w:history="1" r:id="rIdvg75dxctef2tj4bz0h3bi">
               <w:r>
                 <w:rPr>
                   <w:rFonts w:ascii="Arial" w:cs="Arial" w:eastAsia="Arial" w:hAnsi="Arial"/>
@@ -30258,7 +30258,7 @@
             <w:pPr>
               <w:spacing w:after="20" w:before="0"/>
             </w:pPr>
-            <w:hyperlink w:history="1" r:id="rIdbpwd57xtnpx709gp8ghdu">
+            <w:hyperlink w:history="1" r:id="rId-z054ru_vmwzux5geryqe">
               <w:r>
                 <w:rPr>
                   <w:rFonts w:ascii="Arial" w:cs="Arial" w:eastAsia="Arial" w:hAnsi="Arial"/>
@@ -30291,7 +30291,7 @@
               <w:spacing w:after="10" w:before="0"/>
               <w:ind w:left="120"/>
             </w:pPr>
-            <w:hyperlink w:history="1" r:id="rIdxi-t8c9ojwjannebieui6">
+            <w:hyperlink w:history="1" r:id="rIdvspdiavsd1swgtzxx7pjn">
               <w:r>
                 <w:rPr>
                   <w:rFonts w:ascii="Arial" w:cs="Arial" w:eastAsia="Arial" w:hAnsi="Arial"/>
@@ -30486,7 +30486,7 @@
             <w:pPr>
               <w:spacing w:after="20" w:before="0"/>
             </w:pPr>
-            <w:hyperlink w:history="1" r:id="rIdmcsxrsnv1_cwardxxicrp">
+            <w:hyperlink w:history="1" r:id="rIdznq5pqel7snmg5up1ugiq">
               <w:r>
                 <w:rPr>
                   <w:rFonts w:ascii="Arial" w:cs="Arial" w:eastAsia="Arial" w:hAnsi="Arial"/>
@@ -30519,7 +30519,7 @@
               <w:spacing w:after="10" w:before="0"/>
               <w:ind w:left="120"/>
             </w:pPr>
-            <w:hyperlink w:history="1" r:id="rIddem1c4qvghp2n3jnpavj6">
+            <w:hyperlink w:history="1" r:id="rIdnzwq4p2zf0ghh0fprzbva">
               <w:r>
                 <w:rPr>
                   <w:rFonts w:ascii="Arial" w:cs="Arial" w:eastAsia="Arial" w:hAnsi="Arial"/>
@@ -30564,7 +30564,7 @@
             <w:pPr>
               <w:spacing w:after="20" w:before="0"/>
             </w:pPr>
-            <w:hyperlink w:history="1" r:id="rIdgj69rhzvttl74vnrvchew">
+            <w:hyperlink w:history="1" r:id="rIdcat2escc9c2jj7iggjjsf">
               <w:r>
                 <w:rPr>
                   <w:rFonts w:ascii="Arial" w:cs="Arial" w:eastAsia="Arial" w:hAnsi="Arial"/>
@@ -30597,7 +30597,7 @@
               <w:spacing w:after="10" w:before="0"/>
               <w:ind w:left="120"/>
             </w:pPr>
-            <w:hyperlink w:history="1" r:id="rIdw2kyulgp3p8jryk9egwbd">
+            <w:hyperlink w:history="1" r:id="rId02b_q8jtabszbkonxr9do">
               <w:r>
                 <w:rPr>
                   <w:rFonts w:ascii="Arial" w:cs="Arial" w:eastAsia="Arial" w:hAnsi="Arial"/>
@@ -32198,7 +32198,7 @@
             <w:pPr>
               <w:spacing w:after="20" w:before="0"/>
             </w:pPr>
-            <w:hyperlink w:history="1" r:id="rIdvj1nyaq3fvur8heqhz7au">
+            <w:hyperlink w:history="1" r:id="rId8ci9rm7u8g3hmd5vk2qtd">
               <w:r>
                 <w:rPr>
                   <w:rFonts w:ascii="Arial" w:cs="Arial" w:eastAsia="Arial" w:hAnsi="Arial"/>
@@ -32231,7 +32231,7 @@
               <w:spacing w:after="10" w:before="0"/>
               <w:ind w:left="120"/>
             </w:pPr>
-            <w:hyperlink w:history="1" r:id="rIdtfab2pcxyumkdvr5hxhe9">
+            <w:hyperlink w:history="1" r:id="rIdcm8tivfa1nkqw4lj0hdut">
               <w:r>
                 <w:rPr>
                   <w:rFonts w:ascii="Arial" w:cs="Arial" w:eastAsia="Arial" w:hAnsi="Arial"/>
@@ -32276,7 +32276,7 @@
             <w:pPr>
               <w:spacing w:after="20" w:before="0"/>
             </w:pPr>
-            <w:hyperlink w:history="1" r:id="rIdqmh6npek9kuly-seghopk">
+            <w:hyperlink w:history="1" r:id="rIdhhbyv9s6wuzndoxsocmg5">
               <w:r>
                 <w:rPr>
                   <w:rFonts w:ascii="Arial" w:cs="Arial" w:eastAsia="Arial" w:hAnsi="Arial"/>
@@ -32309,7 +32309,7 @@
               <w:spacing w:after="10" w:before="0"/>
               <w:ind w:left="120"/>
             </w:pPr>
-            <w:hyperlink w:history="1" r:id="rIdsj5ves7ljybickz6cwtag">
+            <w:hyperlink w:history="1" r:id="rIdz63-t12nwiqof3gwc_h14">
               <w:r>
                 <w:rPr>
                   <w:rFonts w:ascii="Arial" w:cs="Arial" w:eastAsia="Arial" w:hAnsi="Arial"/>
@@ -32504,7 +32504,7 @@
             <w:pPr>
               <w:spacing w:after="20" w:before="0"/>
             </w:pPr>
-            <w:hyperlink w:history="1" r:id="rIdxzyvfsznrfgvu0j19xxrx">
+            <w:hyperlink w:history="1" r:id="rIdd137witmdydjswhpdex32">
               <w:r>
                 <w:rPr>
                   <w:rFonts w:ascii="Arial" w:cs="Arial" w:eastAsia="Arial" w:hAnsi="Arial"/>
@@ -32537,7 +32537,7 @@
               <w:spacing w:after="10" w:before="0"/>
               <w:ind w:left="120"/>
             </w:pPr>
-            <w:hyperlink w:history="1" r:id="rIdsqky4vde_8v8c6jvolsky">
+            <w:hyperlink w:history="1" r:id="rId6hgsbn6grg2dospcct8ms">
               <w:r>
                 <w:rPr>
                   <w:rFonts w:ascii="Arial" w:cs="Arial" w:eastAsia="Arial" w:hAnsi="Arial"/>
@@ -32582,7 +32582,7 @@
             <w:pPr>
               <w:spacing w:after="20" w:before="0"/>
             </w:pPr>
-            <w:hyperlink w:history="1" r:id="rIdh3l2zq11gsg1nae8r5bn9">
+            <w:hyperlink w:history="1" r:id="rIdegme4tzqbujane3pzbcqu">
               <w:r>
                 <w:rPr>
                   <w:rFonts w:ascii="Arial" w:cs="Arial" w:eastAsia="Arial" w:hAnsi="Arial"/>
@@ -32615,7 +32615,7 @@
               <w:spacing w:after="10" w:before="0"/>
               <w:ind w:left="120"/>
             </w:pPr>
-            <w:hyperlink w:history="1" r:id="rIdalc7vftj4ylu-r4qe8aft">
+            <w:hyperlink w:history="1" r:id="rId70qtcgdmxjk6ii2kbduhq">
               <w:r>
                 <w:rPr>
                   <w:rFonts w:ascii="Arial" w:cs="Arial" w:eastAsia="Arial" w:hAnsi="Arial"/>
@@ -32810,7 +32810,7 @@
             <w:pPr>
               <w:spacing w:after="20" w:before="0"/>
             </w:pPr>
-            <w:hyperlink w:history="1" r:id="rIdwlyz7ptu976kb-we7znvq">
+            <w:hyperlink w:history="1" r:id="rId-scot7xtgqtwwsnr69_wh">
               <w:r>
                 <w:rPr>
                   <w:rFonts w:ascii="Arial" w:cs="Arial" w:eastAsia="Arial" w:hAnsi="Arial"/>
@@ -32843,7 +32843,7 @@
               <w:spacing w:after="10" w:before="0"/>
               <w:ind w:left="120"/>
             </w:pPr>
-            <w:hyperlink w:history="1" r:id="rIdlea5bsocosnwjlyx8f1ph">
+            <w:hyperlink w:history="1" r:id="rIdmywbn3_f1jw7uccoophug">
               <w:r>
                 <w:rPr>
                   <w:rFonts w:ascii="Arial" w:cs="Arial" w:eastAsia="Arial" w:hAnsi="Arial"/>
@@ -32888,7 +32888,7 @@
             <w:pPr>
               <w:spacing w:after="20" w:before="0"/>
             </w:pPr>
-            <w:hyperlink w:history="1" r:id="rIdmodcgjyskqjj2x5k6fsh8">
+            <w:hyperlink w:history="1" r:id="rId9axqungm8sezp4odtoufk">
               <w:r>
                 <w:rPr>
                   <w:rFonts w:ascii="Arial" w:cs="Arial" w:eastAsia="Arial" w:hAnsi="Arial"/>
@@ -32921,7 +32921,7 @@
               <w:spacing w:after="10" w:before="0"/>
               <w:ind w:left="120"/>
             </w:pPr>
-            <w:hyperlink w:history="1" r:id="rIdvcoovfht60ysoxntlhg8t">
+            <w:hyperlink w:history="1" r:id="rId8jng0lwi86oi30pljaixk">
               <w:r>
                 <w:rPr>
                   <w:rFonts w:ascii="Arial" w:cs="Arial" w:eastAsia="Arial" w:hAnsi="Arial"/>
@@ -33116,7 +33116,7 @@
             <w:pPr>
               <w:spacing w:after="20" w:before="0"/>
             </w:pPr>
-            <w:hyperlink w:history="1" r:id="rId9jha-kxtg-drash3n-hvi">
+            <w:hyperlink w:history="1" r:id="rIdnx1i9ozc4uivz5l3y1uoy">
               <w:r>
                 <w:rPr>
                   <w:rFonts w:ascii="Arial" w:cs="Arial" w:eastAsia="Arial" w:hAnsi="Arial"/>
@@ -33149,7 +33149,7 @@
               <w:spacing w:after="10" w:before="0"/>
               <w:ind w:left="120"/>
             </w:pPr>
-            <w:hyperlink w:history="1" r:id="rId4rdduqisiisednzwfec74">
+            <w:hyperlink w:history="1" r:id="rId4e73gfnshko1kjltiattx">
               <w:r>
                 <w:rPr>
                   <w:rFonts w:ascii="Arial" w:cs="Arial" w:eastAsia="Arial" w:hAnsi="Arial"/>
@@ -33194,7 +33194,7 @@
             <w:pPr>
               <w:spacing w:after="20" w:before="0"/>
             </w:pPr>
-            <w:hyperlink w:history="1" r:id="rIdr2nzjpbffd5kpk_tox9rg">
+            <w:hyperlink w:history="1" r:id="rIdrrh9wvncapieac17b-ogq">
               <w:r>
                 <w:rPr>
                   <w:rFonts w:ascii="Arial" w:cs="Arial" w:eastAsia="Arial" w:hAnsi="Arial"/>
@@ -33227,7 +33227,7 @@
               <w:spacing w:after="10" w:before="0"/>
               <w:ind w:left="120"/>
             </w:pPr>
-            <w:hyperlink w:history="1" r:id="rId1hg6i3f9f4ylgggw1oooz">
+            <w:hyperlink w:history="1" r:id="rIdrfnmwmzcqbyowmdtsydwo">
               <w:r>
                 <w:rPr>
                   <w:rFonts w:ascii="Arial" w:cs="Arial" w:eastAsia="Arial" w:hAnsi="Arial"/>
@@ -33422,7 +33422,7 @@
             <w:pPr>
               <w:spacing w:after="20" w:before="0"/>
             </w:pPr>
-            <w:hyperlink w:history="1" r:id="rIdsm6vmnmk4emwtg7ckphkj">
+            <w:hyperlink w:history="1" r:id="rIdphwglgonhcvx1br_ozov0">
               <w:r>
                 <w:rPr>
                   <w:rFonts w:ascii="Arial" w:cs="Arial" w:eastAsia="Arial" w:hAnsi="Arial"/>
@@ -33455,7 +33455,7 @@
               <w:spacing w:after="10" w:before="0"/>
               <w:ind w:left="120"/>
             </w:pPr>
-            <w:hyperlink w:history="1" r:id="rIdwm8iblyx0ysnm_nuonhry">
+            <w:hyperlink w:history="1" r:id="rIdaibrxkgvt_eez59iq1y2s">
               <w:r>
                 <w:rPr>
                   <w:rFonts w:ascii="Arial" w:cs="Arial" w:eastAsia="Arial" w:hAnsi="Arial"/>
@@ -33500,7 +33500,7 @@
             <w:pPr>
               <w:spacing w:after="20" w:before="0"/>
             </w:pPr>
-            <w:hyperlink w:history="1" r:id="rIddx_bzoz0dqvcbbb7bwxhp">
+            <w:hyperlink w:history="1" r:id="rIdmb5eyjk5vdzyxnvn5dv-g">
               <w:r>
                 <w:rPr>
                   <w:rFonts w:ascii="Arial" w:cs="Arial" w:eastAsia="Arial" w:hAnsi="Arial"/>
@@ -33533,7 +33533,7 @@
               <w:spacing w:after="10" w:before="0"/>
               <w:ind w:left="120"/>
             </w:pPr>
-            <w:hyperlink w:history="1" r:id="rId-ii_axo4vbevwwg2eeove">
+            <w:hyperlink w:history="1" r:id="rIdrpijkvvhptdx0mv15d8ji">
               <w:r>
                 <w:rPr>
                   <w:rFonts w:ascii="Arial" w:cs="Arial" w:eastAsia="Arial" w:hAnsi="Arial"/>
@@ -35020,7 +35020,7 @@
             <w:pPr>
               <w:spacing w:after="20" w:before="0"/>
             </w:pPr>
-            <w:hyperlink w:history="1" r:id="rIdcoj8jtnz3lw6rjlgcpyzc">
+            <w:hyperlink w:history="1" r:id="rIduvxl5tb3-c6od1vialypg">
               <w:r>
                 <w:rPr>
                   <w:rFonts w:ascii="Arial" w:cs="Arial" w:eastAsia="Arial" w:hAnsi="Arial"/>
@@ -35053,7 +35053,7 @@
               <w:spacing w:after="10" w:before="0"/>
               <w:ind w:left="120"/>
             </w:pPr>
-            <w:hyperlink w:history="1" r:id="rIddlcxbl6fi1vuatuflt6b3">
+            <w:hyperlink w:history="1" r:id="rIdgjyddtg05qz9pyf4vjymu">
               <w:r>
                 <w:rPr>
                   <w:rFonts w:ascii="Arial" w:cs="Arial" w:eastAsia="Arial" w:hAnsi="Arial"/>
@@ -35098,7 +35098,7 @@
             <w:pPr>
               <w:spacing w:after="20" w:before="0"/>
             </w:pPr>
-            <w:hyperlink w:history="1" r:id="rIdtof5lbvi0nyu8ixxqthvf">
+            <w:hyperlink w:history="1" r:id="rIdsczbfq9-qsaphmioiaiob">
               <w:r>
                 <w:rPr>
                   <w:rFonts w:ascii="Arial" w:cs="Arial" w:eastAsia="Arial" w:hAnsi="Arial"/>
@@ -35131,7 +35131,7 @@
               <w:spacing w:after="10" w:before="0"/>
               <w:ind w:left="120"/>
             </w:pPr>
-            <w:hyperlink w:history="1" r:id="rId3txmdfsjnxe2h4g-y9uxm">
+            <w:hyperlink w:history="1" r:id="rId7nysqvgzlg1cfwqbgxfem">
               <w:r>
                 <w:rPr>
                   <w:rFonts w:ascii="Arial" w:cs="Arial" w:eastAsia="Arial" w:hAnsi="Arial"/>
@@ -35326,7 +35326,7 @@
             <w:pPr>
               <w:spacing w:after="20" w:before="0"/>
             </w:pPr>
-            <w:hyperlink w:history="1" r:id="rIdc1crcg5npc5rvsjuyyuvb">
+            <w:hyperlink w:history="1" r:id="rIdugzwbo5snb4ybmg31x1pq">
               <w:r>
                 <w:rPr>
                   <w:rFonts w:ascii="Arial" w:cs="Arial" w:eastAsia="Arial" w:hAnsi="Arial"/>
@@ -35359,7 +35359,7 @@
               <w:spacing w:after="10" w:before="0"/>
               <w:ind w:left="120"/>
             </w:pPr>
-            <w:hyperlink w:history="1" r:id="rIdlbte_hljbzoqvay1b2koa">
+            <w:hyperlink w:history="1" r:id="rIdf7e-4gyfkeqo9kh3qekd9">
               <w:r>
                 <w:rPr>
                   <w:rFonts w:ascii="Arial" w:cs="Arial" w:eastAsia="Arial" w:hAnsi="Arial"/>
@@ -35404,7 +35404,7 @@
             <w:pPr>
               <w:spacing w:after="20" w:before="0"/>
             </w:pPr>
-            <w:hyperlink w:history="1" r:id="rId9rqkj2a4mncyftlxhfs_a">
+            <w:hyperlink w:history="1" r:id="rIdkdadlxj-gsysobzauhtdw">
               <w:r>
                 <w:rPr>
                   <w:rFonts w:ascii="Arial" w:cs="Arial" w:eastAsia="Arial" w:hAnsi="Arial"/>
@@ -35437,7 +35437,7 @@
               <w:spacing w:after="10" w:before="0"/>
               <w:ind w:left="120"/>
             </w:pPr>
-            <w:hyperlink w:history="1" r:id="rIdvvvzwjui1w417zkdjzrft">
+            <w:hyperlink w:history="1" r:id="rIdu6nzwhuylubdnhbdbsrzj">
               <w:r>
                 <w:rPr>
                   <w:rFonts w:ascii="Arial" w:cs="Arial" w:eastAsia="Arial" w:hAnsi="Arial"/>
@@ -35632,7 +35632,7 @@
             <w:pPr>
               <w:spacing w:after="20" w:before="0"/>
             </w:pPr>
-            <w:hyperlink w:history="1" r:id="rIdsvqyhynh8mf_ohhtgs0yu">
+            <w:hyperlink w:history="1" r:id="rIdvt49hnfhtsrysmvoibc5f">
               <w:r>
                 <w:rPr>
                   <w:rFonts w:ascii="Arial" w:cs="Arial" w:eastAsia="Arial" w:hAnsi="Arial"/>
@@ -35665,7 +35665,7 @@
               <w:spacing w:after="10" w:before="0"/>
               <w:ind w:left="120"/>
             </w:pPr>
-            <w:hyperlink w:history="1" r:id="rIdpickpoqmflozj0enilxlb">
+            <w:hyperlink w:history="1" r:id="rIdpsjnmwmplvs464hwzx6u5">
               <w:r>
                 <w:rPr>
                   <w:rFonts w:ascii="Arial" w:cs="Arial" w:eastAsia="Arial" w:hAnsi="Arial"/>
@@ -35710,7 +35710,7 @@
             <w:pPr>
               <w:spacing w:after="20" w:before="0"/>
             </w:pPr>
-            <w:hyperlink w:history="1" r:id="rIdpjrbbhu_ntbelm3gcormf">
+            <w:hyperlink w:history="1" r:id="rIdozup32-c_m0jq960znheq">
               <w:r>
                 <w:rPr>
                   <w:rFonts w:ascii="Arial" w:cs="Arial" w:eastAsia="Arial" w:hAnsi="Arial"/>
@@ -35743,7 +35743,7 @@
               <w:spacing w:after="10" w:before="0"/>
               <w:ind w:left="120"/>
             </w:pPr>
-            <w:hyperlink w:history="1" r:id="rIdtk2zoqomvv2fz41ybc2jm">
+            <w:hyperlink w:history="1" r:id="rId2ietjwvvoei9febwbmmmt">
               <w:r>
                 <w:rPr>
                   <w:rFonts w:ascii="Arial" w:cs="Arial" w:eastAsia="Arial" w:hAnsi="Arial"/>
@@ -35938,7 +35938,7 @@
             <w:pPr>
               <w:spacing w:after="20" w:before="0"/>
             </w:pPr>
-            <w:hyperlink w:history="1" r:id="rIdhwnqskw3bxinzjchie1k-">
+            <w:hyperlink w:history="1" r:id="rId3y8ot9vkbj6d11jslu7rq">
               <w:r>
                 <w:rPr>
                   <w:rFonts w:ascii="Arial" w:cs="Arial" w:eastAsia="Arial" w:hAnsi="Arial"/>
@@ -35971,7 +35971,7 @@
               <w:spacing w:after="10" w:before="0"/>
               <w:ind w:left="120"/>
             </w:pPr>
-            <w:hyperlink w:history="1" r:id="rIdoq_fvtannv1sr9kq7vk_v">
+            <w:hyperlink w:history="1" r:id="rId1rclsjs7alus4er4nlhmk">
               <w:r>
                 <w:rPr>
                   <w:rFonts w:ascii="Arial" w:cs="Arial" w:eastAsia="Arial" w:hAnsi="Arial"/>
@@ -36016,7 +36016,7 @@
             <w:pPr>
               <w:spacing w:after="20" w:before="0"/>
             </w:pPr>
-            <w:hyperlink w:history="1" r:id="rIdcywxmatqrytw72bigdro-">
+            <w:hyperlink w:history="1" r:id="rIdduvgndhj3ktljrpbw7f0e">
               <w:r>
                 <w:rPr>
                   <w:rFonts w:ascii="Arial" w:cs="Arial" w:eastAsia="Arial" w:hAnsi="Arial"/>
@@ -36049,7 +36049,7 @@
               <w:spacing w:after="10" w:before="0"/>
               <w:ind w:left="120"/>
             </w:pPr>
-            <w:hyperlink w:history="1" r:id="rIdghlcd8uc16ejad1tisq38">
+            <w:hyperlink w:history="1" r:id="rId-b6zrljrlecamvniitxyn">
               <w:r>
                 <w:rPr>
                   <w:rFonts w:ascii="Arial" w:cs="Arial" w:eastAsia="Arial" w:hAnsi="Arial"/>
@@ -36244,7 +36244,7 @@
             <w:pPr>
               <w:spacing w:after="20" w:before="0"/>
             </w:pPr>
-            <w:hyperlink w:history="1" r:id="rId1aomjwq3v0vdvdai4fkre">
+            <w:hyperlink w:history="1" r:id="rIdm5wllx_mb6k_i-fpzhq58">
               <w:r>
                 <w:rPr>
                   <w:rFonts w:ascii="Arial" w:cs="Arial" w:eastAsia="Arial" w:hAnsi="Arial"/>
@@ -36277,7 +36277,7 @@
               <w:spacing w:after="10" w:before="0"/>
               <w:ind w:left="120"/>
             </w:pPr>
-            <w:hyperlink w:history="1" r:id="rIdnzwfpk27jxc7ophyjlq9-">
+            <w:hyperlink w:history="1" r:id="rId4xfjlfh7cmunz33norx4w">
               <w:r>
                 <w:rPr>
                   <w:rFonts w:ascii="Arial" w:cs="Arial" w:eastAsia="Arial" w:hAnsi="Arial"/>
@@ -36322,7 +36322,7 @@
             <w:pPr>
               <w:spacing w:after="20" w:before="0"/>
             </w:pPr>
-            <w:hyperlink w:history="1" r:id="rIdnjb8k_htehpz1fiss-xq8">
+            <w:hyperlink w:history="1" r:id="rIdj94uwdjwnp6u5sgokoqzg">
               <w:r>
                 <w:rPr>
                   <w:rFonts w:ascii="Arial" w:cs="Arial" w:eastAsia="Arial" w:hAnsi="Arial"/>
@@ -36355,7 +36355,7 @@
               <w:spacing w:after="10" w:before="0"/>
               <w:ind w:left="120"/>
             </w:pPr>
-            <w:hyperlink w:history="1" r:id="rIddnjbdl3hbw_h26crkbrdd">
+            <w:hyperlink w:history="1" r:id="rIdyjfc1aotfonenswudldxs">
               <w:r>
                 <w:rPr>
                   <w:rFonts w:ascii="Arial" w:cs="Arial" w:eastAsia="Arial" w:hAnsi="Arial"/>
